--- a/Assessment 3 - Project Final.docx
+++ b/Assessment 3 - Project Final.docx
@@ -322,17 +322,33 @@
           </w:r>
         </w:p>
         <w:p>
-          <w:fldSimple w:instr=" TOC \o &quot;1-3&quot; \h \z \u ">
-            <w:r>
-              <w:rPr>
-                <w:b/>
-                <w:bCs/>
-                <w:noProof/>
-                <w:lang w:val="en-US"/>
-              </w:rPr>
-              <w:t>No table of contents entries found.</w:t>
-            </w:r>
-          </w:fldSimple>
+          <w:r>
+            <w:fldChar w:fldCharType="begin"/>
+          </w:r>
+          <w:r>
+            <w:instrText xml:space="preserve"> TOC \o "1-3" \h \z \u </w:instrText>
+          </w:r>
+          <w:r>
+            <w:fldChar w:fldCharType="separate"/>
+          </w:r>
+          <w:r>
+            <w:rPr>
+              <w:b/>
+              <w:bCs/>
+              <w:noProof/>
+              <w:lang w:val="en-US"/>
+            </w:rPr>
+            <w:t>No table of contents entries found.</w:t>
+          </w:r>
+          <w:r>
+            <w:rPr>
+              <w:b/>
+              <w:bCs/>
+              <w:noProof/>
+              <w:lang w:val="en-US"/>
+            </w:rPr>
+            <w:fldChar w:fldCharType="end"/>
+          </w:r>
         </w:p>
       </w:sdtContent>
     </w:sdt>
@@ -354,9 +370,21 @@
       </w:r>
     </w:p>
     <w:p>
-      <w:pPr>
-        <w:spacing w:after="160" w:line="278" w:lineRule="auto"/>
-      </w:pPr>
+      <w:r>
+        <w:t>The AI-Based Smart Meal Planner is an Android application developed to provide personalised meal planning based on information supplied by the user, including health and weight goals, dietary requirements, food preferences and available ingredients. The application incorporates Generative AI to support the generation of personalised meal plans and recipes, alongside supporting functionality for nutritional information, grocery list generation and application data storage.</w:t>
+      </w:r>
+    </w:p>
+    <w:p>
+      <w:r>
+        <w:t>Following the requirements analysis and software design completed during the earlier stages of the project, development progressed into the implementation, integration and testing of the proposed Android prototype. The project was initially divided into three primary areas of responsibility: User Profile and Mobile Interface, AI Meal Plan and Recipe Generation, and Nutrition Analysis, Grocery List and Data Storage. As implementation progressed, these responsibilities provided the foundation for development while team members also contributed across component boundaries where changes, integration or troubleshooting were required.</w:t>
+      </w:r>
+    </w:p>
+    <w:p>
+      <w:r>
+        <w:t>This report presents the current implementation of the AI-Based Smart Meal Planner and documents the user stories, interfaces, features and business logic implemented during the development period. It also outlines the implementation of the major software components, integration and testing undertaken, errors and problems encountered during development, and changes made from the original requirements and design. Project progress and individual contributions are supported through implementation evidence, testing results and the version history maintained within the project's shared GitHub repository.</w:t>
+      </w:r>
+    </w:p>
+    <w:p>
       <w:r>
         <w:br w:type="page"/>
       </w:r>
@@ -517,6 +545,70 @@
         <w:t>Matthew</w:t>
       </w:r>
     </w:p>
+    <w:p>
+      <w:r>
+        <w:t>During implementation, several changes were made to the original interface and navigation designs as the application progressed from static designs into a functional Android prototype. These changes were made where testing and integration identified more practical ways of presenting or accessing application functionality.</w:t>
+      </w:r>
+    </w:p>
+    <w:p>
+      <w:pPr>
+        <w:pStyle w:val="Heading4"/>
+      </w:pPr>
+      <w:r>
+        <w:t>Bottom Navigation and Grocery List Access</w:t>
+      </w:r>
+    </w:p>
+    <w:p>
+      <w:r>
+        <w:t>The original interface design used four primary bottom-navigation options: Home, Meal Plan, Recipes and Profile. The Grocery List was instead accessed through other areas of the application. During implementation, I changed the bottom navigation to include a dedicated Grocery List option. As the Grocery List is one of the application's primary components, direct access through the main navigation was considered more appropriate than requiring users to access it indirectly. This resulted in the implemented application using five primary navigation options rather than the four shown in the original interface design.</w:t>
+      </w:r>
+    </w:p>
+    <w:p>
+      <w:pPr>
+        <w:pStyle w:val="Heading4"/>
+      </w:pPr>
+      <w:r>
+        <w:t>Meal Plan and Recipe Interface Structure</w:t>
+      </w:r>
+    </w:p>
+    <w:p>
+      <w:r>
+        <w:t>The original interface designs provided a high-level structure for displaying generated meal plans and recipes. During implementation and integration, I expanded these designs by creating additional reusable XML layouts for presenting the generated information in a more structured format.</w:t>
+      </w:r>
+    </w:p>
+    <w:p>
+      <w:r>
+        <w:t xml:space="preserve">I created a daily meal layout that groups breakfast, lunch and dinner under each day of the generated meal plan. I also created an expandable recipe layout that allows each meal's recipe information to be displayed when required, including its calories, macronutrients, ingredients and cooking instructions. </w:t>
+      </w:r>
+      <w:proofErr w:type="spellStart"/>
+      <w:r>
+        <w:t>item_day_meals</w:t>
+      </w:r>
+      <w:proofErr w:type="spellEnd"/>
+      <w:r>
+        <w:t xml:space="preserve"> </w:t>
+      </w:r>
+      <w:proofErr w:type="spellStart"/>
+      <w:r>
+        <w:t>item_recipe_dropdown</w:t>
+      </w:r>
+      <w:proofErr w:type="spellEnd"/>
+      <w:r>
+        <w:t xml:space="preserve"> A reusable card background was also created to provide consistent visual separation and styling for these dynamically displayed items. </w:t>
+      </w:r>
+      <w:proofErr w:type="spellStart"/>
+      <w:r>
+        <w:t>day_card_background</w:t>
+      </w:r>
+      <w:proofErr w:type="spellEnd"/>
+    </w:p>
+    <w:p>
+      <w:r>
+        <w:t>These changes extended the original static interface designs to better support the amount of information produced by the implemented meal plan and recipe generation functionality while maintaining a clear structure within the Android interface.</w:t>
+      </w:r>
+    </w:p>
+    <w:p/>
+    <w:p/>
     <w:p>
       <w:pPr>
         <w:pStyle w:val="Heading3"/>
@@ -1228,7 +1320,6 @@
     <w:next w:val="Normal"/>
     <w:link w:val="Heading4Char"/>
     <w:uiPriority w:val="9"/>
-    <w:semiHidden/>
     <w:unhideWhenUsed/>
     <w:qFormat/>
     <w:rsid w:val="00602C4C"/>
@@ -1424,7 +1515,6 @@
     <w:basedOn w:val="DefaultParagraphFont"/>
     <w:link w:val="Heading4"/>
     <w:uiPriority w:val="9"/>
-    <w:semiHidden/>
     <w:rsid w:val="00602C4C"/>
     <w:rPr>
       <w:rFonts w:eastAsiaTheme="majorEastAsia" w:cstheme="majorBidi"/>

--- a/Assessment 3 - Project Final.docx
+++ b/Assessment 3 - Project Final.docx
@@ -322,6 +322,15 @@
           </w:r>
         </w:p>
         <w:p>
+          <w:pPr>
+            <w:pStyle w:val="TOC1"/>
+            <w:tabs>
+              <w:tab w:val="right" w:leader="dot" w:pos="9016"/>
+            </w:tabs>
+            <w:rPr>
+              <w:noProof/>
+            </w:rPr>
+          </w:pPr>
           <w:r>
             <w:fldChar w:fldCharType="begin"/>
           </w:r>
@@ -331,15 +340,1425 @@
           <w:r>
             <w:fldChar w:fldCharType="separate"/>
           </w:r>
-          <w:r>
+          <w:hyperlink w:anchor="_Toc241265626" w:history="1">
+            <w:r>
+              <w:rPr>
+                <w:rStyle w:val="Hyperlink"/>
+                <w:noProof/>
+              </w:rPr>
+              <w:t>Introduction</w:t>
+            </w:r>
+            <w:r>
+              <w:rPr>
+                <w:noProof/>
+                <w:webHidden/>
+              </w:rPr>
+              <w:tab/>
+            </w:r>
+            <w:r>
+              <w:rPr>
+                <w:noProof/>
+                <w:webHidden/>
+              </w:rPr>
+              <w:fldChar w:fldCharType="begin"/>
+            </w:r>
+            <w:r>
+              <w:rPr>
+                <w:noProof/>
+                <w:webHidden/>
+              </w:rPr>
+              <w:instrText xml:space="preserve"> PAGEREF _Toc241265626 \h </w:instrText>
+            </w:r>
+            <w:r>
+              <w:rPr>
+                <w:noProof/>
+                <w:webHidden/>
+              </w:rPr>
+            </w:r>
+            <w:r>
+              <w:rPr>
+                <w:noProof/>
+                <w:webHidden/>
+              </w:rPr>
+              <w:fldChar w:fldCharType="separate"/>
+            </w:r>
+            <w:r>
+              <w:rPr>
+                <w:noProof/>
+                <w:webHidden/>
+              </w:rPr>
+              <w:t>3</w:t>
+            </w:r>
+            <w:r>
+              <w:rPr>
+                <w:noProof/>
+                <w:webHidden/>
+              </w:rPr>
+              <w:fldChar w:fldCharType="end"/>
+            </w:r>
+          </w:hyperlink>
+        </w:p>
+        <w:p>
+          <w:pPr>
+            <w:pStyle w:val="TOC1"/>
+            <w:tabs>
+              <w:tab w:val="right" w:leader="dot" w:pos="9016"/>
+            </w:tabs>
             <w:rPr>
-              <w:b/>
-              <w:bCs/>
               <w:noProof/>
-              <w:lang w:val="en-US"/>
             </w:rPr>
-            <w:t>No table of contents entries found.</w:t>
-          </w:r>
+          </w:pPr>
+          <w:hyperlink w:anchor="_Toc241265627" w:history="1">
+            <w:r>
+              <w:rPr>
+                <w:rStyle w:val="Hyperlink"/>
+                <w:noProof/>
+              </w:rPr>
+              <w:t>Project Progress and Tracking</w:t>
+            </w:r>
+            <w:r>
+              <w:rPr>
+                <w:noProof/>
+                <w:webHidden/>
+              </w:rPr>
+              <w:tab/>
+            </w:r>
+            <w:r>
+              <w:rPr>
+                <w:noProof/>
+                <w:webHidden/>
+              </w:rPr>
+              <w:fldChar w:fldCharType="begin"/>
+            </w:r>
+            <w:r>
+              <w:rPr>
+                <w:noProof/>
+                <w:webHidden/>
+              </w:rPr>
+              <w:instrText xml:space="preserve"> PAGEREF _Toc241265627 \h </w:instrText>
+            </w:r>
+            <w:r>
+              <w:rPr>
+                <w:noProof/>
+                <w:webHidden/>
+              </w:rPr>
+            </w:r>
+            <w:r>
+              <w:rPr>
+                <w:noProof/>
+                <w:webHidden/>
+              </w:rPr>
+              <w:fldChar w:fldCharType="separate"/>
+            </w:r>
+            <w:r>
+              <w:rPr>
+                <w:noProof/>
+                <w:webHidden/>
+              </w:rPr>
+              <w:t>4</w:t>
+            </w:r>
+            <w:r>
+              <w:rPr>
+                <w:noProof/>
+                <w:webHidden/>
+              </w:rPr>
+              <w:fldChar w:fldCharType="end"/>
+            </w:r>
+          </w:hyperlink>
+        </w:p>
+        <w:p>
+          <w:pPr>
+            <w:pStyle w:val="TOC1"/>
+            <w:tabs>
+              <w:tab w:val="right" w:leader="dot" w:pos="9016"/>
+            </w:tabs>
+            <w:rPr>
+              <w:noProof/>
+            </w:rPr>
+          </w:pPr>
+          <w:hyperlink w:anchor="_Toc241265628" w:history="1">
+            <w:r>
+              <w:rPr>
+                <w:rStyle w:val="Hyperlink"/>
+                <w:noProof/>
+              </w:rPr>
+              <w:t>Implemented User Stories, Interfaces, Features and Business Logic</w:t>
+            </w:r>
+            <w:r>
+              <w:rPr>
+                <w:noProof/>
+                <w:webHidden/>
+              </w:rPr>
+              <w:tab/>
+            </w:r>
+            <w:r>
+              <w:rPr>
+                <w:noProof/>
+                <w:webHidden/>
+              </w:rPr>
+              <w:fldChar w:fldCharType="begin"/>
+            </w:r>
+            <w:r>
+              <w:rPr>
+                <w:noProof/>
+                <w:webHidden/>
+              </w:rPr>
+              <w:instrText xml:space="preserve"> PAGEREF _Toc241265628 \h </w:instrText>
+            </w:r>
+            <w:r>
+              <w:rPr>
+                <w:noProof/>
+                <w:webHidden/>
+              </w:rPr>
+            </w:r>
+            <w:r>
+              <w:rPr>
+                <w:noProof/>
+                <w:webHidden/>
+              </w:rPr>
+              <w:fldChar w:fldCharType="separate"/>
+            </w:r>
+            <w:r>
+              <w:rPr>
+                <w:noProof/>
+                <w:webHidden/>
+              </w:rPr>
+              <w:t>5</w:t>
+            </w:r>
+            <w:r>
+              <w:rPr>
+                <w:noProof/>
+                <w:webHidden/>
+              </w:rPr>
+              <w:fldChar w:fldCharType="end"/>
+            </w:r>
+          </w:hyperlink>
+        </w:p>
+        <w:p>
+          <w:pPr>
+            <w:pStyle w:val="TOC3"/>
+            <w:tabs>
+              <w:tab w:val="right" w:leader="dot" w:pos="9016"/>
+            </w:tabs>
+            <w:rPr>
+              <w:noProof/>
+            </w:rPr>
+          </w:pPr>
+          <w:hyperlink w:anchor="_Toc241265629" w:history="1">
+            <w:r>
+              <w:rPr>
+                <w:rStyle w:val="Hyperlink"/>
+                <w:noProof/>
+              </w:rPr>
+              <w:t>User Profile and Mobile Interface — Matthew</w:t>
+            </w:r>
+            <w:r>
+              <w:rPr>
+                <w:noProof/>
+                <w:webHidden/>
+              </w:rPr>
+              <w:tab/>
+            </w:r>
+            <w:r>
+              <w:rPr>
+                <w:noProof/>
+                <w:webHidden/>
+              </w:rPr>
+              <w:fldChar w:fldCharType="begin"/>
+            </w:r>
+            <w:r>
+              <w:rPr>
+                <w:noProof/>
+                <w:webHidden/>
+              </w:rPr>
+              <w:instrText xml:space="preserve"> PAGEREF _Toc241265629 \h </w:instrText>
+            </w:r>
+            <w:r>
+              <w:rPr>
+                <w:noProof/>
+                <w:webHidden/>
+              </w:rPr>
+            </w:r>
+            <w:r>
+              <w:rPr>
+                <w:noProof/>
+                <w:webHidden/>
+              </w:rPr>
+              <w:fldChar w:fldCharType="separate"/>
+            </w:r>
+            <w:r>
+              <w:rPr>
+                <w:noProof/>
+                <w:webHidden/>
+              </w:rPr>
+              <w:t>5</w:t>
+            </w:r>
+            <w:r>
+              <w:rPr>
+                <w:noProof/>
+                <w:webHidden/>
+              </w:rPr>
+              <w:fldChar w:fldCharType="end"/>
+            </w:r>
+          </w:hyperlink>
+        </w:p>
+        <w:p>
+          <w:pPr>
+            <w:pStyle w:val="TOC3"/>
+            <w:tabs>
+              <w:tab w:val="right" w:leader="dot" w:pos="9016"/>
+            </w:tabs>
+            <w:rPr>
+              <w:noProof/>
+            </w:rPr>
+          </w:pPr>
+          <w:hyperlink w:anchor="_Toc241265630" w:history="1">
+            <w:r>
+              <w:rPr>
+                <w:rStyle w:val="Hyperlink"/>
+                <w:noProof/>
+              </w:rPr>
+              <w:t>AI Meal Plan and Recipe Generation — Farhad</w:t>
+            </w:r>
+            <w:r>
+              <w:rPr>
+                <w:noProof/>
+                <w:webHidden/>
+              </w:rPr>
+              <w:tab/>
+            </w:r>
+            <w:r>
+              <w:rPr>
+                <w:noProof/>
+                <w:webHidden/>
+              </w:rPr>
+              <w:fldChar w:fldCharType="begin"/>
+            </w:r>
+            <w:r>
+              <w:rPr>
+                <w:noProof/>
+                <w:webHidden/>
+              </w:rPr>
+              <w:instrText xml:space="preserve"> PAGEREF _Toc241265630 \h </w:instrText>
+            </w:r>
+            <w:r>
+              <w:rPr>
+                <w:noProof/>
+                <w:webHidden/>
+              </w:rPr>
+            </w:r>
+            <w:r>
+              <w:rPr>
+                <w:noProof/>
+                <w:webHidden/>
+              </w:rPr>
+              <w:fldChar w:fldCharType="separate"/>
+            </w:r>
+            <w:r>
+              <w:rPr>
+                <w:noProof/>
+                <w:webHidden/>
+              </w:rPr>
+              <w:t>5</w:t>
+            </w:r>
+            <w:r>
+              <w:rPr>
+                <w:noProof/>
+                <w:webHidden/>
+              </w:rPr>
+              <w:fldChar w:fldCharType="end"/>
+            </w:r>
+          </w:hyperlink>
+        </w:p>
+        <w:p>
+          <w:pPr>
+            <w:pStyle w:val="TOC3"/>
+            <w:tabs>
+              <w:tab w:val="right" w:leader="dot" w:pos="9016"/>
+            </w:tabs>
+            <w:rPr>
+              <w:noProof/>
+            </w:rPr>
+          </w:pPr>
+          <w:hyperlink w:anchor="_Toc241265631" w:history="1">
+            <w:r>
+              <w:rPr>
+                <w:rStyle w:val="Hyperlink"/>
+                <w:noProof/>
+              </w:rPr>
+              <w:t>Nutrition Analysis, Grocery List and Data Storage — Ansh</w:t>
+            </w:r>
+            <w:r>
+              <w:rPr>
+                <w:noProof/>
+                <w:webHidden/>
+              </w:rPr>
+              <w:tab/>
+            </w:r>
+            <w:r>
+              <w:rPr>
+                <w:noProof/>
+                <w:webHidden/>
+              </w:rPr>
+              <w:fldChar w:fldCharType="begin"/>
+            </w:r>
+            <w:r>
+              <w:rPr>
+                <w:noProof/>
+                <w:webHidden/>
+              </w:rPr>
+              <w:instrText xml:space="preserve"> PAGEREF _Toc241265631 \h </w:instrText>
+            </w:r>
+            <w:r>
+              <w:rPr>
+                <w:noProof/>
+                <w:webHidden/>
+              </w:rPr>
+            </w:r>
+            <w:r>
+              <w:rPr>
+                <w:noProof/>
+                <w:webHidden/>
+              </w:rPr>
+              <w:fldChar w:fldCharType="separate"/>
+            </w:r>
+            <w:r>
+              <w:rPr>
+                <w:noProof/>
+                <w:webHidden/>
+              </w:rPr>
+              <w:t>5</w:t>
+            </w:r>
+            <w:r>
+              <w:rPr>
+                <w:noProof/>
+                <w:webHidden/>
+              </w:rPr>
+              <w:fldChar w:fldCharType="end"/>
+            </w:r>
+          </w:hyperlink>
+        </w:p>
+        <w:p>
+          <w:pPr>
+            <w:pStyle w:val="TOC1"/>
+            <w:tabs>
+              <w:tab w:val="right" w:leader="dot" w:pos="9016"/>
+            </w:tabs>
+            <w:rPr>
+              <w:noProof/>
+            </w:rPr>
+          </w:pPr>
+          <w:hyperlink w:anchor="_Toc241265632" w:history="1">
+            <w:r>
+              <w:rPr>
+                <w:rStyle w:val="Hyperlink"/>
+                <w:noProof/>
+              </w:rPr>
+              <w:t>Implementation Details</w:t>
+            </w:r>
+            <w:r>
+              <w:rPr>
+                <w:noProof/>
+                <w:webHidden/>
+              </w:rPr>
+              <w:tab/>
+            </w:r>
+            <w:r>
+              <w:rPr>
+                <w:noProof/>
+                <w:webHidden/>
+              </w:rPr>
+              <w:fldChar w:fldCharType="begin"/>
+            </w:r>
+            <w:r>
+              <w:rPr>
+                <w:noProof/>
+                <w:webHidden/>
+              </w:rPr>
+              <w:instrText xml:space="preserve"> PAGEREF _Toc241265632 \h </w:instrText>
+            </w:r>
+            <w:r>
+              <w:rPr>
+                <w:noProof/>
+                <w:webHidden/>
+              </w:rPr>
+            </w:r>
+            <w:r>
+              <w:rPr>
+                <w:noProof/>
+                <w:webHidden/>
+              </w:rPr>
+              <w:fldChar w:fldCharType="separate"/>
+            </w:r>
+            <w:r>
+              <w:rPr>
+                <w:noProof/>
+                <w:webHidden/>
+              </w:rPr>
+              <w:t>6</w:t>
+            </w:r>
+            <w:r>
+              <w:rPr>
+                <w:noProof/>
+                <w:webHidden/>
+              </w:rPr>
+              <w:fldChar w:fldCharType="end"/>
+            </w:r>
+          </w:hyperlink>
+        </w:p>
+        <w:p>
+          <w:pPr>
+            <w:pStyle w:val="TOC3"/>
+            <w:tabs>
+              <w:tab w:val="right" w:leader="dot" w:pos="9016"/>
+            </w:tabs>
+            <w:rPr>
+              <w:noProof/>
+            </w:rPr>
+          </w:pPr>
+          <w:hyperlink w:anchor="_Toc241265633" w:history="1">
+            <w:r>
+              <w:rPr>
+                <w:rStyle w:val="Hyperlink"/>
+                <w:noProof/>
+              </w:rPr>
+              <w:t>User Profile and Mobile Interface — Matthew</w:t>
+            </w:r>
+            <w:r>
+              <w:rPr>
+                <w:noProof/>
+                <w:webHidden/>
+              </w:rPr>
+              <w:tab/>
+            </w:r>
+            <w:r>
+              <w:rPr>
+                <w:noProof/>
+                <w:webHidden/>
+              </w:rPr>
+              <w:fldChar w:fldCharType="begin"/>
+            </w:r>
+            <w:r>
+              <w:rPr>
+                <w:noProof/>
+                <w:webHidden/>
+              </w:rPr>
+              <w:instrText xml:space="preserve"> PAGEREF _Toc241265633 \h </w:instrText>
+            </w:r>
+            <w:r>
+              <w:rPr>
+                <w:noProof/>
+                <w:webHidden/>
+              </w:rPr>
+            </w:r>
+            <w:r>
+              <w:rPr>
+                <w:noProof/>
+                <w:webHidden/>
+              </w:rPr>
+              <w:fldChar w:fldCharType="separate"/>
+            </w:r>
+            <w:r>
+              <w:rPr>
+                <w:noProof/>
+                <w:webHidden/>
+              </w:rPr>
+              <w:t>6</w:t>
+            </w:r>
+            <w:r>
+              <w:rPr>
+                <w:noProof/>
+                <w:webHidden/>
+              </w:rPr>
+              <w:fldChar w:fldCharType="end"/>
+            </w:r>
+          </w:hyperlink>
+        </w:p>
+        <w:p>
+          <w:pPr>
+            <w:pStyle w:val="TOC3"/>
+            <w:tabs>
+              <w:tab w:val="right" w:leader="dot" w:pos="9016"/>
+            </w:tabs>
+            <w:rPr>
+              <w:noProof/>
+            </w:rPr>
+          </w:pPr>
+          <w:hyperlink w:anchor="_Toc241265634" w:history="1">
+            <w:r>
+              <w:rPr>
+                <w:rStyle w:val="Hyperlink"/>
+                <w:noProof/>
+              </w:rPr>
+              <w:t>AI Meal Plan and Recipe Generation — Farhad</w:t>
+            </w:r>
+            <w:r>
+              <w:rPr>
+                <w:noProof/>
+                <w:webHidden/>
+              </w:rPr>
+              <w:tab/>
+            </w:r>
+            <w:r>
+              <w:rPr>
+                <w:noProof/>
+                <w:webHidden/>
+              </w:rPr>
+              <w:fldChar w:fldCharType="begin"/>
+            </w:r>
+            <w:r>
+              <w:rPr>
+                <w:noProof/>
+                <w:webHidden/>
+              </w:rPr>
+              <w:instrText xml:space="preserve"> PAGEREF _Toc241265634 \h </w:instrText>
+            </w:r>
+            <w:r>
+              <w:rPr>
+                <w:noProof/>
+                <w:webHidden/>
+              </w:rPr>
+            </w:r>
+            <w:r>
+              <w:rPr>
+                <w:noProof/>
+                <w:webHidden/>
+              </w:rPr>
+              <w:fldChar w:fldCharType="separate"/>
+            </w:r>
+            <w:r>
+              <w:rPr>
+                <w:noProof/>
+                <w:webHidden/>
+              </w:rPr>
+              <w:t>6</w:t>
+            </w:r>
+            <w:r>
+              <w:rPr>
+                <w:noProof/>
+                <w:webHidden/>
+              </w:rPr>
+              <w:fldChar w:fldCharType="end"/>
+            </w:r>
+          </w:hyperlink>
+        </w:p>
+        <w:p>
+          <w:pPr>
+            <w:pStyle w:val="TOC3"/>
+            <w:tabs>
+              <w:tab w:val="right" w:leader="dot" w:pos="9016"/>
+            </w:tabs>
+            <w:rPr>
+              <w:noProof/>
+            </w:rPr>
+          </w:pPr>
+          <w:hyperlink w:anchor="_Toc241265635" w:history="1">
+            <w:r>
+              <w:rPr>
+                <w:rStyle w:val="Hyperlink"/>
+                <w:noProof/>
+              </w:rPr>
+              <w:t>Nutrition Analysis, Grocery List and Data Storage — Ansh</w:t>
+            </w:r>
+            <w:r>
+              <w:rPr>
+                <w:noProof/>
+                <w:webHidden/>
+              </w:rPr>
+              <w:tab/>
+            </w:r>
+            <w:r>
+              <w:rPr>
+                <w:noProof/>
+                <w:webHidden/>
+              </w:rPr>
+              <w:fldChar w:fldCharType="begin"/>
+            </w:r>
+            <w:r>
+              <w:rPr>
+                <w:noProof/>
+                <w:webHidden/>
+              </w:rPr>
+              <w:instrText xml:space="preserve"> PAGEREF _Toc241265635 \h </w:instrText>
+            </w:r>
+            <w:r>
+              <w:rPr>
+                <w:noProof/>
+                <w:webHidden/>
+              </w:rPr>
+            </w:r>
+            <w:r>
+              <w:rPr>
+                <w:noProof/>
+                <w:webHidden/>
+              </w:rPr>
+              <w:fldChar w:fldCharType="separate"/>
+            </w:r>
+            <w:r>
+              <w:rPr>
+                <w:noProof/>
+                <w:webHidden/>
+              </w:rPr>
+              <w:t>6</w:t>
+            </w:r>
+            <w:r>
+              <w:rPr>
+                <w:noProof/>
+                <w:webHidden/>
+              </w:rPr>
+              <w:fldChar w:fldCharType="end"/>
+            </w:r>
+          </w:hyperlink>
+        </w:p>
+        <w:p>
+          <w:pPr>
+            <w:pStyle w:val="TOC1"/>
+            <w:tabs>
+              <w:tab w:val="right" w:leader="dot" w:pos="9016"/>
+            </w:tabs>
+            <w:rPr>
+              <w:noProof/>
+            </w:rPr>
+          </w:pPr>
+          <w:hyperlink w:anchor="_Toc241265636" w:history="1">
+            <w:r>
+              <w:rPr>
+                <w:rStyle w:val="Hyperlink"/>
+                <w:noProof/>
+              </w:rPr>
+              <w:t>Integration and Testing</w:t>
+            </w:r>
+            <w:r>
+              <w:rPr>
+                <w:noProof/>
+                <w:webHidden/>
+              </w:rPr>
+              <w:tab/>
+            </w:r>
+            <w:r>
+              <w:rPr>
+                <w:noProof/>
+                <w:webHidden/>
+              </w:rPr>
+              <w:fldChar w:fldCharType="begin"/>
+            </w:r>
+            <w:r>
+              <w:rPr>
+                <w:noProof/>
+                <w:webHidden/>
+              </w:rPr>
+              <w:instrText xml:space="preserve"> PAGEREF _Toc241265636 \h </w:instrText>
+            </w:r>
+            <w:r>
+              <w:rPr>
+                <w:noProof/>
+                <w:webHidden/>
+              </w:rPr>
+            </w:r>
+            <w:r>
+              <w:rPr>
+                <w:noProof/>
+                <w:webHidden/>
+              </w:rPr>
+              <w:fldChar w:fldCharType="separate"/>
+            </w:r>
+            <w:r>
+              <w:rPr>
+                <w:noProof/>
+                <w:webHidden/>
+              </w:rPr>
+              <w:t>7</w:t>
+            </w:r>
+            <w:r>
+              <w:rPr>
+                <w:noProof/>
+                <w:webHidden/>
+              </w:rPr>
+              <w:fldChar w:fldCharType="end"/>
+            </w:r>
+          </w:hyperlink>
+        </w:p>
+        <w:p>
+          <w:pPr>
+            <w:pStyle w:val="TOC3"/>
+            <w:tabs>
+              <w:tab w:val="right" w:leader="dot" w:pos="9016"/>
+            </w:tabs>
+            <w:rPr>
+              <w:noProof/>
+            </w:rPr>
+          </w:pPr>
+          <w:hyperlink w:anchor="_Toc241265637" w:history="1">
+            <w:r>
+              <w:rPr>
+                <w:rStyle w:val="Hyperlink"/>
+                <w:noProof/>
+              </w:rPr>
+              <w:t>Integration Testing</w:t>
+            </w:r>
+            <w:r>
+              <w:rPr>
+                <w:noProof/>
+                <w:webHidden/>
+              </w:rPr>
+              <w:tab/>
+            </w:r>
+            <w:r>
+              <w:rPr>
+                <w:noProof/>
+                <w:webHidden/>
+              </w:rPr>
+              <w:fldChar w:fldCharType="begin"/>
+            </w:r>
+            <w:r>
+              <w:rPr>
+                <w:noProof/>
+                <w:webHidden/>
+              </w:rPr>
+              <w:instrText xml:space="preserve"> PAGEREF _Toc241265637 \h </w:instrText>
+            </w:r>
+            <w:r>
+              <w:rPr>
+                <w:noProof/>
+                <w:webHidden/>
+              </w:rPr>
+            </w:r>
+            <w:r>
+              <w:rPr>
+                <w:noProof/>
+                <w:webHidden/>
+              </w:rPr>
+              <w:fldChar w:fldCharType="separate"/>
+            </w:r>
+            <w:r>
+              <w:rPr>
+                <w:noProof/>
+                <w:webHidden/>
+              </w:rPr>
+              <w:t>7</w:t>
+            </w:r>
+            <w:r>
+              <w:rPr>
+                <w:noProof/>
+                <w:webHidden/>
+              </w:rPr>
+              <w:fldChar w:fldCharType="end"/>
+            </w:r>
+          </w:hyperlink>
+        </w:p>
+        <w:p>
+          <w:pPr>
+            <w:pStyle w:val="TOC3"/>
+            <w:tabs>
+              <w:tab w:val="right" w:leader="dot" w:pos="9016"/>
+            </w:tabs>
+            <w:rPr>
+              <w:noProof/>
+            </w:rPr>
+          </w:pPr>
+          <w:hyperlink w:anchor="_Toc241265638" w:history="1">
+            <w:r>
+              <w:rPr>
+                <w:rStyle w:val="Hyperlink"/>
+                <w:noProof/>
+              </w:rPr>
+              <w:t>Functional/Test Results</w:t>
+            </w:r>
+            <w:r>
+              <w:rPr>
+                <w:noProof/>
+                <w:webHidden/>
+              </w:rPr>
+              <w:tab/>
+            </w:r>
+            <w:r>
+              <w:rPr>
+                <w:noProof/>
+                <w:webHidden/>
+              </w:rPr>
+              <w:fldChar w:fldCharType="begin"/>
+            </w:r>
+            <w:r>
+              <w:rPr>
+                <w:noProof/>
+                <w:webHidden/>
+              </w:rPr>
+              <w:instrText xml:space="preserve"> PAGEREF _Toc241265638 \h </w:instrText>
+            </w:r>
+            <w:r>
+              <w:rPr>
+                <w:noProof/>
+                <w:webHidden/>
+              </w:rPr>
+            </w:r>
+            <w:r>
+              <w:rPr>
+                <w:noProof/>
+                <w:webHidden/>
+              </w:rPr>
+              <w:fldChar w:fldCharType="separate"/>
+            </w:r>
+            <w:r>
+              <w:rPr>
+                <w:noProof/>
+                <w:webHidden/>
+              </w:rPr>
+              <w:t>7</w:t>
+            </w:r>
+            <w:r>
+              <w:rPr>
+                <w:noProof/>
+                <w:webHidden/>
+              </w:rPr>
+              <w:fldChar w:fldCharType="end"/>
+            </w:r>
+          </w:hyperlink>
+        </w:p>
+        <w:p>
+          <w:pPr>
+            <w:pStyle w:val="TOC1"/>
+            <w:tabs>
+              <w:tab w:val="right" w:leader="dot" w:pos="9016"/>
+            </w:tabs>
+            <w:rPr>
+              <w:noProof/>
+            </w:rPr>
+          </w:pPr>
+          <w:hyperlink w:anchor="_Toc241265639" w:history="1">
+            <w:r>
+              <w:rPr>
+                <w:rStyle w:val="Hyperlink"/>
+                <w:noProof/>
+              </w:rPr>
+              <w:t>Errors, Problems and Resolutions</w:t>
+            </w:r>
+            <w:r>
+              <w:rPr>
+                <w:noProof/>
+                <w:webHidden/>
+              </w:rPr>
+              <w:tab/>
+            </w:r>
+            <w:r>
+              <w:rPr>
+                <w:noProof/>
+                <w:webHidden/>
+              </w:rPr>
+              <w:fldChar w:fldCharType="begin"/>
+            </w:r>
+            <w:r>
+              <w:rPr>
+                <w:noProof/>
+                <w:webHidden/>
+              </w:rPr>
+              <w:instrText xml:space="preserve"> PAGEREF _Toc241265639 \h </w:instrText>
+            </w:r>
+            <w:r>
+              <w:rPr>
+                <w:noProof/>
+                <w:webHidden/>
+              </w:rPr>
+            </w:r>
+            <w:r>
+              <w:rPr>
+                <w:noProof/>
+                <w:webHidden/>
+              </w:rPr>
+              <w:fldChar w:fldCharType="separate"/>
+            </w:r>
+            <w:r>
+              <w:rPr>
+                <w:noProof/>
+                <w:webHidden/>
+              </w:rPr>
+              <w:t>8</w:t>
+            </w:r>
+            <w:r>
+              <w:rPr>
+                <w:noProof/>
+                <w:webHidden/>
+              </w:rPr>
+              <w:fldChar w:fldCharType="end"/>
+            </w:r>
+          </w:hyperlink>
+        </w:p>
+        <w:p>
+          <w:pPr>
+            <w:pStyle w:val="TOC1"/>
+            <w:tabs>
+              <w:tab w:val="right" w:leader="dot" w:pos="9016"/>
+            </w:tabs>
+            <w:rPr>
+              <w:noProof/>
+            </w:rPr>
+          </w:pPr>
+          <w:hyperlink w:anchor="_Toc241265640" w:history="1">
+            <w:r>
+              <w:rPr>
+                <w:rStyle w:val="Hyperlink"/>
+                <w:noProof/>
+              </w:rPr>
+              <w:t>Divergence from Original Requirements and Design</w:t>
+            </w:r>
+            <w:r>
+              <w:rPr>
+                <w:noProof/>
+                <w:webHidden/>
+              </w:rPr>
+              <w:tab/>
+            </w:r>
+            <w:r>
+              <w:rPr>
+                <w:noProof/>
+                <w:webHidden/>
+              </w:rPr>
+              <w:fldChar w:fldCharType="begin"/>
+            </w:r>
+            <w:r>
+              <w:rPr>
+                <w:noProof/>
+                <w:webHidden/>
+              </w:rPr>
+              <w:instrText xml:space="preserve"> PAGEREF _Toc241265640 \h </w:instrText>
+            </w:r>
+            <w:r>
+              <w:rPr>
+                <w:noProof/>
+                <w:webHidden/>
+              </w:rPr>
+            </w:r>
+            <w:r>
+              <w:rPr>
+                <w:noProof/>
+                <w:webHidden/>
+              </w:rPr>
+              <w:fldChar w:fldCharType="separate"/>
+            </w:r>
+            <w:r>
+              <w:rPr>
+                <w:noProof/>
+                <w:webHidden/>
+              </w:rPr>
+              <w:t>9</w:t>
+            </w:r>
+            <w:r>
+              <w:rPr>
+                <w:noProof/>
+                <w:webHidden/>
+              </w:rPr>
+              <w:fldChar w:fldCharType="end"/>
+            </w:r>
+          </w:hyperlink>
+        </w:p>
+        <w:p>
+          <w:pPr>
+            <w:pStyle w:val="TOC3"/>
+            <w:tabs>
+              <w:tab w:val="right" w:leader="dot" w:pos="9016"/>
+            </w:tabs>
+            <w:rPr>
+              <w:noProof/>
+            </w:rPr>
+          </w:pPr>
+          <w:hyperlink w:anchor="_Toc241265641" w:history="1">
+            <w:r>
+              <w:rPr>
+                <w:rStyle w:val="Hyperlink"/>
+                <w:noProof/>
+              </w:rPr>
+              <w:t>Matthew</w:t>
+            </w:r>
+            <w:r>
+              <w:rPr>
+                <w:noProof/>
+                <w:webHidden/>
+              </w:rPr>
+              <w:tab/>
+            </w:r>
+            <w:r>
+              <w:rPr>
+                <w:noProof/>
+                <w:webHidden/>
+              </w:rPr>
+              <w:fldChar w:fldCharType="begin"/>
+            </w:r>
+            <w:r>
+              <w:rPr>
+                <w:noProof/>
+                <w:webHidden/>
+              </w:rPr>
+              <w:instrText xml:space="preserve"> PAGEREF _Toc241265641 \h </w:instrText>
+            </w:r>
+            <w:r>
+              <w:rPr>
+                <w:noProof/>
+                <w:webHidden/>
+              </w:rPr>
+            </w:r>
+            <w:r>
+              <w:rPr>
+                <w:noProof/>
+                <w:webHidden/>
+              </w:rPr>
+              <w:fldChar w:fldCharType="separate"/>
+            </w:r>
+            <w:r>
+              <w:rPr>
+                <w:noProof/>
+                <w:webHidden/>
+              </w:rPr>
+              <w:t>9</w:t>
+            </w:r>
+            <w:r>
+              <w:rPr>
+                <w:noProof/>
+                <w:webHidden/>
+              </w:rPr>
+              <w:fldChar w:fldCharType="end"/>
+            </w:r>
+          </w:hyperlink>
+        </w:p>
+        <w:p>
+          <w:pPr>
+            <w:pStyle w:val="TOC3"/>
+            <w:tabs>
+              <w:tab w:val="right" w:leader="dot" w:pos="9016"/>
+            </w:tabs>
+            <w:rPr>
+              <w:noProof/>
+            </w:rPr>
+          </w:pPr>
+          <w:hyperlink w:anchor="_Toc241265642" w:history="1">
+            <w:r>
+              <w:rPr>
+                <w:rStyle w:val="Hyperlink"/>
+                <w:noProof/>
+              </w:rPr>
+              <w:t>Farhad</w:t>
+            </w:r>
+            <w:r>
+              <w:rPr>
+                <w:noProof/>
+                <w:webHidden/>
+              </w:rPr>
+              <w:tab/>
+            </w:r>
+            <w:r>
+              <w:rPr>
+                <w:noProof/>
+                <w:webHidden/>
+              </w:rPr>
+              <w:fldChar w:fldCharType="begin"/>
+            </w:r>
+            <w:r>
+              <w:rPr>
+                <w:noProof/>
+                <w:webHidden/>
+              </w:rPr>
+              <w:instrText xml:space="preserve"> PAGEREF _Toc241265642 \h </w:instrText>
+            </w:r>
+            <w:r>
+              <w:rPr>
+                <w:noProof/>
+                <w:webHidden/>
+              </w:rPr>
+            </w:r>
+            <w:r>
+              <w:rPr>
+                <w:noProof/>
+                <w:webHidden/>
+              </w:rPr>
+              <w:fldChar w:fldCharType="separate"/>
+            </w:r>
+            <w:r>
+              <w:rPr>
+                <w:noProof/>
+                <w:webHidden/>
+              </w:rPr>
+              <w:t>9</w:t>
+            </w:r>
+            <w:r>
+              <w:rPr>
+                <w:noProof/>
+                <w:webHidden/>
+              </w:rPr>
+              <w:fldChar w:fldCharType="end"/>
+            </w:r>
+          </w:hyperlink>
+        </w:p>
+        <w:p>
+          <w:pPr>
+            <w:pStyle w:val="TOC3"/>
+            <w:tabs>
+              <w:tab w:val="right" w:leader="dot" w:pos="9016"/>
+            </w:tabs>
+            <w:rPr>
+              <w:noProof/>
+            </w:rPr>
+          </w:pPr>
+          <w:hyperlink w:anchor="_Toc241265643" w:history="1">
+            <w:r>
+              <w:rPr>
+                <w:rStyle w:val="Hyperlink"/>
+                <w:noProof/>
+              </w:rPr>
+              <w:t>Ansh</w:t>
+            </w:r>
+            <w:r>
+              <w:rPr>
+                <w:noProof/>
+                <w:webHidden/>
+              </w:rPr>
+              <w:tab/>
+            </w:r>
+            <w:r>
+              <w:rPr>
+                <w:noProof/>
+                <w:webHidden/>
+              </w:rPr>
+              <w:fldChar w:fldCharType="begin"/>
+            </w:r>
+            <w:r>
+              <w:rPr>
+                <w:noProof/>
+                <w:webHidden/>
+              </w:rPr>
+              <w:instrText xml:space="preserve"> PAGEREF _Toc241265643 \h </w:instrText>
+            </w:r>
+            <w:r>
+              <w:rPr>
+                <w:noProof/>
+                <w:webHidden/>
+              </w:rPr>
+            </w:r>
+            <w:r>
+              <w:rPr>
+                <w:noProof/>
+                <w:webHidden/>
+              </w:rPr>
+              <w:fldChar w:fldCharType="separate"/>
+            </w:r>
+            <w:r>
+              <w:rPr>
+                <w:noProof/>
+                <w:webHidden/>
+              </w:rPr>
+              <w:t>9</w:t>
+            </w:r>
+            <w:r>
+              <w:rPr>
+                <w:noProof/>
+                <w:webHidden/>
+              </w:rPr>
+              <w:fldChar w:fldCharType="end"/>
+            </w:r>
+          </w:hyperlink>
+        </w:p>
+        <w:p>
+          <w:pPr>
+            <w:pStyle w:val="TOC3"/>
+            <w:tabs>
+              <w:tab w:val="right" w:leader="dot" w:pos="9016"/>
+            </w:tabs>
+            <w:rPr>
+              <w:noProof/>
+            </w:rPr>
+          </w:pPr>
+          <w:hyperlink w:anchor="_Toc241265644" w:history="1">
+            <w:r>
+              <w:rPr>
+                <w:rStyle w:val="Hyperlink"/>
+                <w:noProof/>
+              </w:rPr>
+              <w:t>Collective</w:t>
+            </w:r>
+            <w:r>
+              <w:rPr>
+                <w:noProof/>
+                <w:webHidden/>
+              </w:rPr>
+              <w:tab/>
+            </w:r>
+            <w:r>
+              <w:rPr>
+                <w:noProof/>
+                <w:webHidden/>
+              </w:rPr>
+              <w:fldChar w:fldCharType="begin"/>
+            </w:r>
+            <w:r>
+              <w:rPr>
+                <w:noProof/>
+                <w:webHidden/>
+              </w:rPr>
+              <w:instrText xml:space="preserve"> PAGEREF _Toc241265644 \h </w:instrText>
+            </w:r>
+            <w:r>
+              <w:rPr>
+                <w:noProof/>
+                <w:webHidden/>
+              </w:rPr>
+            </w:r>
+            <w:r>
+              <w:rPr>
+                <w:noProof/>
+                <w:webHidden/>
+              </w:rPr>
+              <w:fldChar w:fldCharType="separate"/>
+            </w:r>
+            <w:r>
+              <w:rPr>
+                <w:noProof/>
+                <w:webHidden/>
+              </w:rPr>
+              <w:t>9</w:t>
+            </w:r>
+            <w:r>
+              <w:rPr>
+                <w:noProof/>
+                <w:webHidden/>
+              </w:rPr>
+              <w:fldChar w:fldCharType="end"/>
+            </w:r>
+          </w:hyperlink>
+        </w:p>
+        <w:p>
+          <w:pPr>
+            <w:pStyle w:val="TOC1"/>
+            <w:tabs>
+              <w:tab w:val="right" w:leader="dot" w:pos="9016"/>
+            </w:tabs>
+            <w:rPr>
+              <w:noProof/>
+            </w:rPr>
+          </w:pPr>
+          <w:hyperlink w:anchor="_Toc241265645" w:history="1">
+            <w:r>
+              <w:rPr>
+                <w:rStyle w:val="Hyperlink"/>
+                <w:noProof/>
+              </w:rPr>
+              <w:t>GitHub Repository and Version Control</w:t>
+            </w:r>
+            <w:r>
+              <w:rPr>
+                <w:noProof/>
+                <w:webHidden/>
+              </w:rPr>
+              <w:tab/>
+            </w:r>
+            <w:r>
+              <w:rPr>
+                <w:noProof/>
+                <w:webHidden/>
+              </w:rPr>
+              <w:fldChar w:fldCharType="begin"/>
+            </w:r>
+            <w:r>
+              <w:rPr>
+                <w:noProof/>
+                <w:webHidden/>
+              </w:rPr>
+              <w:instrText xml:space="preserve"> PAGEREF _Toc241265645 \h </w:instrText>
+            </w:r>
+            <w:r>
+              <w:rPr>
+                <w:noProof/>
+                <w:webHidden/>
+              </w:rPr>
+            </w:r>
+            <w:r>
+              <w:rPr>
+                <w:noProof/>
+                <w:webHidden/>
+              </w:rPr>
+              <w:fldChar w:fldCharType="separate"/>
+            </w:r>
+            <w:r>
+              <w:rPr>
+                <w:noProof/>
+                <w:webHidden/>
+              </w:rPr>
+              <w:t>10</w:t>
+            </w:r>
+            <w:r>
+              <w:rPr>
+                <w:noProof/>
+                <w:webHidden/>
+              </w:rPr>
+              <w:fldChar w:fldCharType="end"/>
+            </w:r>
+          </w:hyperlink>
+        </w:p>
+        <w:p>
+          <w:pPr>
+            <w:pStyle w:val="TOC1"/>
+            <w:tabs>
+              <w:tab w:val="right" w:leader="dot" w:pos="9016"/>
+            </w:tabs>
+            <w:rPr>
+              <w:noProof/>
+            </w:rPr>
+          </w:pPr>
+          <w:hyperlink w:anchor="_Toc241265646" w:history="1">
+            <w:r>
+              <w:rPr>
+                <w:rStyle w:val="Hyperlink"/>
+                <w:noProof/>
+              </w:rPr>
+              <w:t>Conclusion</w:t>
+            </w:r>
+            <w:r>
+              <w:rPr>
+                <w:noProof/>
+                <w:webHidden/>
+              </w:rPr>
+              <w:tab/>
+            </w:r>
+            <w:r>
+              <w:rPr>
+                <w:noProof/>
+                <w:webHidden/>
+              </w:rPr>
+              <w:fldChar w:fldCharType="begin"/>
+            </w:r>
+            <w:r>
+              <w:rPr>
+                <w:noProof/>
+                <w:webHidden/>
+              </w:rPr>
+              <w:instrText xml:space="preserve"> PAGEREF _Toc241265646 \h </w:instrText>
+            </w:r>
+            <w:r>
+              <w:rPr>
+                <w:noProof/>
+                <w:webHidden/>
+              </w:rPr>
+            </w:r>
+            <w:r>
+              <w:rPr>
+                <w:noProof/>
+                <w:webHidden/>
+              </w:rPr>
+              <w:fldChar w:fldCharType="separate"/>
+            </w:r>
+            <w:r>
+              <w:rPr>
+                <w:noProof/>
+                <w:webHidden/>
+              </w:rPr>
+              <w:t>11</w:t>
+            </w:r>
+            <w:r>
+              <w:rPr>
+                <w:noProof/>
+                <w:webHidden/>
+              </w:rPr>
+              <w:fldChar w:fldCharType="end"/>
+            </w:r>
+          </w:hyperlink>
+        </w:p>
+        <w:p>
           <w:r>
             <w:rPr>
               <w:b/>
@@ -364,10 +1783,12 @@
       <w:pPr>
         <w:pStyle w:val="Heading1"/>
       </w:pPr>
+      <w:bookmarkStart w:id="0" w:name="_Toc241265626"/>
       <w:r>
         <w:lastRenderedPageBreak/>
         <w:t>Introduction</w:t>
       </w:r>
+      <w:bookmarkEnd w:id="0"/>
     </w:p>
     <w:p>
       <w:r>
@@ -393,10 +1814,12 @@
       <w:pPr>
         <w:pStyle w:val="Heading1"/>
       </w:pPr>
+      <w:bookmarkStart w:id="1" w:name="_Toc241265627"/>
       <w:r>
         <w:lastRenderedPageBreak/>
         <w:t>Project Progress and Tracking</w:t>
       </w:r>
+      <w:bookmarkEnd w:id="1"/>
     </w:p>
     <w:p>
       <w:pPr>
@@ -410,34 +1833,48 @@
       <w:pPr>
         <w:pStyle w:val="Heading1"/>
       </w:pPr>
+      <w:bookmarkStart w:id="2" w:name="_Toc241265628"/>
       <w:r>
         <w:lastRenderedPageBreak/>
         <w:t>Implemented User Stories, Interfaces, Features and Business Logic</w:t>
       </w:r>
+      <w:bookmarkEnd w:id="2"/>
     </w:p>
     <w:p>
       <w:pPr>
         <w:pStyle w:val="Heading3"/>
       </w:pPr>
-      <w:r>
-        <w:t xml:space="preserve">User Profile and Mobile Interface — Matthew </w:t>
+      <w:bookmarkStart w:id="3" w:name="_Toc241265629"/>
+      <w:r>
+        <w:t>User Profile and Mobile Interface — Matthew</w:t>
+      </w:r>
+      <w:bookmarkEnd w:id="3"/>
+      <w:r>
+        <w:t xml:space="preserve"> </w:t>
       </w:r>
     </w:p>
     <w:p>
       <w:pPr>
         <w:pStyle w:val="Heading3"/>
       </w:pPr>
-      <w:r>
-        <w:t xml:space="preserve">AI Meal Plan and Recipe Generation — Farhad </w:t>
+      <w:bookmarkStart w:id="4" w:name="_Toc241265630"/>
+      <w:r>
+        <w:t>AI Meal Plan and Recipe Generation — Farhad</w:t>
+      </w:r>
+      <w:bookmarkEnd w:id="4"/>
+      <w:r>
+        <w:t xml:space="preserve"> </w:t>
       </w:r>
     </w:p>
     <w:p>
       <w:pPr>
         <w:pStyle w:val="Heading3"/>
       </w:pPr>
+      <w:bookmarkStart w:id="5" w:name="_Toc241265631"/>
       <w:r>
         <w:t>Nutrition Analysis, Grocery List and Data Storage — Ansh</w:t>
       </w:r>
+      <w:bookmarkEnd w:id="5"/>
     </w:p>
     <w:p>
       <w:pPr>
@@ -451,34 +1888,48 @@
       <w:pPr>
         <w:pStyle w:val="Heading1"/>
       </w:pPr>
+      <w:bookmarkStart w:id="6" w:name="_Toc241265632"/>
       <w:r>
         <w:lastRenderedPageBreak/>
         <w:t>Implementation Details</w:t>
       </w:r>
+      <w:bookmarkEnd w:id="6"/>
     </w:p>
     <w:p>
       <w:pPr>
         <w:pStyle w:val="Heading3"/>
       </w:pPr>
-      <w:r>
-        <w:t xml:space="preserve">User Profile and Mobile Interface — Matthew </w:t>
+      <w:bookmarkStart w:id="7" w:name="_Toc241265633"/>
+      <w:r>
+        <w:t>User Profile and Mobile Interface — Matthew</w:t>
+      </w:r>
+      <w:bookmarkEnd w:id="7"/>
+      <w:r>
+        <w:t xml:space="preserve"> </w:t>
       </w:r>
     </w:p>
     <w:p>
       <w:pPr>
         <w:pStyle w:val="Heading3"/>
       </w:pPr>
-      <w:r>
-        <w:t xml:space="preserve">AI Meal Plan and Recipe Generation — Farhad </w:t>
+      <w:bookmarkStart w:id="8" w:name="_Toc241265634"/>
+      <w:r>
+        <w:t>AI Meal Plan and Recipe Generation — Farhad</w:t>
+      </w:r>
+      <w:bookmarkEnd w:id="8"/>
+      <w:r>
+        <w:t xml:space="preserve"> </w:t>
       </w:r>
     </w:p>
     <w:p>
       <w:pPr>
         <w:pStyle w:val="Heading3"/>
       </w:pPr>
+      <w:bookmarkStart w:id="9" w:name="_Toc241265635"/>
       <w:r>
         <w:t>Nutrition Analysis, Grocery List and Data Storage — Ansh</w:t>
       </w:r>
+      <w:bookmarkEnd w:id="9"/>
     </w:p>
     <w:p>
       <w:pPr>
@@ -492,25 +1943,37 @@
       <w:pPr>
         <w:pStyle w:val="Heading1"/>
       </w:pPr>
+      <w:bookmarkStart w:id="10" w:name="_Toc241265636"/>
       <w:r>
         <w:lastRenderedPageBreak/>
         <w:t>Integration and Testing</w:t>
       </w:r>
+      <w:bookmarkEnd w:id="10"/>
     </w:p>
     <w:p>
       <w:pPr>
         <w:pStyle w:val="Heading3"/>
       </w:pPr>
-      <w:r>
-        <w:t xml:space="preserve">Integration Testing </w:t>
+      <w:bookmarkStart w:id="11" w:name="_Toc241265637"/>
+      <w:r>
+        <w:t>Integration Testing</w:t>
+      </w:r>
+      <w:bookmarkEnd w:id="11"/>
+      <w:r>
+        <w:t xml:space="preserve"> </w:t>
       </w:r>
     </w:p>
     <w:p>
       <w:pPr>
         <w:pStyle w:val="Heading3"/>
       </w:pPr>
-      <w:r>
-        <w:t xml:space="preserve">Functional/Test Results </w:t>
+      <w:bookmarkStart w:id="12" w:name="_Toc241265638"/>
+      <w:r>
+        <w:t>Functional/Test Results</w:t>
+      </w:r>
+      <w:bookmarkEnd w:id="12"/>
+      <w:r>
+        <w:t xml:space="preserve"> </w:t>
       </w:r>
       <w:r>
         <w:br w:type="page"/>
@@ -520,10 +1983,12 @@
       <w:pPr>
         <w:pStyle w:val="Heading1"/>
       </w:pPr>
+      <w:bookmarkStart w:id="13" w:name="_Toc241265639"/>
       <w:r>
         <w:lastRenderedPageBreak/>
         <w:t>Errors, Problems and Resolutions</w:t>
       </w:r>
+      <w:bookmarkEnd w:id="13"/>
       <w:r>
         <w:br w:type="page"/>
       </w:r>
@@ -532,18 +1997,22 @@
       <w:pPr>
         <w:pStyle w:val="Heading1"/>
       </w:pPr>
+      <w:bookmarkStart w:id="14" w:name="_Toc241265640"/>
       <w:r>
         <w:lastRenderedPageBreak/>
         <w:t>Divergence from Original Requirements and Design</w:t>
       </w:r>
+      <w:bookmarkEnd w:id="14"/>
     </w:p>
     <w:p>
       <w:pPr>
         <w:pStyle w:val="Heading3"/>
       </w:pPr>
+      <w:bookmarkStart w:id="15" w:name="_Toc241265641"/>
       <w:r>
         <w:t>Matthew</w:t>
       </w:r>
+      <w:bookmarkEnd w:id="15"/>
     </w:p>
     <w:p>
       <w:r>
@@ -613,25 +2082,31 @@
       <w:pPr>
         <w:pStyle w:val="Heading3"/>
       </w:pPr>
+      <w:bookmarkStart w:id="16" w:name="_Toc241265642"/>
       <w:r>
         <w:t>Farhad</w:t>
       </w:r>
+      <w:bookmarkEnd w:id="16"/>
     </w:p>
     <w:p>
       <w:pPr>
         <w:pStyle w:val="Heading3"/>
       </w:pPr>
+      <w:bookmarkStart w:id="17" w:name="_Toc241265643"/>
       <w:r>
         <w:t>Ansh</w:t>
       </w:r>
+      <w:bookmarkEnd w:id="17"/>
     </w:p>
     <w:p>
       <w:pPr>
         <w:pStyle w:val="Heading3"/>
       </w:pPr>
+      <w:bookmarkStart w:id="18" w:name="_Toc241265644"/>
       <w:r>
         <w:t>Collective</w:t>
       </w:r>
+      <w:bookmarkEnd w:id="18"/>
       <w:r>
         <w:br w:type="page"/>
       </w:r>
@@ -640,9 +2115,14 @@
       <w:pPr>
         <w:pStyle w:val="Heading1"/>
       </w:pPr>
+      <w:bookmarkStart w:id="19" w:name="_Toc241265645"/>
       <w:r>
         <w:lastRenderedPageBreak/>
-        <w:t xml:space="preserve">GitHub Repository and Version Control </w:t>
+        <w:t>GitHub Repository and Version Control</w:t>
+      </w:r>
+      <w:bookmarkEnd w:id="19"/>
+      <w:r>
+        <w:t xml:space="preserve"> </w:t>
       </w:r>
     </w:p>
     <w:p>
@@ -665,10 +2145,12 @@
       <w:pPr>
         <w:pStyle w:val="Heading1"/>
       </w:pPr>
+      <w:bookmarkStart w:id="20" w:name="_Toc241265646"/>
       <w:r>
         <w:lastRenderedPageBreak/>
         <w:t>Conclusion</w:t>
       </w:r>
+      <w:bookmarkEnd w:id="20"/>
     </w:p>
     <w:sectPr>
       <w:pgSz w:w="11906" w:h="16838"/>
@@ -1448,6 +2930,7 @@
   <w:style w:type="character" w:default="1" w:styleId="DefaultParagraphFont">
     <w:name w:val="Default Paragraph Font"/>
     <w:uiPriority w:val="1"/>
+    <w:semiHidden/>
     <w:unhideWhenUsed/>
   </w:style>
   <w:style w:type="table" w:default="1" w:styleId="TableNormal">
@@ -1787,6 +3270,31 @@
       <w:lang w:val="en-US"/>
     </w:rPr>
   </w:style>
+  <w:style w:type="paragraph" w:styleId="TOC1">
+    <w:name w:val="toc 1"/>
+    <w:basedOn w:val="Normal"/>
+    <w:next w:val="Normal"/>
+    <w:autoRedefine/>
+    <w:uiPriority w:val="39"/>
+    <w:unhideWhenUsed/>
+    <w:rsid w:val="009E740F"/>
+    <w:pPr>
+      <w:spacing w:after="100"/>
+    </w:pPr>
+  </w:style>
+  <w:style w:type="paragraph" w:styleId="TOC3">
+    <w:name w:val="toc 3"/>
+    <w:basedOn w:val="Normal"/>
+    <w:next w:val="Normal"/>
+    <w:autoRedefine/>
+    <w:uiPriority w:val="39"/>
+    <w:unhideWhenUsed/>
+    <w:rsid w:val="009E740F"/>
+    <w:pPr>
+      <w:spacing w:after="100"/>
+      <w:ind w:left="440"/>
+    </w:pPr>
+  </w:style>
 </w:styles>
 </file>
 

--- a/Assessment 3 - Project Final.docx
+++ b/Assessment 3 - Project Final.docx
@@ -1972,9 +1972,8 @@
         <w:t>Functional/Test Results</w:t>
       </w:r>
       <w:bookmarkEnd w:id="12"/>
-      <w:r>
-        <w:t xml:space="preserve"> </w:t>
-      </w:r>
+    </w:p>
+    <w:p>
       <w:r>
         <w:br w:type="page"/>
       </w:r>
@@ -1989,6 +1988,59 @@
         <w:t>Errors, Problems and Resolutions</w:t>
       </w:r>
       <w:bookmarkEnd w:id="13"/>
+    </w:p>
+    <w:p>
+      <w:pPr>
+        <w:pStyle w:val="Heading4"/>
+      </w:pPr>
+      <w:r>
+        <w:t xml:space="preserve">Nutrition </w:t>
+      </w:r>
+      <w:r>
+        <w:t xml:space="preserve">Calculation </w:t>
+      </w:r>
+      <w:r>
+        <w:t>and</w:t>
+      </w:r>
+      <w:r>
+        <w:t xml:space="preserve"> Ingredient Identification</w:t>
+      </w:r>
+    </w:p>
+    <w:p>
+      <w:r>
+        <w:t xml:space="preserve">During </w:t>
+      </w:r>
+      <w:r>
+        <w:t xml:space="preserve">manual </w:t>
+      </w:r>
+      <w:r>
+        <w:t>testing, some meals produced unrealistic macronutrient values, including fat values exceeding 6000 g. Investigation found that when an ingredient unit was not recognised, the quantity conversion logic could incorrectly multiply the supplied quantity by 100. For example, an ingredient containing 30 ml of oil could consequently be processed as approximately 3000 g. The quantity-handling logic was corrected, and the meal plans were retested to confirm that ingredient portions and resulting macronutrient values remained within realistic ranges.</w:t>
+      </w:r>
+      <w:r>
+        <w:t xml:space="preserve"> </w:t>
+      </w:r>
+    </w:p>
+    <w:p>
+      <w:r>
+        <w:t xml:space="preserve">Testing also identified inconsistencies between the calculated macronutrients and displayed calorie totals. In some generated meals, the calorie value remained relatively low despite significantly higher protein, carbohydrate and fat values. </w:t>
+      </w:r>
+      <w:r>
+        <w:t>The calorie calculation was revised so that the final value is calculated from the processed macronutrients using the standard energy conversion values of Protein × 4 + Carbohydrates × 4 + Fat × 9</w:t>
+      </w:r>
+      <w:r>
+        <w:t>. Subsequent testing confirmed that calorie totals were consistent with the calculated macronutrient values.</w:t>
+      </w:r>
+      <w:r>
+        <w:t xml:space="preserve"> </w:t>
+      </w:r>
+    </w:p>
+    <w:p>
+      <w:r>
+        <w:t>Ingredient identification against the AFCD dataset also presented problems when processing generated meal-plan ingredients. Differences in terminology initially caused some ingredients to be incorrectly identified or not matched. For example, "ground beef" was not initially recognised as equivalent to "beef mince". Further testing after improving the matching identified another issue where the search could select a composite AFCD food containing beef mince, such as spaghetti bolognese, rather than an appropriate standalone beef mince record. The matching logic was refined and retested to improve the selection of appropriate AFCD records.</w:t>
+      </w:r>
+      <w:r>
+        <w:t xml:space="preserve"> </w:t>
+      </w:r>
       <w:r>
         <w:br w:type="page"/>
       </w:r>
@@ -2071,19 +2123,28 @@
       </w:r>
       <w:proofErr w:type="spellEnd"/>
     </w:p>
-    <w:p>
-      <w:r>
-        <w:t>These changes extended the original static interface designs to better support the amount of information produced by the implemented meal plan and recipe generation functionality while maintaining a clear structure within the Android interface.</w:t>
-      </w:r>
-    </w:p>
     <w:p/>
-    <w:p/>
+    <w:p>
+      <w:pPr>
+        <w:spacing w:after="160" w:line="278" w:lineRule="auto"/>
+        <w:rPr>
+          <w:rFonts w:eastAsiaTheme="majorEastAsia" w:cstheme="majorBidi"/>
+          <w:color w:val="0F4761" w:themeColor="accent1" w:themeShade="BF"/>
+          <w:sz w:val="28"/>
+          <w:szCs w:val="28"/>
+        </w:rPr>
+      </w:pPr>
+      <w:bookmarkStart w:id="16" w:name="_Toc241265642"/>
+      <w:r>
+        <w:br w:type="page"/>
+      </w:r>
+    </w:p>
     <w:p>
       <w:pPr>
         <w:pStyle w:val="Heading3"/>
       </w:pPr>
-      <w:bookmarkStart w:id="16" w:name="_Toc241265642"/>
-      <w:r>
+      <w:r>
+        <w:lastRenderedPageBreak/>
         <w:t>Farhad</w:t>
       </w:r>
       <w:bookmarkEnd w:id="16"/>
@@ -2930,7 +2991,6 @@
   <w:style w:type="character" w:default="1" w:styleId="DefaultParagraphFont">
     <w:name w:val="Default Paragraph Font"/>
     <w:uiPriority w:val="1"/>
-    <w:semiHidden/>
     <w:unhideWhenUsed/>
   </w:style>
   <w:style w:type="table" w:default="1" w:styleId="TableNormal">

--- a/Assessment 3 - Project Final.docx
+++ b/Assessment 3 - Project Final.docx
@@ -1877,6 +1877,21 @@
       <w:bookmarkEnd w:id="5"/>
     </w:p>
     <w:p>
+      <w:r>
+        <w:t>The developed application was designed to perform nutrition analysis for generated meals, relying on nutritional information provided by the Australian Food Composition Database (AFCD). Generated ingredients are processed and matched with the local AFCD dataset to calculate protein, carbohydrate, fat and calorie values based on the different ingredients. These outputs are presented as part of the generated meal and day-wise nutritional data.</w:t>
+      </w:r>
+    </w:p>
+    <w:p>
+      <w:r>
+        <w:t>The app creates a grocery list based on the user's active meal plan while factoring in ingredients already available to the user. Grocery items can be marked as purchased using checkboxes, and their purchased states are saved in the Room database for persistence when closing and reopening the application.</w:t>
+      </w:r>
+    </w:p>
+    <w:p>
+      <w:r>
+        <w:t>Room/SQLite is used for local data storage to persist application data. This includes storage for saved meal plans and grocery-list contents, keeping important application data available the next time the application runs.</w:t>
+      </w:r>
+    </w:p>
+    <w:p>
       <w:pPr>
         <w:spacing w:after="160" w:line="278" w:lineRule="auto"/>
       </w:pPr>
@@ -1921,20 +1936,75 @@
         <w:t xml:space="preserve"> </w:t>
       </w:r>
     </w:p>
+    <w:p/>
+    <w:p/>
+    <w:p/>
     <w:p>
       <w:pPr>
         <w:pStyle w:val="Heading3"/>
       </w:pPr>
       <w:bookmarkStart w:id="9" w:name="_Toc241265635"/>
       <w:r>
-        <w:t>Nutrition Analysis, Grocery List and Data Storage — Ansh</w:t>
+        <w:t>Nutrition Analysis, Grocery List and Data Storage</w:t>
+      </w:r>
+      <w:r>
+        <w:t xml:space="preserve"> (</w:t>
+      </w:r>
+      <w:r>
+        <w:t>Ansh</w:t>
       </w:r>
       <w:bookmarkEnd w:id="9"/>
+      <w:r>
+        <w:t>)</w:t>
+      </w:r>
     </w:p>
     <w:p>
       <w:pPr>
         <w:spacing w:after="160" w:line="278" w:lineRule="auto"/>
       </w:pPr>
+      <w:r>
+        <w:t xml:space="preserve">The nutrition analysis module was developed to handle ingredient lists from meal plans generated through the application and link them to nutritional records obtained from the Australian Food Composition Database (AFCD). The matching step handles the generated ingredient descriptions and quantities, then uses the matched nutritional values to calculate protein, carbohydrates and fat. Calories are calculated based on the processed macronutrients </w:t>
+      </w:r>
+      <w:proofErr w:type="gramStart"/>
+      <w:r>
+        <w:t>using:</w:t>
+      </w:r>
+      <w:proofErr w:type="gramEnd"/>
+      <w:r>
+        <w:t xml:space="preserve"> Protein × 4 + Carbohydrates × 4 + Fat × 9.</w:t>
+      </w:r>
+    </w:p>
+    <w:p>
+      <w:pPr>
+        <w:spacing w:after="160" w:line="278" w:lineRule="auto"/>
+      </w:pPr>
+      <w:r>
+        <w:t>The generated meal plan and the user's available ingredients are used for the grocery-list functionality. The grocery list processes the meal-plan ingredients and generates the necessary grocery items. Users can mark items in the grocery list as purchased, and that state is saved in the local database of the app.</w:t>
+      </w:r>
+    </w:p>
+    <w:p>
+      <w:pPr>
+        <w:spacing w:after="160" w:line="278" w:lineRule="auto"/>
+      </w:pPr>
+      <w:r>
+        <w:t>Room was used as the local persistence technology for application data. Grocery items are modelled as database entities and accessed through DAO operations including inserting, retrieving, updating and deleting records. This enables grocery-list information, including the purchase status, to be retained across application sessions. Meal-plan data is also stored locally for future restoration of generated plans.</w:t>
+      </w:r>
+    </w:p>
+    <w:p>
+      <w:pPr>
+        <w:spacing w:after="160" w:line="278" w:lineRule="auto"/>
+      </w:pPr>
+      <w:r>
+        <w:t xml:space="preserve">The nutrition, grocery-list and database components are integrated with other application components through a shared </w:t>
+      </w:r>
+      <w:proofErr w:type="spellStart"/>
+      <w:r>
+        <w:t>MealPlannerViewModel</w:t>
+      </w:r>
+      <w:proofErr w:type="spellEnd"/>
+      <w:r>
+        <w:t>, which allows generated meal-plan data to be processed across the nutrition and grocery-list features.</w:t>
+      </w:r>
       <w:r>
         <w:br w:type="page"/>
       </w:r>
@@ -1968,12 +2038,20 @@
         <w:pStyle w:val="Heading3"/>
       </w:pPr>
       <w:bookmarkStart w:id="12" w:name="_Toc241265638"/>
+    </w:p>
+    <w:p>
+      <w:pPr>
+        <w:pStyle w:val="Heading3"/>
+      </w:pPr>
       <w:r>
         <w:t>Functional/Test Results</w:t>
       </w:r>
       <w:bookmarkEnd w:id="12"/>
     </w:p>
     <w:p>
+      <w:r>
+        <w:t>The integrated Android application was tested to check the nutrition analysis, grocery-list, data persistence and meal-plan functionality. Automated instrumented testing was conducted using the Android emulator, where all seven instrumented tests completed without errors. I also performed manual testing for grocery-list persistence. Items were checked off in the grocery list, the application was closed and reopened, and the same saved meal plan was restored. This test was repeated several times, and after every restart the previously purchased items remained checked. Nutrition testing was also performed following improvements to AFCD ingredient matching, including testing the handling of cooking oil.</w:t>
+      </w:r>
       <w:r>
         <w:br w:type="page"/>
       </w:r>
@@ -2014,10 +2092,7 @@
         <w:t xml:space="preserve">manual </w:t>
       </w:r>
       <w:r>
-        <w:t>testing, some meals produced unrealistic macronutrient values, including fat values exceeding 6000 g. Investigation found that when an ingredient unit was not recognised, the quantity conversion logic could incorrectly multiply the supplied quantity by 100. For example, an ingredient containing 30 ml of oil could consequently be processed as approximately 3000 g. The quantity-handling logic was corrected, and the meal plans were retested to confirm that ingredient portions and resulting macronutrient values remained within realistic ranges.</w:t>
-      </w:r>
-      <w:r>
-        <w:t xml:space="preserve"> </w:t>
+        <w:t xml:space="preserve">testing, some meals produced unrealistic macronutrient values, including fat values exceeding 6000 g. Investigation found that when an ingredient unit was not recognised, the quantity conversion logic could incorrectly multiply the supplied quantity by 100. For example, an ingredient containing 30 ml of oil could consequently be processed as approximately 3000 g. The quantity-handling logic was corrected, and the meal plans were retested to confirm that ingredient portions and resulting macronutrient values remained within realistic ranges. </w:t>
       </w:r>
     </w:p>
     <w:p>
@@ -2028,18 +2103,49 @@
         <w:t>The calorie calculation was revised so that the final value is calculated from the processed macronutrients using the standard energy conversion values of Protein × 4 + Carbohydrates × 4 + Fat × 9</w:t>
       </w:r>
       <w:r>
-        <w:t>. Subsequent testing confirmed that calorie totals were consistent with the calculated macronutrient values.</w:t>
-      </w:r>
-      <w:r>
-        <w:t xml:space="preserve"> </w:t>
-      </w:r>
-    </w:p>
-    <w:p>
-      <w:r>
-        <w:t>Ingredient identification against the AFCD dataset also presented problems when processing generated meal-plan ingredients. Differences in terminology initially caused some ingredients to be incorrectly identified or not matched. For example, "ground beef" was not initially recognised as equivalent to "beef mince". Further testing after improving the matching identified another issue where the search could select a composite AFCD food containing beef mince, such as spaghetti bolognese, rather than an appropriate standalone beef mince record. The matching logic was refined and retested to improve the selection of appropriate AFCD records.</w:t>
-      </w:r>
-      <w:r>
-        <w:t xml:space="preserve"> </w:t>
+        <w:t xml:space="preserve">. Subsequent testing confirmed that calorie totals were consistent with the calculated macronutrient values. </w:t>
+      </w:r>
+    </w:p>
+    <w:p>
+      <w:r>
+        <w:t xml:space="preserve">Ingredient identification against the AFCD dataset also presented problems when processing generated meal-plan ingredients. Differences in terminology initially caused some ingredients to be incorrectly identified or not matched. For example, "ground beef" was not initially recognised as equivalent to "beef mince". Further testing after improving the matching identified another issue where the search could select a composite AFCD food containing beef mince, such as spaghetti bolognese, rather than an appropriate standalone beef mince record. The matching logic was refined and retested to improve the selection of appropriate AFCD records. </w:t>
+      </w:r>
+    </w:p>
+    <w:p>
+      <w:r>
+        <w:t xml:space="preserve">Cooking Oil Ingredient </w:t>
+      </w:r>
+      <w:proofErr w:type="gramStart"/>
+      <w:r>
+        <w:t>Matching</w:t>
+      </w:r>
+      <w:r>
+        <w:t>:-</w:t>
+      </w:r>
+      <w:proofErr w:type="gramEnd"/>
+    </w:p>
+    <w:p>
+      <w:r>
+        <w:t>Further manual testing discovered a problem where cooking oil would not correctly match with the AFCD data. For example, meals including 20g of cooking oil were displaying extremely low or zero fat values, which suggested that the ingredient was not being matched with a suitable AFCD record. The matching logic was revised so that the descriptive word “cooking” would no longer interfere with identifying an appropriate oil record from the AFCD data. A new instrumented test for “20g cooking oil” was also included to validate that it matched an AFCD oil record with a meaningful fat value. After the change, all seven instrumented tests passed.</w:t>
+      </w:r>
+    </w:p>
+    <w:p/>
+    <w:p>
+      <w:r>
+        <w:t xml:space="preserve">Grocery List Purchase-State </w:t>
+      </w:r>
+      <w:proofErr w:type="gramStart"/>
+      <w:r>
+        <w:t>Persistence</w:t>
+      </w:r>
+      <w:r>
+        <w:t>:-</w:t>
+      </w:r>
+      <w:proofErr w:type="gramEnd"/>
+    </w:p>
+    <w:p>
+      <w:r>
+        <w:t>Another issue identified during manual testing involved the purchased state of grocery-list items. Purchased items could appear unchecked after closing and reopening the application and restoring a saved meal plan. Investigation found that restoring the meal plan regenerated the grocery list, which could replace the purchased state loaded from Room. The restore logic was changed to avoid unnecessarily regenerating the grocery list when restoring a saved plan. The application was then manually tested multiple times by checking grocery items, closing and reopening the application, and restoring the same saved meal plan. The purchased items remained checked across the repeated tests, and all seven instrumented tests passed.</w:t>
       </w:r>
       <w:r>
         <w:br w:type="page"/>
@@ -2158,6 +2264,16 @@
         <w:t>Ansh</w:t>
       </w:r>
       <w:bookmarkEnd w:id="17"/>
+    </w:p>
+    <w:p>
+      <w:r>
+        <w:t>During implementation of the Nutrition Analysis component, the Australian Food Composition Database (AFCD) was selected as the public nutrition dataset identified in the original design. The final version of the prototype focuses on calculating and displaying calories and macronutrients, including protein, carbohydrates and fat. The original specification also included micronutrient information; however, micronutrient analysis was not fully implemented because development prioritised the integration and testing of the core nutrition functionality within the available timeframe.</w:t>
+      </w:r>
+    </w:p>
+    <w:p>
+      <w:r>
+        <w:t>The original design also proposed categorising grocery-list items into groups such as produce, pantry and protein. In the final prototype, grocery items are generated from the meal plan and displayed as a single list rather than being divided into these categories. Reliable grocery-list generation was prioritised, along with considering the user's available ingredients and using Room to persist the purchased state of grocery items. Therefore, grocery categorisation represents a divergence from the original proposal.</w:t>
+      </w:r>
     </w:p>
     <w:p>
       <w:pPr>
@@ -2991,6 +3107,7 @@
   <w:style w:type="character" w:default="1" w:styleId="DefaultParagraphFont">
     <w:name w:val="Default Paragraph Font"/>
     <w:uiPriority w:val="1"/>
+    <w:semiHidden/>
     <w:unhideWhenUsed/>
   </w:style>
   <w:style w:type="table" w:default="1" w:styleId="TableNormal">

--- a/Assessment 3 - Project Final.docx
+++ b/Assessment 3 - Project Final.docx
@@ -328,7 +328,13 @@
               <w:tab w:val="right" w:leader="dot" w:pos="9016"/>
             </w:tabs>
             <w:rPr>
+              <w:rFonts w:asciiTheme="minorHAnsi" w:eastAsiaTheme="minorEastAsia" w:hAnsiTheme="minorHAnsi" w:cstheme="minorBidi"/>
               <w:noProof/>
+              <w:kern w:val="2"/>
+              <w:sz w:val="24"/>
+              <w:szCs w:val="24"/>
+              <w:lang w:eastAsia="en-AU"/>
+              <w14:ligatures w14:val="standardContextual"/>
             </w:rPr>
           </w:pPr>
           <w:r>
@@ -340,7 +346,7 @@
           <w:r>
             <w:fldChar w:fldCharType="separate"/>
           </w:r>
-          <w:hyperlink w:anchor="_Toc241265626" w:history="1">
+          <w:hyperlink w:anchor="_Toc241935027" w:history="1">
             <w:r>
               <w:rPr>
                 <w:rStyle w:val="Hyperlink"/>
@@ -367,7 +373,7 @@
                 <w:noProof/>
                 <w:webHidden/>
               </w:rPr>
-              <w:instrText xml:space="preserve"> PAGEREF _Toc241265626 \h </w:instrText>
+              <w:instrText xml:space="preserve"> PAGEREF _Toc241935027 \h </w:instrText>
             </w:r>
             <w:r>
               <w:rPr>
@@ -405,10 +411,16 @@
               <w:tab w:val="right" w:leader="dot" w:pos="9016"/>
             </w:tabs>
             <w:rPr>
+              <w:rFonts w:asciiTheme="minorHAnsi" w:eastAsiaTheme="minorEastAsia" w:hAnsiTheme="minorHAnsi" w:cstheme="minorBidi"/>
               <w:noProof/>
+              <w:kern w:val="2"/>
+              <w:sz w:val="24"/>
+              <w:szCs w:val="24"/>
+              <w:lang w:eastAsia="en-AU"/>
+              <w14:ligatures w14:val="standardContextual"/>
             </w:rPr>
           </w:pPr>
-          <w:hyperlink w:anchor="_Toc241265627" w:history="1">
+          <w:hyperlink w:anchor="_Toc241935028" w:history="1">
             <w:r>
               <w:rPr>
                 <w:rStyle w:val="Hyperlink"/>
@@ -435,7 +447,7 @@
                 <w:noProof/>
                 <w:webHidden/>
               </w:rPr>
-              <w:instrText xml:space="preserve"> PAGEREF _Toc241265627 \h </w:instrText>
+              <w:instrText xml:space="preserve"> PAGEREF _Toc241935028 \h </w:instrText>
             </w:r>
             <w:r>
               <w:rPr>
@@ -473,10 +485,16 @@
               <w:tab w:val="right" w:leader="dot" w:pos="9016"/>
             </w:tabs>
             <w:rPr>
+              <w:rFonts w:asciiTheme="minorHAnsi" w:eastAsiaTheme="minorEastAsia" w:hAnsiTheme="minorHAnsi" w:cstheme="minorBidi"/>
               <w:noProof/>
+              <w:kern w:val="2"/>
+              <w:sz w:val="24"/>
+              <w:szCs w:val="24"/>
+              <w:lang w:eastAsia="en-AU"/>
+              <w14:ligatures w14:val="standardContextual"/>
             </w:rPr>
           </w:pPr>
-          <w:hyperlink w:anchor="_Toc241265628" w:history="1">
+          <w:hyperlink w:anchor="_Toc241935029" w:history="1">
             <w:r>
               <w:rPr>
                 <w:rStyle w:val="Hyperlink"/>
@@ -503,7 +521,7 @@
                 <w:noProof/>
                 <w:webHidden/>
               </w:rPr>
-              <w:instrText xml:space="preserve"> PAGEREF _Toc241265628 \h </w:instrText>
+              <w:instrText xml:space="preserve"> PAGEREF _Toc241935029 \h </w:instrText>
             </w:r>
             <w:r>
               <w:rPr>
@@ -541,10 +559,16 @@
               <w:tab w:val="right" w:leader="dot" w:pos="9016"/>
             </w:tabs>
             <w:rPr>
+              <w:rFonts w:asciiTheme="minorHAnsi" w:eastAsiaTheme="minorEastAsia" w:hAnsiTheme="minorHAnsi" w:cstheme="minorBidi"/>
               <w:noProof/>
+              <w:kern w:val="2"/>
+              <w:sz w:val="24"/>
+              <w:szCs w:val="24"/>
+              <w:lang w:eastAsia="en-AU"/>
+              <w14:ligatures w14:val="standardContextual"/>
             </w:rPr>
           </w:pPr>
-          <w:hyperlink w:anchor="_Toc241265629" w:history="1">
+          <w:hyperlink w:anchor="_Toc241935030" w:history="1">
             <w:r>
               <w:rPr>
                 <w:rStyle w:val="Hyperlink"/>
@@ -571,7 +595,7 @@
                 <w:noProof/>
                 <w:webHidden/>
               </w:rPr>
-              <w:instrText xml:space="preserve"> PAGEREF _Toc241265629 \h </w:instrText>
+              <w:instrText xml:space="preserve"> PAGEREF _Toc241935030 \h </w:instrText>
             </w:r>
             <w:r>
               <w:rPr>
@@ -609,10 +633,16 @@
               <w:tab w:val="right" w:leader="dot" w:pos="9016"/>
             </w:tabs>
             <w:rPr>
+              <w:rFonts w:asciiTheme="minorHAnsi" w:eastAsiaTheme="minorEastAsia" w:hAnsiTheme="minorHAnsi" w:cstheme="minorBidi"/>
               <w:noProof/>
+              <w:kern w:val="2"/>
+              <w:sz w:val="24"/>
+              <w:szCs w:val="24"/>
+              <w:lang w:eastAsia="en-AU"/>
+              <w14:ligatures w14:val="standardContextual"/>
             </w:rPr>
           </w:pPr>
-          <w:hyperlink w:anchor="_Toc241265630" w:history="1">
+          <w:hyperlink w:anchor="_Toc241935031" w:history="1">
             <w:r>
               <w:rPr>
                 <w:rStyle w:val="Hyperlink"/>
@@ -639,7 +669,7 @@
                 <w:noProof/>
                 <w:webHidden/>
               </w:rPr>
-              <w:instrText xml:space="preserve"> PAGEREF _Toc241265630 \h </w:instrText>
+              <w:instrText xml:space="preserve"> PAGEREF _Toc241935031 \h </w:instrText>
             </w:r>
             <w:r>
               <w:rPr>
@@ -677,10 +707,16 @@
               <w:tab w:val="right" w:leader="dot" w:pos="9016"/>
             </w:tabs>
             <w:rPr>
+              <w:rFonts w:asciiTheme="minorHAnsi" w:eastAsiaTheme="minorEastAsia" w:hAnsiTheme="minorHAnsi" w:cstheme="minorBidi"/>
               <w:noProof/>
+              <w:kern w:val="2"/>
+              <w:sz w:val="24"/>
+              <w:szCs w:val="24"/>
+              <w:lang w:eastAsia="en-AU"/>
+              <w14:ligatures w14:val="standardContextual"/>
             </w:rPr>
           </w:pPr>
-          <w:hyperlink w:anchor="_Toc241265631" w:history="1">
+          <w:hyperlink w:anchor="_Toc241935032" w:history="1">
             <w:r>
               <w:rPr>
                 <w:rStyle w:val="Hyperlink"/>
@@ -707,7 +743,7 @@
                 <w:noProof/>
                 <w:webHidden/>
               </w:rPr>
-              <w:instrText xml:space="preserve"> PAGEREF _Toc241265631 \h </w:instrText>
+              <w:instrText xml:space="preserve"> PAGEREF _Toc241935032 \h </w:instrText>
             </w:r>
             <w:r>
               <w:rPr>
@@ -745,10 +781,16 @@
               <w:tab w:val="right" w:leader="dot" w:pos="9016"/>
             </w:tabs>
             <w:rPr>
+              <w:rFonts w:asciiTheme="minorHAnsi" w:eastAsiaTheme="minorEastAsia" w:hAnsiTheme="minorHAnsi" w:cstheme="minorBidi"/>
               <w:noProof/>
+              <w:kern w:val="2"/>
+              <w:sz w:val="24"/>
+              <w:szCs w:val="24"/>
+              <w:lang w:eastAsia="en-AU"/>
+              <w14:ligatures w14:val="standardContextual"/>
             </w:rPr>
           </w:pPr>
-          <w:hyperlink w:anchor="_Toc241265632" w:history="1">
+          <w:hyperlink w:anchor="_Toc241935033" w:history="1">
             <w:r>
               <w:rPr>
                 <w:rStyle w:val="Hyperlink"/>
@@ -775,7 +817,7 @@
                 <w:noProof/>
                 <w:webHidden/>
               </w:rPr>
-              <w:instrText xml:space="preserve"> PAGEREF _Toc241265632 \h </w:instrText>
+              <w:instrText xml:space="preserve"> PAGEREF _Toc241935033 \h </w:instrText>
             </w:r>
             <w:r>
               <w:rPr>
@@ -813,10 +855,16 @@
               <w:tab w:val="right" w:leader="dot" w:pos="9016"/>
             </w:tabs>
             <w:rPr>
+              <w:rFonts w:asciiTheme="minorHAnsi" w:eastAsiaTheme="minorEastAsia" w:hAnsiTheme="minorHAnsi" w:cstheme="minorBidi"/>
               <w:noProof/>
+              <w:kern w:val="2"/>
+              <w:sz w:val="24"/>
+              <w:szCs w:val="24"/>
+              <w:lang w:eastAsia="en-AU"/>
+              <w14:ligatures w14:val="standardContextual"/>
             </w:rPr>
           </w:pPr>
-          <w:hyperlink w:anchor="_Toc241265633" w:history="1">
+          <w:hyperlink w:anchor="_Toc241935034" w:history="1">
             <w:r>
               <w:rPr>
                 <w:rStyle w:val="Hyperlink"/>
@@ -843,7 +891,7 @@
                 <w:noProof/>
                 <w:webHidden/>
               </w:rPr>
-              <w:instrText xml:space="preserve"> PAGEREF _Toc241265633 \h </w:instrText>
+              <w:instrText xml:space="preserve"> PAGEREF _Toc241935034 \h </w:instrText>
             </w:r>
             <w:r>
               <w:rPr>
@@ -881,10 +929,16 @@
               <w:tab w:val="right" w:leader="dot" w:pos="9016"/>
             </w:tabs>
             <w:rPr>
+              <w:rFonts w:asciiTheme="minorHAnsi" w:eastAsiaTheme="minorEastAsia" w:hAnsiTheme="minorHAnsi" w:cstheme="minorBidi"/>
               <w:noProof/>
+              <w:kern w:val="2"/>
+              <w:sz w:val="24"/>
+              <w:szCs w:val="24"/>
+              <w:lang w:eastAsia="en-AU"/>
+              <w14:ligatures w14:val="standardContextual"/>
             </w:rPr>
           </w:pPr>
-          <w:hyperlink w:anchor="_Toc241265634" w:history="1">
+          <w:hyperlink w:anchor="_Toc241935035" w:history="1">
             <w:r>
               <w:rPr>
                 <w:rStyle w:val="Hyperlink"/>
@@ -911,7 +965,7 @@
                 <w:noProof/>
                 <w:webHidden/>
               </w:rPr>
-              <w:instrText xml:space="preserve"> PAGEREF _Toc241265634 \h </w:instrText>
+              <w:instrText xml:space="preserve"> PAGEREF _Toc241935035 \h </w:instrText>
             </w:r>
             <w:r>
               <w:rPr>
@@ -949,10 +1003,16 @@
               <w:tab w:val="right" w:leader="dot" w:pos="9016"/>
             </w:tabs>
             <w:rPr>
+              <w:rFonts w:asciiTheme="minorHAnsi" w:eastAsiaTheme="minorEastAsia" w:hAnsiTheme="minorHAnsi" w:cstheme="minorBidi"/>
               <w:noProof/>
+              <w:kern w:val="2"/>
+              <w:sz w:val="24"/>
+              <w:szCs w:val="24"/>
+              <w:lang w:eastAsia="en-AU"/>
+              <w14:ligatures w14:val="standardContextual"/>
             </w:rPr>
           </w:pPr>
-          <w:hyperlink w:anchor="_Toc241265635" w:history="1">
+          <w:hyperlink w:anchor="_Toc241935036" w:history="1">
             <w:r>
               <w:rPr>
                 <w:rStyle w:val="Hyperlink"/>
@@ -979,7 +1039,7 @@
                 <w:noProof/>
                 <w:webHidden/>
               </w:rPr>
-              <w:instrText xml:space="preserve"> PAGEREF _Toc241265635 \h </w:instrText>
+              <w:instrText xml:space="preserve"> PAGEREF _Toc241935036 \h </w:instrText>
             </w:r>
             <w:r>
               <w:rPr>
@@ -1017,10 +1077,16 @@
               <w:tab w:val="right" w:leader="dot" w:pos="9016"/>
             </w:tabs>
             <w:rPr>
+              <w:rFonts w:asciiTheme="minorHAnsi" w:eastAsiaTheme="minorEastAsia" w:hAnsiTheme="minorHAnsi" w:cstheme="minorBidi"/>
               <w:noProof/>
+              <w:kern w:val="2"/>
+              <w:sz w:val="24"/>
+              <w:szCs w:val="24"/>
+              <w:lang w:eastAsia="en-AU"/>
+              <w14:ligatures w14:val="standardContextual"/>
             </w:rPr>
           </w:pPr>
-          <w:hyperlink w:anchor="_Toc241265636" w:history="1">
+          <w:hyperlink w:anchor="_Toc241935037" w:history="1">
             <w:r>
               <w:rPr>
                 <w:rStyle w:val="Hyperlink"/>
@@ -1047,7 +1113,7 @@
                 <w:noProof/>
                 <w:webHidden/>
               </w:rPr>
-              <w:instrText xml:space="preserve"> PAGEREF _Toc241265636 \h </w:instrText>
+              <w:instrText xml:space="preserve"> PAGEREF _Toc241935037 \h </w:instrText>
             </w:r>
             <w:r>
               <w:rPr>
@@ -1085,10 +1151,16 @@
               <w:tab w:val="right" w:leader="dot" w:pos="9016"/>
             </w:tabs>
             <w:rPr>
+              <w:rFonts w:asciiTheme="minorHAnsi" w:eastAsiaTheme="minorEastAsia" w:hAnsiTheme="minorHAnsi" w:cstheme="minorBidi"/>
               <w:noProof/>
+              <w:kern w:val="2"/>
+              <w:sz w:val="24"/>
+              <w:szCs w:val="24"/>
+              <w:lang w:eastAsia="en-AU"/>
+              <w14:ligatures w14:val="standardContextual"/>
             </w:rPr>
           </w:pPr>
-          <w:hyperlink w:anchor="_Toc241265637" w:history="1">
+          <w:hyperlink w:anchor="_Toc241935038" w:history="1">
             <w:r>
               <w:rPr>
                 <w:rStyle w:val="Hyperlink"/>
@@ -1115,7 +1187,7 @@
                 <w:noProof/>
                 <w:webHidden/>
               </w:rPr>
-              <w:instrText xml:space="preserve"> PAGEREF _Toc241265637 \h </w:instrText>
+              <w:instrText xml:space="preserve"> PAGEREF _Toc241935038 \h </w:instrText>
             </w:r>
             <w:r>
               <w:rPr>
@@ -1153,10 +1225,16 @@
               <w:tab w:val="right" w:leader="dot" w:pos="9016"/>
             </w:tabs>
             <w:rPr>
+              <w:rFonts w:asciiTheme="minorHAnsi" w:eastAsiaTheme="minorEastAsia" w:hAnsiTheme="minorHAnsi" w:cstheme="minorBidi"/>
               <w:noProof/>
+              <w:kern w:val="2"/>
+              <w:sz w:val="24"/>
+              <w:szCs w:val="24"/>
+              <w:lang w:eastAsia="en-AU"/>
+              <w14:ligatures w14:val="standardContextual"/>
             </w:rPr>
           </w:pPr>
-          <w:hyperlink w:anchor="_Toc241265638" w:history="1">
+          <w:hyperlink w:anchor="_Toc241935039" w:history="1">
             <w:r>
               <w:rPr>
                 <w:rStyle w:val="Hyperlink"/>
@@ -1183,7 +1261,7 @@
                 <w:noProof/>
                 <w:webHidden/>
               </w:rPr>
-              <w:instrText xml:space="preserve"> PAGEREF _Toc241265638 \h </w:instrText>
+              <w:instrText xml:space="preserve"> PAGEREF _Toc241935039 \h </w:instrText>
             </w:r>
             <w:r>
               <w:rPr>
@@ -1221,10 +1299,16 @@
               <w:tab w:val="right" w:leader="dot" w:pos="9016"/>
             </w:tabs>
             <w:rPr>
+              <w:rFonts w:asciiTheme="minorHAnsi" w:eastAsiaTheme="minorEastAsia" w:hAnsiTheme="minorHAnsi" w:cstheme="minorBidi"/>
               <w:noProof/>
+              <w:kern w:val="2"/>
+              <w:sz w:val="24"/>
+              <w:szCs w:val="24"/>
+              <w:lang w:eastAsia="en-AU"/>
+              <w14:ligatures w14:val="standardContextual"/>
             </w:rPr>
           </w:pPr>
-          <w:hyperlink w:anchor="_Toc241265639" w:history="1">
+          <w:hyperlink w:anchor="_Toc241935040" w:history="1">
             <w:r>
               <w:rPr>
                 <w:rStyle w:val="Hyperlink"/>
@@ -1251,7 +1335,7 @@
                 <w:noProof/>
                 <w:webHidden/>
               </w:rPr>
-              <w:instrText xml:space="preserve"> PAGEREF _Toc241265639 \h </w:instrText>
+              <w:instrText xml:space="preserve"> PAGEREF _Toc241935040 \h </w:instrText>
             </w:r>
             <w:r>
               <w:rPr>
@@ -1289,10 +1373,16 @@
               <w:tab w:val="right" w:leader="dot" w:pos="9016"/>
             </w:tabs>
             <w:rPr>
+              <w:rFonts w:asciiTheme="minorHAnsi" w:eastAsiaTheme="minorEastAsia" w:hAnsiTheme="minorHAnsi" w:cstheme="minorBidi"/>
               <w:noProof/>
+              <w:kern w:val="2"/>
+              <w:sz w:val="24"/>
+              <w:szCs w:val="24"/>
+              <w:lang w:eastAsia="en-AU"/>
+              <w14:ligatures w14:val="standardContextual"/>
             </w:rPr>
           </w:pPr>
-          <w:hyperlink w:anchor="_Toc241265640" w:history="1">
+          <w:hyperlink w:anchor="_Toc241935041" w:history="1">
             <w:r>
               <w:rPr>
                 <w:rStyle w:val="Hyperlink"/>
@@ -1319,7 +1409,7 @@
                 <w:noProof/>
                 <w:webHidden/>
               </w:rPr>
-              <w:instrText xml:space="preserve"> PAGEREF _Toc241265640 \h </w:instrText>
+              <w:instrText xml:space="preserve"> PAGEREF _Toc241935041 \h </w:instrText>
             </w:r>
             <w:r>
               <w:rPr>
@@ -1357,10 +1447,16 @@
               <w:tab w:val="right" w:leader="dot" w:pos="9016"/>
             </w:tabs>
             <w:rPr>
+              <w:rFonts w:asciiTheme="minorHAnsi" w:eastAsiaTheme="minorEastAsia" w:hAnsiTheme="minorHAnsi" w:cstheme="minorBidi"/>
               <w:noProof/>
+              <w:kern w:val="2"/>
+              <w:sz w:val="24"/>
+              <w:szCs w:val="24"/>
+              <w:lang w:eastAsia="en-AU"/>
+              <w14:ligatures w14:val="standardContextual"/>
             </w:rPr>
           </w:pPr>
-          <w:hyperlink w:anchor="_Toc241265641" w:history="1">
+          <w:hyperlink w:anchor="_Toc241935042" w:history="1">
             <w:r>
               <w:rPr>
                 <w:rStyle w:val="Hyperlink"/>
@@ -1387,7 +1483,7 @@
                 <w:noProof/>
                 <w:webHidden/>
               </w:rPr>
-              <w:instrText xml:space="preserve"> PAGEREF _Toc241265641 \h </w:instrText>
+              <w:instrText xml:space="preserve"> PAGEREF _Toc241935042 \h </w:instrText>
             </w:r>
             <w:r>
               <w:rPr>
@@ -1425,10 +1521,16 @@
               <w:tab w:val="right" w:leader="dot" w:pos="9016"/>
             </w:tabs>
             <w:rPr>
+              <w:rFonts w:asciiTheme="minorHAnsi" w:eastAsiaTheme="minorEastAsia" w:hAnsiTheme="minorHAnsi" w:cstheme="minorBidi"/>
               <w:noProof/>
+              <w:kern w:val="2"/>
+              <w:sz w:val="24"/>
+              <w:szCs w:val="24"/>
+              <w:lang w:eastAsia="en-AU"/>
+              <w14:ligatures w14:val="standardContextual"/>
             </w:rPr>
           </w:pPr>
-          <w:hyperlink w:anchor="_Toc241265642" w:history="1">
+          <w:hyperlink w:anchor="_Toc241935043" w:history="1">
             <w:r>
               <w:rPr>
                 <w:rStyle w:val="Hyperlink"/>
@@ -1455,7 +1557,7 @@
                 <w:noProof/>
                 <w:webHidden/>
               </w:rPr>
-              <w:instrText xml:space="preserve"> PAGEREF _Toc241265642 \h </w:instrText>
+              <w:instrText xml:space="preserve"> PAGEREF _Toc241935043 \h </w:instrText>
             </w:r>
             <w:r>
               <w:rPr>
@@ -1475,7 +1577,7 @@
                 <w:noProof/>
                 <w:webHidden/>
               </w:rPr>
-              <w:t>9</w:t>
+              <w:t>10</w:t>
             </w:r>
             <w:r>
               <w:rPr>
@@ -1493,10 +1595,16 @@
               <w:tab w:val="right" w:leader="dot" w:pos="9016"/>
             </w:tabs>
             <w:rPr>
+              <w:rFonts w:asciiTheme="minorHAnsi" w:eastAsiaTheme="minorEastAsia" w:hAnsiTheme="minorHAnsi" w:cstheme="minorBidi"/>
               <w:noProof/>
+              <w:kern w:val="2"/>
+              <w:sz w:val="24"/>
+              <w:szCs w:val="24"/>
+              <w:lang w:eastAsia="en-AU"/>
+              <w14:ligatures w14:val="standardContextual"/>
             </w:rPr>
           </w:pPr>
-          <w:hyperlink w:anchor="_Toc241265643" w:history="1">
+          <w:hyperlink w:anchor="_Toc241935044" w:history="1">
             <w:r>
               <w:rPr>
                 <w:rStyle w:val="Hyperlink"/>
@@ -1523,7 +1631,7 @@
                 <w:noProof/>
                 <w:webHidden/>
               </w:rPr>
-              <w:instrText xml:space="preserve"> PAGEREF _Toc241265643 \h </w:instrText>
+              <w:instrText xml:space="preserve"> PAGEREF _Toc241935044 \h </w:instrText>
             </w:r>
             <w:r>
               <w:rPr>
@@ -1543,7 +1651,7 @@
                 <w:noProof/>
                 <w:webHidden/>
               </w:rPr>
-              <w:t>9</w:t>
+              <w:t>10</w:t>
             </w:r>
             <w:r>
               <w:rPr>
@@ -1561,10 +1669,16 @@
               <w:tab w:val="right" w:leader="dot" w:pos="9016"/>
             </w:tabs>
             <w:rPr>
+              <w:rFonts w:asciiTheme="minorHAnsi" w:eastAsiaTheme="minorEastAsia" w:hAnsiTheme="minorHAnsi" w:cstheme="minorBidi"/>
               <w:noProof/>
+              <w:kern w:val="2"/>
+              <w:sz w:val="24"/>
+              <w:szCs w:val="24"/>
+              <w:lang w:eastAsia="en-AU"/>
+              <w14:ligatures w14:val="standardContextual"/>
             </w:rPr>
           </w:pPr>
-          <w:hyperlink w:anchor="_Toc241265644" w:history="1">
+          <w:hyperlink w:anchor="_Toc241935045" w:history="1">
             <w:r>
               <w:rPr>
                 <w:rStyle w:val="Hyperlink"/>
@@ -1591,7 +1705,7 @@
                 <w:noProof/>
                 <w:webHidden/>
               </w:rPr>
-              <w:instrText xml:space="preserve"> PAGEREF _Toc241265644 \h </w:instrText>
+              <w:instrText xml:space="preserve"> PAGEREF _Toc241935045 \h </w:instrText>
             </w:r>
             <w:r>
               <w:rPr>
@@ -1611,7 +1725,7 @@
                 <w:noProof/>
                 <w:webHidden/>
               </w:rPr>
-              <w:t>9</w:t>
+              <w:t>10</w:t>
             </w:r>
             <w:r>
               <w:rPr>
@@ -1629,10 +1743,16 @@
               <w:tab w:val="right" w:leader="dot" w:pos="9016"/>
             </w:tabs>
             <w:rPr>
+              <w:rFonts w:asciiTheme="minorHAnsi" w:eastAsiaTheme="minorEastAsia" w:hAnsiTheme="minorHAnsi" w:cstheme="minorBidi"/>
               <w:noProof/>
+              <w:kern w:val="2"/>
+              <w:sz w:val="24"/>
+              <w:szCs w:val="24"/>
+              <w:lang w:eastAsia="en-AU"/>
+              <w14:ligatures w14:val="standardContextual"/>
             </w:rPr>
           </w:pPr>
-          <w:hyperlink w:anchor="_Toc241265645" w:history="1">
+          <w:hyperlink w:anchor="_Toc241935046" w:history="1">
             <w:r>
               <w:rPr>
                 <w:rStyle w:val="Hyperlink"/>
@@ -1659,7 +1779,7 @@
                 <w:noProof/>
                 <w:webHidden/>
               </w:rPr>
-              <w:instrText xml:space="preserve"> PAGEREF _Toc241265645 \h </w:instrText>
+              <w:instrText xml:space="preserve"> PAGEREF _Toc241935046 \h </w:instrText>
             </w:r>
             <w:r>
               <w:rPr>
@@ -1679,7 +1799,7 @@
                 <w:noProof/>
                 <w:webHidden/>
               </w:rPr>
-              <w:t>10</w:t>
+              <w:t>11</w:t>
             </w:r>
             <w:r>
               <w:rPr>
@@ -1697,10 +1817,16 @@
               <w:tab w:val="right" w:leader="dot" w:pos="9016"/>
             </w:tabs>
             <w:rPr>
+              <w:rFonts w:asciiTheme="minorHAnsi" w:eastAsiaTheme="minorEastAsia" w:hAnsiTheme="minorHAnsi" w:cstheme="minorBidi"/>
               <w:noProof/>
+              <w:kern w:val="2"/>
+              <w:sz w:val="24"/>
+              <w:szCs w:val="24"/>
+              <w:lang w:eastAsia="en-AU"/>
+              <w14:ligatures w14:val="standardContextual"/>
             </w:rPr>
           </w:pPr>
-          <w:hyperlink w:anchor="_Toc241265646" w:history="1">
+          <w:hyperlink w:anchor="_Toc241935047" w:history="1">
             <w:r>
               <w:rPr>
                 <w:rStyle w:val="Hyperlink"/>
@@ -1727,7 +1853,7 @@
                 <w:noProof/>
                 <w:webHidden/>
               </w:rPr>
-              <w:instrText xml:space="preserve"> PAGEREF _Toc241265646 \h </w:instrText>
+              <w:instrText xml:space="preserve"> PAGEREF _Toc241935047 \h </w:instrText>
             </w:r>
             <w:r>
               <w:rPr>
@@ -1747,7 +1873,7 @@
                 <w:noProof/>
                 <w:webHidden/>
               </w:rPr>
-              <w:t>11</w:t>
+              <w:t>12</w:t>
             </w:r>
             <w:r>
               <w:rPr>
@@ -1783,7 +1909,7 @@
       <w:pPr>
         <w:pStyle w:val="Heading1"/>
       </w:pPr>
-      <w:bookmarkStart w:id="0" w:name="_Toc241265626"/>
+      <w:bookmarkStart w:id="0" w:name="_Toc241935027"/>
       <w:r>
         <w:lastRenderedPageBreak/>
         <w:t>Introduction</w:t>
@@ -1814,7 +1940,7 @@
       <w:pPr>
         <w:pStyle w:val="Heading1"/>
       </w:pPr>
-      <w:bookmarkStart w:id="1" w:name="_Toc241265627"/>
+      <w:bookmarkStart w:id="1" w:name="_Toc241935028"/>
       <w:r>
         <w:lastRenderedPageBreak/>
         <w:t>Project Progress and Tracking</w:t>
@@ -1833,7 +1959,7 @@
       <w:pPr>
         <w:pStyle w:val="Heading1"/>
       </w:pPr>
-      <w:bookmarkStart w:id="2" w:name="_Toc241265628"/>
+      <w:bookmarkStart w:id="2" w:name="_Toc241935029"/>
       <w:r>
         <w:lastRenderedPageBreak/>
         <w:t>Implemented User Stories, Interfaces, Features and Business Logic</w:t>
@@ -1844,11 +1970,22 @@
       <w:pPr>
         <w:pStyle w:val="Heading3"/>
       </w:pPr>
-      <w:bookmarkStart w:id="3" w:name="_Toc241265629"/>
+      <w:bookmarkStart w:id="3" w:name="_Toc241935030"/>
       <w:r>
         <w:t>User Profile and Mobile Interface — Matthew</w:t>
       </w:r>
       <w:bookmarkEnd w:id="3"/>
+    </w:p>
+    <w:p/>
+    <w:p>
+      <w:pPr>
+        <w:pStyle w:val="Heading3"/>
+      </w:pPr>
+      <w:bookmarkStart w:id="4" w:name="_Toc241935031"/>
+      <w:r>
+        <w:t>AI Meal Plan and Recipe Generation — Farhad</w:t>
+      </w:r>
+      <w:bookmarkEnd w:id="4"/>
       <w:r>
         <w:t xml:space="preserve"> </w:t>
       </w:r>
@@ -1857,20 +1994,7 @@
       <w:pPr>
         <w:pStyle w:val="Heading3"/>
       </w:pPr>
-      <w:bookmarkStart w:id="4" w:name="_Toc241265630"/>
-      <w:r>
-        <w:t>AI Meal Plan and Recipe Generation — Farhad</w:t>
-      </w:r>
-      <w:bookmarkEnd w:id="4"/>
-      <w:r>
-        <w:t xml:space="preserve"> </w:t>
-      </w:r>
-    </w:p>
-    <w:p>
-      <w:pPr>
-        <w:pStyle w:val="Heading3"/>
-      </w:pPr>
-      <w:bookmarkStart w:id="5" w:name="_Toc241265631"/>
+      <w:bookmarkStart w:id="5" w:name="_Toc241935032"/>
       <w:r>
         <w:t>Nutrition Analysis, Grocery List and Data Storage — Ansh</w:t>
       </w:r>
@@ -1903,7 +2027,7 @@
       <w:pPr>
         <w:pStyle w:val="Heading1"/>
       </w:pPr>
-      <w:bookmarkStart w:id="6" w:name="_Toc241265632"/>
+      <w:bookmarkStart w:id="6" w:name="_Toc241935033"/>
       <w:r>
         <w:lastRenderedPageBreak/>
         <w:t>Implementation Details</w:t>
@@ -1914,20 +2038,18 @@
       <w:pPr>
         <w:pStyle w:val="Heading3"/>
       </w:pPr>
-      <w:bookmarkStart w:id="7" w:name="_Toc241265633"/>
+      <w:bookmarkStart w:id="7" w:name="_Toc241935034"/>
       <w:r>
         <w:t>User Profile and Mobile Interface — Matthew</w:t>
       </w:r>
       <w:bookmarkEnd w:id="7"/>
-      <w:r>
-        <w:t xml:space="preserve"> </w:t>
-      </w:r>
-    </w:p>
+    </w:p>
+    <w:p/>
     <w:p>
       <w:pPr>
         <w:pStyle w:val="Heading3"/>
       </w:pPr>
-      <w:bookmarkStart w:id="8" w:name="_Toc241265634"/>
+      <w:bookmarkStart w:id="8" w:name="_Toc241935035"/>
       <w:r>
         <w:t>AI Meal Plan and Recipe Generation — Farhad</w:t>
       </w:r>
@@ -1943,20 +2065,23 @@
       <w:pPr>
         <w:pStyle w:val="Heading3"/>
       </w:pPr>
-      <w:bookmarkStart w:id="9" w:name="_Toc241265635"/>
+      <w:bookmarkStart w:id="9" w:name="_Toc241935036"/>
       <w:r>
         <w:t>Nutrition Analysis, Grocery List and Data Storage</w:t>
       </w:r>
       <w:r>
-        <w:t xml:space="preserve"> (</w:t>
+        <w:t xml:space="preserve"> </w:t>
+      </w:r>
+      <w:r>
+        <w:t>—</w:t>
+      </w:r>
+      <w:r>
+        <w:t xml:space="preserve"> </w:t>
       </w:r>
       <w:r>
         <w:t>Ansh</w:t>
       </w:r>
       <w:bookmarkEnd w:id="9"/>
-      <w:r>
-        <w:t>)</w:t>
-      </w:r>
     </w:p>
     <w:p>
       <w:pPr>
@@ -2013,7 +2138,7 @@
       <w:pPr>
         <w:pStyle w:val="Heading1"/>
       </w:pPr>
-      <w:bookmarkStart w:id="10" w:name="_Toc241265636"/>
+      <w:bookmarkStart w:id="10" w:name="_Toc241935037"/>
       <w:r>
         <w:lastRenderedPageBreak/>
         <w:t>Integration and Testing</w:t>
@@ -2024,7 +2149,7 @@
       <w:pPr>
         <w:pStyle w:val="Heading3"/>
       </w:pPr>
-      <w:bookmarkStart w:id="11" w:name="_Toc241265637"/>
+      <w:bookmarkStart w:id="11" w:name="_Toc241935038"/>
       <w:r>
         <w:t>Integration Testing</w:t>
       </w:r>
@@ -2037,12 +2162,12 @@
       <w:pPr>
         <w:pStyle w:val="Heading3"/>
       </w:pPr>
-      <w:bookmarkStart w:id="12" w:name="_Toc241265638"/>
     </w:p>
     <w:p>
       <w:pPr>
         <w:pStyle w:val="Heading3"/>
       </w:pPr>
+      <w:bookmarkStart w:id="12" w:name="_Toc241935039"/>
       <w:r>
         <w:t>Functional/Test Results</w:t>
       </w:r>
@@ -2060,7 +2185,7 @@
       <w:pPr>
         <w:pStyle w:val="Heading1"/>
       </w:pPr>
-      <w:bookmarkStart w:id="13" w:name="_Toc241265639"/>
+      <w:bookmarkStart w:id="13" w:name="_Toc241935040"/>
       <w:r>
         <w:lastRenderedPageBreak/>
         <w:t>Errors, Problems and Resolutions</w:t>
@@ -2111,37 +2236,27 @@
         <w:t xml:space="preserve">Ingredient identification against the AFCD dataset also presented problems when processing generated meal-plan ingredients. Differences in terminology initially caused some ingredients to be incorrectly identified or not matched. For example, "ground beef" was not initially recognised as equivalent to "beef mince". Further testing after improving the matching identified another issue where the search could select a composite AFCD food containing beef mince, such as spaghetti bolognese, rather than an appropriate standalone beef mince record. The matching logic was refined and retested to improve the selection of appropriate AFCD records. </w:t>
       </w:r>
     </w:p>
-    <w:p>
-      <w:r>
-        <w:t xml:space="preserve">Cooking Oil Ingredient </w:t>
-      </w:r>
-      <w:proofErr w:type="gramStart"/>
-      <w:r>
-        <w:t>Matching</w:t>
-      </w:r>
-      <w:r>
-        <w:t>:-</w:t>
-      </w:r>
-      <w:proofErr w:type="gramEnd"/>
+    <w:p/>
+    <w:p>
+      <w:pPr>
+        <w:pStyle w:val="Heading4"/>
+      </w:pPr>
+      <w:r>
+        <w:t>Cooking Oil Ingredient Matching</w:t>
+      </w:r>
     </w:p>
     <w:p>
       <w:r>
         <w:t>Further manual testing discovered a problem where cooking oil would not correctly match with the AFCD data. For example, meals including 20g of cooking oil were displaying extremely low or zero fat values, which suggested that the ingredient was not being matched with a suitable AFCD record. The matching logic was revised so that the descriptive word “cooking” would no longer interfere with identifying an appropriate oil record from the AFCD data. A new instrumented test for “20g cooking oil” was also included to validate that it matched an AFCD oil record with a meaningful fat value. After the change, all seven instrumented tests passed.</w:t>
       </w:r>
     </w:p>
-    <w:p/>
-    <w:p>
-      <w:r>
-        <w:t xml:space="preserve">Grocery List Purchase-State </w:t>
-      </w:r>
-      <w:proofErr w:type="gramStart"/>
-      <w:r>
-        <w:t>Persistence</w:t>
-      </w:r>
-      <w:r>
-        <w:t>:-</w:t>
-      </w:r>
-      <w:proofErr w:type="gramEnd"/>
+    <w:p>
+      <w:pPr>
+        <w:pStyle w:val="Heading4"/>
+      </w:pPr>
+      <w:r>
+        <w:t>Grocery List State Persistence</w:t>
+      </w:r>
     </w:p>
     <w:p>
       <w:r>
@@ -2155,7 +2270,7 @@
       <w:pPr>
         <w:pStyle w:val="Heading1"/>
       </w:pPr>
-      <w:bookmarkStart w:id="14" w:name="_Toc241265640"/>
+      <w:bookmarkStart w:id="14" w:name="_Toc241935041"/>
       <w:r>
         <w:lastRenderedPageBreak/>
         <w:t>Divergence from Original Requirements and Design</w:t>
@@ -2166,7 +2281,7 @@
       <w:pPr>
         <w:pStyle w:val="Heading3"/>
       </w:pPr>
-      <w:bookmarkStart w:id="15" w:name="_Toc241265641"/>
+      <w:bookmarkStart w:id="15" w:name="_Toc241935042"/>
       <w:r>
         <w:t>Matthew</w:t>
       </w:r>
@@ -2240,7 +2355,6 @@
           <w:szCs w:val="28"/>
         </w:rPr>
       </w:pPr>
-      <w:bookmarkStart w:id="16" w:name="_Toc241265642"/>
       <w:r>
         <w:br w:type="page"/>
       </w:r>
@@ -2249,6 +2363,7 @@
       <w:pPr>
         <w:pStyle w:val="Heading3"/>
       </w:pPr>
+      <w:bookmarkStart w:id="16" w:name="_Toc241935043"/>
       <w:r>
         <w:lastRenderedPageBreak/>
         <w:t>Farhad</w:t>
@@ -2259,7 +2374,7 @@
       <w:pPr>
         <w:pStyle w:val="Heading3"/>
       </w:pPr>
-      <w:bookmarkStart w:id="17" w:name="_Toc241265643"/>
+      <w:bookmarkStart w:id="17" w:name="_Toc241935044"/>
       <w:r>
         <w:t>Ansh</w:t>
       </w:r>
@@ -2279,7 +2394,7 @@
       <w:pPr>
         <w:pStyle w:val="Heading3"/>
       </w:pPr>
-      <w:bookmarkStart w:id="18" w:name="_Toc241265644"/>
+      <w:bookmarkStart w:id="18" w:name="_Toc241935045"/>
       <w:r>
         <w:t>Collective</w:t>
       </w:r>
@@ -2292,7 +2407,7 @@
       <w:pPr>
         <w:pStyle w:val="Heading1"/>
       </w:pPr>
-      <w:bookmarkStart w:id="19" w:name="_Toc241265645"/>
+      <w:bookmarkStart w:id="19" w:name="_Toc241935046"/>
       <w:r>
         <w:lastRenderedPageBreak/>
         <w:t>GitHub Repository and Version Control</w:t>
@@ -2322,7 +2437,7 @@
       <w:pPr>
         <w:pStyle w:val="Heading1"/>
       </w:pPr>
-      <w:bookmarkStart w:id="20" w:name="_Toc241265646"/>
+      <w:bookmarkStart w:id="20" w:name="_Toc241935047"/>
       <w:r>
         <w:lastRenderedPageBreak/>
         <w:t>Conclusion</w:t>

--- a/Assessment 3 - Project Final.docx
+++ b/Assessment 3 - Project Final.docx
@@ -1951,116 +1951,139 @@
       <w:pPr>
         <w:spacing w:after="160" w:line="278" w:lineRule="auto"/>
       </w:pPr>
-      <w:r>
-        <w:br w:type="page"/>
-      </w:r>
-    </w:p>
-    <w:p>
-      <w:pPr>
-        <w:pStyle w:val="Heading1"/>
-      </w:pPr>
       <w:bookmarkStart w:id="2" w:name="_Toc241935029"/>
       <w:r>
-        <w:lastRenderedPageBreak/>
-        <w:t>Implemented User Stories, Interfaces, Features and Business Logic</w:t>
-      </w:r>
-      <w:bookmarkEnd w:id="2"/>
-    </w:p>
-    <w:p>
-      <w:pPr>
-        <w:pStyle w:val="Heading3"/>
-      </w:pPr>
-      <w:bookmarkStart w:id="3" w:name="_Toc241935030"/>
-      <w:r>
-        <w:t>User Profile and Mobile Interface — Matthew</w:t>
-      </w:r>
-      <w:bookmarkEnd w:id="3"/>
-    </w:p>
-    <w:p/>
-    <w:p>
-      <w:pPr>
-        <w:pStyle w:val="Heading3"/>
-      </w:pPr>
-      <w:bookmarkStart w:id="4" w:name="_Toc241935031"/>
-      <w:r>
-        <w:t>AI Meal Plan and Recipe Generation — Farhad</w:t>
-      </w:r>
-      <w:bookmarkEnd w:id="4"/>
-      <w:r>
-        <w:t xml:space="preserve"> </w:t>
-      </w:r>
-    </w:p>
-    <w:p>
-      <w:pPr>
-        <w:pStyle w:val="Heading3"/>
-      </w:pPr>
-      <w:bookmarkStart w:id="5" w:name="_Toc241935032"/>
-      <w:r>
-        <w:t>Nutrition Analysis, Grocery List and Data Storage — Ansh</w:t>
-      </w:r>
-      <w:bookmarkEnd w:id="5"/>
-    </w:p>
-    <w:p>
-      <w:r>
-        <w:t>The developed application was designed to perform nutrition analysis for generated meals, relying on nutritional information provided by the Australian Food Composition Database (AFCD). Generated ingredients are processed and matched with the local AFCD dataset to calculate protein, carbohydrate, fat and calorie values based on the different ingredients. These outputs are presented as part of the generated meal and day-wise nutritional data.</w:t>
-      </w:r>
-    </w:p>
-    <w:p>
-      <w:r>
-        <w:t>The app creates a grocery list based on the user's active meal plan while factoring in ingredients already available to the user. Grocery items can be marked as purchased using checkboxes, and their purchased states are saved in the Room database for persistence when closing and reopening the application.</w:t>
-      </w:r>
-    </w:p>
-    <w:p>
-      <w:r>
-        <w:t>Room/SQLite is used for local data storage to persist application data. This includes storage for saved meal plans and grocery-list contents, keeping important application data available the next time the application runs.</w:t>
-      </w:r>
-    </w:p>
-    <w:p>
-      <w:pPr>
-        <w:spacing w:after="160" w:line="278" w:lineRule="auto"/>
-      </w:pPr>
-      <w:r>
-        <w:br w:type="page"/>
-      </w:r>
-    </w:p>
-    <w:p>
-      <w:pPr>
-        <w:pStyle w:val="Heading1"/>
-      </w:pPr>
-      <w:bookmarkStart w:id="6" w:name="_Toc241935033"/>
-      <w:r>
-        <w:lastRenderedPageBreak/>
-        <w:t>Implementation Details</w:t>
-      </w:r>
-      <w:bookmarkEnd w:id="6"/>
-    </w:p>
-    <w:p>
-      <w:pPr>
-        <w:pStyle w:val="Heading3"/>
-      </w:pPr>
-      <w:bookmarkStart w:id="7" w:name="_Toc241935034"/>
-      <w:r>
-        <w:t>User Profile and Mobile Interface — Matthew</w:t>
-      </w:r>
-      <w:bookmarkEnd w:id="7"/>
-    </w:p>
-    <w:p/>
-    <w:p>
-      <w:pPr>
-        <w:pStyle w:val="Heading3"/>
-      </w:pPr>
-      <w:bookmarkStart w:id="8" w:name="_Toc241935035"/>
-      <w:r>
-        <w:t>AI Meal Plan and Recipe Generation — Farhad</w:t>
-      </w:r>
-      <w:bookmarkEnd w:id="8"/>
-      <w:r>
-        <w:t xml:space="preserve"> </w:t>
+        <w:t>The project moved through the planning and design phases to be developed into a working Android prototype. We divided the major application components among the team members based on their responsibilities. These included the UI and user profile, AI-based meal-plan and recipe generation, nutrition analysis, grocery-list functionality and local data storage. Each team member worked on their allocated components, and these features were progressively integrated into the shared application.</w:t>
+      </w:r>
+    </w:p>
+    <w:p>
+      <w:r>
+        <w:t>Throughout the development of the project, the different components were connected to allow data to flow between features. AI-based meal plans were integrated with the nutrition analysis and grocery-list functions, while user-profile information was used to support personalised meal planning and available-ingredient management. Room database functionality was also implemented to provide local persistence for important application data such as saved meal plans and grocery-list data.</w:t>
+      </w:r>
+    </w:p>
+    <w:p>
+      <w:r>
+        <w:t>During development and integration, testing and debugging were carried out. This revealed issues such as inaccurate nutrition calculations, AFCD ingredient-matching problems, persistence of grocery-list purchase states when restoring saved meal plans, and grocery-list visibility. As the application continued to develop, the identified issues were debugged, fixed and retested.</w:t>
+      </w:r>
+    </w:p>
+    <w:p>
+      <w:r>
+        <w:t>GitHub was used throughout development for version control and team collaboration. As work was completed, team members committed and pushed their feature implementations, fixes and documentation updates to the main branch. This provided a history of the project's development and allowed the individual components to be progressively integrated into the main branch. Currently, the major features of the application have been integrated, with the remaining work focused on final testing, documentation and preparation for the final demonstration.</w:t>
       </w:r>
     </w:p>
     <w:p/>
     <w:p/>
     <w:p/>
+    <w:p/>
+    <w:p/>
+    <w:p/>
+    <w:p/>
+    <w:p/>
+    <w:p/>
+    <w:p/>
+    <w:p/>
+    <w:p/>
+    <w:p>
+      <w:r>
+        <w:t>Implemented User Stories, Interfaces, Features and Business Logic</w:t>
+      </w:r>
+      <w:bookmarkEnd w:id="2"/>
+    </w:p>
+    <w:p>
+      <w:pPr>
+        <w:pStyle w:val="Heading3"/>
+      </w:pPr>
+      <w:bookmarkStart w:id="3" w:name="_Toc241935030"/>
+      <w:r>
+        <w:t>User Profile and Mobile Interface — Matthew</w:t>
+      </w:r>
+      <w:bookmarkEnd w:id="3"/>
+    </w:p>
+    <w:p/>
+    <w:p>
+      <w:pPr>
+        <w:pStyle w:val="Heading3"/>
+      </w:pPr>
+      <w:bookmarkStart w:id="4" w:name="_Toc241935031"/>
+      <w:r>
+        <w:t>AI Meal Plan and Recipe Generation — Farhad</w:t>
+      </w:r>
+      <w:bookmarkEnd w:id="4"/>
+      <w:r>
+        <w:t xml:space="preserve"> </w:t>
+      </w:r>
+    </w:p>
+    <w:p>
+      <w:pPr>
+        <w:pStyle w:val="Heading3"/>
+      </w:pPr>
+      <w:bookmarkStart w:id="5" w:name="_Toc241935032"/>
+      <w:r>
+        <w:t>Nutrition Analysis, Grocery List and Data Storage — Ansh</w:t>
+      </w:r>
+      <w:bookmarkEnd w:id="5"/>
+    </w:p>
+    <w:p>
+      <w:r>
+        <w:t>The developed application was designed to perform nutrition analysis for generated meals, relying on nutritional information provided by the Australian Food Composition Database (AFCD). Generated ingredients are processed and matched with the local AFCD dataset to calculate protein, carbohydrate, fat and calorie values based on the different ingredients. These outputs are presented as part of the generated meal and day-wise nutritional data.</w:t>
+      </w:r>
+    </w:p>
+    <w:p>
+      <w:r>
+        <w:t>The app creates a grocery list based on the user's active meal plan while factoring in ingredients already available to the user. Grocery items can be marked as purchased using checkboxes, and their purchased states are saved in the Room database for persistence when closing and reopening the application.</w:t>
+      </w:r>
+    </w:p>
+    <w:p>
+      <w:r>
+        <w:t>Room/SQLite is used for local data storage to persist application data. This includes storage for saved meal plans and grocery-list contents, keeping important application data available the next time the application runs.</w:t>
+      </w:r>
+    </w:p>
+    <w:p>
+      <w:pPr>
+        <w:spacing w:after="160" w:line="278" w:lineRule="auto"/>
+      </w:pPr>
+      <w:r>
+        <w:br w:type="page"/>
+      </w:r>
+    </w:p>
+    <w:p>
+      <w:pPr>
+        <w:pStyle w:val="Heading1"/>
+      </w:pPr>
+      <w:bookmarkStart w:id="6" w:name="_Toc241935033"/>
+      <w:r>
+        <w:lastRenderedPageBreak/>
+        <w:t>Implementation Details</w:t>
+      </w:r>
+      <w:bookmarkEnd w:id="6"/>
+    </w:p>
+    <w:p>
+      <w:pPr>
+        <w:pStyle w:val="Heading3"/>
+      </w:pPr>
+      <w:bookmarkStart w:id="7" w:name="_Toc241935034"/>
+      <w:r>
+        <w:t>User Profile and Mobile Interface — Matthew</w:t>
+      </w:r>
+      <w:bookmarkEnd w:id="7"/>
+    </w:p>
+    <w:p/>
+    <w:p>
+      <w:pPr>
+        <w:pStyle w:val="Heading3"/>
+      </w:pPr>
+      <w:bookmarkStart w:id="8" w:name="_Toc241935035"/>
+      <w:r>
+        <w:t>AI Meal Plan and Recipe Generation — Farhad</w:t>
+      </w:r>
+      <w:bookmarkEnd w:id="8"/>
+      <w:r>
+        <w:t xml:space="preserve"> </w:t>
+      </w:r>
+    </w:p>
+    <w:p/>
+    <w:p/>
+    <w:p/>
     <w:p>
       <w:pPr>
         <w:pStyle w:val="Heading3"/>
@@ -2160,13 +2183,69 @@
     </w:p>
     <w:p>
       <w:pPr>
+        <w:rPr>
+          <w:sz w:val="24"/>
+          <w:szCs w:val="24"/>
+        </w:rPr>
+      </w:pPr>
+      <w:r>
+        <w:rPr>
+          <w:sz w:val="24"/>
+          <w:szCs w:val="24"/>
+        </w:rPr>
+        <w:t>Integration testing tested whether the main components built by different team members worked properly together as a full Android application. After an AI-generated meal plan was created, it was tested with the nutrition analysis functionality to determine whether the generated ingredients could be processed and matched with data available from the Australian Food Composition Database (AFCD). The generated meal plan was also integrated with the grocery-list feature, since ingredients from active meal plans are transformed into grocery items while considering food that the user may already have available in their profile.</w:t>
+      </w:r>
+    </w:p>
+    <w:p>
+      <w:pPr>
+        <w:rPr>
+          <w:sz w:val="24"/>
+          <w:szCs w:val="24"/>
+        </w:rPr>
+      </w:pPr>
+      <w:r>
+        <w:rPr>
+          <w:sz w:val="24"/>
+          <w:szCs w:val="24"/>
+        </w:rPr>
+        <w:t>The ability of grocery items and their purchased status to persist between app sessions was tested through the integration of the grocery-list feature with the Room database. In addition, restoring previously saved meal plans was tested with the grocery-list functionality to check that restoring a plan did not negatively affect the already saved purchased state of grocery items. The grocery list was also verified after further integration improvements to make sure saved items were still being shown and previously checked items had their state restored.</w:t>
+      </w:r>
+    </w:p>
+    <w:p>
+      <w:pPr>
+        <w:rPr>
+          <w:sz w:val="24"/>
+          <w:szCs w:val="24"/>
+        </w:rPr>
+      </w:pPr>
+      <w:r>
+        <w:rPr>
+          <w:sz w:val="24"/>
+          <w:szCs w:val="24"/>
+        </w:rPr>
+        <w:t xml:space="preserve">The shared </w:t>
+      </w:r>
+      <w:proofErr w:type="spellStart"/>
+      <w:r>
+        <w:rPr>
+          <w:sz w:val="24"/>
+          <w:szCs w:val="24"/>
+        </w:rPr>
+        <w:t>MealPlannerViewModel</w:t>
+      </w:r>
+      <w:proofErr w:type="spellEnd"/>
+      <w:r>
+        <w:rPr>
+          <w:sz w:val="24"/>
+          <w:szCs w:val="24"/>
+        </w:rPr>
+        <w:t xml:space="preserve"> allows the meal-plan, nutrition and grocery-list functionality to communicate with each other. We performed testing through the Android emulator using automated instrumented tests and end-to-end manual testing. This helped validate the data exchange between integrated components and identify bugs that occurred when multiple features were used together.</w:t>
+      </w:r>
+    </w:p>
+    <w:p>
+      <w:pPr>
         <w:pStyle w:val="Heading3"/>
       </w:pPr>
-    </w:p>
-    <w:p>
-      <w:pPr>
-        <w:pStyle w:val="Heading3"/>
-      </w:pPr>
       <w:bookmarkStart w:id="12" w:name="_Toc241935039"/>
       <w:r>
         <w:t>Functional/Test Results</w:t>
@@ -2174,10 +2253,24 @@
       <w:bookmarkEnd w:id="12"/>
     </w:p>
     <w:p>
-      <w:r>
+      <w:pPr>
+        <w:rPr>
+          <w:sz w:val="24"/>
+          <w:szCs w:val="24"/>
+        </w:rPr>
+      </w:pPr>
+      <w:r>
+        <w:rPr>
+          <w:sz w:val="24"/>
+          <w:szCs w:val="24"/>
+        </w:rPr>
         <w:t>The integrated Android application was tested to check the nutrition analysis, grocery-list, data persistence and meal-plan functionality. Automated instrumented testing was conducted using the Android emulator, where all seven instrumented tests completed without errors. I also performed manual testing for grocery-list persistence. Items were checked off in the grocery list, the application was closed and reopened, and the same saved meal plan was restored. This test was repeated several times, and after every restart the previously purchased items remained checked. Nutrition testing was also performed following improvements to AFCD ingredient matching, including testing the handling of cooking oil.</w:t>
       </w:r>
       <w:r>
+        <w:rPr>
+          <w:sz w:val="24"/>
+          <w:szCs w:val="24"/>
+        </w:rPr>
         <w:br w:type="page"/>
       </w:r>
     </w:p>
@@ -2210,29 +2303,75 @@
       </w:r>
     </w:p>
     <w:p>
-      <w:r>
+      <w:pPr>
+        <w:rPr>
+          <w:sz w:val="24"/>
+          <w:szCs w:val="24"/>
+        </w:rPr>
+      </w:pPr>
+      <w:r>
+        <w:rPr>
+          <w:sz w:val="24"/>
+          <w:szCs w:val="24"/>
+        </w:rPr>
         <w:t xml:space="preserve">During </w:t>
       </w:r>
       <w:r>
+        <w:rPr>
+          <w:sz w:val="24"/>
+          <w:szCs w:val="24"/>
+        </w:rPr>
         <w:t xml:space="preserve">manual </w:t>
       </w:r>
       <w:r>
+        <w:rPr>
+          <w:sz w:val="24"/>
+          <w:szCs w:val="24"/>
+        </w:rPr>
         <w:t xml:space="preserve">testing, some meals produced unrealistic macronutrient values, including fat values exceeding 6000 g. Investigation found that when an ingredient unit was not recognised, the quantity conversion logic could incorrectly multiply the supplied quantity by 100. For example, an ingredient containing 30 ml of oil could consequently be processed as approximately 3000 g. The quantity-handling logic was corrected, and the meal plans were retested to confirm that ingredient portions and resulting macronutrient values remained within realistic ranges. </w:t>
       </w:r>
     </w:p>
     <w:p>
-      <w:r>
+      <w:pPr>
+        <w:rPr>
+          <w:sz w:val="24"/>
+          <w:szCs w:val="24"/>
+        </w:rPr>
+      </w:pPr>
+      <w:r>
+        <w:rPr>
+          <w:sz w:val="24"/>
+          <w:szCs w:val="24"/>
+        </w:rPr>
         <w:t xml:space="preserve">Testing also identified inconsistencies between the calculated macronutrients and displayed calorie totals. In some generated meals, the calorie value remained relatively low despite significantly higher protein, carbohydrate and fat values. </w:t>
       </w:r>
       <w:r>
+        <w:rPr>
+          <w:sz w:val="24"/>
+          <w:szCs w:val="24"/>
+        </w:rPr>
         <w:t>The calorie calculation was revised so that the final value is calculated from the processed macronutrients using the standard energy conversion values of Protein × 4 + Carbohydrates × 4 + Fat × 9</w:t>
       </w:r>
       <w:r>
+        <w:rPr>
+          <w:sz w:val="24"/>
+          <w:szCs w:val="24"/>
+        </w:rPr>
         <w:t xml:space="preserve">. Subsequent testing confirmed that calorie totals were consistent with the calculated macronutrient values. </w:t>
       </w:r>
     </w:p>
     <w:p>
-      <w:r>
+      <w:pPr>
+        <w:rPr>
+          <w:sz w:val="24"/>
+          <w:szCs w:val="24"/>
+        </w:rPr>
+      </w:pPr>
+      <w:r>
+        <w:rPr>
+          <w:sz w:val="24"/>
+          <w:szCs w:val="24"/>
+        </w:rPr>
         <w:t xml:space="preserve">Ingredient identification against the AFCD dataset also presented problems when processing generated meal-plan ingredients. Differences in terminology initially caused some ingredients to be incorrectly identified or not matched. For example, "ground beef" was not initially recognised as equivalent to "beef mince". Further testing after improving the matching identified another issue where the search could select a composite AFCD food containing beef mince, such as spaghetti bolognese, rather than an appropriate standalone beef mince record. The matching logic was refined and retested to improve the selection of appropriate AFCD records. </w:t>
       </w:r>
     </w:p>
@@ -2259,19 +2398,39 @@
       </w:r>
     </w:p>
     <w:p>
-      <w:r>
-        <w:t>Another issue identified during manual testing involved the purchased state of grocery-list items. Purchased items could appear unchecked after closing and reopening the application and restoring a saved meal plan. Investigation found that restoring the meal plan regenerated the grocery list, which could replace the purchased state loaded from Room. The restore logic was changed to avoid unnecessarily regenerating the grocery list when restoring a saved plan. The application was then manually tested multiple times by checking grocery items, closing and reopening the application, and restoring the same saved meal plan. The purchased items remained checked across the repeated tests, and all seven instrumented tests passed.</w:t>
-      </w:r>
-      <w:r>
+      <w:pPr>
+        <w:rPr>
+          <w:sz w:val="24"/>
+          <w:szCs w:val="24"/>
+        </w:rPr>
+      </w:pPr>
+      <w:r>
+        <w:rPr>
+          <w:sz w:val="24"/>
+          <w:szCs w:val="24"/>
+        </w:rPr>
+        <w:t xml:space="preserve">Another issue identified during manual testing involved the purchased state of grocery-list items. Purchased items could appear unchecked after closing and reopening the application and restoring a saved meal plan. Investigation found that restoring the meal plan regenerated the grocery list, which could replace the purchased state loaded from Room. The restore logic was changed to avoid unnecessarily regenerating the grocery list when </w:t>
+      </w:r>
+      <w:r>
+        <w:rPr>
+          <w:sz w:val="24"/>
+          <w:szCs w:val="24"/>
+        </w:rPr>
+        <w:lastRenderedPageBreak/>
+        <w:t>restoring a saved plan. The application was then manually tested multiple times by checking grocery items, closing and reopening the application, and restoring the same saved meal plan. The purchased items remained checked across the repeated tests, and all seven instrumented tests passed.</w:t>
+      </w:r>
+      <w:r>
+        <w:rPr>
+          <w:sz w:val="24"/>
+          <w:szCs w:val="24"/>
+        </w:rPr>
         <w:br w:type="page"/>
       </w:r>
-    </w:p>
-    <w:p>
-      <w:pPr>
-        <w:pStyle w:val="Heading1"/>
-      </w:pPr>
       <w:bookmarkStart w:id="14" w:name="_Toc241935041"/>
       <w:r>
+        <w:rPr>
+          <w:rStyle w:val="Heading1Char"/>
+        </w:rPr>
         <w:lastRenderedPageBreak/>
         <w:t>Divergence from Original Requirements and Design</w:t>
       </w:r>

--- a/Assessment 3 - Project Final.docx
+++ b/Assessment 3 - Project Final.docx
@@ -346,7 +346,7 @@
           <w:r>
             <w:fldChar w:fldCharType="separate"/>
           </w:r>
-          <w:hyperlink w:anchor="_Toc241935027" w:history="1">
+          <w:hyperlink w:anchor="_Toc242052160" w:history="1">
             <w:r>
               <w:rPr>
                 <w:rStyle w:val="Hyperlink"/>
@@ -373,7 +373,7 @@
                 <w:noProof/>
                 <w:webHidden/>
               </w:rPr>
-              <w:instrText xml:space="preserve"> PAGEREF _Toc241935027 \h </w:instrText>
+              <w:instrText xml:space="preserve"> PAGEREF _Toc242052160 \h </w:instrText>
             </w:r>
             <w:r>
               <w:rPr>
@@ -420,7 +420,7 @@
               <w14:ligatures w14:val="standardContextual"/>
             </w:rPr>
           </w:pPr>
-          <w:hyperlink w:anchor="_Toc241935028" w:history="1">
+          <w:hyperlink w:anchor="_Toc242052161" w:history="1">
             <w:r>
               <w:rPr>
                 <w:rStyle w:val="Hyperlink"/>
@@ -447,7 +447,7 @@
                 <w:noProof/>
                 <w:webHidden/>
               </w:rPr>
-              <w:instrText xml:space="preserve"> PAGEREF _Toc241935028 \h </w:instrText>
+              <w:instrText xml:space="preserve"> PAGEREF _Toc242052161 \h </w:instrText>
             </w:r>
             <w:r>
               <w:rPr>
@@ -494,7 +494,7 @@
               <w14:ligatures w14:val="standardContextual"/>
             </w:rPr>
           </w:pPr>
-          <w:hyperlink w:anchor="_Toc241935029" w:history="1">
+          <w:hyperlink w:anchor="_Toc242052162" w:history="1">
             <w:r>
               <w:rPr>
                 <w:rStyle w:val="Hyperlink"/>
@@ -521,7 +521,7 @@
                 <w:noProof/>
                 <w:webHidden/>
               </w:rPr>
-              <w:instrText xml:space="preserve"> PAGEREF _Toc241935029 \h </w:instrText>
+              <w:instrText xml:space="preserve"> PAGEREF _Toc242052162 \h </w:instrText>
             </w:r>
             <w:r>
               <w:rPr>
@@ -568,7 +568,7 @@
               <w14:ligatures w14:val="standardContextual"/>
             </w:rPr>
           </w:pPr>
-          <w:hyperlink w:anchor="_Toc241935030" w:history="1">
+          <w:hyperlink w:anchor="_Toc242052163" w:history="1">
             <w:r>
               <w:rPr>
                 <w:rStyle w:val="Hyperlink"/>
@@ -595,7 +595,7 @@
                 <w:noProof/>
                 <w:webHidden/>
               </w:rPr>
-              <w:instrText xml:space="preserve"> PAGEREF _Toc241935030 \h </w:instrText>
+              <w:instrText xml:space="preserve"> PAGEREF _Toc242052163 \h </w:instrText>
             </w:r>
             <w:r>
               <w:rPr>
@@ -642,7 +642,7 @@
               <w14:ligatures w14:val="standardContextual"/>
             </w:rPr>
           </w:pPr>
-          <w:hyperlink w:anchor="_Toc241935031" w:history="1">
+          <w:hyperlink w:anchor="_Toc242052164" w:history="1">
             <w:r>
               <w:rPr>
                 <w:rStyle w:val="Hyperlink"/>
@@ -669,7 +669,7 @@
                 <w:noProof/>
                 <w:webHidden/>
               </w:rPr>
-              <w:instrText xml:space="preserve"> PAGEREF _Toc241935031 \h </w:instrText>
+              <w:instrText xml:space="preserve"> PAGEREF _Toc242052164 \h </w:instrText>
             </w:r>
             <w:r>
               <w:rPr>
@@ -689,7 +689,7 @@
                 <w:noProof/>
                 <w:webHidden/>
               </w:rPr>
-              <w:t>5</w:t>
+              <w:t>6</w:t>
             </w:r>
             <w:r>
               <w:rPr>
@@ -716,7 +716,7 @@
               <w14:ligatures w14:val="standardContextual"/>
             </w:rPr>
           </w:pPr>
-          <w:hyperlink w:anchor="_Toc241935032" w:history="1">
+          <w:hyperlink w:anchor="_Toc242052165" w:history="1">
             <w:r>
               <w:rPr>
                 <w:rStyle w:val="Hyperlink"/>
@@ -743,7 +743,7 @@
                 <w:noProof/>
                 <w:webHidden/>
               </w:rPr>
-              <w:instrText xml:space="preserve"> PAGEREF _Toc241935032 \h </w:instrText>
+              <w:instrText xml:space="preserve"> PAGEREF _Toc242052165 \h </w:instrText>
             </w:r>
             <w:r>
               <w:rPr>
@@ -763,7 +763,7 @@
                 <w:noProof/>
                 <w:webHidden/>
               </w:rPr>
-              <w:t>5</w:t>
+              <w:t>6</w:t>
             </w:r>
             <w:r>
               <w:rPr>
@@ -790,7 +790,7 @@
               <w14:ligatures w14:val="standardContextual"/>
             </w:rPr>
           </w:pPr>
-          <w:hyperlink w:anchor="_Toc241935033" w:history="1">
+          <w:hyperlink w:anchor="_Toc242052166" w:history="1">
             <w:r>
               <w:rPr>
                 <w:rStyle w:val="Hyperlink"/>
@@ -817,7 +817,7 @@
                 <w:noProof/>
                 <w:webHidden/>
               </w:rPr>
-              <w:instrText xml:space="preserve"> PAGEREF _Toc241935033 \h </w:instrText>
+              <w:instrText xml:space="preserve"> PAGEREF _Toc242052166 \h </w:instrText>
             </w:r>
             <w:r>
               <w:rPr>
@@ -837,7 +837,7 @@
                 <w:noProof/>
                 <w:webHidden/>
               </w:rPr>
-              <w:t>6</w:t>
+              <w:t>7</w:t>
             </w:r>
             <w:r>
               <w:rPr>
@@ -864,7 +864,7 @@
               <w14:ligatures w14:val="standardContextual"/>
             </w:rPr>
           </w:pPr>
-          <w:hyperlink w:anchor="_Toc241935034" w:history="1">
+          <w:hyperlink w:anchor="_Toc242052167" w:history="1">
             <w:r>
               <w:rPr>
                 <w:rStyle w:val="Hyperlink"/>
@@ -891,7 +891,7 @@
                 <w:noProof/>
                 <w:webHidden/>
               </w:rPr>
-              <w:instrText xml:space="preserve"> PAGEREF _Toc241935034 \h </w:instrText>
+              <w:instrText xml:space="preserve"> PAGEREF _Toc242052167 \h </w:instrText>
             </w:r>
             <w:r>
               <w:rPr>
@@ -911,7 +911,7 @@
                 <w:noProof/>
                 <w:webHidden/>
               </w:rPr>
-              <w:t>6</w:t>
+              <w:t>7</w:t>
             </w:r>
             <w:r>
               <w:rPr>
@@ -938,7 +938,7 @@
               <w14:ligatures w14:val="standardContextual"/>
             </w:rPr>
           </w:pPr>
-          <w:hyperlink w:anchor="_Toc241935035" w:history="1">
+          <w:hyperlink w:anchor="_Toc242052168" w:history="1">
             <w:r>
               <w:rPr>
                 <w:rStyle w:val="Hyperlink"/>
@@ -965,7 +965,7 @@
                 <w:noProof/>
                 <w:webHidden/>
               </w:rPr>
-              <w:instrText xml:space="preserve"> PAGEREF _Toc241935035 \h </w:instrText>
+              <w:instrText xml:space="preserve"> PAGEREF _Toc242052168 \h </w:instrText>
             </w:r>
             <w:r>
               <w:rPr>
@@ -985,7 +985,7 @@
                 <w:noProof/>
                 <w:webHidden/>
               </w:rPr>
-              <w:t>6</w:t>
+              <w:t>8</w:t>
             </w:r>
             <w:r>
               <w:rPr>
@@ -1012,7 +1012,7 @@
               <w14:ligatures w14:val="standardContextual"/>
             </w:rPr>
           </w:pPr>
-          <w:hyperlink w:anchor="_Toc241935036" w:history="1">
+          <w:hyperlink w:anchor="_Toc242052169" w:history="1">
             <w:r>
               <w:rPr>
                 <w:rStyle w:val="Hyperlink"/>
@@ -1039,7 +1039,7 @@
                 <w:noProof/>
                 <w:webHidden/>
               </w:rPr>
-              <w:instrText xml:space="preserve"> PAGEREF _Toc241935036 \h </w:instrText>
+              <w:instrText xml:space="preserve"> PAGEREF _Toc242052169 \h </w:instrText>
             </w:r>
             <w:r>
               <w:rPr>
@@ -1059,7 +1059,7 @@
                 <w:noProof/>
                 <w:webHidden/>
               </w:rPr>
-              <w:t>6</w:t>
+              <w:t>8</w:t>
             </w:r>
             <w:r>
               <w:rPr>
@@ -1086,7 +1086,7 @@
               <w14:ligatures w14:val="standardContextual"/>
             </w:rPr>
           </w:pPr>
-          <w:hyperlink w:anchor="_Toc241935037" w:history="1">
+          <w:hyperlink w:anchor="_Toc242052170" w:history="1">
             <w:r>
               <w:rPr>
                 <w:rStyle w:val="Hyperlink"/>
@@ -1113,7 +1113,7 @@
                 <w:noProof/>
                 <w:webHidden/>
               </w:rPr>
-              <w:instrText xml:space="preserve"> PAGEREF _Toc241935037 \h </w:instrText>
+              <w:instrText xml:space="preserve"> PAGEREF _Toc242052170 \h </w:instrText>
             </w:r>
             <w:r>
               <w:rPr>
@@ -1133,7 +1133,7 @@
                 <w:noProof/>
                 <w:webHidden/>
               </w:rPr>
-              <w:t>7</w:t>
+              <w:t>9</w:t>
             </w:r>
             <w:r>
               <w:rPr>
@@ -1160,7 +1160,7 @@
               <w14:ligatures w14:val="standardContextual"/>
             </w:rPr>
           </w:pPr>
-          <w:hyperlink w:anchor="_Toc241935038" w:history="1">
+          <w:hyperlink w:anchor="_Toc242052171" w:history="1">
             <w:r>
               <w:rPr>
                 <w:rStyle w:val="Hyperlink"/>
@@ -1187,7 +1187,7 @@
                 <w:noProof/>
                 <w:webHidden/>
               </w:rPr>
-              <w:instrText xml:space="preserve"> PAGEREF _Toc241935038 \h </w:instrText>
+              <w:instrText xml:space="preserve"> PAGEREF _Toc242052171 \h </w:instrText>
             </w:r>
             <w:r>
               <w:rPr>
@@ -1207,7 +1207,7 @@
                 <w:noProof/>
                 <w:webHidden/>
               </w:rPr>
-              <w:t>7</w:t>
+              <w:t>9</w:t>
             </w:r>
             <w:r>
               <w:rPr>
@@ -1234,7 +1234,7 @@
               <w14:ligatures w14:val="standardContextual"/>
             </w:rPr>
           </w:pPr>
-          <w:hyperlink w:anchor="_Toc241935039" w:history="1">
+          <w:hyperlink w:anchor="_Toc242052172" w:history="1">
             <w:r>
               <w:rPr>
                 <w:rStyle w:val="Hyperlink"/>
@@ -1261,7 +1261,7 @@
                 <w:noProof/>
                 <w:webHidden/>
               </w:rPr>
-              <w:instrText xml:space="preserve"> PAGEREF _Toc241935039 \h </w:instrText>
+              <w:instrText xml:space="preserve"> PAGEREF _Toc242052172 \h </w:instrText>
             </w:r>
             <w:r>
               <w:rPr>
@@ -1281,7 +1281,7 @@
                 <w:noProof/>
                 <w:webHidden/>
               </w:rPr>
-              <w:t>7</w:t>
+              <w:t>9</w:t>
             </w:r>
             <w:r>
               <w:rPr>
@@ -1308,7 +1308,7 @@
               <w14:ligatures w14:val="standardContextual"/>
             </w:rPr>
           </w:pPr>
-          <w:hyperlink w:anchor="_Toc241935040" w:history="1">
+          <w:hyperlink w:anchor="_Toc242052173" w:history="1">
             <w:r>
               <w:rPr>
                 <w:rStyle w:val="Hyperlink"/>
@@ -1335,7 +1335,7 @@
                 <w:noProof/>
                 <w:webHidden/>
               </w:rPr>
-              <w:instrText xml:space="preserve"> PAGEREF _Toc241935040 \h </w:instrText>
+              <w:instrText xml:space="preserve"> PAGEREF _Toc242052173 \h </w:instrText>
             </w:r>
             <w:r>
               <w:rPr>
@@ -1355,7 +1355,303 @@
                 <w:noProof/>
                 <w:webHidden/>
               </w:rPr>
-              <w:t>8</w:t>
+              <w:t>10</w:t>
+            </w:r>
+            <w:r>
+              <w:rPr>
+                <w:noProof/>
+                <w:webHidden/>
+              </w:rPr>
+              <w:fldChar w:fldCharType="end"/>
+            </w:r>
+          </w:hyperlink>
+        </w:p>
+        <w:p>
+          <w:pPr>
+            <w:pStyle w:val="TOC3"/>
+            <w:tabs>
+              <w:tab w:val="right" w:leader="dot" w:pos="9016"/>
+            </w:tabs>
+            <w:rPr>
+              <w:rFonts w:asciiTheme="minorHAnsi" w:eastAsiaTheme="minorEastAsia" w:hAnsiTheme="minorHAnsi" w:cstheme="minorBidi"/>
+              <w:noProof/>
+              <w:kern w:val="2"/>
+              <w:sz w:val="24"/>
+              <w:szCs w:val="24"/>
+              <w:lang w:eastAsia="en-AU"/>
+              <w14:ligatures w14:val="standardContextual"/>
+            </w:rPr>
+          </w:pPr>
+          <w:hyperlink w:anchor="_Toc242052174" w:history="1">
+            <w:r>
+              <w:rPr>
+                <w:rStyle w:val="Hyperlink"/>
+                <w:noProof/>
+              </w:rPr>
+              <w:t>Matthew</w:t>
+            </w:r>
+            <w:r>
+              <w:rPr>
+                <w:noProof/>
+                <w:webHidden/>
+              </w:rPr>
+              <w:tab/>
+            </w:r>
+            <w:r>
+              <w:rPr>
+                <w:noProof/>
+                <w:webHidden/>
+              </w:rPr>
+              <w:fldChar w:fldCharType="begin"/>
+            </w:r>
+            <w:r>
+              <w:rPr>
+                <w:noProof/>
+                <w:webHidden/>
+              </w:rPr>
+              <w:instrText xml:space="preserve"> PAGEREF _Toc242052174 \h </w:instrText>
+            </w:r>
+            <w:r>
+              <w:rPr>
+                <w:noProof/>
+                <w:webHidden/>
+              </w:rPr>
+            </w:r>
+            <w:r>
+              <w:rPr>
+                <w:noProof/>
+                <w:webHidden/>
+              </w:rPr>
+              <w:fldChar w:fldCharType="separate"/>
+            </w:r>
+            <w:r>
+              <w:rPr>
+                <w:noProof/>
+                <w:webHidden/>
+              </w:rPr>
+              <w:t>12</w:t>
+            </w:r>
+            <w:r>
+              <w:rPr>
+                <w:noProof/>
+                <w:webHidden/>
+              </w:rPr>
+              <w:fldChar w:fldCharType="end"/>
+            </w:r>
+          </w:hyperlink>
+        </w:p>
+        <w:p>
+          <w:pPr>
+            <w:pStyle w:val="TOC3"/>
+            <w:tabs>
+              <w:tab w:val="right" w:leader="dot" w:pos="9016"/>
+            </w:tabs>
+            <w:rPr>
+              <w:rFonts w:asciiTheme="minorHAnsi" w:eastAsiaTheme="minorEastAsia" w:hAnsiTheme="minorHAnsi" w:cstheme="minorBidi"/>
+              <w:noProof/>
+              <w:kern w:val="2"/>
+              <w:sz w:val="24"/>
+              <w:szCs w:val="24"/>
+              <w:lang w:eastAsia="en-AU"/>
+              <w14:ligatures w14:val="standardContextual"/>
+            </w:rPr>
+          </w:pPr>
+          <w:hyperlink w:anchor="_Toc242052175" w:history="1">
+            <w:r>
+              <w:rPr>
+                <w:rStyle w:val="Hyperlink"/>
+                <w:noProof/>
+              </w:rPr>
+              <w:t>Farhad</w:t>
+            </w:r>
+            <w:r>
+              <w:rPr>
+                <w:noProof/>
+                <w:webHidden/>
+              </w:rPr>
+              <w:tab/>
+            </w:r>
+            <w:r>
+              <w:rPr>
+                <w:noProof/>
+                <w:webHidden/>
+              </w:rPr>
+              <w:fldChar w:fldCharType="begin"/>
+            </w:r>
+            <w:r>
+              <w:rPr>
+                <w:noProof/>
+                <w:webHidden/>
+              </w:rPr>
+              <w:instrText xml:space="preserve"> PAGEREF _Toc242052175 \h </w:instrText>
+            </w:r>
+            <w:r>
+              <w:rPr>
+                <w:noProof/>
+                <w:webHidden/>
+              </w:rPr>
+            </w:r>
+            <w:r>
+              <w:rPr>
+                <w:noProof/>
+                <w:webHidden/>
+              </w:rPr>
+              <w:fldChar w:fldCharType="separate"/>
+            </w:r>
+            <w:r>
+              <w:rPr>
+                <w:noProof/>
+                <w:webHidden/>
+              </w:rPr>
+              <w:t>13</w:t>
+            </w:r>
+            <w:r>
+              <w:rPr>
+                <w:noProof/>
+                <w:webHidden/>
+              </w:rPr>
+              <w:fldChar w:fldCharType="end"/>
+            </w:r>
+          </w:hyperlink>
+        </w:p>
+        <w:p>
+          <w:pPr>
+            <w:pStyle w:val="TOC3"/>
+            <w:tabs>
+              <w:tab w:val="right" w:leader="dot" w:pos="9016"/>
+            </w:tabs>
+            <w:rPr>
+              <w:rFonts w:asciiTheme="minorHAnsi" w:eastAsiaTheme="minorEastAsia" w:hAnsiTheme="minorHAnsi" w:cstheme="minorBidi"/>
+              <w:noProof/>
+              <w:kern w:val="2"/>
+              <w:sz w:val="24"/>
+              <w:szCs w:val="24"/>
+              <w:lang w:eastAsia="en-AU"/>
+              <w14:ligatures w14:val="standardContextual"/>
+            </w:rPr>
+          </w:pPr>
+          <w:hyperlink w:anchor="_Toc242052176" w:history="1">
+            <w:r>
+              <w:rPr>
+                <w:rStyle w:val="Hyperlink"/>
+                <w:noProof/>
+              </w:rPr>
+              <w:t>Ansh</w:t>
+            </w:r>
+            <w:r>
+              <w:rPr>
+                <w:noProof/>
+                <w:webHidden/>
+              </w:rPr>
+              <w:tab/>
+            </w:r>
+            <w:r>
+              <w:rPr>
+                <w:noProof/>
+                <w:webHidden/>
+              </w:rPr>
+              <w:fldChar w:fldCharType="begin"/>
+            </w:r>
+            <w:r>
+              <w:rPr>
+                <w:noProof/>
+                <w:webHidden/>
+              </w:rPr>
+              <w:instrText xml:space="preserve"> PAGEREF _Toc242052176 \h </w:instrText>
+            </w:r>
+            <w:r>
+              <w:rPr>
+                <w:noProof/>
+                <w:webHidden/>
+              </w:rPr>
+            </w:r>
+            <w:r>
+              <w:rPr>
+                <w:noProof/>
+                <w:webHidden/>
+              </w:rPr>
+              <w:fldChar w:fldCharType="separate"/>
+            </w:r>
+            <w:r>
+              <w:rPr>
+                <w:noProof/>
+                <w:webHidden/>
+              </w:rPr>
+              <w:t>13</w:t>
+            </w:r>
+            <w:r>
+              <w:rPr>
+                <w:noProof/>
+                <w:webHidden/>
+              </w:rPr>
+              <w:fldChar w:fldCharType="end"/>
+            </w:r>
+          </w:hyperlink>
+        </w:p>
+        <w:p>
+          <w:pPr>
+            <w:pStyle w:val="TOC3"/>
+            <w:tabs>
+              <w:tab w:val="right" w:leader="dot" w:pos="9016"/>
+            </w:tabs>
+            <w:rPr>
+              <w:rFonts w:asciiTheme="minorHAnsi" w:eastAsiaTheme="minorEastAsia" w:hAnsiTheme="minorHAnsi" w:cstheme="minorBidi"/>
+              <w:noProof/>
+              <w:kern w:val="2"/>
+              <w:sz w:val="24"/>
+              <w:szCs w:val="24"/>
+              <w:lang w:eastAsia="en-AU"/>
+              <w14:ligatures w14:val="standardContextual"/>
+            </w:rPr>
+          </w:pPr>
+          <w:hyperlink w:anchor="_Toc242052177" w:history="1">
+            <w:r>
+              <w:rPr>
+                <w:rStyle w:val="Hyperlink"/>
+                <w:noProof/>
+              </w:rPr>
+              <w:t>Collective</w:t>
+            </w:r>
+            <w:r>
+              <w:rPr>
+                <w:noProof/>
+                <w:webHidden/>
+              </w:rPr>
+              <w:tab/>
+            </w:r>
+            <w:r>
+              <w:rPr>
+                <w:noProof/>
+                <w:webHidden/>
+              </w:rPr>
+              <w:fldChar w:fldCharType="begin"/>
+            </w:r>
+            <w:r>
+              <w:rPr>
+                <w:noProof/>
+                <w:webHidden/>
+              </w:rPr>
+              <w:instrText xml:space="preserve"> PAGEREF _Toc242052177 \h </w:instrText>
+            </w:r>
+            <w:r>
+              <w:rPr>
+                <w:noProof/>
+                <w:webHidden/>
+              </w:rPr>
+            </w:r>
+            <w:r>
+              <w:rPr>
+                <w:noProof/>
+                <w:webHidden/>
+              </w:rPr>
+              <w:fldChar w:fldCharType="separate"/>
+            </w:r>
+            <w:r>
+              <w:rPr>
+                <w:noProof/>
+                <w:webHidden/>
+              </w:rPr>
+              <w:t>13</w:t>
             </w:r>
             <w:r>
               <w:rPr>
@@ -1382,13 +1678,13 @@
               <w14:ligatures w14:val="standardContextual"/>
             </w:rPr>
           </w:pPr>
-          <w:hyperlink w:anchor="_Toc241935041" w:history="1">
+          <w:hyperlink w:anchor="_Toc242052178" w:history="1">
             <w:r>
               <w:rPr>
                 <w:rStyle w:val="Hyperlink"/>
                 <w:noProof/>
               </w:rPr>
-              <w:t>Divergence from Original Requirements and Design</w:t>
+              <w:t>GitHub Repository and Version Control</w:t>
             </w:r>
             <w:r>
               <w:rPr>
@@ -1409,7 +1705,7 @@
                 <w:noProof/>
                 <w:webHidden/>
               </w:rPr>
-              <w:instrText xml:space="preserve"> PAGEREF _Toc241935041 \h </w:instrText>
+              <w:instrText xml:space="preserve"> PAGEREF _Toc242052178 \h </w:instrText>
             </w:r>
             <w:r>
               <w:rPr>
@@ -1429,303 +1725,7 @@
                 <w:noProof/>
                 <w:webHidden/>
               </w:rPr>
-              <w:t>9</w:t>
-            </w:r>
-            <w:r>
-              <w:rPr>
-                <w:noProof/>
-                <w:webHidden/>
-              </w:rPr>
-              <w:fldChar w:fldCharType="end"/>
-            </w:r>
-          </w:hyperlink>
-        </w:p>
-        <w:p>
-          <w:pPr>
-            <w:pStyle w:val="TOC3"/>
-            <w:tabs>
-              <w:tab w:val="right" w:leader="dot" w:pos="9016"/>
-            </w:tabs>
-            <w:rPr>
-              <w:rFonts w:asciiTheme="minorHAnsi" w:eastAsiaTheme="minorEastAsia" w:hAnsiTheme="minorHAnsi" w:cstheme="minorBidi"/>
-              <w:noProof/>
-              <w:kern w:val="2"/>
-              <w:sz w:val="24"/>
-              <w:szCs w:val="24"/>
-              <w:lang w:eastAsia="en-AU"/>
-              <w14:ligatures w14:val="standardContextual"/>
-            </w:rPr>
-          </w:pPr>
-          <w:hyperlink w:anchor="_Toc241935042" w:history="1">
-            <w:r>
-              <w:rPr>
-                <w:rStyle w:val="Hyperlink"/>
-                <w:noProof/>
-              </w:rPr>
-              <w:t>Matthew</w:t>
-            </w:r>
-            <w:r>
-              <w:rPr>
-                <w:noProof/>
-                <w:webHidden/>
-              </w:rPr>
-              <w:tab/>
-            </w:r>
-            <w:r>
-              <w:rPr>
-                <w:noProof/>
-                <w:webHidden/>
-              </w:rPr>
-              <w:fldChar w:fldCharType="begin"/>
-            </w:r>
-            <w:r>
-              <w:rPr>
-                <w:noProof/>
-                <w:webHidden/>
-              </w:rPr>
-              <w:instrText xml:space="preserve"> PAGEREF _Toc241935042 \h </w:instrText>
-            </w:r>
-            <w:r>
-              <w:rPr>
-                <w:noProof/>
-                <w:webHidden/>
-              </w:rPr>
-            </w:r>
-            <w:r>
-              <w:rPr>
-                <w:noProof/>
-                <w:webHidden/>
-              </w:rPr>
-              <w:fldChar w:fldCharType="separate"/>
-            </w:r>
-            <w:r>
-              <w:rPr>
-                <w:noProof/>
-                <w:webHidden/>
-              </w:rPr>
-              <w:t>9</w:t>
-            </w:r>
-            <w:r>
-              <w:rPr>
-                <w:noProof/>
-                <w:webHidden/>
-              </w:rPr>
-              <w:fldChar w:fldCharType="end"/>
-            </w:r>
-          </w:hyperlink>
-        </w:p>
-        <w:p>
-          <w:pPr>
-            <w:pStyle w:val="TOC3"/>
-            <w:tabs>
-              <w:tab w:val="right" w:leader="dot" w:pos="9016"/>
-            </w:tabs>
-            <w:rPr>
-              <w:rFonts w:asciiTheme="minorHAnsi" w:eastAsiaTheme="minorEastAsia" w:hAnsiTheme="minorHAnsi" w:cstheme="minorBidi"/>
-              <w:noProof/>
-              <w:kern w:val="2"/>
-              <w:sz w:val="24"/>
-              <w:szCs w:val="24"/>
-              <w:lang w:eastAsia="en-AU"/>
-              <w14:ligatures w14:val="standardContextual"/>
-            </w:rPr>
-          </w:pPr>
-          <w:hyperlink w:anchor="_Toc241935043" w:history="1">
-            <w:r>
-              <w:rPr>
-                <w:rStyle w:val="Hyperlink"/>
-                <w:noProof/>
-              </w:rPr>
-              <w:t>Farhad</w:t>
-            </w:r>
-            <w:r>
-              <w:rPr>
-                <w:noProof/>
-                <w:webHidden/>
-              </w:rPr>
-              <w:tab/>
-            </w:r>
-            <w:r>
-              <w:rPr>
-                <w:noProof/>
-                <w:webHidden/>
-              </w:rPr>
-              <w:fldChar w:fldCharType="begin"/>
-            </w:r>
-            <w:r>
-              <w:rPr>
-                <w:noProof/>
-                <w:webHidden/>
-              </w:rPr>
-              <w:instrText xml:space="preserve"> PAGEREF _Toc241935043 \h </w:instrText>
-            </w:r>
-            <w:r>
-              <w:rPr>
-                <w:noProof/>
-                <w:webHidden/>
-              </w:rPr>
-            </w:r>
-            <w:r>
-              <w:rPr>
-                <w:noProof/>
-                <w:webHidden/>
-              </w:rPr>
-              <w:fldChar w:fldCharType="separate"/>
-            </w:r>
-            <w:r>
-              <w:rPr>
-                <w:noProof/>
-                <w:webHidden/>
-              </w:rPr>
-              <w:t>10</w:t>
-            </w:r>
-            <w:r>
-              <w:rPr>
-                <w:noProof/>
-                <w:webHidden/>
-              </w:rPr>
-              <w:fldChar w:fldCharType="end"/>
-            </w:r>
-          </w:hyperlink>
-        </w:p>
-        <w:p>
-          <w:pPr>
-            <w:pStyle w:val="TOC3"/>
-            <w:tabs>
-              <w:tab w:val="right" w:leader="dot" w:pos="9016"/>
-            </w:tabs>
-            <w:rPr>
-              <w:rFonts w:asciiTheme="minorHAnsi" w:eastAsiaTheme="minorEastAsia" w:hAnsiTheme="minorHAnsi" w:cstheme="minorBidi"/>
-              <w:noProof/>
-              <w:kern w:val="2"/>
-              <w:sz w:val="24"/>
-              <w:szCs w:val="24"/>
-              <w:lang w:eastAsia="en-AU"/>
-              <w14:ligatures w14:val="standardContextual"/>
-            </w:rPr>
-          </w:pPr>
-          <w:hyperlink w:anchor="_Toc241935044" w:history="1">
-            <w:r>
-              <w:rPr>
-                <w:rStyle w:val="Hyperlink"/>
-                <w:noProof/>
-              </w:rPr>
-              <w:t>Ansh</w:t>
-            </w:r>
-            <w:r>
-              <w:rPr>
-                <w:noProof/>
-                <w:webHidden/>
-              </w:rPr>
-              <w:tab/>
-            </w:r>
-            <w:r>
-              <w:rPr>
-                <w:noProof/>
-                <w:webHidden/>
-              </w:rPr>
-              <w:fldChar w:fldCharType="begin"/>
-            </w:r>
-            <w:r>
-              <w:rPr>
-                <w:noProof/>
-                <w:webHidden/>
-              </w:rPr>
-              <w:instrText xml:space="preserve"> PAGEREF _Toc241935044 \h </w:instrText>
-            </w:r>
-            <w:r>
-              <w:rPr>
-                <w:noProof/>
-                <w:webHidden/>
-              </w:rPr>
-            </w:r>
-            <w:r>
-              <w:rPr>
-                <w:noProof/>
-                <w:webHidden/>
-              </w:rPr>
-              <w:fldChar w:fldCharType="separate"/>
-            </w:r>
-            <w:r>
-              <w:rPr>
-                <w:noProof/>
-                <w:webHidden/>
-              </w:rPr>
-              <w:t>10</w:t>
-            </w:r>
-            <w:r>
-              <w:rPr>
-                <w:noProof/>
-                <w:webHidden/>
-              </w:rPr>
-              <w:fldChar w:fldCharType="end"/>
-            </w:r>
-          </w:hyperlink>
-        </w:p>
-        <w:p>
-          <w:pPr>
-            <w:pStyle w:val="TOC3"/>
-            <w:tabs>
-              <w:tab w:val="right" w:leader="dot" w:pos="9016"/>
-            </w:tabs>
-            <w:rPr>
-              <w:rFonts w:asciiTheme="minorHAnsi" w:eastAsiaTheme="minorEastAsia" w:hAnsiTheme="minorHAnsi" w:cstheme="minorBidi"/>
-              <w:noProof/>
-              <w:kern w:val="2"/>
-              <w:sz w:val="24"/>
-              <w:szCs w:val="24"/>
-              <w:lang w:eastAsia="en-AU"/>
-              <w14:ligatures w14:val="standardContextual"/>
-            </w:rPr>
-          </w:pPr>
-          <w:hyperlink w:anchor="_Toc241935045" w:history="1">
-            <w:r>
-              <w:rPr>
-                <w:rStyle w:val="Hyperlink"/>
-                <w:noProof/>
-              </w:rPr>
-              <w:t>Collective</w:t>
-            </w:r>
-            <w:r>
-              <w:rPr>
-                <w:noProof/>
-                <w:webHidden/>
-              </w:rPr>
-              <w:tab/>
-            </w:r>
-            <w:r>
-              <w:rPr>
-                <w:noProof/>
-                <w:webHidden/>
-              </w:rPr>
-              <w:fldChar w:fldCharType="begin"/>
-            </w:r>
-            <w:r>
-              <w:rPr>
-                <w:noProof/>
-                <w:webHidden/>
-              </w:rPr>
-              <w:instrText xml:space="preserve"> PAGEREF _Toc241935045 \h </w:instrText>
-            </w:r>
-            <w:r>
-              <w:rPr>
-                <w:noProof/>
-                <w:webHidden/>
-              </w:rPr>
-            </w:r>
-            <w:r>
-              <w:rPr>
-                <w:noProof/>
-                <w:webHidden/>
-              </w:rPr>
-              <w:fldChar w:fldCharType="separate"/>
-            </w:r>
-            <w:r>
-              <w:rPr>
-                <w:noProof/>
-                <w:webHidden/>
-              </w:rPr>
-              <w:t>10</w:t>
+              <w:t>14</w:t>
             </w:r>
             <w:r>
               <w:rPr>
@@ -1752,13 +1752,13 @@
               <w14:ligatures w14:val="standardContextual"/>
             </w:rPr>
           </w:pPr>
-          <w:hyperlink w:anchor="_Toc241935046" w:history="1">
+          <w:hyperlink w:anchor="_Toc242052179" w:history="1">
             <w:r>
               <w:rPr>
                 <w:rStyle w:val="Hyperlink"/>
                 <w:noProof/>
               </w:rPr>
-              <w:t>GitHub Repository and Version Control</w:t>
+              <w:t>Conclusion</w:t>
             </w:r>
             <w:r>
               <w:rPr>
@@ -1779,7 +1779,7 @@
                 <w:noProof/>
                 <w:webHidden/>
               </w:rPr>
-              <w:instrText xml:space="preserve"> PAGEREF _Toc241935046 \h </w:instrText>
+              <w:instrText xml:space="preserve"> PAGEREF _Toc242052179 \h </w:instrText>
             </w:r>
             <w:r>
               <w:rPr>
@@ -1799,81 +1799,7 @@
                 <w:noProof/>
                 <w:webHidden/>
               </w:rPr>
-              <w:t>11</w:t>
-            </w:r>
-            <w:r>
-              <w:rPr>
-                <w:noProof/>
-                <w:webHidden/>
-              </w:rPr>
-              <w:fldChar w:fldCharType="end"/>
-            </w:r>
-          </w:hyperlink>
-        </w:p>
-        <w:p>
-          <w:pPr>
-            <w:pStyle w:val="TOC1"/>
-            <w:tabs>
-              <w:tab w:val="right" w:leader="dot" w:pos="9016"/>
-            </w:tabs>
-            <w:rPr>
-              <w:rFonts w:asciiTheme="minorHAnsi" w:eastAsiaTheme="minorEastAsia" w:hAnsiTheme="minorHAnsi" w:cstheme="minorBidi"/>
-              <w:noProof/>
-              <w:kern w:val="2"/>
-              <w:sz w:val="24"/>
-              <w:szCs w:val="24"/>
-              <w:lang w:eastAsia="en-AU"/>
-              <w14:ligatures w14:val="standardContextual"/>
-            </w:rPr>
-          </w:pPr>
-          <w:hyperlink w:anchor="_Toc241935047" w:history="1">
-            <w:r>
-              <w:rPr>
-                <w:rStyle w:val="Hyperlink"/>
-                <w:noProof/>
-              </w:rPr>
-              <w:t>Conclusion</w:t>
-            </w:r>
-            <w:r>
-              <w:rPr>
-                <w:noProof/>
-                <w:webHidden/>
-              </w:rPr>
-              <w:tab/>
-            </w:r>
-            <w:r>
-              <w:rPr>
-                <w:noProof/>
-                <w:webHidden/>
-              </w:rPr>
-              <w:fldChar w:fldCharType="begin"/>
-            </w:r>
-            <w:r>
-              <w:rPr>
-                <w:noProof/>
-                <w:webHidden/>
-              </w:rPr>
-              <w:instrText xml:space="preserve"> PAGEREF _Toc241935047 \h </w:instrText>
-            </w:r>
-            <w:r>
-              <w:rPr>
-                <w:noProof/>
-                <w:webHidden/>
-              </w:rPr>
-            </w:r>
-            <w:r>
-              <w:rPr>
-                <w:noProof/>
-                <w:webHidden/>
-              </w:rPr>
-              <w:fldChar w:fldCharType="separate"/>
-            </w:r>
-            <w:r>
-              <w:rPr>
-                <w:noProof/>
-                <w:webHidden/>
-              </w:rPr>
-              <w:t>12</w:t>
+              <w:t>15</w:t>
             </w:r>
             <w:r>
               <w:rPr>
@@ -1909,7 +1835,7 @@
       <w:pPr>
         <w:pStyle w:val="Heading1"/>
       </w:pPr>
-      <w:bookmarkStart w:id="0" w:name="_Toc241935027"/>
+      <w:bookmarkStart w:id="0" w:name="_Toc242052160"/>
       <w:r>
         <w:lastRenderedPageBreak/>
         <w:t>Introduction</w:t>
@@ -1940,7 +1866,7 @@
       <w:pPr>
         <w:pStyle w:val="Heading1"/>
       </w:pPr>
-      <w:bookmarkStart w:id="1" w:name="_Toc241935028"/>
+      <w:bookmarkStart w:id="1" w:name="_Toc242052161"/>
       <w:r>
         <w:lastRenderedPageBreak/>
         <w:t>Project Progress and Tracking</w:t>
@@ -1951,7 +1877,6 @@
       <w:pPr>
         <w:spacing w:after="160" w:line="278" w:lineRule="auto"/>
       </w:pPr>
-      <w:bookmarkStart w:id="2" w:name="_Toc241935029"/>
       <w:r>
         <w:t>The project moved through the planning and design phases to be developed into a working Android prototype. We divided the major application components among the team members based on their responsibilities. These included the UI and user profile, AI-based meal-plan and recipe generation, nutrition analysis, grocery-list functionality and local data storage. Each team member worked on their allocated components, and these features were progressively integrated into the shared application.</w:t>
       </w:r>
@@ -1984,6 +1909,10 @@
     <w:p/>
     <w:p/>
     <w:p>
+      <w:pPr>
+        <w:pStyle w:val="Heading1"/>
+      </w:pPr>
+      <w:bookmarkStart w:id="2" w:name="_Toc242052162"/>
       <w:r>
         <w:t>Implemented User Stories, Interfaces, Features and Business Logic</w:t>
       </w:r>
@@ -1993,517 +1922,35 @@
       <w:pPr>
         <w:pStyle w:val="Heading3"/>
       </w:pPr>
-      <w:bookmarkStart w:id="3" w:name="_Toc241935030"/>
+      <w:bookmarkStart w:id="3" w:name="_Toc242052163"/>
       <w:r>
         <w:t>User Profile and Mobile Interface — Matthew</w:t>
       </w:r>
       <w:bookmarkEnd w:id="3"/>
     </w:p>
-    <w:p/>
-    <w:p>
-      <w:pPr>
-        <w:pStyle w:val="Heading3"/>
-      </w:pPr>
-      <w:bookmarkStart w:id="4" w:name="_Toc241935031"/>
-      <w:r>
-        <w:t>AI Meal Plan and Recipe Generation — Farhad</w:t>
-      </w:r>
-      <w:bookmarkEnd w:id="4"/>
-      <w:r>
-        <w:t xml:space="preserve"> </w:t>
-      </w:r>
-    </w:p>
-    <w:p>
-      <w:pPr>
-        <w:pStyle w:val="Heading3"/>
-      </w:pPr>
-      <w:bookmarkStart w:id="5" w:name="_Toc241935032"/>
-      <w:r>
-        <w:t>Nutrition Analysis, Grocery List and Data Storage — Ansh</w:t>
-      </w:r>
-      <w:bookmarkEnd w:id="5"/>
-    </w:p>
-    <w:p>
-      <w:r>
-        <w:t>The developed application was designed to perform nutrition analysis for generated meals, relying on nutritional information provided by the Australian Food Composition Database (AFCD). Generated ingredients are processed and matched with the local AFCD dataset to calculate protein, carbohydrate, fat and calorie values based on the different ingredients. These outputs are presented as part of the generated meal and day-wise nutritional data.</w:t>
-      </w:r>
-    </w:p>
-    <w:p>
-      <w:r>
-        <w:t>The app creates a grocery list based on the user's active meal plan while factoring in ingredients already available to the user. Grocery items can be marked as purchased using checkboxes, and their purchased states are saved in the Room database for persistence when closing and reopening the application.</w:t>
-      </w:r>
-    </w:p>
-    <w:p>
-      <w:r>
-        <w:t>Room/SQLite is used for local data storage to persist application data. This includes storage for saved meal plans and grocery-list contents, keeping important application data available the next time the application runs.</w:t>
-      </w:r>
-    </w:p>
-    <w:p>
-      <w:pPr>
-        <w:spacing w:after="160" w:line="278" w:lineRule="auto"/>
-      </w:pPr>
-      <w:r>
-        <w:br w:type="page"/>
-      </w:r>
-    </w:p>
-    <w:p>
-      <w:pPr>
-        <w:pStyle w:val="Heading1"/>
-      </w:pPr>
-      <w:bookmarkStart w:id="6" w:name="_Toc241935033"/>
-      <w:r>
-        <w:lastRenderedPageBreak/>
-        <w:t>Implementation Details</w:t>
-      </w:r>
-      <w:bookmarkEnd w:id="6"/>
-    </w:p>
-    <w:p>
-      <w:pPr>
-        <w:pStyle w:val="Heading3"/>
-      </w:pPr>
-      <w:bookmarkStart w:id="7" w:name="_Toc241935034"/>
-      <w:r>
-        <w:t>User Profile and Mobile Interface — Matthew</w:t>
-      </w:r>
-      <w:bookmarkEnd w:id="7"/>
-    </w:p>
-    <w:p/>
-    <w:p>
-      <w:pPr>
-        <w:pStyle w:val="Heading3"/>
-      </w:pPr>
-      <w:bookmarkStart w:id="8" w:name="_Toc241935035"/>
-      <w:r>
-        <w:t>AI Meal Plan and Recipe Generation — Farhad</w:t>
-      </w:r>
-      <w:bookmarkEnd w:id="8"/>
-      <w:r>
-        <w:t xml:space="preserve"> </w:t>
-      </w:r>
-    </w:p>
-    <w:p/>
-    <w:p/>
-    <w:p/>
-    <w:p>
-      <w:pPr>
-        <w:pStyle w:val="Heading3"/>
-      </w:pPr>
-      <w:bookmarkStart w:id="9" w:name="_Toc241935036"/>
-      <w:r>
-        <w:t>Nutrition Analysis, Grocery List and Data Storage</w:t>
-      </w:r>
-      <w:r>
-        <w:t xml:space="preserve"> </w:t>
-      </w:r>
-      <w:r>
-        <w:t>—</w:t>
-      </w:r>
-      <w:r>
-        <w:t xml:space="preserve"> </w:t>
-      </w:r>
-      <w:r>
-        <w:t>Ansh</w:t>
-      </w:r>
-      <w:bookmarkEnd w:id="9"/>
-    </w:p>
-    <w:p>
-      <w:pPr>
-        <w:spacing w:after="160" w:line="278" w:lineRule="auto"/>
-      </w:pPr>
-      <w:r>
-        <w:t xml:space="preserve">The nutrition analysis module was developed to handle ingredient lists from meal plans generated through the application and link them to nutritional records obtained from the Australian Food Composition Database (AFCD). The matching step handles the generated ingredient descriptions and quantities, then uses the matched nutritional values to calculate protein, carbohydrates and fat. Calories are calculated based on the processed macronutrients </w:t>
-      </w:r>
-      <w:proofErr w:type="gramStart"/>
-      <w:r>
-        <w:t>using:</w:t>
-      </w:r>
-      <w:proofErr w:type="gramEnd"/>
-      <w:r>
-        <w:t xml:space="preserve"> Protein × 4 + Carbohydrates × 4 + Fat × 9.</w:t>
-      </w:r>
-    </w:p>
-    <w:p>
-      <w:pPr>
-        <w:spacing w:after="160" w:line="278" w:lineRule="auto"/>
-      </w:pPr>
-      <w:r>
-        <w:t>The generated meal plan and the user's available ingredients are used for the grocery-list functionality. The grocery list processes the meal-plan ingredients and generates the necessary grocery items. Users can mark items in the grocery list as purchased, and that state is saved in the local database of the app.</w:t>
-      </w:r>
-    </w:p>
-    <w:p>
-      <w:pPr>
-        <w:spacing w:after="160" w:line="278" w:lineRule="auto"/>
-      </w:pPr>
-      <w:r>
-        <w:t>Room was used as the local persistence technology for application data. Grocery items are modelled as database entities and accessed through DAO operations including inserting, retrieving, updating and deleting records. This enables grocery-list information, including the purchase status, to be retained across application sessions. Meal-plan data is also stored locally for future restoration of generated plans.</w:t>
-      </w:r>
-    </w:p>
-    <w:p>
-      <w:pPr>
-        <w:spacing w:after="160" w:line="278" w:lineRule="auto"/>
-      </w:pPr>
-      <w:r>
-        <w:t xml:space="preserve">The nutrition, grocery-list and database components are integrated with other application components through a shared </w:t>
-      </w:r>
-      <w:proofErr w:type="spellStart"/>
-      <w:r>
-        <w:t>MealPlannerViewModel</w:t>
-      </w:r>
-      <w:proofErr w:type="spellEnd"/>
-      <w:r>
-        <w:t>, which allows generated meal-plan data to be processed across the nutrition and grocery-list features.</w:t>
-      </w:r>
-      <w:r>
-        <w:br w:type="page"/>
-      </w:r>
-    </w:p>
-    <w:p>
-      <w:pPr>
-        <w:pStyle w:val="Heading1"/>
-      </w:pPr>
-      <w:bookmarkStart w:id="10" w:name="_Toc241935037"/>
-      <w:r>
-        <w:lastRenderedPageBreak/>
-        <w:t>Integration and Testing</w:t>
-      </w:r>
-      <w:bookmarkEnd w:id="10"/>
-    </w:p>
-    <w:p>
-      <w:pPr>
-        <w:pStyle w:val="Heading3"/>
-      </w:pPr>
-      <w:bookmarkStart w:id="11" w:name="_Toc241935038"/>
-      <w:r>
-        <w:t>Integration Testing</w:t>
-      </w:r>
-      <w:bookmarkEnd w:id="11"/>
-      <w:r>
-        <w:t xml:space="preserve"> </w:t>
-      </w:r>
-    </w:p>
-    <w:p>
-      <w:pPr>
-        <w:rPr>
-          <w:sz w:val="24"/>
-          <w:szCs w:val="24"/>
-        </w:rPr>
-      </w:pPr>
-      <w:r>
-        <w:rPr>
-          <w:sz w:val="24"/>
-          <w:szCs w:val="24"/>
-        </w:rPr>
-        <w:t>Integration testing tested whether the main components built by different team members worked properly together as a full Android application. After an AI-generated meal plan was created, it was tested with the nutrition analysis functionality to determine whether the generated ingredients could be processed and matched with data available from the Australian Food Composition Database (AFCD). The generated meal plan was also integrated with the grocery-list feature, since ingredients from active meal plans are transformed into grocery items while considering food that the user may already have available in their profile.</w:t>
-      </w:r>
-    </w:p>
-    <w:p>
-      <w:pPr>
-        <w:rPr>
-          <w:sz w:val="24"/>
-          <w:szCs w:val="24"/>
-        </w:rPr>
-      </w:pPr>
-      <w:r>
-        <w:rPr>
-          <w:sz w:val="24"/>
-          <w:szCs w:val="24"/>
-        </w:rPr>
-        <w:t>The ability of grocery items and their purchased status to persist between app sessions was tested through the integration of the grocery-list feature with the Room database. In addition, restoring previously saved meal plans was tested with the grocery-list functionality to check that restoring a plan did not negatively affect the already saved purchased state of grocery items. The grocery list was also verified after further integration improvements to make sure saved items were still being shown and previously checked items had their state restored.</w:t>
-      </w:r>
-    </w:p>
-    <w:p>
-      <w:pPr>
-        <w:rPr>
-          <w:sz w:val="24"/>
-          <w:szCs w:val="24"/>
-        </w:rPr>
-      </w:pPr>
-      <w:r>
-        <w:rPr>
-          <w:sz w:val="24"/>
-          <w:szCs w:val="24"/>
-        </w:rPr>
-        <w:t xml:space="preserve">The shared </w:t>
-      </w:r>
-      <w:proofErr w:type="spellStart"/>
-      <w:r>
-        <w:rPr>
-          <w:sz w:val="24"/>
-          <w:szCs w:val="24"/>
-        </w:rPr>
-        <w:t>MealPlannerViewModel</w:t>
-      </w:r>
-      <w:proofErr w:type="spellEnd"/>
-      <w:r>
-        <w:rPr>
-          <w:sz w:val="24"/>
-          <w:szCs w:val="24"/>
-        </w:rPr>
-        <w:t xml:space="preserve"> allows the meal-plan, nutrition and grocery-list functionality to communicate with each other. We performed testing through the Android emulator using automated instrumented tests and end-to-end manual testing. This helped validate the data exchange between integrated components and identify bugs that occurred when multiple features were used together.</w:t>
-      </w:r>
-    </w:p>
-    <w:p>
-      <w:pPr>
-        <w:pStyle w:val="Heading3"/>
-      </w:pPr>
-      <w:bookmarkStart w:id="12" w:name="_Toc241935039"/>
-      <w:r>
-        <w:t>Functional/Test Results</w:t>
-      </w:r>
-      <w:bookmarkEnd w:id="12"/>
-    </w:p>
-    <w:p>
-      <w:pPr>
-        <w:rPr>
-          <w:sz w:val="24"/>
-          <w:szCs w:val="24"/>
-        </w:rPr>
-      </w:pPr>
-      <w:r>
-        <w:rPr>
-          <w:sz w:val="24"/>
-          <w:szCs w:val="24"/>
-        </w:rPr>
-        <w:t>The integrated Android application was tested to check the nutrition analysis, grocery-list, data persistence and meal-plan functionality. Automated instrumented testing was conducted using the Android emulator, where all seven instrumented tests completed without errors. I also performed manual testing for grocery-list persistence. Items were checked off in the grocery list, the application was closed and reopened, and the same saved meal plan was restored. This test was repeated several times, and after every restart the previously purchased items remained checked. Nutrition testing was also performed following improvements to AFCD ingredient matching, including testing the handling of cooking oil.</w:t>
-      </w:r>
-      <w:r>
-        <w:rPr>
-          <w:sz w:val="24"/>
-          <w:szCs w:val="24"/>
-        </w:rPr>
-        <w:br w:type="page"/>
-      </w:r>
-    </w:p>
-    <w:p>
-      <w:pPr>
-        <w:pStyle w:val="Heading1"/>
-      </w:pPr>
-      <w:bookmarkStart w:id="13" w:name="_Toc241935040"/>
-      <w:r>
-        <w:lastRenderedPageBreak/>
-        <w:t>Errors, Problems and Resolutions</w:t>
-      </w:r>
-      <w:bookmarkEnd w:id="13"/>
-    </w:p>
-    <w:p>
-      <w:pPr>
-        <w:pStyle w:val="Heading4"/>
-      </w:pPr>
-      <w:r>
-        <w:t xml:space="preserve">Nutrition </w:t>
-      </w:r>
-      <w:r>
-        <w:t xml:space="preserve">Calculation </w:t>
-      </w:r>
-      <w:r>
-        <w:t>and</w:t>
-      </w:r>
-      <w:r>
-        <w:t xml:space="preserve"> Ingredient Identification</w:t>
-      </w:r>
-    </w:p>
-    <w:p>
-      <w:pPr>
-        <w:rPr>
-          <w:sz w:val="24"/>
-          <w:szCs w:val="24"/>
-        </w:rPr>
-      </w:pPr>
-      <w:r>
-        <w:rPr>
-          <w:sz w:val="24"/>
-          <w:szCs w:val="24"/>
-        </w:rPr>
-        <w:t xml:space="preserve">During </w:t>
-      </w:r>
-      <w:r>
-        <w:rPr>
-          <w:sz w:val="24"/>
-          <w:szCs w:val="24"/>
-        </w:rPr>
-        <w:t xml:space="preserve">manual </w:t>
-      </w:r>
-      <w:r>
-        <w:rPr>
-          <w:sz w:val="24"/>
-          <w:szCs w:val="24"/>
-        </w:rPr>
-        <w:t xml:space="preserve">testing, some meals produced unrealistic macronutrient values, including fat values exceeding 6000 g. Investigation found that when an ingredient unit was not recognised, the quantity conversion logic could incorrectly multiply the supplied quantity by 100. For example, an ingredient containing 30 ml of oil could consequently be processed as approximately 3000 g. The quantity-handling logic was corrected, and the meal plans were retested to confirm that ingredient portions and resulting macronutrient values remained within realistic ranges. </w:t>
-      </w:r>
-    </w:p>
-    <w:p>
-      <w:pPr>
-        <w:rPr>
-          <w:sz w:val="24"/>
-          <w:szCs w:val="24"/>
-        </w:rPr>
-      </w:pPr>
-      <w:r>
-        <w:rPr>
-          <w:sz w:val="24"/>
-          <w:szCs w:val="24"/>
-        </w:rPr>
-        <w:t xml:space="preserve">Testing also identified inconsistencies between the calculated macronutrients and displayed calorie totals. In some generated meals, the calorie value remained relatively low despite significantly higher protein, carbohydrate and fat values. </w:t>
-      </w:r>
-      <w:r>
-        <w:rPr>
-          <w:sz w:val="24"/>
-          <w:szCs w:val="24"/>
-        </w:rPr>
-        <w:t>The calorie calculation was revised so that the final value is calculated from the processed macronutrients using the standard energy conversion values of Protein × 4 + Carbohydrates × 4 + Fat × 9</w:t>
-      </w:r>
-      <w:r>
-        <w:rPr>
-          <w:sz w:val="24"/>
-          <w:szCs w:val="24"/>
-        </w:rPr>
-        <w:t xml:space="preserve">. Subsequent testing confirmed that calorie totals were consistent with the calculated macronutrient values. </w:t>
-      </w:r>
-    </w:p>
-    <w:p>
-      <w:pPr>
-        <w:rPr>
-          <w:sz w:val="24"/>
-          <w:szCs w:val="24"/>
-        </w:rPr>
-      </w:pPr>
-      <w:r>
-        <w:rPr>
-          <w:sz w:val="24"/>
-          <w:szCs w:val="24"/>
-        </w:rPr>
-        <w:t xml:space="preserve">Ingredient identification against the AFCD dataset also presented problems when processing generated meal-plan ingredients. Differences in terminology initially caused some ingredients to be incorrectly identified or not matched. For example, "ground beef" was not initially recognised as equivalent to "beef mince". Further testing after improving the matching identified another issue where the search could select a composite AFCD food containing beef mince, such as spaghetti bolognese, rather than an appropriate standalone beef mince record. The matching logic was refined and retested to improve the selection of appropriate AFCD records. </w:t>
-      </w:r>
-    </w:p>
-    <w:p/>
-    <w:p>
-      <w:pPr>
-        <w:pStyle w:val="Heading4"/>
-      </w:pPr>
-      <w:r>
-        <w:t>Cooking Oil Ingredient Matching</w:t>
-      </w:r>
-    </w:p>
-    <w:p>
-      <w:r>
-        <w:t>Further manual testing discovered a problem where cooking oil would not correctly match with the AFCD data. For example, meals including 20g of cooking oil were displaying extremely low or zero fat values, which suggested that the ingredient was not being matched with a suitable AFCD record. The matching logic was revised so that the descriptive word “cooking” would no longer interfere with identifying an appropriate oil record from the AFCD data. A new instrumented test for “20g cooking oil” was also included to validate that it matched an AFCD oil record with a meaningful fat value. After the change, all seven instrumented tests passed.</w:t>
-      </w:r>
-    </w:p>
-    <w:p>
-      <w:pPr>
-        <w:pStyle w:val="Heading4"/>
-      </w:pPr>
-      <w:r>
-        <w:t>Grocery List State Persistence</w:t>
-      </w:r>
-    </w:p>
-    <w:p>
-      <w:pPr>
-        <w:rPr>
-          <w:sz w:val="24"/>
-          <w:szCs w:val="24"/>
-        </w:rPr>
-      </w:pPr>
-      <w:r>
-        <w:rPr>
-          <w:sz w:val="24"/>
-          <w:szCs w:val="24"/>
-        </w:rPr>
-        <w:t xml:space="preserve">Another issue identified during manual testing involved the purchased state of grocery-list items. Purchased items could appear unchecked after closing and reopening the application and restoring a saved meal plan. Investigation found that restoring the meal plan regenerated the grocery list, which could replace the purchased state loaded from Room. The restore logic was changed to avoid unnecessarily regenerating the grocery list when </w:t>
-      </w:r>
-      <w:r>
-        <w:rPr>
-          <w:sz w:val="24"/>
-          <w:szCs w:val="24"/>
-        </w:rPr>
-        <w:lastRenderedPageBreak/>
-        <w:t>restoring a saved plan. The application was then manually tested multiple times by checking grocery items, closing and reopening the application, and restoring the same saved meal plan. The purchased items remained checked across the repeated tests, and all seven instrumented tests passed.</w:t>
-      </w:r>
-      <w:r>
-        <w:rPr>
-          <w:sz w:val="24"/>
-          <w:szCs w:val="24"/>
-        </w:rPr>
-        <w:br w:type="page"/>
-      </w:r>
-      <w:bookmarkStart w:id="14" w:name="_Toc241935041"/>
-      <w:r>
-        <w:rPr>
-          <w:rStyle w:val="Heading1Char"/>
-        </w:rPr>
-        <w:lastRenderedPageBreak/>
-        <w:t>Divergence from Original Requirements and Design</w:t>
-      </w:r>
-      <w:bookmarkEnd w:id="14"/>
-    </w:p>
-    <w:p>
-      <w:pPr>
-        <w:pStyle w:val="Heading3"/>
-      </w:pPr>
-      <w:bookmarkStart w:id="15" w:name="_Toc241935042"/>
-      <w:r>
-        <w:t>Matthew</w:t>
-      </w:r>
-      <w:bookmarkEnd w:id="15"/>
-    </w:p>
-    <w:p>
-      <w:r>
-        <w:t>During implementation, several changes were made to the original interface and navigation designs as the application progressed from static designs into a functional Android prototype. These changes were made where testing and integration identified more practical ways of presenting or accessing application functionality.</w:t>
-      </w:r>
-    </w:p>
-    <w:p>
-      <w:pPr>
-        <w:pStyle w:val="Heading4"/>
-      </w:pPr>
-      <w:r>
-        <w:t>Bottom Navigation and Grocery List Access</w:t>
-      </w:r>
-    </w:p>
-    <w:p>
-      <w:r>
-        <w:t>The original interface design used four primary bottom-navigation options: Home, Meal Plan, Recipes and Profile. The Grocery List was instead accessed through other areas of the application. During implementation, I changed the bottom navigation to include a dedicated Grocery List option. As the Grocery List is one of the application's primary components, direct access through the main navigation was considered more appropriate than requiring users to access it indirectly. This resulted in the implemented application using five primary navigation options rather than the four shown in the original interface design.</w:t>
-      </w:r>
-    </w:p>
-    <w:p>
-      <w:pPr>
-        <w:pStyle w:val="Heading4"/>
-      </w:pPr>
-      <w:r>
-        <w:t>Meal Plan and Recipe Interface Structure</w:t>
-      </w:r>
-    </w:p>
-    <w:p>
-      <w:r>
-        <w:t>The original interface designs provided a high-level structure for displaying generated meal plans and recipes. During implementation and integration, I expanded these designs by creating additional reusable XML layouts for presenting the generated information in a more structured format.</w:t>
-      </w:r>
-    </w:p>
-    <w:p>
-      <w:r>
-        <w:t xml:space="preserve">I created a daily meal layout that groups breakfast, lunch and dinner under each day of the generated meal plan. I also created an expandable recipe layout that allows each meal's recipe information to be displayed when required, including its calories, macronutrients, ingredients and cooking instructions. </w:t>
-      </w:r>
-      <w:proofErr w:type="spellStart"/>
-      <w:r>
-        <w:t>item_day_meals</w:t>
-      </w:r>
-      <w:proofErr w:type="spellEnd"/>
-      <w:r>
-        <w:t xml:space="preserve"> </w:t>
-      </w:r>
-      <w:proofErr w:type="spellStart"/>
-      <w:r>
-        <w:t>item_recipe_dropdown</w:t>
-      </w:r>
-      <w:proofErr w:type="spellEnd"/>
-      <w:r>
-        <w:t xml:space="preserve"> A reusable card background was also created to provide consistent visual separation and styling for these dynamically displayed items. </w:t>
-      </w:r>
-      <w:proofErr w:type="spellStart"/>
-      <w:r>
-        <w:t>day_card_background</w:t>
-      </w:r>
-      <w:proofErr w:type="spellEnd"/>
-    </w:p>
-    <w:p/>
+    <w:p>
+      <w:r>
+        <w:t>The User Profile and Mobile Interface functionality was implemented to allow users to enter and manage the information required for personalised meal planning and to provide access to the application's major features. The implemented profile allows users to select a health and weight goal, enter their current and target weight, specify dietary requirements and food preferences, and manage ingredients currently available to them. This information can then be accessed by other application components when generating personalised meal plans and recipes, consistent with the original User Profile requirements</w:t>
+      </w:r>
+      <w:r>
+        <w:t>.</w:t>
+      </w:r>
+    </w:p>
+    <w:p>
+      <w:r>
+        <w:t>The available ingredients functionality allows ingredients to be added to and removed from the user's current ingredient list. The interface provides feedback when no ingredients have been entered and dynamically updates the displayed list as ingredients are added or removed. This implements the original requirement for users to add, view and remove available ingredients while keeping this information available for meal and recipe generation.</w:t>
+      </w:r>
+    </w:p>
+    <w:p>
+      <w:r>
+        <w:t>The Mobile Interface was implemented using separate screens for the application's primary functionality, with bottom navigation providing access between Home, Profile, Meal Plan and Grocery List functionality. During implementation, the interface was also expanded to support the presentation of generated meal plans and recipes. Generated weekly meal plans are organised by day, with breakfast, lunch and dinner displayed for each day. Recipe information can be expanded to display nutritional information, ingredients and preparation instructions. These interfaces allow the output produced by other application components to be presented within the Android application rather than operating as isolated backend functionality.</w:t>
+      </w:r>
+    </w:p>
+    <w:p>
+      <w:r>
+        <w:t>The Home interface also handles the state where a meal plan has not yet been generated by displaying appropriate feedback rather than empty meal and nutrition information. Once a meal plan is available, the interface can present the generated meal and nutrition information and provide access to related application functionality.</w:t>
+      </w:r>
+    </w:p>
     <w:p>
       <w:pPr>
         <w:spacing w:after="160" w:line="278" w:lineRule="auto"/>
@@ -2522,42 +1969,623 @@
       <w:pPr>
         <w:pStyle w:val="Heading3"/>
       </w:pPr>
-      <w:bookmarkStart w:id="16" w:name="_Toc241935043"/>
+      <w:bookmarkStart w:id="4" w:name="_Toc242052164"/>
+      <w:r>
+        <w:lastRenderedPageBreak/>
+        <w:t>AI Meal Plan and Recipe Generation — Farhad</w:t>
+      </w:r>
+      <w:bookmarkEnd w:id="4"/>
+      <w:r>
+        <w:t xml:space="preserve"> </w:t>
+      </w:r>
+    </w:p>
+    <w:p>
+      <w:pPr>
+        <w:pStyle w:val="Heading3"/>
+      </w:pPr>
+      <w:bookmarkStart w:id="5" w:name="_Toc242052165"/>
+      <w:r>
+        <w:t>Nutrition Analysis, Grocery List and Data Storage — Ansh</w:t>
+      </w:r>
+      <w:bookmarkEnd w:id="5"/>
+    </w:p>
+    <w:p>
+      <w:r>
+        <w:t>The developed application was designed to perform nutrition analysis for generated meals, relying on nutritional information provided by the Australian Food Composition Database (AFCD). Generated ingredients are processed and matched with the local AFCD dataset to calculate protein, carbohydrate, fat and calorie values based on the different ingredients. These outputs are presented as part of the generated meal and day-wise nutritional data.</w:t>
+      </w:r>
+    </w:p>
+    <w:p>
+      <w:r>
+        <w:t>The app creates a grocery list based on the user's active meal plan while factoring in ingredients already available to the user. Grocery items can be marked as purchased using checkboxes, and their purchased states are saved in the Room database for persistence when closing and reopening the application.</w:t>
+      </w:r>
+    </w:p>
+    <w:p>
+      <w:r>
+        <w:t>Room/SQLite is used for local data storage to persist application data. This includes storage for saved meal plans and grocery-list contents, keeping important application data available the next time the application runs.</w:t>
+      </w:r>
+    </w:p>
+    <w:p>
+      <w:pPr>
+        <w:spacing w:after="160" w:line="278" w:lineRule="auto"/>
+      </w:pPr>
+      <w:r>
+        <w:br w:type="page"/>
+      </w:r>
+    </w:p>
+    <w:p>
+      <w:pPr>
+        <w:pStyle w:val="Heading1"/>
+      </w:pPr>
+      <w:bookmarkStart w:id="6" w:name="_Toc242052166"/>
+      <w:r>
+        <w:lastRenderedPageBreak/>
+        <w:t>Implementation Details</w:t>
+      </w:r>
+      <w:bookmarkEnd w:id="6"/>
+    </w:p>
+    <w:p>
+      <w:pPr>
+        <w:pStyle w:val="Heading3"/>
+      </w:pPr>
+      <w:bookmarkStart w:id="7" w:name="_Toc242052167"/>
+      <w:r>
+        <w:t>User Profile and Mobile Interface — Matthew</w:t>
+      </w:r>
+      <w:bookmarkEnd w:id="7"/>
+    </w:p>
+    <w:p>
+      <w:r>
+        <w:t>The User Profile and Mobile Interface were implemented in Kotlin using Android fragments, XML layouts and supporting model and management classes. The implementation separates the user-facing interface from the profile data used by the rest of the application, allowing profile information to be accessed by meal-plan and recipe functionality rather than being contained only within the Profile screen.</w:t>
+      </w:r>
+    </w:p>
+    <w:p>
+      <w:r>
+        <w:t>The User Profile implementation stores the user's selected goal type, current and target weight, dietary requirements, food preferences and available ingredients. Interface controls collect and update these values, while the available-ingredient functionality dynamically adds and removes ingredients from the user's current list.</w:t>
+      </w:r>
+      <w:r>
+        <w:t xml:space="preserve"> </w:t>
+      </w:r>
+      <w:r>
+        <w:t>The Android interface was structured using fragments for the application's primary screens and a common navigation structure to move between them. Additional reusable XML layouts were created during implementation to support dynamically generated meal-plan and recipe information</w:t>
+      </w:r>
+    </w:p>
+    <w:p>
+      <w:r>
+        <w:t xml:space="preserve">The interface implementation also includes state handling and user feedback. For example, the </w:t>
+      </w:r>
+      <w:proofErr w:type="gramStart"/>
+      <w:r>
+        <w:t>Home</w:t>
+      </w:r>
+      <w:proofErr w:type="gramEnd"/>
+      <w:r>
+        <w:t xml:space="preserve"> screen distinguishes between having a generated meal plan and having no meal plan available, while the Profile interface updates the available-ingredient display as ingredients are added or removed. These behaviours were implemented to provide clear feedback and avoid displaying incomplete or misleading information to the user, consistent with the original interface requirement to provide feedback when information is missing or invalid.</w:t>
+      </w:r>
+    </w:p>
+    <w:p>
+      <w:pPr>
+        <w:spacing w:after="160" w:line="278" w:lineRule="auto"/>
+        <w:rPr>
+          <w:rFonts w:eastAsiaTheme="majorEastAsia" w:cstheme="majorBidi"/>
+          <w:color w:val="0F4761" w:themeColor="accent1" w:themeShade="BF"/>
+          <w:sz w:val="28"/>
+          <w:szCs w:val="28"/>
+        </w:rPr>
+      </w:pPr>
+      <w:r>
+        <w:br w:type="page"/>
+      </w:r>
+    </w:p>
+    <w:p>
+      <w:pPr>
+        <w:pStyle w:val="Heading3"/>
+      </w:pPr>
+      <w:bookmarkStart w:id="8" w:name="_Toc242052168"/>
+      <w:r>
+        <w:lastRenderedPageBreak/>
+        <w:t>AI Meal Plan and Recipe Generation — Farhad</w:t>
+      </w:r>
+      <w:bookmarkEnd w:id="8"/>
+      <w:r>
+        <w:t xml:space="preserve"> </w:t>
+      </w:r>
+    </w:p>
+    <w:p/>
+    <w:p/>
+    <w:p/>
+    <w:p>
+      <w:pPr>
+        <w:pStyle w:val="Heading3"/>
+      </w:pPr>
+      <w:bookmarkStart w:id="9" w:name="_Toc242052169"/>
+      <w:r>
+        <w:t>Nutrition Analysis, Grocery List and Data Storage</w:t>
+      </w:r>
+      <w:r>
+        <w:t xml:space="preserve"> </w:t>
+      </w:r>
+      <w:r>
+        <w:t>—</w:t>
+      </w:r>
+      <w:r>
+        <w:t xml:space="preserve"> </w:t>
+      </w:r>
+      <w:r>
+        <w:t>Ansh</w:t>
+      </w:r>
+      <w:bookmarkEnd w:id="9"/>
+    </w:p>
+    <w:p>
+      <w:pPr>
+        <w:spacing w:after="160" w:line="278" w:lineRule="auto"/>
+      </w:pPr>
+      <w:r>
+        <w:t xml:space="preserve">The nutrition analysis module was developed to handle ingredient lists from meal plans generated through the application and link them to nutritional records obtained from the Australian Food Composition Database (AFCD). The matching step handles the generated ingredient descriptions and quantities, then uses the matched nutritional values to calculate protein, carbohydrates and fat. Calories are calculated based on the processed macronutrients </w:t>
+      </w:r>
+      <w:proofErr w:type="gramStart"/>
+      <w:r>
+        <w:t>using:</w:t>
+      </w:r>
+      <w:proofErr w:type="gramEnd"/>
+      <w:r>
+        <w:t xml:space="preserve"> Protein × 4 + Carbohydrates × 4 + Fat × 9.</w:t>
+      </w:r>
+    </w:p>
+    <w:p>
+      <w:pPr>
+        <w:spacing w:after="160" w:line="278" w:lineRule="auto"/>
+      </w:pPr>
+      <w:r>
+        <w:t>The generated meal plan and the user's available ingredients are used for the grocery-list functionality. The grocery list processes the meal-plan ingredients and generates the necessary grocery items. Users can mark items in the grocery list as purchased, and that state is saved in the local database of the app.</w:t>
+      </w:r>
+    </w:p>
+    <w:p>
+      <w:pPr>
+        <w:spacing w:after="160" w:line="278" w:lineRule="auto"/>
+      </w:pPr>
+      <w:r>
+        <w:t>Room was used as the local persistence technology for application data. Grocery items are modelled as database entities and accessed through DAO operations including inserting, retrieving, updating and deleting records. This enables grocery-list information, including the purchase status, to be retained across application sessions. Meal-plan data is also stored locally for future restoration of generated plans.</w:t>
+      </w:r>
+    </w:p>
+    <w:p>
+      <w:pPr>
+        <w:spacing w:after="160" w:line="278" w:lineRule="auto"/>
+      </w:pPr>
+      <w:r>
+        <w:t xml:space="preserve">The nutrition, grocery-list and database components are integrated with other application components through a shared </w:t>
+      </w:r>
+      <w:proofErr w:type="spellStart"/>
+      <w:r>
+        <w:t>MealPlannerViewModel</w:t>
+      </w:r>
+      <w:proofErr w:type="spellEnd"/>
+      <w:r>
+        <w:t>, which allows generated meal-plan data to be processed across the nutrition and grocery-list features.</w:t>
+      </w:r>
+      <w:r>
+        <w:br w:type="page"/>
+      </w:r>
+    </w:p>
+    <w:p>
+      <w:pPr>
+        <w:pStyle w:val="Heading1"/>
+      </w:pPr>
+      <w:bookmarkStart w:id="10" w:name="_Toc242052170"/>
+      <w:r>
+        <w:lastRenderedPageBreak/>
+        <w:t>Integration and Testing</w:t>
+      </w:r>
+      <w:bookmarkEnd w:id="10"/>
+    </w:p>
+    <w:p>
+      <w:pPr>
+        <w:pStyle w:val="Heading3"/>
+      </w:pPr>
+      <w:bookmarkStart w:id="11" w:name="_Toc242052171"/>
+      <w:r>
+        <w:t>Integration Testing</w:t>
+      </w:r>
+      <w:bookmarkEnd w:id="11"/>
+      <w:r>
+        <w:t xml:space="preserve"> </w:t>
+      </w:r>
+    </w:p>
+    <w:p>
+      <w:pPr>
+        <w:rPr>
+          <w:sz w:val="24"/>
+          <w:szCs w:val="24"/>
+        </w:rPr>
+      </w:pPr>
+      <w:r>
+        <w:rPr>
+          <w:sz w:val="24"/>
+          <w:szCs w:val="24"/>
+        </w:rPr>
+        <w:t>Integration testing tested whether the main components built by different team members worked properly together as a full Android application. After an AI-generated meal plan was created, it was tested with the nutrition analysis functionality to determine whether the generated ingredients could be processed and matched with data available from the Australian Food Composition Database (AFCD). The generated meal plan was also integrated with the grocery-list feature, since ingredients from active meal plans are transformed into grocery items while considering food that the user may already have available in their profile.</w:t>
+      </w:r>
+    </w:p>
+    <w:p>
+      <w:pPr>
+        <w:rPr>
+          <w:sz w:val="24"/>
+          <w:szCs w:val="24"/>
+        </w:rPr>
+      </w:pPr>
+      <w:r>
+        <w:rPr>
+          <w:sz w:val="24"/>
+          <w:szCs w:val="24"/>
+        </w:rPr>
+        <w:t>The ability of grocery items and their purchased status to persist between app sessions was tested through the integration of the grocery-list feature with the Room database. In addition, restoring previously saved meal plans was tested with the grocery-list functionality to check that restoring a plan did not negatively affect the already saved purchased state of grocery items. The grocery list was also verified after further integration improvements to make sure saved items were still being shown and previously checked items had their state restored.</w:t>
+      </w:r>
+    </w:p>
+    <w:p>
+      <w:pPr>
+        <w:rPr>
+          <w:sz w:val="24"/>
+          <w:szCs w:val="24"/>
+        </w:rPr>
+      </w:pPr>
+      <w:r>
+        <w:rPr>
+          <w:sz w:val="24"/>
+          <w:szCs w:val="24"/>
+        </w:rPr>
+        <w:t xml:space="preserve">The shared </w:t>
+      </w:r>
+      <w:proofErr w:type="spellStart"/>
+      <w:r>
+        <w:rPr>
+          <w:sz w:val="24"/>
+          <w:szCs w:val="24"/>
+        </w:rPr>
+        <w:t>MealPlannerViewModel</w:t>
+      </w:r>
+      <w:proofErr w:type="spellEnd"/>
+      <w:r>
+        <w:rPr>
+          <w:sz w:val="24"/>
+          <w:szCs w:val="24"/>
+        </w:rPr>
+        <w:t xml:space="preserve"> allows the meal-plan, nutrition and grocery-list functionality to communicate with each other. We performed testing through the Android emulator using automated instrumented tests and end-to-end manual testing. This helped validate the data exchange between integrated components and identify bugs that occurred when multiple features were used together.</w:t>
+      </w:r>
+    </w:p>
+    <w:p>
+      <w:pPr>
+        <w:pStyle w:val="Heading3"/>
+      </w:pPr>
+      <w:bookmarkStart w:id="12" w:name="_Toc242052172"/>
+      <w:r>
+        <w:t>Functional/Test Results</w:t>
+      </w:r>
+      <w:bookmarkEnd w:id="12"/>
+    </w:p>
+    <w:p>
+      <w:pPr>
+        <w:rPr>
+          <w:sz w:val="24"/>
+          <w:szCs w:val="24"/>
+        </w:rPr>
+      </w:pPr>
+      <w:r>
+        <w:rPr>
+          <w:sz w:val="24"/>
+          <w:szCs w:val="24"/>
+        </w:rPr>
+        <w:t xml:space="preserve">The integrated Android application was tested to check the nutrition analysis, grocery-list, data persistence and meal-plan functionality. Automated instrumented testing was conducted using the Android emulator, where all seven instrumented tests completed without errors. </w:t>
+      </w:r>
+      <w:r>
+        <w:rPr>
+          <w:sz w:val="24"/>
+          <w:szCs w:val="24"/>
+        </w:rPr>
+        <w:t>We</w:t>
+      </w:r>
+      <w:r>
+        <w:rPr>
+          <w:sz w:val="24"/>
+          <w:szCs w:val="24"/>
+        </w:rPr>
+        <w:t xml:space="preserve"> also performed manual testing for grocery-list persistence. Items were checked off in the grocery list, the application was closed and reopened, and the same saved meal plan was restored. This test was repeated several times, and after every restart the previously purchased items remained checked. Nutrition testing was also performed following improvements to AFCD ingredient matching, including testing the handling of cooking oil.</w:t>
+      </w:r>
+      <w:r>
+        <w:rPr>
+          <w:sz w:val="24"/>
+          <w:szCs w:val="24"/>
+        </w:rPr>
+        <w:br w:type="page"/>
+      </w:r>
+    </w:p>
+    <w:p>
+      <w:pPr>
+        <w:pStyle w:val="Heading1"/>
+      </w:pPr>
+      <w:bookmarkStart w:id="13" w:name="_Toc242052173"/>
+      <w:r>
+        <w:lastRenderedPageBreak/>
+        <w:t>Errors, Problems and Resolutions</w:t>
+      </w:r>
+      <w:bookmarkEnd w:id="13"/>
+    </w:p>
+    <w:p>
+      <w:pPr>
+        <w:pStyle w:val="Heading4"/>
+      </w:pPr>
+      <w:r>
+        <w:t xml:space="preserve">Nutrition </w:t>
+      </w:r>
+      <w:r>
+        <w:t xml:space="preserve">Calculation </w:t>
+      </w:r>
+      <w:r>
+        <w:t>and</w:t>
+      </w:r>
+      <w:r>
+        <w:t xml:space="preserve"> Ingredient Identification</w:t>
+      </w:r>
+    </w:p>
+    <w:p>
+      <w:pPr>
+        <w:rPr>
+          <w:sz w:val="24"/>
+          <w:szCs w:val="24"/>
+        </w:rPr>
+      </w:pPr>
+      <w:r>
+        <w:rPr>
+          <w:sz w:val="24"/>
+          <w:szCs w:val="24"/>
+        </w:rPr>
+        <w:t xml:space="preserve">During </w:t>
+      </w:r>
+      <w:r>
+        <w:rPr>
+          <w:sz w:val="24"/>
+          <w:szCs w:val="24"/>
+        </w:rPr>
+        <w:t xml:space="preserve">manual </w:t>
+      </w:r>
+      <w:r>
+        <w:rPr>
+          <w:sz w:val="24"/>
+          <w:szCs w:val="24"/>
+        </w:rPr>
+        <w:t xml:space="preserve">testing, some meals produced unrealistic macronutrient values, including fat values exceeding 6000 g. Investigation found that when an ingredient unit was not recognised, the quantity conversion logic could incorrectly multiply the supplied quantity by 100. For example, an ingredient containing 30 ml of oil could consequently be processed as approximately 3000 g. The quantity-handling logic was corrected, and the meal plans were retested to confirm that ingredient portions and resulting macronutrient values remained within realistic ranges. </w:t>
+      </w:r>
+    </w:p>
+    <w:p>
+      <w:pPr>
+        <w:rPr>
+          <w:sz w:val="24"/>
+          <w:szCs w:val="24"/>
+        </w:rPr>
+      </w:pPr>
+      <w:r>
+        <w:rPr>
+          <w:sz w:val="24"/>
+          <w:szCs w:val="24"/>
+        </w:rPr>
+        <w:t xml:space="preserve">Testing also identified inconsistencies between the calculated macronutrients and displayed calorie totals. In some generated meals, the calorie value remained relatively low despite significantly higher protein, carbohydrate and fat values. </w:t>
+      </w:r>
+      <w:r>
+        <w:rPr>
+          <w:sz w:val="24"/>
+          <w:szCs w:val="24"/>
+        </w:rPr>
+        <w:t>The calorie calculation was revised so that the final value is calculated from the processed macronutrients using the standard energy conversion values of Protein × 4 + Carbohydrates × 4 + Fat × 9</w:t>
+      </w:r>
+      <w:r>
+        <w:rPr>
+          <w:sz w:val="24"/>
+          <w:szCs w:val="24"/>
+        </w:rPr>
+        <w:t xml:space="preserve">. Subsequent testing confirmed that calorie totals were consistent with the calculated macronutrient values. </w:t>
+      </w:r>
+    </w:p>
+    <w:p>
+      <w:pPr>
+        <w:rPr>
+          <w:sz w:val="24"/>
+          <w:szCs w:val="24"/>
+        </w:rPr>
+      </w:pPr>
+      <w:r>
+        <w:rPr>
+          <w:sz w:val="24"/>
+          <w:szCs w:val="24"/>
+        </w:rPr>
+        <w:t xml:space="preserve">Ingredient identification against the AFCD dataset also presented problems when processing generated meal-plan ingredients. Differences in terminology initially caused some ingredients to be incorrectly identified or not matched. For example, "ground beef" was not initially recognised as equivalent to "beef mince". Further testing after improving the matching identified another issue where the search could select a composite AFCD food containing beef mince, such as spaghetti bolognese, rather than an appropriate standalone beef mince record. The matching logic was refined and retested to improve the selection of appropriate AFCD records. </w:t>
+      </w:r>
+    </w:p>
+    <w:p/>
+    <w:p>
+      <w:pPr>
+        <w:spacing w:after="160" w:line="278" w:lineRule="auto"/>
+        <w:rPr>
+          <w:rFonts w:eastAsiaTheme="majorEastAsia" w:cstheme="majorBidi"/>
+          <w:i/>
+          <w:iCs/>
+          <w:color w:val="0F4761" w:themeColor="accent1" w:themeShade="BF"/>
+        </w:rPr>
+      </w:pPr>
+      <w:r>
+        <w:br w:type="page"/>
+      </w:r>
+    </w:p>
+    <w:p>
+      <w:pPr>
+        <w:pStyle w:val="Heading4"/>
+      </w:pPr>
+      <w:r>
+        <w:lastRenderedPageBreak/>
+        <w:t>Cooking Oil Ingredient Matching</w:t>
+      </w:r>
+    </w:p>
+    <w:p>
+      <w:r>
+        <w:t>Further manual testing discovered a problem where cooking oil would not correctly match with the AFCD data. For example, meals including 20g of cooking oil were displaying extremely low or zero fat values, which suggested that the ingredient was not being matched with a suitable AFCD record. The matching logic was revised so that the descriptive word “cooking” would no longer interfere with identifying an appropriate oil record from the AFCD data. A new instrumented test for “20g cooking oil” was also included to validate that it matched an AFCD oil record with a meaningful fat value. After the change, all seven instrumented tests passed.</w:t>
+      </w:r>
+    </w:p>
+    <w:p>
+      <w:pPr>
+        <w:pStyle w:val="Heading4"/>
+      </w:pPr>
+      <w:r>
+        <w:t>Grocery List State Persistence</w:t>
+      </w:r>
+    </w:p>
+    <w:p>
+      <w:pPr>
+        <w:rPr>
+          <w:sz w:val="24"/>
+          <w:szCs w:val="24"/>
+        </w:rPr>
+      </w:pPr>
+      <w:r>
+        <w:rPr>
+          <w:sz w:val="24"/>
+          <w:szCs w:val="24"/>
+        </w:rPr>
+        <w:t>Another issue identified during manual testing involved the purchased state of grocery-list items. Purchased items could appear unchecked after closing and reopening the application and restoring a saved meal plan. Investigation found that restoring the meal plan regenerated the grocery list, which could replace the purchased state loaded from Room. The restore logic was changed to avoid unnecessarily regenerating the grocery list when restoring a saved plan. The application was then manually tested multiple times by checking grocery items, closing and reopening the application, and restoring the same saved meal plan. The purchased items remained checked across the repeated tests, and all seven instrumented tests passed.</w:t>
+      </w:r>
+      <w:r>
+        <w:rPr>
+          <w:sz w:val="24"/>
+          <w:szCs w:val="24"/>
+        </w:rPr>
+        <w:br w:type="page"/>
+      </w:r>
+      <w:r>
+        <w:rPr>
+          <w:rStyle w:val="Heading1Char"/>
+        </w:rPr>
+        <w:lastRenderedPageBreak/>
+        <w:t>Divergence from Original Requirements and Design</w:t>
+      </w:r>
+    </w:p>
+    <w:p>
+      <w:pPr>
+        <w:pStyle w:val="Heading3"/>
+      </w:pPr>
+      <w:bookmarkStart w:id="14" w:name="_Toc242052174"/>
+      <w:r>
+        <w:t>Matthew</w:t>
+      </w:r>
+      <w:bookmarkEnd w:id="14"/>
+    </w:p>
+    <w:p>
+      <w:r>
+        <w:t>During implementation, several changes were made to the original interface and navigation designs as the application progressed from static designs into a functional Android prototype. These changes were made where testing and integration identified more practical ways of presenting or accessing application functionality.</w:t>
+      </w:r>
+    </w:p>
+    <w:p>
+      <w:pPr>
+        <w:pStyle w:val="Heading4"/>
+      </w:pPr>
+      <w:r>
+        <w:t>Bottom Navigation and Grocery List Access</w:t>
+      </w:r>
+    </w:p>
+    <w:p>
+      <w:r>
+        <w:t>The original interface design used four primary bottom-navigation options: Home, Meal Plan, Recipes and Profile. The Grocery List was instead accessed through other areas of the application. During implementation, I changed the bottom navigation to include a dedicated Grocery List option. As the Grocery List is one of the application's primary components, direct access through the main navigation was considered more appropriate than requiring users to access it indirectly. This resulted in the implemented application using five primary navigation options rather than the four shown in the original interface design.</w:t>
+      </w:r>
+    </w:p>
+    <w:p>
+      <w:pPr>
+        <w:pStyle w:val="Heading4"/>
+      </w:pPr>
+      <w:r>
+        <w:t>Meal Plan and Recipe Interface Structure</w:t>
+      </w:r>
+    </w:p>
+    <w:p>
+      <w:r>
+        <w:t>The original interface designs provided a high-level structure for displaying generated meal plans and recipes. During implementation and integration, I expanded these designs by creating additional reusable XML layouts for presenting the generated information in a more structured format.</w:t>
+      </w:r>
+    </w:p>
+    <w:p>
+      <w:r>
+        <w:t xml:space="preserve">I created a daily meal layout that groups breakfast, lunch and dinner under each day of the generated meal plan. I also created an expandable recipe layout that allows each meal's recipe information to be displayed when required, including its calories, macronutrients, ingredients and cooking instructions. </w:t>
+      </w:r>
+      <w:proofErr w:type="spellStart"/>
+      <w:r>
+        <w:t>item_day_meals</w:t>
+      </w:r>
+      <w:proofErr w:type="spellEnd"/>
+      <w:r>
+        <w:t xml:space="preserve"> </w:t>
+      </w:r>
+      <w:proofErr w:type="spellStart"/>
+      <w:r>
+        <w:t>item_recipe_dropdown</w:t>
+      </w:r>
+      <w:proofErr w:type="spellEnd"/>
+      <w:r>
+        <w:t xml:space="preserve"> A reusable card background was also created to provide consistent visual separation and styling for these dynamically displayed items. </w:t>
+      </w:r>
+      <w:proofErr w:type="spellStart"/>
+      <w:r>
+        <w:t>day_card_background</w:t>
+      </w:r>
+      <w:proofErr w:type="spellEnd"/>
+    </w:p>
+    <w:p/>
+    <w:p>
+      <w:pPr>
+        <w:spacing w:after="160" w:line="278" w:lineRule="auto"/>
+        <w:rPr>
+          <w:rFonts w:eastAsiaTheme="majorEastAsia" w:cstheme="majorBidi"/>
+          <w:color w:val="0F4761" w:themeColor="accent1" w:themeShade="BF"/>
+          <w:sz w:val="28"/>
+          <w:szCs w:val="28"/>
+        </w:rPr>
+      </w:pPr>
+      <w:r>
+        <w:br w:type="page"/>
+      </w:r>
+    </w:p>
+    <w:p>
+      <w:pPr>
+        <w:pStyle w:val="Heading3"/>
+      </w:pPr>
+      <w:bookmarkStart w:id="15" w:name="_Toc242052175"/>
       <w:r>
         <w:lastRenderedPageBreak/>
         <w:t>Farhad</w:t>
       </w:r>
+      <w:bookmarkEnd w:id="15"/>
+    </w:p>
+    <w:p>
+      <w:pPr>
+        <w:pStyle w:val="Heading3"/>
+      </w:pPr>
+      <w:bookmarkStart w:id="16" w:name="_Toc242052176"/>
+      <w:r>
+        <w:t>Ansh</w:t>
+      </w:r>
       <w:bookmarkEnd w:id="16"/>
     </w:p>
     <w:p>
+      <w:r>
+        <w:t>During implementation of the Nutrition Analysis component, the Australian Food Composition Database (AFCD) was selected as the public nutrition dataset identified in the original design. The final version of the prototype focuses on calculating and displaying calories and macronutrients, including protein, carbohydrates and fat. The original specification also included micronutrient information; however, micronutrient analysis was not fully implemented because development prioritised the integration and testing of the core nutrition functionality within the available timeframe.</w:t>
+      </w:r>
+    </w:p>
+    <w:p>
+      <w:r>
+        <w:t>The original design also proposed categorising grocery-list items into groups such as produce, pantry and protein. In the final prototype, grocery items are generated from the meal plan and displayed as a single list rather than being divided into these categories. Reliable grocery-list generation was prioritised, along with considering the user's available ingredients and using Room to persist the purchased state of grocery items. Therefore, grocery categorisation represents a divergence from the original proposal.</w:t>
+      </w:r>
+    </w:p>
+    <w:p>
       <w:pPr>
         <w:pStyle w:val="Heading3"/>
       </w:pPr>
-      <w:bookmarkStart w:id="17" w:name="_Toc241935044"/>
-      <w:r>
-        <w:t>Ansh</w:t>
+      <w:bookmarkStart w:id="17" w:name="_Toc242052177"/>
+      <w:r>
+        <w:t>Collective</w:t>
       </w:r>
       <w:bookmarkEnd w:id="17"/>
-    </w:p>
-    <w:p>
-      <w:r>
-        <w:t>During implementation of the Nutrition Analysis component, the Australian Food Composition Database (AFCD) was selected as the public nutrition dataset identified in the original design. The final version of the prototype focuses on calculating and displaying calories and macronutrients, including protein, carbohydrates and fat. The original specification also included micronutrient information; however, micronutrient analysis was not fully implemented because development prioritised the integration and testing of the core nutrition functionality within the available timeframe.</w:t>
-      </w:r>
-    </w:p>
-    <w:p>
-      <w:r>
-        <w:t>The original design also proposed categorising grocery-list items into groups such as produce, pantry and protein. In the final prototype, grocery items are generated from the meal plan and displayed as a single list rather than being divided into these categories. Reliable grocery-list generation was prioritised, along with considering the user's available ingredients and using Room to persist the purchased state of grocery items. Therefore, grocery categorisation represents a divergence from the original proposal.</w:t>
-      </w:r>
-    </w:p>
-    <w:p>
-      <w:pPr>
-        <w:pStyle w:val="Heading3"/>
-      </w:pPr>
-      <w:bookmarkStart w:id="18" w:name="_Toc241935045"/>
-      <w:r>
-        <w:t>Collective</w:t>
-      </w:r>
-      <w:bookmarkEnd w:id="18"/>
       <w:r>
         <w:br w:type="page"/>
       </w:r>
@@ -2566,12 +2594,12 @@
       <w:pPr>
         <w:pStyle w:val="Heading1"/>
       </w:pPr>
-      <w:bookmarkStart w:id="19" w:name="_Toc241935046"/>
+      <w:bookmarkStart w:id="18" w:name="_Toc242052178"/>
       <w:r>
         <w:lastRenderedPageBreak/>
         <w:t>GitHub Repository and Version Control</w:t>
       </w:r>
-      <w:bookmarkEnd w:id="19"/>
+      <w:bookmarkEnd w:id="18"/>
       <w:r>
         <w:t xml:space="preserve"> </w:t>
       </w:r>
@@ -2596,12 +2624,12 @@
       <w:pPr>
         <w:pStyle w:val="Heading1"/>
       </w:pPr>
-      <w:bookmarkStart w:id="20" w:name="_Toc241935047"/>
+      <w:bookmarkStart w:id="19" w:name="_Toc242052179"/>
       <w:r>
         <w:lastRenderedPageBreak/>
         <w:t>Conclusion</w:t>
       </w:r>
-      <w:bookmarkEnd w:id="20"/>
+      <w:bookmarkEnd w:id="19"/>
     </w:p>
     <w:sectPr>
       <w:pgSz w:w="11906" w:h="16838"/>
@@ -3381,7 +3409,6 @@
   <w:style w:type="character" w:default="1" w:styleId="DefaultParagraphFont">
     <w:name w:val="Default Paragraph Font"/>
     <w:uiPriority w:val="1"/>
-    <w:semiHidden/>
     <w:unhideWhenUsed/>
   </w:style>
   <w:style w:type="table" w:default="1" w:styleId="TableNormal">

--- a/Assessment 3 - Project Final.docx
+++ b/Assessment 3 - Project Final.docx
@@ -2600,8 +2600,64 @@
         <w:t>GitHub Repository and Version Control</w:t>
       </w:r>
       <w:bookmarkEnd w:id="18"/>
-      <w:r>
-        <w:t xml:space="preserve"> </w:t>
+    </w:p>
+    <w:p>
+      <w:r>
+        <w:t>GitHub was used throughout the development of the AI-Based Smart Meal Planner as the team's shared version control and source code management platform. The repository contains the Android application source code and provides a history of changes made throughout the implementation, integration and testing stages of the project. GitHub was originally identified as the project's version control and team collaboration platform. Group Project Proposal</w:t>
+      </w:r>
+    </w:p>
+    <w:p>
+      <w:r>
+        <w:t>Version control became particularly important as multiple team members developed separate components that were progressively integrated into the same Android project. In some instances, changes introduced conflicts or dependencies that had not been identified before integration. Maintaining a version history allowed the project to be reverted to a previous working version when required, reducing the risk of losing functional code while integration problems were resolved.</w:t>
+      </w:r>
+    </w:p>
+    <w:p>
+      <w:r>
+        <w:t>GitHub also assisted with reviewing changes before they were incorporated into the shared project. When changes were pulled or merged, the differences between versions could be reviewed to identify files and code that would be added, modified or replaced. This was particularly useful when integrating components developed by different team members, as unexpected changes or conflicts could be identified before they affected the working version of the application.</w:t>
+      </w:r>
+    </w:p>
+    <w:p>
+      <w:r>
+        <w:t>Team members regularly committed and pushed their development work to the shared repository, creating a traceable history of the project's development. The commit history therefore provides evidence of individual contributions while also documenting how the application changed throughout implementation, troubleshooting and integration.</w:t>
+      </w:r>
+    </w:p>
+    <w:p>
+      <w:r>
+        <w:drawing>
+          <wp:inline distT="0" distB="0" distL="0" distR="0" wp14:anchorId="72DB2571" wp14:editId="18E56D7F">
+            <wp:extent cx="5731510" cy="2921000"/>
+            <wp:effectExtent l="0" t="0" r="2540" b="0"/>
+            <wp:docPr id="765052928" name="Picture 1"/>
+            <wp:cNvGraphicFramePr>
+              <a:graphicFrameLocks xmlns:a="http://schemas.openxmlformats.org/drawingml/2006/main" noChangeAspect="1"/>
+            </wp:cNvGraphicFramePr>
+            <a:graphic xmlns:a="http://schemas.openxmlformats.org/drawingml/2006/main">
+              <a:graphicData uri="http://schemas.openxmlformats.org/drawingml/2006/picture">
+                <pic:pic xmlns:pic="http://schemas.openxmlformats.org/drawingml/2006/picture">
+                  <pic:nvPicPr>
+                    <pic:cNvPr id="765052928" name=""/>
+                    <pic:cNvPicPr/>
+                  </pic:nvPicPr>
+                  <pic:blipFill>
+                    <a:blip r:embed="rId6"/>
+                    <a:stretch>
+                      <a:fillRect/>
+                    </a:stretch>
+                  </pic:blipFill>
+                  <pic:spPr>
+                    <a:xfrm>
+                      <a:off x="0" y="0"/>
+                      <a:ext cx="5731510" cy="2921000"/>
+                    </a:xfrm>
+                    <a:prstGeom prst="rect">
+                      <a:avLst/>
+                    </a:prstGeom>
+                  </pic:spPr>
+                </pic:pic>
+              </a:graphicData>
+            </a:graphic>
+          </wp:inline>
+        </w:drawing>
       </w:r>
     </w:p>
     <w:p>

--- a/Assessment 3 - Project Final.docx
+++ b/Assessment 3 - Project Final.docx
@@ -2191,63 +2191,25 @@
       </w:r>
     </w:p>
     <w:p>
-      <w:pPr>
-        <w:rPr>
-          <w:sz w:val="24"/>
-          <w:szCs w:val="24"/>
-        </w:rPr>
-      </w:pPr>
-      <w:r>
-        <w:rPr>
-          <w:sz w:val="24"/>
-          <w:szCs w:val="24"/>
-        </w:rPr>
+      <w:r>
         <w:t>Integration testing tested whether the main components built by different team members worked properly together as a full Android application. After an AI-generated meal plan was created, it was tested with the nutrition analysis functionality to determine whether the generated ingredients could be processed and matched with data available from the Australian Food Composition Database (AFCD). The generated meal plan was also integrated with the grocery-list feature, since ingredients from active meal plans are transformed into grocery items while considering food that the user may already have available in their profile.</w:t>
       </w:r>
     </w:p>
     <w:p>
-      <w:pPr>
-        <w:rPr>
-          <w:sz w:val="24"/>
-          <w:szCs w:val="24"/>
-        </w:rPr>
-      </w:pPr>
-      <w:r>
-        <w:rPr>
-          <w:sz w:val="24"/>
-          <w:szCs w:val="24"/>
-        </w:rPr>
+      <w:r>
         <w:t>The ability of grocery items and their purchased status to persist between app sessions was tested through the integration of the grocery-list feature with the Room database. In addition, restoring previously saved meal plans was tested with the grocery-list functionality to check that restoring a plan did not negatively affect the already saved purchased state of grocery items. The grocery list was also verified after further integration improvements to make sure saved items were still being shown and previously checked items had their state restored.</w:t>
       </w:r>
     </w:p>
     <w:p>
-      <w:pPr>
-        <w:rPr>
-          <w:sz w:val="24"/>
-          <w:szCs w:val="24"/>
-        </w:rPr>
-      </w:pPr>
-      <w:r>
-        <w:rPr>
-          <w:sz w:val="24"/>
-          <w:szCs w:val="24"/>
-        </w:rPr>
+      <w:r>
         <w:t xml:space="preserve">The shared </w:t>
       </w:r>
       <w:proofErr w:type="spellStart"/>
       <w:r>
-        <w:rPr>
-          <w:sz w:val="24"/>
-          <w:szCs w:val="24"/>
-        </w:rPr>
         <w:t>MealPlannerViewModel</w:t>
       </w:r>
       <w:proofErr w:type="spellEnd"/>
       <w:r>
-        <w:rPr>
-          <w:sz w:val="24"/>
-          <w:szCs w:val="24"/>
-        </w:rPr>
         <w:t xml:space="preserve"> allows the meal-plan, nutrition and grocery-list functionality to communicate with each other. We performed testing through the Android emulator using automated instrumented tests and end-to-end manual testing. This helped validate the data exchange between integrated components and identify bugs that occurred when multiple features were used together.</w:t>
       </w:r>
     </w:p>
@@ -2262,38 +2224,16 @@
       <w:bookmarkEnd w:id="12"/>
     </w:p>
     <w:p>
-      <w:pPr>
-        <w:rPr>
-          <w:sz w:val="24"/>
-          <w:szCs w:val="24"/>
-        </w:rPr>
-      </w:pPr>
-      <w:r>
-        <w:rPr>
-          <w:sz w:val="24"/>
-          <w:szCs w:val="24"/>
-        </w:rPr>
+      <w:r>
         <w:t xml:space="preserve">The integrated Android application was tested to check the nutrition analysis, grocery-list, data persistence and meal-plan functionality. Automated instrumented testing was conducted using the Android emulator, where all seven instrumented tests completed without errors. </w:t>
       </w:r>
       <w:r>
-        <w:rPr>
-          <w:sz w:val="24"/>
-          <w:szCs w:val="24"/>
-        </w:rPr>
         <w:t>We</w:t>
       </w:r>
       <w:r>
-        <w:rPr>
-          <w:sz w:val="24"/>
-          <w:szCs w:val="24"/>
-        </w:rPr>
         <w:t xml:space="preserve"> also performed manual testing for grocery-list persistence. Items were checked off in the grocery list, the application was closed and reopened, and the same saved meal plan was restored. This test was repeated several times, and after every restart the previously purchased items remained checked. Nutrition testing was also performed following improvements to AFCD ingredient matching, including testing the handling of cooking oil.</w:t>
       </w:r>
       <w:r>
-        <w:rPr>
-          <w:sz w:val="24"/>
-          <w:szCs w:val="24"/>
-        </w:rPr>
         <w:br w:type="page"/>
       </w:r>
     </w:p>
@@ -2326,82 +2266,175 @@
       </w:r>
     </w:p>
     <w:p>
-      <w:pPr>
-        <w:rPr>
-          <w:sz w:val="24"/>
-          <w:szCs w:val="24"/>
-        </w:rPr>
-      </w:pPr>
-      <w:r>
-        <w:rPr>
-          <w:sz w:val="24"/>
-          <w:szCs w:val="24"/>
-        </w:rPr>
-        <w:t xml:space="preserve">During </w:t>
-      </w:r>
-      <w:r>
-        <w:rPr>
-          <w:sz w:val="24"/>
-          <w:szCs w:val="24"/>
-        </w:rPr>
-        <w:t xml:space="preserve">manual </w:t>
-      </w:r>
-      <w:r>
-        <w:rPr>
-          <w:sz w:val="24"/>
-          <w:szCs w:val="24"/>
-        </w:rPr>
-        <w:t xml:space="preserve">testing, some meals produced unrealistic macronutrient values, including fat values exceeding 6000 g. Investigation found that when an ingredient unit was not recognised, the quantity conversion logic could incorrectly multiply the supplied quantity by 100. For example, an ingredient containing 30 ml of oil could consequently be processed as approximately 3000 g. The quantity-handling logic was corrected, and the meal plans were retested to confirm that ingredient portions and resulting macronutrient values remained within realistic ranges. </w:t>
-      </w:r>
-    </w:p>
-    <w:p>
-      <w:pPr>
-        <w:rPr>
-          <w:sz w:val="24"/>
-          <w:szCs w:val="24"/>
-        </w:rPr>
-      </w:pPr>
-      <w:r>
-        <w:rPr>
-          <w:sz w:val="24"/>
-          <w:szCs w:val="24"/>
-        </w:rPr>
+      <w:r>
+        <w:t xml:space="preserve">During manual testing, some meals produced unrealistic macronutrient values, including excessively high fat values. Investigation found that some generated ingredient quantities and units were not being interpreted correctly by the nutrition calculation logic. </w:t>
+      </w:r>
+      <w:proofErr w:type="gramStart"/>
+      <w:r>
+        <w:t>In particular</w:t>
+      </w:r>
+      <w:r>
+        <w:t>,</w:t>
+      </w:r>
+      <w:r>
+        <w:t xml:space="preserve"> quantities</w:t>
+      </w:r>
+      <w:proofErr w:type="gramEnd"/>
+      <w:r>
+        <w:t xml:space="preserve"> written with the unit directly attached to the value, such as 15ml olive oil, were not always recognised correctly and could fall back to an inappropriate default quantity. The quantity-handling logic was revised to improve recognition of grams, kilograms, millilitres and other supported quantities, including values where there was no space between the number and unit. Generated meal-plan prompts were also updated to request consistent quantities in grams for solid ingredients and millilitres for liquids. These changes improved the reliability of quantity-based nutrition calculations.</w:t>
+      </w:r>
+    </w:p>
+    <w:p>
+      <w:r>
         <w:t xml:space="preserve">Testing also identified inconsistencies between the calculated macronutrients and displayed calorie totals. In some generated meals, the calorie value remained relatively low despite significantly higher protein, carbohydrate and fat values. </w:t>
       </w:r>
       <w:r>
-        <w:rPr>
-          <w:sz w:val="24"/>
-          <w:szCs w:val="24"/>
-        </w:rPr>
         <w:t>The calorie calculation was revised so that the final value is calculated from the processed macronutrients using the standard energy conversion values of Protein × 4 + Carbohydrates × 4 + Fat × 9</w:t>
       </w:r>
       <w:r>
-        <w:rPr>
-          <w:sz w:val="24"/>
-          <w:szCs w:val="24"/>
-        </w:rPr>
         <w:t xml:space="preserve">. Subsequent testing confirmed that calorie totals were consistent with the calculated macronutrient values. </w:t>
       </w:r>
     </w:p>
     <w:p>
-      <w:pPr>
-        <w:rPr>
-          <w:sz w:val="24"/>
-          <w:szCs w:val="24"/>
-        </w:rPr>
-      </w:pPr>
-      <w:r>
-        <w:rPr>
-          <w:sz w:val="24"/>
-          <w:szCs w:val="24"/>
-        </w:rPr>
-        <w:t xml:space="preserve">Ingredient identification against the AFCD dataset also presented problems when processing generated meal-plan ingredients. Differences in terminology initially caused some ingredients to be incorrectly identified or not matched. For example, "ground beef" was not initially recognised as equivalent to "beef mince". Further testing after improving the matching identified another issue where the search could select a composite AFCD food containing beef mince, such as spaghetti bolognese, rather than an appropriate standalone beef mince record. The matching logic was refined and retested to improve the selection of appropriate AFCD records. </w:t>
-      </w:r>
-    </w:p>
-    <w:p/>
+      <w:r>
+        <w:t xml:space="preserve">Ingredient identification against the AFCD dataset also presented problems because the terminology generated by the AI did not always correspond directly with terminology used by the AFCD dataset. For example, "ground beef" was not initially recognised as equivalent to "beef mince", while "whole wheat bread" needed to be interpreted using the AFCD terminology "wholemeal". </w:t>
+      </w:r>
+      <w:r>
+        <w:rPr>
+          <w:noProof/>
+        </w:rPr>
+        <w:drawing>
+          <wp:inline distT="0" distB="0" distL="0" distR="0" wp14:anchorId="28788D90" wp14:editId="053B1298">
+            <wp:extent cx="5731510" cy="1557838"/>
+            <wp:effectExtent l="0" t="0" r="2540" b="4445"/>
+            <wp:docPr id="1784537481" name="Picture 1"/>
+            <wp:cNvGraphicFramePr>
+              <a:graphicFrameLocks xmlns:a="http://schemas.openxmlformats.org/drawingml/2006/main" noChangeAspect="1"/>
+            </wp:cNvGraphicFramePr>
+            <a:graphic xmlns:a="http://schemas.openxmlformats.org/drawingml/2006/main">
+              <a:graphicData uri="http://schemas.openxmlformats.org/drawingml/2006/picture">
+                <pic:pic xmlns:pic="http://schemas.openxmlformats.org/drawingml/2006/picture">
+                  <pic:nvPicPr>
+                    <pic:cNvPr id="0" name="Picture 1"/>
+                    <pic:cNvPicPr>
+                      <a:picLocks noChangeAspect="1" noChangeArrowheads="1"/>
+                    </pic:cNvPicPr>
+                  </pic:nvPicPr>
+                  <pic:blipFill>
+                    <a:blip r:embed="rId6">
+                      <a:extLst>
+                        <a:ext uri="{28A0092B-C50C-407E-A947-70E740481C1C}">
+                          <a14:useLocalDpi xmlns:a14="http://schemas.microsoft.com/office/drawing/2010/main" val="0"/>
+                        </a:ext>
+                      </a:extLst>
+                    </a:blip>
+                    <a:srcRect/>
+                    <a:stretch>
+                      <a:fillRect/>
+                    </a:stretch>
+                  </pic:blipFill>
+                  <pic:spPr bwMode="auto">
+                    <a:xfrm>
+                      <a:off x="0" y="0"/>
+                      <a:ext cx="5731510" cy="1557838"/>
+                    </a:xfrm>
+                    <a:prstGeom prst="rect">
+                      <a:avLst/>
+                    </a:prstGeom>
+                    <a:noFill/>
+                    <a:ln>
+                      <a:noFill/>
+                    </a:ln>
+                  </pic:spPr>
+                </pic:pic>
+              </a:graphicData>
+            </a:graphic>
+          </wp:inline>
+        </w:drawing>
+      </w:r>
+    </w:p>
     <w:p>
       <w:pPr>
         <w:spacing w:after="160" w:line="278" w:lineRule="auto"/>
+      </w:pPr>
+      <w:r>
+        <w:br w:type="page"/>
+      </w:r>
+    </w:p>
+    <w:p>
+      <w:r>
+        <w:lastRenderedPageBreak/>
+        <w:t>Ingredient terminology normalisation and aliases were therefore added to improve compatibility between generated recipes and AFCD records. A fallback mapping was also introduced for unsupported terminology such as ground turkey where an exact corresponding record was unavailable in the available dataset.</w:t>
+      </w:r>
+      <w:r>
+        <w:rPr>
+          <w:noProof/>
+        </w:rPr>
+        <w:t xml:space="preserve"> </w:t>
+      </w:r>
+    </w:p>
+    <w:p>
+      <w:r>
+        <w:rPr>
+          <w:noProof/>
+        </w:rPr>
+        <w:drawing>
+          <wp:inline distT="0" distB="0" distL="0" distR="0" wp14:anchorId="7D95A32F" wp14:editId="2B662587">
+            <wp:extent cx="5735955" cy="4928235"/>
+            <wp:effectExtent l="0" t="0" r="0" b="5715"/>
+            <wp:docPr id="1662851411" name="Picture 2"/>
+            <wp:cNvGraphicFramePr>
+              <a:graphicFrameLocks xmlns:a="http://schemas.openxmlformats.org/drawingml/2006/main" noChangeAspect="1"/>
+            </wp:cNvGraphicFramePr>
+            <a:graphic xmlns:a="http://schemas.openxmlformats.org/drawingml/2006/main">
+              <a:graphicData uri="http://schemas.openxmlformats.org/drawingml/2006/picture">
+                <pic:pic xmlns:pic="http://schemas.openxmlformats.org/drawingml/2006/picture">
+                  <pic:nvPicPr>
+                    <pic:cNvPr id="0" name="Picture 2"/>
+                    <pic:cNvPicPr>
+                      <a:picLocks noChangeAspect="1" noChangeArrowheads="1"/>
+                    </pic:cNvPicPr>
+                  </pic:nvPicPr>
+                  <pic:blipFill>
+                    <a:blip r:embed="rId7">
+                      <a:extLst>
+                        <a:ext uri="{28A0092B-C50C-407E-A947-70E740481C1C}">
+                          <a14:useLocalDpi xmlns:a14="http://schemas.microsoft.com/office/drawing/2010/main" val="0"/>
+                        </a:ext>
+                      </a:extLst>
+                    </a:blip>
+                    <a:srcRect/>
+                    <a:stretch>
+                      <a:fillRect/>
+                    </a:stretch>
+                  </pic:blipFill>
+                  <pic:spPr bwMode="auto">
+                    <a:xfrm>
+                      <a:off x="0" y="0"/>
+                      <a:ext cx="5735955" cy="4928235"/>
+                    </a:xfrm>
+                    <a:prstGeom prst="rect">
+                      <a:avLst/>
+                    </a:prstGeom>
+                    <a:noFill/>
+                    <a:ln>
+                      <a:noFill/>
+                    </a:ln>
+                  </pic:spPr>
+                </pic:pic>
+              </a:graphicData>
+            </a:graphic>
+          </wp:inline>
+        </w:drawing>
+      </w:r>
+    </w:p>
+    <w:p>
+      <w:r>
+        <w:t>Further testing identified cases where an ingredient could be matched to a technically related but inappropriate AFCD record. For example, beef mince could be matched to a composite food containing beef mince rather than an appropriate standalone record, while an ingredient such as avocado could potentially match avocado oil. The matching logic was refined to consider ingredient terminology more carefully and to prevent transformed food records such as oils, juices, powders and flours from being selected when the generated ingredient did not specify that form. These changes reduced incorrect AFCD matches while retaining valid matches such as "olive oil" and "avocado oil".</w:t>
+      </w:r>
+    </w:p>
+    <w:p>
+      <w:pPr>
         <w:rPr>
           <w:rFonts w:eastAsiaTheme="majorEastAsia" w:cstheme="majorBidi"/>
           <w:i/>
@@ -2424,9 +2457,15 @@
     </w:p>
     <w:p>
       <w:r>
-        <w:t>Further manual testing discovered a problem where cooking oil would not correctly match with the AFCD data. For example, meals including 20g of cooking oil were displaying extremely low or zero fat values, which suggested that the ingredient was not being matched with a suitable AFCD record. The matching logic was revised so that the descriptive word “cooking” would no longer interfere with identifying an appropriate oil record from the AFCD data. A new instrumented test for “20g cooking oil” was also included to validate that it matched an AFCD oil record with a meaningful fat value. After the change, all seven instrumented tests passed.</w:t>
-      </w:r>
-    </w:p>
+        <w:t>Further manual testing identified problems with the matching and quantity processing of cooking oils. Meals containing cooking oil could initially produce extremely low, zero or unrealistic fat values when the ingredient was matched incorrectly or its quantity was not interpreted correctly. The descriptive term "cooking" was found to interfere with identifying an appropriate oil record and was therefore treated as a non-essential descriptor during matching.</w:t>
+      </w:r>
+    </w:p>
+    <w:p>
+      <w:r>
+        <w:t>Additional testing identified that liquid oil quantities such as "15ml olive oil" were not being recognised correctly when the number and ml unit were written together. The millilitre parsing logic was revised so that both "15ml" and "15 ml" could be processed correctly. The AFCD matching logic was also refined so that ingredients explicitly identified as oils could match appropriate AFCD oil records while preventing ordinary ingredients from incorrectly matching their oil equivalents. Instrumented and manual testing was then used to verify the revised matching and quantity-handling behaviour.</w:t>
+      </w:r>
+    </w:p>
+    <w:p/>
     <w:p>
       <w:pPr>
         <w:pStyle w:val="Heading4"/>
@@ -2449,11 +2488,59 @@
         </w:rPr>
         <w:t>Another issue identified during manual testing involved the purchased state of grocery-list items. Purchased items could appear unchecked after closing and reopening the application and restoring a saved meal plan. Investigation found that restoring the meal plan regenerated the grocery list, which could replace the purchased state loaded from Room. The restore logic was changed to avoid unnecessarily regenerating the grocery list when restoring a saved plan. The application was then manually tested multiple times by checking grocery items, closing and reopening the application, and restoring the same saved meal plan. The purchased items remained checked across the repeated tests, and all seven instrumented tests passed.</w:t>
       </w:r>
-      <w:r>
+    </w:p>
+    <w:p>
+      <w:pPr>
         <w:rPr>
           <w:sz w:val="24"/>
           <w:szCs w:val="24"/>
         </w:rPr>
+      </w:pPr>
+    </w:p>
+    <w:p>
+      <w:pPr>
+        <w:pStyle w:val="Heading4"/>
+      </w:pPr>
+      <w:r>
+        <w:t>Application Timeout During Nutrition Analysis</w:t>
+      </w:r>
+    </w:p>
+    <w:p>
+      <w:r>
+        <w:t>During integration testing, the application experienced periods of unresponsiveness and Android timeout warnings, particularly when accessing the Recipes screen. Investigation identified that the AFCD nutrition analysis was performing intensive ingredient matching on the main UI thread.</w:t>
+      </w:r>
+      <w:r>
+        <w:t xml:space="preserve"> </w:t>
+      </w:r>
+      <w:r>
+        <w:t>The Recipes screen was also calculating nutrition information for every generated recipe when the screen was loaded, resulting in high CPU usage and preventing the interface from responding normally.</w:t>
+      </w:r>
+    </w:p>
+    <w:p>
+      <w:r>
+        <w:t>To resolve this issue, the AFCD nutrition calculations were moved off the main UI thread using background coroutine processing. The Recipes screen was also changed so that nutrition information is calculated only when the user expands an individual recipe, rather than calculating nutrition for every recipe at once. This significantly reduced unnecessary processing when loading the Recipes screen and improved application responsiveness while retaining the required nutrition analysis functionality.</w:t>
+      </w:r>
+    </w:p>
+    <w:p>
+      <w:pPr>
+        <w:rPr>
+          <w:sz w:val="24"/>
+          <w:szCs w:val="24"/>
+        </w:rPr>
+      </w:pPr>
+    </w:p>
+    <w:p>
+      <w:pPr>
+        <w:rPr>
+          <w:sz w:val="24"/>
+          <w:szCs w:val="24"/>
+        </w:rPr>
+      </w:pPr>
+      <w:r>
+        <w:rPr>
+          <w:sz w:val="24"/>
+          <w:szCs w:val="24"/>
+        </w:rPr>
         <w:br w:type="page"/>
       </w:r>
       <w:r>
@@ -2530,6 +2617,49 @@
         <w:t>day_card_background</w:t>
       </w:r>
       <w:proofErr w:type="spellEnd"/>
+    </w:p>
+    <w:p>
+      <w:pPr>
+        <w:pStyle w:val="Heading4"/>
+      </w:pPr>
+      <w:r>
+        <w:t>Home Screen Meal Inclusion Controls</w:t>
+      </w:r>
+    </w:p>
+    <w:p>
+      <w:r>
+        <w:t xml:space="preserve">A further change was made to the </w:t>
+      </w:r>
+      <w:proofErr w:type="gramStart"/>
+      <w:r>
+        <w:t>Home</w:t>
+      </w:r>
+      <w:proofErr w:type="gramEnd"/>
+      <w:r>
+        <w:t xml:space="preserve"> screen to improve the accuracy of the daily nutrition summary. The original interface design displayed the user's generated breakfast, lunch and dinner but did not provide a way to account for meals that the user may not consume. During implementation, I added Include/Exclude controls to each meal displayed on the </w:t>
+      </w:r>
+      <w:proofErr w:type="gramStart"/>
+      <w:r>
+        <w:t>Home</w:t>
+      </w:r>
+      <w:proofErr w:type="gramEnd"/>
+      <w:r>
+        <w:t xml:space="preserve"> screen. This allows a user to temporarily exclude a planned meal, such as when eating out for lunch, without removing or modifying the meal within the generated meal plan.</w:t>
+      </w:r>
+      <w:r>
+        <w:t xml:space="preserve"> </w:t>
+      </w:r>
+      <w:r>
+        <w:t xml:space="preserve">When a meal is excluded, the daily calorie and macronutrient totals displayed on the </w:t>
+      </w:r>
+      <w:proofErr w:type="gramStart"/>
+      <w:r>
+        <w:t>Home</w:t>
+      </w:r>
+      <w:proofErr w:type="gramEnd"/>
+      <w:r>
+        <w:t xml:space="preserve"> screen are recalculated using only the remaining included meals. The meal remains visible and can be included again at any time. This functionality was not included in the original interface design but was added during implementation to make the daily nutrition information more representative of the meals the user intends to consume.</w:t>
+      </w:r>
     </w:p>
     <w:p/>
     <w:p>
@@ -2623,6 +2753,9 @@
     </w:p>
     <w:p>
       <w:r>
+        <w:rPr>
+          <w:noProof/>
+        </w:rPr>
         <w:drawing>
           <wp:inline distT="0" distB="0" distL="0" distR="0" wp14:anchorId="72DB2571" wp14:editId="18E56D7F">
             <wp:extent cx="5731510" cy="2921000"/>
@@ -2639,7 +2772,7 @@
                     <pic:cNvPicPr/>
                   </pic:nvPicPr>
                   <pic:blipFill>
-                    <a:blip r:embed="rId6"/>
+                    <a:blip r:embed="rId8"/>
                     <a:stretch>
                       <a:fillRect/>
                     </a:stretch>
@@ -3829,6 +3962,19 @@
       <w:ind w:left="440"/>
     </w:pPr>
   </w:style>
+  <w:style w:type="paragraph" w:styleId="NormalWeb">
+    <w:name w:val="Normal (Web)"/>
+    <w:basedOn w:val="Normal"/>
+    <w:uiPriority w:val="99"/>
+    <w:semiHidden/>
+    <w:unhideWhenUsed/>
+    <w:rsid w:val="00B9468B"/>
+    <w:rPr>
+      <w:rFonts w:ascii="Times New Roman" w:hAnsi="Times New Roman"/>
+      <w:sz w:val="24"/>
+      <w:szCs w:val="24"/>
+    </w:rPr>
+  </w:style>
 </w:styles>
 </file>
 

--- a/Assessment 3 - Project Final.docx
+++ b/Assessment 3 - Project Final.docx
@@ -50,8 +50,8 @@
           <w:rFonts w:cs="Calibri"/>
           <w:b/>
           <w:bCs/>
-          <w:sz w:val="44"/>
-          <w:szCs w:val="44"/>
+          <w:sz w:val="52"/>
+          <w:szCs w:val="52"/>
           <w:lang w:eastAsia="zh-CN"/>
         </w:rPr>
       </w:pPr>
@@ -59,8 +59,8 @@
         <w:rPr>
           <w:rFonts w:cs="Calibri"/>
           <w:b/>
-          <w:sz w:val="44"/>
-          <w:szCs w:val="44"/>
+          <w:sz w:val="52"/>
+          <w:szCs w:val="52"/>
         </w:rPr>
         <w:t xml:space="preserve">Assessment </w:t>
       </w:r>
@@ -68,43 +68,22 @@
         <w:rPr>
           <w:rFonts w:cs="Calibri"/>
           <w:b/>
-          <w:sz w:val="44"/>
-          <w:szCs w:val="44"/>
+          <w:sz w:val="52"/>
+          <w:szCs w:val="52"/>
           <w:lang w:eastAsia="zh-CN"/>
         </w:rPr>
-        <w:t>3</w:t>
-      </w:r>
-      <w:r>
-        <w:rPr>
-          <w:rFonts w:cs="Calibri"/>
-          <w:b/>
-          <w:sz w:val="44"/>
-          <w:szCs w:val="44"/>
-          <w:lang w:eastAsia="zh-CN"/>
-        </w:rPr>
-        <w:t xml:space="preserve"> – </w:t>
+        <w:t xml:space="preserve">3 – </w:t>
       </w:r>
       <w:r>
         <w:rPr>
           <w:rFonts w:cs="Calibri"/>
           <w:b/>
           <w:bCs/>
-          <w:sz w:val="44"/>
-          <w:szCs w:val="44"/>
+          <w:sz w:val="52"/>
+          <w:szCs w:val="52"/>
           <w:lang w:eastAsia="zh-CN"/>
         </w:rPr>
-        <w:t xml:space="preserve">Group Project </w:t>
-      </w:r>
-      <w:r>
-        <w:rPr>
-          <w:rFonts w:cs="Calibri"/>
-          <w:b/>
-          <w:bCs/>
-          <w:sz w:val="44"/>
-          <w:szCs w:val="44"/>
-          <w:lang w:eastAsia="zh-CN"/>
-        </w:rPr>
-        <w:t>Final</w:t>
+        <w:t>Group Project Final</w:t>
       </w:r>
     </w:p>
     <w:p>
@@ -252,6 +231,8 @@
         <w:jc w:val="center"/>
         <w:rPr>
           <w:rFonts w:cs="Calibri"/>
+          <w:b/>
+          <w:bCs/>
           <w:sz w:val="24"/>
         </w:rPr>
       </w:pPr>
@@ -261,6 +242,14 @@
           <w:sz w:val="24"/>
         </w:rPr>
         <w:br/>
+      </w:r>
+      <w:r>
+        <w:rPr>
+          <w:rFonts w:cs="Calibri"/>
+          <w:b/>
+          <w:bCs/>
+          <w:sz w:val="24"/>
+        </w:rPr>
         <w:t>Course Coordinator: Farzad Sanati</w:t>
       </w:r>
     </w:p>
@@ -292,14 +281,7 @@
     </w:p>
     <w:sdt>
       <w:sdtPr>
-        <w:rPr>
-          <w:rFonts w:ascii="Calibri" w:eastAsia="SimSun" w:hAnsi="Calibri" w:cs="Times New Roman"/>
-          <w:color w:val="auto"/>
-          <w:sz w:val="22"/>
-          <w:szCs w:val="22"/>
-          <w:lang w:val="en-AU"/>
-        </w:rPr>
-        <w:id w:val="-1349558833"/>
+        <w:id w:val="-1633083681"/>
         <w:docPartObj>
           <w:docPartGallery w:val="Table of Contents"/>
           <w:docPartUnique/>
@@ -307,9 +289,14 @@
       </w:sdtPr>
       <w:sdtEndPr>
         <w:rPr>
+          <w:rFonts w:ascii="Calibri" w:eastAsia="SimSun" w:hAnsi="Calibri" w:cs="Times New Roman"/>
           <w:b/>
           <w:bCs/>
           <w:noProof/>
+          <w:color w:val="auto"/>
+          <w:sz w:val="22"/>
+          <w:szCs w:val="22"/>
+          <w:lang w:val="en-AU"/>
         </w:rPr>
       </w:sdtEndPr>
       <w:sdtContent>
@@ -333,7 +320,7 @@
               <w:kern w:val="2"/>
               <w:sz w:val="24"/>
               <w:szCs w:val="24"/>
-              <w:lang w:eastAsia="en-AU"/>
+              <w:lang w:val="en-IN" w:eastAsia="en-IN" w:bidi="gu-IN"/>
               <w14:ligatures w14:val="standardContextual"/>
             </w:rPr>
           </w:pPr>
@@ -346,7 +333,7 @@
           <w:r>
             <w:fldChar w:fldCharType="separate"/>
           </w:r>
-          <w:hyperlink w:anchor="_Toc242052160" w:history="1">
+          <w:hyperlink w:anchor="_Toc242453317" w:history="1">
             <w:r>
               <w:rPr>
                 <w:rStyle w:val="Hyperlink"/>
@@ -373,7 +360,7 @@
                 <w:noProof/>
                 <w:webHidden/>
               </w:rPr>
-              <w:instrText xml:space="preserve"> PAGEREF _Toc242052160 \h </w:instrText>
+              <w:instrText xml:space="preserve"> PAGEREF _Toc242453317 \h </w:instrText>
             </w:r>
             <w:r>
               <w:rPr>
@@ -416,11 +403,11 @@
               <w:kern w:val="2"/>
               <w:sz w:val="24"/>
               <w:szCs w:val="24"/>
-              <w:lang w:eastAsia="en-AU"/>
+              <w:lang w:val="en-IN" w:eastAsia="en-IN" w:bidi="gu-IN"/>
               <w14:ligatures w14:val="standardContextual"/>
             </w:rPr>
           </w:pPr>
-          <w:hyperlink w:anchor="_Toc242052161" w:history="1">
+          <w:hyperlink w:anchor="_Toc242453318" w:history="1">
             <w:r>
               <w:rPr>
                 <w:rStyle w:val="Hyperlink"/>
@@ -447,7 +434,7 @@
                 <w:noProof/>
                 <w:webHidden/>
               </w:rPr>
-              <w:instrText xml:space="preserve"> PAGEREF _Toc242052161 \h </w:instrText>
+              <w:instrText xml:space="preserve"> PAGEREF _Toc242453318 \h </w:instrText>
             </w:r>
             <w:r>
               <w:rPr>
@@ -490,11 +477,11 @@
               <w:kern w:val="2"/>
               <w:sz w:val="24"/>
               <w:szCs w:val="24"/>
-              <w:lang w:eastAsia="en-AU"/>
+              <w:lang w:val="en-IN" w:eastAsia="en-IN" w:bidi="gu-IN"/>
               <w14:ligatures w14:val="standardContextual"/>
             </w:rPr>
           </w:pPr>
-          <w:hyperlink w:anchor="_Toc242052162" w:history="1">
+          <w:hyperlink w:anchor="_Toc242453319" w:history="1">
             <w:r>
               <w:rPr>
                 <w:rStyle w:val="Hyperlink"/>
@@ -521,7 +508,7 @@
                 <w:noProof/>
                 <w:webHidden/>
               </w:rPr>
-              <w:instrText xml:space="preserve"> PAGEREF _Toc242052162 \h </w:instrText>
+              <w:instrText xml:space="preserve"> PAGEREF _Toc242453319 \h </w:instrText>
             </w:r>
             <w:r>
               <w:rPr>
@@ -564,11 +551,11 @@
               <w:kern w:val="2"/>
               <w:sz w:val="24"/>
               <w:szCs w:val="24"/>
-              <w:lang w:eastAsia="en-AU"/>
+              <w:lang w:val="en-IN" w:eastAsia="en-IN" w:bidi="gu-IN"/>
               <w14:ligatures w14:val="standardContextual"/>
             </w:rPr>
           </w:pPr>
-          <w:hyperlink w:anchor="_Toc242052163" w:history="1">
+          <w:hyperlink w:anchor="_Toc242453320" w:history="1">
             <w:r>
               <w:rPr>
                 <w:rStyle w:val="Hyperlink"/>
@@ -595,7 +582,7 @@
                 <w:noProof/>
                 <w:webHidden/>
               </w:rPr>
-              <w:instrText xml:space="preserve"> PAGEREF _Toc242052163 \h </w:instrText>
+              <w:instrText xml:space="preserve"> PAGEREF _Toc242453320 \h </w:instrText>
             </w:r>
             <w:r>
               <w:rPr>
@@ -638,11 +625,11 @@
               <w:kern w:val="2"/>
               <w:sz w:val="24"/>
               <w:szCs w:val="24"/>
-              <w:lang w:eastAsia="en-AU"/>
+              <w:lang w:val="en-IN" w:eastAsia="en-IN" w:bidi="gu-IN"/>
               <w14:ligatures w14:val="standardContextual"/>
             </w:rPr>
           </w:pPr>
-          <w:hyperlink w:anchor="_Toc242052164" w:history="1">
+          <w:hyperlink w:anchor="_Toc242453321" w:history="1">
             <w:r>
               <w:rPr>
                 <w:rStyle w:val="Hyperlink"/>
@@ -669,7 +656,7 @@
                 <w:noProof/>
                 <w:webHidden/>
               </w:rPr>
-              <w:instrText xml:space="preserve"> PAGEREF _Toc242052164 \h </w:instrText>
+              <w:instrText xml:space="preserve"> PAGEREF _Toc242453321 \h </w:instrText>
             </w:r>
             <w:r>
               <w:rPr>
@@ -712,11 +699,11 @@
               <w:kern w:val="2"/>
               <w:sz w:val="24"/>
               <w:szCs w:val="24"/>
-              <w:lang w:eastAsia="en-AU"/>
+              <w:lang w:val="en-IN" w:eastAsia="en-IN" w:bidi="gu-IN"/>
               <w14:ligatures w14:val="standardContextual"/>
             </w:rPr>
           </w:pPr>
-          <w:hyperlink w:anchor="_Toc242052165" w:history="1">
+          <w:hyperlink w:anchor="_Toc242453322" w:history="1">
             <w:r>
               <w:rPr>
                 <w:rStyle w:val="Hyperlink"/>
@@ -743,7 +730,7 @@
                 <w:noProof/>
                 <w:webHidden/>
               </w:rPr>
-              <w:instrText xml:space="preserve"> PAGEREF _Toc242052165 \h </w:instrText>
+              <w:instrText xml:space="preserve"> PAGEREF _Toc242453322 \h </w:instrText>
             </w:r>
             <w:r>
               <w:rPr>
@@ -786,11 +773,11 @@
               <w:kern w:val="2"/>
               <w:sz w:val="24"/>
               <w:szCs w:val="24"/>
-              <w:lang w:eastAsia="en-AU"/>
+              <w:lang w:val="en-IN" w:eastAsia="en-IN" w:bidi="gu-IN"/>
               <w14:ligatures w14:val="standardContextual"/>
             </w:rPr>
           </w:pPr>
-          <w:hyperlink w:anchor="_Toc242052166" w:history="1">
+          <w:hyperlink w:anchor="_Toc242453323" w:history="1">
             <w:r>
               <w:rPr>
                 <w:rStyle w:val="Hyperlink"/>
@@ -817,7 +804,7 @@
                 <w:noProof/>
                 <w:webHidden/>
               </w:rPr>
-              <w:instrText xml:space="preserve"> PAGEREF _Toc242052166 \h </w:instrText>
+              <w:instrText xml:space="preserve"> PAGEREF _Toc242453323 \h </w:instrText>
             </w:r>
             <w:r>
               <w:rPr>
@@ -860,11 +847,11 @@
               <w:kern w:val="2"/>
               <w:sz w:val="24"/>
               <w:szCs w:val="24"/>
-              <w:lang w:eastAsia="en-AU"/>
+              <w:lang w:val="en-IN" w:eastAsia="en-IN" w:bidi="gu-IN"/>
               <w14:ligatures w14:val="standardContextual"/>
             </w:rPr>
           </w:pPr>
-          <w:hyperlink w:anchor="_Toc242052167" w:history="1">
+          <w:hyperlink w:anchor="_Toc242453324" w:history="1">
             <w:r>
               <w:rPr>
                 <w:rStyle w:val="Hyperlink"/>
@@ -891,7 +878,7 @@
                 <w:noProof/>
                 <w:webHidden/>
               </w:rPr>
-              <w:instrText xml:space="preserve"> PAGEREF _Toc242052167 \h </w:instrText>
+              <w:instrText xml:space="preserve"> PAGEREF _Toc242453324 \h </w:instrText>
             </w:r>
             <w:r>
               <w:rPr>
@@ -934,11 +921,11 @@
               <w:kern w:val="2"/>
               <w:sz w:val="24"/>
               <w:szCs w:val="24"/>
-              <w:lang w:eastAsia="en-AU"/>
+              <w:lang w:val="en-IN" w:eastAsia="en-IN" w:bidi="gu-IN"/>
               <w14:ligatures w14:val="standardContextual"/>
             </w:rPr>
           </w:pPr>
-          <w:hyperlink w:anchor="_Toc242052168" w:history="1">
+          <w:hyperlink w:anchor="_Toc242453325" w:history="1">
             <w:r>
               <w:rPr>
                 <w:rStyle w:val="Hyperlink"/>
@@ -965,7 +952,7 @@
                 <w:noProof/>
                 <w:webHidden/>
               </w:rPr>
-              <w:instrText xml:space="preserve"> PAGEREF _Toc242052168 \h </w:instrText>
+              <w:instrText xml:space="preserve"> PAGEREF _Toc242453325 \h </w:instrText>
             </w:r>
             <w:r>
               <w:rPr>
@@ -1008,11 +995,11 @@
               <w:kern w:val="2"/>
               <w:sz w:val="24"/>
               <w:szCs w:val="24"/>
-              <w:lang w:eastAsia="en-AU"/>
+              <w:lang w:val="en-IN" w:eastAsia="en-IN" w:bidi="gu-IN"/>
               <w14:ligatures w14:val="standardContextual"/>
             </w:rPr>
           </w:pPr>
-          <w:hyperlink w:anchor="_Toc242052169" w:history="1">
+          <w:hyperlink w:anchor="_Toc242453326" w:history="1">
             <w:r>
               <w:rPr>
                 <w:rStyle w:val="Hyperlink"/>
@@ -1039,7 +1026,7 @@
                 <w:noProof/>
                 <w:webHidden/>
               </w:rPr>
-              <w:instrText xml:space="preserve"> PAGEREF _Toc242052169 \h </w:instrText>
+              <w:instrText xml:space="preserve"> PAGEREF _Toc242453326 \h </w:instrText>
             </w:r>
             <w:r>
               <w:rPr>
@@ -1082,11 +1069,11 @@
               <w:kern w:val="2"/>
               <w:sz w:val="24"/>
               <w:szCs w:val="24"/>
-              <w:lang w:eastAsia="en-AU"/>
+              <w:lang w:val="en-IN" w:eastAsia="en-IN" w:bidi="gu-IN"/>
               <w14:ligatures w14:val="standardContextual"/>
             </w:rPr>
           </w:pPr>
-          <w:hyperlink w:anchor="_Toc242052170" w:history="1">
+          <w:hyperlink w:anchor="_Toc242453327" w:history="1">
             <w:r>
               <w:rPr>
                 <w:rStyle w:val="Hyperlink"/>
@@ -1113,7 +1100,7 @@
                 <w:noProof/>
                 <w:webHidden/>
               </w:rPr>
-              <w:instrText xml:space="preserve"> PAGEREF _Toc242052170 \h </w:instrText>
+              <w:instrText xml:space="preserve"> PAGEREF _Toc242453327 \h </w:instrText>
             </w:r>
             <w:r>
               <w:rPr>
@@ -1156,11 +1143,11 @@
               <w:kern w:val="2"/>
               <w:sz w:val="24"/>
               <w:szCs w:val="24"/>
-              <w:lang w:eastAsia="en-AU"/>
+              <w:lang w:val="en-IN" w:eastAsia="en-IN" w:bidi="gu-IN"/>
               <w14:ligatures w14:val="standardContextual"/>
             </w:rPr>
           </w:pPr>
-          <w:hyperlink w:anchor="_Toc242052171" w:history="1">
+          <w:hyperlink w:anchor="_Toc242453328" w:history="1">
             <w:r>
               <w:rPr>
                 <w:rStyle w:val="Hyperlink"/>
@@ -1187,7 +1174,7 @@
                 <w:noProof/>
                 <w:webHidden/>
               </w:rPr>
-              <w:instrText xml:space="preserve"> PAGEREF _Toc242052171 \h </w:instrText>
+              <w:instrText xml:space="preserve"> PAGEREF _Toc242453328 \h </w:instrText>
             </w:r>
             <w:r>
               <w:rPr>
@@ -1230,11 +1217,11 @@
               <w:kern w:val="2"/>
               <w:sz w:val="24"/>
               <w:szCs w:val="24"/>
-              <w:lang w:eastAsia="en-AU"/>
+              <w:lang w:val="en-IN" w:eastAsia="en-IN" w:bidi="gu-IN"/>
               <w14:ligatures w14:val="standardContextual"/>
             </w:rPr>
           </w:pPr>
-          <w:hyperlink w:anchor="_Toc242052172" w:history="1">
+          <w:hyperlink w:anchor="_Toc242453329" w:history="1">
             <w:r>
               <w:rPr>
                 <w:rStyle w:val="Hyperlink"/>
@@ -1261,7 +1248,7 @@
                 <w:noProof/>
                 <w:webHidden/>
               </w:rPr>
-              <w:instrText xml:space="preserve"> PAGEREF _Toc242052172 \h </w:instrText>
+              <w:instrText xml:space="preserve"> PAGEREF _Toc242453329 \h </w:instrText>
             </w:r>
             <w:r>
               <w:rPr>
@@ -1304,11 +1291,11 @@
               <w:kern w:val="2"/>
               <w:sz w:val="24"/>
               <w:szCs w:val="24"/>
-              <w:lang w:eastAsia="en-AU"/>
+              <w:lang w:val="en-IN" w:eastAsia="en-IN" w:bidi="gu-IN"/>
               <w14:ligatures w14:val="standardContextual"/>
             </w:rPr>
           </w:pPr>
-          <w:hyperlink w:anchor="_Toc242052173" w:history="1">
+          <w:hyperlink w:anchor="_Toc242453330" w:history="1">
             <w:r>
               <w:rPr>
                 <w:rStyle w:val="Hyperlink"/>
@@ -1335,7 +1322,7 @@
                 <w:noProof/>
                 <w:webHidden/>
               </w:rPr>
-              <w:instrText xml:space="preserve"> PAGEREF _Toc242052173 \h </w:instrText>
+              <w:instrText xml:space="preserve"> PAGEREF _Toc242453330 \h </w:instrText>
             </w:r>
             <w:r>
               <w:rPr>
@@ -1356,6 +1343,352 @@
                 <w:webHidden/>
               </w:rPr>
               <w:t>10</w:t>
+            </w:r>
+            <w:r>
+              <w:rPr>
+                <w:noProof/>
+                <w:webHidden/>
+              </w:rPr>
+              <w:fldChar w:fldCharType="end"/>
+            </w:r>
+          </w:hyperlink>
+        </w:p>
+        <w:p>
+          <w:pPr>
+            <w:pStyle w:val="TOC2"/>
+            <w:tabs>
+              <w:tab w:val="right" w:leader="dot" w:pos="9016"/>
+            </w:tabs>
+            <w:rPr>
+              <w:noProof/>
+            </w:rPr>
+          </w:pPr>
+          <w:hyperlink w:anchor="_Toc242453331" w:history="1">
+            <w:r>
+              <w:rPr>
+                <w:rStyle w:val="Hyperlink"/>
+                <w:noProof/>
+              </w:rPr>
+              <w:t>Nutrition Calculation and Ingredient Identification</w:t>
+            </w:r>
+            <w:r>
+              <w:rPr>
+                <w:noProof/>
+                <w:webHidden/>
+              </w:rPr>
+              <w:tab/>
+            </w:r>
+            <w:r>
+              <w:rPr>
+                <w:noProof/>
+                <w:webHidden/>
+              </w:rPr>
+              <w:fldChar w:fldCharType="begin"/>
+            </w:r>
+            <w:r>
+              <w:rPr>
+                <w:noProof/>
+                <w:webHidden/>
+              </w:rPr>
+              <w:instrText xml:space="preserve"> PAGEREF _Toc242453331 \h </w:instrText>
+            </w:r>
+            <w:r>
+              <w:rPr>
+                <w:noProof/>
+                <w:webHidden/>
+              </w:rPr>
+            </w:r>
+            <w:r>
+              <w:rPr>
+                <w:noProof/>
+                <w:webHidden/>
+              </w:rPr>
+              <w:fldChar w:fldCharType="separate"/>
+            </w:r>
+            <w:r>
+              <w:rPr>
+                <w:noProof/>
+                <w:webHidden/>
+              </w:rPr>
+              <w:t>10</w:t>
+            </w:r>
+            <w:r>
+              <w:rPr>
+                <w:noProof/>
+                <w:webHidden/>
+              </w:rPr>
+              <w:fldChar w:fldCharType="end"/>
+            </w:r>
+          </w:hyperlink>
+        </w:p>
+        <w:p>
+          <w:pPr>
+            <w:pStyle w:val="TOC2"/>
+            <w:tabs>
+              <w:tab w:val="right" w:leader="dot" w:pos="9016"/>
+            </w:tabs>
+            <w:rPr>
+              <w:noProof/>
+            </w:rPr>
+          </w:pPr>
+          <w:hyperlink w:anchor="_Toc242453332" w:history="1">
+            <w:r>
+              <w:rPr>
+                <w:rStyle w:val="Hyperlink"/>
+                <w:noProof/>
+              </w:rPr>
+              <w:t>Cooking Oil Ingredient Matching</w:t>
+            </w:r>
+            <w:r>
+              <w:rPr>
+                <w:noProof/>
+                <w:webHidden/>
+              </w:rPr>
+              <w:tab/>
+            </w:r>
+            <w:r>
+              <w:rPr>
+                <w:noProof/>
+                <w:webHidden/>
+              </w:rPr>
+              <w:fldChar w:fldCharType="begin"/>
+            </w:r>
+            <w:r>
+              <w:rPr>
+                <w:noProof/>
+                <w:webHidden/>
+              </w:rPr>
+              <w:instrText xml:space="preserve"> PAGEREF _Toc242453332 \h </w:instrText>
+            </w:r>
+            <w:r>
+              <w:rPr>
+                <w:noProof/>
+                <w:webHidden/>
+              </w:rPr>
+            </w:r>
+            <w:r>
+              <w:rPr>
+                <w:noProof/>
+                <w:webHidden/>
+              </w:rPr>
+              <w:fldChar w:fldCharType="separate"/>
+            </w:r>
+            <w:r>
+              <w:rPr>
+                <w:noProof/>
+                <w:webHidden/>
+              </w:rPr>
+              <w:t>12</w:t>
+            </w:r>
+            <w:r>
+              <w:rPr>
+                <w:noProof/>
+                <w:webHidden/>
+              </w:rPr>
+              <w:fldChar w:fldCharType="end"/>
+            </w:r>
+          </w:hyperlink>
+        </w:p>
+        <w:p>
+          <w:pPr>
+            <w:pStyle w:val="TOC2"/>
+            <w:tabs>
+              <w:tab w:val="right" w:leader="dot" w:pos="9016"/>
+            </w:tabs>
+            <w:rPr>
+              <w:noProof/>
+            </w:rPr>
+          </w:pPr>
+          <w:hyperlink w:anchor="_Toc242453333" w:history="1">
+            <w:r>
+              <w:rPr>
+                <w:rStyle w:val="Hyperlink"/>
+                <w:noProof/>
+              </w:rPr>
+              <w:t>Grocery List State Persistence</w:t>
+            </w:r>
+            <w:r>
+              <w:rPr>
+                <w:noProof/>
+                <w:webHidden/>
+              </w:rPr>
+              <w:tab/>
+            </w:r>
+            <w:r>
+              <w:rPr>
+                <w:noProof/>
+                <w:webHidden/>
+              </w:rPr>
+              <w:fldChar w:fldCharType="begin"/>
+            </w:r>
+            <w:r>
+              <w:rPr>
+                <w:noProof/>
+                <w:webHidden/>
+              </w:rPr>
+              <w:instrText xml:space="preserve"> PAGEREF _Toc242453333 \h </w:instrText>
+            </w:r>
+            <w:r>
+              <w:rPr>
+                <w:noProof/>
+                <w:webHidden/>
+              </w:rPr>
+            </w:r>
+            <w:r>
+              <w:rPr>
+                <w:noProof/>
+                <w:webHidden/>
+              </w:rPr>
+              <w:fldChar w:fldCharType="separate"/>
+            </w:r>
+            <w:r>
+              <w:rPr>
+                <w:noProof/>
+                <w:webHidden/>
+              </w:rPr>
+              <w:t>12</w:t>
+            </w:r>
+            <w:r>
+              <w:rPr>
+                <w:noProof/>
+                <w:webHidden/>
+              </w:rPr>
+              <w:fldChar w:fldCharType="end"/>
+            </w:r>
+          </w:hyperlink>
+        </w:p>
+        <w:p>
+          <w:pPr>
+            <w:pStyle w:val="TOC2"/>
+            <w:tabs>
+              <w:tab w:val="right" w:leader="dot" w:pos="9016"/>
+            </w:tabs>
+            <w:rPr>
+              <w:noProof/>
+            </w:rPr>
+          </w:pPr>
+          <w:hyperlink w:anchor="_Toc242453334" w:history="1">
+            <w:r>
+              <w:rPr>
+                <w:rStyle w:val="Hyperlink"/>
+                <w:noProof/>
+              </w:rPr>
+              <w:t>Application Timeout During Nutrition Analysis</w:t>
+            </w:r>
+            <w:r>
+              <w:rPr>
+                <w:noProof/>
+                <w:webHidden/>
+              </w:rPr>
+              <w:tab/>
+            </w:r>
+            <w:r>
+              <w:rPr>
+                <w:noProof/>
+                <w:webHidden/>
+              </w:rPr>
+              <w:fldChar w:fldCharType="begin"/>
+            </w:r>
+            <w:r>
+              <w:rPr>
+                <w:noProof/>
+                <w:webHidden/>
+              </w:rPr>
+              <w:instrText xml:space="preserve"> PAGEREF _Toc242453334 \h </w:instrText>
+            </w:r>
+            <w:r>
+              <w:rPr>
+                <w:noProof/>
+                <w:webHidden/>
+              </w:rPr>
+            </w:r>
+            <w:r>
+              <w:rPr>
+                <w:noProof/>
+                <w:webHidden/>
+              </w:rPr>
+              <w:fldChar w:fldCharType="separate"/>
+            </w:r>
+            <w:r>
+              <w:rPr>
+                <w:noProof/>
+                <w:webHidden/>
+              </w:rPr>
+              <w:t>13</w:t>
+            </w:r>
+            <w:r>
+              <w:rPr>
+                <w:noProof/>
+                <w:webHidden/>
+              </w:rPr>
+              <w:fldChar w:fldCharType="end"/>
+            </w:r>
+          </w:hyperlink>
+        </w:p>
+        <w:p>
+          <w:pPr>
+            <w:pStyle w:val="TOC1"/>
+            <w:tabs>
+              <w:tab w:val="right" w:leader="dot" w:pos="9016"/>
+            </w:tabs>
+            <w:rPr>
+              <w:rFonts w:asciiTheme="minorHAnsi" w:eastAsiaTheme="minorEastAsia" w:hAnsiTheme="minorHAnsi" w:cstheme="minorBidi"/>
+              <w:noProof/>
+              <w:kern w:val="2"/>
+              <w:sz w:val="24"/>
+              <w:szCs w:val="24"/>
+              <w:lang w:val="en-IN" w:eastAsia="en-IN" w:bidi="gu-IN"/>
+              <w14:ligatures w14:val="standardContextual"/>
+            </w:rPr>
+          </w:pPr>
+          <w:hyperlink w:anchor="_Toc242453335" w:history="1">
+            <w:r>
+              <w:rPr>
+                <w:rStyle w:val="Hyperlink"/>
+                <w:noProof/>
+              </w:rPr>
+              <w:t>Divergence from Original Requirements and Design</w:t>
+            </w:r>
+            <w:r>
+              <w:rPr>
+                <w:noProof/>
+                <w:webHidden/>
+              </w:rPr>
+              <w:tab/>
+            </w:r>
+            <w:r>
+              <w:rPr>
+                <w:noProof/>
+                <w:webHidden/>
+              </w:rPr>
+              <w:fldChar w:fldCharType="begin"/>
+            </w:r>
+            <w:r>
+              <w:rPr>
+                <w:noProof/>
+                <w:webHidden/>
+              </w:rPr>
+              <w:instrText xml:space="preserve"> PAGEREF _Toc242453335 \h </w:instrText>
+            </w:r>
+            <w:r>
+              <w:rPr>
+                <w:noProof/>
+                <w:webHidden/>
+              </w:rPr>
+            </w:r>
+            <w:r>
+              <w:rPr>
+                <w:noProof/>
+                <w:webHidden/>
+              </w:rPr>
+              <w:fldChar w:fldCharType="separate"/>
+            </w:r>
+            <w:r>
+              <w:rPr>
+                <w:noProof/>
+                <w:webHidden/>
+              </w:rPr>
+              <w:t>14</w:t>
             </w:r>
             <w:r>
               <w:rPr>
@@ -1378,11 +1711,11 @@
               <w:kern w:val="2"/>
               <w:sz w:val="24"/>
               <w:szCs w:val="24"/>
-              <w:lang w:eastAsia="en-AU"/>
+              <w:lang w:val="en-IN" w:eastAsia="en-IN" w:bidi="gu-IN"/>
               <w14:ligatures w14:val="standardContextual"/>
             </w:rPr>
           </w:pPr>
-          <w:hyperlink w:anchor="_Toc242052174" w:history="1">
+          <w:hyperlink w:anchor="_Toc242453336" w:history="1">
             <w:r>
               <w:rPr>
                 <w:rStyle w:val="Hyperlink"/>
@@ -1409,7 +1742,7 @@
                 <w:noProof/>
                 <w:webHidden/>
               </w:rPr>
-              <w:instrText xml:space="preserve"> PAGEREF _Toc242052174 \h </w:instrText>
+              <w:instrText xml:space="preserve"> PAGEREF _Toc242453336 \h </w:instrText>
             </w:r>
             <w:r>
               <w:rPr>
@@ -1429,7 +1762,7 @@
                 <w:noProof/>
                 <w:webHidden/>
               </w:rPr>
-              <w:t>12</w:t>
+              <w:t>14</w:t>
             </w:r>
             <w:r>
               <w:rPr>
@@ -1452,17 +1785,17 @@
               <w:kern w:val="2"/>
               <w:sz w:val="24"/>
               <w:szCs w:val="24"/>
-              <w:lang w:eastAsia="en-AU"/>
+              <w:lang w:val="en-IN" w:eastAsia="en-IN" w:bidi="gu-IN"/>
               <w14:ligatures w14:val="standardContextual"/>
             </w:rPr>
           </w:pPr>
-          <w:hyperlink w:anchor="_Toc242052175" w:history="1">
+          <w:hyperlink w:anchor="_Toc242453337" w:history="1">
             <w:r>
               <w:rPr>
                 <w:rStyle w:val="Hyperlink"/>
                 <w:noProof/>
               </w:rPr>
-              <w:t>Farhad</w:t>
+              <w:t>Ansh</w:t>
             </w:r>
             <w:r>
               <w:rPr>
@@ -1483,7 +1816,7 @@
                 <w:noProof/>
                 <w:webHidden/>
               </w:rPr>
-              <w:instrText xml:space="preserve"> PAGEREF _Toc242052175 \h </w:instrText>
+              <w:instrText xml:space="preserve"> PAGEREF _Toc242453337 \h </w:instrText>
             </w:r>
             <w:r>
               <w:rPr>
@@ -1503,7 +1836,7 @@
                 <w:noProof/>
                 <w:webHidden/>
               </w:rPr>
-              <w:t>13</w:t>
+              <w:t>15</w:t>
             </w:r>
             <w:r>
               <w:rPr>
@@ -1526,17 +1859,17 @@
               <w:kern w:val="2"/>
               <w:sz w:val="24"/>
               <w:szCs w:val="24"/>
-              <w:lang w:eastAsia="en-AU"/>
+              <w:lang w:val="en-IN" w:eastAsia="en-IN" w:bidi="gu-IN"/>
               <w14:ligatures w14:val="standardContextual"/>
             </w:rPr>
           </w:pPr>
-          <w:hyperlink w:anchor="_Toc242052176" w:history="1">
+          <w:hyperlink w:anchor="_Toc242453338" w:history="1">
             <w:r>
               <w:rPr>
                 <w:rStyle w:val="Hyperlink"/>
                 <w:noProof/>
               </w:rPr>
-              <w:t>Ansh</w:t>
+              <w:t>Collective</w:t>
             </w:r>
             <w:r>
               <w:rPr>
@@ -1557,7 +1890,7 @@
                 <w:noProof/>
                 <w:webHidden/>
               </w:rPr>
-              <w:instrText xml:space="preserve"> PAGEREF _Toc242052176 \h </w:instrText>
+              <w:instrText xml:space="preserve"> PAGEREF _Toc242453338 \h </w:instrText>
             </w:r>
             <w:r>
               <w:rPr>
@@ -1577,81 +1910,7 @@
                 <w:noProof/>
                 <w:webHidden/>
               </w:rPr>
-              <w:t>13</w:t>
-            </w:r>
-            <w:r>
-              <w:rPr>
-                <w:noProof/>
-                <w:webHidden/>
-              </w:rPr>
-              <w:fldChar w:fldCharType="end"/>
-            </w:r>
-          </w:hyperlink>
-        </w:p>
-        <w:p>
-          <w:pPr>
-            <w:pStyle w:val="TOC3"/>
-            <w:tabs>
-              <w:tab w:val="right" w:leader="dot" w:pos="9016"/>
-            </w:tabs>
-            <w:rPr>
-              <w:rFonts w:asciiTheme="minorHAnsi" w:eastAsiaTheme="minorEastAsia" w:hAnsiTheme="minorHAnsi" w:cstheme="minorBidi"/>
-              <w:noProof/>
-              <w:kern w:val="2"/>
-              <w:sz w:val="24"/>
-              <w:szCs w:val="24"/>
-              <w:lang w:eastAsia="en-AU"/>
-              <w14:ligatures w14:val="standardContextual"/>
-            </w:rPr>
-          </w:pPr>
-          <w:hyperlink w:anchor="_Toc242052177" w:history="1">
-            <w:r>
-              <w:rPr>
-                <w:rStyle w:val="Hyperlink"/>
-                <w:noProof/>
-              </w:rPr>
-              <w:t>Collective</w:t>
-            </w:r>
-            <w:r>
-              <w:rPr>
-                <w:noProof/>
-                <w:webHidden/>
-              </w:rPr>
-              <w:tab/>
-            </w:r>
-            <w:r>
-              <w:rPr>
-                <w:noProof/>
-                <w:webHidden/>
-              </w:rPr>
-              <w:fldChar w:fldCharType="begin"/>
-            </w:r>
-            <w:r>
-              <w:rPr>
-                <w:noProof/>
-                <w:webHidden/>
-              </w:rPr>
-              <w:instrText xml:space="preserve"> PAGEREF _Toc242052177 \h </w:instrText>
-            </w:r>
-            <w:r>
-              <w:rPr>
-                <w:noProof/>
-                <w:webHidden/>
-              </w:rPr>
-            </w:r>
-            <w:r>
-              <w:rPr>
-                <w:noProof/>
-                <w:webHidden/>
-              </w:rPr>
-              <w:fldChar w:fldCharType="separate"/>
-            </w:r>
-            <w:r>
-              <w:rPr>
-                <w:noProof/>
-                <w:webHidden/>
-              </w:rPr>
-              <w:t>13</w:t>
+              <w:t>15</w:t>
             </w:r>
             <w:r>
               <w:rPr>
@@ -1674,11 +1933,11 @@
               <w:kern w:val="2"/>
               <w:sz w:val="24"/>
               <w:szCs w:val="24"/>
-              <w:lang w:eastAsia="en-AU"/>
+              <w:lang w:val="en-IN" w:eastAsia="en-IN" w:bidi="gu-IN"/>
               <w14:ligatures w14:val="standardContextual"/>
             </w:rPr>
           </w:pPr>
-          <w:hyperlink w:anchor="_Toc242052178" w:history="1">
+          <w:hyperlink w:anchor="_Toc242453339" w:history="1">
             <w:r>
               <w:rPr>
                 <w:rStyle w:val="Hyperlink"/>
@@ -1705,7 +1964,7 @@
                 <w:noProof/>
                 <w:webHidden/>
               </w:rPr>
-              <w:instrText xml:space="preserve"> PAGEREF _Toc242052178 \h </w:instrText>
+              <w:instrText xml:space="preserve"> PAGEREF _Toc242453339 \h </w:instrText>
             </w:r>
             <w:r>
               <w:rPr>
@@ -1725,7 +1984,7 @@
                 <w:noProof/>
                 <w:webHidden/>
               </w:rPr>
-              <w:t>14</w:t>
+              <w:t>16</w:t>
             </w:r>
             <w:r>
               <w:rPr>
@@ -1748,11 +2007,11 @@
               <w:kern w:val="2"/>
               <w:sz w:val="24"/>
               <w:szCs w:val="24"/>
-              <w:lang w:eastAsia="en-AU"/>
+              <w:lang w:val="en-IN" w:eastAsia="en-IN" w:bidi="gu-IN"/>
               <w14:ligatures w14:val="standardContextual"/>
             </w:rPr>
           </w:pPr>
-          <w:hyperlink w:anchor="_Toc242052179" w:history="1">
+          <w:hyperlink w:anchor="_Toc242453340" w:history="1">
             <w:r>
               <w:rPr>
                 <w:rStyle w:val="Hyperlink"/>
@@ -1779,7 +2038,7 @@
                 <w:noProof/>
                 <w:webHidden/>
               </w:rPr>
-              <w:instrText xml:space="preserve"> PAGEREF _Toc242052179 \h </w:instrText>
+              <w:instrText xml:space="preserve"> PAGEREF _Toc242453340 \h </w:instrText>
             </w:r>
             <w:r>
               <w:rPr>
@@ -1799,7 +2058,7 @@
                 <w:noProof/>
                 <w:webHidden/>
               </w:rPr>
-              <w:t>15</w:t>
+              <w:t>17</w:t>
             </w:r>
             <w:r>
               <w:rPr>
@@ -1816,7 +2075,6 @@
               <w:b/>
               <w:bCs/>
               <w:noProof/>
-              <w:lang w:val="en-US"/>
             </w:rPr>
             <w:fldChar w:fldCharType="end"/>
           </w:r>
@@ -1835,7 +2093,7 @@
       <w:pPr>
         <w:pStyle w:val="Heading1"/>
       </w:pPr>
-      <w:bookmarkStart w:id="0" w:name="_Toc242052160"/>
+      <w:bookmarkStart w:id="0" w:name="_Toc242453317"/>
       <w:r>
         <w:lastRenderedPageBreak/>
         <w:t>Introduction</w:t>
@@ -1843,17 +2101,50 @@
       <w:bookmarkEnd w:id="0"/>
     </w:p>
     <w:p>
-      <w:r>
+      <w:pPr>
+        <w:jc w:val="both"/>
+        <w:rPr>
+          <w:sz w:val="24"/>
+          <w:szCs w:val="24"/>
+        </w:rPr>
+      </w:pPr>
+      <w:r>
+        <w:rPr>
+          <w:sz w:val="24"/>
+          <w:szCs w:val="24"/>
+        </w:rPr>
         <w:t>The AI-Based Smart Meal Planner is an Android application developed to provide personalised meal planning based on information supplied by the user, including health and weight goals, dietary requirements, food preferences and available ingredients. The application incorporates Generative AI to support the generation of personalised meal plans and recipes, alongside supporting functionality for nutritional information, grocery list generation and application data storage.</w:t>
       </w:r>
     </w:p>
     <w:p>
-      <w:r>
+      <w:pPr>
+        <w:jc w:val="both"/>
+        <w:rPr>
+          <w:sz w:val="24"/>
+          <w:szCs w:val="24"/>
+        </w:rPr>
+      </w:pPr>
+      <w:r>
+        <w:rPr>
+          <w:sz w:val="24"/>
+          <w:szCs w:val="24"/>
+        </w:rPr>
         <w:t>Following the requirements analysis and software design completed during the earlier stages of the project, development progressed into the implementation, integration and testing of the proposed Android prototype. The project was initially divided into three primary areas of responsibility: User Profile and Mobile Interface, AI Meal Plan and Recipe Generation, and Nutrition Analysis, Grocery List and Data Storage. As implementation progressed, these responsibilities provided the foundation for development while team members also contributed across component boundaries where changes, integration or troubleshooting were required.</w:t>
       </w:r>
     </w:p>
     <w:p>
-      <w:r>
+      <w:pPr>
+        <w:jc w:val="both"/>
+        <w:rPr>
+          <w:sz w:val="24"/>
+          <w:szCs w:val="24"/>
+        </w:rPr>
+      </w:pPr>
+      <w:r>
+        <w:rPr>
+          <w:sz w:val="24"/>
+          <w:szCs w:val="24"/>
+        </w:rPr>
         <w:t>This report presents the current implementation of the AI-Based Smart Meal Planner and documents the user stories, interfaces, features and business logic implemented during the development period. It also outlines the implementation of the major software components, integration and testing undertaken, errors and problems encountered during development, and changes made from the original requirements and design. Project progress and individual contributions are supported through implementation evidence, testing results and the version history maintained within the project's shared GitHub repository.</w:t>
       </w:r>
     </w:p>
@@ -1866,7 +2157,7 @@
       <w:pPr>
         <w:pStyle w:val="Heading1"/>
       </w:pPr>
-      <w:bookmarkStart w:id="1" w:name="_Toc242052161"/>
+      <w:bookmarkStart w:id="1" w:name="_Toc242453318"/>
       <w:r>
         <w:lastRenderedPageBreak/>
         <w:t>Project Progress and Tracking</w:t>
@@ -1876,23 +2167,65 @@
     <w:p>
       <w:pPr>
         <w:spacing w:after="160" w:line="278" w:lineRule="auto"/>
-      </w:pPr>
-      <w:r>
+        <w:jc w:val="both"/>
+        <w:rPr>
+          <w:sz w:val="24"/>
+          <w:szCs w:val="24"/>
+        </w:rPr>
+      </w:pPr>
+      <w:r>
+        <w:rPr>
+          <w:sz w:val="24"/>
+          <w:szCs w:val="24"/>
+        </w:rPr>
         <w:t>The project moved through the planning and design phases to be developed into a working Android prototype. We divided the major application components among the team members based on their responsibilities. These included the UI and user profile, AI-based meal-plan and recipe generation, nutrition analysis, grocery-list functionality and local data storage. Each team member worked on their allocated components, and these features were progressively integrated into the shared application.</w:t>
       </w:r>
     </w:p>
     <w:p>
-      <w:r>
+      <w:pPr>
+        <w:jc w:val="both"/>
+        <w:rPr>
+          <w:sz w:val="24"/>
+          <w:szCs w:val="24"/>
+        </w:rPr>
+      </w:pPr>
+      <w:r>
+        <w:rPr>
+          <w:sz w:val="24"/>
+          <w:szCs w:val="24"/>
+        </w:rPr>
         <w:t>Throughout the development of the project, the different components were connected to allow data to flow between features. AI-based meal plans were integrated with the nutrition analysis and grocery-list functions, while user-profile information was used to support personalised meal planning and available-ingredient management. Room database functionality was also implemented to provide local persistence for important application data such as saved meal plans and grocery-list data.</w:t>
       </w:r>
     </w:p>
     <w:p>
-      <w:r>
+      <w:pPr>
+        <w:jc w:val="both"/>
+        <w:rPr>
+          <w:sz w:val="24"/>
+          <w:szCs w:val="24"/>
+        </w:rPr>
+      </w:pPr>
+      <w:r>
+        <w:rPr>
+          <w:sz w:val="24"/>
+          <w:szCs w:val="24"/>
+        </w:rPr>
         <w:t>During development and integration, testing and debugging were carried out. This revealed issues such as inaccurate nutrition calculations, AFCD ingredient-matching problems, persistence of grocery-list purchase states when restoring saved meal plans, and grocery-list visibility. As the application continued to develop, the identified issues were debugged, fixed and retested.</w:t>
       </w:r>
     </w:p>
     <w:p>
-      <w:r>
+      <w:pPr>
+        <w:jc w:val="both"/>
+        <w:rPr>
+          <w:sz w:val="24"/>
+          <w:szCs w:val="24"/>
+        </w:rPr>
+      </w:pPr>
+      <w:r>
+        <w:rPr>
+          <w:sz w:val="24"/>
+          <w:szCs w:val="24"/>
+        </w:rPr>
         <w:t>GitHub was used throughout development for version control and team collaboration. As work was completed, team members committed and pushed their feature implementations, fixes and documentation updates to the main branch. This provided a history of the project's development and allowed the individual components to be progressively integrated into the main branch. Currently, the major features of the application have been integrated, with the remaining work focused on final testing, documentation and preparation for the final demonstration.</w:t>
       </w:r>
     </w:p>
@@ -1912,7 +2245,7 @@
       <w:pPr>
         <w:pStyle w:val="Heading1"/>
       </w:pPr>
-      <w:bookmarkStart w:id="2" w:name="_Toc242052162"/>
+      <w:bookmarkStart w:id="2" w:name="_Toc242453319"/>
       <w:r>
         <w:t>Implemented User Stories, Interfaces, Features and Business Logic</w:t>
       </w:r>
@@ -1922,32 +2255,73 @@
       <w:pPr>
         <w:pStyle w:val="Heading3"/>
       </w:pPr>
-      <w:bookmarkStart w:id="3" w:name="_Toc242052163"/>
+      <w:bookmarkStart w:id="3" w:name="_Toc242453320"/>
       <w:r>
         <w:t>User Profile and Mobile Interface — Matthew</w:t>
       </w:r>
       <w:bookmarkEnd w:id="3"/>
     </w:p>
     <w:p>
-      <w:r>
-        <w:t>The User Profile and Mobile Interface functionality was implemented to allow users to enter and manage the information required for personalised meal planning and to provide access to the application's major features. The implemented profile allows users to select a health and weight goal, enter their current and target weight, specify dietary requirements and food preferences, and manage ingredients currently available to them. This information can then be accessed by other application components when generating personalised meal plans and recipes, consistent with the original User Profile requirements</w:t>
-      </w:r>
-      <w:r>
-        <w:t>.</w:t>
-      </w:r>
-    </w:p>
-    <w:p>
-      <w:r>
+      <w:pPr>
+        <w:jc w:val="both"/>
+        <w:rPr>
+          <w:sz w:val="24"/>
+          <w:szCs w:val="24"/>
+        </w:rPr>
+      </w:pPr>
+      <w:r>
+        <w:rPr>
+          <w:sz w:val="24"/>
+          <w:szCs w:val="24"/>
+        </w:rPr>
+        <w:t>The User Profile and Mobile Interface functionality was implemented to allow users to enter and manage the information required for personalised meal planning and to provide access to the application's major features. The implemented profile allows users to select a health and weight goal, enter their current and target weight, specify dietary requirements and food preferences, and manage ingredients currently available to them. This information can then be accessed by other application components when generating personalised meal plans and recipes, consistent with the original User Profile requirements.</w:t>
+      </w:r>
+    </w:p>
+    <w:p>
+      <w:pPr>
+        <w:jc w:val="both"/>
+        <w:rPr>
+          <w:sz w:val="24"/>
+          <w:szCs w:val="24"/>
+        </w:rPr>
+      </w:pPr>
+      <w:r>
+        <w:rPr>
+          <w:sz w:val="24"/>
+          <w:szCs w:val="24"/>
+        </w:rPr>
         <w:t>The available ingredients functionality allows ingredients to be added to and removed from the user's current ingredient list. The interface provides feedback when no ingredients have been entered and dynamically updates the displayed list as ingredients are added or removed. This implements the original requirement for users to add, view and remove available ingredients while keeping this information available for meal and recipe generation.</w:t>
       </w:r>
     </w:p>
     <w:p>
-      <w:r>
+      <w:pPr>
+        <w:jc w:val="both"/>
+        <w:rPr>
+          <w:sz w:val="24"/>
+          <w:szCs w:val="24"/>
+        </w:rPr>
+      </w:pPr>
+      <w:r>
+        <w:rPr>
+          <w:sz w:val="24"/>
+          <w:szCs w:val="24"/>
+        </w:rPr>
         <w:t>The Mobile Interface was implemented using separate screens for the application's primary functionality, with bottom navigation providing access between Home, Profile, Meal Plan and Grocery List functionality. During implementation, the interface was also expanded to support the presentation of generated meal plans and recipes. Generated weekly meal plans are organised by day, with breakfast, lunch and dinner displayed for each day. Recipe information can be expanded to display nutritional information, ingredients and preparation instructions. These interfaces allow the output produced by other application components to be presented within the Android application rather than operating as isolated backend functionality.</w:t>
       </w:r>
     </w:p>
     <w:p>
-      <w:r>
+      <w:pPr>
+        <w:jc w:val="both"/>
+        <w:rPr>
+          <w:sz w:val="24"/>
+          <w:szCs w:val="24"/>
+        </w:rPr>
+      </w:pPr>
+      <w:r>
+        <w:rPr>
+          <w:sz w:val="24"/>
+          <w:szCs w:val="24"/>
+        </w:rPr>
         <w:t>The Home interface also handles the state where a meal plan has not yet been generated by displaying appropriate feedback rather than empty meal and nutrition information. Once a meal plan is available, the interface can present the generated meal and nutrition information and provide access to related application functionality.</w:t>
       </w:r>
     </w:p>
@@ -1969,7 +2343,7 @@
       <w:pPr>
         <w:pStyle w:val="Heading3"/>
       </w:pPr>
-      <w:bookmarkStart w:id="4" w:name="_Toc242052164"/>
+      <w:bookmarkStart w:id="4" w:name="_Toc242453321"/>
       <w:r>
         <w:lastRenderedPageBreak/>
         <w:t>AI Meal Plan and Recipe Generation — Farhad</w:t>
@@ -1983,24 +2357,53 @@
       <w:pPr>
         <w:pStyle w:val="Heading3"/>
       </w:pPr>
-      <w:bookmarkStart w:id="5" w:name="_Toc242052165"/>
+      <w:bookmarkStart w:id="5" w:name="_Toc242453322"/>
       <w:r>
         <w:t>Nutrition Analysis, Grocery List and Data Storage — Ansh</w:t>
       </w:r>
       <w:bookmarkEnd w:id="5"/>
     </w:p>
     <w:p>
-      <w:r>
+      <w:pPr>
+        <w:jc w:val="both"/>
+        <w:rPr>
+          <w:sz w:val="24"/>
+          <w:szCs w:val="24"/>
+        </w:rPr>
+      </w:pPr>
+      <w:r>
+        <w:rPr>
+          <w:sz w:val="24"/>
+          <w:szCs w:val="24"/>
+        </w:rPr>
         <w:t>The developed application was designed to perform nutrition analysis for generated meals, relying on nutritional information provided by the Australian Food Composition Database (AFCD). Generated ingredients are processed and matched with the local AFCD dataset to calculate protein, carbohydrate, fat and calorie values based on the different ingredients. These outputs are presented as part of the generated meal and day-wise nutritional data.</w:t>
       </w:r>
     </w:p>
     <w:p>
-      <w:r>
+      <w:pPr>
+        <w:jc w:val="both"/>
+        <w:rPr>
+          <w:sz w:val="24"/>
+          <w:szCs w:val="24"/>
+        </w:rPr>
+      </w:pPr>
+      <w:r>
+        <w:rPr>
+          <w:sz w:val="24"/>
+          <w:szCs w:val="24"/>
+        </w:rPr>
         <w:t>The app creates a grocery list based on the user's active meal plan while factoring in ingredients already available to the user. Grocery items can be marked as purchased using checkboxes, and their purchased states are saved in the Room database for persistence when closing and reopening the application.</w:t>
       </w:r>
     </w:p>
     <w:p>
-      <w:r>
+      <w:pPr>
+        <w:jc w:val="both"/>
+      </w:pPr>
+      <w:r>
+        <w:rPr>
+          <w:sz w:val="24"/>
+          <w:szCs w:val="24"/>
+        </w:rPr>
         <w:t>Room/SQLite is used for local data storage to persist application data. This includes storage for saved meal plans and grocery-list contents, keeping important application data available the next time the application runs.</w:t>
       </w:r>
     </w:p>
@@ -2016,7 +2419,7 @@
       <w:pPr>
         <w:pStyle w:val="Heading1"/>
       </w:pPr>
-      <w:bookmarkStart w:id="6" w:name="_Toc242052166"/>
+      <w:bookmarkStart w:id="6" w:name="_Toc242453323"/>
       <w:r>
         <w:lastRenderedPageBreak/>
         <w:t>Implementation Details</w:t>
@@ -2027,38 +2430,80 @@
       <w:pPr>
         <w:pStyle w:val="Heading3"/>
       </w:pPr>
-      <w:bookmarkStart w:id="7" w:name="_Toc242052167"/>
+      <w:bookmarkStart w:id="7" w:name="_Toc242453324"/>
       <w:r>
         <w:t>User Profile and Mobile Interface — Matthew</w:t>
       </w:r>
       <w:bookmarkEnd w:id="7"/>
     </w:p>
     <w:p>
-      <w:r>
+      <w:pPr>
+        <w:jc w:val="both"/>
+        <w:rPr>
+          <w:sz w:val="24"/>
+          <w:szCs w:val="24"/>
+        </w:rPr>
+      </w:pPr>
+      <w:r>
+        <w:rPr>
+          <w:sz w:val="24"/>
+          <w:szCs w:val="24"/>
+        </w:rPr>
         <w:t>The User Profile and Mobile Interface were implemented in Kotlin using Android fragments, XML layouts and supporting model and management classes. The implementation separates the user-facing interface from the profile data used by the rest of the application, allowing profile information to be accessed by meal-plan and recipe functionality rather than being contained only within the Profile screen.</w:t>
       </w:r>
     </w:p>
     <w:p>
-      <w:r>
+      <w:pPr>
+        <w:jc w:val="both"/>
+        <w:rPr>
+          <w:sz w:val="24"/>
+          <w:szCs w:val="24"/>
+        </w:rPr>
+      </w:pPr>
+      <w:r>
+        <w:rPr>
+          <w:sz w:val="24"/>
+          <w:szCs w:val="24"/>
+        </w:rPr>
         <w:t>The User Profile implementation stores the user's selected goal type, current and target weight, dietary requirements, food preferences and available ingredients. Interface controls collect and update these values, while the available-ingredient functionality dynamically adds and removes ingredients from the user's current list.</w:t>
       </w:r>
       <w:r>
-        <w:t xml:space="preserve"> </w:t>
-      </w:r>
-      <w:r>
-        <w:t>The Android interface was structured using fragments for the application's primary screens and a common navigation structure to move between them. Additional reusable XML layouts were created during implementation to support dynamically generated meal-plan and recipe information</w:t>
-      </w:r>
-    </w:p>
-    <w:p>
-      <w:r>
+        <w:rPr>
+          <w:sz w:val="24"/>
+          <w:szCs w:val="24"/>
+        </w:rPr>
+        <w:t xml:space="preserve"> The Android interface was structured using fragments for the application's primary screens and a common navigation structure to move between them. Additional reusable XML layouts were created during implementation to support dynamically generated meal-plan and recipe information</w:t>
+      </w:r>
+    </w:p>
+    <w:p>
+      <w:pPr>
+        <w:jc w:val="both"/>
+        <w:rPr>
+          <w:sz w:val="24"/>
+          <w:szCs w:val="24"/>
+        </w:rPr>
+      </w:pPr>
+      <w:r>
+        <w:rPr>
+          <w:sz w:val="24"/>
+          <w:szCs w:val="24"/>
+        </w:rPr>
         <w:t xml:space="preserve">The interface implementation also includes state handling and user feedback. For example, the </w:t>
       </w:r>
       <w:proofErr w:type="gramStart"/>
       <w:r>
+        <w:rPr>
+          <w:sz w:val="24"/>
+          <w:szCs w:val="24"/>
+        </w:rPr>
         <w:t>Home</w:t>
       </w:r>
       <w:proofErr w:type="gramEnd"/>
       <w:r>
+        <w:rPr>
+          <w:sz w:val="24"/>
+          <w:szCs w:val="24"/>
+        </w:rPr>
         <w:t xml:space="preserve"> screen distinguishes between having a generated meal plan and having no meal plan available, while the Profile interface updates the available-ingredient display as ingredients are added or removed. These behaviours were implemented to provide clear feedback and avoid displaying incomplete or misleading information to the user, consistent with the original interface requirement to provide feedback when information is missing or invalid.</w:t>
       </w:r>
     </w:p>
@@ -2080,7 +2525,7 @@
       <w:pPr>
         <w:pStyle w:val="Heading3"/>
       </w:pPr>
-      <w:bookmarkStart w:id="8" w:name="_Toc242052168"/>
+      <w:bookmarkStart w:id="8" w:name="_Toc242453325"/>
       <w:r>
         <w:lastRenderedPageBreak/>
         <w:t>AI Meal Plan and Recipe Generation — Farhad</w:t>
@@ -2097,7 +2542,7 @@
       <w:pPr>
         <w:pStyle w:val="Heading3"/>
       </w:pPr>
-      <w:bookmarkStart w:id="9" w:name="_Toc242052169"/>
+      <w:bookmarkStart w:id="9" w:name="_Toc242453326"/>
       <w:r>
         <w:t>Nutrition Analysis, Grocery List and Data Storage</w:t>
       </w:r>
@@ -2118,51 +2563,107 @@
     <w:p>
       <w:pPr>
         <w:spacing w:after="160" w:line="278" w:lineRule="auto"/>
-      </w:pPr>
-      <w:r>
+        <w:jc w:val="both"/>
+        <w:rPr>
+          <w:sz w:val="24"/>
+          <w:szCs w:val="24"/>
+        </w:rPr>
+      </w:pPr>
+      <w:r>
+        <w:rPr>
+          <w:sz w:val="24"/>
+          <w:szCs w:val="24"/>
+        </w:rPr>
         <w:t xml:space="preserve">The nutrition analysis module was developed to handle ingredient lists from meal plans generated through the application and link them to nutritional records obtained from the Australian Food Composition Database (AFCD). The matching step handles the generated ingredient descriptions and quantities, then uses the matched nutritional values to calculate protein, carbohydrates and fat. Calories are calculated based on the processed macronutrients </w:t>
       </w:r>
       <w:proofErr w:type="gramStart"/>
       <w:r>
+        <w:rPr>
+          <w:sz w:val="24"/>
+          <w:szCs w:val="24"/>
+        </w:rPr>
         <w:t>using:</w:t>
       </w:r>
       <w:proofErr w:type="gramEnd"/>
       <w:r>
+        <w:rPr>
+          <w:sz w:val="24"/>
+          <w:szCs w:val="24"/>
+        </w:rPr>
         <w:t xml:space="preserve"> Protein × 4 + Carbohydrates × 4 + Fat × 9.</w:t>
       </w:r>
     </w:p>
     <w:p>
       <w:pPr>
         <w:spacing w:after="160" w:line="278" w:lineRule="auto"/>
-      </w:pPr>
-      <w:r>
+        <w:jc w:val="both"/>
+        <w:rPr>
+          <w:sz w:val="24"/>
+          <w:szCs w:val="24"/>
+        </w:rPr>
+      </w:pPr>
+      <w:r>
+        <w:rPr>
+          <w:sz w:val="24"/>
+          <w:szCs w:val="24"/>
+        </w:rPr>
         <w:t>The generated meal plan and the user's available ingredients are used for the grocery-list functionality. The grocery list processes the meal-plan ingredients and generates the necessary grocery items. Users can mark items in the grocery list as purchased, and that state is saved in the local database of the app.</w:t>
       </w:r>
     </w:p>
     <w:p>
       <w:pPr>
         <w:spacing w:after="160" w:line="278" w:lineRule="auto"/>
-      </w:pPr>
-      <w:r>
+        <w:jc w:val="both"/>
+        <w:rPr>
+          <w:sz w:val="24"/>
+          <w:szCs w:val="24"/>
+        </w:rPr>
+      </w:pPr>
+      <w:r>
+        <w:rPr>
+          <w:sz w:val="24"/>
+          <w:szCs w:val="24"/>
+        </w:rPr>
         <w:t>Room was used as the local persistence technology for application data. Grocery items are modelled as database entities and accessed through DAO operations including inserting, retrieving, updating and deleting records. This enables grocery-list information, including the purchase status, to be retained across application sessions. Meal-plan data is also stored locally for future restoration of generated plans.</w:t>
       </w:r>
     </w:p>
     <w:p>
       <w:pPr>
         <w:spacing w:after="160" w:line="278" w:lineRule="auto"/>
-      </w:pPr>
-      <w:r>
+        <w:jc w:val="both"/>
+        <w:rPr>
+          <w:sz w:val="24"/>
+          <w:szCs w:val="24"/>
+        </w:rPr>
+      </w:pPr>
+      <w:r>
+        <w:rPr>
+          <w:sz w:val="24"/>
+          <w:szCs w:val="24"/>
+        </w:rPr>
         <w:t xml:space="preserve">The nutrition, grocery-list and database components are integrated with other application components through a shared </w:t>
       </w:r>
       <w:proofErr w:type="spellStart"/>
       <w:r>
+        <w:rPr>
+          <w:sz w:val="24"/>
+          <w:szCs w:val="24"/>
+        </w:rPr>
         <w:t>MealPlannerViewModel</w:t>
       </w:r>
       <w:proofErr w:type="spellEnd"/>
       <w:r>
+        <w:rPr>
+          <w:sz w:val="24"/>
+          <w:szCs w:val="24"/>
+        </w:rPr>
         <w:t>, which allows generated meal-plan data to be processed across the nutrition and grocery-list features.</w:t>
       </w:r>
       <w:r>
+        <w:rPr>
+          <w:sz w:val="24"/>
+          <w:szCs w:val="24"/>
+        </w:rPr>
         <w:br w:type="page"/>
       </w:r>
     </w:p>
@@ -2170,7 +2671,7 @@
       <w:pPr>
         <w:pStyle w:val="Heading1"/>
       </w:pPr>
-      <w:bookmarkStart w:id="10" w:name="_Toc242052170"/>
+      <w:bookmarkStart w:id="10" w:name="_Toc242453327"/>
       <w:r>
         <w:lastRenderedPageBreak/>
         <w:t>Integration and Testing</w:t>
@@ -2181,7 +2682,7 @@
       <w:pPr>
         <w:pStyle w:val="Heading3"/>
       </w:pPr>
-      <w:bookmarkStart w:id="11" w:name="_Toc242052171"/>
+      <w:bookmarkStart w:id="11" w:name="_Toc242453328"/>
       <w:r>
         <w:t>Integration Testing</w:t>
       </w:r>
@@ -2191,25 +2692,66 @@
       </w:r>
     </w:p>
     <w:p>
-      <w:r>
+      <w:pPr>
+        <w:jc w:val="both"/>
+        <w:rPr>
+          <w:sz w:val="24"/>
+          <w:szCs w:val="24"/>
+        </w:rPr>
+      </w:pPr>
+      <w:r>
+        <w:rPr>
+          <w:sz w:val="24"/>
+          <w:szCs w:val="24"/>
+        </w:rPr>
         <w:t>Integration testing tested whether the main components built by different team members worked properly together as a full Android application. After an AI-generated meal plan was created, it was tested with the nutrition analysis functionality to determine whether the generated ingredients could be processed and matched with data available from the Australian Food Composition Database (AFCD). The generated meal plan was also integrated with the grocery-list feature, since ingredients from active meal plans are transformed into grocery items while considering food that the user may already have available in their profile.</w:t>
       </w:r>
     </w:p>
     <w:p>
-      <w:r>
+      <w:pPr>
+        <w:jc w:val="both"/>
+        <w:rPr>
+          <w:sz w:val="24"/>
+          <w:szCs w:val="24"/>
+        </w:rPr>
+      </w:pPr>
+      <w:r>
+        <w:rPr>
+          <w:sz w:val="24"/>
+          <w:szCs w:val="24"/>
+        </w:rPr>
         <w:t>The ability of grocery items and their purchased status to persist between app sessions was tested through the integration of the grocery-list feature with the Room database. In addition, restoring previously saved meal plans was tested with the grocery-list functionality to check that restoring a plan did not negatively affect the already saved purchased state of grocery items. The grocery list was also verified after further integration improvements to make sure saved items were still being shown and previously checked items had their state restored.</w:t>
       </w:r>
     </w:p>
     <w:p>
-      <w:r>
+      <w:pPr>
+        <w:jc w:val="both"/>
+        <w:rPr>
+          <w:sz w:val="24"/>
+          <w:szCs w:val="24"/>
+        </w:rPr>
+      </w:pPr>
+      <w:r>
+        <w:rPr>
+          <w:sz w:val="24"/>
+          <w:szCs w:val="24"/>
+        </w:rPr>
         <w:t xml:space="preserve">The shared </w:t>
       </w:r>
       <w:proofErr w:type="spellStart"/>
       <w:r>
+        <w:rPr>
+          <w:sz w:val="24"/>
+          <w:szCs w:val="24"/>
+        </w:rPr>
         <w:t>MealPlannerViewModel</w:t>
       </w:r>
       <w:proofErr w:type="spellEnd"/>
       <w:r>
+        <w:rPr>
+          <w:sz w:val="24"/>
+          <w:szCs w:val="24"/>
+        </w:rPr>
         <w:t xml:space="preserve"> allows the meal-plan, nutrition and grocery-list functionality to communicate with each other. We performed testing through the Android emulator using automated instrumented tests and end-to-end manual testing. This helped validate the data exchange between integrated components and identify bugs that occurred when multiple features were used together.</w:t>
       </w:r>
     </w:p>
@@ -2217,23 +2759,46 @@
       <w:pPr>
         <w:pStyle w:val="Heading3"/>
       </w:pPr>
-      <w:bookmarkStart w:id="12" w:name="_Toc242052172"/>
+      <w:bookmarkStart w:id="12" w:name="_Toc242453329"/>
       <w:r>
         <w:t>Functional/Test Results</w:t>
       </w:r>
       <w:bookmarkEnd w:id="12"/>
     </w:p>
     <w:p>
-      <w:r>
+      <w:pPr>
+        <w:jc w:val="both"/>
+        <w:rPr>
+          <w:sz w:val="24"/>
+          <w:szCs w:val="24"/>
+        </w:rPr>
+      </w:pPr>
+      <w:r>
+        <w:rPr>
+          <w:sz w:val="24"/>
+          <w:szCs w:val="24"/>
+        </w:rPr>
         <w:t xml:space="preserve">The integrated Android application was tested to check the nutrition analysis, grocery-list, data persistence and meal-plan functionality. Automated instrumented testing was conducted using the Android emulator, where all seven instrumented tests completed without errors. </w:t>
       </w:r>
       <w:r>
+        <w:rPr>
+          <w:sz w:val="24"/>
+          <w:szCs w:val="24"/>
+        </w:rPr>
         <w:t>We</w:t>
       </w:r>
       <w:r>
+        <w:rPr>
+          <w:sz w:val="24"/>
+          <w:szCs w:val="24"/>
+        </w:rPr>
         <w:t xml:space="preserve"> also performed manual testing for grocery-list persistence. Items were checked off in the grocery list, the application was closed and reopened, and the same saved meal plan was restored. This test was repeated several times, and after every restart the previously purchased items remained checked. Nutrition testing was also performed following improvements to AFCD ingredient matching, including testing the handling of cooking oil.</w:t>
       </w:r>
       <w:r>
+        <w:rPr>
+          <w:sz w:val="24"/>
+          <w:szCs w:val="24"/>
+        </w:rPr>
         <w:br w:type="page"/>
       </w:r>
     </w:p>
@@ -2241,7 +2806,7 @@
       <w:pPr>
         <w:pStyle w:val="Heading1"/>
       </w:pPr>
-      <w:bookmarkStart w:id="13" w:name="_Toc242052173"/>
+      <w:bookmarkStart w:id="13" w:name="_Toc242453330"/>
       <w:r>
         <w:lastRenderedPageBreak/>
         <w:t>Errors, Problems and Resolutions</w:t>
@@ -2250,8 +2815,9 @@
     </w:p>
     <w:p>
       <w:pPr>
-        <w:pStyle w:val="Heading4"/>
-      </w:pPr>
+        <w:pStyle w:val="Heading2"/>
+      </w:pPr>
+      <w:bookmarkStart w:id="14" w:name="_Toc242453331"/>
       <w:r>
         <w:t xml:space="preserve">Nutrition </w:t>
       </w:r>
@@ -2264,39 +2830,79 @@
       <w:r>
         <w:t xml:space="preserve"> Ingredient Identification</w:t>
       </w:r>
-    </w:p>
-    <w:p>
-      <w:r>
+      <w:bookmarkEnd w:id="14"/>
+    </w:p>
+    <w:p>
+      <w:pPr>
+        <w:jc w:val="both"/>
+        <w:rPr>
+          <w:sz w:val="24"/>
+          <w:szCs w:val="24"/>
+        </w:rPr>
+      </w:pPr>
+      <w:r>
+        <w:rPr>
+          <w:sz w:val="24"/>
+          <w:szCs w:val="24"/>
+        </w:rPr>
         <w:t xml:space="preserve">During manual testing, some meals produced unrealistic macronutrient values, including excessively high fat values. Investigation found that some generated ingredient quantities and units were not being interpreted correctly by the nutrition calculation logic. </w:t>
       </w:r>
       <w:proofErr w:type="gramStart"/>
       <w:r>
-        <w:t>In particular</w:t>
-      </w:r>
-      <w:r>
-        <w:t>,</w:t>
-      </w:r>
-      <w:r>
-        <w:t xml:space="preserve"> quantities</w:t>
+        <w:rPr>
+          <w:sz w:val="24"/>
+          <w:szCs w:val="24"/>
+        </w:rPr>
+        <w:t>In particular, quantities</w:t>
       </w:r>
       <w:proofErr w:type="gramEnd"/>
       <w:r>
+        <w:rPr>
+          <w:sz w:val="24"/>
+          <w:szCs w:val="24"/>
+        </w:rPr>
         <w:t xml:space="preserve"> written with the unit directly attached to the value, such as 15ml olive oil, were not always recognised correctly and could fall back to an inappropriate default quantity. The quantity-handling logic was revised to improve recognition of grams, kilograms, millilitres and other supported quantities, including values where there was no space between the number and unit. Generated meal-plan prompts were also updated to request consistent quantities in grams for solid ingredients and millilitres for liquids. These changes improved the reliability of quantity-based nutrition calculations.</w:t>
       </w:r>
     </w:p>
     <w:p>
-      <w:r>
+      <w:pPr>
+        <w:jc w:val="both"/>
+        <w:rPr>
+          <w:sz w:val="24"/>
+          <w:szCs w:val="24"/>
+        </w:rPr>
+      </w:pPr>
+      <w:r>
+        <w:rPr>
+          <w:sz w:val="24"/>
+          <w:szCs w:val="24"/>
+        </w:rPr>
         <w:t xml:space="preserve">Testing also identified inconsistencies between the calculated macronutrients and displayed calorie totals. In some generated meals, the calorie value remained relatively low despite significantly higher protein, carbohydrate and fat values. </w:t>
       </w:r>
       <w:r>
+        <w:rPr>
+          <w:sz w:val="24"/>
+          <w:szCs w:val="24"/>
+        </w:rPr>
         <w:t>The calorie calculation was revised so that the final value is calculated from the processed macronutrients using the standard energy conversion values of Protein × 4 + Carbohydrates × 4 + Fat × 9</w:t>
       </w:r>
       <w:r>
+        <w:rPr>
+          <w:sz w:val="24"/>
+          <w:szCs w:val="24"/>
+        </w:rPr>
         <w:t xml:space="preserve">. Subsequent testing confirmed that calorie totals were consistent with the calculated macronutrient values. </w:t>
       </w:r>
     </w:p>
     <w:p>
-      <w:r>
+      <w:pPr>
+        <w:jc w:val="both"/>
+      </w:pPr>
+      <w:r>
+        <w:rPr>
+          <w:sz w:val="24"/>
+          <w:szCs w:val="24"/>
+        </w:rPr>
         <w:t xml:space="preserve">Ingredient identification against the AFCD dataset also presented problems because the terminology generated by the AI did not always correspond directly with terminology used by the AFCD dataset. For example, "ground beef" was not initially recognised as equivalent to "beef mince", while "whole wheat bread" needed to be interpreted using the AFCD terminology "wholemeal". </w:t>
       </w:r>
       <w:r>
@@ -2362,13 +2968,26 @@
       </w:r>
     </w:p>
     <w:p>
-      <w:r>
+      <w:pPr>
+        <w:jc w:val="both"/>
+        <w:rPr>
+          <w:sz w:val="24"/>
+          <w:szCs w:val="24"/>
+        </w:rPr>
+      </w:pPr>
+      <w:r>
+        <w:rPr>
+          <w:sz w:val="24"/>
+          <w:szCs w:val="24"/>
+        </w:rPr>
         <w:lastRenderedPageBreak/>
         <w:t>Ingredient terminology normalisation and aliases were therefore added to improve compatibility between generated recipes and AFCD records. A fallback mapping was also introduced for unsupported terminology such as ground turkey where an exact corresponding record was unavailable in the available dataset.</w:t>
       </w:r>
       <w:r>
         <w:rPr>
           <w:noProof/>
+          <w:sz w:val="24"/>
+          <w:szCs w:val="24"/>
         </w:rPr>
         <w:t xml:space="preserve"> </w:t>
       </w:r>
@@ -2429,7 +3048,18 @@
       </w:r>
     </w:p>
     <w:p>
-      <w:r>
+      <w:pPr>
+        <w:jc w:val="both"/>
+        <w:rPr>
+          <w:sz w:val="24"/>
+          <w:szCs w:val="24"/>
+        </w:rPr>
+      </w:pPr>
+      <w:r>
+        <w:rPr>
+          <w:sz w:val="24"/>
+          <w:szCs w:val="24"/>
+        </w:rPr>
         <w:t>Further testing identified cases where an ingredient could be matched to a technically related but inappropriate AFCD record. For example, beef mince could be matched to a composite food containing beef mince rather than an appropriate standalone record, while an ingredient such as avocado could potentially match avocado oil. The matching logic was refined to consider ingredient terminology more carefully and to prevent transformed food records such as oils, juices, powders and flours from being selected when the generated ingredient did not specify that form. These changes reduced incorrect AFCD matches while retaining valid matches such as "olive oil" and "avocado oil".</w:t>
       </w:r>
     </w:p>
@@ -2448,31 +3078,57 @@
     </w:p>
     <w:p>
       <w:pPr>
-        <w:pStyle w:val="Heading4"/>
-      </w:pPr>
+        <w:pStyle w:val="Heading2"/>
+      </w:pPr>
+      <w:bookmarkStart w:id="15" w:name="_Toc242453332"/>
       <w:r>
         <w:lastRenderedPageBreak/>
         <w:t>Cooking Oil Ingredient Matching</w:t>
       </w:r>
-    </w:p>
-    <w:p>
-      <w:r>
+      <w:bookmarkEnd w:id="15"/>
+    </w:p>
+    <w:p>
+      <w:pPr>
+        <w:jc w:val="both"/>
+        <w:rPr>
+          <w:sz w:val="24"/>
+          <w:szCs w:val="24"/>
+        </w:rPr>
+      </w:pPr>
+      <w:r>
+        <w:rPr>
+          <w:sz w:val="24"/>
+          <w:szCs w:val="24"/>
+        </w:rPr>
         <w:t>Further manual testing identified problems with the matching and quantity processing of cooking oils. Meals containing cooking oil could initially produce extremely low, zero or unrealistic fat values when the ingredient was matched incorrectly or its quantity was not interpreted correctly. The descriptive term "cooking" was found to interfere with identifying an appropriate oil record and was therefore treated as a non-essential descriptor during matching.</w:t>
       </w:r>
     </w:p>
     <w:p>
-      <w:r>
+      <w:pPr>
+        <w:jc w:val="both"/>
+        <w:rPr>
+          <w:sz w:val="24"/>
+          <w:szCs w:val="24"/>
+        </w:rPr>
+      </w:pPr>
+      <w:r>
+        <w:rPr>
+          <w:sz w:val="24"/>
+          <w:szCs w:val="24"/>
+        </w:rPr>
         <w:t>Additional testing identified that liquid oil quantities such as "15ml olive oil" were not being recognised correctly when the number and ml unit were written together. The millilitre parsing logic was revised so that both "15ml" and "15 ml" could be processed correctly. The AFCD matching logic was also refined so that ingredients explicitly identified as oils could match appropriate AFCD oil records while preventing ordinary ingredients from incorrectly matching their oil equivalents. Instrumented and manual testing was then used to verify the revised matching and quantity-handling behaviour.</w:t>
       </w:r>
     </w:p>
     <w:p/>
     <w:p>
       <w:pPr>
-        <w:pStyle w:val="Heading4"/>
-      </w:pPr>
+        <w:pStyle w:val="Heading2"/>
+      </w:pPr>
+      <w:bookmarkStart w:id="16" w:name="_Toc242453333"/>
       <w:r>
         <w:t>Grocery List State Persistence</w:t>
       </w:r>
+      <w:bookmarkEnd w:id="16"/>
     </w:p>
     <w:p>
       <w:pPr>
@@ -2499,25 +3155,84 @@
     </w:p>
     <w:p>
       <w:pPr>
-        <w:pStyle w:val="Heading4"/>
-      </w:pPr>
-      <w:r>
+        <w:rPr>
+          <w:sz w:val="24"/>
+          <w:szCs w:val="24"/>
+        </w:rPr>
+      </w:pPr>
+    </w:p>
+    <w:p>
+      <w:pPr>
+        <w:rPr>
+          <w:sz w:val="24"/>
+          <w:szCs w:val="24"/>
+        </w:rPr>
+      </w:pPr>
+    </w:p>
+    <w:p>
+      <w:pPr>
+        <w:rPr>
+          <w:sz w:val="24"/>
+          <w:szCs w:val="24"/>
+        </w:rPr>
+      </w:pPr>
+    </w:p>
+    <w:p>
+      <w:pPr>
+        <w:rPr>
+          <w:sz w:val="24"/>
+          <w:szCs w:val="24"/>
+        </w:rPr>
+      </w:pPr>
+    </w:p>
+    <w:p>
+      <w:pPr>
+        <w:rPr>
+          <w:sz w:val="24"/>
+          <w:szCs w:val="24"/>
+        </w:rPr>
+      </w:pPr>
+    </w:p>
+    <w:p>
+      <w:pPr>
+        <w:pStyle w:val="Heading2"/>
+      </w:pPr>
+      <w:bookmarkStart w:id="17" w:name="_Toc242453334"/>
+      <w:r>
+        <w:lastRenderedPageBreak/>
         <w:t>Application Timeout During Nutrition Analysis</w:t>
       </w:r>
-    </w:p>
-    <w:p>
-      <w:r>
-        <w:t>During integration testing, the application experienced periods of unresponsiveness and Android timeout warnings, particularly when accessing the Recipes screen. Investigation identified that the AFCD nutrition analysis was performing intensive ingredient matching on the main UI thread.</w:t>
-      </w:r>
-      <w:r>
-        <w:t xml:space="preserve"> </w:t>
-      </w:r>
-      <w:r>
-        <w:t>The Recipes screen was also calculating nutrition information for every generated recipe when the screen was loaded, resulting in high CPU usage and preventing the interface from responding normally.</w:t>
-      </w:r>
-    </w:p>
-    <w:p>
-      <w:r>
+      <w:bookmarkEnd w:id="17"/>
+    </w:p>
+    <w:p>
+      <w:pPr>
+        <w:jc w:val="both"/>
+        <w:rPr>
+          <w:sz w:val="24"/>
+          <w:szCs w:val="24"/>
+        </w:rPr>
+      </w:pPr>
+      <w:r>
+        <w:rPr>
+          <w:sz w:val="24"/>
+          <w:szCs w:val="24"/>
+        </w:rPr>
+        <w:t>During integration testing, the application experienced periods of unresponsiveness and Android timeout warnings, particularly when accessing the Recipes screen. Investigation identified that the AFCD nutrition analysis was performing intensive ingredient matching on the main UI thread. The Recipes screen was also calculating nutrition information for every generated recipe when the screen was loaded, resulting in high CPU usage and preventing the interface from responding normally.</w:t>
+      </w:r>
+    </w:p>
+    <w:p>
+      <w:pPr>
+        <w:jc w:val="both"/>
+        <w:rPr>
+          <w:sz w:val="24"/>
+          <w:szCs w:val="24"/>
+        </w:rPr>
+      </w:pPr>
+      <w:r>
+        <w:rPr>
+          <w:sz w:val="24"/>
+          <w:szCs w:val="24"/>
+        </w:rPr>
         <w:t>To resolve this issue, the AFCD nutrition calculations were moved off the main UI thread using background coroutine processing. The Recipes screen was also changed so that nutrition information is calculated only when the user expands an individual recipe, rather than calculating nutrition for every recipe at once. This significantly reduced unnecessary processing when loading the Recipes screen and improved application responsiveness while retaining the required nutrition analysis functionality.</w:t>
       </w:r>
     </w:p>
@@ -2543,6 +3258,7 @@
         </w:rPr>
         <w:br w:type="page"/>
       </w:r>
+      <w:bookmarkStart w:id="18" w:name="_Toc242453335"/>
       <w:r>
         <w:rPr>
           <w:rStyle w:val="Heading1Char"/>
@@ -2550,70 +3266,153 @@
         <w:lastRenderedPageBreak/>
         <w:t>Divergence from Original Requirements and Design</w:t>
       </w:r>
+      <w:bookmarkEnd w:id="18"/>
     </w:p>
     <w:p>
       <w:pPr>
         <w:pStyle w:val="Heading3"/>
       </w:pPr>
-      <w:bookmarkStart w:id="14" w:name="_Toc242052174"/>
+      <w:bookmarkStart w:id="19" w:name="_Toc242453336"/>
       <w:r>
         <w:t>Matthew</w:t>
       </w:r>
-      <w:bookmarkEnd w:id="14"/>
-    </w:p>
-    <w:p>
-      <w:r>
+      <w:bookmarkEnd w:id="19"/>
+    </w:p>
+    <w:p>
+      <w:pPr>
+        <w:jc w:val="both"/>
+        <w:rPr>
+          <w:sz w:val="24"/>
+          <w:szCs w:val="24"/>
+        </w:rPr>
+      </w:pPr>
+      <w:r>
+        <w:rPr>
+          <w:sz w:val="24"/>
+          <w:szCs w:val="24"/>
+        </w:rPr>
         <w:t>During implementation, several changes were made to the original interface and navigation designs as the application progressed from static designs into a functional Android prototype. These changes were made where testing and integration identified more practical ways of presenting or accessing application functionality.</w:t>
       </w:r>
     </w:p>
     <w:p>
       <w:pPr>
         <w:pStyle w:val="Heading4"/>
-      </w:pPr>
-      <w:r>
+        <w:jc w:val="both"/>
+        <w:rPr>
+          <w:sz w:val="24"/>
+          <w:szCs w:val="24"/>
+        </w:rPr>
+      </w:pPr>
+      <w:r>
+        <w:rPr>
+          <w:sz w:val="24"/>
+          <w:szCs w:val="24"/>
+        </w:rPr>
         <w:t>Bottom Navigation and Grocery List Access</w:t>
       </w:r>
     </w:p>
     <w:p>
-      <w:r>
+      <w:pPr>
+        <w:jc w:val="both"/>
+        <w:rPr>
+          <w:sz w:val="24"/>
+          <w:szCs w:val="24"/>
+        </w:rPr>
+      </w:pPr>
+      <w:r>
+        <w:rPr>
+          <w:sz w:val="24"/>
+          <w:szCs w:val="24"/>
+        </w:rPr>
         <w:t>The original interface design used four primary bottom-navigation options: Home, Meal Plan, Recipes and Profile. The Grocery List was instead accessed through other areas of the application. During implementation, I changed the bottom navigation to include a dedicated Grocery List option. As the Grocery List is one of the application's primary components, direct access through the main navigation was considered more appropriate than requiring users to access it indirectly. This resulted in the implemented application using five primary navigation options rather than the four shown in the original interface design.</w:t>
       </w:r>
     </w:p>
     <w:p>
       <w:pPr>
         <w:pStyle w:val="Heading4"/>
-      </w:pPr>
-      <w:r>
+        <w:jc w:val="both"/>
+        <w:rPr>
+          <w:sz w:val="24"/>
+          <w:szCs w:val="24"/>
+        </w:rPr>
+      </w:pPr>
+      <w:r>
+        <w:rPr>
+          <w:sz w:val="24"/>
+          <w:szCs w:val="24"/>
+        </w:rPr>
         <w:t>Meal Plan and Recipe Interface Structure</w:t>
       </w:r>
     </w:p>
     <w:p>
-      <w:r>
+      <w:pPr>
+        <w:jc w:val="both"/>
+        <w:rPr>
+          <w:sz w:val="24"/>
+          <w:szCs w:val="24"/>
+        </w:rPr>
+      </w:pPr>
+      <w:r>
+        <w:rPr>
+          <w:sz w:val="24"/>
+          <w:szCs w:val="24"/>
+        </w:rPr>
         <w:t>The original interface designs provided a high-level structure for displaying generated meal plans and recipes. During implementation and integration, I expanded these designs by creating additional reusable XML layouts for presenting the generated information in a more structured format.</w:t>
       </w:r>
     </w:p>
     <w:p>
-      <w:r>
+      <w:pPr>
+        <w:jc w:val="both"/>
+        <w:rPr>
+          <w:sz w:val="24"/>
+          <w:szCs w:val="24"/>
+        </w:rPr>
+      </w:pPr>
+      <w:r>
+        <w:rPr>
+          <w:sz w:val="24"/>
+          <w:szCs w:val="24"/>
+        </w:rPr>
         <w:t xml:space="preserve">I created a daily meal layout that groups breakfast, lunch and dinner under each day of the generated meal plan. I also created an expandable recipe layout that allows each meal's recipe information to be displayed when required, including its calories, macronutrients, ingredients and cooking instructions. </w:t>
       </w:r>
       <w:proofErr w:type="spellStart"/>
       <w:r>
+        <w:rPr>
+          <w:sz w:val="24"/>
+          <w:szCs w:val="24"/>
+        </w:rPr>
         <w:t>item_day_meals</w:t>
       </w:r>
       <w:proofErr w:type="spellEnd"/>
       <w:r>
+        <w:rPr>
+          <w:sz w:val="24"/>
+          <w:szCs w:val="24"/>
+        </w:rPr>
         <w:t xml:space="preserve"> </w:t>
       </w:r>
       <w:proofErr w:type="spellStart"/>
       <w:r>
+        <w:rPr>
+          <w:sz w:val="24"/>
+          <w:szCs w:val="24"/>
+        </w:rPr>
         <w:t>item_recipe_dropdown</w:t>
       </w:r>
       <w:proofErr w:type="spellEnd"/>
       <w:r>
+        <w:rPr>
+          <w:sz w:val="24"/>
+          <w:szCs w:val="24"/>
+        </w:rPr>
         <w:t xml:space="preserve"> A reusable card background was also created to provide consistent visual separation and styling for these dynamically displayed items. </w:t>
       </w:r>
       <w:proofErr w:type="spellStart"/>
       <w:r>
+        <w:rPr>
+          <w:sz w:val="24"/>
+          <w:szCs w:val="24"/>
+        </w:rPr>
         <w:t>day_card_background</w:t>
       </w:r>
       <w:proofErr w:type="spellEnd"/>
@@ -2621,89 +3420,161 @@
     <w:p>
       <w:pPr>
         <w:pStyle w:val="Heading4"/>
-      </w:pPr>
-      <w:r>
+        <w:jc w:val="both"/>
+        <w:rPr>
+          <w:sz w:val="24"/>
+          <w:szCs w:val="24"/>
+        </w:rPr>
+      </w:pPr>
+      <w:r>
+        <w:rPr>
+          <w:sz w:val="24"/>
+          <w:szCs w:val="24"/>
+        </w:rPr>
         <w:t>Home Screen Meal Inclusion Controls</w:t>
       </w:r>
     </w:p>
     <w:p>
-      <w:r>
+      <w:pPr>
+        <w:jc w:val="both"/>
+        <w:rPr>
+          <w:sz w:val="24"/>
+          <w:szCs w:val="24"/>
+        </w:rPr>
+      </w:pPr>
+      <w:r>
+        <w:rPr>
+          <w:sz w:val="24"/>
+          <w:szCs w:val="24"/>
+        </w:rPr>
         <w:t xml:space="preserve">A further change was made to the </w:t>
       </w:r>
       <w:proofErr w:type="gramStart"/>
       <w:r>
+        <w:rPr>
+          <w:sz w:val="24"/>
+          <w:szCs w:val="24"/>
+        </w:rPr>
         <w:t>Home</w:t>
       </w:r>
       <w:proofErr w:type="gramEnd"/>
       <w:r>
+        <w:rPr>
+          <w:sz w:val="24"/>
+          <w:szCs w:val="24"/>
+        </w:rPr>
         <w:t xml:space="preserve"> screen to improve the accuracy of the daily nutrition summary. The original interface design displayed the user's generated breakfast, lunch and dinner but did not provide a way to account for meals that the user may not consume. During implementation, I added Include/Exclude controls to each meal displayed on the </w:t>
       </w:r>
       <w:proofErr w:type="gramStart"/>
       <w:r>
+        <w:rPr>
+          <w:sz w:val="24"/>
+          <w:szCs w:val="24"/>
+        </w:rPr>
         <w:t>Home</w:t>
       </w:r>
       <w:proofErr w:type="gramEnd"/>
       <w:r>
-        <w:t xml:space="preserve"> screen. This allows a user to temporarily exclude a planned meal, such as when eating out for lunch, without removing or modifying the meal within the generated meal plan.</w:t>
-      </w:r>
-      <w:r>
-        <w:t xml:space="preserve"> </w:t>
-      </w:r>
-      <w:r>
-        <w:t xml:space="preserve">When a meal is excluded, the daily calorie and macronutrient totals displayed on the </w:t>
+        <w:rPr>
+          <w:sz w:val="24"/>
+          <w:szCs w:val="24"/>
+        </w:rPr>
+        <w:t xml:space="preserve"> screen. This allows a user to temporarily exclude a planned meal, such as when eating out for lunch, without removing or modifying the meal within the generated meal plan. When a meal is excluded, the daily calorie and macronutrient totals displayed on the </w:t>
       </w:r>
       <w:proofErr w:type="gramStart"/>
       <w:r>
+        <w:rPr>
+          <w:sz w:val="24"/>
+          <w:szCs w:val="24"/>
+        </w:rPr>
         <w:t>Home</w:t>
       </w:r>
       <w:proofErr w:type="gramEnd"/>
       <w:r>
+        <w:rPr>
+          <w:sz w:val="24"/>
+          <w:szCs w:val="24"/>
+        </w:rPr>
         <w:t xml:space="preserve"> screen are recalculated using only the remaining included meals. The meal remains visible and can be included again at any time. This functionality was not included in the original interface design but was added during implementation to make the daily nutrition information more representative of the meals the user intends to consume.</w:t>
       </w:r>
     </w:p>
-    <w:p/>
     <w:p>
       <w:pPr>
         <w:spacing w:after="160" w:line="278" w:lineRule="auto"/>
         <w:rPr>
           <w:rFonts w:eastAsiaTheme="majorEastAsia" w:cstheme="majorBidi"/>
-          <w:color w:val="0F4761" w:themeColor="accent1" w:themeShade="BF"/>
+          <w:color w:val="156082" w:themeColor="accent1"/>
           <w:sz w:val="28"/>
           <w:szCs w:val="28"/>
-        </w:rPr>
-      </w:pPr>
-      <w:r>
-        <w:br w:type="page"/>
-      </w:r>
-    </w:p>
-    <w:p>
-      <w:pPr>
-        <w:pStyle w:val="Heading3"/>
-      </w:pPr>
-      <w:bookmarkStart w:id="15" w:name="_Toc242052175"/>
-      <w:r>
+          <w14:shadow w14:blurRad="38100" w14:dist="25400" w14:dir="5400000" w14:sx="100000" w14:sy="100000" w14:kx="0" w14:ky="0" w14:algn="ctr">
+            <w14:srgbClr w14:val="6E747A">
+              <w14:alpha w14:val="57000"/>
+            </w14:srgbClr>
+          </w14:shadow>
+          <w14:textOutline w14:w="0" w14:cap="flat" w14:cmpd="sng" w14:algn="ctr">
+            <w14:noFill/>
+            <w14:prstDash w14:val="solid"/>
+            <w14:round/>
+          </w14:textOutline>
+        </w:rPr>
+      </w:pPr>
+      <w:r>
+        <w:rPr>
+          <w:color w:val="156082" w:themeColor="accent1"/>
+          <w14:shadow w14:blurRad="38100" w14:dist="25400" w14:dir="5400000" w14:sx="100000" w14:sy="100000" w14:kx="0" w14:ky="0" w14:algn="ctr">
+            <w14:srgbClr w14:val="6E747A">
+              <w14:alpha w14:val="57000"/>
+            </w14:srgbClr>
+          </w14:shadow>
+          <w14:textOutline w14:w="0" w14:cap="flat" w14:cmpd="sng" w14:algn="ctr">
+            <w14:noFill/>
+            <w14:prstDash w14:val="solid"/>
+            <w14:round/>
+          </w14:textOutline>
+        </w:rPr>
         <w:lastRenderedPageBreak/>
         <w:t>Farhad</w:t>
       </w:r>
-      <w:bookmarkEnd w:id="15"/>
     </w:p>
     <w:p>
       <w:pPr>
         <w:pStyle w:val="Heading3"/>
       </w:pPr>
-      <w:bookmarkStart w:id="16" w:name="_Toc242052176"/>
+      <w:bookmarkStart w:id="20" w:name="_Toc242453337"/>
       <w:r>
         <w:t>Ansh</w:t>
       </w:r>
-      <w:bookmarkEnd w:id="16"/>
-    </w:p>
-    <w:p>
-      <w:r>
+      <w:bookmarkEnd w:id="20"/>
+    </w:p>
+    <w:p>
+      <w:pPr>
+        <w:jc w:val="both"/>
+        <w:rPr>
+          <w:sz w:val="24"/>
+          <w:szCs w:val="24"/>
+        </w:rPr>
+      </w:pPr>
+      <w:r>
+        <w:rPr>
+          <w:sz w:val="24"/>
+          <w:szCs w:val="24"/>
+        </w:rPr>
         <w:t>During implementation of the Nutrition Analysis component, the Australian Food Composition Database (AFCD) was selected as the public nutrition dataset identified in the original design. The final version of the prototype focuses on calculating and displaying calories and macronutrients, including protein, carbohydrates and fat. The original specification also included micronutrient information; however, micronutrient analysis was not fully implemented because development prioritised the integration and testing of the core nutrition functionality within the available timeframe.</w:t>
       </w:r>
     </w:p>
     <w:p>
-      <w:r>
+      <w:pPr>
+        <w:jc w:val="both"/>
+        <w:rPr>
+          <w:sz w:val="24"/>
+          <w:szCs w:val="24"/>
+        </w:rPr>
+      </w:pPr>
+      <w:r>
+        <w:rPr>
+          <w:sz w:val="24"/>
+          <w:szCs w:val="24"/>
+        </w:rPr>
         <w:t>The original design also proposed categorising grocery-list items into groups such as produce, pantry and protein. In the final prototype, grocery items are generated from the meal plan and displayed as a single list rather than being divided into these categories. Reliable grocery-list generation was prioritised, along with considering the user's available ingredients and using Room to persist the purchased state of grocery items. Therefore, grocery categorisation represents a divergence from the original proposal.</w:t>
       </w:r>
     </w:p>
@@ -2711,11 +3582,11 @@
       <w:pPr>
         <w:pStyle w:val="Heading3"/>
       </w:pPr>
-      <w:bookmarkStart w:id="17" w:name="_Toc242052177"/>
+      <w:bookmarkStart w:id="21" w:name="_Toc242453338"/>
       <w:r>
         <w:t>Collective</w:t>
       </w:r>
-      <w:bookmarkEnd w:id="17"/>
+      <w:bookmarkEnd w:id="21"/>
       <w:r>
         <w:br w:type="page"/>
       </w:r>
@@ -2724,30 +3595,70 @@
       <w:pPr>
         <w:pStyle w:val="Heading1"/>
       </w:pPr>
-      <w:bookmarkStart w:id="18" w:name="_Toc242052178"/>
+      <w:bookmarkStart w:id="22" w:name="_Toc242453339"/>
       <w:r>
         <w:lastRenderedPageBreak/>
         <w:t>GitHub Repository and Version Control</w:t>
       </w:r>
-      <w:bookmarkEnd w:id="18"/>
-    </w:p>
-    <w:p>
-      <w:r>
+      <w:bookmarkEnd w:id="22"/>
+    </w:p>
+    <w:p>
+      <w:pPr>
+        <w:jc w:val="both"/>
+        <w:rPr>
+          <w:sz w:val="24"/>
+          <w:szCs w:val="24"/>
+        </w:rPr>
+      </w:pPr>
+      <w:r>
+        <w:rPr>
+          <w:sz w:val="24"/>
+          <w:szCs w:val="24"/>
+        </w:rPr>
         <w:t>GitHub was used throughout the development of the AI-Based Smart Meal Planner as the team's shared version control and source code management platform. The repository contains the Android application source code and provides a history of changes made throughout the implementation, integration and testing stages of the project. GitHub was originally identified as the project's version control and team collaboration platform. Group Project Proposal</w:t>
       </w:r>
     </w:p>
     <w:p>
-      <w:r>
+      <w:pPr>
+        <w:jc w:val="both"/>
+        <w:rPr>
+          <w:sz w:val="24"/>
+          <w:szCs w:val="24"/>
+        </w:rPr>
+      </w:pPr>
+      <w:r>
+        <w:rPr>
+          <w:sz w:val="24"/>
+          <w:szCs w:val="24"/>
+        </w:rPr>
         <w:t>Version control became particularly important as multiple team members developed separate components that were progressively integrated into the same Android project. In some instances, changes introduced conflicts or dependencies that had not been identified before integration. Maintaining a version history allowed the project to be reverted to a previous working version when required, reducing the risk of losing functional code while integration problems were resolved.</w:t>
       </w:r>
     </w:p>
     <w:p>
-      <w:r>
+      <w:pPr>
+        <w:jc w:val="both"/>
+        <w:rPr>
+          <w:sz w:val="24"/>
+          <w:szCs w:val="24"/>
+        </w:rPr>
+      </w:pPr>
+      <w:r>
+        <w:rPr>
+          <w:sz w:val="24"/>
+          <w:szCs w:val="24"/>
+        </w:rPr>
         <w:t>GitHub also assisted with reviewing changes before they were incorporated into the shared project. When changes were pulled or merged, the differences between versions could be reviewed to identify files and code that would be added, modified or replaced. This was particularly useful when integrating components developed by different team members, as unexpected changes or conflicts could be identified before they affected the working version of the application.</w:t>
       </w:r>
     </w:p>
     <w:p>
-      <w:r>
+      <w:pPr>
+        <w:jc w:val="both"/>
+      </w:pPr>
+      <w:r>
+        <w:rPr>
+          <w:sz w:val="24"/>
+          <w:szCs w:val="24"/>
+        </w:rPr>
         <w:t>Team members regularly committed and pushed their development work to the shared repository, creating a traceable history of the project's development. The commit history therefore provides evidence of individual contributions while also documenting how the application changed throughout implementation, troubleshooting and integration.</w:t>
       </w:r>
     </w:p>
@@ -2795,7 +3706,7 @@
     </w:p>
     <w:p>
       <w:pPr>
-        <w:spacing w:after="160" w:line="278" w:lineRule="auto"/>
+        <w:pStyle w:val="Heading1"/>
         <w:rPr>
           <w:b/>
           <w:bCs/>
@@ -2808,21 +3719,22 @@
         </w:rPr>
         <w:br w:type="page"/>
       </w:r>
-    </w:p>
-    <w:p>
-      <w:pPr>
-        <w:pStyle w:val="Heading1"/>
-      </w:pPr>
-      <w:bookmarkStart w:id="19" w:name="_Toc242052179"/>
+      <w:bookmarkStart w:id="23" w:name="_Toc242453340"/>
       <w:r>
         <w:lastRenderedPageBreak/>
         <w:t>Conclusion</w:t>
       </w:r>
-      <w:bookmarkEnd w:id="19"/>
+      <w:bookmarkEnd w:id="23"/>
     </w:p>
     <w:sectPr>
       <w:pgSz w:w="11906" w:h="16838"/>
       <w:pgMar w:top="1440" w:right="1440" w:bottom="1440" w:left="1440" w:header="708" w:footer="708" w:gutter="0"/>
+      <w:pgBorders w:offsetFrom="page">
+        <w:top w:val="single" w:sz="12" w:space="24" w:color="auto"/>
+        <w:left w:val="single" w:sz="12" w:space="24" w:color="auto"/>
+        <w:bottom w:val="single" w:sz="12" w:space="24" w:color="auto"/>
+        <w:right w:val="single" w:sz="12" w:space="24" w:color="auto"/>
+      </w:pgBorders>
       <w:cols w:space="708"/>
       <w:docGrid w:linePitch="360"/>
     </w:sectPr>
@@ -3598,6 +4510,7 @@
   <w:style w:type="character" w:default="1" w:styleId="DefaultParagraphFont">
     <w:name w:val="Default Paragraph Font"/>
     <w:uiPriority w:val="1"/>
+    <w:semiHidden/>
     <w:unhideWhenUsed/>
   </w:style>
   <w:style w:type="table" w:default="1" w:styleId="TableNormal">
@@ -3975,6 +4888,19 @@
       <w:szCs w:val="24"/>
     </w:rPr>
   </w:style>
+  <w:style w:type="paragraph" w:styleId="TOC2">
+    <w:name w:val="toc 2"/>
+    <w:basedOn w:val="Normal"/>
+    <w:next w:val="Normal"/>
+    <w:autoRedefine/>
+    <w:uiPriority w:val="39"/>
+    <w:unhideWhenUsed/>
+    <w:rsid w:val="005D426B"/>
+    <w:pPr>
+      <w:spacing w:after="100"/>
+      <w:ind w:left="220"/>
+    </w:pPr>
+  </w:style>
 </w:styles>
 </file>
 

--- a/Assessment 3 - Project Final.docx
+++ b/Assessment 3 - Project Final.docx
@@ -281,6 +281,13 @@
     </w:p>
     <w:sdt>
       <w:sdtPr>
+        <w:rPr>
+          <w:rFonts w:ascii="Calibri" w:eastAsia="SimSun" w:hAnsi="Calibri" w:cs="Times New Roman"/>
+          <w:color w:val="auto"/>
+          <w:sz w:val="22"/>
+          <w:szCs w:val="22"/>
+          <w:lang w:val="en-AU"/>
+        </w:rPr>
         <w:id w:val="-1633083681"/>
         <w:docPartObj>
           <w:docPartGallery w:val="Table of Contents"/>
@@ -289,14 +296,9 @@
       </w:sdtPr>
       <w:sdtEndPr>
         <w:rPr>
-          <w:rFonts w:ascii="Calibri" w:eastAsia="SimSun" w:hAnsi="Calibri" w:cs="Times New Roman"/>
           <w:b/>
           <w:bCs/>
           <w:noProof/>
-          <w:color w:val="auto"/>
-          <w:sz w:val="22"/>
-          <w:szCs w:val="22"/>
-          <w:lang w:val="en-AU"/>
         </w:rPr>
       </w:sdtEndPr>
       <w:sdtContent>
@@ -320,7 +322,7 @@
               <w:kern w:val="2"/>
               <w:sz w:val="24"/>
               <w:szCs w:val="24"/>
-              <w:lang w:val="en-IN" w:eastAsia="en-IN" w:bidi="gu-IN"/>
+              <w:lang w:eastAsia="en-AU"/>
               <w14:ligatures w14:val="standardContextual"/>
             </w:rPr>
           </w:pPr>
@@ -333,7 +335,7 @@
           <w:r>
             <w:fldChar w:fldCharType="separate"/>
           </w:r>
-          <w:hyperlink w:anchor="_Toc242453317" w:history="1">
+          <w:hyperlink w:anchor="_Toc242730422" w:history="1">
             <w:r>
               <w:rPr>
                 <w:rStyle w:val="Hyperlink"/>
@@ -360,7 +362,7 @@
                 <w:noProof/>
                 <w:webHidden/>
               </w:rPr>
-              <w:instrText xml:space="preserve"> PAGEREF _Toc242453317 \h </w:instrText>
+              <w:instrText xml:space="preserve"> PAGEREF _Toc242730422 \h </w:instrText>
             </w:r>
             <w:r>
               <w:rPr>
@@ -403,11 +405,11 @@
               <w:kern w:val="2"/>
               <w:sz w:val="24"/>
               <w:szCs w:val="24"/>
-              <w:lang w:val="en-IN" w:eastAsia="en-IN" w:bidi="gu-IN"/>
+              <w:lang w:eastAsia="en-AU"/>
               <w14:ligatures w14:val="standardContextual"/>
             </w:rPr>
           </w:pPr>
-          <w:hyperlink w:anchor="_Toc242453318" w:history="1">
+          <w:hyperlink w:anchor="_Toc242730423" w:history="1">
             <w:r>
               <w:rPr>
                 <w:rStyle w:val="Hyperlink"/>
@@ -434,7 +436,7 @@
                 <w:noProof/>
                 <w:webHidden/>
               </w:rPr>
-              <w:instrText xml:space="preserve"> PAGEREF _Toc242453318 \h </w:instrText>
+              <w:instrText xml:space="preserve"> PAGEREF _Toc242730423 \h </w:instrText>
             </w:r>
             <w:r>
               <w:rPr>
@@ -477,11 +479,11 @@
               <w:kern w:val="2"/>
               <w:sz w:val="24"/>
               <w:szCs w:val="24"/>
-              <w:lang w:val="en-IN" w:eastAsia="en-IN" w:bidi="gu-IN"/>
+              <w:lang w:eastAsia="en-AU"/>
               <w14:ligatures w14:val="standardContextual"/>
             </w:rPr>
           </w:pPr>
-          <w:hyperlink w:anchor="_Toc242453319" w:history="1">
+          <w:hyperlink w:anchor="_Toc242730424" w:history="1">
             <w:r>
               <w:rPr>
                 <w:rStyle w:val="Hyperlink"/>
@@ -508,7 +510,7 @@
                 <w:noProof/>
                 <w:webHidden/>
               </w:rPr>
-              <w:instrText xml:space="preserve"> PAGEREF _Toc242453319 \h </w:instrText>
+              <w:instrText xml:space="preserve"> PAGEREF _Toc242730424 \h </w:instrText>
             </w:r>
             <w:r>
               <w:rPr>
@@ -551,11 +553,11 @@
               <w:kern w:val="2"/>
               <w:sz w:val="24"/>
               <w:szCs w:val="24"/>
-              <w:lang w:val="en-IN" w:eastAsia="en-IN" w:bidi="gu-IN"/>
+              <w:lang w:eastAsia="en-AU"/>
               <w14:ligatures w14:val="standardContextual"/>
             </w:rPr>
           </w:pPr>
-          <w:hyperlink w:anchor="_Toc242453320" w:history="1">
+          <w:hyperlink w:anchor="_Toc242730425" w:history="1">
             <w:r>
               <w:rPr>
                 <w:rStyle w:val="Hyperlink"/>
@@ -582,7 +584,7 @@
                 <w:noProof/>
                 <w:webHidden/>
               </w:rPr>
-              <w:instrText xml:space="preserve"> PAGEREF _Toc242453320 \h </w:instrText>
+              <w:instrText xml:space="preserve"> PAGEREF _Toc242730425 \h </w:instrText>
             </w:r>
             <w:r>
               <w:rPr>
@@ -625,11 +627,11 @@
               <w:kern w:val="2"/>
               <w:sz w:val="24"/>
               <w:szCs w:val="24"/>
-              <w:lang w:val="en-IN" w:eastAsia="en-IN" w:bidi="gu-IN"/>
+              <w:lang w:eastAsia="en-AU"/>
               <w14:ligatures w14:val="standardContextual"/>
             </w:rPr>
           </w:pPr>
-          <w:hyperlink w:anchor="_Toc242453321" w:history="1">
+          <w:hyperlink w:anchor="_Toc242730426" w:history="1">
             <w:r>
               <w:rPr>
                 <w:rStyle w:val="Hyperlink"/>
@@ -656,7 +658,7 @@
                 <w:noProof/>
                 <w:webHidden/>
               </w:rPr>
-              <w:instrText xml:space="preserve"> PAGEREF _Toc242453321 \h </w:instrText>
+              <w:instrText xml:space="preserve"> PAGEREF _Toc242730426 \h </w:instrText>
             </w:r>
             <w:r>
               <w:rPr>
@@ -699,11 +701,11 @@
               <w:kern w:val="2"/>
               <w:sz w:val="24"/>
               <w:szCs w:val="24"/>
-              <w:lang w:val="en-IN" w:eastAsia="en-IN" w:bidi="gu-IN"/>
+              <w:lang w:eastAsia="en-AU"/>
               <w14:ligatures w14:val="standardContextual"/>
             </w:rPr>
           </w:pPr>
-          <w:hyperlink w:anchor="_Toc242453322" w:history="1">
+          <w:hyperlink w:anchor="_Toc242730427" w:history="1">
             <w:r>
               <w:rPr>
                 <w:rStyle w:val="Hyperlink"/>
@@ -730,7 +732,7 @@
                 <w:noProof/>
                 <w:webHidden/>
               </w:rPr>
-              <w:instrText xml:space="preserve"> PAGEREF _Toc242453322 \h </w:instrText>
+              <w:instrText xml:space="preserve"> PAGEREF _Toc242730427 \h </w:instrText>
             </w:r>
             <w:r>
               <w:rPr>
@@ -773,11 +775,11 @@
               <w:kern w:val="2"/>
               <w:sz w:val="24"/>
               <w:szCs w:val="24"/>
-              <w:lang w:val="en-IN" w:eastAsia="en-IN" w:bidi="gu-IN"/>
+              <w:lang w:eastAsia="en-AU"/>
               <w14:ligatures w14:val="standardContextual"/>
             </w:rPr>
           </w:pPr>
-          <w:hyperlink w:anchor="_Toc242453323" w:history="1">
+          <w:hyperlink w:anchor="_Toc242730428" w:history="1">
             <w:r>
               <w:rPr>
                 <w:rStyle w:val="Hyperlink"/>
@@ -804,7 +806,7 @@
                 <w:noProof/>
                 <w:webHidden/>
               </w:rPr>
-              <w:instrText xml:space="preserve"> PAGEREF _Toc242453323 \h </w:instrText>
+              <w:instrText xml:space="preserve"> PAGEREF _Toc242730428 \h </w:instrText>
             </w:r>
             <w:r>
               <w:rPr>
@@ -847,11 +849,11 @@
               <w:kern w:val="2"/>
               <w:sz w:val="24"/>
               <w:szCs w:val="24"/>
-              <w:lang w:val="en-IN" w:eastAsia="en-IN" w:bidi="gu-IN"/>
+              <w:lang w:eastAsia="en-AU"/>
               <w14:ligatures w14:val="standardContextual"/>
             </w:rPr>
           </w:pPr>
-          <w:hyperlink w:anchor="_Toc242453324" w:history="1">
+          <w:hyperlink w:anchor="_Toc242730429" w:history="1">
             <w:r>
               <w:rPr>
                 <w:rStyle w:val="Hyperlink"/>
@@ -878,7 +880,7 @@
                 <w:noProof/>
                 <w:webHidden/>
               </w:rPr>
-              <w:instrText xml:space="preserve"> PAGEREF _Toc242453324 \h </w:instrText>
+              <w:instrText xml:space="preserve"> PAGEREF _Toc242730429 \h </w:instrText>
             </w:r>
             <w:r>
               <w:rPr>
@@ -921,11 +923,11 @@
               <w:kern w:val="2"/>
               <w:sz w:val="24"/>
               <w:szCs w:val="24"/>
-              <w:lang w:val="en-IN" w:eastAsia="en-IN" w:bidi="gu-IN"/>
+              <w:lang w:eastAsia="en-AU"/>
               <w14:ligatures w14:val="standardContextual"/>
             </w:rPr>
           </w:pPr>
-          <w:hyperlink w:anchor="_Toc242453325" w:history="1">
+          <w:hyperlink w:anchor="_Toc242730430" w:history="1">
             <w:r>
               <w:rPr>
                 <w:rStyle w:val="Hyperlink"/>
@@ -952,7 +954,7 @@
                 <w:noProof/>
                 <w:webHidden/>
               </w:rPr>
-              <w:instrText xml:space="preserve"> PAGEREF _Toc242453325 \h </w:instrText>
+              <w:instrText xml:space="preserve"> PAGEREF _Toc242730430 \h </w:instrText>
             </w:r>
             <w:r>
               <w:rPr>
@@ -995,11 +997,11 @@
               <w:kern w:val="2"/>
               <w:sz w:val="24"/>
               <w:szCs w:val="24"/>
-              <w:lang w:val="en-IN" w:eastAsia="en-IN" w:bidi="gu-IN"/>
+              <w:lang w:eastAsia="en-AU"/>
               <w14:ligatures w14:val="standardContextual"/>
             </w:rPr>
           </w:pPr>
-          <w:hyperlink w:anchor="_Toc242453326" w:history="1">
+          <w:hyperlink w:anchor="_Toc242730431" w:history="1">
             <w:r>
               <w:rPr>
                 <w:rStyle w:val="Hyperlink"/>
@@ -1026,7 +1028,7 @@
                 <w:noProof/>
                 <w:webHidden/>
               </w:rPr>
-              <w:instrText xml:space="preserve"> PAGEREF _Toc242453326 \h </w:instrText>
+              <w:instrText xml:space="preserve"> PAGEREF _Toc242730431 \h </w:instrText>
             </w:r>
             <w:r>
               <w:rPr>
@@ -1069,11 +1071,11 @@
               <w:kern w:val="2"/>
               <w:sz w:val="24"/>
               <w:szCs w:val="24"/>
-              <w:lang w:val="en-IN" w:eastAsia="en-IN" w:bidi="gu-IN"/>
+              <w:lang w:eastAsia="en-AU"/>
               <w14:ligatures w14:val="standardContextual"/>
             </w:rPr>
           </w:pPr>
-          <w:hyperlink w:anchor="_Toc242453327" w:history="1">
+          <w:hyperlink w:anchor="_Toc242730432" w:history="1">
             <w:r>
               <w:rPr>
                 <w:rStyle w:val="Hyperlink"/>
@@ -1100,7 +1102,7 @@
                 <w:noProof/>
                 <w:webHidden/>
               </w:rPr>
-              <w:instrText xml:space="preserve"> PAGEREF _Toc242453327 \h </w:instrText>
+              <w:instrText xml:space="preserve"> PAGEREF _Toc242730432 \h </w:instrText>
             </w:r>
             <w:r>
               <w:rPr>
@@ -1143,11 +1145,11 @@
               <w:kern w:val="2"/>
               <w:sz w:val="24"/>
               <w:szCs w:val="24"/>
-              <w:lang w:val="en-IN" w:eastAsia="en-IN" w:bidi="gu-IN"/>
+              <w:lang w:eastAsia="en-AU"/>
               <w14:ligatures w14:val="standardContextual"/>
             </w:rPr>
           </w:pPr>
-          <w:hyperlink w:anchor="_Toc242453328" w:history="1">
+          <w:hyperlink w:anchor="_Toc242730433" w:history="1">
             <w:r>
               <w:rPr>
                 <w:rStyle w:val="Hyperlink"/>
@@ -1174,7 +1176,7 @@
                 <w:noProof/>
                 <w:webHidden/>
               </w:rPr>
-              <w:instrText xml:space="preserve"> PAGEREF _Toc242453328 \h </w:instrText>
+              <w:instrText xml:space="preserve"> PAGEREF _Toc242730433 \h </w:instrText>
             </w:r>
             <w:r>
               <w:rPr>
@@ -1217,11 +1219,11 @@
               <w:kern w:val="2"/>
               <w:sz w:val="24"/>
               <w:szCs w:val="24"/>
-              <w:lang w:val="en-IN" w:eastAsia="en-IN" w:bidi="gu-IN"/>
+              <w:lang w:eastAsia="en-AU"/>
               <w14:ligatures w14:val="standardContextual"/>
             </w:rPr>
           </w:pPr>
-          <w:hyperlink w:anchor="_Toc242453329" w:history="1">
+          <w:hyperlink w:anchor="_Toc242730434" w:history="1">
             <w:r>
               <w:rPr>
                 <w:rStyle w:val="Hyperlink"/>
@@ -1248,7 +1250,7 @@
                 <w:noProof/>
                 <w:webHidden/>
               </w:rPr>
-              <w:instrText xml:space="preserve"> PAGEREF _Toc242453329 \h </w:instrText>
+              <w:instrText xml:space="preserve"> PAGEREF _Toc242730434 \h </w:instrText>
             </w:r>
             <w:r>
               <w:rPr>
@@ -1291,17 +1293,17 @@
               <w:kern w:val="2"/>
               <w:sz w:val="24"/>
               <w:szCs w:val="24"/>
-              <w:lang w:val="en-IN" w:eastAsia="en-IN" w:bidi="gu-IN"/>
+              <w:lang w:eastAsia="en-AU"/>
               <w14:ligatures w14:val="standardContextual"/>
             </w:rPr>
           </w:pPr>
-          <w:hyperlink w:anchor="_Toc242453330" w:history="1">
+          <w:hyperlink w:anchor="_Toc242730435" w:history="1">
             <w:r>
               <w:rPr>
                 <w:rStyle w:val="Hyperlink"/>
                 <w:noProof/>
               </w:rPr>
-              <w:t>Errors, Problems and Resolutions</w:t>
+              <w:t>Evaluation Against Original Requirements and Design</w:t>
             </w:r>
             <w:r>
               <w:rPr>
@@ -1322,7 +1324,7 @@
                 <w:noProof/>
                 <w:webHidden/>
               </w:rPr>
-              <w:instrText xml:space="preserve"> PAGEREF _Toc242453330 \h </w:instrText>
+              <w:instrText xml:space="preserve"> PAGEREF _Toc242730435 \h </w:instrText>
             </w:r>
             <w:r>
               <w:rPr>
@@ -1355,21 +1357,27 @@
         </w:p>
         <w:p>
           <w:pPr>
-            <w:pStyle w:val="TOC2"/>
+            <w:pStyle w:val="TOC3"/>
             <w:tabs>
               <w:tab w:val="right" w:leader="dot" w:pos="9016"/>
             </w:tabs>
             <w:rPr>
+              <w:rFonts w:asciiTheme="minorHAnsi" w:eastAsiaTheme="minorEastAsia" w:hAnsiTheme="minorHAnsi" w:cstheme="minorBidi"/>
               <w:noProof/>
+              <w:kern w:val="2"/>
+              <w:sz w:val="24"/>
+              <w:szCs w:val="24"/>
+              <w:lang w:eastAsia="en-AU"/>
+              <w14:ligatures w14:val="standardContextual"/>
             </w:rPr>
           </w:pPr>
-          <w:hyperlink w:anchor="_Toc242453331" w:history="1">
+          <w:hyperlink w:anchor="_Toc242730436" w:history="1">
             <w:r>
               <w:rPr>
                 <w:rStyle w:val="Hyperlink"/>
                 <w:noProof/>
               </w:rPr>
-              <w:t>Nutrition Calculation and Ingredient Identification</w:t>
+              <w:t>Requirements Fulfilment</w:t>
             </w:r>
             <w:r>
               <w:rPr>
@@ -1390,7 +1398,7 @@
                 <w:noProof/>
                 <w:webHidden/>
               </w:rPr>
-              <w:instrText xml:space="preserve"> PAGEREF _Toc242453331 \h </w:instrText>
+              <w:instrText xml:space="preserve"> PAGEREF _Toc242730436 \h </w:instrText>
             </w:r>
             <w:r>
               <w:rPr>
@@ -1423,21 +1431,27 @@
         </w:p>
         <w:p>
           <w:pPr>
-            <w:pStyle w:val="TOC2"/>
+            <w:pStyle w:val="TOC3"/>
             <w:tabs>
               <w:tab w:val="right" w:leader="dot" w:pos="9016"/>
             </w:tabs>
             <w:rPr>
+              <w:rFonts w:asciiTheme="minorHAnsi" w:eastAsiaTheme="minorEastAsia" w:hAnsiTheme="minorHAnsi" w:cstheme="minorBidi"/>
               <w:noProof/>
+              <w:kern w:val="2"/>
+              <w:sz w:val="24"/>
+              <w:szCs w:val="24"/>
+              <w:lang w:eastAsia="en-AU"/>
+              <w14:ligatures w14:val="standardContextual"/>
             </w:rPr>
           </w:pPr>
-          <w:hyperlink w:anchor="_Toc242453332" w:history="1">
+          <w:hyperlink w:anchor="_Toc242730437" w:history="1">
             <w:r>
               <w:rPr>
                 <w:rStyle w:val="Hyperlink"/>
                 <w:noProof/>
               </w:rPr>
-              <w:t>Cooking Oil Ingredient Matching</w:t>
+              <w:t>System Architecture and UML Comparison</w:t>
             </w:r>
             <w:r>
               <w:rPr>
@@ -1458,7 +1472,7 @@
                 <w:noProof/>
                 <w:webHidden/>
               </w:rPr>
-              <w:instrText xml:space="preserve"> PAGEREF _Toc242453332 \h </w:instrText>
+              <w:instrText xml:space="preserve"> PAGEREF _Toc242730437 \h </w:instrText>
             </w:r>
             <w:r>
               <w:rPr>
@@ -1478,7 +1492,7 @@
                 <w:noProof/>
                 <w:webHidden/>
               </w:rPr>
-              <w:t>12</w:t>
+              <w:t>10</w:t>
             </w:r>
             <w:r>
               <w:rPr>
@@ -1491,21 +1505,27 @@
         </w:p>
         <w:p>
           <w:pPr>
-            <w:pStyle w:val="TOC2"/>
+            <w:pStyle w:val="TOC3"/>
             <w:tabs>
               <w:tab w:val="right" w:leader="dot" w:pos="9016"/>
             </w:tabs>
             <w:rPr>
+              <w:rFonts w:asciiTheme="minorHAnsi" w:eastAsiaTheme="minorEastAsia" w:hAnsiTheme="minorHAnsi" w:cstheme="minorBidi"/>
               <w:noProof/>
+              <w:kern w:val="2"/>
+              <w:sz w:val="24"/>
+              <w:szCs w:val="24"/>
+              <w:lang w:eastAsia="en-AU"/>
+              <w14:ligatures w14:val="standardContextual"/>
             </w:rPr>
           </w:pPr>
-          <w:hyperlink w:anchor="_Toc242453333" w:history="1">
+          <w:hyperlink w:anchor="_Toc242730438" w:history="1">
             <w:r>
               <w:rPr>
                 <w:rStyle w:val="Hyperlink"/>
                 <w:noProof/>
               </w:rPr>
-              <w:t>Grocery List State Persistence</w:t>
+              <w:t>User Interface Design Comparison</w:t>
             </w:r>
             <w:r>
               <w:rPr>
@@ -1526,7 +1546,7 @@
                 <w:noProof/>
                 <w:webHidden/>
               </w:rPr>
-              <w:instrText xml:space="preserve"> PAGEREF _Toc242453333 \h </w:instrText>
+              <w:instrText xml:space="preserve"> PAGEREF _Toc242730438 \h </w:instrText>
             </w:r>
             <w:r>
               <w:rPr>
@@ -1546,7 +1566,7 @@
                 <w:noProof/>
                 <w:webHidden/>
               </w:rPr>
-              <w:t>12</w:t>
+              <w:t>10</w:t>
             </w:r>
             <w:r>
               <w:rPr>
@@ -1559,21 +1579,27 @@
         </w:p>
         <w:p>
           <w:pPr>
-            <w:pStyle w:val="TOC2"/>
+            <w:pStyle w:val="TOC3"/>
             <w:tabs>
               <w:tab w:val="right" w:leader="dot" w:pos="9016"/>
             </w:tabs>
             <w:rPr>
+              <w:rFonts w:asciiTheme="minorHAnsi" w:eastAsiaTheme="minorEastAsia" w:hAnsiTheme="minorHAnsi" w:cstheme="minorBidi"/>
               <w:noProof/>
+              <w:kern w:val="2"/>
+              <w:sz w:val="24"/>
+              <w:szCs w:val="24"/>
+              <w:lang w:eastAsia="en-AU"/>
+              <w14:ligatures w14:val="standardContextual"/>
             </w:rPr>
           </w:pPr>
-          <w:hyperlink w:anchor="_Toc242453334" w:history="1">
+          <w:hyperlink w:anchor="_Toc242730439" w:history="1">
             <w:r>
               <w:rPr>
                 <w:rStyle w:val="Hyperlink"/>
                 <w:noProof/>
               </w:rPr>
-              <w:t>Application Timeout During Nutrition Analysis</w:t>
+              <w:t>Use Case and Context Diagrams</w:t>
             </w:r>
             <w:r>
               <w:rPr>
@@ -1594,7 +1620,7 @@
                 <w:noProof/>
                 <w:webHidden/>
               </w:rPr>
-              <w:instrText xml:space="preserve"> PAGEREF _Toc242453334 \h </w:instrText>
+              <w:instrText xml:space="preserve"> PAGEREF _Toc242730439 \h </w:instrText>
             </w:r>
             <w:r>
               <w:rPr>
@@ -1614,7 +1640,155 @@
                 <w:noProof/>
                 <w:webHidden/>
               </w:rPr>
-              <w:t>13</w:t>
+              <w:t>10</w:t>
+            </w:r>
+            <w:r>
+              <w:rPr>
+                <w:noProof/>
+                <w:webHidden/>
+              </w:rPr>
+              <w:fldChar w:fldCharType="end"/>
+            </w:r>
+          </w:hyperlink>
+        </w:p>
+        <w:p>
+          <w:pPr>
+            <w:pStyle w:val="TOC3"/>
+            <w:tabs>
+              <w:tab w:val="right" w:leader="dot" w:pos="9016"/>
+            </w:tabs>
+            <w:rPr>
+              <w:rFonts w:asciiTheme="minorHAnsi" w:eastAsiaTheme="minorEastAsia" w:hAnsiTheme="minorHAnsi" w:cstheme="minorBidi"/>
+              <w:noProof/>
+              <w:kern w:val="2"/>
+              <w:sz w:val="24"/>
+              <w:szCs w:val="24"/>
+              <w:lang w:eastAsia="en-AU"/>
+              <w14:ligatures w14:val="standardContextual"/>
+            </w:rPr>
+          </w:pPr>
+          <w:hyperlink w:anchor="_Toc242730440" w:history="1">
+            <w:r>
+              <w:rPr>
+                <w:rStyle w:val="Hyperlink"/>
+                <w:noProof/>
+              </w:rPr>
+              <w:t>Database Design and ERD</w:t>
+            </w:r>
+            <w:r>
+              <w:rPr>
+                <w:noProof/>
+                <w:webHidden/>
+              </w:rPr>
+              <w:tab/>
+            </w:r>
+            <w:r>
+              <w:rPr>
+                <w:noProof/>
+                <w:webHidden/>
+              </w:rPr>
+              <w:fldChar w:fldCharType="begin"/>
+            </w:r>
+            <w:r>
+              <w:rPr>
+                <w:noProof/>
+                <w:webHidden/>
+              </w:rPr>
+              <w:instrText xml:space="preserve"> PAGEREF _Toc242730440 \h </w:instrText>
+            </w:r>
+            <w:r>
+              <w:rPr>
+                <w:noProof/>
+                <w:webHidden/>
+              </w:rPr>
+            </w:r>
+            <w:r>
+              <w:rPr>
+                <w:noProof/>
+                <w:webHidden/>
+              </w:rPr>
+              <w:fldChar w:fldCharType="separate"/>
+            </w:r>
+            <w:r>
+              <w:rPr>
+                <w:noProof/>
+                <w:webHidden/>
+              </w:rPr>
+              <w:t>10</w:t>
+            </w:r>
+            <w:r>
+              <w:rPr>
+                <w:noProof/>
+                <w:webHidden/>
+              </w:rPr>
+              <w:fldChar w:fldCharType="end"/>
+            </w:r>
+          </w:hyperlink>
+        </w:p>
+        <w:p>
+          <w:pPr>
+            <w:pStyle w:val="TOC3"/>
+            <w:tabs>
+              <w:tab w:val="right" w:leader="dot" w:pos="9016"/>
+            </w:tabs>
+            <w:rPr>
+              <w:rFonts w:asciiTheme="minorHAnsi" w:eastAsiaTheme="minorEastAsia" w:hAnsiTheme="minorHAnsi" w:cstheme="minorBidi"/>
+              <w:noProof/>
+              <w:kern w:val="2"/>
+              <w:sz w:val="24"/>
+              <w:szCs w:val="24"/>
+              <w:lang w:eastAsia="en-AU"/>
+              <w14:ligatures w14:val="standardContextual"/>
+            </w:rPr>
+          </w:pPr>
+          <w:hyperlink w:anchor="_Toc242730441" w:history="1">
+            <w:r>
+              <w:rPr>
+                <w:rStyle w:val="Hyperlink"/>
+                <w:noProof/>
+              </w:rPr>
+              <w:t>Client–Server Communication</w:t>
+            </w:r>
+            <w:r>
+              <w:rPr>
+                <w:noProof/>
+                <w:webHidden/>
+              </w:rPr>
+              <w:tab/>
+            </w:r>
+            <w:r>
+              <w:rPr>
+                <w:noProof/>
+                <w:webHidden/>
+              </w:rPr>
+              <w:fldChar w:fldCharType="begin"/>
+            </w:r>
+            <w:r>
+              <w:rPr>
+                <w:noProof/>
+                <w:webHidden/>
+              </w:rPr>
+              <w:instrText xml:space="preserve"> PAGEREF _Toc242730441 \h </w:instrText>
+            </w:r>
+            <w:r>
+              <w:rPr>
+                <w:noProof/>
+                <w:webHidden/>
+              </w:rPr>
+            </w:r>
+            <w:r>
+              <w:rPr>
+                <w:noProof/>
+                <w:webHidden/>
+              </w:rPr>
+              <w:fldChar w:fldCharType="separate"/>
+            </w:r>
+            <w:r>
+              <w:rPr>
+                <w:noProof/>
+                <w:webHidden/>
+              </w:rPr>
+              <w:t>10</w:t>
             </w:r>
             <w:r>
               <w:rPr>
@@ -1637,16 +1811,386 @@
               <w:kern w:val="2"/>
               <w:sz w:val="24"/>
               <w:szCs w:val="24"/>
-              <w:lang w:val="en-IN" w:eastAsia="en-IN" w:bidi="gu-IN"/>
+              <w:lang w:eastAsia="en-AU"/>
               <w14:ligatures w14:val="standardContextual"/>
             </w:rPr>
           </w:pPr>
-          <w:hyperlink w:anchor="_Toc242453335" w:history="1">
+          <w:hyperlink w:anchor="_Toc242730442" w:history="1">
             <w:r>
               <w:rPr>
                 <w:rStyle w:val="Hyperlink"/>
                 <w:noProof/>
               </w:rPr>
+              <w:t>Errors, Problems and Resolutions</w:t>
+            </w:r>
+            <w:r>
+              <w:rPr>
+                <w:noProof/>
+                <w:webHidden/>
+              </w:rPr>
+              <w:tab/>
+            </w:r>
+            <w:r>
+              <w:rPr>
+                <w:noProof/>
+                <w:webHidden/>
+              </w:rPr>
+              <w:fldChar w:fldCharType="begin"/>
+            </w:r>
+            <w:r>
+              <w:rPr>
+                <w:noProof/>
+                <w:webHidden/>
+              </w:rPr>
+              <w:instrText xml:space="preserve"> PAGEREF _Toc242730442 \h </w:instrText>
+            </w:r>
+            <w:r>
+              <w:rPr>
+                <w:noProof/>
+                <w:webHidden/>
+              </w:rPr>
+            </w:r>
+            <w:r>
+              <w:rPr>
+                <w:noProof/>
+                <w:webHidden/>
+              </w:rPr>
+              <w:fldChar w:fldCharType="separate"/>
+            </w:r>
+            <w:r>
+              <w:rPr>
+                <w:noProof/>
+                <w:webHidden/>
+              </w:rPr>
+              <w:t>11</w:t>
+            </w:r>
+            <w:r>
+              <w:rPr>
+                <w:noProof/>
+                <w:webHidden/>
+              </w:rPr>
+              <w:fldChar w:fldCharType="end"/>
+            </w:r>
+          </w:hyperlink>
+        </w:p>
+        <w:p>
+          <w:pPr>
+            <w:pStyle w:val="TOC2"/>
+            <w:tabs>
+              <w:tab w:val="right" w:leader="dot" w:pos="9016"/>
+            </w:tabs>
+            <w:rPr>
+              <w:rFonts w:asciiTheme="minorHAnsi" w:eastAsiaTheme="minorEastAsia" w:hAnsiTheme="minorHAnsi" w:cstheme="minorBidi"/>
+              <w:noProof/>
+              <w:kern w:val="2"/>
+              <w:sz w:val="24"/>
+              <w:szCs w:val="24"/>
+              <w:lang w:eastAsia="en-AU"/>
+              <w14:ligatures w14:val="standardContextual"/>
+            </w:rPr>
+          </w:pPr>
+          <w:hyperlink w:anchor="_Toc242730443" w:history="1">
+            <w:r>
+              <w:rPr>
+                <w:rStyle w:val="Hyperlink"/>
+                <w:noProof/>
+              </w:rPr>
+              <w:t>Nutrition Calculation and Ingredient Identification</w:t>
+            </w:r>
+            <w:r>
+              <w:rPr>
+                <w:noProof/>
+                <w:webHidden/>
+              </w:rPr>
+              <w:tab/>
+            </w:r>
+            <w:r>
+              <w:rPr>
+                <w:noProof/>
+                <w:webHidden/>
+              </w:rPr>
+              <w:fldChar w:fldCharType="begin"/>
+            </w:r>
+            <w:r>
+              <w:rPr>
+                <w:noProof/>
+                <w:webHidden/>
+              </w:rPr>
+              <w:instrText xml:space="preserve"> PAGEREF _Toc242730443 \h </w:instrText>
+            </w:r>
+            <w:r>
+              <w:rPr>
+                <w:noProof/>
+                <w:webHidden/>
+              </w:rPr>
+            </w:r>
+            <w:r>
+              <w:rPr>
+                <w:noProof/>
+                <w:webHidden/>
+              </w:rPr>
+              <w:fldChar w:fldCharType="separate"/>
+            </w:r>
+            <w:r>
+              <w:rPr>
+                <w:noProof/>
+                <w:webHidden/>
+              </w:rPr>
+              <w:t>11</w:t>
+            </w:r>
+            <w:r>
+              <w:rPr>
+                <w:noProof/>
+                <w:webHidden/>
+              </w:rPr>
+              <w:fldChar w:fldCharType="end"/>
+            </w:r>
+          </w:hyperlink>
+        </w:p>
+        <w:p>
+          <w:pPr>
+            <w:pStyle w:val="TOC2"/>
+            <w:tabs>
+              <w:tab w:val="right" w:leader="dot" w:pos="9016"/>
+            </w:tabs>
+            <w:rPr>
+              <w:rFonts w:asciiTheme="minorHAnsi" w:eastAsiaTheme="minorEastAsia" w:hAnsiTheme="minorHAnsi" w:cstheme="minorBidi"/>
+              <w:noProof/>
+              <w:kern w:val="2"/>
+              <w:sz w:val="24"/>
+              <w:szCs w:val="24"/>
+              <w:lang w:eastAsia="en-AU"/>
+              <w14:ligatures w14:val="standardContextual"/>
+            </w:rPr>
+          </w:pPr>
+          <w:hyperlink w:anchor="_Toc242730444" w:history="1">
+            <w:r>
+              <w:rPr>
+                <w:rStyle w:val="Hyperlink"/>
+                <w:noProof/>
+              </w:rPr>
+              <w:t>Cooking Oil Ingredient Matching</w:t>
+            </w:r>
+            <w:r>
+              <w:rPr>
+                <w:noProof/>
+                <w:webHidden/>
+              </w:rPr>
+              <w:tab/>
+            </w:r>
+            <w:r>
+              <w:rPr>
+                <w:noProof/>
+                <w:webHidden/>
+              </w:rPr>
+              <w:fldChar w:fldCharType="begin"/>
+            </w:r>
+            <w:r>
+              <w:rPr>
+                <w:noProof/>
+                <w:webHidden/>
+              </w:rPr>
+              <w:instrText xml:space="preserve"> PAGEREF _Toc242730444 \h </w:instrText>
+            </w:r>
+            <w:r>
+              <w:rPr>
+                <w:noProof/>
+                <w:webHidden/>
+              </w:rPr>
+            </w:r>
+            <w:r>
+              <w:rPr>
+                <w:noProof/>
+                <w:webHidden/>
+              </w:rPr>
+              <w:fldChar w:fldCharType="separate"/>
+            </w:r>
+            <w:r>
+              <w:rPr>
+                <w:noProof/>
+                <w:webHidden/>
+              </w:rPr>
+              <w:t>13</w:t>
+            </w:r>
+            <w:r>
+              <w:rPr>
+                <w:noProof/>
+                <w:webHidden/>
+              </w:rPr>
+              <w:fldChar w:fldCharType="end"/>
+            </w:r>
+          </w:hyperlink>
+        </w:p>
+        <w:p>
+          <w:pPr>
+            <w:pStyle w:val="TOC2"/>
+            <w:tabs>
+              <w:tab w:val="right" w:leader="dot" w:pos="9016"/>
+            </w:tabs>
+            <w:rPr>
+              <w:rFonts w:asciiTheme="minorHAnsi" w:eastAsiaTheme="minorEastAsia" w:hAnsiTheme="minorHAnsi" w:cstheme="minorBidi"/>
+              <w:noProof/>
+              <w:kern w:val="2"/>
+              <w:sz w:val="24"/>
+              <w:szCs w:val="24"/>
+              <w:lang w:eastAsia="en-AU"/>
+              <w14:ligatures w14:val="standardContextual"/>
+            </w:rPr>
+          </w:pPr>
+          <w:hyperlink w:anchor="_Toc242730445" w:history="1">
+            <w:r>
+              <w:rPr>
+                <w:rStyle w:val="Hyperlink"/>
+                <w:noProof/>
+              </w:rPr>
+              <w:t>Grocery List State Persistence</w:t>
+            </w:r>
+            <w:r>
+              <w:rPr>
+                <w:noProof/>
+                <w:webHidden/>
+              </w:rPr>
+              <w:tab/>
+            </w:r>
+            <w:r>
+              <w:rPr>
+                <w:noProof/>
+                <w:webHidden/>
+              </w:rPr>
+              <w:fldChar w:fldCharType="begin"/>
+            </w:r>
+            <w:r>
+              <w:rPr>
+                <w:noProof/>
+                <w:webHidden/>
+              </w:rPr>
+              <w:instrText xml:space="preserve"> PAGEREF _Toc242730445 \h </w:instrText>
+            </w:r>
+            <w:r>
+              <w:rPr>
+                <w:noProof/>
+                <w:webHidden/>
+              </w:rPr>
+            </w:r>
+            <w:r>
+              <w:rPr>
+                <w:noProof/>
+                <w:webHidden/>
+              </w:rPr>
+              <w:fldChar w:fldCharType="separate"/>
+            </w:r>
+            <w:r>
+              <w:rPr>
+                <w:noProof/>
+                <w:webHidden/>
+              </w:rPr>
+              <w:t>13</w:t>
+            </w:r>
+            <w:r>
+              <w:rPr>
+                <w:noProof/>
+                <w:webHidden/>
+              </w:rPr>
+              <w:fldChar w:fldCharType="end"/>
+            </w:r>
+          </w:hyperlink>
+        </w:p>
+        <w:p>
+          <w:pPr>
+            <w:pStyle w:val="TOC2"/>
+            <w:tabs>
+              <w:tab w:val="right" w:leader="dot" w:pos="9016"/>
+            </w:tabs>
+            <w:rPr>
+              <w:rFonts w:asciiTheme="minorHAnsi" w:eastAsiaTheme="minorEastAsia" w:hAnsiTheme="minorHAnsi" w:cstheme="minorBidi"/>
+              <w:noProof/>
+              <w:kern w:val="2"/>
+              <w:sz w:val="24"/>
+              <w:szCs w:val="24"/>
+              <w:lang w:eastAsia="en-AU"/>
+              <w14:ligatures w14:val="standardContextual"/>
+            </w:rPr>
+          </w:pPr>
+          <w:hyperlink w:anchor="_Toc242730446" w:history="1">
+            <w:r>
+              <w:rPr>
+                <w:rStyle w:val="Hyperlink"/>
+                <w:noProof/>
+              </w:rPr>
+              <w:t>Application Timeout During Nutrition Analysis</w:t>
+            </w:r>
+            <w:r>
+              <w:rPr>
+                <w:noProof/>
+                <w:webHidden/>
+              </w:rPr>
+              <w:tab/>
+            </w:r>
+            <w:r>
+              <w:rPr>
+                <w:noProof/>
+                <w:webHidden/>
+              </w:rPr>
+              <w:fldChar w:fldCharType="begin"/>
+            </w:r>
+            <w:r>
+              <w:rPr>
+                <w:noProof/>
+                <w:webHidden/>
+              </w:rPr>
+              <w:instrText xml:space="preserve"> PAGEREF _Toc242730446 \h </w:instrText>
+            </w:r>
+            <w:r>
+              <w:rPr>
+                <w:noProof/>
+                <w:webHidden/>
+              </w:rPr>
+            </w:r>
+            <w:r>
+              <w:rPr>
+                <w:noProof/>
+                <w:webHidden/>
+              </w:rPr>
+              <w:fldChar w:fldCharType="separate"/>
+            </w:r>
+            <w:r>
+              <w:rPr>
+                <w:noProof/>
+                <w:webHidden/>
+              </w:rPr>
+              <w:t>14</w:t>
+            </w:r>
+            <w:r>
+              <w:rPr>
+                <w:noProof/>
+                <w:webHidden/>
+              </w:rPr>
+              <w:fldChar w:fldCharType="end"/>
+            </w:r>
+          </w:hyperlink>
+        </w:p>
+        <w:p>
+          <w:pPr>
+            <w:pStyle w:val="TOC1"/>
+            <w:tabs>
+              <w:tab w:val="right" w:leader="dot" w:pos="9016"/>
+            </w:tabs>
+            <w:rPr>
+              <w:rFonts w:asciiTheme="minorHAnsi" w:eastAsiaTheme="minorEastAsia" w:hAnsiTheme="minorHAnsi" w:cstheme="minorBidi"/>
+              <w:noProof/>
+              <w:kern w:val="2"/>
+              <w:sz w:val="24"/>
+              <w:szCs w:val="24"/>
+              <w:lang w:eastAsia="en-AU"/>
+              <w14:ligatures w14:val="standardContextual"/>
+            </w:rPr>
+          </w:pPr>
+          <w:hyperlink w:anchor="_Toc242730447" w:history="1">
+            <w:r>
+              <w:rPr>
+                <w:rStyle w:val="Hyperlink"/>
+                <w:noProof/>
+              </w:rPr>
               <w:t>Divergence from Original Requirements and Design</w:t>
             </w:r>
             <w:r>
@@ -1668,7 +2212,7 @@
                 <w:noProof/>
                 <w:webHidden/>
               </w:rPr>
-              <w:instrText xml:space="preserve"> PAGEREF _Toc242453335 \h </w:instrText>
+              <w:instrText xml:space="preserve"> PAGEREF _Toc242730447 \h </w:instrText>
             </w:r>
             <w:r>
               <w:rPr>
@@ -1688,7 +2232,7 @@
                 <w:noProof/>
                 <w:webHidden/>
               </w:rPr>
-              <w:t>14</w:t>
+              <w:t>15</w:t>
             </w:r>
             <w:r>
               <w:rPr>
@@ -1711,11 +2255,11 @@
               <w:kern w:val="2"/>
               <w:sz w:val="24"/>
               <w:szCs w:val="24"/>
-              <w:lang w:val="en-IN" w:eastAsia="en-IN" w:bidi="gu-IN"/>
+              <w:lang w:eastAsia="en-AU"/>
               <w14:ligatures w14:val="standardContextual"/>
             </w:rPr>
           </w:pPr>
-          <w:hyperlink w:anchor="_Toc242453336" w:history="1">
+          <w:hyperlink w:anchor="_Toc242730448" w:history="1">
             <w:r>
               <w:rPr>
                 <w:rStyle w:val="Hyperlink"/>
@@ -1742,7 +2286,7 @@
                 <w:noProof/>
                 <w:webHidden/>
               </w:rPr>
-              <w:instrText xml:space="preserve"> PAGEREF _Toc242453336 \h </w:instrText>
+              <w:instrText xml:space="preserve"> PAGEREF _Toc242730448 \h </w:instrText>
             </w:r>
             <w:r>
               <w:rPr>
@@ -1762,7 +2306,7 @@
                 <w:noProof/>
                 <w:webHidden/>
               </w:rPr>
-              <w:t>14</w:t>
+              <w:t>15</w:t>
             </w:r>
             <w:r>
               <w:rPr>
@@ -1785,11 +2329,11 @@
               <w:kern w:val="2"/>
               <w:sz w:val="24"/>
               <w:szCs w:val="24"/>
-              <w:lang w:val="en-IN" w:eastAsia="en-IN" w:bidi="gu-IN"/>
+              <w:lang w:eastAsia="en-AU"/>
               <w14:ligatures w14:val="standardContextual"/>
             </w:rPr>
           </w:pPr>
-          <w:hyperlink w:anchor="_Toc242453337" w:history="1">
+          <w:hyperlink w:anchor="_Toc242730449" w:history="1">
             <w:r>
               <w:rPr>
                 <w:rStyle w:val="Hyperlink"/>
@@ -1816,7 +2360,7 @@
                 <w:noProof/>
                 <w:webHidden/>
               </w:rPr>
-              <w:instrText xml:space="preserve"> PAGEREF _Toc242453337 \h </w:instrText>
+              <w:instrText xml:space="preserve"> PAGEREF _Toc242730449 \h </w:instrText>
             </w:r>
             <w:r>
               <w:rPr>
@@ -1836,7 +2380,7 @@
                 <w:noProof/>
                 <w:webHidden/>
               </w:rPr>
-              <w:t>15</w:t>
+              <w:t>16</w:t>
             </w:r>
             <w:r>
               <w:rPr>
@@ -1859,11 +2403,11 @@
               <w:kern w:val="2"/>
               <w:sz w:val="24"/>
               <w:szCs w:val="24"/>
-              <w:lang w:val="en-IN" w:eastAsia="en-IN" w:bidi="gu-IN"/>
+              <w:lang w:eastAsia="en-AU"/>
               <w14:ligatures w14:val="standardContextual"/>
             </w:rPr>
           </w:pPr>
-          <w:hyperlink w:anchor="_Toc242453338" w:history="1">
+          <w:hyperlink w:anchor="_Toc242730450" w:history="1">
             <w:r>
               <w:rPr>
                 <w:rStyle w:val="Hyperlink"/>
@@ -1890,7 +2434,7 @@
                 <w:noProof/>
                 <w:webHidden/>
               </w:rPr>
-              <w:instrText xml:space="preserve"> PAGEREF _Toc242453338 \h </w:instrText>
+              <w:instrText xml:space="preserve"> PAGEREF _Toc242730450 \h </w:instrText>
             </w:r>
             <w:r>
               <w:rPr>
@@ -1910,7 +2454,7 @@
                 <w:noProof/>
                 <w:webHidden/>
               </w:rPr>
-              <w:t>15</w:t>
+              <w:t>16</w:t>
             </w:r>
             <w:r>
               <w:rPr>
@@ -1933,11 +2477,11 @@
               <w:kern w:val="2"/>
               <w:sz w:val="24"/>
               <w:szCs w:val="24"/>
-              <w:lang w:val="en-IN" w:eastAsia="en-IN" w:bidi="gu-IN"/>
+              <w:lang w:eastAsia="en-AU"/>
               <w14:ligatures w14:val="standardContextual"/>
             </w:rPr>
           </w:pPr>
-          <w:hyperlink w:anchor="_Toc242453339" w:history="1">
+          <w:hyperlink w:anchor="_Toc242730451" w:history="1">
             <w:r>
               <w:rPr>
                 <w:rStyle w:val="Hyperlink"/>
@@ -1964,7 +2508,7 @@
                 <w:noProof/>
                 <w:webHidden/>
               </w:rPr>
-              <w:instrText xml:space="preserve"> PAGEREF _Toc242453339 \h </w:instrText>
+              <w:instrText xml:space="preserve"> PAGEREF _Toc242730451 \h </w:instrText>
             </w:r>
             <w:r>
               <w:rPr>
@@ -1984,7 +2528,7 @@
                 <w:noProof/>
                 <w:webHidden/>
               </w:rPr>
-              <w:t>16</w:t>
+              <w:t>17</w:t>
             </w:r>
             <w:r>
               <w:rPr>
@@ -2007,11 +2551,11 @@
               <w:kern w:val="2"/>
               <w:sz w:val="24"/>
               <w:szCs w:val="24"/>
-              <w:lang w:val="en-IN" w:eastAsia="en-IN" w:bidi="gu-IN"/>
+              <w:lang w:eastAsia="en-AU"/>
               <w14:ligatures w14:val="standardContextual"/>
             </w:rPr>
           </w:pPr>
-          <w:hyperlink w:anchor="_Toc242453340" w:history="1">
+          <w:hyperlink w:anchor="_Toc242730452" w:history="1">
             <w:r>
               <w:rPr>
                 <w:rStyle w:val="Hyperlink"/>
@@ -2038,7 +2582,7 @@
                 <w:noProof/>
                 <w:webHidden/>
               </w:rPr>
-              <w:instrText xml:space="preserve"> PAGEREF _Toc242453340 \h </w:instrText>
+              <w:instrText xml:space="preserve"> PAGEREF _Toc242730452 \h </w:instrText>
             </w:r>
             <w:r>
               <w:rPr>
@@ -2058,7 +2602,7 @@
                 <w:noProof/>
                 <w:webHidden/>
               </w:rPr>
-              <w:t>17</w:t>
+              <w:t>18</w:t>
             </w:r>
             <w:r>
               <w:rPr>
@@ -2093,7 +2637,7 @@
       <w:pPr>
         <w:pStyle w:val="Heading1"/>
       </w:pPr>
-      <w:bookmarkStart w:id="0" w:name="_Toc242453317"/>
+      <w:bookmarkStart w:id="0" w:name="_Toc242730422"/>
       <w:r>
         <w:lastRenderedPageBreak/>
         <w:t>Introduction</w:t>
@@ -2157,7 +2701,7 @@
       <w:pPr>
         <w:pStyle w:val="Heading1"/>
       </w:pPr>
-      <w:bookmarkStart w:id="1" w:name="_Toc242453318"/>
+      <w:bookmarkStart w:id="1" w:name="_Toc242730423"/>
       <w:r>
         <w:lastRenderedPageBreak/>
         <w:t>Project Progress and Tracking</w:t>
@@ -2238,15 +2782,13 @@
     <w:p/>
     <w:p/>
     <w:p/>
-    <w:p/>
-    <w:p/>
-    <w:p/>
     <w:p>
       <w:pPr>
         <w:pStyle w:val="Heading1"/>
       </w:pPr>
-      <w:bookmarkStart w:id="2" w:name="_Toc242453319"/>
-      <w:r>
+      <w:bookmarkStart w:id="2" w:name="_Toc242730424"/>
+      <w:r>
+        <w:lastRenderedPageBreak/>
         <w:t>Implemented User Stories, Interfaces, Features and Business Logic</w:t>
       </w:r>
       <w:bookmarkEnd w:id="2"/>
@@ -2255,7 +2797,7 @@
       <w:pPr>
         <w:pStyle w:val="Heading3"/>
       </w:pPr>
-      <w:bookmarkStart w:id="3" w:name="_Toc242453320"/>
+      <w:bookmarkStart w:id="3" w:name="_Toc242730425"/>
       <w:r>
         <w:t>User Profile and Mobile Interface — Matthew</w:t>
       </w:r>
@@ -2343,7 +2885,7 @@
       <w:pPr>
         <w:pStyle w:val="Heading3"/>
       </w:pPr>
-      <w:bookmarkStart w:id="4" w:name="_Toc242453321"/>
+      <w:bookmarkStart w:id="4" w:name="_Toc242730426"/>
       <w:r>
         <w:lastRenderedPageBreak/>
         <w:t>AI Meal Plan and Recipe Generation — Farhad</w:t>
@@ -2357,7 +2899,7 @@
       <w:pPr>
         <w:pStyle w:val="Heading3"/>
       </w:pPr>
-      <w:bookmarkStart w:id="5" w:name="_Toc242453322"/>
+      <w:bookmarkStart w:id="5" w:name="_Toc242730427"/>
       <w:r>
         <w:t>Nutrition Analysis, Grocery List and Data Storage — Ansh</w:t>
       </w:r>
@@ -2419,7 +2961,7 @@
       <w:pPr>
         <w:pStyle w:val="Heading1"/>
       </w:pPr>
-      <w:bookmarkStart w:id="6" w:name="_Toc242453323"/>
+      <w:bookmarkStart w:id="6" w:name="_Toc242730428"/>
       <w:r>
         <w:lastRenderedPageBreak/>
         <w:t>Implementation Details</w:t>
@@ -2430,7 +2972,7 @@
       <w:pPr>
         <w:pStyle w:val="Heading3"/>
       </w:pPr>
-      <w:bookmarkStart w:id="7" w:name="_Toc242453324"/>
+      <w:bookmarkStart w:id="7" w:name="_Toc242730429"/>
       <w:r>
         <w:t>User Profile and Mobile Interface — Matthew</w:t>
       </w:r>
@@ -2525,7 +3067,7 @@
       <w:pPr>
         <w:pStyle w:val="Heading3"/>
       </w:pPr>
-      <w:bookmarkStart w:id="8" w:name="_Toc242453325"/>
+      <w:bookmarkStart w:id="8" w:name="_Toc242730430"/>
       <w:r>
         <w:lastRenderedPageBreak/>
         <w:t>AI Meal Plan and Recipe Generation — Farhad</w:t>
@@ -2542,7 +3084,7 @@
       <w:pPr>
         <w:pStyle w:val="Heading3"/>
       </w:pPr>
-      <w:bookmarkStart w:id="9" w:name="_Toc242453326"/>
+      <w:bookmarkStart w:id="9" w:name="_Toc242730431"/>
       <w:r>
         <w:t>Nutrition Analysis, Grocery List and Data Storage</w:t>
       </w:r>
@@ -2671,7 +3213,7 @@
       <w:pPr>
         <w:pStyle w:val="Heading1"/>
       </w:pPr>
-      <w:bookmarkStart w:id="10" w:name="_Toc242453327"/>
+      <w:bookmarkStart w:id="10" w:name="_Toc242730432"/>
       <w:r>
         <w:lastRenderedPageBreak/>
         <w:t>Integration and Testing</w:t>
@@ -2682,7 +3224,7 @@
       <w:pPr>
         <w:pStyle w:val="Heading3"/>
       </w:pPr>
-      <w:bookmarkStart w:id="11" w:name="_Toc242453328"/>
+      <w:bookmarkStart w:id="11" w:name="_Toc242730433"/>
       <w:r>
         <w:t>Integration Testing</w:t>
       </w:r>
@@ -2759,7 +3301,7 @@
       <w:pPr>
         <w:pStyle w:val="Heading3"/>
       </w:pPr>
-      <w:bookmarkStart w:id="12" w:name="_Toc242453329"/>
+      <w:bookmarkStart w:id="12" w:name="_Toc242730434"/>
       <w:r>
         <w:t>Functional/Test Results</w:t>
       </w:r>
@@ -2806,18 +3348,192 @@
       <w:pPr>
         <w:pStyle w:val="Heading1"/>
       </w:pPr>
-      <w:bookmarkStart w:id="13" w:name="_Toc242453330"/>
+      <w:bookmarkStart w:id="13" w:name="_Toc242730435"/>
+      <w:r>
+        <w:lastRenderedPageBreak/>
+        <w:t>Evaluation Against Original Requirements and Design</w:t>
+      </w:r>
+      <w:bookmarkEnd w:id="13"/>
+    </w:p>
+    <w:p>
+      <w:pPr>
+        <w:pStyle w:val="Heading3"/>
+      </w:pPr>
+      <w:bookmarkStart w:id="14" w:name="_Toc242730436"/>
+      <w:r>
+        <w:t>Requirements Fulfilment</w:t>
+      </w:r>
+      <w:bookmarkEnd w:id="14"/>
+    </w:p>
+    <w:p>
+      <w:pPr>
+        <w:pStyle w:val="ListParagraph"/>
+        <w:numPr>
+          <w:ilvl w:val="0"/>
+          <w:numId w:val="6"/>
+        </w:numPr>
+      </w:pPr>
+      <w:r>
+        <w:rPr>
+          <w:b/>
+          <w:bCs/>
+        </w:rPr>
+        <w:t>Matthew:</w:t>
+      </w:r>
+      <w:r>
+        <w:t xml:space="preserve"> User Profile Manager and Mobile Interface requirements.</w:t>
+      </w:r>
+    </w:p>
+    <w:p>
+      <w:pPr>
+        <w:pStyle w:val="ListParagraph"/>
+        <w:numPr>
+          <w:ilvl w:val="0"/>
+          <w:numId w:val="6"/>
+        </w:numPr>
+      </w:pPr>
+      <w:r>
+        <w:rPr>
+          <w:b/>
+          <w:bCs/>
+        </w:rPr>
+        <w:t>Farhad:</w:t>
+      </w:r>
+      <w:r>
+        <w:t xml:space="preserve"> AI Meal Plan Generator and Recipe Generator requirements.</w:t>
+      </w:r>
+    </w:p>
+    <w:p>
+      <w:pPr>
+        <w:pStyle w:val="ListParagraph"/>
+        <w:numPr>
+          <w:ilvl w:val="0"/>
+          <w:numId w:val="6"/>
+        </w:numPr>
+      </w:pPr>
+      <w:r>
+        <w:rPr>
+          <w:b/>
+          <w:bCs/>
+        </w:rPr>
+        <w:t>Ansh:</w:t>
+      </w:r>
+      <w:r>
+        <w:t xml:space="preserve"> Nutrition Analysis Engine, Grocery List Generator and Database requirements.</w:t>
+      </w:r>
+    </w:p>
+    <w:p/>
+    <w:p>
+      <w:pPr>
+        <w:pStyle w:val="Heading3"/>
+      </w:pPr>
+      <w:bookmarkStart w:id="15" w:name="_Toc242730437"/>
+      <w:r>
+        <w:t>System Architecture and UML Comparison</w:t>
+      </w:r>
+      <w:bookmarkEnd w:id="15"/>
+    </w:p>
+    <w:p>
+      <w:r>
+        <w:t>Compare the original system architecture and UML class diagrams against the final implementation. Identify whether the proposed components, classes, methods and relationships were implemented as designed, and explain any structural changes made during development.</w:t>
+      </w:r>
+    </w:p>
+    <w:p/>
+    <w:p>
+      <w:pPr>
+        <w:pStyle w:val="Heading3"/>
+      </w:pPr>
+      <w:bookmarkStart w:id="16" w:name="_Toc242730438"/>
+      <w:r>
+        <w:t>User Interface Design Comparison</w:t>
+      </w:r>
+      <w:bookmarkEnd w:id="16"/>
+    </w:p>
+    <w:p>
+      <w:r>
+        <w:t>Compare the original user interface designs and navigation structure against the completed Android application. Identify which screens and interface elements were implemented as proposed, any changes to layouts or navigation, and how these changes affected usability and functionality.</w:t>
+      </w:r>
+    </w:p>
+    <w:p/>
+    <w:p>
+      <w:pPr>
+        <w:pStyle w:val="Heading3"/>
+      </w:pPr>
+      <w:bookmarkStart w:id="17" w:name="_Toc242730439"/>
+      <w:r>
+        <w:t>Use Case and Context Diagrams</w:t>
+      </w:r>
+      <w:bookmarkEnd w:id="17"/>
+    </w:p>
+    <w:p>
+      <w:r>
+        <w:t>Compare the original use case and context diagrams against the implemented application. Evaluate whether the proposed user interactions, system boundaries and external system connections are represented in the final solution.</w:t>
+      </w:r>
+    </w:p>
+    <w:p/>
+    <w:p>
+      <w:pPr>
+        <w:pStyle w:val="Heading3"/>
+      </w:pPr>
+      <w:bookmarkStart w:id="18" w:name="_Toc242730440"/>
+      <w:r>
+        <w:t>Database Design and ERD</w:t>
+      </w:r>
+      <w:bookmarkEnd w:id="18"/>
+    </w:p>
+    <w:p>
+      <w:r>
+        <w:t xml:space="preserve">Compare the original Entity Relationship Diagram (ERD) and proposed data storage approach against the implemented database. Evaluate whether the planned entities, attributes and relationships were </w:t>
+      </w:r>
+      <w:proofErr w:type="gramStart"/>
+      <w:r>
+        <w:t>implemented, and</w:t>
+      </w:r>
+      <w:proofErr w:type="gramEnd"/>
+      <w:r>
+        <w:t xml:space="preserve"> explain any changes to the database structure or persistence approach.</w:t>
+      </w:r>
+    </w:p>
+    <w:p/>
+    <w:p>
+      <w:pPr>
+        <w:pStyle w:val="Heading3"/>
+      </w:pPr>
+      <w:bookmarkStart w:id="19" w:name="_Toc242730441"/>
+      <w:r>
+        <w:t>Client–Server Communication</w:t>
+      </w:r>
+      <w:bookmarkEnd w:id="19"/>
+    </w:p>
+    <w:p>
+      <w:r>
+        <w:t>Compare the proposed client–server communication design against the implemented Gemini API integration. Evaluate how requests are constructed and sent, how responses are processed, and how the application handles API errors or invalid responses.</w:t>
+      </w:r>
+    </w:p>
+    <w:p>
+      <w:pPr>
+        <w:spacing w:after="160" w:line="278" w:lineRule="auto"/>
+      </w:pPr>
+      <w:r>
+        <w:br w:type="page"/>
+      </w:r>
+    </w:p>
+    <w:p>
+      <w:pPr>
+        <w:pStyle w:val="Heading1"/>
+      </w:pPr>
+      <w:bookmarkStart w:id="20" w:name="_Toc242730442"/>
       <w:r>
         <w:lastRenderedPageBreak/>
         <w:t>Errors, Problems and Resolutions</w:t>
       </w:r>
-      <w:bookmarkEnd w:id="13"/>
+      <w:bookmarkEnd w:id="20"/>
     </w:p>
     <w:p>
       <w:pPr>
         <w:pStyle w:val="Heading2"/>
       </w:pPr>
-      <w:bookmarkStart w:id="14" w:name="_Toc242453331"/>
+      <w:bookmarkStart w:id="21" w:name="_Toc242730443"/>
       <w:r>
         <w:t xml:space="preserve">Nutrition </w:t>
       </w:r>
@@ -2830,7 +3546,7 @@
       <w:r>
         <w:t xml:space="preserve"> Ingredient Identification</w:t>
       </w:r>
-      <w:bookmarkEnd w:id="14"/>
+      <w:bookmarkEnd w:id="21"/>
     </w:p>
     <w:p>
       <w:pPr>
@@ -3080,12 +3796,12 @@
       <w:pPr>
         <w:pStyle w:val="Heading2"/>
       </w:pPr>
-      <w:bookmarkStart w:id="15" w:name="_Toc242453332"/>
+      <w:bookmarkStart w:id="22" w:name="_Toc242730444"/>
       <w:r>
         <w:lastRenderedPageBreak/>
         <w:t>Cooking Oil Ingredient Matching</w:t>
       </w:r>
-      <w:bookmarkEnd w:id="15"/>
+      <w:bookmarkEnd w:id="22"/>
     </w:p>
     <w:p>
       <w:pPr>
@@ -3124,11 +3840,11 @@
       <w:pPr>
         <w:pStyle w:val="Heading2"/>
       </w:pPr>
-      <w:bookmarkStart w:id="16" w:name="_Toc242453333"/>
+      <w:bookmarkStart w:id="23" w:name="_Toc242730445"/>
       <w:r>
         <w:t>Grocery List State Persistence</w:t>
       </w:r>
-      <w:bookmarkEnd w:id="16"/>
+      <w:bookmarkEnd w:id="23"/>
     </w:p>
     <w:p>
       <w:pPr>
@@ -3197,12 +3913,12 @@
       <w:pPr>
         <w:pStyle w:val="Heading2"/>
       </w:pPr>
-      <w:bookmarkStart w:id="17" w:name="_Toc242453334"/>
+      <w:bookmarkStart w:id="24" w:name="_Toc242730446"/>
       <w:r>
         <w:lastRenderedPageBreak/>
         <w:t>Application Timeout During Nutrition Analysis</w:t>
       </w:r>
-      <w:bookmarkEnd w:id="17"/>
+      <w:bookmarkEnd w:id="24"/>
     </w:p>
     <w:p>
       <w:pPr>
@@ -3258,7 +3974,7 @@
         </w:rPr>
         <w:br w:type="page"/>
       </w:r>
-      <w:bookmarkStart w:id="18" w:name="_Toc242453335"/>
+      <w:bookmarkStart w:id="25" w:name="_Toc242730447"/>
       <w:r>
         <w:rPr>
           <w:rStyle w:val="Heading1Char"/>
@@ -3266,17 +3982,17 @@
         <w:lastRenderedPageBreak/>
         <w:t>Divergence from Original Requirements and Design</w:t>
       </w:r>
-      <w:bookmarkEnd w:id="18"/>
+      <w:bookmarkEnd w:id="25"/>
     </w:p>
     <w:p>
       <w:pPr>
         <w:pStyle w:val="Heading3"/>
       </w:pPr>
-      <w:bookmarkStart w:id="19" w:name="_Toc242453336"/>
+      <w:bookmarkStart w:id="26" w:name="_Toc242730448"/>
       <w:r>
         <w:t>Matthew</w:t>
       </w:r>
-      <w:bookmarkEnd w:id="19"/>
+      <w:bookmarkEnd w:id="26"/>
     </w:p>
     <w:p>
       <w:pPr>
@@ -3540,11 +4256,11 @@
       <w:pPr>
         <w:pStyle w:val="Heading3"/>
       </w:pPr>
-      <w:bookmarkStart w:id="20" w:name="_Toc242453337"/>
+      <w:bookmarkStart w:id="27" w:name="_Toc242730449"/>
       <w:r>
         <w:t>Ansh</w:t>
       </w:r>
-      <w:bookmarkEnd w:id="20"/>
+      <w:bookmarkEnd w:id="27"/>
     </w:p>
     <w:p>
       <w:pPr>
@@ -3582,11 +4298,11 @@
       <w:pPr>
         <w:pStyle w:val="Heading3"/>
       </w:pPr>
-      <w:bookmarkStart w:id="21" w:name="_Toc242453338"/>
+      <w:bookmarkStart w:id="28" w:name="_Toc242730450"/>
       <w:r>
         <w:t>Collective</w:t>
       </w:r>
-      <w:bookmarkEnd w:id="21"/>
+      <w:bookmarkEnd w:id="28"/>
       <w:r>
         <w:br w:type="page"/>
       </w:r>
@@ -3595,12 +4311,12 @@
       <w:pPr>
         <w:pStyle w:val="Heading1"/>
       </w:pPr>
-      <w:bookmarkStart w:id="22" w:name="_Toc242453339"/>
+      <w:bookmarkStart w:id="29" w:name="_Toc242730451"/>
       <w:r>
         <w:lastRenderedPageBreak/>
         <w:t>GitHub Repository and Version Control</w:t>
       </w:r>
-      <w:bookmarkEnd w:id="22"/>
+      <w:bookmarkEnd w:id="29"/>
     </w:p>
     <w:p>
       <w:pPr>
@@ -3719,12 +4435,12 @@
         </w:rPr>
         <w:br w:type="page"/>
       </w:r>
-      <w:bookmarkStart w:id="23" w:name="_Toc242453340"/>
+      <w:bookmarkStart w:id="30" w:name="_Toc242730452"/>
       <w:r>
         <w:lastRenderedPageBreak/>
         <w:t>Conclusion</w:t>
       </w:r>
-      <w:bookmarkEnd w:id="23"/>
+      <w:bookmarkEnd w:id="30"/>
     </w:p>
     <w:sectPr>
       <w:pgSz w:w="11906" w:h="16838"/>
@@ -3893,8 +4609,740 @@
       </w:rPr>
     </w:lvl>
   </w:abstractNum>
+  <w:abstractNum w:abstractNumId="1" w15:restartNumberingAfterBreak="0">
+    <w:nsid w:val="192722D2"/>
+    <w:multiLevelType w:val="hybridMultilevel"/>
+    <w:tmpl w:val="2A4ADC5C"/>
+    <w:lvl w:ilvl="0" w:tplc="0C090001">
+      <w:start w:val="1"/>
+      <w:numFmt w:val="bullet"/>
+      <w:lvlText w:val=""/>
+      <w:lvlJc w:val="left"/>
+      <w:pPr>
+        <w:ind w:left="720" w:hanging="360"/>
+      </w:pPr>
+      <w:rPr>
+        <w:rFonts w:ascii="Symbol" w:hAnsi="Symbol" w:hint="default"/>
+      </w:rPr>
+    </w:lvl>
+    <w:lvl w:ilvl="1" w:tplc="0C090003" w:tentative="1">
+      <w:start w:val="1"/>
+      <w:numFmt w:val="bullet"/>
+      <w:lvlText w:val="o"/>
+      <w:lvlJc w:val="left"/>
+      <w:pPr>
+        <w:ind w:left="1440" w:hanging="360"/>
+      </w:pPr>
+      <w:rPr>
+        <w:rFonts w:ascii="Courier New" w:hAnsi="Courier New" w:cs="Courier New" w:hint="default"/>
+      </w:rPr>
+    </w:lvl>
+    <w:lvl w:ilvl="2" w:tplc="0C090005" w:tentative="1">
+      <w:start w:val="1"/>
+      <w:numFmt w:val="bullet"/>
+      <w:lvlText w:val=""/>
+      <w:lvlJc w:val="left"/>
+      <w:pPr>
+        <w:ind w:left="2160" w:hanging="360"/>
+      </w:pPr>
+      <w:rPr>
+        <w:rFonts w:ascii="Wingdings" w:hAnsi="Wingdings" w:hint="default"/>
+      </w:rPr>
+    </w:lvl>
+    <w:lvl w:ilvl="3" w:tplc="0C090001" w:tentative="1">
+      <w:start w:val="1"/>
+      <w:numFmt w:val="bullet"/>
+      <w:lvlText w:val=""/>
+      <w:lvlJc w:val="left"/>
+      <w:pPr>
+        <w:ind w:left="2880" w:hanging="360"/>
+      </w:pPr>
+      <w:rPr>
+        <w:rFonts w:ascii="Symbol" w:hAnsi="Symbol" w:hint="default"/>
+      </w:rPr>
+    </w:lvl>
+    <w:lvl w:ilvl="4" w:tplc="0C090003" w:tentative="1">
+      <w:start w:val="1"/>
+      <w:numFmt w:val="bullet"/>
+      <w:lvlText w:val="o"/>
+      <w:lvlJc w:val="left"/>
+      <w:pPr>
+        <w:ind w:left="3600" w:hanging="360"/>
+      </w:pPr>
+      <w:rPr>
+        <w:rFonts w:ascii="Courier New" w:hAnsi="Courier New" w:cs="Courier New" w:hint="default"/>
+      </w:rPr>
+    </w:lvl>
+    <w:lvl w:ilvl="5" w:tplc="0C090005" w:tentative="1">
+      <w:start w:val="1"/>
+      <w:numFmt w:val="bullet"/>
+      <w:lvlText w:val=""/>
+      <w:lvlJc w:val="left"/>
+      <w:pPr>
+        <w:ind w:left="4320" w:hanging="360"/>
+      </w:pPr>
+      <w:rPr>
+        <w:rFonts w:ascii="Wingdings" w:hAnsi="Wingdings" w:hint="default"/>
+      </w:rPr>
+    </w:lvl>
+    <w:lvl w:ilvl="6" w:tplc="0C090001" w:tentative="1">
+      <w:start w:val="1"/>
+      <w:numFmt w:val="bullet"/>
+      <w:lvlText w:val=""/>
+      <w:lvlJc w:val="left"/>
+      <w:pPr>
+        <w:ind w:left="5040" w:hanging="360"/>
+      </w:pPr>
+      <w:rPr>
+        <w:rFonts w:ascii="Symbol" w:hAnsi="Symbol" w:hint="default"/>
+      </w:rPr>
+    </w:lvl>
+    <w:lvl w:ilvl="7" w:tplc="0C090003" w:tentative="1">
+      <w:start w:val="1"/>
+      <w:numFmt w:val="bullet"/>
+      <w:lvlText w:val="o"/>
+      <w:lvlJc w:val="left"/>
+      <w:pPr>
+        <w:ind w:left="5760" w:hanging="360"/>
+      </w:pPr>
+      <w:rPr>
+        <w:rFonts w:ascii="Courier New" w:hAnsi="Courier New" w:cs="Courier New" w:hint="default"/>
+      </w:rPr>
+    </w:lvl>
+    <w:lvl w:ilvl="8" w:tplc="0C090005" w:tentative="1">
+      <w:start w:val="1"/>
+      <w:numFmt w:val="bullet"/>
+      <w:lvlText w:val=""/>
+      <w:lvlJc w:val="left"/>
+      <w:pPr>
+        <w:ind w:left="6480" w:hanging="360"/>
+      </w:pPr>
+      <w:rPr>
+        <w:rFonts w:ascii="Wingdings" w:hAnsi="Wingdings" w:hint="default"/>
+      </w:rPr>
+    </w:lvl>
+  </w:abstractNum>
+  <w:abstractNum w:abstractNumId="2" w15:restartNumberingAfterBreak="0">
+    <w:nsid w:val="2DB6696E"/>
+    <w:multiLevelType w:val="hybridMultilevel"/>
+    <w:tmpl w:val="F154B508"/>
+    <w:lvl w:ilvl="0" w:tplc="0C090001">
+      <w:start w:val="1"/>
+      <w:numFmt w:val="bullet"/>
+      <w:lvlText w:val=""/>
+      <w:lvlJc w:val="left"/>
+      <w:pPr>
+        <w:ind w:left="720" w:hanging="360"/>
+      </w:pPr>
+      <w:rPr>
+        <w:rFonts w:ascii="Symbol" w:hAnsi="Symbol" w:hint="default"/>
+      </w:rPr>
+    </w:lvl>
+    <w:lvl w:ilvl="1" w:tplc="0C090003" w:tentative="1">
+      <w:start w:val="1"/>
+      <w:numFmt w:val="bullet"/>
+      <w:lvlText w:val="o"/>
+      <w:lvlJc w:val="left"/>
+      <w:pPr>
+        <w:ind w:left="1440" w:hanging="360"/>
+      </w:pPr>
+      <w:rPr>
+        <w:rFonts w:ascii="Courier New" w:hAnsi="Courier New" w:cs="Courier New" w:hint="default"/>
+      </w:rPr>
+    </w:lvl>
+    <w:lvl w:ilvl="2" w:tplc="0C090005" w:tentative="1">
+      <w:start w:val="1"/>
+      <w:numFmt w:val="bullet"/>
+      <w:lvlText w:val=""/>
+      <w:lvlJc w:val="left"/>
+      <w:pPr>
+        <w:ind w:left="2160" w:hanging="360"/>
+      </w:pPr>
+      <w:rPr>
+        <w:rFonts w:ascii="Wingdings" w:hAnsi="Wingdings" w:hint="default"/>
+      </w:rPr>
+    </w:lvl>
+    <w:lvl w:ilvl="3" w:tplc="0C090001" w:tentative="1">
+      <w:start w:val="1"/>
+      <w:numFmt w:val="bullet"/>
+      <w:lvlText w:val=""/>
+      <w:lvlJc w:val="left"/>
+      <w:pPr>
+        <w:ind w:left="2880" w:hanging="360"/>
+      </w:pPr>
+      <w:rPr>
+        <w:rFonts w:ascii="Symbol" w:hAnsi="Symbol" w:hint="default"/>
+      </w:rPr>
+    </w:lvl>
+    <w:lvl w:ilvl="4" w:tplc="0C090003" w:tentative="1">
+      <w:start w:val="1"/>
+      <w:numFmt w:val="bullet"/>
+      <w:lvlText w:val="o"/>
+      <w:lvlJc w:val="left"/>
+      <w:pPr>
+        <w:ind w:left="3600" w:hanging="360"/>
+      </w:pPr>
+      <w:rPr>
+        <w:rFonts w:ascii="Courier New" w:hAnsi="Courier New" w:cs="Courier New" w:hint="default"/>
+      </w:rPr>
+    </w:lvl>
+    <w:lvl w:ilvl="5" w:tplc="0C090005" w:tentative="1">
+      <w:start w:val="1"/>
+      <w:numFmt w:val="bullet"/>
+      <w:lvlText w:val=""/>
+      <w:lvlJc w:val="left"/>
+      <w:pPr>
+        <w:ind w:left="4320" w:hanging="360"/>
+      </w:pPr>
+      <w:rPr>
+        <w:rFonts w:ascii="Wingdings" w:hAnsi="Wingdings" w:hint="default"/>
+      </w:rPr>
+    </w:lvl>
+    <w:lvl w:ilvl="6" w:tplc="0C090001" w:tentative="1">
+      <w:start w:val="1"/>
+      <w:numFmt w:val="bullet"/>
+      <w:lvlText w:val=""/>
+      <w:lvlJc w:val="left"/>
+      <w:pPr>
+        <w:ind w:left="5040" w:hanging="360"/>
+      </w:pPr>
+      <w:rPr>
+        <w:rFonts w:ascii="Symbol" w:hAnsi="Symbol" w:hint="default"/>
+      </w:rPr>
+    </w:lvl>
+    <w:lvl w:ilvl="7" w:tplc="0C090003" w:tentative="1">
+      <w:start w:val="1"/>
+      <w:numFmt w:val="bullet"/>
+      <w:lvlText w:val="o"/>
+      <w:lvlJc w:val="left"/>
+      <w:pPr>
+        <w:ind w:left="5760" w:hanging="360"/>
+      </w:pPr>
+      <w:rPr>
+        <w:rFonts w:ascii="Courier New" w:hAnsi="Courier New" w:cs="Courier New" w:hint="default"/>
+      </w:rPr>
+    </w:lvl>
+    <w:lvl w:ilvl="8" w:tplc="0C090005" w:tentative="1">
+      <w:start w:val="1"/>
+      <w:numFmt w:val="bullet"/>
+      <w:lvlText w:val=""/>
+      <w:lvlJc w:val="left"/>
+      <w:pPr>
+        <w:ind w:left="6480" w:hanging="360"/>
+      </w:pPr>
+      <w:rPr>
+        <w:rFonts w:ascii="Wingdings" w:hAnsi="Wingdings" w:hint="default"/>
+      </w:rPr>
+    </w:lvl>
+  </w:abstractNum>
+  <w:abstractNum w:abstractNumId="3" w15:restartNumberingAfterBreak="0">
+    <w:nsid w:val="45591E9C"/>
+    <w:multiLevelType w:val="hybridMultilevel"/>
+    <w:tmpl w:val="168661DA"/>
+    <w:lvl w:ilvl="0" w:tplc="0C090001">
+      <w:start w:val="1"/>
+      <w:numFmt w:val="bullet"/>
+      <w:lvlText w:val=""/>
+      <w:lvlJc w:val="left"/>
+      <w:pPr>
+        <w:ind w:left="720" w:hanging="360"/>
+      </w:pPr>
+      <w:rPr>
+        <w:rFonts w:ascii="Symbol" w:hAnsi="Symbol" w:hint="default"/>
+      </w:rPr>
+    </w:lvl>
+    <w:lvl w:ilvl="1" w:tplc="0C090003" w:tentative="1">
+      <w:start w:val="1"/>
+      <w:numFmt w:val="bullet"/>
+      <w:lvlText w:val="o"/>
+      <w:lvlJc w:val="left"/>
+      <w:pPr>
+        <w:ind w:left="1440" w:hanging="360"/>
+      </w:pPr>
+      <w:rPr>
+        <w:rFonts w:ascii="Courier New" w:hAnsi="Courier New" w:cs="Courier New" w:hint="default"/>
+      </w:rPr>
+    </w:lvl>
+    <w:lvl w:ilvl="2" w:tplc="0C090005" w:tentative="1">
+      <w:start w:val="1"/>
+      <w:numFmt w:val="bullet"/>
+      <w:lvlText w:val=""/>
+      <w:lvlJc w:val="left"/>
+      <w:pPr>
+        <w:ind w:left="2160" w:hanging="360"/>
+      </w:pPr>
+      <w:rPr>
+        <w:rFonts w:ascii="Wingdings" w:hAnsi="Wingdings" w:hint="default"/>
+      </w:rPr>
+    </w:lvl>
+    <w:lvl w:ilvl="3" w:tplc="0C090001" w:tentative="1">
+      <w:start w:val="1"/>
+      <w:numFmt w:val="bullet"/>
+      <w:lvlText w:val=""/>
+      <w:lvlJc w:val="left"/>
+      <w:pPr>
+        <w:ind w:left="2880" w:hanging="360"/>
+      </w:pPr>
+      <w:rPr>
+        <w:rFonts w:ascii="Symbol" w:hAnsi="Symbol" w:hint="default"/>
+      </w:rPr>
+    </w:lvl>
+    <w:lvl w:ilvl="4" w:tplc="0C090003" w:tentative="1">
+      <w:start w:val="1"/>
+      <w:numFmt w:val="bullet"/>
+      <w:lvlText w:val="o"/>
+      <w:lvlJc w:val="left"/>
+      <w:pPr>
+        <w:ind w:left="3600" w:hanging="360"/>
+      </w:pPr>
+      <w:rPr>
+        <w:rFonts w:ascii="Courier New" w:hAnsi="Courier New" w:cs="Courier New" w:hint="default"/>
+      </w:rPr>
+    </w:lvl>
+    <w:lvl w:ilvl="5" w:tplc="0C090005" w:tentative="1">
+      <w:start w:val="1"/>
+      <w:numFmt w:val="bullet"/>
+      <w:lvlText w:val=""/>
+      <w:lvlJc w:val="left"/>
+      <w:pPr>
+        <w:ind w:left="4320" w:hanging="360"/>
+      </w:pPr>
+      <w:rPr>
+        <w:rFonts w:ascii="Wingdings" w:hAnsi="Wingdings" w:hint="default"/>
+      </w:rPr>
+    </w:lvl>
+    <w:lvl w:ilvl="6" w:tplc="0C090001" w:tentative="1">
+      <w:start w:val="1"/>
+      <w:numFmt w:val="bullet"/>
+      <w:lvlText w:val=""/>
+      <w:lvlJc w:val="left"/>
+      <w:pPr>
+        <w:ind w:left="5040" w:hanging="360"/>
+      </w:pPr>
+      <w:rPr>
+        <w:rFonts w:ascii="Symbol" w:hAnsi="Symbol" w:hint="default"/>
+      </w:rPr>
+    </w:lvl>
+    <w:lvl w:ilvl="7" w:tplc="0C090003" w:tentative="1">
+      <w:start w:val="1"/>
+      <w:numFmt w:val="bullet"/>
+      <w:lvlText w:val="o"/>
+      <w:lvlJc w:val="left"/>
+      <w:pPr>
+        <w:ind w:left="5760" w:hanging="360"/>
+      </w:pPr>
+      <w:rPr>
+        <w:rFonts w:ascii="Courier New" w:hAnsi="Courier New" w:cs="Courier New" w:hint="default"/>
+      </w:rPr>
+    </w:lvl>
+    <w:lvl w:ilvl="8" w:tplc="0C090005" w:tentative="1">
+      <w:start w:val="1"/>
+      <w:numFmt w:val="bullet"/>
+      <w:lvlText w:val=""/>
+      <w:lvlJc w:val="left"/>
+      <w:pPr>
+        <w:ind w:left="6480" w:hanging="360"/>
+      </w:pPr>
+      <w:rPr>
+        <w:rFonts w:ascii="Wingdings" w:hAnsi="Wingdings" w:hint="default"/>
+      </w:rPr>
+    </w:lvl>
+  </w:abstractNum>
+  <w:abstractNum w:abstractNumId="4" w15:restartNumberingAfterBreak="0">
+    <w:nsid w:val="6A3B2158"/>
+    <w:multiLevelType w:val="multilevel"/>
+    <w:tmpl w:val="D0DE7D5C"/>
+    <w:lvl w:ilvl="0">
+      <w:start w:val="1"/>
+      <w:numFmt w:val="bullet"/>
+      <w:lvlText w:val=""/>
+      <w:lvlJc w:val="left"/>
+      <w:pPr>
+        <w:tabs>
+          <w:tab w:val="num" w:pos="720"/>
+        </w:tabs>
+        <w:ind w:left="720" w:hanging="360"/>
+      </w:pPr>
+      <w:rPr>
+        <w:rFonts w:ascii="Symbol" w:hAnsi="Symbol" w:hint="default"/>
+        <w:sz w:val="20"/>
+      </w:rPr>
+    </w:lvl>
+    <w:lvl w:ilvl="1" w:tentative="1">
+      <w:start w:val="1"/>
+      <w:numFmt w:val="bullet"/>
+      <w:lvlText w:val="o"/>
+      <w:lvlJc w:val="left"/>
+      <w:pPr>
+        <w:tabs>
+          <w:tab w:val="num" w:pos="1440"/>
+        </w:tabs>
+        <w:ind w:left="1440" w:hanging="360"/>
+      </w:pPr>
+      <w:rPr>
+        <w:rFonts w:ascii="Courier New" w:hAnsi="Courier New" w:hint="default"/>
+        <w:sz w:val="20"/>
+      </w:rPr>
+    </w:lvl>
+    <w:lvl w:ilvl="2" w:tentative="1">
+      <w:start w:val="1"/>
+      <w:numFmt w:val="bullet"/>
+      <w:lvlText w:val=""/>
+      <w:lvlJc w:val="left"/>
+      <w:pPr>
+        <w:tabs>
+          <w:tab w:val="num" w:pos="2160"/>
+        </w:tabs>
+        <w:ind w:left="2160" w:hanging="360"/>
+      </w:pPr>
+      <w:rPr>
+        <w:rFonts w:ascii="Wingdings" w:hAnsi="Wingdings" w:hint="default"/>
+        <w:sz w:val="20"/>
+      </w:rPr>
+    </w:lvl>
+    <w:lvl w:ilvl="3" w:tentative="1">
+      <w:start w:val="1"/>
+      <w:numFmt w:val="bullet"/>
+      <w:lvlText w:val=""/>
+      <w:lvlJc w:val="left"/>
+      <w:pPr>
+        <w:tabs>
+          <w:tab w:val="num" w:pos="2880"/>
+        </w:tabs>
+        <w:ind w:left="2880" w:hanging="360"/>
+      </w:pPr>
+      <w:rPr>
+        <w:rFonts w:ascii="Wingdings" w:hAnsi="Wingdings" w:hint="default"/>
+        <w:sz w:val="20"/>
+      </w:rPr>
+    </w:lvl>
+    <w:lvl w:ilvl="4" w:tentative="1">
+      <w:start w:val="1"/>
+      <w:numFmt w:val="bullet"/>
+      <w:lvlText w:val=""/>
+      <w:lvlJc w:val="left"/>
+      <w:pPr>
+        <w:tabs>
+          <w:tab w:val="num" w:pos="3600"/>
+        </w:tabs>
+        <w:ind w:left="3600" w:hanging="360"/>
+      </w:pPr>
+      <w:rPr>
+        <w:rFonts w:ascii="Wingdings" w:hAnsi="Wingdings" w:hint="default"/>
+        <w:sz w:val="20"/>
+      </w:rPr>
+    </w:lvl>
+    <w:lvl w:ilvl="5" w:tentative="1">
+      <w:start w:val="1"/>
+      <w:numFmt w:val="bullet"/>
+      <w:lvlText w:val=""/>
+      <w:lvlJc w:val="left"/>
+      <w:pPr>
+        <w:tabs>
+          <w:tab w:val="num" w:pos="4320"/>
+        </w:tabs>
+        <w:ind w:left="4320" w:hanging="360"/>
+      </w:pPr>
+      <w:rPr>
+        <w:rFonts w:ascii="Wingdings" w:hAnsi="Wingdings" w:hint="default"/>
+        <w:sz w:val="20"/>
+      </w:rPr>
+    </w:lvl>
+    <w:lvl w:ilvl="6" w:tentative="1">
+      <w:start w:val="1"/>
+      <w:numFmt w:val="bullet"/>
+      <w:lvlText w:val=""/>
+      <w:lvlJc w:val="left"/>
+      <w:pPr>
+        <w:tabs>
+          <w:tab w:val="num" w:pos="5040"/>
+        </w:tabs>
+        <w:ind w:left="5040" w:hanging="360"/>
+      </w:pPr>
+      <w:rPr>
+        <w:rFonts w:ascii="Wingdings" w:hAnsi="Wingdings" w:hint="default"/>
+        <w:sz w:val="20"/>
+      </w:rPr>
+    </w:lvl>
+    <w:lvl w:ilvl="7" w:tentative="1">
+      <w:start w:val="1"/>
+      <w:numFmt w:val="bullet"/>
+      <w:lvlText w:val=""/>
+      <w:lvlJc w:val="left"/>
+      <w:pPr>
+        <w:tabs>
+          <w:tab w:val="num" w:pos="5760"/>
+        </w:tabs>
+        <w:ind w:left="5760" w:hanging="360"/>
+      </w:pPr>
+      <w:rPr>
+        <w:rFonts w:ascii="Wingdings" w:hAnsi="Wingdings" w:hint="default"/>
+        <w:sz w:val="20"/>
+      </w:rPr>
+    </w:lvl>
+    <w:lvl w:ilvl="8" w:tentative="1">
+      <w:start w:val="1"/>
+      <w:numFmt w:val="bullet"/>
+      <w:lvlText w:val=""/>
+      <w:lvlJc w:val="left"/>
+      <w:pPr>
+        <w:tabs>
+          <w:tab w:val="num" w:pos="6480"/>
+        </w:tabs>
+        <w:ind w:left="6480" w:hanging="360"/>
+      </w:pPr>
+      <w:rPr>
+        <w:rFonts w:ascii="Wingdings" w:hAnsi="Wingdings" w:hint="default"/>
+        <w:sz w:val="20"/>
+      </w:rPr>
+    </w:lvl>
+  </w:abstractNum>
+  <w:abstractNum w:abstractNumId="5" w15:restartNumberingAfterBreak="0">
+    <w:nsid w:val="714C32F0"/>
+    <w:multiLevelType w:val="hybridMultilevel"/>
+    <w:tmpl w:val="A022AEBE"/>
+    <w:lvl w:ilvl="0" w:tplc="0C090001">
+      <w:start w:val="1"/>
+      <w:numFmt w:val="bullet"/>
+      <w:lvlText w:val=""/>
+      <w:lvlJc w:val="left"/>
+      <w:pPr>
+        <w:ind w:left="720" w:hanging="360"/>
+      </w:pPr>
+      <w:rPr>
+        <w:rFonts w:ascii="Symbol" w:hAnsi="Symbol" w:hint="default"/>
+      </w:rPr>
+    </w:lvl>
+    <w:lvl w:ilvl="1" w:tplc="0C090003" w:tentative="1">
+      <w:start w:val="1"/>
+      <w:numFmt w:val="bullet"/>
+      <w:lvlText w:val="o"/>
+      <w:lvlJc w:val="left"/>
+      <w:pPr>
+        <w:ind w:left="1440" w:hanging="360"/>
+      </w:pPr>
+      <w:rPr>
+        <w:rFonts w:ascii="Courier New" w:hAnsi="Courier New" w:cs="Courier New" w:hint="default"/>
+      </w:rPr>
+    </w:lvl>
+    <w:lvl w:ilvl="2" w:tplc="0C090005" w:tentative="1">
+      <w:start w:val="1"/>
+      <w:numFmt w:val="bullet"/>
+      <w:lvlText w:val=""/>
+      <w:lvlJc w:val="left"/>
+      <w:pPr>
+        <w:ind w:left="2160" w:hanging="360"/>
+      </w:pPr>
+      <w:rPr>
+        <w:rFonts w:ascii="Wingdings" w:hAnsi="Wingdings" w:hint="default"/>
+      </w:rPr>
+    </w:lvl>
+    <w:lvl w:ilvl="3" w:tplc="0C090001" w:tentative="1">
+      <w:start w:val="1"/>
+      <w:numFmt w:val="bullet"/>
+      <w:lvlText w:val=""/>
+      <w:lvlJc w:val="left"/>
+      <w:pPr>
+        <w:ind w:left="2880" w:hanging="360"/>
+      </w:pPr>
+      <w:rPr>
+        <w:rFonts w:ascii="Symbol" w:hAnsi="Symbol" w:hint="default"/>
+      </w:rPr>
+    </w:lvl>
+    <w:lvl w:ilvl="4" w:tplc="0C090003" w:tentative="1">
+      <w:start w:val="1"/>
+      <w:numFmt w:val="bullet"/>
+      <w:lvlText w:val="o"/>
+      <w:lvlJc w:val="left"/>
+      <w:pPr>
+        <w:ind w:left="3600" w:hanging="360"/>
+      </w:pPr>
+      <w:rPr>
+        <w:rFonts w:ascii="Courier New" w:hAnsi="Courier New" w:cs="Courier New" w:hint="default"/>
+      </w:rPr>
+    </w:lvl>
+    <w:lvl w:ilvl="5" w:tplc="0C090005" w:tentative="1">
+      <w:start w:val="1"/>
+      <w:numFmt w:val="bullet"/>
+      <w:lvlText w:val=""/>
+      <w:lvlJc w:val="left"/>
+      <w:pPr>
+        <w:ind w:left="4320" w:hanging="360"/>
+      </w:pPr>
+      <w:rPr>
+        <w:rFonts w:ascii="Wingdings" w:hAnsi="Wingdings" w:hint="default"/>
+      </w:rPr>
+    </w:lvl>
+    <w:lvl w:ilvl="6" w:tplc="0C090001" w:tentative="1">
+      <w:start w:val="1"/>
+      <w:numFmt w:val="bullet"/>
+      <w:lvlText w:val=""/>
+      <w:lvlJc w:val="left"/>
+      <w:pPr>
+        <w:ind w:left="5040" w:hanging="360"/>
+      </w:pPr>
+      <w:rPr>
+        <w:rFonts w:ascii="Symbol" w:hAnsi="Symbol" w:hint="default"/>
+      </w:rPr>
+    </w:lvl>
+    <w:lvl w:ilvl="7" w:tplc="0C090003" w:tentative="1">
+      <w:start w:val="1"/>
+      <w:numFmt w:val="bullet"/>
+      <w:lvlText w:val="o"/>
+      <w:lvlJc w:val="left"/>
+      <w:pPr>
+        <w:ind w:left="5760" w:hanging="360"/>
+      </w:pPr>
+      <w:rPr>
+        <w:rFonts w:ascii="Courier New" w:hAnsi="Courier New" w:cs="Courier New" w:hint="default"/>
+      </w:rPr>
+    </w:lvl>
+    <w:lvl w:ilvl="8" w:tplc="0C090005" w:tentative="1">
+      <w:start w:val="1"/>
+      <w:numFmt w:val="bullet"/>
+      <w:lvlText w:val=""/>
+      <w:lvlJc w:val="left"/>
+      <w:pPr>
+        <w:ind w:left="6480" w:hanging="360"/>
+      </w:pPr>
+      <w:rPr>
+        <w:rFonts w:ascii="Wingdings" w:hAnsi="Wingdings" w:hint="default"/>
+      </w:rPr>
+    </w:lvl>
+  </w:abstractNum>
+  <w:abstractNum w:abstractNumId="6" w15:restartNumberingAfterBreak="0">
+    <w:nsid w:val="724B09C4"/>
+    <w:multiLevelType w:val="hybridMultilevel"/>
+    <w:tmpl w:val="8B84E74A"/>
+    <w:lvl w:ilvl="0" w:tplc="0C090001">
+      <w:start w:val="1"/>
+      <w:numFmt w:val="bullet"/>
+      <w:lvlText w:val=""/>
+      <w:lvlJc w:val="left"/>
+      <w:pPr>
+        <w:ind w:left="720" w:hanging="360"/>
+      </w:pPr>
+      <w:rPr>
+        <w:rFonts w:ascii="Symbol" w:hAnsi="Symbol" w:hint="default"/>
+      </w:rPr>
+    </w:lvl>
+    <w:lvl w:ilvl="1" w:tplc="0C090003" w:tentative="1">
+      <w:start w:val="1"/>
+      <w:numFmt w:val="bullet"/>
+      <w:lvlText w:val="o"/>
+      <w:lvlJc w:val="left"/>
+      <w:pPr>
+        <w:ind w:left="1440" w:hanging="360"/>
+      </w:pPr>
+      <w:rPr>
+        <w:rFonts w:ascii="Courier New" w:hAnsi="Courier New" w:cs="Courier New" w:hint="default"/>
+      </w:rPr>
+    </w:lvl>
+    <w:lvl w:ilvl="2" w:tplc="0C090005" w:tentative="1">
+      <w:start w:val="1"/>
+      <w:numFmt w:val="bullet"/>
+      <w:lvlText w:val=""/>
+      <w:lvlJc w:val="left"/>
+      <w:pPr>
+        <w:ind w:left="2160" w:hanging="360"/>
+      </w:pPr>
+      <w:rPr>
+        <w:rFonts w:ascii="Wingdings" w:hAnsi="Wingdings" w:hint="default"/>
+      </w:rPr>
+    </w:lvl>
+    <w:lvl w:ilvl="3" w:tplc="0C090001" w:tentative="1">
+      <w:start w:val="1"/>
+      <w:numFmt w:val="bullet"/>
+      <w:lvlText w:val=""/>
+      <w:lvlJc w:val="left"/>
+      <w:pPr>
+        <w:ind w:left="2880" w:hanging="360"/>
+      </w:pPr>
+      <w:rPr>
+        <w:rFonts w:ascii="Symbol" w:hAnsi="Symbol" w:hint="default"/>
+      </w:rPr>
+    </w:lvl>
+    <w:lvl w:ilvl="4" w:tplc="0C090003" w:tentative="1">
+      <w:start w:val="1"/>
+      <w:numFmt w:val="bullet"/>
+      <w:lvlText w:val="o"/>
+      <w:lvlJc w:val="left"/>
+      <w:pPr>
+        <w:ind w:left="3600" w:hanging="360"/>
+      </w:pPr>
+      <w:rPr>
+        <w:rFonts w:ascii="Courier New" w:hAnsi="Courier New" w:cs="Courier New" w:hint="default"/>
+      </w:rPr>
+    </w:lvl>
+    <w:lvl w:ilvl="5" w:tplc="0C090005" w:tentative="1">
+      <w:start w:val="1"/>
+      <w:numFmt w:val="bullet"/>
+      <w:lvlText w:val=""/>
+      <w:lvlJc w:val="left"/>
+      <w:pPr>
+        <w:ind w:left="4320" w:hanging="360"/>
+      </w:pPr>
+      <w:rPr>
+        <w:rFonts w:ascii="Wingdings" w:hAnsi="Wingdings" w:hint="default"/>
+      </w:rPr>
+    </w:lvl>
+    <w:lvl w:ilvl="6" w:tplc="0C090001" w:tentative="1">
+      <w:start w:val="1"/>
+      <w:numFmt w:val="bullet"/>
+      <w:lvlText w:val=""/>
+      <w:lvlJc w:val="left"/>
+      <w:pPr>
+        <w:ind w:left="5040" w:hanging="360"/>
+      </w:pPr>
+      <w:rPr>
+        <w:rFonts w:ascii="Symbol" w:hAnsi="Symbol" w:hint="default"/>
+      </w:rPr>
+    </w:lvl>
+    <w:lvl w:ilvl="7" w:tplc="0C090003" w:tentative="1">
+      <w:start w:val="1"/>
+      <w:numFmt w:val="bullet"/>
+      <w:lvlText w:val="o"/>
+      <w:lvlJc w:val="left"/>
+      <w:pPr>
+        <w:ind w:left="5760" w:hanging="360"/>
+      </w:pPr>
+      <w:rPr>
+        <w:rFonts w:ascii="Courier New" w:hAnsi="Courier New" w:cs="Courier New" w:hint="default"/>
+      </w:rPr>
+    </w:lvl>
+    <w:lvl w:ilvl="8" w:tplc="0C090005" w:tentative="1">
+      <w:start w:val="1"/>
+      <w:numFmt w:val="bullet"/>
+      <w:lvlText w:val=""/>
+      <w:lvlJc w:val="left"/>
+      <w:pPr>
+        <w:ind w:left="6480" w:hanging="360"/>
+      </w:pPr>
+      <w:rPr>
+        <w:rFonts w:ascii="Wingdings" w:hAnsi="Wingdings" w:hint="default"/>
+      </w:rPr>
+    </w:lvl>
+  </w:abstractNum>
   <w:num w:numId="1" w16cid:durableId="1798723322">
     <w:abstractNumId w:val="0"/>
+  </w:num>
+  <w:num w:numId="2" w16cid:durableId="1171682471">
+    <w:abstractNumId w:val="5"/>
+  </w:num>
+  <w:num w:numId="3" w16cid:durableId="1910112833">
+    <w:abstractNumId w:val="1"/>
+  </w:num>
+  <w:num w:numId="4" w16cid:durableId="908617112">
+    <w:abstractNumId w:val="3"/>
+  </w:num>
+  <w:num w:numId="5" w16cid:durableId="1745838843">
+    <w:abstractNumId w:val="4"/>
+  </w:num>
+  <w:num w:numId="6" w16cid:durableId="1383865052">
+    <w:abstractNumId w:val="2"/>
+  </w:num>
+  <w:num w:numId="7" w16cid:durableId="419179632">
+    <w:abstractNumId w:val="6"/>
   </w:num>
 </w:numbering>
 </file>
@@ -4510,7 +5958,6 @@
   <w:style w:type="character" w:default="1" w:styleId="DefaultParagraphFont">
     <w:name w:val="Default Paragraph Font"/>
     <w:uiPriority w:val="1"/>
-    <w:semiHidden/>
     <w:unhideWhenUsed/>
   </w:style>
   <w:style w:type="table" w:default="1" w:styleId="TableNormal">

--- a/Assessment 3 - Project Final.docx
+++ b/Assessment 3 - Project Final.docx
@@ -255,19 +255,11 @@
     </w:p>
     <w:p>
       <w:hyperlink r:id="rId5" w:history="1">
-        <w:proofErr w:type="spellStart"/>
         <w:r>
           <w:rPr>
             <w:rStyle w:val="Hyperlink"/>
           </w:rPr>
-          <w:t>MatthewUNI</w:t>
-        </w:r>
-        <w:proofErr w:type="spellEnd"/>
-        <w:r>
-          <w:rPr>
-            <w:rStyle w:val="Hyperlink"/>
-          </w:rPr>
-          <w:t>/COIT13230-Application-Development-Project: Development of AI-Based Smart Meal Planner</w:t>
+          <w:t>MatthewUNI/COIT13230-Application-Development-Project: Development of AI-Based Smart Meal Planner</w:t>
         </w:r>
       </w:hyperlink>
     </w:p>
@@ -3030,23 +3022,7 @@
           <w:sz w:val="24"/>
           <w:szCs w:val="24"/>
         </w:rPr>
-        <w:t xml:space="preserve">The interface implementation also includes state handling and user feedback. For example, the </w:t>
-      </w:r>
-      <w:proofErr w:type="gramStart"/>
-      <w:r>
-        <w:rPr>
-          <w:sz w:val="24"/>
-          <w:szCs w:val="24"/>
-        </w:rPr>
-        <w:t>Home</w:t>
-      </w:r>
-      <w:proofErr w:type="gramEnd"/>
-      <w:r>
-        <w:rPr>
-          <w:sz w:val="24"/>
-          <w:szCs w:val="24"/>
-        </w:rPr>
-        <w:t xml:space="preserve"> screen distinguishes between having a generated meal plan and having no meal plan available, while the Profile interface updates the available-ingredient display as ingredients are added or removed. These behaviours were implemented to provide clear feedback and avoid displaying incomplete or misleading information to the user, consistent with the original interface requirement to provide feedback when information is missing or invalid.</w:t>
+        <w:t>The interface implementation also includes state handling and user feedback. For example, the Home screen distinguishes between having a generated meal plan and having no meal plan available, while the Profile interface updates the available-ingredient display as ingredients are added or removed. These behaviours were implemented to provide clear feedback and avoid displaying incomplete or misleading information to the user, consistent with the original interface requirement to provide feedback when information is missing or invalid.</w:t>
       </w:r>
     </w:p>
     <w:p>
@@ -3116,23 +3092,7 @@
           <w:sz w:val="24"/>
           <w:szCs w:val="24"/>
         </w:rPr>
-        <w:t xml:space="preserve">The nutrition analysis module was developed to handle ingredient lists from meal plans generated through the application and link them to nutritional records obtained from the Australian Food Composition Database (AFCD). The matching step handles the generated ingredient descriptions and quantities, then uses the matched nutritional values to calculate protein, carbohydrates and fat. Calories are calculated based on the processed macronutrients </w:t>
-      </w:r>
-      <w:proofErr w:type="gramStart"/>
-      <w:r>
-        <w:rPr>
-          <w:sz w:val="24"/>
-          <w:szCs w:val="24"/>
-        </w:rPr>
-        <w:t>using:</w:t>
-      </w:r>
-      <w:proofErr w:type="gramEnd"/>
-      <w:r>
-        <w:rPr>
-          <w:sz w:val="24"/>
-          <w:szCs w:val="24"/>
-        </w:rPr>
-        <w:t xml:space="preserve"> Protein × 4 + Carbohydrates × 4 + Fat × 9.</w:t>
+        <w:t>The nutrition analysis module was developed to handle ingredient lists from meal plans generated through the application and link them to nutritional records obtained from the Australian Food Composition Database (AFCD). The matching step handles the generated ingredient descriptions and quantities, then uses the matched nutritional values to calculate protein, carbohydrates and fat. Calories are calculated based on the processed macronutrients using: Protein × 4 + Carbohydrates × 4 + Fat × 9.</w:t>
       </w:r>
     </w:p>
     <w:p>
@@ -3183,23 +3143,7 @@
           <w:sz w:val="24"/>
           <w:szCs w:val="24"/>
         </w:rPr>
-        <w:t xml:space="preserve">The nutrition, grocery-list and database components are integrated with other application components through a shared </w:t>
-      </w:r>
-      <w:proofErr w:type="spellStart"/>
-      <w:r>
-        <w:rPr>
-          <w:sz w:val="24"/>
-          <w:szCs w:val="24"/>
-        </w:rPr>
-        <w:t>MealPlannerViewModel</w:t>
-      </w:r>
-      <w:proofErr w:type="spellEnd"/>
-      <w:r>
-        <w:rPr>
-          <w:sz w:val="24"/>
-          <w:szCs w:val="24"/>
-        </w:rPr>
-        <w:t>, which allows generated meal-plan data to be processed across the nutrition and grocery-list features.</w:t>
+        <w:t>The nutrition, grocery-list and database components are integrated with other application components through a shared MealPlannerViewModel, which allows generated meal-plan data to be processed across the nutrition and grocery-list features.</w:t>
       </w:r>
       <w:r>
         <w:rPr>
@@ -3278,23 +3222,7 @@
           <w:sz w:val="24"/>
           <w:szCs w:val="24"/>
         </w:rPr>
-        <w:t xml:space="preserve">The shared </w:t>
-      </w:r>
-      <w:proofErr w:type="spellStart"/>
-      <w:r>
-        <w:rPr>
-          <w:sz w:val="24"/>
-          <w:szCs w:val="24"/>
-        </w:rPr>
-        <w:t>MealPlannerViewModel</w:t>
-      </w:r>
-      <w:proofErr w:type="spellEnd"/>
-      <w:r>
-        <w:rPr>
-          <w:sz w:val="24"/>
-          <w:szCs w:val="24"/>
-        </w:rPr>
-        <w:t xml:space="preserve"> allows the meal-plan, nutrition and grocery-list functionality to communicate with each other. We performed testing through the Android emulator using automated instrumented tests and end-to-end manual testing. This helped validate the data exchange between integrated components and identify bugs that occurred when multiple features were used together.</w:t>
+        <w:t>The shared MealPlannerViewModel allows the meal-plan, nutrition and grocery-list functionality to communicate with each other. We performed testing through the Android emulator using automated instrumented tests and end-to-end manual testing. This helped validate the data exchange between integrated components and identify bugs that occurred when multiple features were used together.</w:t>
       </w:r>
     </w:p>
     <w:p>
@@ -3355,6 +3283,15 @@
       </w:r>
       <w:bookmarkEnd w:id="13"/>
     </w:p>
+    <w:p>
+      <w:pPr>
+        <w:pStyle w:val="Heading3"/>
+      </w:pPr>
+      <w:r>
+        <w:t>Project Objectives and Scope</w:t>
+      </w:r>
+    </w:p>
+    <w:p/>
     <w:p>
       <w:pPr>
         <w:pStyle w:val="Heading3"/>
@@ -3483,15 +3420,7 @@
     </w:p>
     <w:p>
       <w:r>
-        <w:t xml:space="preserve">Compare the original Entity Relationship Diagram (ERD) and proposed data storage approach against the implemented database. Evaluate whether the planned entities, attributes and relationships were </w:t>
-      </w:r>
-      <w:proofErr w:type="gramStart"/>
-      <w:r>
-        <w:t>implemented, and</w:t>
-      </w:r>
-      <w:proofErr w:type="gramEnd"/>
-      <w:r>
-        <w:t xml:space="preserve"> explain any changes to the database structure or persistence approach.</w:t>
+        <w:t>Compare the original Entity Relationship Diagram (ERD) and proposed data storage approach against the implemented database. Evaluate whether the planned entities, attributes and relationships were implemented, and explain any changes to the database structure or persistence approach.</w:t>
       </w:r>
     </w:p>
     <w:p/>
@@ -3512,7 +3441,109 @@
     </w:p>
     <w:p>
       <w:pPr>
+        <w:pStyle w:val="Heading3"/>
+      </w:pPr>
+      <w:r>
+        <w:lastRenderedPageBreak/>
+        <w:t>Artefact Refinement</w:t>
+      </w:r>
+      <w:bookmarkStart w:id="20" w:name="_Toc242730442"/>
+    </w:p>
+    <w:p>
+      <w:r>
+        <w:rPr>
+          <w:b/>
+          <w:bCs/>
+        </w:rPr>
+        <w:t xml:space="preserve">Matthew - </w:t>
+      </w:r>
+      <w:r>
+        <w:t>Updated System Architecture</w:t>
+      </w:r>
+      <w:r>
+        <w:t xml:space="preserve"> vs Original</w:t>
+      </w:r>
+    </w:p>
+    <w:p>
+      <w:r>
+        <w:rPr>
+          <w:b/>
+          <w:bCs/>
+        </w:rPr>
+        <w:t>All members</w:t>
+      </w:r>
+      <w:r>
+        <w:t xml:space="preserve"> - </w:t>
+      </w:r>
+      <w:r>
+        <w:t>Updated UML class diagrams</w:t>
+      </w:r>
+      <w:r>
+        <w:t xml:space="preserve"> vs Originals</w:t>
+      </w:r>
+    </w:p>
+    <w:p>
+      <w:r>
+        <w:rPr>
+          <w:b/>
+          <w:bCs/>
+        </w:rPr>
+        <w:t>Ansh</w:t>
+      </w:r>
+      <w:r>
+        <w:rPr>
+          <w:b/>
+          <w:bCs/>
+        </w:rPr>
+        <w:t xml:space="preserve"> -</w:t>
+      </w:r>
+      <w:r>
+        <w:t xml:space="preserve"> </w:t>
+      </w:r>
+      <w:r>
+        <w:t>Updated ERD</w:t>
+      </w:r>
+      <w:r>
+        <w:t xml:space="preserve"> vs Original</w:t>
+      </w:r>
+    </w:p>
+    <w:p>
+      <w:r>
+        <w:rPr>
+          <w:b/>
+          <w:bCs/>
+        </w:rPr>
+        <w:t>Farhad</w:t>
+      </w:r>
+      <w:r>
+        <w:rPr>
+          <w:b/>
+          <w:bCs/>
+        </w:rPr>
+        <w:t xml:space="preserve"> -</w:t>
+      </w:r>
+      <w:r>
+        <w:t xml:space="preserve"> </w:t>
+      </w:r>
+      <w:r>
+        <w:t xml:space="preserve">Client-Server Communication </w:t>
+      </w:r>
+      <w:r>
+        <w:t>diagram</w:t>
+      </w:r>
+      <w:r>
+        <w:t xml:space="preserve"> vs Original</w:t>
+      </w:r>
+    </w:p>
+    <w:p>
+      <w:pPr>
         <w:spacing w:after="160" w:line="278" w:lineRule="auto"/>
+        <w:rPr>
+          <w:rFonts w:asciiTheme="majorHAnsi" w:eastAsiaTheme="majorEastAsia" w:hAnsiTheme="majorHAnsi" w:cstheme="majorBidi"/>
+          <w:color w:val="0F4761" w:themeColor="accent1" w:themeShade="BF"/>
+          <w:sz w:val="40"/>
+          <w:szCs w:val="40"/>
+        </w:rPr>
       </w:pPr>
       <w:r>
         <w:br w:type="page"/>
@@ -3522,7 +3553,6 @@
       <w:pPr>
         <w:pStyle w:val="Heading1"/>
       </w:pPr>
-      <w:bookmarkStart w:id="20" w:name="_Toc242730442"/>
       <w:r>
         <w:lastRenderedPageBreak/>
         <w:t>Errors, Problems and Resolutions</w:t>
@@ -3561,23 +3591,7 @@
           <w:sz w:val="24"/>
           <w:szCs w:val="24"/>
         </w:rPr>
-        <w:t xml:space="preserve">During manual testing, some meals produced unrealistic macronutrient values, including excessively high fat values. Investigation found that some generated ingredient quantities and units were not being interpreted correctly by the nutrition calculation logic. </w:t>
-      </w:r>
-      <w:proofErr w:type="gramStart"/>
-      <w:r>
-        <w:rPr>
-          <w:sz w:val="24"/>
-          <w:szCs w:val="24"/>
-        </w:rPr>
-        <w:t>In particular, quantities</w:t>
-      </w:r>
-      <w:proofErr w:type="gramEnd"/>
-      <w:r>
-        <w:rPr>
-          <w:sz w:val="24"/>
-          <w:szCs w:val="24"/>
-        </w:rPr>
-        <w:t xml:space="preserve"> written with the unit directly attached to the value, such as 15ml olive oil, were not always recognised correctly and could fall back to an inappropriate default quantity. The quantity-handling logic was revised to improve recognition of grams, kilograms, millilitres and other supported quantities, including values where there was no space between the number and unit. Generated meal-plan prompts were also updated to request consistent quantities in grams for solid ingredients and millilitres for liquids. These changes improved the reliability of quantity-based nutrition calculations.</w:t>
+        <w:t>During manual testing, some meals produced unrealistic macronutrient values, including excessively high fat values. Investigation found that some generated ingredient quantities and units were not being interpreted correctly by the nutrition calculation logic. In particular, quantities written with the unit directly attached to the value, such as 15ml olive oil, were not always recognised correctly and could fall back to an inappropriate default quantity. The quantity-handling logic was revised to improve recognition of grams, kilograms, millilitres and other supported quantities, including values where there was no space between the number and unit. Generated meal-plan prompts were also updated to request consistent quantities in grams for solid ingredients and millilitres for liquids. These changes improved the reliability of quantity-based nutrition calculations.</w:t>
       </w:r>
     </w:p>
     <w:p>
@@ -4089,49 +4103,8 @@
           <w:sz w:val="24"/>
           <w:szCs w:val="24"/>
         </w:rPr>
-        <w:t xml:space="preserve">I created a daily meal layout that groups breakfast, lunch and dinner under each day of the generated meal plan. I also created an expandable recipe layout that allows each meal's recipe information to be displayed when required, including its calories, macronutrients, ingredients and cooking instructions. </w:t>
-      </w:r>
-      <w:proofErr w:type="spellStart"/>
-      <w:r>
-        <w:rPr>
-          <w:sz w:val="24"/>
-          <w:szCs w:val="24"/>
-        </w:rPr>
-        <w:t>item_day_meals</w:t>
-      </w:r>
-      <w:proofErr w:type="spellEnd"/>
-      <w:r>
-        <w:rPr>
-          <w:sz w:val="24"/>
-          <w:szCs w:val="24"/>
-        </w:rPr>
-        <w:t xml:space="preserve"> </w:t>
-      </w:r>
-      <w:proofErr w:type="spellStart"/>
-      <w:r>
-        <w:rPr>
-          <w:sz w:val="24"/>
-          <w:szCs w:val="24"/>
-        </w:rPr>
-        <w:t>item_recipe_dropdown</w:t>
-      </w:r>
-      <w:proofErr w:type="spellEnd"/>
-      <w:r>
-        <w:rPr>
-          <w:sz w:val="24"/>
-          <w:szCs w:val="24"/>
-        </w:rPr>
-        <w:t xml:space="preserve"> A reusable card background was also created to provide consistent visual separation and styling for these dynamically displayed items. </w:t>
-      </w:r>
-      <w:proofErr w:type="spellStart"/>
-      <w:r>
-        <w:rPr>
-          <w:sz w:val="24"/>
-          <w:szCs w:val="24"/>
-        </w:rPr>
-        <w:t>day_card_background</w:t>
-      </w:r>
-      <w:proofErr w:type="spellEnd"/>
+        <w:t>I created a daily meal layout that groups breakfast, lunch and dinner under each day of the generated meal plan. I also created an expandable recipe layout that allows each meal's recipe information to be displayed when required, including its calories, macronutrients, ingredients and cooking instructions. item_day_meals item_recipe_dropdown A reusable card background was also created to provide consistent visual separation and styling for these dynamically displayed items. day_card_background</w:t>
+      </w:r>
     </w:p>
     <w:p>
       <w:pPr>
@@ -4163,55 +4136,7 @@
           <w:sz w:val="24"/>
           <w:szCs w:val="24"/>
         </w:rPr>
-        <w:t xml:space="preserve">A further change was made to the </w:t>
-      </w:r>
-      <w:proofErr w:type="gramStart"/>
-      <w:r>
-        <w:rPr>
-          <w:sz w:val="24"/>
-          <w:szCs w:val="24"/>
-        </w:rPr>
-        <w:t>Home</w:t>
-      </w:r>
-      <w:proofErr w:type="gramEnd"/>
-      <w:r>
-        <w:rPr>
-          <w:sz w:val="24"/>
-          <w:szCs w:val="24"/>
-        </w:rPr>
-        <w:t xml:space="preserve"> screen to improve the accuracy of the daily nutrition summary. The original interface design displayed the user's generated breakfast, lunch and dinner but did not provide a way to account for meals that the user may not consume. During implementation, I added Include/Exclude controls to each meal displayed on the </w:t>
-      </w:r>
-      <w:proofErr w:type="gramStart"/>
-      <w:r>
-        <w:rPr>
-          <w:sz w:val="24"/>
-          <w:szCs w:val="24"/>
-        </w:rPr>
-        <w:t>Home</w:t>
-      </w:r>
-      <w:proofErr w:type="gramEnd"/>
-      <w:r>
-        <w:rPr>
-          <w:sz w:val="24"/>
-          <w:szCs w:val="24"/>
-        </w:rPr>
-        <w:t xml:space="preserve"> screen. This allows a user to temporarily exclude a planned meal, such as when eating out for lunch, without removing or modifying the meal within the generated meal plan. When a meal is excluded, the daily calorie and macronutrient totals displayed on the </w:t>
-      </w:r>
-      <w:proofErr w:type="gramStart"/>
-      <w:r>
-        <w:rPr>
-          <w:sz w:val="24"/>
-          <w:szCs w:val="24"/>
-        </w:rPr>
-        <w:t>Home</w:t>
-      </w:r>
-      <w:proofErr w:type="gramEnd"/>
-      <w:r>
-        <w:rPr>
-          <w:sz w:val="24"/>
-          <w:szCs w:val="24"/>
-        </w:rPr>
-        <w:t xml:space="preserve"> screen are recalculated using only the remaining included meals. The meal remains visible and can be included again at any time. This functionality was not included in the original interface design but was added during implementation to make the daily nutrition information more representative of the meals the user intends to consume.</w:t>
+        <w:t>A further change was made to the Home screen to improve the accuracy of the daily nutrition summary. The original interface design displayed the user's generated breakfast, lunch and dinner but did not provide a way to account for meals that the user may not consume. During implementation, I added Include/Exclude controls to each meal displayed on the Home screen. This allows a user to temporarily exclude a planned meal, such as when eating out for lunch, without removing or modifying the meal within the generated meal plan. When a meal is excluded, the daily calorie and macronutrient totals displayed on the Home screen are recalculated using only the remaining included meals. The meal remains visible and can be included again at any time. This functionality was not included in the original interface design but was added during implementation to make the daily nutrition information more representative of the meals the user intends to consume.</w:t>
       </w:r>
     </w:p>
     <w:p>
@@ -4423,21 +4348,54 @@
     <w:p>
       <w:pPr>
         <w:pStyle w:val="Heading1"/>
+      </w:pPr>
+      <w:r>
+        <w:br w:type="page"/>
+      </w:r>
+      <w:bookmarkStart w:id="30" w:name="_Toc242730452"/>
+      <w:r>
+        <w:lastRenderedPageBreak/>
+        <w:t>Ethical and Professional Considerations</w:t>
+      </w:r>
+    </w:p>
+    <w:p>
+      <w:r>
+        <w:t xml:space="preserve">There should be a </w:t>
+      </w:r>
+      <w:r>
+        <w:t>disclaimer</w:t>
+      </w:r>
+      <w:r>
+        <w:t xml:space="preserve"> in app that users should seek </w:t>
+      </w:r>
+      <w:r>
+        <w:t>professional</w:t>
+      </w:r>
+      <w:r>
+        <w:t xml:space="preserve"> qualified heath advisers. </w:t>
+      </w:r>
+      <w:r>
+        <w:t>Disclaimer</w:t>
+      </w:r>
+      <w:r>
+        <w:t xml:space="preserve"> that app is not 100% </w:t>
+      </w:r>
+      <w:r>
+        <w:t xml:space="preserve">accurate </w:t>
+      </w:r>
+      <w:r>
+        <w:t>and can make errors. Users should check ingredients before use to confirm macros.</w:t>
+      </w:r>
+    </w:p>
+    <w:p>
+      <w:pPr>
+        <w:pStyle w:val="Heading1"/>
         <w:rPr>
           <w:b/>
           <w:bCs/>
         </w:rPr>
       </w:pPr>
       <w:r>
-        <w:rPr>
-          <w:b/>
-          <w:bCs/>
-        </w:rPr>
-        <w:br w:type="page"/>
-      </w:r>
-      <w:bookmarkStart w:id="30" w:name="_Toc242730452"/>
-      <w:r>
-        <w:lastRenderedPageBreak/>
         <w:t>Conclusion</w:t>
       </w:r>
       <w:bookmarkEnd w:id="30"/>

--- a/Assessment 3 - Project Final.docx
+++ b/Assessment 3 - Project Final.docx
@@ -255,11 +255,19 @@
     </w:p>
     <w:p>
       <w:hyperlink r:id="rId5" w:history="1">
+        <w:proofErr w:type="spellStart"/>
         <w:r>
           <w:rPr>
             <w:rStyle w:val="Hyperlink"/>
           </w:rPr>
-          <w:t>MatthewUNI/COIT13230-Application-Development-Project: Development of AI-Based Smart Meal Planner</w:t>
+          <w:t>MatthewUNI</w:t>
+        </w:r>
+        <w:proofErr w:type="spellEnd"/>
+        <w:r>
+          <w:rPr>
+            <w:rStyle w:val="Hyperlink"/>
+          </w:rPr>
+          <w:t>/COIT13230-Application-Development-Project: Development of AI-Based Smart Meal Planner</w:t>
         </w:r>
       </w:hyperlink>
     </w:p>
@@ -3022,7 +3030,23 @@
           <w:sz w:val="24"/>
           <w:szCs w:val="24"/>
         </w:rPr>
-        <w:t>The interface implementation also includes state handling and user feedback. For example, the Home screen distinguishes between having a generated meal plan and having no meal plan available, while the Profile interface updates the available-ingredient display as ingredients are added or removed. These behaviours were implemented to provide clear feedback and avoid displaying incomplete or misleading information to the user, consistent with the original interface requirement to provide feedback when information is missing or invalid.</w:t>
+        <w:t xml:space="preserve">The interface implementation also includes state handling and user feedback. For example, the </w:t>
+      </w:r>
+      <w:proofErr w:type="gramStart"/>
+      <w:r>
+        <w:rPr>
+          <w:sz w:val="24"/>
+          <w:szCs w:val="24"/>
+        </w:rPr>
+        <w:t>Home</w:t>
+      </w:r>
+      <w:proofErr w:type="gramEnd"/>
+      <w:r>
+        <w:rPr>
+          <w:sz w:val="24"/>
+          <w:szCs w:val="24"/>
+        </w:rPr>
+        <w:t xml:space="preserve"> screen distinguishes between having a generated meal plan and having no meal plan available, while the Profile interface updates the available-ingredient display as ingredients are added or removed. These behaviours were implemented to provide clear feedback and avoid displaying incomplete or misleading information to the user, consistent with the original interface requirement to provide feedback when information is missing or invalid.</w:t>
       </w:r>
     </w:p>
     <w:p>
@@ -3092,7 +3116,23 @@
           <w:sz w:val="24"/>
           <w:szCs w:val="24"/>
         </w:rPr>
-        <w:t>The nutrition analysis module was developed to handle ingredient lists from meal plans generated through the application and link them to nutritional records obtained from the Australian Food Composition Database (AFCD). The matching step handles the generated ingredient descriptions and quantities, then uses the matched nutritional values to calculate protein, carbohydrates and fat. Calories are calculated based on the processed macronutrients using: Protein × 4 + Carbohydrates × 4 + Fat × 9.</w:t>
+        <w:t xml:space="preserve">The nutrition analysis module was developed to handle ingredient lists from meal plans generated through the application and link them to nutritional records obtained from the Australian Food Composition Database (AFCD). The matching step handles the generated ingredient descriptions and quantities, then uses the matched nutritional values to calculate protein, carbohydrates and fat. Calories are calculated based on the processed macronutrients </w:t>
+      </w:r>
+      <w:proofErr w:type="gramStart"/>
+      <w:r>
+        <w:rPr>
+          <w:sz w:val="24"/>
+          <w:szCs w:val="24"/>
+        </w:rPr>
+        <w:t>using:</w:t>
+      </w:r>
+      <w:proofErr w:type="gramEnd"/>
+      <w:r>
+        <w:rPr>
+          <w:sz w:val="24"/>
+          <w:szCs w:val="24"/>
+        </w:rPr>
+        <w:t xml:space="preserve"> Protein × 4 + Carbohydrates × 4 + Fat × 9.</w:t>
       </w:r>
     </w:p>
     <w:p>
@@ -3143,7 +3183,23 @@
           <w:sz w:val="24"/>
           <w:szCs w:val="24"/>
         </w:rPr>
-        <w:t>The nutrition, grocery-list and database components are integrated with other application components through a shared MealPlannerViewModel, which allows generated meal-plan data to be processed across the nutrition and grocery-list features.</w:t>
+        <w:t xml:space="preserve">The nutrition, grocery-list and database components are integrated with other application components through a shared </w:t>
+      </w:r>
+      <w:proofErr w:type="spellStart"/>
+      <w:r>
+        <w:rPr>
+          <w:sz w:val="24"/>
+          <w:szCs w:val="24"/>
+        </w:rPr>
+        <w:t>MealPlannerViewModel</w:t>
+      </w:r>
+      <w:proofErr w:type="spellEnd"/>
+      <w:r>
+        <w:rPr>
+          <w:sz w:val="24"/>
+          <w:szCs w:val="24"/>
+        </w:rPr>
+        <w:t>, which allows generated meal-plan data to be processed across the nutrition and grocery-list features.</w:t>
       </w:r>
       <w:r>
         <w:rPr>
@@ -3222,7 +3278,23 @@
           <w:sz w:val="24"/>
           <w:szCs w:val="24"/>
         </w:rPr>
-        <w:t>The shared MealPlannerViewModel allows the meal-plan, nutrition and grocery-list functionality to communicate with each other. We performed testing through the Android emulator using automated instrumented tests and end-to-end manual testing. This helped validate the data exchange between integrated components and identify bugs that occurred when multiple features were used together.</w:t>
+        <w:t xml:space="preserve">The shared </w:t>
+      </w:r>
+      <w:proofErr w:type="spellStart"/>
+      <w:r>
+        <w:rPr>
+          <w:sz w:val="24"/>
+          <w:szCs w:val="24"/>
+        </w:rPr>
+        <w:t>MealPlannerViewModel</w:t>
+      </w:r>
+      <w:proofErr w:type="spellEnd"/>
+      <w:r>
+        <w:rPr>
+          <w:sz w:val="24"/>
+          <w:szCs w:val="24"/>
+        </w:rPr>
+        <w:t xml:space="preserve"> allows the meal-plan, nutrition and grocery-list functionality to communicate with each other. We performed testing through the Android emulator using automated instrumented tests and end-to-end manual testing. This helped validate the data exchange between integrated components and identify bugs that occurred when multiple features were used together.</w:t>
       </w:r>
     </w:p>
     <w:p>
@@ -3420,7 +3492,15 @@
     </w:p>
     <w:p>
       <w:r>
-        <w:t>Compare the original Entity Relationship Diagram (ERD) and proposed data storage approach against the implemented database. Evaluate whether the planned entities, attributes and relationships were implemented, and explain any changes to the database structure or persistence approach.</w:t>
+        <w:t xml:space="preserve">Compare the original Entity Relationship Diagram (ERD) and proposed data storage approach against the implemented database. Evaluate whether the planned entities, attributes and relationships were </w:t>
+      </w:r>
+      <w:proofErr w:type="gramStart"/>
+      <w:r>
+        <w:t>implemented, and</w:t>
+      </w:r>
+      <w:proofErr w:type="gramEnd"/>
+      <w:r>
+        <w:t xml:space="preserve"> explain any changes to the database structure or persistence approach.</w:t>
       </w:r>
     </w:p>
     <w:p/>
@@ -3488,39 +3568,25 @@
           <w:b/>
           <w:bCs/>
         </w:rPr>
-        <w:t>Ansh</w:t>
-      </w:r>
+        <w:t>Ansh -</w:t>
+      </w:r>
+      <w:r>
+        <w:t xml:space="preserve"> </w:t>
+      </w:r>
+      <w:r>
+        <w:t>Updated ERD</w:t>
+      </w:r>
+      <w:r>
+        <w:t xml:space="preserve"> vs Original</w:t>
+      </w:r>
+    </w:p>
+    <w:p>
       <w:r>
         <w:rPr>
           <w:b/>
           <w:bCs/>
         </w:rPr>
-        <w:t xml:space="preserve"> -</w:t>
-      </w:r>
-      <w:r>
-        <w:t xml:space="preserve"> </w:t>
-      </w:r>
-      <w:r>
-        <w:t>Updated ERD</w:t>
-      </w:r>
-      <w:r>
-        <w:t xml:space="preserve"> vs Original</w:t>
-      </w:r>
-    </w:p>
-    <w:p>
-      <w:r>
-        <w:rPr>
-          <w:b/>
-          <w:bCs/>
-        </w:rPr>
-        <w:t>Farhad</w:t>
-      </w:r>
-      <w:r>
-        <w:rPr>
-          <w:b/>
-          <w:bCs/>
-        </w:rPr>
-        <w:t xml:space="preserve"> -</w:t>
+        <w:t>Farhad -</w:t>
       </w:r>
       <w:r>
         <w:t xml:space="preserve"> </w:t>
@@ -3591,7 +3657,23 @@
           <w:sz w:val="24"/>
           <w:szCs w:val="24"/>
         </w:rPr>
-        <w:t>During manual testing, some meals produced unrealistic macronutrient values, including excessively high fat values. Investigation found that some generated ingredient quantities and units were not being interpreted correctly by the nutrition calculation logic. In particular, quantities written with the unit directly attached to the value, such as 15ml olive oil, were not always recognised correctly and could fall back to an inappropriate default quantity. The quantity-handling logic was revised to improve recognition of grams, kilograms, millilitres and other supported quantities, including values where there was no space between the number and unit. Generated meal-plan prompts were also updated to request consistent quantities in grams for solid ingredients and millilitres for liquids. These changes improved the reliability of quantity-based nutrition calculations.</w:t>
+        <w:t xml:space="preserve">During manual testing, some meals produced unrealistic macronutrient values, including excessively high fat values. Investigation found that some generated ingredient quantities and units were not being interpreted correctly by the nutrition calculation logic. </w:t>
+      </w:r>
+      <w:proofErr w:type="gramStart"/>
+      <w:r>
+        <w:rPr>
+          <w:sz w:val="24"/>
+          <w:szCs w:val="24"/>
+        </w:rPr>
+        <w:t>In particular, quantities</w:t>
+      </w:r>
+      <w:proofErr w:type="gramEnd"/>
+      <w:r>
+        <w:rPr>
+          <w:sz w:val="24"/>
+          <w:szCs w:val="24"/>
+        </w:rPr>
+        <w:t xml:space="preserve"> written with the unit directly attached to the value, such as 15ml olive oil, were not always recognised correctly and could fall back to an inappropriate default quantity. The quantity-handling logic was revised to improve recognition of grams, kilograms, millilitres and other supported quantities, including values where there was no space between the number and unit. Generated meal-plan prompts were also updated to request consistent quantities in grams for solid ingredients and millilitres for liquids. These changes improved the reliability of quantity-based nutrition calculations.</w:t>
       </w:r>
     </w:p>
     <w:p>
@@ -4103,8 +4185,49 @@
           <w:sz w:val="24"/>
           <w:szCs w:val="24"/>
         </w:rPr>
-        <w:t>I created a daily meal layout that groups breakfast, lunch and dinner under each day of the generated meal plan. I also created an expandable recipe layout that allows each meal's recipe information to be displayed when required, including its calories, macronutrients, ingredients and cooking instructions. item_day_meals item_recipe_dropdown A reusable card background was also created to provide consistent visual separation and styling for these dynamically displayed items. day_card_background</w:t>
-      </w:r>
+        <w:t xml:space="preserve">I created a daily meal layout that groups breakfast, lunch and dinner under each day of the generated meal plan. I also created an expandable recipe layout that allows each meal's recipe information to be displayed when required, including its calories, macronutrients, ingredients and cooking instructions. </w:t>
+      </w:r>
+      <w:proofErr w:type="spellStart"/>
+      <w:r>
+        <w:rPr>
+          <w:sz w:val="24"/>
+          <w:szCs w:val="24"/>
+        </w:rPr>
+        <w:t>item_day_meals</w:t>
+      </w:r>
+      <w:proofErr w:type="spellEnd"/>
+      <w:r>
+        <w:rPr>
+          <w:sz w:val="24"/>
+          <w:szCs w:val="24"/>
+        </w:rPr>
+        <w:t xml:space="preserve"> </w:t>
+      </w:r>
+      <w:proofErr w:type="spellStart"/>
+      <w:r>
+        <w:rPr>
+          <w:sz w:val="24"/>
+          <w:szCs w:val="24"/>
+        </w:rPr>
+        <w:t>item_recipe_dropdown</w:t>
+      </w:r>
+      <w:proofErr w:type="spellEnd"/>
+      <w:r>
+        <w:rPr>
+          <w:sz w:val="24"/>
+          <w:szCs w:val="24"/>
+        </w:rPr>
+        <w:t xml:space="preserve"> A reusable card background was also created to provide consistent visual separation and styling for these dynamically displayed items. </w:t>
+      </w:r>
+      <w:proofErr w:type="spellStart"/>
+      <w:r>
+        <w:rPr>
+          <w:sz w:val="24"/>
+          <w:szCs w:val="24"/>
+        </w:rPr>
+        <w:t>day_card_background</w:t>
+      </w:r>
+      <w:proofErr w:type="spellEnd"/>
     </w:p>
     <w:p>
       <w:pPr>
@@ -4136,7 +4259,55 @@
           <w:sz w:val="24"/>
           <w:szCs w:val="24"/>
         </w:rPr>
-        <w:t>A further change was made to the Home screen to improve the accuracy of the daily nutrition summary. The original interface design displayed the user's generated breakfast, lunch and dinner but did not provide a way to account for meals that the user may not consume. During implementation, I added Include/Exclude controls to each meal displayed on the Home screen. This allows a user to temporarily exclude a planned meal, such as when eating out for lunch, without removing or modifying the meal within the generated meal plan. When a meal is excluded, the daily calorie and macronutrient totals displayed on the Home screen are recalculated using only the remaining included meals. The meal remains visible and can be included again at any time. This functionality was not included in the original interface design but was added during implementation to make the daily nutrition information more representative of the meals the user intends to consume.</w:t>
+        <w:t xml:space="preserve">A further change was made to the </w:t>
+      </w:r>
+      <w:proofErr w:type="gramStart"/>
+      <w:r>
+        <w:rPr>
+          <w:sz w:val="24"/>
+          <w:szCs w:val="24"/>
+        </w:rPr>
+        <w:t>Home</w:t>
+      </w:r>
+      <w:proofErr w:type="gramEnd"/>
+      <w:r>
+        <w:rPr>
+          <w:sz w:val="24"/>
+          <w:szCs w:val="24"/>
+        </w:rPr>
+        <w:t xml:space="preserve"> screen to improve the accuracy of the daily nutrition summary. The original interface design displayed the user's generated breakfast, lunch and dinner but did not provide a way to account for meals that the user may not consume. During implementation, I added Include/Exclude controls to each meal displayed on the </w:t>
+      </w:r>
+      <w:proofErr w:type="gramStart"/>
+      <w:r>
+        <w:rPr>
+          <w:sz w:val="24"/>
+          <w:szCs w:val="24"/>
+        </w:rPr>
+        <w:t>Home</w:t>
+      </w:r>
+      <w:proofErr w:type="gramEnd"/>
+      <w:r>
+        <w:rPr>
+          <w:sz w:val="24"/>
+          <w:szCs w:val="24"/>
+        </w:rPr>
+        <w:t xml:space="preserve"> screen. This allows a user to temporarily exclude a planned meal, such as when eating out for lunch, without removing or modifying the meal within the generated meal plan. When a meal is excluded, the daily calorie and macronutrient totals displayed on the </w:t>
+      </w:r>
+      <w:proofErr w:type="gramStart"/>
+      <w:r>
+        <w:rPr>
+          <w:sz w:val="24"/>
+          <w:szCs w:val="24"/>
+        </w:rPr>
+        <w:t>Home</w:t>
+      </w:r>
+      <w:proofErr w:type="gramEnd"/>
+      <w:r>
+        <w:rPr>
+          <w:sz w:val="24"/>
+          <w:szCs w:val="24"/>
+        </w:rPr>
+        <w:t xml:space="preserve"> screen are recalculated using only the remaining included meals. The meal remains visible and can be included again at any time. This functionality was not included in the original interface design but was added during implementation to make the daily nutrition information more representative of the meals the user intends to consume.</w:t>
       </w:r>
     </w:p>
     <w:p>
@@ -4360,33 +4531,40 @@
     </w:p>
     <w:p>
       <w:r>
-        <w:t xml:space="preserve">There should be a </w:t>
-      </w:r>
-      <w:r>
-        <w:t>disclaimer</w:t>
-      </w:r>
-      <w:r>
-        <w:t xml:space="preserve"> in app that users should seek </w:t>
-      </w:r>
-      <w:r>
-        <w:t>professional</w:t>
-      </w:r>
-      <w:r>
-        <w:t xml:space="preserve"> qualified heath advisers. </w:t>
-      </w:r>
-      <w:r>
-        <w:t>Disclaimer</w:t>
-      </w:r>
-      <w:r>
-        <w:t xml:space="preserve"> that app is not 100% </w:t>
-      </w:r>
-      <w:r>
-        <w:t xml:space="preserve">accurate </w:t>
-      </w:r>
-      <w:r>
-        <w:t>and can make errors. Users should check ingredients before use to confirm macros.</w:t>
-      </w:r>
-    </w:p>
+        <w:t xml:space="preserve">The AI-Based Smart Meal Planner was developed to assist users with personalised meal planning; however, ethical and professional considerations must be </w:t>
+      </w:r>
+      <w:proofErr w:type="gramStart"/>
+      <w:r>
+        <w:t>taken into account</w:t>
+      </w:r>
+      <w:proofErr w:type="gramEnd"/>
+      <w:r>
+        <w:t xml:space="preserve"> due to the application's use of Generative AI and nutritional information. Although the application uses the Australian Food Composition Database (AFCD) to calculate nutritional values, the accuracy of these calculations depends on the ingredients generated, their quantities and how successfully they are matched to the dataset. As identified during testing, incorrect ingredient matching or quantity interpretation can result in inaccurate nutritional information.</w:t>
+      </w:r>
+    </w:p>
+    <w:p>
+      <w:r>
+        <w:t>Generative AI can also produce incorrect or unsuitable meal recommendations, particularly where users have specific dietary requirements or restrictions. Therefore, users should be advised to review generated recipes and verify ingredients before preparing meals, especially when managing allergies or other dietary restrictions. The application should also make clear that nutritional values are estimates and may not accurately represent the final prepared meal.</w:t>
+      </w:r>
+      <w:r>
+        <w:t xml:space="preserve"> T</w:t>
+      </w:r>
+      <w:r>
+        <w:t xml:space="preserve">he application should </w:t>
+      </w:r>
+      <w:r>
+        <w:t xml:space="preserve">also </w:t>
+      </w:r>
+      <w:r>
+        <w:t>include a disclaimer explaining that it is intended as a meal-planning aid rather than a substitute for professional dietary or medical advice. Users should be encouraged to consult a qualified healthcare professional or accredited practising dietitian when making decisions involving specific nutritional or health requirements.</w:t>
+      </w:r>
+    </w:p>
+    <w:p>
+      <w:r>
+        <w:t>The application also collects personal information, including weight goals, dietary requirements and food preferences. This information should be handled responsibly, with appropriate consideration given to user privacy, secure storage and the protection of information transmitted to external AI services.</w:t>
+      </w:r>
+    </w:p>
+    <w:p/>
     <w:p>
       <w:pPr>
         <w:pStyle w:val="Heading1"/>

--- a/Assessment 3 - Project Final.docx
+++ b/Assessment 3 - Project Final.docx
@@ -335,7 +335,7 @@
           <w:r>
             <w:fldChar w:fldCharType="separate"/>
           </w:r>
-          <w:hyperlink w:anchor="_Toc242730422" w:history="1">
+          <w:hyperlink w:anchor="_Toc242738714" w:history="1">
             <w:r>
               <w:rPr>
                 <w:rStyle w:val="Hyperlink"/>
@@ -362,7 +362,7 @@
                 <w:noProof/>
                 <w:webHidden/>
               </w:rPr>
-              <w:instrText xml:space="preserve"> PAGEREF _Toc242730422 \h </w:instrText>
+              <w:instrText xml:space="preserve"> PAGEREF _Toc242738714 \h </w:instrText>
             </w:r>
             <w:r>
               <w:rPr>
@@ -382,7 +382,7 @@
                 <w:noProof/>
                 <w:webHidden/>
               </w:rPr>
-              <w:t>3</w:t>
+              <w:t>4</w:t>
             </w:r>
             <w:r>
               <w:rPr>
@@ -409,7 +409,7 @@
               <w14:ligatures w14:val="standardContextual"/>
             </w:rPr>
           </w:pPr>
-          <w:hyperlink w:anchor="_Toc242730423" w:history="1">
+          <w:hyperlink w:anchor="_Toc242738715" w:history="1">
             <w:r>
               <w:rPr>
                 <w:rStyle w:val="Hyperlink"/>
@@ -436,7 +436,7 @@
                 <w:noProof/>
                 <w:webHidden/>
               </w:rPr>
-              <w:instrText xml:space="preserve"> PAGEREF _Toc242730423 \h </w:instrText>
+              <w:instrText xml:space="preserve"> PAGEREF _Toc242738715 \h </w:instrText>
             </w:r>
             <w:r>
               <w:rPr>
@@ -456,7 +456,7 @@
                 <w:noProof/>
                 <w:webHidden/>
               </w:rPr>
-              <w:t>4</w:t>
+              <w:t>5</w:t>
             </w:r>
             <w:r>
               <w:rPr>
@@ -483,7 +483,7 @@
               <w14:ligatures w14:val="standardContextual"/>
             </w:rPr>
           </w:pPr>
-          <w:hyperlink w:anchor="_Toc242730424" w:history="1">
+          <w:hyperlink w:anchor="_Toc242738716" w:history="1">
             <w:r>
               <w:rPr>
                 <w:rStyle w:val="Hyperlink"/>
@@ -510,7 +510,7 @@
                 <w:noProof/>
                 <w:webHidden/>
               </w:rPr>
-              <w:instrText xml:space="preserve"> PAGEREF _Toc242730424 \h </w:instrText>
+              <w:instrText xml:space="preserve"> PAGEREF _Toc242738716 \h </w:instrText>
             </w:r>
             <w:r>
               <w:rPr>
@@ -530,7 +530,895 @@
                 <w:noProof/>
                 <w:webHidden/>
               </w:rPr>
-              <w:t>5</w:t>
+              <w:t>6</w:t>
+            </w:r>
+            <w:r>
+              <w:rPr>
+                <w:noProof/>
+                <w:webHidden/>
+              </w:rPr>
+              <w:fldChar w:fldCharType="end"/>
+            </w:r>
+          </w:hyperlink>
+        </w:p>
+        <w:p>
+          <w:pPr>
+            <w:pStyle w:val="TOC2"/>
+            <w:tabs>
+              <w:tab w:val="right" w:leader="dot" w:pos="9016"/>
+            </w:tabs>
+            <w:rPr>
+              <w:rFonts w:asciiTheme="minorHAnsi" w:eastAsiaTheme="minorEastAsia" w:hAnsiTheme="minorHAnsi" w:cstheme="minorBidi"/>
+              <w:noProof/>
+              <w:kern w:val="2"/>
+              <w:sz w:val="24"/>
+              <w:szCs w:val="24"/>
+              <w:lang w:eastAsia="en-AU"/>
+              <w14:ligatures w14:val="standardContextual"/>
+            </w:rPr>
+          </w:pPr>
+          <w:hyperlink w:anchor="_Toc242738717" w:history="1">
+            <w:r>
+              <w:rPr>
+                <w:rStyle w:val="Hyperlink"/>
+                <w:noProof/>
+              </w:rPr>
+              <w:t>User Profile and Mobile Interface — Matthew</w:t>
+            </w:r>
+            <w:r>
+              <w:rPr>
+                <w:noProof/>
+                <w:webHidden/>
+              </w:rPr>
+              <w:tab/>
+            </w:r>
+            <w:r>
+              <w:rPr>
+                <w:noProof/>
+                <w:webHidden/>
+              </w:rPr>
+              <w:fldChar w:fldCharType="begin"/>
+            </w:r>
+            <w:r>
+              <w:rPr>
+                <w:noProof/>
+                <w:webHidden/>
+              </w:rPr>
+              <w:instrText xml:space="preserve"> PAGEREF _Toc242738717 \h </w:instrText>
+            </w:r>
+            <w:r>
+              <w:rPr>
+                <w:noProof/>
+                <w:webHidden/>
+              </w:rPr>
+            </w:r>
+            <w:r>
+              <w:rPr>
+                <w:noProof/>
+                <w:webHidden/>
+              </w:rPr>
+              <w:fldChar w:fldCharType="separate"/>
+            </w:r>
+            <w:r>
+              <w:rPr>
+                <w:noProof/>
+                <w:webHidden/>
+              </w:rPr>
+              <w:t>6</w:t>
+            </w:r>
+            <w:r>
+              <w:rPr>
+                <w:noProof/>
+                <w:webHidden/>
+              </w:rPr>
+              <w:fldChar w:fldCharType="end"/>
+            </w:r>
+          </w:hyperlink>
+        </w:p>
+        <w:p>
+          <w:pPr>
+            <w:pStyle w:val="TOC2"/>
+            <w:tabs>
+              <w:tab w:val="right" w:leader="dot" w:pos="9016"/>
+            </w:tabs>
+            <w:rPr>
+              <w:rFonts w:asciiTheme="minorHAnsi" w:eastAsiaTheme="minorEastAsia" w:hAnsiTheme="minorHAnsi" w:cstheme="minorBidi"/>
+              <w:noProof/>
+              <w:kern w:val="2"/>
+              <w:sz w:val="24"/>
+              <w:szCs w:val="24"/>
+              <w:lang w:eastAsia="en-AU"/>
+              <w14:ligatures w14:val="standardContextual"/>
+            </w:rPr>
+          </w:pPr>
+          <w:hyperlink w:anchor="_Toc242738718" w:history="1">
+            <w:r>
+              <w:rPr>
+                <w:rStyle w:val="Hyperlink"/>
+                <w:noProof/>
+              </w:rPr>
+              <w:t>AI Meal Plan and Recipe Generation — Farhad</w:t>
+            </w:r>
+            <w:r>
+              <w:rPr>
+                <w:noProof/>
+                <w:webHidden/>
+              </w:rPr>
+              <w:tab/>
+            </w:r>
+            <w:r>
+              <w:rPr>
+                <w:noProof/>
+                <w:webHidden/>
+              </w:rPr>
+              <w:fldChar w:fldCharType="begin"/>
+            </w:r>
+            <w:r>
+              <w:rPr>
+                <w:noProof/>
+                <w:webHidden/>
+              </w:rPr>
+              <w:instrText xml:space="preserve"> PAGEREF _Toc242738718 \h </w:instrText>
+            </w:r>
+            <w:r>
+              <w:rPr>
+                <w:noProof/>
+                <w:webHidden/>
+              </w:rPr>
+            </w:r>
+            <w:r>
+              <w:rPr>
+                <w:noProof/>
+                <w:webHidden/>
+              </w:rPr>
+              <w:fldChar w:fldCharType="separate"/>
+            </w:r>
+            <w:r>
+              <w:rPr>
+                <w:noProof/>
+                <w:webHidden/>
+              </w:rPr>
+              <w:t>7</w:t>
+            </w:r>
+            <w:r>
+              <w:rPr>
+                <w:noProof/>
+                <w:webHidden/>
+              </w:rPr>
+              <w:fldChar w:fldCharType="end"/>
+            </w:r>
+          </w:hyperlink>
+        </w:p>
+        <w:p>
+          <w:pPr>
+            <w:pStyle w:val="TOC2"/>
+            <w:tabs>
+              <w:tab w:val="right" w:leader="dot" w:pos="9016"/>
+            </w:tabs>
+            <w:rPr>
+              <w:rFonts w:asciiTheme="minorHAnsi" w:eastAsiaTheme="minorEastAsia" w:hAnsiTheme="minorHAnsi" w:cstheme="minorBidi"/>
+              <w:noProof/>
+              <w:kern w:val="2"/>
+              <w:sz w:val="24"/>
+              <w:szCs w:val="24"/>
+              <w:lang w:eastAsia="en-AU"/>
+              <w14:ligatures w14:val="standardContextual"/>
+            </w:rPr>
+          </w:pPr>
+          <w:hyperlink w:anchor="_Toc242738719" w:history="1">
+            <w:r>
+              <w:rPr>
+                <w:rStyle w:val="Hyperlink"/>
+                <w:noProof/>
+              </w:rPr>
+              <w:t>Nutrition Analysis, Grocery List and Data Storage — Ansh</w:t>
+            </w:r>
+            <w:r>
+              <w:rPr>
+                <w:noProof/>
+                <w:webHidden/>
+              </w:rPr>
+              <w:tab/>
+            </w:r>
+            <w:r>
+              <w:rPr>
+                <w:noProof/>
+                <w:webHidden/>
+              </w:rPr>
+              <w:fldChar w:fldCharType="begin"/>
+            </w:r>
+            <w:r>
+              <w:rPr>
+                <w:noProof/>
+                <w:webHidden/>
+              </w:rPr>
+              <w:instrText xml:space="preserve"> PAGEREF _Toc242738719 \h </w:instrText>
+            </w:r>
+            <w:r>
+              <w:rPr>
+                <w:noProof/>
+                <w:webHidden/>
+              </w:rPr>
+            </w:r>
+            <w:r>
+              <w:rPr>
+                <w:noProof/>
+                <w:webHidden/>
+              </w:rPr>
+              <w:fldChar w:fldCharType="separate"/>
+            </w:r>
+            <w:r>
+              <w:rPr>
+                <w:noProof/>
+                <w:webHidden/>
+              </w:rPr>
+              <w:t>7</w:t>
+            </w:r>
+            <w:r>
+              <w:rPr>
+                <w:noProof/>
+                <w:webHidden/>
+              </w:rPr>
+              <w:fldChar w:fldCharType="end"/>
+            </w:r>
+          </w:hyperlink>
+        </w:p>
+        <w:p>
+          <w:pPr>
+            <w:pStyle w:val="TOC1"/>
+            <w:tabs>
+              <w:tab w:val="right" w:leader="dot" w:pos="9016"/>
+            </w:tabs>
+            <w:rPr>
+              <w:rFonts w:asciiTheme="minorHAnsi" w:eastAsiaTheme="minorEastAsia" w:hAnsiTheme="minorHAnsi" w:cstheme="minorBidi"/>
+              <w:noProof/>
+              <w:kern w:val="2"/>
+              <w:sz w:val="24"/>
+              <w:szCs w:val="24"/>
+              <w:lang w:eastAsia="en-AU"/>
+              <w14:ligatures w14:val="standardContextual"/>
+            </w:rPr>
+          </w:pPr>
+          <w:hyperlink w:anchor="_Toc242738720" w:history="1">
+            <w:r>
+              <w:rPr>
+                <w:rStyle w:val="Hyperlink"/>
+                <w:noProof/>
+              </w:rPr>
+              <w:t>Implementation Details</w:t>
+            </w:r>
+            <w:r>
+              <w:rPr>
+                <w:noProof/>
+                <w:webHidden/>
+              </w:rPr>
+              <w:tab/>
+            </w:r>
+            <w:r>
+              <w:rPr>
+                <w:noProof/>
+                <w:webHidden/>
+              </w:rPr>
+              <w:fldChar w:fldCharType="begin"/>
+            </w:r>
+            <w:r>
+              <w:rPr>
+                <w:noProof/>
+                <w:webHidden/>
+              </w:rPr>
+              <w:instrText xml:space="preserve"> PAGEREF _Toc242738720 \h </w:instrText>
+            </w:r>
+            <w:r>
+              <w:rPr>
+                <w:noProof/>
+                <w:webHidden/>
+              </w:rPr>
+            </w:r>
+            <w:r>
+              <w:rPr>
+                <w:noProof/>
+                <w:webHidden/>
+              </w:rPr>
+              <w:fldChar w:fldCharType="separate"/>
+            </w:r>
+            <w:r>
+              <w:rPr>
+                <w:noProof/>
+                <w:webHidden/>
+              </w:rPr>
+              <w:t>8</w:t>
+            </w:r>
+            <w:r>
+              <w:rPr>
+                <w:noProof/>
+                <w:webHidden/>
+              </w:rPr>
+              <w:fldChar w:fldCharType="end"/>
+            </w:r>
+          </w:hyperlink>
+        </w:p>
+        <w:p>
+          <w:pPr>
+            <w:pStyle w:val="TOC2"/>
+            <w:tabs>
+              <w:tab w:val="right" w:leader="dot" w:pos="9016"/>
+            </w:tabs>
+            <w:rPr>
+              <w:rFonts w:asciiTheme="minorHAnsi" w:eastAsiaTheme="minorEastAsia" w:hAnsiTheme="minorHAnsi" w:cstheme="minorBidi"/>
+              <w:noProof/>
+              <w:kern w:val="2"/>
+              <w:sz w:val="24"/>
+              <w:szCs w:val="24"/>
+              <w:lang w:eastAsia="en-AU"/>
+              <w14:ligatures w14:val="standardContextual"/>
+            </w:rPr>
+          </w:pPr>
+          <w:hyperlink w:anchor="_Toc242738721" w:history="1">
+            <w:r>
+              <w:rPr>
+                <w:rStyle w:val="Hyperlink"/>
+                <w:noProof/>
+              </w:rPr>
+              <w:t>User Profile and Mobile Interface — Matthew</w:t>
+            </w:r>
+            <w:r>
+              <w:rPr>
+                <w:noProof/>
+                <w:webHidden/>
+              </w:rPr>
+              <w:tab/>
+            </w:r>
+            <w:r>
+              <w:rPr>
+                <w:noProof/>
+                <w:webHidden/>
+              </w:rPr>
+              <w:fldChar w:fldCharType="begin"/>
+            </w:r>
+            <w:r>
+              <w:rPr>
+                <w:noProof/>
+                <w:webHidden/>
+              </w:rPr>
+              <w:instrText xml:space="preserve"> PAGEREF _Toc242738721 \h </w:instrText>
+            </w:r>
+            <w:r>
+              <w:rPr>
+                <w:noProof/>
+                <w:webHidden/>
+              </w:rPr>
+            </w:r>
+            <w:r>
+              <w:rPr>
+                <w:noProof/>
+                <w:webHidden/>
+              </w:rPr>
+              <w:fldChar w:fldCharType="separate"/>
+            </w:r>
+            <w:r>
+              <w:rPr>
+                <w:noProof/>
+                <w:webHidden/>
+              </w:rPr>
+              <w:t>8</w:t>
+            </w:r>
+            <w:r>
+              <w:rPr>
+                <w:noProof/>
+                <w:webHidden/>
+              </w:rPr>
+              <w:fldChar w:fldCharType="end"/>
+            </w:r>
+          </w:hyperlink>
+        </w:p>
+        <w:p>
+          <w:pPr>
+            <w:pStyle w:val="TOC2"/>
+            <w:tabs>
+              <w:tab w:val="right" w:leader="dot" w:pos="9016"/>
+            </w:tabs>
+            <w:rPr>
+              <w:rFonts w:asciiTheme="minorHAnsi" w:eastAsiaTheme="minorEastAsia" w:hAnsiTheme="minorHAnsi" w:cstheme="minorBidi"/>
+              <w:noProof/>
+              <w:kern w:val="2"/>
+              <w:sz w:val="24"/>
+              <w:szCs w:val="24"/>
+              <w:lang w:eastAsia="en-AU"/>
+              <w14:ligatures w14:val="standardContextual"/>
+            </w:rPr>
+          </w:pPr>
+          <w:hyperlink w:anchor="_Toc242738722" w:history="1">
+            <w:r>
+              <w:rPr>
+                <w:rStyle w:val="Hyperlink"/>
+                <w:noProof/>
+              </w:rPr>
+              <w:t>AI Meal Plan and Recipe Generation — Farhad</w:t>
+            </w:r>
+            <w:r>
+              <w:rPr>
+                <w:noProof/>
+                <w:webHidden/>
+              </w:rPr>
+              <w:tab/>
+            </w:r>
+            <w:r>
+              <w:rPr>
+                <w:noProof/>
+                <w:webHidden/>
+              </w:rPr>
+              <w:fldChar w:fldCharType="begin"/>
+            </w:r>
+            <w:r>
+              <w:rPr>
+                <w:noProof/>
+                <w:webHidden/>
+              </w:rPr>
+              <w:instrText xml:space="preserve"> PAGEREF _Toc242738722 \h </w:instrText>
+            </w:r>
+            <w:r>
+              <w:rPr>
+                <w:noProof/>
+                <w:webHidden/>
+              </w:rPr>
+            </w:r>
+            <w:r>
+              <w:rPr>
+                <w:noProof/>
+                <w:webHidden/>
+              </w:rPr>
+              <w:fldChar w:fldCharType="separate"/>
+            </w:r>
+            <w:r>
+              <w:rPr>
+                <w:noProof/>
+                <w:webHidden/>
+              </w:rPr>
+              <w:t>9</w:t>
+            </w:r>
+            <w:r>
+              <w:rPr>
+                <w:noProof/>
+                <w:webHidden/>
+              </w:rPr>
+              <w:fldChar w:fldCharType="end"/>
+            </w:r>
+          </w:hyperlink>
+        </w:p>
+        <w:p>
+          <w:pPr>
+            <w:pStyle w:val="TOC2"/>
+            <w:tabs>
+              <w:tab w:val="right" w:leader="dot" w:pos="9016"/>
+            </w:tabs>
+            <w:rPr>
+              <w:rFonts w:asciiTheme="minorHAnsi" w:eastAsiaTheme="minorEastAsia" w:hAnsiTheme="minorHAnsi" w:cstheme="minorBidi"/>
+              <w:noProof/>
+              <w:kern w:val="2"/>
+              <w:sz w:val="24"/>
+              <w:szCs w:val="24"/>
+              <w:lang w:eastAsia="en-AU"/>
+              <w14:ligatures w14:val="standardContextual"/>
+            </w:rPr>
+          </w:pPr>
+          <w:hyperlink w:anchor="_Toc242738723" w:history="1">
+            <w:r>
+              <w:rPr>
+                <w:rStyle w:val="Hyperlink"/>
+                <w:noProof/>
+              </w:rPr>
+              <w:t>Nutrition Analysis, Grocery List and Data Storage — Ansh</w:t>
+            </w:r>
+            <w:r>
+              <w:rPr>
+                <w:noProof/>
+                <w:webHidden/>
+              </w:rPr>
+              <w:tab/>
+            </w:r>
+            <w:r>
+              <w:rPr>
+                <w:noProof/>
+                <w:webHidden/>
+              </w:rPr>
+              <w:fldChar w:fldCharType="begin"/>
+            </w:r>
+            <w:r>
+              <w:rPr>
+                <w:noProof/>
+                <w:webHidden/>
+              </w:rPr>
+              <w:instrText xml:space="preserve"> PAGEREF _Toc242738723 \h </w:instrText>
+            </w:r>
+            <w:r>
+              <w:rPr>
+                <w:noProof/>
+                <w:webHidden/>
+              </w:rPr>
+            </w:r>
+            <w:r>
+              <w:rPr>
+                <w:noProof/>
+                <w:webHidden/>
+              </w:rPr>
+              <w:fldChar w:fldCharType="separate"/>
+            </w:r>
+            <w:r>
+              <w:rPr>
+                <w:noProof/>
+                <w:webHidden/>
+              </w:rPr>
+              <w:t>9</w:t>
+            </w:r>
+            <w:r>
+              <w:rPr>
+                <w:noProof/>
+                <w:webHidden/>
+              </w:rPr>
+              <w:fldChar w:fldCharType="end"/>
+            </w:r>
+          </w:hyperlink>
+        </w:p>
+        <w:p>
+          <w:pPr>
+            <w:pStyle w:val="TOC1"/>
+            <w:tabs>
+              <w:tab w:val="right" w:leader="dot" w:pos="9016"/>
+            </w:tabs>
+            <w:rPr>
+              <w:rFonts w:asciiTheme="minorHAnsi" w:eastAsiaTheme="minorEastAsia" w:hAnsiTheme="minorHAnsi" w:cstheme="minorBidi"/>
+              <w:noProof/>
+              <w:kern w:val="2"/>
+              <w:sz w:val="24"/>
+              <w:szCs w:val="24"/>
+              <w:lang w:eastAsia="en-AU"/>
+              <w14:ligatures w14:val="standardContextual"/>
+            </w:rPr>
+          </w:pPr>
+          <w:hyperlink w:anchor="_Toc242738724" w:history="1">
+            <w:r>
+              <w:rPr>
+                <w:rStyle w:val="Hyperlink"/>
+                <w:noProof/>
+              </w:rPr>
+              <w:t>Integration and Testing</w:t>
+            </w:r>
+            <w:r>
+              <w:rPr>
+                <w:noProof/>
+                <w:webHidden/>
+              </w:rPr>
+              <w:tab/>
+            </w:r>
+            <w:r>
+              <w:rPr>
+                <w:noProof/>
+                <w:webHidden/>
+              </w:rPr>
+              <w:fldChar w:fldCharType="begin"/>
+            </w:r>
+            <w:r>
+              <w:rPr>
+                <w:noProof/>
+                <w:webHidden/>
+              </w:rPr>
+              <w:instrText xml:space="preserve"> PAGEREF _Toc242738724 \h </w:instrText>
+            </w:r>
+            <w:r>
+              <w:rPr>
+                <w:noProof/>
+                <w:webHidden/>
+              </w:rPr>
+            </w:r>
+            <w:r>
+              <w:rPr>
+                <w:noProof/>
+                <w:webHidden/>
+              </w:rPr>
+              <w:fldChar w:fldCharType="separate"/>
+            </w:r>
+            <w:r>
+              <w:rPr>
+                <w:noProof/>
+                <w:webHidden/>
+              </w:rPr>
+              <w:t>10</w:t>
+            </w:r>
+            <w:r>
+              <w:rPr>
+                <w:noProof/>
+                <w:webHidden/>
+              </w:rPr>
+              <w:fldChar w:fldCharType="end"/>
+            </w:r>
+          </w:hyperlink>
+        </w:p>
+        <w:p>
+          <w:pPr>
+            <w:pStyle w:val="TOC2"/>
+            <w:tabs>
+              <w:tab w:val="right" w:leader="dot" w:pos="9016"/>
+            </w:tabs>
+            <w:rPr>
+              <w:rFonts w:asciiTheme="minorHAnsi" w:eastAsiaTheme="minorEastAsia" w:hAnsiTheme="minorHAnsi" w:cstheme="minorBidi"/>
+              <w:noProof/>
+              <w:kern w:val="2"/>
+              <w:sz w:val="24"/>
+              <w:szCs w:val="24"/>
+              <w:lang w:eastAsia="en-AU"/>
+              <w14:ligatures w14:val="standardContextual"/>
+            </w:rPr>
+          </w:pPr>
+          <w:hyperlink w:anchor="_Toc242738725" w:history="1">
+            <w:r>
+              <w:rPr>
+                <w:rStyle w:val="Hyperlink"/>
+                <w:noProof/>
+              </w:rPr>
+              <w:t>Integration Testing</w:t>
+            </w:r>
+            <w:r>
+              <w:rPr>
+                <w:noProof/>
+                <w:webHidden/>
+              </w:rPr>
+              <w:tab/>
+            </w:r>
+            <w:r>
+              <w:rPr>
+                <w:noProof/>
+                <w:webHidden/>
+              </w:rPr>
+              <w:fldChar w:fldCharType="begin"/>
+            </w:r>
+            <w:r>
+              <w:rPr>
+                <w:noProof/>
+                <w:webHidden/>
+              </w:rPr>
+              <w:instrText xml:space="preserve"> PAGEREF _Toc242738725 \h </w:instrText>
+            </w:r>
+            <w:r>
+              <w:rPr>
+                <w:noProof/>
+                <w:webHidden/>
+              </w:rPr>
+            </w:r>
+            <w:r>
+              <w:rPr>
+                <w:noProof/>
+                <w:webHidden/>
+              </w:rPr>
+              <w:fldChar w:fldCharType="separate"/>
+            </w:r>
+            <w:r>
+              <w:rPr>
+                <w:noProof/>
+                <w:webHidden/>
+              </w:rPr>
+              <w:t>10</w:t>
+            </w:r>
+            <w:r>
+              <w:rPr>
+                <w:noProof/>
+                <w:webHidden/>
+              </w:rPr>
+              <w:fldChar w:fldCharType="end"/>
+            </w:r>
+          </w:hyperlink>
+        </w:p>
+        <w:p>
+          <w:pPr>
+            <w:pStyle w:val="TOC2"/>
+            <w:tabs>
+              <w:tab w:val="right" w:leader="dot" w:pos="9016"/>
+            </w:tabs>
+            <w:rPr>
+              <w:rFonts w:asciiTheme="minorHAnsi" w:eastAsiaTheme="minorEastAsia" w:hAnsiTheme="minorHAnsi" w:cstheme="minorBidi"/>
+              <w:noProof/>
+              <w:kern w:val="2"/>
+              <w:sz w:val="24"/>
+              <w:szCs w:val="24"/>
+              <w:lang w:eastAsia="en-AU"/>
+              <w14:ligatures w14:val="standardContextual"/>
+            </w:rPr>
+          </w:pPr>
+          <w:hyperlink w:anchor="_Toc242738726" w:history="1">
+            <w:r>
+              <w:rPr>
+                <w:rStyle w:val="Hyperlink"/>
+                <w:noProof/>
+              </w:rPr>
+              <w:t>Functional/Test Results</w:t>
+            </w:r>
+            <w:r>
+              <w:rPr>
+                <w:noProof/>
+                <w:webHidden/>
+              </w:rPr>
+              <w:tab/>
+            </w:r>
+            <w:r>
+              <w:rPr>
+                <w:noProof/>
+                <w:webHidden/>
+              </w:rPr>
+              <w:fldChar w:fldCharType="begin"/>
+            </w:r>
+            <w:r>
+              <w:rPr>
+                <w:noProof/>
+                <w:webHidden/>
+              </w:rPr>
+              <w:instrText xml:space="preserve"> PAGEREF _Toc242738726 \h </w:instrText>
+            </w:r>
+            <w:r>
+              <w:rPr>
+                <w:noProof/>
+                <w:webHidden/>
+              </w:rPr>
+            </w:r>
+            <w:r>
+              <w:rPr>
+                <w:noProof/>
+                <w:webHidden/>
+              </w:rPr>
+              <w:fldChar w:fldCharType="separate"/>
+            </w:r>
+            <w:r>
+              <w:rPr>
+                <w:noProof/>
+                <w:webHidden/>
+              </w:rPr>
+              <w:t>10</w:t>
+            </w:r>
+            <w:r>
+              <w:rPr>
+                <w:noProof/>
+                <w:webHidden/>
+              </w:rPr>
+              <w:fldChar w:fldCharType="end"/>
+            </w:r>
+          </w:hyperlink>
+        </w:p>
+        <w:p>
+          <w:pPr>
+            <w:pStyle w:val="TOC1"/>
+            <w:tabs>
+              <w:tab w:val="right" w:leader="dot" w:pos="9016"/>
+            </w:tabs>
+            <w:rPr>
+              <w:rFonts w:asciiTheme="minorHAnsi" w:eastAsiaTheme="minorEastAsia" w:hAnsiTheme="minorHAnsi" w:cstheme="minorBidi"/>
+              <w:noProof/>
+              <w:kern w:val="2"/>
+              <w:sz w:val="24"/>
+              <w:szCs w:val="24"/>
+              <w:lang w:eastAsia="en-AU"/>
+              <w14:ligatures w14:val="standardContextual"/>
+            </w:rPr>
+          </w:pPr>
+          <w:hyperlink w:anchor="_Toc242738727" w:history="1">
+            <w:r>
+              <w:rPr>
+                <w:rStyle w:val="Hyperlink"/>
+                <w:noProof/>
+              </w:rPr>
+              <w:t>Evaluation Against Original Requirements and Design</w:t>
+            </w:r>
+            <w:r>
+              <w:rPr>
+                <w:noProof/>
+                <w:webHidden/>
+              </w:rPr>
+              <w:tab/>
+            </w:r>
+            <w:r>
+              <w:rPr>
+                <w:noProof/>
+                <w:webHidden/>
+              </w:rPr>
+              <w:fldChar w:fldCharType="begin"/>
+            </w:r>
+            <w:r>
+              <w:rPr>
+                <w:noProof/>
+                <w:webHidden/>
+              </w:rPr>
+              <w:instrText xml:space="preserve"> PAGEREF _Toc242738727 \h </w:instrText>
+            </w:r>
+            <w:r>
+              <w:rPr>
+                <w:noProof/>
+                <w:webHidden/>
+              </w:rPr>
+            </w:r>
+            <w:r>
+              <w:rPr>
+                <w:noProof/>
+                <w:webHidden/>
+              </w:rPr>
+              <w:fldChar w:fldCharType="separate"/>
+            </w:r>
+            <w:r>
+              <w:rPr>
+                <w:noProof/>
+                <w:webHidden/>
+              </w:rPr>
+              <w:t>11</w:t>
+            </w:r>
+            <w:r>
+              <w:rPr>
+                <w:noProof/>
+                <w:webHidden/>
+              </w:rPr>
+              <w:fldChar w:fldCharType="end"/>
+            </w:r>
+          </w:hyperlink>
+        </w:p>
+        <w:p>
+          <w:pPr>
+            <w:pStyle w:val="TOC2"/>
+            <w:tabs>
+              <w:tab w:val="right" w:leader="dot" w:pos="9016"/>
+            </w:tabs>
+            <w:rPr>
+              <w:rFonts w:asciiTheme="minorHAnsi" w:eastAsiaTheme="minorEastAsia" w:hAnsiTheme="minorHAnsi" w:cstheme="minorBidi"/>
+              <w:noProof/>
+              <w:kern w:val="2"/>
+              <w:sz w:val="24"/>
+              <w:szCs w:val="24"/>
+              <w:lang w:eastAsia="en-AU"/>
+              <w14:ligatures w14:val="standardContextual"/>
+            </w:rPr>
+          </w:pPr>
+          <w:hyperlink w:anchor="_Toc242738728" w:history="1">
+            <w:r>
+              <w:rPr>
+                <w:rStyle w:val="Hyperlink"/>
+                <w:noProof/>
+              </w:rPr>
+              <w:t>Requirements Fulfilment</w:t>
+            </w:r>
+            <w:r>
+              <w:rPr>
+                <w:noProof/>
+                <w:webHidden/>
+              </w:rPr>
+              <w:tab/>
+            </w:r>
+            <w:r>
+              <w:rPr>
+                <w:noProof/>
+                <w:webHidden/>
+              </w:rPr>
+              <w:fldChar w:fldCharType="begin"/>
+            </w:r>
+            <w:r>
+              <w:rPr>
+                <w:noProof/>
+                <w:webHidden/>
+              </w:rPr>
+              <w:instrText xml:space="preserve"> PAGEREF _Toc242738728 \h </w:instrText>
+            </w:r>
+            <w:r>
+              <w:rPr>
+                <w:noProof/>
+                <w:webHidden/>
+              </w:rPr>
+            </w:r>
+            <w:r>
+              <w:rPr>
+                <w:noProof/>
+                <w:webHidden/>
+              </w:rPr>
+              <w:fldChar w:fldCharType="separate"/>
+            </w:r>
+            <w:r>
+              <w:rPr>
+                <w:noProof/>
+                <w:webHidden/>
+              </w:rPr>
+              <w:t>11</w:t>
             </w:r>
             <w:r>
               <w:rPr>
@@ -557,13 +1445,13 @@
               <w14:ligatures w14:val="standardContextual"/>
             </w:rPr>
           </w:pPr>
-          <w:hyperlink w:anchor="_Toc242730425" w:history="1">
+          <w:hyperlink w:anchor="_Toc242738729" w:history="1">
             <w:r>
               <w:rPr>
                 <w:rStyle w:val="Hyperlink"/>
                 <w:noProof/>
               </w:rPr>
-              <w:t>User Profile and Mobile Interface — Matthew</w:t>
+              <w:t>Functional Requirements</w:t>
             </w:r>
             <w:r>
               <w:rPr>
@@ -584,7 +1472,7 @@
                 <w:noProof/>
                 <w:webHidden/>
               </w:rPr>
-              <w:instrText xml:space="preserve"> PAGEREF _Toc242730425 \h </w:instrText>
+              <w:instrText xml:space="preserve"> PAGEREF _Toc242738729 \h </w:instrText>
             </w:r>
             <w:r>
               <w:rPr>
@@ -604,7 +1492,7 @@
                 <w:noProof/>
                 <w:webHidden/>
               </w:rPr>
-              <w:t>5</w:t>
+              <w:t>11</w:t>
             </w:r>
             <w:r>
               <w:rPr>
@@ -631,13 +1519,13 @@
               <w14:ligatures w14:val="standardContextual"/>
             </w:rPr>
           </w:pPr>
-          <w:hyperlink w:anchor="_Toc242730426" w:history="1">
+          <w:hyperlink w:anchor="_Toc242738730" w:history="1">
             <w:r>
               <w:rPr>
                 <w:rStyle w:val="Hyperlink"/>
                 <w:noProof/>
               </w:rPr>
-              <w:t>AI Meal Plan and Recipe Generation — Farhad</w:t>
+              <w:t>Non-Functional Requirements</w:t>
             </w:r>
             <w:r>
               <w:rPr>
@@ -658,7 +1546,7 @@
                 <w:noProof/>
                 <w:webHidden/>
               </w:rPr>
-              <w:instrText xml:space="preserve"> PAGEREF _Toc242730426 \h </w:instrText>
+              <w:instrText xml:space="preserve"> PAGEREF _Toc242738730 \h </w:instrText>
             </w:r>
             <w:r>
               <w:rPr>
@@ -678,7 +1566,7 @@
                 <w:noProof/>
                 <w:webHidden/>
               </w:rPr>
-              <w:t>6</w:t>
+              <w:t>12</w:t>
             </w:r>
             <w:r>
               <w:rPr>
@@ -705,13 +1593,13 @@
               <w14:ligatures w14:val="standardContextual"/>
             </w:rPr>
           </w:pPr>
-          <w:hyperlink w:anchor="_Toc242730427" w:history="1">
+          <w:hyperlink w:anchor="_Toc242738731" w:history="1">
             <w:r>
               <w:rPr>
                 <w:rStyle w:val="Hyperlink"/>
                 <w:noProof/>
               </w:rPr>
-              <w:t>Nutrition Analysis, Grocery List and Data Storage — Ansh</w:t>
+              <w:t>Summary of Requirements Fulfilment</w:t>
             </w:r>
             <w:r>
               <w:rPr>
@@ -732,7 +1620,7 @@
                 <w:noProof/>
                 <w:webHidden/>
               </w:rPr>
-              <w:instrText xml:space="preserve"> PAGEREF _Toc242730427 \h </w:instrText>
+              <w:instrText xml:space="preserve"> PAGEREF _Toc242738731 \h </w:instrText>
             </w:r>
             <w:r>
               <w:rPr>
@@ -752,7 +1640,821 @@
                 <w:noProof/>
                 <w:webHidden/>
               </w:rPr>
-              <w:t>6</w:t>
+              <w:t>13</w:t>
+            </w:r>
+            <w:r>
+              <w:rPr>
+                <w:noProof/>
+                <w:webHidden/>
+              </w:rPr>
+              <w:fldChar w:fldCharType="end"/>
+            </w:r>
+          </w:hyperlink>
+        </w:p>
+        <w:p>
+          <w:pPr>
+            <w:pStyle w:val="TOC2"/>
+            <w:tabs>
+              <w:tab w:val="right" w:leader="dot" w:pos="9016"/>
+            </w:tabs>
+            <w:rPr>
+              <w:rFonts w:asciiTheme="minorHAnsi" w:eastAsiaTheme="minorEastAsia" w:hAnsiTheme="minorHAnsi" w:cstheme="minorBidi"/>
+              <w:noProof/>
+              <w:kern w:val="2"/>
+              <w:sz w:val="24"/>
+              <w:szCs w:val="24"/>
+              <w:lang w:eastAsia="en-AU"/>
+              <w14:ligatures w14:val="standardContextual"/>
+            </w:rPr>
+          </w:pPr>
+          <w:hyperlink w:anchor="_Toc242738732" w:history="1">
+            <w:r>
+              <w:rPr>
+                <w:rStyle w:val="Hyperlink"/>
+                <w:noProof/>
+              </w:rPr>
+              <w:t>Project Objectives and Scope</w:t>
+            </w:r>
+            <w:r>
+              <w:rPr>
+                <w:noProof/>
+                <w:webHidden/>
+              </w:rPr>
+              <w:tab/>
+            </w:r>
+            <w:r>
+              <w:rPr>
+                <w:noProof/>
+                <w:webHidden/>
+              </w:rPr>
+              <w:fldChar w:fldCharType="begin"/>
+            </w:r>
+            <w:r>
+              <w:rPr>
+                <w:noProof/>
+                <w:webHidden/>
+              </w:rPr>
+              <w:instrText xml:space="preserve"> PAGEREF _Toc242738732 \h </w:instrText>
+            </w:r>
+            <w:r>
+              <w:rPr>
+                <w:noProof/>
+                <w:webHidden/>
+              </w:rPr>
+            </w:r>
+            <w:r>
+              <w:rPr>
+                <w:noProof/>
+                <w:webHidden/>
+              </w:rPr>
+              <w:fldChar w:fldCharType="separate"/>
+            </w:r>
+            <w:r>
+              <w:rPr>
+                <w:noProof/>
+                <w:webHidden/>
+              </w:rPr>
+              <w:t>14</w:t>
+            </w:r>
+            <w:r>
+              <w:rPr>
+                <w:noProof/>
+                <w:webHidden/>
+              </w:rPr>
+              <w:fldChar w:fldCharType="end"/>
+            </w:r>
+          </w:hyperlink>
+        </w:p>
+        <w:p>
+          <w:pPr>
+            <w:pStyle w:val="TOC2"/>
+            <w:tabs>
+              <w:tab w:val="right" w:leader="dot" w:pos="9016"/>
+            </w:tabs>
+            <w:rPr>
+              <w:rFonts w:asciiTheme="minorHAnsi" w:eastAsiaTheme="minorEastAsia" w:hAnsiTheme="minorHAnsi" w:cstheme="minorBidi"/>
+              <w:noProof/>
+              <w:kern w:val="2"/>
+              <w:sz w:val="24"/>
+              <w:szCs w:val="24"/>
+              <w:lang w:eastAsia="en-AU"/>
+              <w14:ligatures w14:val="standardContextual"/>
+            </w:rPr>
+          </w:pPr>
+          <w:hyperlink w:anchor="_Toc242738733" w:history="1">
+            <w:r>
+              <w:rPr>
+                <w:rStyle w:val="Hyperlink"/>
+                <w:noProof/>
+              </w:rPr>
+              <w:t>System Architecture and UML Comparison</w:t>
+            </w:r>
+            <w:r>
+              <w:rPr>
+                <w:noProof/>
+                <w:webHidden/>
+              </w:rPr>
+              <w:tab/>
+            </w:r>
+            <w:r>
+              <w:rPr>
+                <w:noProof/>
+                <w:webHidden/>
+              </w:rPr>
+              <w:fldChar w:fldCharType="begin"/>
+            </w:r>
+            <w:r>
+              <w:rPr>
+                <w:noProof/>
+                <w:webHidden/>
+              </w:rPr>
+              <w:instrText xml:space="preserve"> PAGEREF _Toc242738733 \h </w:instrText>
+            </w:r>
+            <w:r>
+              <w:rPr>
+                <w:noProof/>
+                <w:webHidden/>
+              </w:rPr>
+            </w:r>
+            <w:r>
+              <w:rPr>
+                <w:noProof/>
+                <w:webHidden/>
+              </w:rPr>
+              <w:fldChar w:fldCharType="separate"/>
+            </w:r>
+            <w:r>
+              <w:rPr>
+                <w:noProof/>
+                <w:webHidden/>
+              </w:rPr>
+              <w:t>14</w:t>
+            </w:r>
+            <w:r>
+              <w:rPr>
+                <w:noProof/>
+                <w:webHidden/>
+              </w:rPr>
+              <w:fldChar w:fldCharType="end"/>
+            </w:r>
+          </w:hyperlink>
+        </w:p>
+        <w:p>
+          <w:pPr>
+            <w:pStyle w:val="TOC2"/>
+            <w:tabs>
+              <w:tab w:val="right" w:leader="dot" w:pos="9016"/>
+            </w:tabs>
+            <w:rPr>
+              <w:rFonts w:asciiTheme="minorHAnsi" w:eastAsiaTheme="minorEastAsia" w:hAnsiTheme="minorHAnsi" w:cstheme="minorBidi"/>
+              <w:noProof/>
+              <w:kern w:val="2"/>
+              <w:sz w:val="24"/>
+              <w:szCs w:val="24"/>
+              <w:lang w:eastAsia="en-AU"/>
+              <w14:ligatures w14:val="standardContextual"/>
+            </w:rPr>
+          </w:pPr>
+          <w:hyperlink w:anchor="_Toc242738734" w:history="1">
+            <w:r>
+              <w:rPr>
+                <w:rStyle w:val="Hyperlink"/>
+                <w:noProof/>
+              </w:rPr>
+              <w:t>User Interface Design Comparison</w:t>
+            </w:r>
+            <w:r>
+              <w:rPr>
+                <w:noProof/>
+                <w:webHidden/>
+              </w:rPr>
+              <w:tab/>
+            </w:r>
+            <w:r>
+              <w:rPr>
+                <w:noProof/>
+                <w:webHidden/>
+              </w:rPr>
+              <w:fldChar w:fldCharType="begin"/>
+            </w:r>
+            <w:r>
+              <w:rPr>
+                <w:noProof/>
+                <w:webHidden/>
+              </w:rPr>
+              <w:instrText xml:space="preserve"> PAGEREF _Toc242738734 \h </w:instrText>
+            </w:r>
+            <w:r>
+              <w:rPr>
+                <w:noProof/>
+                <w:webHidden/>
+              </w:rPr>
+            </w:r>
+            <w:r>
+              <w:rPr>
+                <w:noProof/>
+                <w:webHidden/>
+              </w:rPr>
+              <w:fldChar w:fldCharType="separate"/>
+            </w:r>
+            <w:r>
+              <w:rPr>
+                <w:noProof/>
+                <w:webHidden/>
+              </w:rPr>
+              <w:t>14</w:t>
+            </w:r>
+            <w:r>
+              <w:rPr>
+                <w:noProof/>
+                <w:webHidden/>
+              </w:rPr>
+              <w:fldChar w:fldCharType="end"/>
+            </w:r>
+          </w:hyperlink>
+        </w:p>
+        <w:p>
+          <w:pPr>
+            <w:pStyle w:val="TOC2"/>
+            <w:tabs>
+              <w:tab w:val="right" w:leader="dot" w:pos="9016"/>
+            </w:tabs>
+            <w:rPr>
+              <w:rFonts w:asciiTheme="minorHAnsi" w:eastAsiaTheme="minorEastAsia" w:hAnsiTheme="minorHAnsi" w:cstheme="minorBidi"/>
+              <w:noProof/>
+              <w:kern w:val="2"/>
+              <w:sz w:val="24"/>
+              <w:szCs w:val="24"/>
+              <w:lang w:eastAsia="en-AU"/>
+              <w14:ligatures w14:val="standardContextual"/>
+            </w:rPr>
+          </w:pPr>
+          <w:hyperlink w:anchor="_Toc242738735" w:history="1">
+            <w:r>
+              <w:rPr>
+                <w:rStyle w:val="Hyperlink"/>
+                <w:noProof/>
+              </w:rPr>
+              <w:t>Use Case and Context Diagrams</w:t>
+            </w:r>
+            <w:r>
+              <w:rPr>
+                <w:noProof/>
+                <w:webHidden/>
+              </w:rPr>
+              <w:tab/>
+            </w:r>
+            <w:r>
+              <w:rPr>
+                <w:noProof/>
+                <w:webHidden/>
+              </w:rPr>
+              <w:fldChar w:fldCharType="begin"/>
+            </w:r>
+            <w:r>
+              <w:rPr>
+                <w:noProof/>
+                <w:webHidden/>
+              </w:rPr>
+              <w:instrText xml:space="preserve"> PAGEREF _Toc242738735 \h </w:instrText>
+            </w:r>
+            <w:r>
+              <w:rPr>
+                <w:noProof/>
+                <w:webHidden/>
+              </w:rPr>
+            </w:r>
+            <w:r>
+              <w:rPr>
+                <w:noProof/>
+                <w:webHidden/>
+              </w:rPr>
+              <w:fldChar w:fldCharType="separate"/>
+            </w:r>
+            <w:r>
+              <w:rPr>
+                <w:noProof/>
+                <w:webHidden/>
+              </w:rPr>
+              <w:t>14</w:t>
+            </w:r>
+            <w:r>
+              <w:rPr>
+                <w:noProof/>
+                <w:webHidden/>
+              </w:rPr>
+              <w:fldChar w:fldCharType="end"/>
+            </w:r>
+          </w:hyperlink>
+        </w:p>
+        <w:p>
+          <w:pPr>
+            <w:pStyle w:val="TOC2"/>
+            <w:tabs>
+              <w:tab w:val="right" w:leader="dot" w:pos="9016"/>
+            </w:tabs>
+            <w:rPr>
+              <w:rFonts w:asciiTheme="minorHAnsi" w:eastAsiaTheme="minorEastAsia" w:hAnsiTheme="minorHAnsi" w:cstheme="minorBidi"/>
+              <w:noProof/>
+              <w:kern w:val="2"/>
+              <w:sz w:val="24"/>
+              <w:szCs w:val="24"/>
+              <w:lang w:eastAsia="en-AU"/>
+              <w14:ligatures w14:val="standardContextual"/>
+            </w:rPr>
+          </w:pPr>
+          <w:hyperlink w:anchor="_Toc242738736" w:history="1">
+            <w:r>
+              <w:rPr>
+                <w:rStyle w:val="Hyperlink"/>
+                <w:noProof/>
+              </w:rPr>
+              <w:t>Database Design and ERD</w:t>
+            </w:r>
+            <w:r>
+              <w:rPr>
+                <w:noProof/>
+                <w:webHidden/>
+              </w:rPr>
+              <w:tab/>
+            </w:r>
+            <w:r>
+              <w:rPr>
+                <w:noProof/>
+                <w:webHidden/>
+              </w:rPr>
+              <w:fldChar w:fldCharType="begin"/>
+            </w:r>
+            <w:r>
+              <w:rPr>
+                <w:noProof/>
+                <w:webHidden/>
+              </w:rPr>
+              <w:instrText xml:space="preserve"> PAGEREF _Toc242738736 \h </w:instrText>
+            </w:r>
+            <w:r>
+              <w:rPr>
+                <w:noProof/>
+                <w:webHidden/>
+              </w:rPr>
+            </w:r>
+            <w:r>
+              <w:rPr>
+                <w:noProof/>
+                <w:webHidden/>
+              </w:rPr>
+              <w:fldChar w:fldCharType="separate"/>
+            </w:r>
+            <w:r>
+              <w:rPr>
+                <w:noProof/>
+                <w:webHidden/>
+              </w:rPr>
+              <w:t>14</w:t>
+            </w:r>
+            <w:r>
+              <w:rPr>
+                <w:noProof/>
+                <w:webHidden/>
+              </w:rPr>
+              <w:fldChar w:fldCharType="end"/>
+            </w:r>
+          </w:hyperlink>
+        </w:p>
+        <w:p>
+          <w:pPr>
+            <w:pStyle w:val="TOC2"/>
+            <w:tabs>
+              <w:tab w:val="right" w:leader="dot" w:pos="9016"/>
+            </w:tabs>
+            <w:rPr>
+              <w:rFonts w:asciiTheme="minorHAnsi" w:eastAsiaTheme="minorEastAsia" w:hAnsiTheme="minorHAnsi" w:cstheme="minorBidi"/>
+              <w:noProof/>
+              <w:kern w:val="2"/>
+              <w:sz w:val="24"/>
+              <w:szCs w:val="24"/>
+              <w:lang w:eastAsia="en-AU"/>
+              <w14:ligatures w14:val="standardContextual"/>
+            </w:rPr>
+          </w:pPr>
+          <w:hyperlink w:anchor="_Toc242738737" w:history="1">
+            <w:r>
+              <w:rPr>
+                <w:rStyle w:val="Hyperlink"/>
+                <w:noProof/>
+              </w:rPr>
+              <w:t>Client–Server Communication</w:t>
+            </w:r>
+            <w:r>
+              <w:rPr>
+                <w:noProof/>
+                <w:webHidden/>
+              </w:rPr>
+              <w:tab/>
+            </w:r>
+            <w:r>
+              <w:rPr>
+                <w:noProof/>
+                <w:webHidden/>
+              </w:rPr>
+              <w:fldChar w:fldCharType="begin"/>
+            </w:r>
+            <w:r>
+              <w:rPr>
+                <w:noProof/>
+                <w:webHidden/>
+              </w:rPr>
+              <w:instrText xml:space="preserve"> PAGEREF _Toc242738737 \h </w:instrText>
+            </w:r>
+            <w:r>
+              <w:rPr>
+                <w:noProof/>
+                <w:webHidden/>
+              </w:rPr>
+            </w:r>
+            <w:r>
+              <w:rPr>
+                <w:noProof/>
+                <w:webHidden/>
+              </w:rPr>
+              <w:fldChar w:fldCharType="separate"/>
+            </w:r>
+            <w:r>
+              <w:rPr>
+                <w:noProof/>
+                <w:webHidden/>
+              </w:rPr>
+              <w:t>14</w:t>
+            </w:r>
+            <w:r>
+              <w:rPr>
+                <w:noProof/>
+                <w:webHidden/>
+              </w:rPr>
+              <w:fldChar w:fldCharType="end"/>
+            </w:r>
+          </w:hyperlink>
+        </w:p>
+        <w:p>
+          <w:pPr>
+            <w:pStyle w:val="TOC2"/>
+            <w:tabs>
+              <w:tab w:val="right" w:leader="dot" w:pos="9016"/>
+            </w:tabs>
+            <w:rPr>
+              <w:rFonts w:asciiTheme="minorHAnsi" w:eastAsiaTheme="minorEastAsia" w:hAnsiTheme="minorHAnsi" w:cstheme="minorBidi"/>
+              <w:noProof/>
+              <w:kern w:val="2"/>
+              <w:sz w:val="24"/>
+              <w:szCs w:val="24"/>
+              <w:lang w:eastAsia="en-AU"/>
+              <w14:ligatures w14:val="standardContextual"/>
+            </w:rPr>
+          </w:pPr>
+          <w:hyperlink w:anchor="_Toc242738738" w:history="1">
+            <w:r>
+              <w:rPr>
+                <w:rStyle w:val="Hyperlink"/>
+                <w:noProof/>
+              </w:rPr>
+              <w:t>Artefact Refinement</w:t>
+            </w:r>
+            <w:r>
+              <w:rPr>
+                <w:noProof/>
+                <w:webHidden/>
+              </w:rPr>
+              <w:tab/>
+            </w:r>
+            <w:r>
+              <w:rPr>
+                <w:noProof/>
+                <w:webHidden/>
+              </w:rPr>
+              <w:fldChar w:fldCharType="begin"/>
+            </w:r>
+            <w:r>
+              <w:rPr>
+                <w:noProof/>
+                <w:webHidden/>
+              </w:rPr>
+              <w:instrText xml:space="preserve"> PAGEREF _Toc242738738 \h </w:instrText>
+            </w:r>
+            <w:r>
+              <w:rPr>
+                <w:noProof/>
+                <w:webHidden/>
+              </w:rPr>
+            </w:r>
+            <w:r>
+              <w:rPr>
+                <w:noProof/>
+                <w:webHidden/>
+              </w:rPr>
+              <w:fldChar w:fldCharType="separate"/>
+            </w:r>
+            <w:r>
+              <w:rPr>
+                <w:noProof/>
+                <w:webHidden/>
+              </w:rPr>
+              <w:t>15</w:t>
+            </w:r>
+            <w:r>
+              <w:rPr>
+                <w:noProof/>
+                <w:webHidden/>
+              </w:rPr>
+              <w:fldChar w:fldCharType="end"/>
+            </w:r>
+          </w:hyperlink>
+        </w:p>
+        <w:p>
+          <w:pPr>
+            <w:pStyle w:val="TOC3"/>
+            <w:tabs>
+              <w:tab w:val="right" w:leader="dot" w:pos="9016"/>
+            </w:tabs>
+            <w:rPr>
+              <w:rFonts w:asciiTheme="minorHAnsi" w:eastAsiaTheme="minorEastAsia" w:hAnsiTheme="minorHAnsi" w:cstheme="minorBidi"/>
+              <w:noProof/>
+              <w:kern w:val="2"/>
+              <w:sz w:val="24"/>
+              <w:szCs w:val="24"/>
+              <w:lang w:eastAsia="en-AU"/>
+              <w14:ligatures w14:val="standardContextual"/>
+            </w:rPr>
+          </w:pPr>
+          <w:hyperlink w:anchor="_Toc242738739" w:history="1">
+            <w:r>
+              <w:rPr>
+                <w:rStyle w:val="Hyperlink"/>
+                <w:noProof/>
+              </w:rPr>
+              <w:t>Matthew - System Architecture Comparison</w:t>
+            </w:r>
+            <w:r>
+              <w:rPr>
+                <w:noProof/>
+                <w:webHidden/>
+              </w:rPr>
+              <w:tab/>
+            </w:r>
+            <w:r>
+              <w:rPr>
+                <w:noProof/>
+                <w:webHidden/>
+              </w:rPr>
+              <w:fldChar w:fldCharType="begin"/>
+            </w:r>
+            <w:r>
+              <w:rPr>
+                <w:noProof/>
+                <w:webHidden/>
+              </w:rPr>
+              <w:instrText xml:space="preserve"> PAGEREF _Toc242738739 \h </w:instrText>
+            </w:r>
+            <w:r>
+              <w:rPr>
+                <w:noProof/>
+                <w:webHidden/>
+              </w:rPr>
+            </w:r>
+            <w:r>
+              <w:rPr>
+                <w:noProof/>
+                <w:webHidden/>
+              </w:rPr>
+              <w:fldChar w:fldCharType="separate"/>
+            </w:r>
+            <w:r>
+              <w:rPr>
+                <w:noProof/>
+                <w:webHidden/>
+              </w:rPr>
+              <w:t>15</w:t>
+            </w:r>
+            <w:r>
+              <w:rPr>
+                <w:noProof/>
+                <w:webHidden/>
+              </w:rPr>
+              <w:fldChar w:fldCharType="end"/>
+            </w:r>
+          </w:hyperlink>
+        </w:p>
+        <w:p>
+          <w:pPr>
+            <w:pStyle w:val="TOC3"/>
+            <w:tabs>
+              <w:tab w:val="right" w:leader="dot" w:pos="9016"/>
+            </w:tabs>
+            <w:rPr>
+              <w:rFonts w:asciiTheme="minorHAnsi" w:eastAsiaTheme="minorEastAsia" w:hAnsiTheme="minorHAnsi" w:cstheme="minorBidi"/>
+              <w:noProof/>
+              <w:kern w:val="2"/>
+              <w:sz w:val="24"/>
+              <w:szCs w:val="24"/>
+              <w:lang w:eastAsia="en-AU"/>
+              <w14:ligatures w14:val="standardContextual"/>
+            </w:rPr>
+          </w:pPr>
+          <w:hyperlink w:anchor="_Toc242738740" w:history="1">
+            <w:r>
+              <w:rPr>
+                <w:rStyle w:val="Hyperlink"/>
+                <w:noProof/>
+              </w:rPr>
+              <w:t>All members - Updated UML class diagrams vs Originals</w:t>
+            </w:r>
+            <w:r>
+              <w:rPr>
+                <w:noProof/>
+                <w:webHidden/>
+              </w:rPr>
+              <w:tab/>
+            </w:r>
+            <w:r>
+              <w:rPr>
+                <w:noProof/>
+                <w:webHidden/>
+              </w:rPr>
+              <w:fldChar w:fldCharType="begin"/>
+            </w:r>
+            <w:r>
+              <w:rPr>
+                <w:noProof/>
+                <w:webHidden/>
+              </w:rPr>
+              <w:instrText xml:space="preserve"> PAGEREF _Toc242738740 \h </w:instrText>
+            </w:r>
+            <w:r>
+              <w:rPr>
+                <w:noProof/>
+                <w:webHidden/>
+              </w:rPr>
+            </w:r>
+            <w:r>
+              <w:rPr>
+                <w:noProof/>
+                <w:webHidden/>
+              </w:rPr>
+              <w:fldChar w:fldCharType="separate"/>
+            </w:r>
+            <w:r>
+              <w:rPr>
+                <w:noProof/>
+                <w:webHidden/>
+              </w:rPr>
+              <w:t>16</w:t>
+            </w:r>
+            <w:r>
+              <w:rPr>
+                <w:noProof/>
+                <w:webHidden/>
+              </w:rPr>
+              <w:fldChar w:fldCharType="end"/>
+            </w:r>
+          </w:hyperlink>
+        </w:p>
+        <w:p>
+          <w:pPr>
+            <w:pStyle w:val="TOC3"/>
+            <w:tabs>
+              <w:tab w:val="right" w:leader="dot" w:pos="9016"/>
+            </w:tabs>
+            <w:rPr>
+              <w:rFonts w:asciiTheme="minorHAnsi" w:eastAsiaTheme="minorEastAsia" w:hAnsiTheme="minorHAnsi" w:cstheme="minorBidi"/>
+              <w:noProof/>
+              <w:kern w:val="2"/>
+              <w:sz w:val="24"/>
+              <w:szCs w:val="24"/>
+              <w:lang w:eastAsia="en-AU"/>
+              <w14:ligatures w14:val="standardContextual"/>
+            </w:rPr>
+          </w:pPr>
+          <w:hyperlink w:anchor="_Toc242738741" w:history="1">
+            <w:r>
+              <w:rPr>
+                <w:rStyle w:val="Hyperlink"/>
+                <w:noProof/>
+              </w:rPr>
+              <w:t>Ansh - Updated ERD vs Original</w:t>
+            </w:r>
+            <w:r>
+              <w:rPr>
+                <w:noProof/>
+                <w:webHidden/>
+              </w:rPr>
+              <w:tab/>
+            </w:r>
+            <w:r>
+              <w:rPr>
+                <w:noProof/>
+                <w:webHidden/>
+              </w:rPr>
+              <w:fldChar w:fldCharType="begin"/>
+            </w:r>
+            <w:r>
+              <w:rPr>
+                <w:noProof/>
+                <w:webHidden/>
+              </w:rPr>
+              <w:instrText xml:space="preserve"> PAGEREF _Toc242738741 \h </w:instrText>
+            </w:r>
+            <w:r>
+              <w:rPr>
+                <w:noProof/>
+                <w:webHidden/>
+              </w:rPr>
+            </w:r>
+            <w:r>
+              <w:rPr>
+                <w:noProof/>
+                <w:webHidden/>
+              </w:rPr>
+              <w:fldChar w:fldCharType="separate"/>
+            </w:r>
+            <w:r>
+              <w:rPr>
+                <w:noProof/>
+                <w:webHidden/>
+              </w:rPr>
+              <w:t>16</w:t>
+            </w:r>
+            <w:r>
+              <w:rPr>
+                <w:noProof/>
+                <w:webHidden/>
+              </w:rPr>
+              <w:fldChar w:fldCharType="end"/>
+            </w:r>
+          </w:hyperlink>
+        </w:p>
+        <w:p>
+          <w:pPr>
+            <w:pStyle w:val="TOC3"/>
+            <w:tabs>
+              <w:tab w:val="right" w:leader="dot" w:pos="9016"/>
+            </w:tabs>
+            <w:rPr>
+              <w:rFonts w:asciiTheme="minorHAnsi" w:eastAsiaTheme="minorEastAsia" w:hAnsiTheme="minorHAnsi" w:cstheme="minorBidi"/>
+              <w:noProof/>
+              <w:kern w:val="2"/>
+              <w:sz w:val="24"/>
+              <w:szCs w:val="24"/>
+              <w:lang w:eastAsia="en-AU"/>
+              <w14:ligatures w14:val="standardContextual"/>
+            </w:rPr>
+          </w:pPr>
+          <w:hyperlink w:anchor="_Toc242738742" w:history="1">
+            <w:r>
+              <w:rPr>
+                <w:rStyle w:val="Hyperlink"/>
+                <w:noProof/>
+              </w:rPr>
+              <w:t>Farhad - Client-Server Communication diagram vs Original</w:t>
+            </w:r>
+            <w:r>
+              <w:rPr>
+                <w:noProof/>
+                <w:webHidden/>
+              </w:rPr>
+              <w:tab/>
+            </w:r>
+            <w:r>
+              <w:rPr>
+                <w:noProof/>
+                <w:webHidden/>
+              </w:rPr>
+              <w:fldChar w:fldCharType="begin"/>
+            </w:r>
+            <w:r>
+              <w:rPr>
+                <w:noProof/>
+                <w:webHidden/>
+              </w:rPr>
+              <w:instrText xml:space="preserve"> PAGEREF _Toc242738742 \h </w:instrText>
+            </w:r>
+            <w:r>
+              <w:rPr>
+                <w:noProof/>
+                <w:webHidden/>
+              </w:rPr>
+            </w:r>
+            <w:r>
+              <w:rPr>
+                <w:noProof/>
+                <w:webHidden/>
+              </w:rPr>
+              <w:fldChar w:fldCharType="separate"/>
+            </w:r>
+            <w:r>
+              <w:rPr>
+                <w:noProof/>
+                <w:webHidden/>
+              </w:rPr>
+              <w:t>16</w:t>
             </w:r>
             <w:r>
               <w:rPr>
@@ -779,13 +2481,13 @@
               <w14:ligatures w14:val="standardContextual"/>
             </w:rPr>
           </w:pPr>
-          <w:hyperlink w:anchor="_Toc242730428" w:history="1">
+          <w:hyperlink w:anchor="_Toc242738743" w:history="1">
             <w:r>
               <w:rPr>
                 <w:rStyle w:val="Hyperlink"/>
                 <w:noProof/>
               </w:rPr>
-              <w:t>Implementation Details</w:t>
+              <w:t>Errors, Problems and Resolutions</w:t>
             </w:r>
             <w:r>
               <w:rPr>
@@ -806,7 +2508,7 @@
                 <w:noProof/>
                 <w:webHidden/>
               </w:rPr>
-              <w:instrText xml:space="preserve"> PAGEREF _Toc242730428 \h </w:instrText>
+              <w:instrText xml:space="preserve"> PAGEREF _Toc242738743 \h </w:instrText>
             </w:r>
             <w:r>
               <w:rPr>
@@ -826,7 +2528,451 @@
                 <w:noProof/>
                 <w:webHidden/>
               </w:rPr>
-              <w:t>7</w:t>
+              <w:t>17</w:t>
+            </w:r>
+            <w:r>
+              <w:rPr>
+                <w:noProof/>
+                <w:webHidden/>
+              </w:rPr>
+              <w:fldChar w:fldCharType="end"/>
+            </w:r>
+          </w:hyperlink>
+        </w:p>
+        <w:p>
+          <w:pPr>
+            <w:pStyle w:val="TOC2"/>
+            <w:tabs>
+              <w:tab w:val="right" w:leader="dot" w:pos="9016"/>
+            </w:tabs>
+            <w:rPr>
+              <w:rFonts w:asciiTheme="minorHAnsi" w:eastAsiaTheme="minorEastAsia" w:hAnsiTheme="minorHAnsi" w:cstheme="minorBidi"/>
+              <w:noProof/>
+              <w:kern w:val="2"/>
+              <w:sz w:val="24"/>
+              <w:szCs w:val="24"/>
+              <w:lang w:eastAsia="en-AU"/>
+              <w14:ligatures w14:val="standardContextual"/>
+            </w:rPr>
+          </w:pPr>
+          <w:hyperlink w:anchor="_Toc242738744" w:history="1">
+            <w:r>
+              <w:rPr>
+                <w:rStyle w:val="Hyperlink"/>
+                <w:noProof/>
+              </w:rPr>
+              <w:t>Nutrition Calculation and Ingredient Identification</w:t>
+            </w:r>
+            <w:r>
+              <w:rPr>
+                <w:noProof/>
+                <w:webHidden/>
+              </w:rPr>
+              <w:tab/>
+            </w:r>
+            <w:r>
+              <w:rPr>
+                <w:noProof/>
+                <w:webHidden/>
+              </w:rPr>
+              <w:fldChar w:fldCharType="begin"/>
+            </w:r>
+            <w:r>
+              <w:rPr>
+                <w:noProof/>
+                <w:webHidden/>
+              </w:rPr>
+              <w:instrText xml:space="preserve"> PAGEREF _Toc242738744 \h </w:instrText>
+            </w:r>
+            <w:r>
+              <w:rPr>
+                <w:noProof/>
+                <w:webHidden/>
+              </w:rPr>
+            </w:r>
+            <w:r>
+              <w:rPr>
+                <w:noProof/>
+                <w:webHidden/>
+              </w:rPr>
+              <w:fldChar w:fldCharType="separate"/>
+            </w:r>
+            <w:r>
+              <w:rPr>
+                <w:noProof/>
+                <w:webHidden/>
+              </w:rPr>
+              <w:t>17</w:t>
+            </w:r>
+            <w:r>
+              <w:rPr>
+                <w:noProof/>
+                <w:webHidden/>
+              </w:rPr>
+              <w:fldChar w:fldCharType="end"/>
+            </w:r>
+          </w:hyperlink>
+        </w:p>
+        <w:p>
+          <w:pPr>
+            <w:pStyle w:val="TOC2"/>
+            <w:tabs>
+              <w:tab w:val="right" w:leader="dot" w:pos="9016"/>
+            </w:tabs>
+            <w:rPr>
+              <w:rFonts w:asciiTheme="minorHAnsi" w:eastAsiaTheme="minorEastAsia" w:hAnsiTheme="minorHAnsi" w:cstheme="minorBidi"/>
+              <w:noProof/>
+              <w:kern w:val="2"/>
+              <w:sz w:val="24"/>
+              <w:szCs w:val="24"/>
+              <w:lang w:eastAsia="en-AU"/>
+              <w14:ligatures w14:val="standardContextual"/>
+            </w:rPr>
+          </w:pPr>
+          <w:hyperlink w:anchor="_Toc242738745" w:history="1">
+            <w:r>
+              <w:rPr>
+                <w:rStyle w:val="Hyperlink"/>
+                <w:noProof/>
+              </w:rPr>
+              <w:t>Cooking Oil Ingredient Matching</w:t>
+            </w:r>
+            <w:r>
+              <w:rPr>
+                <w:noProof/>
+                <w:webHidden/>
+              </w:rPr>
+              <w:tab/>
+            </w:r>
+            <w:r>
+              <w:rPr>
+                <w:noProof/>
+                <w:webHidden/>
+              </w:rPr>
+              <w:fldChar w:fldCharType="begin"/>
+            </w:r>
+            <w:r>
+              <w:rPr>
+                <w:noProof/>
+                <w:webHidden/>
+              </w:rPr>
+              <w:instrText xml:space="preserve"> PAGEREF _Toc242738745 \h </w:instrText>
+            </w:r>
+            <w:r>
+              <w:rPr>
+                <w:noProof/>
+                <w:webHidden/>
+              </w:rPr>
+            </w:r>
+            <w:r>
+              <w:rPr>
+                <w:noProof/>
+                <w:webHidden/>
+              </w:rPr>
+              <w:fldChar w:fldCharType="separate"/>
+            </w:r>
+            <w:r>
+              <w:rPr>
+                <w:noProof/>
+                <w:webHidden/>
+              </w:rPr>
+              <w:t>19</w:t>
+            </w:r>
+            <w:r>
+              <w:rPr>
+                <w:noProof/>
+                <w:webHidden/>
+              </w:rPr>
+              <w:fldChar w:fldCharType="end"/>
+            </w:r>
+          </w:hyperlink>
+        </w:p>
+        <w:p>
+          <w:pPr>
+            <w:pStyle w:val="TOC2"/>
+            <w:tabs>
+              <w:tab w:val="right" w:leader="dot" w:pos="9016"/>
+            </w:tabs>
+            <w:rPr>
+              <w:rFonts w:asciiTheme="minorHAnsi" w:eastAsiaTheme="minorEastAsia" w:hAnsiTheme="minorHAnsi" w:cstheme="minorBidi"/>
+              <w:noProof/>
+              <w:kern w:val="2"/>
+              <w:sz w:val="24"/>
+              <w:szCs w:val="24"/>
+              <w:lang w:eastAsia="en-AU"/>
+              <w14:ligatures w14:val="standardContextual"/>
+            </w:rPr>
+          </w:pPr>
+          <w:hyperlink w:anchor="_Toc242738746" w:history="1">
+            <w:r>
+              <w:rPr>
+                <w:rStyle w:val="Hyperlink"/>
+                <w:noProof/>
+              </w:rPr>
+              <w:t>Grocery List State Persistence</w:t>
+            </w:r>
+            <w:r>
+              <w:rPr>
+                <w:noProof/>
+                <w:webHidden/>
+              </w:rPr>
+              <w:tab/>
+            </w:r>
+            <w:r>
+              <w:rPr>
+                <w:noProof/>
+                <w:webHidden/>
+              </w:rPr>
+              <w:fldChar w:fldCharType="begin"/>
+            </w:r>
+            <w:r>
+              <w:rPr>
+                <w:noProof/>
+                <w:webHidden/>
+              </w:rPr>
+              <w:instrText xml:space="preserve"> PAGEREF _Toc242738746 \h </w:instrText>
+            </w:r>
+            <w:r>
+              <w:rPr>
+                <w:noProof/>
+                <w:webHidden/>
+              </w:rPr>
+            </w:r>
+            <w:r>
+              <w:rPr>
+                <w:noProof/>
+                <w:webHidden/>
+              </w:rPr>
+              <w:fldChar w:fldCharType="separate"/>
+            </w:r>
+            <w:r>
+              <w:rPr>
+                <w:noProof/>
+                <w:webHidden/>
+              </w:rPr>
+              <w:t>19</w:t>
+            </w:r>
+            <w:r>
+              <w:rPr>
+                <w:noProof/>
+                <w:webHidden/>
+              </w:rPr>
+              <w:fldChar w:fldCharType="end"/>
+            </w:r>
+          </w:hyperlink>
+        </w:p>
+        <w:p>
+          <w:pPr>
+            <w:pStyle w:val="TOC2"/>
+            <w:tabs>
+              <w:tab w:val="right" w:leader="dot" w:pos="9016"/>
+            </w:tabs>
+            <w:rPr>
+              <w:rFonts w:asciiTheme="minorHAnsi" w:eastAsiaTheme="minorEastAsia" w:hAnsiTheme="minorHAnsi" w:cstheme="minorBidi"/>
+              <w:noProof/>
+              <w:kern w:val="2"/>
+              <w:sz w:val="24"/>
+              <w:szCs w:val="24"/>
+              <w:lang w:eastAsia="en-AU"/>
+              <w14:ligatures w14:val="standardContextual"/>
+            </w:rPr>
+          </w:pPr>
+          <w:hyperlink w:anchor="_Toc242738747" w:history="1">
+            <w:r>
+              <w:rPr>
+                <w:rStyle w:val="Hyperlink"/>
+                <w:noProof/>
+              </w:rPr>
+              <w:t>Application Timeout During Nutrition Analysis</w:t>
+            </w:r>
+            <w:r>
+              <w:rPr>
+                <w:noProof/>
+                <w:webHidden/>
+              </w:rPr>
+              <w:tab/>
+            </w:r>
+            <w:r>
+              <w:rPr>
+                <w:noProof/>
+                <w:webHidden/>
+              </w:rPr>
+              <w:fldChar w:fldCharType="begin"/>
+            </w:r>
+            <w:r>
+              <w:rPr>
+                <w:noProof/>
+                <w:webHidden/>
+              </w:rPr>
+              <w:instrText xml:space="preserve"> PAGEREF _Toc242738747 \h </w:instrText>
+            </w:r>
+            <w:r>
+              <w:rPr>
+                <w:noProof/>
+                <w:webHidden/>
+              </w:rPr>
+            </w:r>
+            <w:r>
+              <w:rPr>
+                <w:noProof/>
+                <w:webHidden/>
+              </w:rPr>
+              <w:fldChar w:fldCharType="separate"/>
+            </w:r>
+            <w:r>
+              <w:rPr>
+                <w:noProof/>
+                <w:webHidden/>
+              </w:rPr>
+              <w:t>20</w:t>
+            </w:r>
+            <w:r>
+              <w:rPr>
+                <w:noProof/>
+                <w:webHidden/>
+              </w:rPr>
+              <w:fldChar w:fldCharType="end"/>
+            </w:r>
+          </w:hyperlink>
+        </w:p>
+        <w:p>
+          <w:pPr>
+            <w:pStyle w:val="TOC1"/>
+            <w:tabs>
+              <w:tab w:val="right" w:leader="dot" w:pos="9016"/>
+            </w:tabs>
+            <w:rPr>
+              <w:rFonts w:asciiTheme="minorHAnsi" w:eastAsiaTheme="minorEastAsia" w:hAnsiTheme="minorHAnsi" w:cstheme="minorBidi"/>
+              <w:noProof/>
+              <w:kern w:val="2"/>
+              <w:sz w:val="24"/>
+              <w:szCs w:val="24"/>
+              <w:lang w:eastAsia="en-AU"/>
+              <w14:ligatures w14:val="standardContextual"/>
+            </w:rPr>
+          </w:pPr>
+          <w:hyperlink w:anchor="_Toc242738748" w:history="1">
+            <w:r>
+              <w:rPr>
+                <w:rStyle w:val="Hyperlink"/>
+                <w:noProof/>
+              </w:rPr>
+              <w:t>Divergence from Original Requirements and Design</w:t>
+            </w:r>
+            <w:r>
+              <w:rPr>
+                <w:noProof/>
+                <w:webHidden/>
+              </w:rPr>
+              <w:tab/>
+            </w:r>
+            <w:r>
+              <w:rPr>
+                <w:noProof/>
+                <w:webHidden/>
+              </w:rPr>
+              <w:fldChar w:fldCharType="begin"/>
+            </w:r>
+            <w:r>
+              <w:rPr>
+                <w:noProof/>
+                <w:webHidden/>
+              </w:rPr>
+              <w:instrText xml:space="preserve"> PAGEREF _Toc242738748 \h </w:instrText>
+            </w:r>
+            <w:r>
+              <w:rPr>
+                <w:noProof/>
+                <w:webHidden/>
+              </w:rPr>
+            </w:r>
+            <w:r>
+              <w:rPr>
+                <w:noProof/>
+                <w:webHidden/>
+              </w:rPr>
+              <w:fldChar w:fldCharType="separate"/>
+            </w:r>
+            <w:r>
+              <w:rPr>
+                <w:noProof/>
+                <w:webHidden/>
+              </w:rPr>
+              <w:t>21</w:t>
+            </w:r>
+            <w:r>
+              <w:rPr>
+                <w:noProof/>
+                <w:webHidden/>
+              </w:rPr>
+              <w:fldChar w:fldCharType="end"/>
+            </w:r>
+          </w:hyperlink>
+        </w:p>
+        <w:p>
+          <w:pPr>
+            <w:pStyle w:val="TOC2"/>
+            <w:tabs>
+              <w:tab w:val="right" w:leader="dot" w:pos="9016"/>
+            </w:tabs>
+            <w:rPr>
+              <w:rFonts w:asciiTheme="minorHAnsi" w:eastAsiaTheme="minorEastAsia" w:hAnsiTheme="minorHAnsi" w:cstheme="minorBidi"/>
+              <w:noProof/>
+              <w:kern w:val="2"/>
+              <w:sz w:val="24"/>
+              <w:szCs w:val="24"/>
+              <w:lang w:eastAsia="en-AU"/>
+              <w14:ligatures w14:val="standardContextual"/>
+            </w:rPr>
+          </w:pPr>
+          <w:hyperlink w:anchor="_Toc242738749" w:history="1">
+            <w:r>
+              <w:rPr>
+                <w:rStyle w:val="Hyperlink"/>
+                <w:noProof/>
+              </w:rPr>
+              <w:t>Matthew</w:t>
+            </w:r>
+            <w:r>
+              <w:rPr>
+                <w:noProof/>
+                <w:webHidden/>
+              </w:rPr>
+              <w:tab/>
+            </w:r>
+            <w:r>
+              <w:rPr>
+                <w:noProof/>
+                <w:webHidden/>
+              </w:rPr>
+              <w:fldChar w:fldCharType="begin"/>
+            </w:r>
+            <w:r>
+              <w:rPr>
+                <w:noProof/>
+                <w:webHidden/>
+              </w:rPr>
+              <w:instrText xml:space="preserve"> PAGEREF _Toc242738749 \h </w:instrText>
+            </w:r>
+            <w:r>
+              <w:rPr>
+                <w:noProof/>
+                <w:webHidden/>
+              </w:rPr>
+            </w:r>
+            <w:r>
+              <w:rPr>
+                <w:noProof/>
+                <w:webHidden/>
+              </w:rPr>
+              <w:fldChar w:fldCharType="separate"/>
+            </w:r>
+            <w:r>
+              <w:rPr>
+                <w:noProof/>
+                <w:webHidden/>
+              </w:rPr>
+              <w:t>21</w:t>
             </w:r>
             <w:r>
               <w:rPr>
@@ -853,13 +2999,13 @@
               <w14:ligatures w14:val="standardContextual"/>
             </w:rPr>
           </w:pPr>
-          <w:hyperlink w:anchor="_Toc242730429" w:history="1">
+          <w:hyperlink w:anchor="_Toc242738750" w:history="1">
             <w:r>
               <w:rPr>
                 <w:rStyle w:val="Hyperlink"/>
                 <w:noProof/>
               </w:rPr>
-              <w:t>User Profile and Mobile Interface — Matthew</w:t>
+              <w:t>Bottom Navigation and Grocery List Access</w:t>
             </w:r>
             <w:r>
               <w:rPr>
@@ -880,7 +3026,7 @@
                 <w:noProof/>
                 <w:webHidden/>
               </w:rPr>
-              <w:instrText xml:space="preserve"> PAGEREF _Toc242730429 \h </w:instrText>
+              <w:instrText xml:space="preserve"> PAGEREF _Toc242738750 \h </w:instrText>
             </w:r>
             <w:r>
               <w:rPr>
@@ -900,7 +3046,7 @@
                 <w:noProof/>
                 <w:webHidden/>
               </w:rPr>
-              <w:t>7</w:t>
+              <w:t>21</w:t>
             </w:r>
             <w:r>
               <w:rPr>
@@ -927,13 +3073,13 @@
               <w14:ligatures w14:val="standardContextual"/>
             </w:rPr>
           </w:pPr>
-          <w:hyperlink w:anchor="_Toc242730430" w:history="1">
+          <w:hyperlink w:anchor="_Toc242738751" w:history="1">
             <w:r>
               <w:rPr>
                 <w:rStyle w:val="Hyperlink"/>
                 <w:noProof/>
               </w:rPr>
-              <w:t>AI Meal Plan and Recipe Generation — Farhad</w:t>
+              <w:t>Meal Plan and Recipe Interface Structure</w:t>
             </w:r>
             <w:r>
               <w:rPr>
@@ -954,7 +3100,7 @@
                 <w:noProof/>
                 <w:webHidden/>
               </w:rPr>
-              <w:instrText xml:space="preserve"> PAGEREF _Toc242730430 \h </w:instrText>
+              <w:instrText xml:space="preserve"> PAGEREF _Toc242738751 \h </w:instrText>
             </w:r>
             <w:r>
               <w:rPr>
@@ -974,7 +3120,7 @@
                 <w:noProof/>
                 <w:webHidden/>
               </w:rPr>
-              <w:t>8</w:t>
+              <w:t>21</w:t>
             </w:r>
             <w:r>
               <w:rPr>
@@ -1001,13 +3147,13 @@
               <w14:ligatures w14:val="standardContextual"/>
             </w:rPr>
           </w:pPr>
-          <w:hyperlink w:anchor="_Toc242730431" w:history="1">
+          <w:hyperlink w:anchor="_Toc242738752" w:history="1">
             <w:r>
               <w:rPr>
                 <w:rStyle w:val="Hyperlink"/>
                 <w:noProof/>
               </w:rPr>
-              <w:t>Nutrition Analysis, Grocery List and Data Storage — Ansh</w:t>
+              <w:t>Home Screen Meal Inclusion Controls</w:t>
             </w:r>
             <w:r>
               <w:rPr>
@@ -1028,7 +3174,7 @@
                 <w:noProof/>
                 <w:webHidden/>
               </w:rPr>
-              <w:instrText xml:space="preserve"> PAGEREF _Toc242730431 \h </w:instrText>
+              <w:instrText xml:space="preserve"> PAGEREF _Toc242738752 \h </w:instrText>
             </w:r>
             <w:r>
               <w:rPr>
@@ -1048,7 +3194,303 @@
                 <w:noProof/>
                 <w:webHidden/>
               </w:rPr>
-              <w:t>8</w:t>
+              <w:t>21</w:t>
+            </w:r>
+            <w:r>
+              <w:rPr>
+                <w:noProof/>
+                <w:webHidden/>
+              </w:rPr>
+              <w:fldChar w:fldCharType="end"/>
+            </w:r>
+          </w:hyperlink>
+        </w:p>
+        <w:p>
+          <w:pPr>
+            <w:pStyle w:val="TOC2"/>
+            <w:tabs>
+              <w:tab w:val="right" w:leader="dot" w:pos="9016"/>
+            </w:tabs>
+            <w:rPr>
+              <w:rFonts w:asciiTheme="minorHAnsi" w:eastAsiaTheme="minorEastAsia" w:hAnsiTheme="minorHAnsi" w:cstheme="minorBidi"/>
+              <w:noProof/>
+              <w:kern w:val="2"/>
+              <w:sz w:val="24"/>
+              <w:szCs w:val="24"/>
+              <w:lang w:eastAsia="en-AU"/>
+              <w14:ligatures w14:val="standardContextual"/>
+            </w:rPr>
+          </w:pPr>
+          <w:hyperlink w:anchor="_Toc242738753" w:history="1">
+            <w:r>
+              <w:rPr>
+                <w:rStyle w:val="Hyperlink"/>
+                <w:noProof/>
+              </w:rPr>
+              <w:t>Farhad</w:t>
+            </w:r>
+            <w:r>
+              <w:rPr>
+                <w:noProof/>
+                <w:webHidden/>
+              </w:rPr>
+              <w:tab/>
+            </w:r>
+            <w:r>
+              <w:rPr>
+                <w:noProof/>
+                <w:webHidden/>
+              </w:rPr>
+              <w:fldChar w:fldCharType="begin"/>
+            </w:r>
+            <w:r>
+              <w:rPr>
+                <w:noProof/>
+                <w:webHidden/>
+              </w:rPr>
+              <w:instrText xml:space="preserve"> PAGEREF _Toc242738753 \h </w:instrText>
+            </w:r>
+            <w:r>
+              <w:rPr>
+                <w:noProof/>
+                <w:webHidden/>
+              </w:rPr>
+            </w:r>
+            <w:r>
+              <w:rPr>
+                <w:noProof/>
+                <w:webHidden/>
+              </w:rPr>
+              <w:fldChar w:fldCharType="separate"/>
+            </w:r>
+            <w:r>
+              <w:rPr>
+                <w:noProof/>
+                <w:webHidden/>
+              </w:rPr>
+              <w:t>22</w:t>
+            </w:r>
+            <w:r>
+              <w:rPr>
+                <w:noProof/>
+                <w:webHidden/>
+              </w:rPr>
+              <w:fldChar w:fldCharType="end"/>
+            </w:r>
+          </w:hyperlink>
+        </w:p>
+        <w:p>
+          <w:pPr>
+            <w:pStyle w:val="TOC2"/>
+            <w:tabs>
+              <w:tab w:val="right" w:leader="dot" w:pos="9016"/>
+            </w:tabs>
+            <w:rPr>
+              <w:rFonts w:asciiTheme="minorHAnsi" w:eastAsiaTheme="minorEastAsia" w:hAnsiTheme="minorHAnsi" w:cstheme="minorBidi"/>
+              <w:noProof/>
+              <w:kern w:val="2"/>
+              <w:sz w:val="24"/>
+              <w:szCs w:val="24"/>
+              <w:lang w:eastAsia="en-AU"/>
+              <w14:ligatures w14:val="standardContextual"/>
+            </w:rPr>
+          </w:pPr>
+          <w:hyperlink w:anchor="_Toc242738754" w:history="1">
+            <w:r>
+              <w:rPr>
+                <w:rStyle w:val="Hyperlink"/>
+                <w:noProof/>
+              </w:rPr>
+              <w:t>Ansh</w:t>
+            </w:r>
+            <w:r>
+              <w:rPr>
+                <w:noProof/>
+                <w:webHidden/>
+              </w:rPr>
+              <w:tab/>
+            </w:r>
+            <w:r>
+              <w:rPr>
+                <w:noProof/>
+                <w:webHidden/>
+              </w:rPr>
+              <w:fldChar w:fldCharType="begin"/>
+            </w:r>
+            <w:r>
+              <w:rPr>
+                <w:noProof/>
+                <w:webHidden/>
+              </w:rPr>
+              <w:instrText xml:space="preserve"> PAGEREF _Toc242738754 \h </w:instrText>
+            </w:r>
+            <w:r>
+              <w:rPr>
+                <w:noProof/>
+                <w:webHidden/>
+              </w:rPr>
+            </w:r>
+            <w:r>
+              <w:rPr>
+                <w:noProof/>
+                <w:webHidden/>
+              </w:rPr>
+              <w:fldChar w:fldCharType="separate"/>
+            </w:r>
+            <w:r>
+              <w:rPr>
+                <w:noProof/>
+                <w:webHidden/>
+              </w:rPr>
+              <w:t>22</w:t>
+            </w:r>
+            <w:r>
+              <w:rPr>
+                <w:noProof/>
+                <w:webHidden/>
+              </w:rPr>
+              <w:fldChar w:fldCharType="end"/>
+            </w:r>
+          </w:hyperlink>
+        </w:p>
+        <w:p>
+          <w:pPr>
+            <w:pStyle w:val="TOC2"/>
+            <w:tabs>
+              <w:tab w:val="right" w:leader="dot" w:pos="9016"/>
+            </w:tabs>
+            <w:rPr>
+              <w:rFonts w:asciiTheme="minorHAnsi" w:eastAsiaTheme="minorEastAsia" w:hAnsiTheme="minorHAnsi" w:cstheme="minorBidi"/>
+              <w:noProof/>
+              <w:kern w:val="2"/>
+              <w:sz w:val="24"/>
+              <w:szCs w:val="24"/>
+              <w:lang w:eastAsia="en-AU"/>
+              <w14:ligatures w14:val="standardContextual"/>
+            </w:rPr>
+          </w:pPr>
+          <w:hyperlink w:anchor="_Toc242738755" w:history="1">
+            <w:r>
+              <w:rPr>
+                <w:rStyle w:val="Hyperlink"/>
+                <w:noProof/>
+              </w:rPr>
+              <w:t>Collective</w:t>
+            </w:r>
+            <w:r>
+              <w:rPr>
+                <w:noProof/>
+                <w:webHidden/>
+              </w:rPr>
+              <w:tab/>
+            </w:r>
+            <w:r>
+              <w:rPr>
+                <w:noProof/>
+                <w:webHidden/>
+              </w:rPr>
+              <w:fldChar w:fldCharType="begin"/>
+            </w:r>
+            <w:r>
+              <w:rPr>
+                <w:noProof/>
+                <w:webHidden/>
+              </w:rPr>
+              <w:instrText xml:space="preserve"> PAGEREF _Toc242738755 \h </w:instrText>
+            </w:r>
+            <w:r>
+              <w:rPr>
+                <w:noProof/>
+                <w:webHidden/>
+              </w:rPr>
+            </w:r>
+            <w:r>
+              <w:rPr>
+                <w:noProof/>
+                <w:webHidden/>
+              </w:rPr>
+              <w:fldChar w:fldCharType="separate"/>
+            </w:r>
+            <w:r>
+              <w:rPr>
+                <w:noProof/>
+                <w:webHidden/>
+              </w:rPr>
+              <w:t>22</w:t>
+            </w:r>
+            <w:r>
+              <w:rPr>
+                <w:noProof/>
+                <w:webHidden/>
+              </w:rPr>
+              <w:fldChar w:fldCharType="end"/>
+            </w:r>
+          </w:hyperlink>
+        </w:p>
+        <w:p>
+          <w:pPr>
+            <w:pStyle w:val="TOC2"/>
+            <w:tabs>
+              <w:tab w:val="right" w:leader="dot" w:pos="9016"/>
+            </w:tabs>
+            <w:rPr>
+              <w:rFonts w:asciiTheme="minorHAnsi" w:eastAsiaTheme="minorEastAsia" w:hAnsiTheme="minorHAnsi" w:cstheme="minorBidi"/>
+              <w:noProof/>
+              <w:kern w:val="2"/>
+              <w:sz w:val="24"/>
+              <w:szCs w:val="24"/>
+              <w:lang w:eastAsia="en-AU"/>
+              <w14:ligatures w14:val="standardContextual"/>
+            </w:rPr>
+          </w:pPr>
+          <w:hyperlink w:anchor="_Toc242738756" w:history="1">
+            <w:r>
+              <w:rPr>
+                <w:rStyle w:val="Hyperlink"/>
+                <w:noProof/>
+              </w:rPr>
+              <w:t>GitHub Repository and Version Control</w:t>
+            </w:r>
+            <w:r>
+              <w:rPr>
+                <w:noProof/>
+                <w:webHidden/>
+              </w:rPr>
+              <w:tab/>
+            </w:r>
+            <w:r>
+              <w:rPr>
+                <w:noProof/>
+                <w:webHidden/>
+              </w:rPr>
+              <w:fldChar w:fldCharType="begin"/>
+            </w:r>
+            <w:r>
+              <w:rPr>
+                <w:noProof/>
+                <w:webHidden/>
+              </w:rPr>
+              <w:instrText xml:space="preserve"> PAGEREF _Toc242738756 \h </w:instrText>
+            </w:r>
+            <w:r>
+              <w:rPr>
+                <w:noProof/>
+                <w:webHidden/>
+              </w:rPr>
+            </w:r>
+            <w:r>
+              <w:rPr>
+                <w:noProof/>
+                <w:webHidden/>
+              </w:rPr>
+              <w:fldChar w:fldCharType="separate"/>
+            </w:r>
+            <w:r>
+              <w:rPr>
+                <w:noProof/>
+                <w:webHidden/>
+              </w:rPr>
+              <w:t>23</w:t>
             </w:r>
             <w:r>
               <w:rPr>
@@ -1075,13 +3517,13 @@
               <w14:ligatures w14:val="standardContextual"/>
             </w:rPr>
           </w:pPr>
-          <w:hyperlink w:anchor="_Toc242730432" w:history="1">
+          <w:hyperlink w:anchor="_Toc242738757" w:history="1">
             <w:r>
               <w:rPr>
                 <w:rStyle w:val="Hyperlink"/>
                 <w:noProof/>
               </w:rPr>
-              <w:t>Integration and Testing</w:t>
+              <w:t>Ethical and Professional Considerations</w:t>
             </w:r>
             <w:r>
               <w:rPr>
@@ -1102,7 +3544,7 @@
                 <w:noProof/>
                 <w:webHidden/>
               </w:rPr>
-              <w:instrText xml:space="preserve"> PAGEREF _Toc242730432 \h </w:instrText>
+              <w:instrText xml:space="preserve"> PAGEREF _Toc242738757 \h </w:instrText>
             </w:r>
             <w:r>
               <w:rPr>
@@ -1122,155 +3564,7 @@
                 <w:noProof/>
                 <w:webHidden/>
               </w:rPr>
-              <w:t>9</w:t>
-            </w:r>
-            <w:r>
-              <w:rPr>
-                <w:noProof/>
-                <w:webHidden/>
-              </w:rPr>
-              <w:fldChar w:fldCharType="end"/>
-            </w:r>
-          </w:hyperlink>
-        </w:p>
-        <w:p>
-          <w:pPr>
-            <w:pStyle w:val="TOC3"/>
-            <w:tabs>
-              <w:tab w:val="right" w:leader="dot" w:pos="9016"/>
-            </w:tabs>
-            <w:rPr>
-              <w:rFonts w:asciiTheme="minorHAnsi" w:eastAsiaTheme="minorEastAsia" w:hAnsiTheme="minorHAnsi" w:cstheme="minorBidi"/>
-              <w:noProof/>
-              <w:kern w:val="2"/>
-              <w:sz w:val="24"/>
-              <w:szCs w:val="24"/>
-              <w:lang w:eastAsia="en-AU"/>
-              <w14:ligatures w14:val="standardContextual"/>
-            </w:rPr>
-          </w:pPr>
-          <w:hyperlink w:anchor="_Toc242730433" w:history="1">
-            <w:r>
-              <w:rPr>
-                <w:rStyle w:val="Hyperlink"/>
-                <w:noProof/>
-              </w:rPr>
-              <w:t>Integration Testing</w:t>
-            </w:r>
-            <w:r>
-              <w:rPr>
-                <w:noProof/>
-                <w:webHidden/>
-              </w:rPr>
-              <w:tab/>
-            </w:r>
-            <w:r>
-              <w:rPr>
-                <w:noProof/>
-                <w:webHidden/>
-              </w:rPr>
-              <w:fldChar w:fldCharType="begin"/>
-            </w:r>
-            <w:r>
-              <w:rPr>
-                <w:noProof/>
-                <w:webHidden/>
-              </w:rPr>
-              <w:instrText xml:space="preserve"> PAGEREF _Toc242730433 \h </w:instrText>
-            </w:r>
-            <w:r>
-              <w:rPr>
-                <w:noProof/>
-                <w:webHidden/>
-              </w:rPr>
-            </w:r>
-            <w:r>
-              <w:rPr>
-                <w:noProof/>
-                <w:webHidden/>
-              </w:rPr>
-              <w:fldChar w:fldCharType="separate"/>
-            </w:r>
-            <w:r>
-              <w:rPr>
-                <w:noProof/>
-                <w:webHidden/>
-              </w:rPr>
-              <w:t>9</w:t>
-            </w:r>
-            <w:r>
-              <w:rPr>
-                <w:noProof/>
-                <w:webHidden/>
-              </w:rPr>
-              <w:fldChar w:fldCharType="end"/>
-            </w:r>
-          </w:hyperlink>
-        </w:p>
-        <w:p>
-          <w:pPr>
-            <w:pStyle w:val="TOC3"/>
-            <w:tabs>
-              <w:tab w:val="right" w:leader="dot" w:pos="9016"/>
-            </w:tabs>
-            <w:rPr>
-              <w:rFonts w:asciiTheme="minorHAnsi" w:eastAsiaTheme="minorEastAsia" w:hAnsiTheme="minorHAnsi" w:cstheme="minorBidi"/>
-              <w:noProof/>
-              <w:kern w:val="2"/>
-              <w:sz w:val="24"/>
-              <w:szCs w:val="24"/>
-              <w:lang w:eastAsia="en-AU"/>
-              <w14:ligatures w14:val="standardContextual"/>
-            </w:rPr>
-          </w:pPr>
-          <w:hyperlink w:anchor="_Toc242730434" w:history="1">
-            <w:r>
-              <w:rPr>
-                <w:rStyle w:val="Hyperlink"/>
-                <w:noProof/>
-              </w:rPr>
-              <w:t>Functional/Test Results</w:t>
-            </w:r>
-            <w:r>
-              <w:rPr>
-                <w:noProof/>
-                <w:webHidden/>
-              </w:rPr>
-              <w:tab/>
-            </w:r>
-            <w:r>
-              <w:rPr>
-                <w:noProof/>
-                <w:webHidden/>
-              </w:rPr>
-              <w:fldChar w:fldCharType="begin"/>
-            </w:r>
-            <w:r>
-              <w:rPr>
-                <w:noProof/>
-                <w:webHidden/>
-              </w:rPr>
-              <w:instrText xml:space="preserve"> PAGEREF _Toc242730434 \h </w:instrText>
-            </w:r>
-            <w:r>
-              <w:rPr>
-                <w:noProof/>
-                <w:webHidden/>
-              </w:rPr>
-            </w:r>
-            <w:r>
-              <w:rPr>
-                <w:noProof/>
-                <w:webHidden/>
-              </w:rPr>
-              <w:fldChar w:fldCharType="separate"/>
-            </w:r>
-            <w:r>
-              <w:rPr>
-                <w:noProof/>
-                <w:webHidden/>
-              </w:rPr>
-              <w:t>9</w:t>
+              <w:t>24</w:t>
             </w:r>
             <w:r>
               <w:rPr>
@@ -1297,13 +3591,13 @@
               <w14:ligatures w14:val="standardContextual"/>
             </w:rPr>
           </w:pPr>
-          <w:hyperlink w:anchor="_Toc242730435" w:history="1">
+          <w:hyperlink w:anchor="_Toc242738758" w:history="1">
             <w:r>
               <w:rPr>
                 <w:rStyle w:val="Hyperlink"/>
                 <w:noProof/>
               </w:rPr>
-              <w:t>Evaluation Against Original Requirements and Design</w:t>
+              <w:t>Conclusion</w:t>
             </w:r>
             <w:r>
               <w:rPr>
@@ -1324,7 +3618,7 @@
                 <w:noProof/>
                 <w:webHidden/>
               </w:rPr>
-              <w:instrText xml:space="preserve"> PAGEREF _Toc242730435 \h </w:instrText>
+              <w:instrText xml:space="preserve"> PAGEREF _Toc242738758 \h </w:instrText>
             </w:r>
             <w:r>
               <w:rPr>
@@ -1344,1265 +3638,7 @@
                 <w:noProof/>
                 <w:webHidden/>
               </w:rPr>
-              <w:t>10</w:t>
-            </w:r>
-            <w:r>
-              <w:rPr>
-                <w:noProof/>
-                <w:webHidden/>
-              </w:rPr>
-              <w:fldChar w:fldCharType="end"/>
-            </w:r>
-          </w:hyperlink>
-        </w:p>
-        <w:p>
-          <w:pPr>
-            <w:pStyle w:val="TOC3"/>
-            <w:tabs>
-              <w:tab w:val="right" w:leader="dot" w:pos="9016"/>
-            </w:tabs>
-            <w:rPr>
-              <w:rFonts w:asciiTheme="minorHAnsi" w:eastAsiaTheme="minorEastAsia" w:hAnsiTheme="minorHAnsi" w:cstheme="minorBidi"/>
-              <w:noProof/>
-              <w:kern w:val="2"/>
-              <w:sz w:val="24"/>
-              <w:szCs w:val="24"/>
-              <w:lang w:eastAsia="en-AU"/>
-              <w14:ligatures w14:val="standardContextual"/>
-            </w:rPr>
-          </w:pPr>
-          <w:hyperlink w:anchor="_Toc242730436" w:history="1">
-            <w:r>
-              <w:rPr>
-                <w:rStyle w:val="Hyperlink"/>
-                <w:noProof/>
-              </w:rPr>
-              <w:t>Requirements Fulfilment</w:t>
-            </w:r>
-            <w:r>
-              <w:rPr>
-                <w:noProof/>
-                <w:webHidden/>
-              </w:rPr>
-              <w:tab/>
-            </w:r>
-            <w:r>
-              <w:rPr>
-                <w:noProof/>
-                <w:webHidden/>
-              </w:rPr>
-              <w:fldChar w:fldCharType="begin"/>
-            </w:r>
-            <w:r>
-              <w:rPr>
-                <w:noProof/>
-                <w:webHidden/>
-              </w:rPr>
-              <w:instrText xml:space="preserve"> PAGEREF _Toc242730436 \h </w:instrText>
-            </w:r>
-            <w:r>
-              <w:rPr>
-                <w:noProof/>
-                <w:webHidden/>
-              </w:rPr>
-            </w:r>
-            <w:r>
-              <w:rPr>
-                <w:noProof/>
-                <w:webHidden/>
-              </w:rPr>
-              <w:fldChar w:fldCharType="separate"/>
-            </w:r>
-            <w:r>
-              <w:rPr>
-                <w:noProof/>
-                <w:webHidden/>
-              </w:rPr>
-              <w:t>10</w:t>
-            </w:r>
-            <w:r>
-              <w:rPr>
-                <w:noProof/>
-                <w:webHidden/>
-              </w:rPr>
-              <w:fldChar w:fldCharType="end"/>
-            </w:r>
-          </w:hyperlink>
-        </w:p>
-        <w:p>
-          <w:pPr>
-            <w:pStyle w:val="TOC3"/>
-            <w:tabs>
-              <w:tab w:val="right" w:leader="dot" w:pos="9016"/>
-            </w:tabs>
-            <w:rPr>
-              <w:rFonts w:asciiTheme="minorHAnsi" w:eastAsiaTheme="minorEastAsia" w:hAnsiTheme="minorHAnsi" w:cstheme="minorBidi"/>
-              <w:noProof/>
-              <w:kern w:val="2"/>
-              <w:sz w:val="24"/>
-              <w:szCs w:val="24"/>
-              <w:lang w:eastAsia="en-AU"/>
-              <w14:ligatures w14:val="standardContextual"/>
-            </w:rPr>
-          </w:pPr>
-          <w:hyperlink w:anchor="_Toc242730437" w:history="1">
-            <w:r>
-              <w:rPr>
-                <w:rStyle w:val="Hyperlink"/>
-                <w:noProof/>
-              </w:rPr>
-              <w:t>System Architecture and UML Comparison</w:t>
-            </w:r>
-            <w:r>
-              <w:rPr>
-                <w:noProof/>
-                <w:webHidden/>
-              </w:rPr>
-              <w:tab/>
-            </w:r>
-            <w:r>
-              <w:rPr>
-                <w:noProof/>
-                <w:webHidden/>
-              </w:rPr>
-              <w:fldChar w:fldCharType="begin"/>
-            </w:r>
-            <w:r>
-              <w:rPr>
-                <w:noProof/>
-                <w:webHidden/>
-              </w:rPr>
-              <w:instrText xml:space="preserve"> PAGEREF _Toc242730437 \h </w:instrText>
-            </w:r>
-            <w:r>
-              <w:rPr>
-                <w:noProof/>
-                <w:webHidden/>
-              </w:rPr>
-            </w:r>
-            <w:r>
-              <w:rPr>
-                <w:noProof/>
-                <w:webHidden/>
-              </w:rPr>
-              <w:fldChar w:fldCharType="separate"/>
-            </w:r>
-            <w:r>
-              <w:rPr>
-                <w:noProof/>
-                <w:webHidden/>
-              </w:rPr>
-              <w:t>10</w:t>
-            </w:r>
-            <w:r>
-              <w:rPr>
-                <w:noProof/>
-                <w:webHidden/>
-              </w:rPr>
-              <w:fldChar w:fldCharType="end"/>
-            </w:r>
-          </w:hyperlink>
-        </w:p>
-        <w:p>
-          <w:pPr>
-            <w:pStyle w:val="TOC3"/>
-            <w:tabs>
-              <w:tab w:val="right" w:leader="dot" w:pos="9016"/>
-            </w:tabs>
-            <w:rPr>
-              <w:rFonts w:asciiTheme="minorHAnsi" w:eastAsiaTheme="minorEastAsia" w:hAnsiTheme="minorHAnsi" w:cstheme="minorBidi"/>
-              <w:noProof/>
-              <w:kern w:val="2"/>
-              <w:sz w:val="24"/>
-              <w:szCs w:val="24"/>
-              <w:lang w:eastAsia="en-AU"/>
-              <w14:ligatures w14:val="standardContextual"/>
-            </w:rPr>
-          </w:pPr>
-          <w:hyperlink w:anchor="_Toc242730438" w:history="1">
-            <w:r>
-              <w:rPr>
-                <w:rStyle w:val="Hyperlink"/>
-                <w:noProof/>
-              </w:rPr>
-              <w:t>User Interface Design Comparison</w:t>
-            </w:r>
-            <w:r>
-              <w:rPr>
-                <w:noProof/>
-                <w:webHidden/>
-              </w:rPr>
-              <w:tab/>
-            </w:r>
-            <w:r>
-              <w:rPr>
-                <w:noProof/>
-                <w:webHidden/>
-              </w:rPr>
-              <w:fldChar w:fldCharType="begin"/>
-            </w:r>
-            <w:r>
-              <w:rPr>
-                <w:noProof/>
-                <w:webHidden/>
-              </w:rPr>
-              <w:instrText xml:space="preserve"> PAGEREF _Toc242730438 \h </w:instrText>
-            </w:r>
-            <w:r>
-              <w:rPr>
-                <w:noProof/>
-                <w:webHidden/>
-              </w:rPr>
-            </w:r>
-            <w:r>
-              <w:rPr>
-                <w:noProof/>
-                <w:webHidden/>
-              </w:rPr>
-              <w:fldChar w:fldCharType="separate"/>
-            </w:r>
-            <w:r>
-              <w:rPr>
-                <w:noProof/>
-                <w:webHidden/>
-              </w:rPr>
-              <w:t>10</w:t>
-            </w:r>
-            <w:r>
-              <w:rPr>
-                <w:noProof/>
-                <w:webHidden/>
-              </w:rPr>
-              <w:fldChar w:fldCharType="end"/>
-            </w:r>
-          </w:hyperlink>
-        </w:p>
-        <w:p>
-          <w:pPr>
-            <w:pStyle w:val="TOC3"/>
-            <w:tabs>
-              <w:tab w:val="right" w:leader="dot" w:pos="9016"/>
-            </w:tabs>
-            <w:rPr>
-              <w:rFonts w:asciiTheme="minorHAnsi" w:eastAsiaTheme="minorEastAsia" w:hAnsiTheme="minorHAnsi" w:cstheme="minorBidi"/>
-              <w:noProof/>
-              <w:kern w:val="2"/>
-              <w:sz w:val="24"/>
-              <w:szCs w:val="24"/>
-              <w:lang w:eastAsia="en-AU"/>
-              <w14:ligatures w14:val="standardContextual"/>
-            </w:rPr>
-          </w:pPr>
-          <w:hyperlink w:anchor="_Toc242730439" w:history="1">
-            <w:r>
-              <w:rPr>
-                <w:rStyle w:val="Hyperlink"/>
-                <w:noProof/>
-              </w:rPr>
-              <w:t>Use Case and Context Diagrams</w:t>
-            </w:r>
-            <w:r>
-              <w:rPr>
-                <w:noProof/>
-                <w:webHidden/>
-              </w:rPr>
-              <w:tab/>
-            </w:r>
-            <w:r>
-              <w:rPr>
-                <w:noProof/>
-                <w:webHidden/>
-              </w:rPr>
-              <w:fldChar w:fldCharType="begin"/>
-            </w:r>
-            <w:r>
-              <w:rPr>
-                <w:noProof/>
-                <w:webHidden/>
-              </w:rPr>
-              <w:instrText xml:space="preserve"> PAGEREF _Toc242730439 \h </w:instrText>
-            </w:r>
-            <w:r>
-              <w:rPr>
-                <w:noProof/>
-                <w:webHidden/>
-              </w:rPr>
-            </w:r>
-            <w:r>
-              <w:rPr>
-                <w:noProof/>
-                <w:webHidden/>
-              </w:rPr>
-              <w:fldChar w:fldCharType="separate"/>
-            </w:r>
-            <w:r>
-              <w:rPr>
-                <w:noProof/>
-                <w:webHidden/>
-              </w:rPr>
-              <w:t>10</w:t>
-            </w:r>
-            <w:r>
-              <w:rPr>
-                <w:noProof/>
-                <w:webHidden/>
-              </w:rPr>
-              <w:fldChar w:fldCharType="end"/>
-            </w:r>
-          </w:hyperlink>
-        </w:p>
-        <w:p>
-          <w:pPr>
-            <w:pStyle w:val="TOC3"/>
-            <w:tabs>
-              <w:tab w:val="right" w:leader="dot" w:pos="9016"/>
-            </w:tabs>
-            <w:rPr>
-              <w:rFonts w:asciiTheme="minorHAnsi" w:eastAsiaTheme="minorEastAsia" w:hAnsiTheme="minorHAnsi" w:cstheme="minorBidi"/>
-              <w:noProof/>
-              <w:kern w:val="2"/>
-              <w:sz w:val="24"/>
-              <w:szCs w:val="24"/>
-              <w:lang w:eastAsia="en-AU"/>
-              <w14:ligatures w14:val="standardContextual"/>
-            </w:rPr>
-          </w:pPr>
-          <w:hyperlink w:anchor="_Toc242730440" w:history="1">
-            <w:r>
-              <w:rPr>
-                <w:rStyle w:val="Hyperlink"/>
-                <w:noProof/>
-              </w:rPr>
-              <w:t>Database Design and ERD</w:t>
-            </w:r>
-            <w:r>
-              <w:rPr>
-                <w:noProof/>
-                <w:webHidden/>
-              </w:rPr>
-              <w:tab/>
-            </w:r>
-            <w:r>
-              <w:rPr>
-                <w:noProof/>
-                <w:webHidden/>
-              </w:rPr>
-              <w:fldChar w:fldCharType="begin"/>
-            </w:r>
-            <w:r>
-              <w:rPr>
-                <w:noProof/>
-                <w:webHidden/>
-              </w:rPr>
-              <w:instrText xml:space="preserve"> PAGEREF _Toc242730440 \h </w:instrText>
-            </w:r>
-            <w:r>
-              <w:rPr>
-                <w:noProof/>
-                <w:webHidden/>
-              </w:rPr>
-            </w:r>
-            <w:r>
-              <w:rPr>
-                <w:noProof/>
-                <w:webHidden/>
-              </w:rPr>
-              <w:fldChar w:fldCharType="separate"/>
-            </w:r>
-            <w:r>
-              <w:rPr>
-                <w:noProof/>
-                <w:webHidden/>
-              </w:rPr>
-              <w:t>10</w:t>
-            </w:r>
-            <w:r>
-              <w:rPr>
-                <w:noProof/>
-                <w:webHidden/>
-              </w:rPr>
-              <w:fldChar w:fldCharType="end"/>
-            </w:r>
-          </w:hyperlink>
-        </w:p>
-        <w:p>
-          <w:pPr>
-            <w:pStyle w:val="TOC3"/>
-            <w:tabs>
-              <w:tab w:val="right" w:leader="dot" w:pos="9016"/>
-            </w:tabs>
-            <w:rPr>
-              <w:rFonts w:asciiTheme="minorHAnsi" w:eastAsiaTheme="minorEastAsia" w:hAnsiTheme="minorHAnsi" w:cstheme="minorBidi"/>
-              <w:noProof/>
-              <w:kern w:val="2"/>
-              <w:sz w:val="24"/>
-              <w:szCs w:val="24"/>
-              <w:lang w:eastAsia="en-AU"/>
-              <w14:ligatures w14:val="standardContextual"/>
-            </w:rPr>
-          </w:pPr>
-          <w:hyperlink w:anchor="_Toc242730441" w:history="1">
-            <w:r>
-              <w:rPr>
-                <w:rStyle w:val="Hyperlink"/>
-                <w:noProof/>
-              </w:rPr>
-              <w:t>Client–Server Communication</w:t>
-            </w:r>
-            <w:r>
-              <w:rPr>
-                <w:noProof/>
-                <w:webHidden/>
-              </w:rPr>
-              <w:tab/>
-            </w:r>
-            <w:r>
-              <w:rPr>
-                <w:noProof/>
-                <w:webHidden/>
-              </w:rPr>
-              <w:fldChar w:fldCharType="begin"/>
-            </w:r>
-            <w:r>
-              <w:rPr>
-                <w:noProof/>
-                <w:webHidden/>
-              </w:rPr>
-              <w:instrText xml:space="preserve"> PAGEREF _Toc242730441 \h </w:instrText>
-            </w:r>
-            <w:r>
-              <w:rPr>
-                <w:noProof/>
-                <w:webHidden/>
-              </w:rPr>
-            </w:r>
-            <w:r>
-              <w:rPr>
-                <w:noProof/>
-                <w:webHidden/>
-              </w:rPr>
-              <w:fldChar w:fldCharType="separate"/>
-            </w:r>
-            <w:r>
-              <w:rPr>
-                <w:noProof/>
-                <w:webHidden/>
-              </w:rPr>
-              <w:t>10</w:t>
-            </w:r>
-            <w:r>
-              <w:rPr>
-                <w:noProof/>
-                <w:webHidden/>
-              </w:rPr>
-              <w:fldChar w:fldCharType="end"/>
-            </w:r>
-          </w:hyperlink>
-        </w:p>
-        <w:p>
-          <w:pPr>
-            <w:pStyle w:val="TOC1"/>
-            <w:tabs>
-              <w:tab w:val="right" w:leader="dot" w:pos="9016"/>
-            </w:tabs>
-            <w:rPr>
-              <w:rFonts w:asciiTheme="minorHAnsi" w:eastAsiaTheme="minorEastAsia" w:hAnsiTheme="minorHAnsi" w:cstheme="minorBidi"/>
-              <w:noProof/>
-              <w:kern w:val="2"/>
-              <w:sz w:val="24"/>
-              <w:szCs w:val="24"/>
-              <w:lang w:eastAsia="en-AU"/>
-              <w14:ligatures w14:val="standardContextual"/>
-            </w:rPr>
-          </w:pPr>
-          <w:hyperlink w:anchor="_Toc242730442" w:history="1">
-            <w:r>
-              <w:rPr>
-                <w:rStyle w:val="Hyperlink"/>
-                <w:noProof/>
-              </w:rPr>
-              <w:t>Errors, Problems and Resolutions</w:t>
-            </w:r>
-            <w:r>
-              <w:rPr>
-                <w:noProof/>
-                <w:webHidden/>
-              </w:rPr>
-              <w:tab/>
-            </w:r>
-            <w:r>
-              <w:rPr>
-                <w:noProof/>
-                <w:webHidden/>
-              </w:rPr>
-              <w:fldChar w:fldCharType="begin"/>
-            </w:r>
-            <w:r>
-              <w:rPr>
-                <w:noProof/>
-                <w:webHidden/>
-              </w:rPr>
-              <w:instrText xml:space="preserve"> PAGEREF _Toc242730442 \h </w:instrText>
-            </w:r>
-            <w:r>
-              <w:rPr>
-                <w:noProof/>
-                <w:webHidden/>
-              </w:rPr>
-            </w:r>
-            <w:r>
-              <w:rPr>
-                <w:noProof/>
-                <w:webHidden/>
-              </w:rPr>
-              <w:fldChar w:fldCharType="separate"/>
-            </w:r>
-            <w:r>
-              <w:rPr>
-                <w:noProof/>
-                <w:webHidden/>
-              </w:rPr>
-              <w:t>11</w:t>
-            </w:r>
-            <w:r>
-              <w:rPr>
-                <w:noProof/>
-                <w:webHidden/>
-              </w:rPr>
-              <w:fldChar w:fldCharType="end"/>
-            </w:r>
-          </w:hyperlink>
-        </w:p>
-        <w:p>
-          <w:pPr>
-            <w:pStyle w:val="TOC2"/>
-            <w:tabs>
-              <w:tab w:val="right" w:leader="dot" w:pos="9016"/>
-            </w:tabs>
-            <w:rPr>
-              <w:rFonts w:asciiTheme="minorHAnsi" w:eastAsiaTheme="minorEastAsia" w:hAnsiTheme="minorHAnsi" w:cstheme="minorBidi"/>
-              <w:noProof/>
-              <w:kern w:val="2"/>
-              <w:sz w:val="24"/>
-              <w:szCs w:val="24"/>
-              <w:lang w:eastAsia="en-AU"/>
-              <w14:ligatures w14:val="standardContextual"/>
-            </w:rPr>
-          </w:pPr>
-          <w:hyperlink w:anchor="_Toc242730443" w:history="1">
-            <w:r>
-              <w:rPr>
-                <w:rStyle w:val="Hyperlink"/>
-                <w:noProof/>
-              </w:rPr>
-              <w:t>Nutrition Calculation and Ingredient Identification</w:t>
-            </w:r>
-            <w:r>
-              <w:rPr>
-                <w:noProof/>
-                <w:webHidden/>
-              </w:rPr>
-              <w:tab/>
-            </w:r>
-            <w:r>
-              <w:rPr>
-                <w:noProof/>
-                <w:webHidden/>
-              </w:rPr>
-              <w:fldChar w:fldCharType="begin"/>
-            </w:r>
-            <w:r>
-              <w:rPr>
-                <w:noProof/>
-                <w:webHidden/>
-              </w:rPr>
-              <w:instrText xml:space="preserve"> PAGEREF _Toc242730443 \h </w:instrText>
-            </w:r>
-            <w:r>
-              <w:rPr>
-                <w:noProof/>
-                <w:webHidden/>
-              </w:rPr>
-            </w:r>
-            <w:r>
-              <w:rPr>
-                <w:noProof/>
-                <w:webHidden/>
-              </w:rPr>
-              <w:fldChar w:fldCharType="separate"/>
-            </w:r>
-            <w:r>
-              <w:rPr>
-                <w:noProof/>
-                <w:webHidden/>
-              </w:rPr>
-              <w:t>11</w:t>
-            </w:r>
-            <w:r>
-              <w:rPr>
-                <w:noProof/>
-                <w:webHidden/>
-              </w:rPr>
-              <w:fldChar w:fldCharType="end"/>
-            </w:r>
-          </w:hyperlink>
-        </w:p>
-        <w:p>
-          <w:pPr>
-            <w:pStyle w:val="TOC2"/>
-            <w:tabs>
-              <w:tab w:val="right" w:leader="dot" w:pos="9016"/>
-            </w:tabs>
-            <w:rPr>
-              <w:rFonts w:asciiTheme="minorHAnsi" w:eastAsiaTheme="minorEastAsia" w:hAnsiTheme="minorHAnsi" w:cstheme="minorBidi"/>
-              <w:noProof/>
-              <w:kern w:val="2"/>
-              <w:sz w:val="24"/>
-              <w:szCs w:val="24"/>
-              <w:lang w:eastAsia="en-AU"/>
-              <w14:ligatures w14:val="standardContextual"/>
-            </w:rPr>
-          </w:pPr>
-          <w:hyperlink w:anchor="_Toc242730444" w:history="1">
-            <w:r>
-              <w:rPr>
-                <w:rStyle w:val="Hyperlink"/>
-                <w:noProof/>
-              </w:rPr>
-              <w:t>Cooking Oil Ingredient Matching</w:t>
-            </w:r>
-            <w:r>
-              <w:rPr>
-                <w:noProof/>
-                <w:webHidden/>
-              </w:rPr>
-              <w:tab/>
-            </w:r>
-            <w:r>
-              <w:rPr>
-                <w:noProof/>
-                <w:webHidden/>
-              </w:rPr>
-              <w:fldChar w:fldCharType="begin"/>
-            </w:r>
-            <w:r>
-              <w:rPr>
-                <w:noProof/>
-                <w:webHidden/>
-              </w:rPr>
-              <w:instrText xml:space="preserve"> PAGEREF _Toc242730444 \h </w:instrText>
-            </w:r>
-            <w:r>
-              <w:rPr>
-                <w:noProof/>
-                <w:webHidden/>
-              </w:rPr>
-            </w:r>
-            <w:r>
-              <w:rPr>
-                <w:noProof/>
-                <w:webHidden/>
-              </w:rPr>
-              <w:fldChar w:fldCharType="separate"/>
-            </w:r>
-            <w:r>
-              <w:rPr>
-                <w:noProof/>
-                <w:webHidden/>
-              </w:rPr>
-              <w:t>13</w:t>
-            </w:r>
-            <w:r>
-              <w:rPr>
-                <w:noProof/>
-                <w:webHidden/>
-              </w:rPr>
-              <w:fldChar w:fldCharType="end"/>
-            </w:r>
-          </w:hyperlink>
-        </w:p>
-        <w:p>
-          <w:pPr>
-            <w:pStyle w:val="TOC2"/>
-            <w:tabs>
-              <w:tab w:val="right" w:leader="dot" w:pos="9016"/>
-            </w:tabs>
-            <w:rPr>
-              <w:rFonts w:asciiTheme="minorHAnsi" w:eastAsiaTheme="minorEastAsia" w:hAnsiTheme="minorHAnsi" w:cstheme="minorBidi"/>
-              <w:noProof/>
-              <w:kern w:val="2"/>
-              <w:sz w:val="24"/>
-              <w:szCs w:val="24"/>
-              <w:lang w:eastAsia="en-AU"/>
-              <w14:ligatures w14:val="standardContextual"/>
-            </w:rPr>
-          </w:pPr>
-          <w:hyperlink w:anchor="_Toc242730445" w:history="1">
-            <w:r>
-              <w:rPr>
-                <w:rStyle w:val="Hyperlink"/>
-                <w:noProof/>
-              </w:rPr>
-              <w:t>Grocery List State Persistence</w:t>
-            </w:r>
-            <w:r>
-              <w:rPr>
-                <w:noProof/>
-                <w:webHidden/>
-              </w:rPr>
-              <w:tab/>
-            </w:r>
-            <w:r>
-              <w:rPr>
-                <w:noProof/>
-                <w:webHidden/>
-              </w:rPr>
-              <w:fldChar w:fldCharType="begin"/>
-            </w:r>
-            <w:r>
-              <w:rPr>
-                <w:noProof/>
-                <w:webHidden/>
-              </w:rPr>
-              <w:instrText xml:space="preserve"> PAGEREF _Toc242730445 \h </w:instrText>
-            </w:r>
-            <w:r>
-              <w:rPr>
-                <w:noProof/>
-                <w:webHidden/>
-              </w:rPr>
-            </w:r>
-            <w:r>
-              <w:rPr>
-                <w:noProof/>
-                <w:webHidden/>
-              </w:rPr>
-              <w:fldChar w:fldCharType="separate"/>
-            </w:r>
-            <w:r>
-              <w:rPr>
-                <w:noProof/>
-                <w:webHidden/>
-              </w:rPr>
-              <w:t>13</w:t>
-            </w:r>
-            <w:r>
-              <w:rPr>
-                <w:noProof/>
-                <w:webHidden/>
-              </w:rPr>
-              <w:fldChar w:fldCharType="end"/>
-            </w:r>
-          </w:hyperlink>
-        </w:p>
-        <w:p>
-          <w:pPr>
-            <w:pStyle w:val="TOC2"/>
-            <w:tabs>
-              <w:tab w:val="right" w:leader="dot" w:pos="9016"/>
-            </w:tabs>
-            <w:rPr>
-              <w:rFonts w:asciiTheme="minorHAnsi" w:eastAsiaTheme="minorEastAsia" w:hAnsiTheme="minorHAnsi" w:cstheme="minorBidi"/>
-              <w:noProof/>
-              <w:kern w:val="2"/>
-              <w:sz w:val="24"/>
-              <w:szCs w:val="24"/>
-              <w:lang w:eastAsia="en-AU"/>
-              <w14:ligatures w14:val="standardContextual"/>
-            </w:rPr>
-          </w:pPr>
-          <w:hyperlink w:anchor="_Toc242730446" w:history="1">
-            <w:r>
-              <w:rPr>
-                <w:rStyle w:val="Hyperlink"/>
-                <w:noProof/>
-              </w:rPr>
-              <w:t>Application Timeout During Nutrition Analysis</w:t>
-            </w:r>
-            <w:r>
-              <w:rPr>
-                <w:noProof/>
-                <w:webHidden/>
-              </w:rPr>
-              <w:tab/>
-            </w:r>
-            <w:r>
-              <w:rPr>
-                <w:noProof/>
-                <w:webHidden/>
-              </w:rPr>
-              <w:fldChar w:fldCharType="begin"/>
-            </w:r>
-            <w:r>
-              <w:rPr>
-                <w:noProof/>
-                <w:webHidden/>
-              </w:rPr>
-              <w:instrText xml:space="preserve"> PAGEREF _Toc242730446 \h </w:instrText>
-            </w:r>
-            <w:r>
-              <w:rPr>
-                <w:noProof/>
-                <w:webHidden/>
-              </w:rPr>
-            </w:r>
-            <w:r>
-              <w:rPr>
-                <w:noProof/>
-                <w:webHidden/>
-              </w:rPr>
-              <w:fldChar w:fldCharType="separate"/>
-            </w:r>
-            <w:r>
-              <w:rPr>
-                <w:noProof/>
-                <w:webHidden/>
-              </w:rPr>
-              <w:t>14</w:t>
-            </w:r>
-            <w:r>
-              <w:rPr>
-                <w:noProof/>
-                <w:webHidden/>
-              </w:rPr>
-              <w:fldChar w:fldCharType="end"/>
-            </w:r>
-          </w:hyperlink>
-        </w:p>
-        <w:p>
-          <w:pPr>
-            <w:pStyle w:val="TOC1"/>
-            <w:tabs>
-              <w:tab w:val="right" w:leader="dot" w:pos="9016"/>
-            </w:tabs>
-            <w:rPr>
-              <w:rFonts w:asciiTheme="minorHAnsi" w:eastAsiaTheme="minorEastAsia" w:hAnsiTheme="minorHAnsi" w:cstheme="minorBidi"/>
-              <w:noProof/>
-              <w:kern w:val="2"/>
-              <w:sz w:val="24"/>
-              <w:szCs w:val="24"/>
-              <w:lang w:eastAsia="en-AU"/>
-              <w14:ligatures w14:val="standardContextual"/>
-            </w:rPr>
-          </w:pPr>
-          <w:hyperlink w:anchor="_Toc242730447" w:history="1">
-            <w:r>
-              <w:rPr>
-                <w:rStyle w:val="Hyperlink"/>
-                <w:noProof/>
-              </w:rPr>
-              <w:t>Divergence from Original Requirements and Design</w:t>
-            </w:r>
-            <w:r>
-              <w:rPr>
-                <w:noProof/>
-                <w:webHidden/>
-              </w:rPr>
-              <w:tab/>
-            </w:r>
-            <w:r>
-              <w:rPr>
-                <w:noProof/>
-                <w:webHidden/>
-              </w:rPr>
-              <w:fldChar w:fldCharType="begin"/>
-            </w:r>
-            <w:r>
-              <w:rPr>
-                <w:noProof/>
-                <w:webHidden/>
-              </w:rPr>
-              <w:instrText xml:space="preserve"> PAGEREF _Toc242730447 \h </w:instrText>
-            </w:r>
-            <w:r>
-              <w:rPr>
-                <w:noProof/>
-                <w:webHidden/>
-              </w:rPr>
-            </w:r>
-            <w:r>
-              <w:rPr>
-                <w:noProof/>
-                <w:webHidden/>
-              </w:rPr>
-              <w:fldChar w:fldCharType="separate"/>
-            </w:r>
-            <w:r>
-              <w:rPr>
-                <w:noProof/>
-                <w:webHidden/>
-              </w:rPr>
-              <w:t>15</w:t>
-            </w:r>
-            <w:r>
-              <w:rPr>
-                <w:noProof/>
-                <w:webHidden/>
-              </w:rPr>
-              <w:fldChar w:fldCharType="end"/>
-            </w:r>
-          </w:hyperlink>
-        </w:p>
-        <w:p>
-          <w:pPr>
-            <w:pStyle w:val="TOC3"/>
-            <w:tabs>
-              <w:tab w:val="right" w:leader="dot" w:pos="9016"/>
-            </w:tabs>
-            <w:rPr>
-              <w:rFonts w:asciiTheme="minorHAnsi" w:eastAsiaTheme="minorEastAsia" w:hAnsiTheme="minorHAnsi" w:cstheme="minorBidi"/>
-              <w:noProof/>
-              <w:kern w:val="2"/>
-              <w:sz w:val="24"/>
-              <w:szCs w:val="24"/>
-              <w:lang w:eastAsia="en-AU"/>
-              <w14:ligatures w14:val="standardContextual"/>
-            </w:rPr>
-          </w:pPr>
-          <w:hyperlink w:anchor="_Toc242730448" w:history="1">
-            <w:r>
-              <w:rPr>
-                <w:rStyle w:val="Hyperlink"/>
-                <w:noProof/>
-              </w:rPr>
-              <w:t>Matthew</w:t>
-            </w:r>
-            <w:r>
-              <w:rPr>
-                <w:noProof/>
-                <w:webHidden/>
-              </w:rPr>
-              <w:tab/>
-            </w:r>
-            <w:r>
-              <w:rPr>
-                <w:noProof/>
-                <w:webHidden/>
-              </w:rPr>
-              <w:fldChar w:fldCharType="begin"/>
-            </w:r>
-            <w:r>
-              <w:rPr>
-                <w:noProof/>
-                <w:webHidden/>
-              </w:rPr>
-              <w:instrText xml:space="preserve"> PAGEREF _Toc242730448 \h </w:instrText>
-            </w:r>
-            <w:r>
-              <w:rPr>
-                <w:noProof/>
-                <w:webHidden/>
-              </w:rPr>
-            </w:r>
-            <w:r>
-              <w:rPr>
-                <w:noProof/>
-                <w:webHidden/>
-              </w:rPr>
-              <w:fldChar w:fldCharType="separate"/>
-            </w:r>
-            <w:r>
-              <w:rPr>
-                <w:noProof/>
-                <w:webHidden/>
-              </w:rPr>
-              <w:t>15</w:t>
-            </w:r>
-            <w:r>
-              <w:rPr>
-                <w:noProof/>
-                <w:webHidden/>
-              </w:rPr>
-              <w:fldChar w:fldCharType="end"/>
-            </w:r>
-          </w:hyperlink>
-        </w:p>
-        <w:p>
-          <w:pPr>
-            <w:pStyle w:val="TOC3"/>
-            <w:tabs>
-              <w:tab w:val="right" w:leader="dot" w:pos="9016"/>
-            </w:tabs>
-            <w:rPr>
-              <w:rFonts w:asciiTheme="minorHAnsi" w:eastAsiaTheme="minorEastAsia" w:hAnsiTheme="minorHAnsi" w:cstheme="minorBidi"/>
-              <w:noProof/>
-              <w:kern w:val="2"/>
-              <w:sz w:val="24"/>
-              <w:szCs w:val="24"/>
-              <w:lang w:eastAsia="en-AU"/>
-              <w14:ligatures w14:val="standardContextual"/>
-            </w:rPr>
-          </w:pPr>
-          <w:hyperlink w:anchor="_Toc242730449" w:history="1">
-            <w:r>
-              <w:rPr>
-                <w:rStyle w:val="Hyperlink"/>
-                <w:noProof/>
-              </w:rPr>
-              <w:t>Ansh</w:t>
-            </w:r>
-            <w:r>
-              <w:rPr>
-                <w:noProof/>
-                <w:webHidden/>
-              </w:rPr>
-              <w:tab/>
-            </w:r>
-            <w:r>
-              <w:rPr>
-                <w:noProof/>
-                <w:webHidden/>
-              </w:rPr>
-              <w:fldChar w:fldCharType="begin"/>
-            </w:r>
-            <w:r>
-              <w:rPr>
-                <w:noProof/>
-                <w:webHidden/>
-              </w:rPr>
-              <w:instrText xml:space="preserve"> PAGEREF _Toc242730449 \h </w:instrText>
-            </w:r>
-            <w:r>
-              <w:rPr>
-                <w:noProof/>
-                <w:webHidden/>
-              </w:rPr>
-            </w:r>
-            <w:r>
-              <w:rPr>
-                <w:noProof/>
-                <w:webHidden/>
-              </w:rPr>
-              <w:fldChar w:fldCharType="separate"/>
-            </w:r>
-            <w:r>
-              <w:rPr>
-                <w:noProof/>
-                <w:webHidden/>
-              </w:rPr>
-              <w:t>16</w:t>
-            </w:r>
-            <w:r>
-              <w:rPr>
-                <w:noProof/>
-                <w:webHidden/>
-              </w:rPr>
-              <w:fldChar w:fldCharType="end"/>
-            </w:r>
-          </w:hyperlink>
-        </w:p>
-        <w:p>
-          <w:pPr>
-            <w:pStyle w:val="TOC3"/>
-            <w:tabs>
-              <w:tab w:val="right" w:leader="dot" w:pos="9016"/>
-            </w:tabs>
-            <w:rPr>
-              <w:rFonts w:asciiTheme="minorHAnsi" w:eastAsiaTheme="minorEastAsia" w:hAnsiTheme="minorHAnsi" w:cstheme="minorBidi"/>
-              <w:noProof/>
-              <w:kern w:val="2"/>
-              <w:sz w:val="24"/>
-              <w:szCs w:val="24"/>
-              <w:lang w:eastAsia="en-AU"/>
-              <w14:ligatures w14:val="standardContextual"/>
-            </w:rPr>
-          </w:pPr>
-          <w:hyperlink w:anchor="_Toc242730450" w:history="1">
-            <w:r>
-              <w:rPr>
-                <w:rStyle w:val="Hyperlink"/>
-                <w:noProof/>
-              </w:rPr>
-              <w:t>Collective</w:t>
-            </w:r>
-            <w:r>
-              <w:rPr>
-                <w:noProof/>
-                <w:webHidden/>
-              </w:rPr>
-              <w:tab/>
-            </w:r>
-            <w:r>
-              <w:rPr>
-                <w:noProof/>
-                <w:webHidden/>
-              </w:rPr>
-              <w:fldChar w:fldCharType="begin"/>
-            </w:r>
-            <w:r>
-              <w:rPr>
-                <w:noProof/>
-                <w:webHidden/>
-              </w:rPr>
-              <w:instrText xml:space="preserve"> PAGEREF _Toc242730450 \h </w:instrText>
-            </w:r>
-            <w:r>
-              <w:rPr>
-                <w:noProof/>
-                <w:webHidden/>
-              </w:rPr>
-            </w:r>
-            <w:r>
-              <w:rPr>
-                <w:noProof/>
-                <w:webHidden/>
-              </w:rPr>
-              <w:fldChar w:fldCharType="separate"/>
-            </w:r>
-            <w:r>
-              <w:rPr>
-                <w:noProof/>
-                <w:webHidden/>
-              </w:rPr>
-              <w:t>16</w:t>
-            </w:r>
-            <w:r>
-              <w:rPr>
-                <w:noProof/>
-                <w:webHidden/>
-              </w:rPr>
-              <w:fldChar w:fldCharType="end"/>
-            </w:r>
-          </w:hyperlink>
-        </w:p>
-        <w:p>
-          <w:pPr>
-            <w:pStyle w:val="TOC1"/>
-            <w:tabs>
-              <w:tab w:val="right" w:leader="dot" w:pos="9016"/>
-            </w:tabs>
-            <w:rPr>
-              <w:rFonts w:asciiTheme="minorHAnsi" w:eastAsiaTheme="minorEastAsia" w:hAnsiTheme="minorHAnsi" w:cstheme="minorBidi"/>
-              <w:noProof/>
-              <w:kern w:val="2"/>
-              <w:sz w:val="24"/>
-              <w:szCs w:val="24"/>
-              <w:lang w:eastAsia="en-AU"/>
-              <w14:ligatures w14:val="standardContextual"/>
-            </w:rPr>
-          </w:pPr>
-          <w:hyperlink w:anchor="_Toc242730451" w:history="1">
-            <w:r>
-              <w:rPr>
-                <w:rStyle w:val="Hyperlink"/>
-                <w:noProof/>
-              </w:rPr>
-              <w:t>GitHub Repository and Version Control</w:t>
-            </w:r>
-            <w:r>
-              <w:rPr>
-                <w:noProof/>
-                <w:webHidden/>
-              </w:rPr>
-              <w:tab/>
-            </w:r>
-            <w:r>
-              <w:rPr>
-                <w:noProof/>
-                <w:webHidden/>
-              </w:rPr>
-              <w:fldChar w:fldCharType="begin"/>
-            </w:r>
-            <w:r>
-              <w:rPr>
-                <w:noProof/>
-                <w:webHidden/>
-              </w:rPr>
-              <w:instrText xml:space="preserve"> PAGEREF _Toc242730451 \h </w:instrText>
-            </w:r>
-            <w:r>
-              <w:rPr>
-                <w:noProof/>
-                <w:webHidden/>
-              </w:rPr>
-            </w:r>
-            <w:r>
-              <w:rPr>
-                <w:noProof/>
-                <w:webHidden/>
-              </w:rPr>
-              <w:fldChar w:fldCharType="separate"/>
-            </w:r>
-            <w:r>
-              <w:rPr>
-                <w:noProof/>
-                <w:webHidden/>
-              </w:rPr>
-              <w:t>17</w:t>
-            </w:r>
-            <w:r>
-              <w:rPr>
-                <w:noProof/>
-                <w:webHidden/>
-              </w:rPr>
-              <w:fldChar w:fldCharType="end"/>
-            </w:r>
-          </w:hyperlink>
-        </w:p>
-        <w:p>
-          <w:pPr>
-            <w:pStyle w:val="TOC1"/>
-            <w:tabs>
-              <w:tab w:val="right" w:leader="dot" w:pos="9016"/>
-            </w:tabs>
-            <w:rPr>
-              <w:rFonts w:asciiTheme="minorHAnsi" w:eastAsiaTheme="minorEastAsia" w:hAnsiTheme="minorHAnsi" w:cstheme="minorBidi"/>
-              <w:noProof/>
-              <w:kern w:val="2"/>
-              <w:sz w:val="24"/>
-              <w:szCs w:val="24"/>
-              <w:lang w:eastAsia="en-AU"/>
-              <w14:ligatures w14:val="standardContextual"/>
-            </w:rPr>
-          </w:pPr>
-          <w:hyperlink w:anchor="_Toc242730452" w:history="1">
-            <w:r>
-              <w:rPr>
-                <w:rStyle w:val="Hyperlink"/>
-                <w:noProof/>
-              </w:rPr>
-              <w:t>Conclusion</w:t>
-            </w:r>
-            <w:r>
-              <w:rPr>
-                <w:noProof/>
-                <w:webHidden/>
-              </w:rPr>
-              <w:tab/>
-            </w:r>
-            <w:r>
-              <w:rPr>
-                <w:noProof/>
-                <w:webHidden/>
-              </w:rPr>
-              <w:fldChar w:fldCharType="begin"/>
-            </w:r>
-            <w:r>
-              <w:rPr>
-                <w:noProof/>
-                <w:webHidden/>
-              </w:rPr>
-              <w:instrText xml:space="preserve"> PAGEREF _Toc242730452 \h </w:instrText>
-            </w:r>
-            <w:r>
-              <w:rPr>
-                <w:noProof/>
-                <w:webHidden/>
-              </w:rPr>
-            </w:r>
-            <w:r>
-              <w:rPr>
-                <w:noProof/>
-                <w:webHidden/>
-              </w:rPr>
-              <w:fldChar w:fldCharType="separate"/>
-            </w:r>
-            <w:r>
-              <w:rPr>
-                <w:noProof/>
-                <w:webHidden/>
-              </w:rPr>
-              <w:t>18</w:t>
+              <w:t>24</w:t>
             </w:r>
             <w:r>
               <w:rPr>
@@ -2637,7 +3673,7 @@
       <w:pPr>
         <w:pStyle w:val="Heading1"/>
       </w:pPr>
-      <w:bookmarkStart w:id="0" w:name="_Toc242730422"/>
+      <w:bookmarkStart w:id="0" w:name="_Toc242738714"/>
       <w:r>
         <w:lastRenderedPageBreak/>
         <w:t>Introduction</w:t>
@@ -2645,50 +3681,17 @@
       <w:bookmarkEnd w:id="0"/>
     </w:p>
     <w:p>
-      <w:pPr>
-        <w:jc w:val="both"/>
-        <w:rPr>
-          <w:sz w:val="24"/>
-          <w:szCs w:val="24"/>
-        </w:rPr>
-      </w:pPr>
-      <w:r>
-        <w:rPr>
-          <w:sz w:val="24"/>
-          <w:szCs w:val="24"/>
-        </w:rPr>
+      <w:r>
         <w:t>The AI-Based Smart Meal Planner is an Android application developed to provide personalised meal planning based on information supplied by the user, including health and weight goals, dietary requirements, food preferences and available ingredients. The application incorporates Generative AI to support the generation of personalised meal plans and recipes, alongside supporting functionality for nutritional information, grocery list generation and application data storage.</w:t>
       </w:r>
     </w:p>
     <w:p>
-      <w:pPr>
-        <w:jc w:val="both"/>
-        <w:rPr>
-          <w:sz w:val="24"/>
-          <w:szCs w:val="24"/>
-        </w:rPr>
-      </w:pPr>
-      <w:r>
-        <w:rPr>
-          <w:sz w:val="24"/>
-          <w:szCs w:val="24"/>
-        </w:rPr>
+      <w:r>
         <w:t>Following the requirements analysis and software design completed during the earlier stages of the project, development progressed into the implementation, integration and testing of the proposed Android prototype. The project was initially divided into three primary areas of responsibility: User Profile and Mobile Interface, AI Meal Plan and Recipe Generation, and Nutrition Analysis, Grocery List and Data Storage. As implementation progressed, these responsibilities provided the foundation for development while team members also contributed across component boundaries where changes, integration or troubleshooting were required.</w:t>
       </w:r>
     </w:p>
     <w:p>
-      <w:pPr>
-        <w:jc w:val="both"/>
-        <w:rPr>
-          <w:sz w:val="24"/>
-          <w:szCs w:val="24"/>
-        </w:rPr>
-      </w:pPr>
-      <w:r>
-        <w:rPr>
-          <w:sz w:val="24"/>
-          <w:szCs w:val="24"/>
-        </w:rPr>
+      <w:r>
         <w:t>This report presents the current implementation of the AI-Based Smart Meal Planner and documents the user stories, interfaces, features and business logic implemented during the development period. It also outlines the implementation of the major software components, integration and testing undertaken, errors and problems encountered during development, and changes made from the original requirements and design. Project progress and individual contributions are supported through implementation evidence, testing results and the version history maintained within the project's shared GitHub repository.</w:t>
       </w:r>
     </w:p>
@@ -2701,7 +3704,7 @@
       <w:pPr>
         <w:pStyle w:val="Heading1"/>
       </w:pPr>
-      <w:bookmarkStart w:id="1" w:name="_Toc242730423"/>
+      <w:bookmarkStart w:id="1" w:name="_Toc242738715"/>
       <w:r>
         <w:lastRenderedPageBreak/>
         <w:t>Project Progress and Tracking</w:t>
@@ -2709,67 +3712,22 @@
       <w:bookmarkEnd w:id="1"/>
     </w:p>
     <w:p>
-      <w:pPr>
-        <w:spacing w:after="160" w:line="278" w:lineRule="auto"/>
-        <w:jc w:val="both"/>
-        <w:rPr>
-          <w:sz w:val="24"/>
-          <w:szCs w:val="24"/>
-        </w:rPr>
-      </w:pPr>
-      <w:r>
-        <w:rPr>
-          <w:sz w:val="24"/>
-          <w:szCs w:val="24"/>
-        </w:rPr>
+      <w:r>
         <w:t>The project moved through the planning and design phases to be developed into a working Android prototype. We divided the major application components among the team members based on their responsibilities. These included the UI and user profile, AI-based meal-plan and recipe generation, nutrition analysis, grocery-list functionality and local data storage. Each team member worked on their allocated components, and these features were progressively integrated into the shared application.</w:t>
       </w:r>
     </w:p>
     <w:p>
-      <w:pPr>
-        <w:jc w:val="both"/>
-        <w:rPr>
-          <w:sz w:val="24"/>
-          <w:szCs w:val="24"/>
-        </w:rPr>
-      </w:pPr>
-      <w:r>
-        <w:rPr>
-          <w:sz w:val="24"/>
-          <w:szCs w:val="24"/>
-        </w:rPr>
+      <w:r>
         <w:t>Throughout the development of the project, the different components were connected to allow data to flow between features. AI-based meal plans were integrated with the nutrition analysis and grocery-list functions, while user-profile information was used to support personalised meal planning and available-ingredient management. Room database functionality was also implemented to provide local persistence for important application data such as saved meal plans and grocery-list data.</w:t>
       </w:r>
     </w:p>
     <w:p>
-      <w:pPr>
-        <w:jc w:val="both"/>
-        <w:rPr>
-          <w:sz w:val="24"/>
-          <w:szCs w:val="24"/>
-        </w:rPr>
-      </w:pPr>
-      <w:r>
-        <w:rPr>
-          <w:sz w:val="24"/>
-          <w:szCs w:val="24"/>
-        </w:rPr>
+      <w:r>
         <w:t>During development and integration, testing and debugging were carried out. This revealed issues such as inaccurate nutrition calculations, AFCD ingredient-matching problems, persistence of grocery-list purchase states when restoring saved meal plans, and grocery-list visibility. As the application continued to develop, the identified issues were debugged, fixed and retested.</w:t>
       </w:r>
     </w:p>
     <w:p>
-      <w:pPr>
-        <w:jc w:val="both"/>
-        <w:rPr>
-          <w:sz w:val="24"/>
-          <w:szCs w:val="24"/>
-        </w:rPr>
-      </w:pPr>
-      <w:r>
-        <w:rPr>
-          <w:sz w:val="24"/>
-          <w:szCs w:val="24"/>
-        </w:rPr>
+      <w:r>
         <w:t>GitHub was used throughout development for version control and team collaboration. As work was completed, team members committed and pushed their feature implementations, fixes and documentation updates to the main branch. This provided a history of the project's development and allowed the individual components to be progressively integrated into the main branch. Currently, the major features of the application have been integrated, with the remaining work focused on final testing, documentation and preparation for the final demonstration.</w:t>
       </w:r>
     </w:p>
@@ -2786,7 +3744,7 @@
       <w:pPr>
         <w:pStyle w:val="Heading1"/>
       </w:pPr>
-      <w:bookmarkStart w:id="2" w:name="_Toc242730424"/>
+      <w:bookmarkStart w:id="2" w:name="_Toc242738716"/>
       <w:r>
         <w:lastRenderedPageBreak/>
         <w:t>Implemented User Stories, Interfaces, Features and Business Logic</w:t>
@@ -2795,76 +3753,136 @@
     </w:p>
     <w:p>
       <w:pPr>
-        <w:pStyle w:val="Heading3"/>
-      </w:pPr>
-      <w:bookmarkStart w:id="3" w:name="_Toc242730425"/>
+        <w:pStyle w:val="Heading2"/>
+      </w:pPr>
+      <w:bookmarkStart w:id="3" w:name="_Toc242738717"/>
       <w:r>
         <w:t>User Profile and Mobile Interface — Matthew</w:t>
       </w:r>
       <w:bookmarkEnd w:id="3"/>
     </w:p>
     <w:p>
-      <w:pPr>
-        <w:jc w:val="both"/>
+      <w:r>
+        <w:t>The User Profile and Mobile Interface functionality was implemented to allow users to enter and manage the information required for personalised meal planning and to provide access to the application's major features. The implemented profile allows users to select a health and weight goal, enter their current and target weight, specify dietary requirements and food preferences, and manage ingredients currently available to them. This information can then be accessed by other application components when generating personalised meal plans and recipes, consistent with the original User Profile requirements.</w:t>
+      </w:r>
+    </w:p>
+    <w:p>
+      <w:r>
+        <w:t>The available ingredients functionality allows ingredients to be added to and removed from the user's current ingredient list. The interface provides feedback when no ingredients have been entered and dynamically updates the displayed list as ingredients are added or removed. This implements the original requirement for users to add, view and remove available ingredients while keeping this information available for meal and recipe generation.</w:t>
+      </w:r>
+    </w:p>
+    <w:p>
+      <w:r>
+        <w:t>The Mobile Interface was implemented using separate screens for the application's primary functionality, with bottom navigation providing access between Home, Profile, Meal Plan and Grocery List functionality. During implementation, the interface was also expanded to support the presentation of generated meal plans and recipes. Generated weekly meal plans are organised by day, with breakfast, lunch and dinner displayed for each day. Recipe information can be expanded to display nutritional information, ingredients and preparation instructions. These interfaces allow the output produced by other application components to be presented within the Android application rather than operating as isolated backend functionality.</w:t>
+      </w:r>
+    </w:p>
+    <w:p>
+      <w:r>
+        <w:t>The Home interface also handles the state where a meal plan has not yet been generated by displaying appropriate feedback rather than empty meal and nutrition information. Once a meal plan is available, the interface can present the generated meal and nutrition information and provide access to related application functionality.</w:t>
+      </w:r>
+    </w:p>
+    <w:p>
+      <w:pPr>
         <w:rPr>
-          <w:sz w:val="24"/>
-          <w:szCs w:val="24"/>
+          <w:rFonts w:eastAsiaTheme="majorEastAsia" w:cstheme="majorBidi"/>
+          <w:color w:val="0F4761" w:themeColor="accent1" w:themeShade="BF"/>
+          <w:sz w:val="28"/>
+          <w:szCs w:val="28"/>
         </w:rPr>
       </w:pPr>
       <w:r>
-        <w:rPr>
-          <w:sz w:val="24"/>
-          <w:szCs w:val="24"/>
-        </w:rPr>
-        <w:t>The User Profile and Mobile Interface functionality was implemented to allow users to enter and manage the information required for personalised meal planning and to provide access to the application's major features. The implemented profile allows users to select a health and weight goal, enter their current and target weight, specify dietary requirements and food preferences, and manage ingredients currently available to them. This information can then be accessed by other application components when generating personalised meal plans and recipes, consistent with the original User Profile requirements.</w:t>
-      </w:r>
-    </w:p>
-    <w:p>
-      <w:pPr>
-        <w:jc w:val="both"/>
-        <w:rPr>
-          <w:sz w:val="24"/>
-          <w:szCs w:val="24"/>
-        </w:rPr>
-      </w:pPr>
-      <w:r>
-        <w:rPr>
-          <w:sz w:val="24"/>
-          <w:szCs w:val="24"/>
-        </w:rPr>
-        <w:t>The available ingredients functionality allows ingredients to be added to and removed from the user's current ingredient list. The interface provides feedback when no ingredients have been entered and dynamically updates the displayed list as ingredients are added or removed. This implements the original requirement for users to add, view and remove available ingredients while keeping this information available for meal and recipe generation.</w:t>
-      </w:r>
-    </w:p>
-    <w:p>
-      <w:pPr>
-        <w:jc w:val="both"/>
-        <w:rPr>
-          <w:sz w:val="24"/>
-          <w:szCs w:val="24"/>
-        </w:rPr>
-      </w:pPr>
-      <w:r>
-        <w:rPr>
-          <w:sz w:val="24"/>
-          <w:szCs w:val="24"/>
-        </w:rPr>
-        <w:t>The Mobile Interface was implemented using separate screens for the application's primary functionality, with bottom navigation providing access between Home, Profile, Meal Plan and Grocery List functionality. During implementation, the interface was also expanded to support the presentation of generated meal plans and recipes. Generated weekly meal plans are organised by day, with breakfast, lunch and dinner displayed for each day. Recipe information can be expanded to display nutritional information, ingredients and preparation instructions. These interfaces allow the output produced by other application components to be presented within the Android application rather than operating as isolated backend functionality.</w:t>
-      </w:r>
-    </w:p>
-    <w:p>
-      <w:pPr>
-        <w:jc w:val="both"/>
-        <w:rPr>
-          <w:sz w:val="24"/>
-          <w:szCs w:val="24"/>
-        </w:rPr>
-      </w:pPr>
-      <w:r>
-        <w:rPr>
-          <w:sz w:val="24"/>
-          <w:szCs w:val="24"/>
-        </w:rPr>
-        <w:t>The Home interface also handles the state where a meal plan has not yet been generated by displaying appropriate feedback rather than empty meal and nutrition information. Once a meal plan is available, the interface can present the generated meal and nutrition information and provide access to related application functionality.</w:t>
+        <w:br w:type="page"/>
+      </w:r>
+    </w:p>
+    <w:p>
+      <w:pPr>
+        <w:pStyle w:val="Heading2"/>
+      </w:pPr>
+      <w:bookmarkStart w:id="4" w:name="_Toc242738718"/>
+      <w:r>
+        <w:lastRenderedPageBreak/>
+        <w:t>AI Meal Plan and Recipe Generation — Farhad</w:t>
+      </w:r>
+      <w:bookmarkEnd w:id="4"/>
+      <w:r>
+        <w:t xml:space="preserve"> </w:t>
+      </w:r>
+    </w:p>
+    <w:p>
+      <w:pPr>
+        <w:pStyle w:val="Heading2"/>
+      </w:pPr>
+      <w:bookmarkStart w:id="5" w:name="_Toc242738719"/>
+      <w:r>
+        <w:t>Nutrition Analysis, Grocery List and Data Storage — Ansh</w:t>
+      </w:r>
+      <w:bookmarkEnd w:id="5"/>
+    </w:p>
+    <w:p>
+      <w:r>
+        <w:t>The developed application was designed to perform nutrition analysis for generated meals, relying on nutritional information provided by the Australian Food Composition Database (AFCD). Generated ingredients are processed and matched with the local AFCD dataset to calculate protein, carbohydrate, fat and calorie values based on the different ingredients. These outputs are presented as part of the generated meal and day-wise nutritional data.</w:t>
+      </w:r>
+    </w:p>
+    <w:p>
+      <w:r>
+        <w:t>The app creates a grocery list based on the user's active meal plan while factoring in ingredients already available to the user. Grocery items can be marked as purchased using checkboxes, and their purchased states are saved in the Room database for persistence when closing and reopening the application.</w:t>
+      </w:r>
+    </w:p>
+    <w:p>
+      <w:r>
+        <w:t>Room/SQLite is used for local data storage to persist application data. This includes storage for saved meal plans and grocery-list contents, keeping important application data available the next time the application runs.</w:t>
+      </w:r>
+    </w:p>
+    <w:p>
+      <w:r>
+        <w:br w:type="page"/>
+      </w:r>
+    </w:p>
+    <w:p>
+      <w:pPr>
+        <w:pStyle w:val="Heading1"/>
+      </w:pPr>
+      <w:bookmarkStart w:id="6" w:name="_Toc242738720"/>
+      <w:r>
+        <w:lastRenderedPageBreak/>
+        <w:t>Implementation Details</w:t>
+      </w:r>
+      <w:bookmarkEnd w:id="6"/>
+    </w:p>
+    <w:p>
+      <w:pPr>
+        <w:pStyle w:val="Heading2"/>
+      </w:pPr>
+      <w:bookmarkStart w:id="7" w:name="_Toc242738721"/>
+      <w:r>
+        <w:t>User Profile and Mobile Interface — Matthew</w:t>
+      </w:r>
+      <w:bookmarkEnd w:id="7"/>
+    </w:p>
+    <w:p>
+      <w:r>
+        <w:t>The User Profile and Mobile Interface were implemented in Kotlin using Android fragments, XML layouts and supporting model and management classes. The implementation separates the user-facing interface from the profile data used by the rest of the application, allowing profile information to be accessed by meal-plan and recipe functionality rather than being contained only within the Profile screen.</w:t>
+      </w:r>
+    </w:p>
+    <w:p>
+      <w:r>
+        <w:t>The User Profile implementation stores the user's selected goal type, current and target weight, dietary requirements, food preferences and available ingredients. Interface controls collect and update these values, while the available-ingredient functionality dynamically adds and removes ingredients from the user's current list.</w:t>
+      </w:r>
+      <w:r>
+        <w:t xml:space="preserve"> The Android interface was structured using fragments for the application's primary screens and a common navigation structure to move between them. Additional reusable XML layouts were created during implementation to support dynamically generated meal-plan and recipe information</w:t>
+      </w:r>
+    </w:p>
+    <w:p>
+      <w:r>
+        <w:t xml:space="preserve">The interface implementation also includes state handling and user feedback. For example, the </w:t>
+      </w:r>
+      <w:proofErr w:type="gramStart"/>
+      <w:r>
+        <w:t>Home</w:t>
+      </w:r>
+      <w:proofErr w:type="gramEnd"/>
+      <w:r>
+        <w:t xml:space="preserve"> screen distinguishes between having a generated meal plan and having no meal plan available, while the Profile interface updates the available-ingredient display as ingredients are added or removed. These behaviours were implemented to provide clear feedback and avoid displaying incomplete or misleading information to the user, consistent with the original interface requirement to provide feedback when information is missing or invalid.</w:t>
       </w:r>
     </w:p>
     <w:p>
@@ -2883,172 +3901,1337 @@
     </w:p>
     <w:p>
       <w:pPr>
-        <w:pStyle w:val="Heading3"/>
-      </w:pPr>
-      <w:bookmarkStart w:id="4" w:name="_Toc242730426"/>
+        <w:pStyle w:val="Heading2"/>
+      </w:pPr>
+      <w:bookmarkStart w:id="8" w:name="_Toc242738722"/>
       <w:r>
         <w:lastRenderedPageBreak/>
         <w:t>AI Meal Plan and Recipe Generation — Farhad</w:t>
       </w:r>
-      <w:bookmarkEnd w:id="4"/>
+      <w:bookmarkEnd w:id="8"/>
       <w:r>
         <w:t xml:space="preserve"> </w:t>
       </w:r>
     </w:p>
+    <w:p/>
+    <w:p/>
+    <w:p/>
+    <w:p>
+      <w:pPr>
+        <w:pStyle w:val="Heading2"/>
+      </w:pPr>
+      <w:bookmarkStart w:id="9" w:name="_Toc242738723"/>
+      <w:r>
+        <w:t>Nutrition Analysis, Grocery List and Data Storage</w:t>
+      </w:r>
+      <w:r>
+        <w:t xml:space="preserve"> </w:t>
+      </w:r>
+      <w:r>
+        <w:t>—</w:t>
+      </w:r>
+      <w:r>
+        <w:t xml:space="preserve"> </w:t>
+      </w:r>
+      <w:r>
+        <w:t>Ansh</w:t>
+      </w:r>
+      <w:bookmarkEnd w:id="9"/>
+    </w:p>
+    <w:p>
+      <w:r>
+        <w:t xml:space="preserve">The nutrition analysis module was developed to handle ingredient lists from meal plans generated through the application and link them to nutritional records obtained from the Australian Food Composition Database (AFCD). The matching step handles the generated ingredient descriptions and quantities, then uses the matched nutritional values to calculate protein, carbohydrates and fat. Calories are calculated based on the processed macronutrients </w:t>
+      </w:r>
+      <w:proofErr w:type="gramStart"/>
+      <w:r>
+        <w:t>using:</w:t>
+      </w:r>
+      <w:proofErr w:type="gramEnd"/>
+      <w:r>
+        <w:t xml:space="preserve"> Protein × 4 + Carbohydrates × 4 + Fat × 9.</w:t>
+      </w:r>
+    </w:p>
+    <w:p>
+      <w:r>
+        <w:t>The generated meal plan and the user's available ingredients are used for the grocery-list functionality. The grocery list processes the meal-plan ingredients and generates the necessary grocery items. Users can mark items in the grocery list as purchased, and that state is saved in the local database of the app.</w:t>
+      </w:r>
+    </w:p>
+    <w:p>
+      <w:r>
+        <w:t>Room was used as the local persistence technology for application data. Grocery items are modelled as database entities and accessed through DAO operations including inserting, retrieving, updating and deleting records. This enables grocery-list information, including the purchase status, to be retained across application sessions. Meal-plan data is also stored locally for future restoration of generated plans.</w:t>
+      </w:r>
+    </w:p>
+    <w:p>
+      <w:r>
+        <w:t xml:space="preserve">The nutrition, grocery-list and database components are integrated with other application components through a shared </w:t>
+      </w:r>
+      <w:proofErr w:type="spellStart"/>
+      <w:r>
+        <w:t>MealPlannerViewModel</w:t>
+      </w:r>
+      <w:proofErr w:type="spellEnd"/>
+      <w:r>
+        <w:t>, which allows generated meal-plan data to be processed across the nutrition and grocery-list features.</w:t>
+      </w:r>
+      <w:r>
+        <w:br w:type="page"/>
+      </w:r>
+    </w:p>
+    <w:p>
+      <w:pPr>
+        <w:pStyle w:val="Heading1"/>
+      </w:pPr>
+      <w:bookmarkStart w:id="10" w:name="_Toc242738724"/>
+      <w:r>
+        <w:lastRenderedPageBreak/>
+        <w:t>Integration and Testing</w:t>
+      </w:r>
+      <w:bookmarkEnd w:id="10"/>
+    </w:p>
+    <w:p>
+      <w:pPr>
+        <w:pStyle w:val="Heading2"/>
+      </w:pPr>
+      <w:bookmarkStart w:id="11" w:name="_Toc242738725"/>
+      <w:r>
+        <w:t>Integration Testing</w:t>
+      </w:r>
+      <w:bookmarkEnd w:id="11"/>
+      <w:r>
+        <w:t xml:space="preserve"> </w:t>
+      </w:r>
+    </w:p>
+    <w:p>
+      <w:r>
+        <w:t>Integration testing tested whether the main components built by different team members worked properly together as a full Android application. After an AI-generated meal plan was created, it was tested with the nutrition analysis functionality to determine whether the generated ingredients could be processed and matched with data available from the Australian Food Composition Database (AFCD). The generated meal plan was also integrated with the grocery-list feature, since ingredients from active meal plans are transformed into grocery items while considering food that the user may already have available in their profile.</w:t>
+      </w:r>
+    </w:p>
+    <w:p>
+      <w:r>
+        <w:t>The ability of grocery items and their purchased status to persist between app sessions was tested through the integration of the grocery-list feature with the Room database. In addition, restoring previously saved meal plans was tested with the grocery-list functionality to check that restoring a plan did not negatively affect the already saved purchased state of grocery items. The grocery list was also verified after further integration improvements to make sure saved items were still being shown and previously checked items had their state restored.</w:t>
+      </w:r>
+    </w:p>
+    <w:p>
+      <w:r>
+        <w:t xml:space="preserve">The shared </w:t>
+      </w:r>
+      <w:proofErr w:type="spellStart"/>
+      <w:r>
+        <w:t>MealPlannerViewModel</w:t>
+      </w:r>
+      <w:proofErr w:type="spellEnd"/>
+      <w:r>
+        <w:t xml:space="preserve"> allows the meal-plan, nutrition and grocery-list functionality to communicate with each other. We performed testing through the Android emulator using automated instrumented tests and end-to-end manual testing. This helped validate the data exchange between integrated components and identify bugs that occurred when multiple features were used together.</w:t>
+      </w:r>
+    </w:p>
+    <w:p>
+      <w:pPr>
+        <w:pStyle w:val="Heading2"/>
+      </w:pPr>
+      <w:bookmarkStart w:id="12" w:name="_Toc242738726"/>
+      <w:r>
+        <w:t>Functional/Test Results</w:t>
+      </w:r>
+      <w:bookmarkEnd w:id="12"/>
+    </w:p>
+    <w:p>
+      <w:r>
+        <w:t xml:space="preserve">The integrated Android application was tested to check the nutrition analysis, grocery-list, data persistence and meal-plan functionality. Automated instrumented testing was conducted using the Android emulator, where all seven instrumented tests completed without errors. </w:t>
+      </w:r>
+      <w:r>
+        <w:t>We</w:t>
+      </w:r>
+      <w:r>
+        <w:t xml:space="preserve"> also performed manual testing for grocery-list persistence. Items were checked off in the grocery list, the application was closed and reopened, and the same saved meal plan was restored. This test was repeated several times, and after every restart the previously purchased items remained checked. Nutrition testing was also performed following improvements to AFCD ingredient matching, including testing the handling of cooking oil.</w:t>
+      </w:r>
+      <w:r>
+        <w:br w:type="page"/>
+      </w:r>
+    </w:p>
+    <w:p>
+      <w:pPr>
+        <w:pStyle w:val="Heading1"/>
+      </w:pPr>
+      <w:bookmarkStart w:id="13" w:name="_Toc242738727"/>
+      <w:r>
+        <w:lastRenderedPageBreak/>
+        <w:t>Evaluation Against Original Requirements and Design</w:t>
+      </w:r>
+      <w:bookmarkEnd w:id="13"/>
+    </w:p>
+    <w:p>
+      <w:pPr>
+        <w:pStyle w:val="Heading2"/>
+      </w:pPr>
+      <w:bookmarkStart w:id="14" w:name="_Toc242738728"/>
+      <w:r>
+        <w:t>Requirements Fulfilment</w:t>
+      </w:r>
+      <w:bookmarkEnd w:id="14"/>
+    </w:p>
     <w:p>
       <w:pPr>
         <w:pStyle w:val="Heading3"/>
       </w:pPr>
-      <w:bookmarkStart w:id="5" w:name="_Toc242730427"/>
-      <w:r>
-        <w:t>Nutrition Analysis, Grocery List and Data Storage — Ansh</w:t>
-      </w:r>
-      <w:bookmarkEnd w:id="5"/>
-    </w:p>
-    <w:p>
-      <w:pPr>
-        <w:jc w:val="both"/>
-        <w:rPr>
-          <w:sz w:val="24"/>
-          <w:szCs w:val="24"/>
-        </w:rPr>
-      </w:pPr>
-      <w:r>
-        <w:rPr>
-          <w:sz w:val="24"/>
-          <w:szCs w:val="24"/>
-        </w:rPr>
-        <w:t>The developed application was designed to perform nutrition analysis for generated meals, relying on nutritional information provided by the Australian Food Composition Database (AFCD). Generated ingredients are processed and matched with the local AFCD dataset to calculate protein, carbohydrate, fat and calorie values based on the different ingredients. These outputs are presented as part of the generated meal and day-wise nutritional data.</w:t>
-      </w:r>
-    </w:p>
-    <w:p>
-      <w:pPr>
-        <w:jc w:val="both"/>
-        <w:rPr>
-          <w:sz w:val="24"/>
-          <w:szCs w:val="24"/>
-        </w:rPr>
-      </w:pPr>
-      <w:r>
-        <w:rPr>
-          <w:sz w:val="24"/>
-          <w:szCs w:val="24"/>
-        </w:rPr>
-        <w:t>The app creates a grocery list based on the user's active meal plan while factoring in ingredients already available to the user. Grocery items can be marked as purchased using checkboxes, and their purchased states are saved in the Room database for persistence when closing and reopening the application.</w:t>
-      </w:r>
-    </w:p>
-    <w:p>
-      <w:pPr>
-        <w:jc w:val="both"/>
-      </w:pPr>
-      <w:r>
-        <w:rPr>
-          <w:sz w:val="24"/>
-          <w:szCs w:val="24"/>
-        </w:rPr>
-        <w:t>Room/SQLite is used for local data storage to persist application data. This includes storage for saved meal plans and grocery-list contents, keeping important application data available the next time the application runs.</w:t>
-      </w:r>
-    </w:p>
-    <w:p>
-      <w:pPr>
-        <w:spacing w:after="160" w:line="278" w:lineRule="auto"/>
-      </w:pPr>
-      <w:r>
-        <w:br w:type="page"/>
-      </w:r>
-    </w:p>
-    <w:p>
-      <w:pPr>
-        <w:pStyle w:val="Heading1"/>
-      </w:pPr>
-      <w:bookmarkStart w:id="6" w:name="_Toc242730428"/>
+      <w:bookmarkStart w:id="15" w:name="_Toc242738729"/>
+      <w:r>
+        <w:t>Functional Requirements</w:t>
+      </w:r>
+      <w:bookmarkEnd w:id="15"/>
+    </w:p>
+    <w:tbl>
+      <w:tblPr>
+        <w:tblStyle w:val="TableGrid"/>
+        <w:tblW w:w="0" w:type="auto"/>
+        <w:tblLook w:val="04A0" w:firstRow="1" w:lastRow="0" w:firstColumn="1" w:lastColumn="0" w:noHBand="0" w:noVBand="1"/>
+      </w:tblPr>
+      <w:tblGrid>
+        <w:gridCol w:w="2726"/>
+        <w:gridCol w:w="1054"/>
+        <w:gridCol w:w="5236"/>
+      </w:tblGrid>
+      <w:tr>
+        <w:tc>
+          <w:tcPr>
+            <w:tcW w:w="0" w:type="auto"/>
+            <w:hideMark/>
+          </w:tcPr>
+          <w:p>
+            <w:pPr>
+              <w:rPr>
+                <w:rFonts w:cs="Calibri"/>
+                <w:b/>
+                <w:bCs/>
+              </w:rPr>
+            </w:pPr>
+            <w:r>
+              <w:rPr>
+                <w:rFonts w:cs="Calibri"/>
+                <w:b/>
+                <w:bCs/>
+              </w:rPr>
+              <w:t>Original Requirement</w:t>
+            </w:r>
+          </w:p>
+        </w:tc>
+        <w:tc>
+          <w:tcPr>
+            <w:tcW w:w="0" w:type="auto"/>
+            <w:hideMark/>
+          </w:tcPr>
+          <w:p>
+            <w:pPr>
+              <w:rPr>
+                <w:rFonts w:cs="Calibri"/>
+                <w:b/>
+                <w:bCs/>
+              </w:rPr>
+            </w:pPr>
+            <w:r>
+              <w:rPr>
+                <w:rFonts w:cs="Calibri"/>
+                <w:b/>
+                <w:bCs/>
+              </w:rPr>
+              <w:t>Status</w:t>
+            </w:r>
+          </w:p>
+        </w:tc>
+        <w:tc>
+          <w:tcPr>
+            <w:tcW w:w="0" w:type="auto"/>
+            <w:hideMark/>
+          </w:tcPr>
+          <w:p>
+            <w:pPr>
+              <w:rPr>
+                <w:rFonts w:cs="Calibri"/>
+                <w:b/>
+                <w:bCs/>
+              </w:rPr>
+            </w:pPr>
+            <w:r>
+              <w:rPr>
+                <w:rFonts w:cs="Calibri"/>
+                <w:b/>
+                <w:bCs/>
+              </w:rPr>
+              <w:t>Implementation / Evaluation</w:t>
+            </w:r>
+          </w:p>
+        </w:tc>
+      </w:tr>
+      <w:tr>
+        <w:tc>
+          <w:tcPr>
+            <w:tcW w:w="0" w:type="auto"/>
+            <w:hideMark/>
+          </w:tcPr>
+          <w:p>
+            <w:pPr>
+              <w:rPr>
+                <w:rFonts w:cs="Calibri"/>
+              </w:rPr>
+            </w:pPr>
+            <w:r>
+              <w:rPr>
+                <w:rFonts w:cs="Calibri"/>
+              </w:rPr>
+              <w:t>Enter and update information for personalised meal planning</w:t>
+            </w:r>
+          </w:p>
+        </w:tc>
+        <w:tc>
+          <w:tcPr>
+            <w:tcW w:w="0" w:type="auto"/>
+            <w:hideMark/>
+          </w:tcPr>
+          <w:p>
+            <w:pPr>
+              <w:rPr>
+                <w:rFonts w:cs="Calibri"/>
+              </w:rPr>
+            </w:pPr>
+            <w:r>
+              <w:rPr>
+                <w:rFonts w:cs="Calibri"/>
+              </w:rPr>
+              <w:t>Met</w:t>
+            </w:r>
+          </w:p>
+        </w:tc>
+        <w:tc>
+          <w:tcPr>
+            <w:tcW w:w="0" w:type="auto"/>
+            <w:hideMark/>
+          </w:tcPr>
+          <w:p>
+            <w:pPr>
+              <w:rPr>
+                <w:rFonts w:cs="Calibri"/>
+              </w:rPr>
+            </w:pPr>
+            <w:r>
+              <w:rPr>
+                <w:rFonts w:cs="Calibri"/>
+              </w:rPr>
+              <w:t>Users can enter and update profile information through the Profile interface.</w:t>
+            </w:r>
+          </w:p>
+        </w:tc>
+      </w:tr>
+      <w:tr>
+        <w:tc>
+          <w:tcPr>
+            <w:tcW w:w="0" w:type="auto"/>
+            <w:hideMark/>
+          </w:tcPr>
+          <w:p>
+            <w:pPr>
+              <w:rPr>
+                <w:rFonts w:cs="Calibri"/>
+              </w:rPr>
+            </w:pPr>
+            <w:r>
+              <w:rPr>
+                <w:rFonts w:cs="Calibri"/>
+              </w:rPr>
+              <w:t>Set health and weight goals</w:t>
+            </w:r>
+          </w:p>
+        </w:tc>
+        <w:tc>
+          <w:tcPr>
+            <w:tcW w:w="0" w:type="auto"/>
+            <w:hideMark/>
+          </w:tcPr>
+          <w:p>
+            <w:pPr>
+              <w:rPr>
+                <w:rFonts w:cs="Calibri"/>
+              </w:rPr>
+            </w:pPr>
+            <w:r>
+              <w:rPr>
+                <w:rFonts w:cs="Calibri"/>
+              </w:rPr>
+              <w:t>Met</w:t>
+            </w:r>
+          </w:p>
+        </w:tc>
+        <w:tc>
+          <w:tcPr>
+            <w:tcW w:w="0" w:type="auto"/>
+            <w:hideMark/>
+          </w:tcPr>
+          <w:p>
+            <w:pPr>
+              <w:rPr>
+                <w:rFonts w:cs="Calibri"/>
+              </w:rPr>
+            </w:pPr>
+            <w:r>
+              <w:rPr>
+                <w:rFonts w:cs="Calibri"/>
+              </w:rPr>
+              <w:t>Users can select weight loss, maintenance or gain goals and enter current and target weights.</w:t>
+            </w:r>
+          </w:p>
+        </w:tc>
+      </w:tr>
+      <w:tr>
+        <w:tc>
+          <w:tcPr>
+            <w:tcW w:w="0" w:type="auto"/>
+            <w:hideMark/>
+          </w:tcPr>
+          <w:p>
+            <w:pPr>
+              <w:rPr>
+                <w:rFonts w:cs="Calibri"/>
+              </w:rPr>
+            </w:pPr>
+            <w:r>
+              <w:rPr>
+                <w:rFonts w:cs="Calibri"/>
+              </w:rPr>
+              <w:t>Enter dietary requirements and restrictions</w:t>
+            </w:r>
+          </w:p>
+        </w:tc>
+        <w:tc>
+          <w:tcPr>
+            <w:tcW w:w="0" w:type="auto"/>
+            <w:hideMark/>
+          </w:tcPr>
+          <w:p>
+            <w:pPr>
+              <w:rPr>
+                <w:rFonts w:cs="Calibri"/>
+              </w:rPr>
+            </w:pPr>
+            <w:r>
+              <w:rPr>
+                <w:rFonts w:cs="Calibri"/>
+              </w:rPr>
+              <w:t>Met</w:t>
+            </w:r>
+          </w:p>
+        </w:tc>
+        <w:tc>
+          <w:tcPr>
+            <w:tcW w:w="0" w:type="auto"/>
+            <w:hideMark/>
+          </w:tcPr>
+          <w:p>
+            <w:pPr>
+              <w:rPr>
+                <w:rFonts w:cs="Calibri"/>
+              </w:rPr>
+            </w:pPr>
+            <w:r>
+              <w:rPr>
+                <w:rFonts w:cs="Calibri"/>
+              </w:rPr>
+              <w:t>Dietary requirements can be entered and stored within the user profile.</w:t>
+            </w:r>
+          </w:p>
+        </w:tc>
+      </w:tr>
+      <w:tr>
+        <w:tc>
+          <w:tcPr>
+            <w:tcW w:w="0" w:type="auto"/>
+            <w:hideMark/>
+          </w:tcPr>
+          <w:p>
+            <w:pPr>
+              <w:rPr>
+                <w:rFonts w:cs="Calibri"/>
+              </w:rPr>
+            </w:pPr>
+            <w:r>
+              <w:rPr>
+                <w:rFonts w:cs="Calibri"/>
+              </w:rPr>
+              <w:t>Enter available ingredients</w:t>
+            </w:r>
+          </w:p>
+        </w:tc>
+        <w:tc>
+          <w:tcPr>
+            <w:tcW w:w="0" w:type="auto"/>
+            <w:hideMark/>
+          </w:tcPr>
+          <w:p>
+            <w:pPr>
+              <w:rPr>
+                <w:rFonts w:cs="Calibri"/>
+              </w:rPr>
+            </w:pPr>
+            <w:r>
+              <w:rPr>
+                <w:rFonts w:cs="Calibri"/>
+              </w:rPr>
+              <w:t>Met</w:t>
+            </w:r>
+          </w:p>
+        </w:tc>
+        <w:tc>
+          <w:tcPr>
+            <w:tcW w:w="0" w:type="auto"/>
+            <w:hideMark/>
+          </w:tcPr>
+          <w:p>
+            <w:pPr>
+              <w:rPr>
+                <w:rFonts w:cs="Calibri"/>
+              </w:rPr>
+            </w:pPr>
+            <w:r>
+              <w:rPr>
+                <w:rFonts w:cs="Calibri"/>
+              </w:rPr>
+              <w:t>Users can add, view and remove available ingredients.</w:t>
+            </w:r>
+          </w:p>
+        </w:tc>
+      </w:tr>
+      <w:tr>
+        <w:tc>
+          <w:tcPr>
+            <w:tcW w:w="0" w:type="auto"/>
+            <w:hideMark/>
+          </w:tcPr>
+          <w:p>
+            <w:pPr>
+              <w:rPr>
+                <w:rFonts w:cs="Calibri"/>
+              </w:rPr>
+            </w:pPr>
+            <w:r>
+              <w:rPr>
+                <w:rFonts w:cs="Calibri"/>
+              </w:rPr>
+              <w:t>Generate personalised weekly meal plans</w:t>
+            </w:r>
+          </w:p>
+        </w:tc>
+        <w:tc>
+          <w:tcPr>
+            <w:tcW w:w="0" w:type="auto"/>
+            <w:hideMark/>
+          </w:tcPr>
+          <w:p>
+            <w:pPr>
+              <w:rPr>
+                <w:rFonts w:cs="Calibri"/>
+              </w:rPr>
+            </w:pPr>
+            <w:r>
+              <w:rPr>
+                <w:rFonts w:cs="Calibri"/>
+              </w:rPr>
+              <w:t>Met</w:t>
+            </w:r>
+          </w:p>
+        </w:tc>
+        <w:tc>
+          <w:tcPr>
+            <w:tcW w:w="0" w:type="auto"/>
+            <w:hideMark/>
+          </w:tcPr>
+          <w:p>
+            <w:pPr>
+              <w:rPr>
+                <w:rFonts w:cs="Calibri"/>
+              </w:rPr>
+            </w:pPr>
+            <w:r>
+              <w:rPr>
+                <w:rFonts w:cs="Calibri"/>
+              </w:rPr>
+              <w:t>Gemini is integrated to generate seven-day meal plans using user profile information.</w:t>
+            </w:r>
+          </w:p>
+        </w:tc>
+      </w:tr>
+      <w:tr>
+        <w:tc>
+          <w:tcPr>
+            <w:tcW w:w="0" w:type="auto"/>
+            <w:hideMark/>
+          </w:tcPr>
+          <w:p>
+            <w:pPr>
+              <w:rPr>
+                <w:rFonts w:cs="Calibri"/>
+              </w:rPr>
+            </w:pPr>
+            <w:r>
+              <w:rPr>
+                <w:rFonts w:cs="Calibri"/>
+              </w:rPr>
+              <w:t>Generate recipes</w:t>
+            </w:r>
+          </w:p>
+        </w:tc>
+        <w:tc>
+          <w:tcPr>
+            <w:tcW w:w="0" w:type="auto"/>
+            <w:hideMark/>
+          </w:tcPr>
+          <w:p>
+            <w:pPr>
+              <w:rPr>
+                <w:rFonts w:cs="Calibri"/>
+              </w:rPr>
+            </w:pPr>
+            <w:r>
+              <w:rPr>
+                <w:rFonts w:cs="Calibri"/>
+              </w:rPr>
+              <w:t>Met</w:t>
+            </w:r>
+          </w:p>
+        </w:tc>
+        <w:tc>
+          <w:tcPr>
+            <w:tcW w:w="0" w:type="auto"/>
+            <w:hideMark/>
+          </w:tcPr>
+          <w:p>
+            <w:pPr>
+              <w:rPr>
+                <w:rFonts w:cs="Calibri"/>
+              </w:rPr>
+            </w:pPr>
+            <w:r>
+              <w:rPr>
+                <w:rFonts w:cs="Calibri"/>
+              </w:rPr>
+              <w:t>Generated meals include recipes with ingredients and preparation instructions.</w:t>
+            </w:r>
+          </w:p>
+        </w:tc>
+      </w:tr>
+      <w:tr>
+        <w:tc>
+          <w:tcPr>
+            <w:tcW w:w="0" w:type="auto"/>
+            <w:hideMark/>
+          </w:tcPr>
+          <w:p>
+            <w:pPr>
+              <w:rPr>
+                <w:rFonts w:cs="Calibri"/>
+              </w:rPr>
+            </w:pPr>
+            <w:r>
+              <w:rPr>
+                <w:rFonts w:cs="Calibri"/>
+              </w:rPr>
+              <w:t>Suggest alternative ingredients</w:t>
+            </w:r>
+          </w:p>
+        </w:tc>
+        <w:tc>
+          <w:tcPr>
+            <w:tcW w:w="0" w:type="auto"/>
+            <w:hideMark/>
+          </w:tcPr>
+          <w:p>
+            <w:pPr>
+              <w:rPr>
+                <w:rFonts w:cs="Calibri"/>
+              </w:rPr>
+            </w:pPr>
+            <w:r>
+              <w:rPr>
+                <w:rFonts w:cs="Calibri"/>
+              </w:rPr>
+              <w:t>Not Met</w:t>
+            </w:r>
+          </w:p>
+        </w:tc>
+        <w:tc>
+          <w:tcPr>
+            <w:tcW w:w="0" w:type="auto"/>
+            <w:hideMark/>
+          </w:tcPr>
+          <w:p>
+            <w:pPr>
+              <w:rPr>
+                <w:rFonts w:cs="Calibri"/>
+              </w:rPr>
+            </w:pPr>
+            <w:r>
+              <w:rPr>
+                <w:rFonts w:cs="Calibri"/>
+              </w:rPr>
+              <w:t>D</w:t>
+            </w:r>
+            <w:r>
+              <w:rPr>
+                <w:rFonts w:cs="Calibri"/>
+              </w:rPr>
+              <w:t>oes not provide alternative ingredient suggestions. However, users can specify dietary preferences and restrictions, which are considered during AI meal generation.</w:t>
+            </w:r>
+          </w:p>
+        </w:tc>
+      </w:tr>
+      <w:tr>
+        <w:tc>
+          <w:tcPr>
+            <w:tcW w:w="0" w:type="auto"/>
+            <w:hideMark/>
+          </w:tcPr>
+          <w:p>
+            <w:pPr>
+              <w:rPr>
+                <w:rFonts w:cs="Calibri"/>
+              </w:rPr>
+            </w:pPr>
+            <w:r>
+              <w:rPr>
+                <w:rFonts w:cs="Calibri"/>
+              </w:rPr>
+              <w:t>Provide calorie and nutritional information</w:t>
+            </w:r>
+          </w:p>
+        </w:tc>
+        <w:tc>
+          <w:tcPr>
+            <w:tcW w:w="0" w:type="auto"/>
+            <w:hideMark/>
+          </w:tcPr>
+          <w:p>
+            <w:pPr>
+              <w:rPr>
+                <w:rFonts w:cs="Calibri"/>
+              </w:rPr>
+            </w:pPr>
+            <w:r>
+              <w:rPr>
+                <w:rFonts w:cs="Calibri"/>
+              </w:rPr>
+              <w:t>Met</w:t>
+            </w:r>
+          </w:p>
+        </w:tc>
+        <w:tc>
+          <w:tcPr>
+            <w:tcW w:w="0" w:type="auto"/>
+            <w:hideMark/>
+          </w:tcPr>
+          <w:p>
+            <w:pPr>
+              <w:rPr>
+                <w:rFonts w:cs="Calibri"/>
+              </w:rPr>
+            </w:pPr>
+            <w:r>
+              <w:rPr>
+                <w:rFonts w:cs="Calibri"/>
+              </w:rPr>
+              <w:t>The Nutrition Analysis Engine uses AFCD data to calculate calories and nutritional values for generated meals.</w:t>
+            </w:r>
+          </w:p>
+        </w:tc>
+      </w:tr>
+      <w:tr>
+        <w:tc>
+          <w:tcPr>
+            <w:tcW w:w="0" w:type="auto"/>
+            <w:hideMark/>
+          </w:tcPr>
+          <w:p>
+            <w:pPr>
+              <w:rPr>
+                <w:rFonts w:cs="Calibri"/>
+              </w:rPr>
+            </w:pPr>
+            <w:r>
+              <w:rPr>
+                <w:rFonts w:cs="Calibri"/>
+              </w:rPr>
+              <w:t>Provide macronutrient and micronutrient information</w:t>
+            </w:r>
+          </w:p>
+        </w:tc>
+        <w:tc>
+          <w:tcPr>
+            <w:tcW w:w="0" w:type="auto"/>
+            <w:hideMark/>
+          </w:tcPr>
+          <w:p>
+            <w:pPr>
+              <w:rPr>
+                <w:rFonts w:cs="Calibri"/>
+              </w:rPr>
+            </w:pPr>
+            <w:r>
+              <w:rPr>
+                <w:rFonts w:cs="Calibri"/>
+              </w:rPr>
+              <w:t>Partially Met</w:t>
+            </w:r>
+          </w:p>
+        </w:tc>
+        <w:tc>
+          <w:tcPr>
+            <w:tcW w:w="0" w:type="auto"/>
+            <w:hideMark/>
+          </w:tcPr>
+          <w:p>
+            <w:pPr>
+              <w:rPr>
+                <w:rFonts w:cs="Calibri"/>
+              </w:rPr>
+            </w:pPr>
+            <w:r>
+              <w:rPr>
+                <w:rFonts w:cs="Calibri"/>
+              </w:rPr>
+              <w:t>Protein, carbohydrates and fat are calculated, but micronutrient analysis was not fully implemented.</w:t>
+            </w:r>
+          </w:p>
+        </w:tc>
+      </w:tr>
+      <w:tr>
+        <w:tc>
+          <w:tcPr>
+            <w:tcW w:w="0" w:type="auto"/>
+            <w:hideMark/>
+          </w:tcPr>
+          <w:p>
+            <w:pPr>
+              <w:rPr>
+                <w:rFonts w:cs="Calibri"/>
+              </w:rPr>
+            </w:pPr>
+            <w:r>
+              <w:rPr>
+                <w:rFonts w:cs="Calibri"/>
+              </w:rPr>
+              <w:t>Generate grocery lists</w:t>
+            </w:r>
+          </w:p>
+        </w:tc>
+        <w:tc>
+          <w:tcPr>
+            <w:tcW w:w="0" w:type="auto"/>
+            <w:hideMark/>
+          </w:tcPr>
+          <w:p>
+            <w:pPr>
+              <w:rPr>
+                <w:rFonts w:cs="Calibri"/>
+              </w:rPr>
+            </w:pPr>
+            <w:r>
+              <w:rPr>
+                <w:rFonts w:cs="Calibri"/>
+              </w:rPr>
+              <w:t>Met</w:t>
+            </w:r>
+          </w:p>
+        </w:tc>
+        <w:tc>
+          <w:tcPr>
+            <w:tcW w:w="0" w:type="auto"/>
+            <w:hideMark/>
+          </w:tcPr>
+          <w:p>
+            <w:pPr>
+              <w:rPr>
+                <w:rFonts w:cs="Calibri"/>
+              </w:rPr>
+            </w:pPr>
+            <w:r>
+              <w:rPr>
+                <w:rFonts w:cs="Calibri"/>
+              </w:rPr>
+              <w:t>Grocery lists are generated from meal plans while considering ingredients already available to the user.</w:t>
+            </w:r>
+          </w:p>
+        </w:tc>
+      </w:tr>
+      <w:tr>
+        <w:tc>
+          <w:tcPr>
+            <w:tcW w:w="0" w:type="auto"/>
+            <w:hideMark/>
+          </w:tcPr>
+          <w:p>
+            <w:pPr>
+              <w:rPr>
+                <w:rFonts w:cs="Calibri"/>
+              </w:rPr>
+            </w:pPr>
+            <w:r>
+              <w:rPr>
+                <w:rFonts w:cs="Calibri"/>
+              </w:rPr>
+              <w:t>Categorise grocery list items</w:t>
+            </w:r>
+          </w:p>
+        </w:tc>
+        <w:tc>
+          <w:tcPr>
+            <w:tcW w:w="0" w:type="auto"/>
+            <w:hideMark/>
+          </w:tcPr>
+          <w:p>
+            <w:pPr>
+              <w:rPr>
+                <w:rFonts w:cs="Calibri"/>
+              </w:rPr>
+            </w:pPr>
+            <w:r>
+              <w:rPr>
+                <w:rFonts w:cs="Calibri"/>
+              </w:rPr>
+              <w:t>Met</w:t>
+            </w:r>
+          </w:p>
+        </w:tc>
+        <w:tc>
+          <w:tcPr>
+            <w:tcW w:w="0" w:type="auto"/>
+            <w:hideMark/>
+          </w:tcPr>
+          <w:p>
+            <w:pPr>
+              <w:rPr>
+                <w:rFonts w:cs="Calibri"/>
+              </w:rPr>
+            </w:pPr>
+            <w:r>
+              <w:rPr>
+                <w:rFonts w:cs="Calibri"/>
+              </w:rPr>
+              <w:t>The Grocery List Generator organises grocery items into relevant categories. Users can also filter the list to display only items required for the selected day.</w:t>
+            </w:r>
+          </w:p>
+        </w:tc>
+      </w:tr>
+      <w:tr>
+        <w:tc>
+          <w:tcPr>
+            <w:tcW w:w="0" w:type="auto"/>
+            <w:hideMark/>
+          </w:tcPr>
+          <w:p>
+            <w:pPr>
+              <w:rPr>
+                <w:rFonts w:cs="Calibri"/>
+              </w:rPr>
+            </w:pPr>
+            <w:r>
+              <w:rPr>
+                <w:rFonts w:cs="Calibri"/>
+              </w:rPr>
+              <w:t>View meal plans, recipes, nutritional information and grocery lists</w:t>
+            </w:r>
+          </w:p>
+        </w:tc>
+        <w:tc>
+          <w:tcPr>
+            <w:tcW w:w="0" w:type="auto"/>
+            <w:hideMark/>
+          </w:tcPr>
+          <w:p>
+            <w:pPr>
+              <w:rPr>
+                <w:rFonts w:cs="Calibri"/>
+              </w:rPr>
+            </w:pPr>
+            <w:r>
+              <w:rPr>
+                <w:rFonts w:cs="Calibri"/>
+              </w:rPr>
+              <w:t>Met</w:t>
+            </w:r>
+          </w:p>
+        </w:tc>
+        <w:tc>
+          <w:tcPr>
+            <w:tcW w:w="0" w:type="auto"/>
+            <w:hideMark/>
+          </w:tcPr>
+          <w:p>
+            <w:pPr>
+              <w:rPr>
+                <w:rFonts w:cs="Calibri"/>
+              </w:rPr>
+            </w:pPr>
+            <w:r>
+              <w:rPr>
+                <w:rFonts w:cs="Calibri"/>
+              </w:rPr>
+              <w:t>The Android interface provides screens for accessing the generated information.</w:t>
+            </w:r>
+          </w:p>
+        </w:tc>
+      </w:tr>
+    </w:tbl>
+    <w:p>
+      <w:pPr>
+        <w:pStyle w:val="Heading3"/>
+      </w:pPr>
+      <w:bookmarkStart w:id="16" w:name="_Toc242738730"/>
       <w:r>
         <w:lastRenderedPageBreak/>
-        <w:t>Implementation Details</w:t>
-      </w:r>
-      <w:bookmarkEnd w:id="6"/>
-    </w:p>
-    <w:p>
-      <w:pPr>
-        <w:pStyle w:val="Heading3"/>
-      </w:pPr>
-      <w:bookmarkStart w:id="7" w:name="_Toc242730429"/>
-      <w:r>
-        <w:t>User Profile and Mobile Interface — Matthew</w:t>
-      </w:r>
-      <w:bookmarkEnd w:id="7"/>
-    </w:p>
-    <w:p>
-      <w:pPr>
-        <w:jc w:val="both"/>
-        <w:rPr>
-          <w:sz w:val="24"/>
-          <w:szCs w:val="24"/>
-        </w:rPr>
-      </w:pPr>
-      <w:r>
-        <w:rPr>
-          <w:sz w:val="24"/>
-          <w:szCs w:val="24"/>
-        </w:rPr>
-        <w:t>The User Profile and Mobile Interface were implemented in Kotlin using Android fragments, XML layouts and supporting model and management classes. The implementation separates the user-facing interface from the profile data used by the rest of the application, allowing profile information to be accessed by meal-plan and recipe functionality rather than being contained only within the Profile screen.</w:t>
-      </w:r>
-    </w:p>
-    <w:p>
-      <w:pPr>
-        <w:jc w:val="both"/>
-        <w:rPr>
-          <w:sz w:val="24"/>
-          <w:szCs w:val="24"/>
-        </w:rPr>
-      </w:pPr>
-      <w:r>
-        <w:rPr>
-          <w:sz w:val="24"/>
-          <w:szCs w:val="24"/>
-        </w:rPr>
-        <w:t>The User Profile implementation stores the user's selected goal type, current and target weight, dietary requirements, food preferences and available ingredients. Interface controls collect and update these values, while the available-ingredient functionality dynamically adds and removes ingredients from the user's current list.</w:t>
-      </w:r>
-      <w:r>
-        <w:rPr>
-          <w:sz w:val="24"/>
-          <w:szCs w:val="24"/>
-        </w:rPr>
-        <w:t xml:space="preserve"> The Android interface was structured using fragments for the application's primary screens and a common navigation structure to move between them. Additional reusable XML layouts were created during implementation to support dynamically generated meal-plan and recipe information</w:t>
-      </w:r>
-    </w:p>
-    <w:p>
-      <w:pPr>
-        <w:jc w:val="both"/>
-        <w:rPr>
-          <w:sz w:val="24"/>
-          <w:szCs w:val="24"/>
-        </w:rPr>
-      </w:pPr>
-      <w:r>
-        <w:rPr>
-          <w:sz w:val="24"/>
-          <w:szCs w:val="24"/>
-        </w:rPr>
-        <w:t xml:space="preserve">The interface implementation also includes state handling and user feedback. For example, the </w:t>
-      </w:r>
-      <w:proofErr w:type="gramStart"/>
-      <w:r>
-        <w:rPr>
-          <w:sz w:val="24"/>
-          <w:szCs w:val="24"/>
-        </w:rPr>
-        <w:t>Home</w:t>
-      </w:r>
-      <w:proofErr w:type="gramEnd"/>
-      <w:r>
-        <w:rPr>
-          <w:sz w:val="24"/>
-          <w:szCs w:val="24"/>
-        </w:rPr>
-        <w:t xml:space="preserve"> screen distinguishes between having a generated meal plan and having no meal plan available, while the Profile interface updates the available-ingredient display as ingredients are added or removed. These behaviours were implemented to provide clear feedback and avoid displaying incomplete or misleading information to the user, consistent with the original interface requirement to provide feedback when information is missing or invalid.</w:t>
-      </w:r>
-    </w:p>
+        <w:t>Non-Functional Requirements</w:t>
+      </w:r>
+      <w:bookmarkEnd w:id="16"/>
+    </w:p>
+    <w:tbl>
+      <w:tblPr>
+        <w:tblStyle w:val="TableGrid"/>
+        <w:tblW w:w="0" w:type="auto"/>
+        <w:tblLook w:val="04A0" w:firstRow="1" w:lastRow="0" w:firstColumn="1" w:lastColumn="0" w:noHBand="0" w:noVBand="1"/>
+      </w:tblPr>
+      <w:tblGrid>
+        <w:gridCol w:w="2470"/>
+        <w:gridCol w:w="825"/>
+        <w:gridCol w:w="5721"/>
+      </w:tblGrid>
+      <w:tr>
+        <w:tc>
+          <w:tcPr>
+            <w:tcW w:w="0" w:type="auto"/>
+            <w:hideMark/>
+          </w:tcPr>
+          <w:p>
+            <w:pPr>
+              <w:rPr>
+                <w:b/>
+                <w:bCs/>
+              </w:rPr>
+            </w:pPr>
+            <w:r>
+              <w:rPr>
+                <w:b/>
+                <w:bCs/>
+              </w:rPr>
+              <w:t>Original Requirement</w:t>
+            </w:r>
+          </w:p>
+        </w:tc>
+        <w:tc>
+          <w:tcPr>
+            <w:tcW w:w="0" w:type="auto"/>
+            <w:hideMark/>
+          </w:tcPr>
+          <w:p>
+            <w:pPr>
+              <w:rPr>
+                <w:b/>
+                <w:bCs/>
+              </w:rPr>
+            </w:pPr>
+            <w:r>
+              <w:rPr>
+                <w:b/>
+                <w:bCs/>
+              </w:rPr>
+              <w:t>Status</w:t>
+            </w:r>
+          </w:p>
+        </w:tc>
+        <w:tc>
+          <w:tcPr>
+            <w:tcW w:w="0" w:type="auto"/>
+            <w:hideMark/>
+          </w:tcPr>
+          <w:p>
+            <w:pPr>
+              <w:rPr>
+                <w:b/>
+                <w:bCs/>
+              </w:rPr>
+            </w:pPr>
+            <w:r>
+              <w:rPr>
+                <w:b/>
+                <w:bCs/>
+              </w:rPr>
+              <w:t>Implementation / Evaluation</w:t>
+            </w:r>
+          </w:p>
+        </w:tc>
+      </w:tr>
+      <w:tr>
+        <w:tc>
+          <w:tcPr>
+            <w:tcW w:w="0" w:type="auto"/>
+            <w:hideMark/>
+          </w:tcPr>
+          <w:p>
+            <w:r>
+              <w:t>Respond to user interactions within a reasonable time</w:t>
+            </w:r>
+          </w:p>
+        </w:tc>
+        <w:tc>
+          <w:tcPr>
+            <w:tcW w:w="0" w:type="auto"/>
+            <w:hideMark/>
+          </w:tcPr>
+          <w:p>
+            <w:r>
+              <w:t>Met</w:t>
+            </w:r>
+          </w:p>
+        </w:tc>
+        <w:tc>
+          <w:tcPr>
+            <w:tcW w:w="0" w:type="auto"/>
+            <w:hideMark/>
+          </w:tcPr>
+          <w:p>
+            <w:r>
+              <w:t>Performance issues were identified during nutrition analysis. Background processing and on-demand calculations improved responsiveness</w:t>
+            </w:r>
+            <w:r>
+              <w:t>.</w:t>
+            </w:r>
+          </w:p>
+        </w:tc>
+      </w:tr>
+      <w:tr>
+        <w:tc>
+          <w:tcPr>
+            <w:tcW w:w="0" w:type="auto"/>
+            <w:hideMark/>
+          </w:tcPr>
+          <w:p>
+            <w:r>
+              <w:t>Handle and store user information securely</w:t>
+            </w:r>
+          </w:p>
+        </w:tc>
+        <w:tc>
+          <w:tcPr>
+            <w:tcW w:w="0" w:type="auto"/>
+            <w:hideMark/>
+          </w:tcPr>
+          <w:p>
+            <w:r>
+              <w:t>To Verify</w:t>
+            </w:r>
+          </w:p>
+        </w:tc>
+        <w:tc>
+          <w:tcPr>
+            <w:tcW w:w="0" w:type="auto"/>
+            <w:hideMark/>
+          </w:tcPr>
+          <w:p>
+            <w:r>
+              <w:t xml:space="preserve">User profiles are stored locally using </w:t>
+            </w:r>
+            <w:proofErr w:type="spellStart"/>
+            <w:r>
+              <w:t>SharedPreferences</w:t>
+            </w:r>
+            <w:proofErr w:type="spellEnd"/>
+            <w:r>
+              <w:t>, while Room provides persistence for other application data. The security of storage and API communication requires further verification.</w:t>
+            </w:r>
+          </w:p>
+        </w:tc>
+      </w:tr>
+      <w:tr>
+        <w:tc>
+          <w:tcPr>
+            <w:tcW w:w="0" w:type="auto"/>
+            <w:hideMark/>
+          </w:tcPr>
+          <w:p>
+            <w:r>
+              <w:t>Handle errors or unavailable external services without unexpected crashes</w:t>
+            </w:r>
+          </w:p>
+        </w:tc>
+        <w:tc>
+          <w:tcPr>
+            <w:tcW w:w="0" w:type="auto"/>
+            <w:hideMark/>
+          </w:tcPr>
+          <w:p>
+            <w:r>
+              <w:t>To Verify</w:t>
+            </w:r>
+          </w:p>
+        </w:tc>
+        <w:tc>
+          <w:tcPr>
+            <w:tcW w:w="0" w:type="auto"/>
+            <w:hideMark/>
+          </w:tcPr>
+          <w:p>
+            <w:r>
+              <w:t>The application includes error-handling mechanisms, but complete testing of network failures and unavailable AI services has not been documented.</w:t>
+            </w:r>
+          </w:p>
+        </w:tc>
+      </w:tr>
+      <w:tr>
+        <w:tc>
+          <w:tcPr>
+            <w:tcW w:w="0" w:type="auto"/>
+            <w:hideMark/>
+          </w:tcPr>
+          <w:p>
+            <w:r>
+              <w:t>Generated meals follow dietary requirements and restrictions</w:t>
+            </w:r>
+          </w:p>
+        </w:tc>
+        <w:tc>
+          <w:tcPr>
+            <w:tcW w:w="0" w:type="auto"/>
+            <w:hideMark/>
+          </w:tcPr>
+          <w:p>
+            <w:r>
+              <w:t>Met</w:t>
+            </w:r>
+          </w:p>
+        </w:tc>
+        <w:tc>
+          <w:tcPr>
+            <w:tcW w:w="0" w:type="auto"/>
+            <w:hideMark/>
+          </w:tcPr>
+          <w:p>
+            <w:r>
+              <w:t>Dietary requirements are provided to the AI generation process</w:t>
+            </w:r>
+            <w:r>
+              <w:t xml:space="preserve"> which tailors the meals.</w:t>
+            </w:r>
+          </w:p>
+        </w:tc>
+      </w:tr>
+      <w:tr>
+        <w:tc>
+          <w:tcPr>
+            <w:tcW w:w="0" w:type="auto"/>
+            <w:hideMark/>
+          </w:tcPr>
+          <w:p>
+            <w:r>
+              <w:t>Provide a simple and consistent interface</w:t>
+            </w:r>
+          </w:p>
+        </w:tc>
+        <w:tc>
+          <w:tcPr>
+            <w:tcW w:w="0" w:type="auto"/>
+            <w:hideMark/>
+          </w:tcPr>
+          <w:p>
+            <w:r>
+              <w:t>Met</w:t>
+            </w:r>
+          </w:p>
+        </w:tc>
+        <w:tc>
+          <w:tcPr>
+            <w:tcW w:w="0" w:type="auto"/>
+            <w:hideMark/>
+          </w:tcPr>
+          <w:p>
+            <w:r>
+              <w:t xml:space="preserve">The application uses a consistent navigation structure, reusable interface components and feedback for missing information. </w:t>
+            </w:r>
+          </w:p>
+        </w:tc>
+      </w:tr>
+      <w:tr>
+        <w:tc>
+          <w:tcPr>
+            <w:tcW w:w="0" w:type="auto"/>
+            <w:hideMark/>
+          </w:tcPr>
+          <w:p>
+            <w:r>
+              <w:t>Operate on compatible Android devices</w:t>
+            </w:r>
+          </w:p>
+        </w:tc>
+        <w:tc>
+          <w:tcPr>
+            <w:tcW w:w="0" w:type="auto"/>
+            <w:hideMark/>
+          </w:tcPr>
+          <w:p>
+            <w:r>
+              <w:t>Met</w:t>
+            </w:r>
+          </w:p>
+        </w:tc>
+        <w:tc>
+          <w:tcPr>
+            <w:tcW w:w="0" w:type="auto"/>
+            <w:hideMark/>
+          </w:tcPr>
+          <w:p>
+            <w:r>
+              <w:t>The application was developed using Android Studio and successfully tested on an Android emulator and a physical Android device, where it was also used for a live demonstration.</w:t>
+            </w:r>
+          </w:p>
+        </w:tc>
+      </w:tr>
+      <w:tr>
+        <w:tc>
+          <w:tcPr>
+            <w:tcW w:w="0" w:type="auto"/>
+            <w:hideMark/>
+          </w:tcPr>
+          <w:p>
+            <w:r>
+              <w:t>Store and retrieve user information, meal plans, recipes and grocery lists accurately</w:t>
+            </w:r>
+          </w:p>
+        </w:tc>
+        <w:tc>
+          <w:tcPr>
+            <w:tcW w:w="0" w:type="auto"/>
+            <w:hideMark/>
+          </w:tcPr>
+          <w:p>
+            <w:r>
+              <w:t>Met</w:t>
+            </w:r>
+          </w:p>
+        </w:tc>
+        <w:tc>
+          <w:tcPr>
+            <w:tcW w:w="0" w:type="auto"/>
+            <w:hideMark/>
+          </w:tcPr>
+          <w:p>
+            <w:r>
+              <w:t xml:space="preserve">User profile information is stored using </w:t>
+            </w:r>
+            <w:proofErr w:type="spellStart"/>
+            <w:r>
+              <w:t>SharedPreferences</w:t>
+            </w:r>
+            <w:proofErr w:type="spellEnd"/>
+            <w:r>
+              <w:t>, while saved meal plans and grocery-list information are stored using Room (SQLite). Testing confirmed that grocery-list purchase states persist across application restarts and that saved meal plans can be restored.</w:t>
+            </w:r>
+          </w:p>
+        </w:tc>
+      </w:tr>
+    </w:tbl>
+    <w:p/>
     <w:p>
       <w:pPr>
         <w:spacing w:after="160" w:line="278" w:lineRule="auto"/>
@@ -3067,14 +5250,26 @@
       <w:pPr>
         <w:pStyle w:val="Heading3"/>
       </w:pPr>
-      <w:bookmarkStart w:id="8" w:name="_Toc242730430"/>
+      <w:bookmarkStart w:id="17" w:name="_Toc242738731"/>
       <w:r>
         <w:lastRenderedPageBreak/>
-        <w:t>AI Meal Plan and Recipe Generation — Farhad</w:t>
-      </w:r>
-      <w:bookmarkEnd w:id="8"/>
-      <w:r>
-        <w:t xml:space="preserve"> </w:t>
+        <w:t>Summary of Requirements Fulfilment</w:t>
+      </w:r>
+      <w:bookmarkEnd w:id="17"/>
+    </w:p>
+    <w:p>
+      <w:r>
+        <w:t>The final implementation of the AI-Based Smart Meal Planner meets 10 of the 12 original high-level functional requirements, with one partially met and one not met. The main application functionality, including user profile management, personalised meal and recipe generation, nutritional analysis, grocery-list generation and the mobile interface, has been implemented and integrated.</w:t>
+      </w:r>
+    </w:p>
+    <w:p>
+      <w:r>
+        <w:t>The remaining functional limitations relate to ingredient substitution and micronutrient analysis. Although dietary preferences are considered during meal generation, the application does not currently provide explicit alternative ingredient suggestions. Additionally, nutritional analysis focuses on calories and macronutrients rather than the full range of micronutrients originally proposed.</w:t>
+      </w:r>
+    </w:p>
+    <w:p>
+      <w:r>
+        <w:t>Of the seven non-functional requirements, five are currently assessed as met, while two require further verification. Testing and integration improvements addressed application responsiveness and data persistence, and the application has been tested on both an Android emulator and a physical device. Further verification is required for the security of user information and the handling of unavailable external services.</w:t>
       </w:r>
     </w:p>
     <w:p/>
@@ -3082,524 +5277,308 @@
     <w:p/>
     <w:p>
       <w:pPr>
-        <w:pStyle w:val="Heading3"/>
-      </w:pPr>
-      <w:bookmarkStart w:id="9" w:name="_Toc242730431"/>
-      <w:r>
-        <w:t>Nutrition Analysis, Grocery List and Data Storage</w:t>
-      </w:r>
-      <w:r>
-        <w:t xml:space="preserve"> </w:t>
-      </w:r>
-      <w:r>
-        <w:t>—</w:t>
-      </w:r>
-      <w:r>
-        <w:t xml:space="preserve"> </w:t>
-      </w:r>
-      <w:r>
-        <w:t>Ansh</w:t>
-      </w:r>
-      <w:bookmarkEnd w:id="9"/>
-    </w:p>
-    <w:p>
-      <w:pPr>
         <w:spacing w:after="160" w:line="278" w:lineRule="auto"/>
-        <w:jc w:val="both"/>
         <w:rPr>
-          <w:sz w:val="24"/>
-          <w:szCs w:val="24"/>
+          <w:rFonts w:eastAsiaTheme="majorEastAsia" w:cstheme="majorBidi"/>
+          <w:color w:val="0F4761" w:themeColor="accent1" w:themeShade="BF"/>
+          <w:sz w:val="28"/>
+          <w:szCs w:val="28"/>
         </w:rPr>
       </w:pPr>
       <w:r>
+        <w:br w:type="page"/>
+      </w:r>
+    </w:p>
+    <w:p>
+      <w:pPr>
+        <w:pStyle w:val="Heading2"/>
+      </w:pPr>
+      <w:bookmarkStart w:id="18" w:name="_Toc242738732"/>
+      <w:r>
+        <w:lastRenderedPageBreak/>
+        <w:t>Project Objectives and Scope</w:t>
+      </w:r>
+      <w:bookmarkEnd w:id="18"/>
+    </w:p>
+    <w:p/>
+    <w:p>
+      <w:pPr>
+        <w:pStyle w:val="Heading2"/>
+      </w:pPr>
+      <w:bookmarkStart w:id="19" w:name="_Toc242738733"/>
+      <w:r>
+        <w:t>System Architecture and UML Comparison</w:t>
+      </w:r>
+      <w:bookmarkEnd w:id="19"/>
+    </w:p>
+    <w:p>
+      <w:r>
+        <w:t>Compare the original system architecture and UML class diagrams against the final implementation. Identify whether the proposed components, classes, methods and relationships were implemented as designed, and explain any structural changes made during development.</w:t>
+      </w:r>
+    </w:p>
+    <w:p/>
+    <w:p>
+      <w:pPr>
+        <w:pStyle w:val="Heading2"/>
+      </w:pPr>
+      <w:bookmarkStart w:id="20" w:name="_Toc242738734"/>
+      <w:r>
+        <w:t>User Interface Design Comparison</w:t>
+      </w:r>
+      <w:bookmarkEnd w:id="20"/>
+    </w:p>
+    <w:p>
+      <w:r>
+        <w:t>Compare the original user interface designs and navigation structure against the completed Android application. Identify which screens and interface elements were implemented as proposed, any changes to layouts or navigation, and how these changes affected usability and functionality.</w:t>
+      </w:r>
+    </w:p>
+    <w:p/>
+    <w:p>
+      <w:pPr>
+        <w:pStyle w:val="Heading2"/>
+      </w:pPr>
+      <w:bookmarkStart w:id="21" w:name="_Toc242738735"/>
+      <w:r>
+        <w:t>Use Case and Context Diagrams</w:t>
+      </w:r>
+      <w:bookmarkEnd w:id="21"/>
+    </w:p>
+    <w:p>
+      <w:r>
+        <w:t>Compare the original use case and context diagrams against the implemented application. Evaluate whether the proposed user interactions, system boundaries and external system connections are represented in the final solution.</w:t>
+      </w:r>
+    </w:p>
+    <w:p/>
+    <w:p>
+      <w:pPr>
+        <w:pStyle w:val="Heading2"/>
+      </w:pPr>
+      <w:bookmarkStart w:id="22" w:name="_Toc242738736"/>
+      <w:r>
+        <w:t>Database Design and ERD</w:t>
+      </w:r>
+      <w:bookmarkEnd w:id="22"/>
+    </w:p>
+    <w:p>
+      <w:r>
+        <w:t xml:space="preserve">Compare the original Entity Relationship Diagram (ERD) and proposed data storage approach against the implemented database. Evaluate whether the planned entities, attributes and relationships were </w:t>
+      </w:r>
+      <w:proofErr w:type="gramStart"/>
+      <w:r>
+        <w:t>implemented, and</w:t>
+      </w:r>
+      <w:proofErr w:type="gramEnd"/>
+      <w:r>
+        <w:t xml:space="preserve"> explain any changes to the database structure or persistence approach.</w:t>
+      </w:r>
+    </w:p>
+    <w:p/>
+    <w:p>
+      <w:pPr>
+        <w:pStyle w:val="Heading2"/>
+      </w:pPr>
+      <w:bookmarkStart w:id="23" w:name="_Toc242738737"/>
+      <w:r>
+        <w:t>Client–Server Communication</w:t>
+      </w:r>
+      <w:bookmarkEnd w:id="23"/>
+    </w:p>
+    <w:p>
+      <w:r>
+        <w:t>Compare the proposed client–server communication design against the implemented Gemini API integration. Evaluate how requests are constructed and sent, how responses are processed, and how the application handles API errors or invalid responses.</w:t>
+      </w:r>
+    </w:p>
+    <w:p>
+      <w:pPr>
+        <w:spacing w:after="160" w:line="278" w:lineRule="auto"/>
         <w:rPr>
-          <w:sz w:val="24"/>
-          <w:szCs w:val="24"/>
+          <w:rFonts w:asciiTheme="majorHAnsi" w:eastAsiaTheme="majorEastAsia" w:hAnsiTheme="majorHAnsi" w:cstheme="majorBidi"/>
+          <w:color w:val="0F4761" w:themeColor="accent1" w:themeShade="BF"/>
+          <w:sz w:val="32"/>
+          <w:szCs w:val="32"/>
         </w:rPr>
-        <w:t xml:space="preserve">The nutrition analysis module was developed to handle ingredient lists from meal plans generated through the application and link them to nutritional records obtained from the Australian Food Composition Database (AFCD). The matching step handles the generated ingredient descriptions and quantities, then uses the matched nutritional values to calculate protein, carbohydrates and fat. Calories are calculated based on the processed macronutrients </w:t>
-      </w:r>
-      <w:proofErr w:type="gramStart"/>
-      <w:r>
-        <w:rPr>
-          <w:sz w:val="24"/>
-          <w:szCs w:val="24"/>
-        </w:rPr>
-        <w:t>using:</w:t>
-      </w:r>
-      <w:proofErr w:type="gramEnd"/>
-      <w:r>
-        <w:rPr>
-          <w:sz w:val="24"/>
-          <w:szCs w:val="24"/>
-        </w:rPr>
-        <w:t xml:space="preserve"> Protein × 4 + Carbohydrates × 4 + Fat × 9.</w:t>
-      </w:r>
-    </w:p>
-    <w:p>
-      <w:pPr>
-        <w:spacing w:after="160" w:line="278" w:lineRule="auto"/>
-        <w:jc w:val="both"/>
-        <w:rPr>
-          <w:sz w:val="24"/>
-          <w:szCs w:val="24"/>
-        </w:rPr>
-      </w:pPr>
-      <w:r>
-        <w:rPr>
-          <w:sz w:val="24"/>
-          <w:szCs w:val="24"/>
-        </w:rPr>
-        <w:t>The generated meal plan and the user's available ingredients are used for the grocery-list functionality. The grocery list processes the meal-plan ingredients and generates the necessary grocery items. Users can mark items in the grocery list as purchased, and that state is saved in the local database of the app.</w:t>
-      </w:r>
-    </w:p>
-    <w:p>
-      <w:pPr>
-        <w:spacing w:after="160" w:line="278" w:lineRule="auto"/>
-        <w:jc w:val="both"/>
-        <w:rPr>
-          <w:sz w:val="24"/>
-          <w:szCs w:val="24"/>
-        </w:rPr>
-      </w:pPr>
-      <w:r>
-        <w:rPr>
-          <w:sz w:val="24"/>
-          <w:szCs w:val="24"/>
-        </w:rPr>
-        <w:t>Room was used as the local persistence technology for application data. Grocery items are modelled as database entities and accessed through DAO operations including inserting, retrieving, updating and deleting records. This enables grocery-list information, including the purchase status, to be retained across application sessions. Meal-plan data is also stored locally for future restoration of generated plans.</w:t>
-      </w:r>
-    </w:p>
-    <w:p>
-      <w:pPr>
-        <w:spacing w:after="160" w:line="278" w:lineRule="auto"/>
-        <w:jc w:val="both"/>
-        <w:rPr>
-          <w:sz w:val="24"/>
-          <w:szCs w:val="24"/>
-        </w:rPr>
-      </w:pPr>
-      <w:r>
-        <w:rPr>
-          <w:sz w:val="24"/>
-          <w:szCs w:val="24"/>
-        </w:rPr>
-        <w:t xml:space="preserve">The nutrition, grocery-list and database components are integrated with other application components through a shared </w:t>
-      </w:r>
-      <w:proofErr w:type="spellStart"/>
-      <w:r>
-        <w:rPr>
-          <w:sz w:val="24"/>
-          <w:szCs w:val="24"/>
-        </w:rPr>
-        <w:t>MealPlannerViewModel</w:t>
-      </w:r>
-      <w:proofErr w:type="spellEnd"/>
-      <w:r>
-        <w:rPr>
-          <w:sz w:val="24"/>
-          <w:szCs w:val="24"/>
-        </w:rPr>
-        <w:t>, which allows generated meal-plan data to be processed across the nutrition and grocery-list features.</w:t>
-      </w:r>
-      <w:r>
-        <w:rPr>
-          <w:sz w:val="24"/>
-          <w:szCs w:val="24"/>
-        </w:rPr>
+      </w:pPr>
+      <w:r>
         <w:br w:type="page"/>
       </w:r>
     </w:p>
     <w:p>
       <w:pPr>
-        <w:pStyle w:val="Heading1"/>
-      </w:pPr>
-      <w:bookmarkStart w:id="10" w:name="_Toc242730432"/>
-      <w:r>
-        <w:lastRenderedPageBreak/>
-        <w:t>Integration and Testing</w:t>
-      </w:r>
-      <w:bookmarkEnd w:id="10"/>
-    </w:p>
-    <w:p>
-      <w:pPr>
-        <w:pStyle w:val="Heading3"/>
-      </w:pPr>
-      <w:bookmarkStart w:id="11" w:name="_Toc242730433"/>
-      <w:r>
-        <w:t>Integration Testing</w:t>
-      </w:r>
-      <w:bookmarkEnd w:id="11"/>
-      <w:r>
-        <w:t xml:space="preserve"> </w:t>
-      </w:r>
-    </w:p>
-    <w:p>
-      <w:pPr>
-        <w:jc w:val="both"/>
-        <w:rPr>
-          <w:sz w:val="24"/>
-          <w:szCs w:val="24"/>
-        </w:rPr>
-      </w:pPr>
-      <w:r>
-        <w:rPr>
-          <w:sz w:val="24"/>
-          <w:szCs w:val="24"/>
-        </w:rPr>
-        <w:t>Integration testing tested whether the main components built by different team members worked properly together as a full Android application. After an AI-generated meal plan was created, it was tested with the nutrition analysis functionality to determine whether the generated ingredients could be processed and matched with data available from the Australian Food Composition Database (AFCD). The generated meal plan was also integrated with the grocery-list feature, since ingredients from active meal plans are transformed into grocery items while considering food that the user may already have available in their profile.</w:t>
-      </w:r>
-    </w:p>
-    <w:p>
-      <w:pPr>
-        <w:jc w:val="both"/>
-        <w:rPr>
-          <w:sz w:val="24"/>
-          <w:szCs w:val="24"/>
-        </w:rPr>
-      </w:pPr>
-      <w:r>
-        <w:rPr>
-          <w:sz w:val="24"/>
-          <w:szCs w:val="24"/>
-        </w:rPr>
-        <w:t>The ability of grocery items and their purchased status to persist between app sessions was tested through the integration of the grocery-list feature with the Room database. In addition, restoring previously saved meal plans was tested with the grocery-list functionality to check that restoring a plan did not negatively affect the already saved purchased state of grocery items. The grocery list was also verified after further integration improvements to make sure saved items were still being shown and previously checked items had their state restored.</w:t>
-      </w:r>
-    </w:p>
-    <w:p>
-      <w:pPr>
-        <w:jc w:val="both"/>
-        <w:rPr>
-          <w:sz w:val="24"/>
-          <w:szCs w:val="24"/>
-        </w:rPr>
-      </w:pPr>
-      <w:r>
-        <w:rPr>
-          <w:sz w:val="24"/>
-          <w:szCs w:val="24"/>
-        </w:rPr>
-        <w:t xml:space="preserve">The shared </w:t>
-      </w:r>
-      <w:proofErr w:type="spellStart"/>
-      <w:r>
-        <w:rPr>
-          <w:sz w:val="24"/>
-          <w:szCs w:val="24"/>
-        </w:rPr>
-        <w:t>MealPlannerViewModel</w:t>
-      </w:r>
-      <w:proofErr w:type="spellEnd"/>
-      <w:r>
-        <w:rPr>
-          <w:sz w:val="24"/>
-          <w:szCs w:val="24"/>
-        </w:rPr>
-        <w:t xml:space="preserve"> allows the meal-plan, nutrition and grocery-list functionality to communicate with each other. We performed testing through the Android emulator using automated instrumented tests and end-to-end manual testing. This helped validate the data exchange between integrated components and identify bugs that occurred when multiple features were used together.</w:t>
-      </w:r>
-    </w:p>
-    <w:p>
-      <w:pPr>
-        <w:pStyle w:val="Heading3"/>
-      </w:pPr>
-      <w:bookmarkStart w:id="12" w:name="_Toc242730434"/>
-      <w:r>
-        <w:t>Functional/Test Results</w:t>
-      </w:r>
-      <w:bookmarkEnd w:id="12"/>
-    </w:p>
-    <w:p>
-      <w:pPr>
-        <w:jc w:val="both"/>
-        <w:rPr>
-          <w:sz w:val="24"/>
-          <w:szCs w:val="24"/>
-        </w:rPr>
-      </w:pPr>
-      <w:r>
-        <w:rPr>
-          <w:sz w:val="24"/>
-          <w:szCs w:val="24"/>
-        </w:rPr>
-        <w:t xml:space="preserve">The integrated Android application was tested to check the nutrition analysis, grocery-list, data persistence and meal-plan functionality. Automated instrumented testing was conducted using the Android emulator, where all seven instrumented tests completed without errors. </w:t>
-      </w:r>
-      <w:r>
-        <w:rPr>
-          <w:sz w:val="24"/>
-          <w:szCs w:val="24"/>
-        </w:rPr>
-        <w:t>We</w:t>
-      </w:r>
-      <w:r>
-        <w:rPr>
-          <w:sz w:val="24"/>
-          <w:szCs w:val="24"/>
-        </w:rPr>
-        <w:t xml:space="preserve"> also performed manual testing for grocery-list persistence. Items were checked off in the grocery list, the application was closed and reopened, and the same saved meal plan was restored. This test was repeated several times, and after every restart the previously purchased items remained checked. Nutrition testing was also performed following improvements to AFCD ingredient matching, including testing the handling of cooking oil.</w:t>
-      </w:r>
-      <w:r>
-        <w:rPr>
-          <w:sz w:val="24"/>
-          <w:szCs w:val="24"/>
-        </w:rPr>
-        <w:br w:type="page"/>
-      </w:r>
-    </w:p>
-    <w:p>
-      <w:pPr>
-        <w:pStyle w:val="Heading1"/>
-      </w:pPr>
-      <w:bookmarkStart w:id="13" w:name="_Toc242730435"/>
-      <w:r>
-        <w:lastRenderedPageBreak/>
-        <w:t>Evaluation Against Original Requirements and Design</w:t>
-      </w:r>
-      <w:bookmarkEnd w:id="13"/>
-    </w:p>
-    <w:p>
-      <w:pPr>
-        <w:pStyle w:val="Heading3"/>
-      </w:pPr>
-      <w:r>
-        <w:t>Project Objectives and Scope</w:t>
-      </w:r>
-    </w:p>
-    <w:p/>
-    <w:p>
-      <w:pPr>
-        <w:pStyle w:val="Heading3"/>
-      </w:pPr>
-      <w:bookmarkStart w:id="14" w:name="_Toc242730436"/>
-      <w:r>
-        <w:t>Requirements Fulfilment</w:t>
-      </w:r>
-      <w:bookmarkEnd w:id="14"/>
-    </w:p>
-    <w:p>
-      <w:pPr>
-        <w:pStyle w:val="ListParagraph"/>
-        <w:numPr>
-          <w:ilvl w:val="0"/>
-          <w:numId w:val="6"/>
-        </w:numPr>
-      </w:pPr>
-      <w:r>
-        <w:rPr>
-          <w:b/>
-          <w:bCs/>
-        </w:rPr>
-        <w:t>Matthew:</w:t>
-      </w:r>
-      <w:r>
-        <w:t xml:space="preserve"> User Profile Manager and Mobile Interface requirements.</w:t>
-      </w:r>
-    </w:p>
-    <w:p>
-      <w:pPr>
-        <w:pStyle w:val="ListParagraph"/>
-        <w:numPr>
-          <w:ilvl w:val="0"/>
-          <w:numId w:val="6"/>
-        </w:numPr>
-      </w:pPr>
-      <w:r>
-        <w:rPr>
-          <w:b/>
-          <w:bCs/>
-        </w:rPr>
-        <w:t>Farhad:</w:t>
-      </w:r>
-      <w:r>
-        <w:t xml:space="preserve"> AI Meal Plan Generator and Recipe Generator requirements.</w:t>
-      </w:r>
-    </w:p>
-    <w:p>
-      <w:pPr>
-        <w:pStyle w:val="ListParagraph"/>
-        <w:numPr>
-          <w:ilvl w:val="0"/>
-          <w:numId w:val="6"/>
-        </w:numPr>
-      </w:pPr>
-      <w:r>
-        <w:rPr>
-          <w:b/>
-          <w:bCs/>
-        </w:rPr>
-        <w:t>Ansh:</w:t>
-      </w:r>
-      <w:r>
-        <w:t xml:space="preserve"> Nutrition Analysis Engine, Grocery List Generator and Database requirements.</w:t>
-      </w:r>
-    </w:p>
-    <w:p/>
-    <w:p>
-      <w:pPr>
-        <w:pStyle w:val="Heading3"/>
-      </w:pPr>
-      <w:bookmarkStart w:id="15" w:name="_Toc242730437"/>
-      <w:r>
-        <w:t>System Architecture and UML Comparison</w:t>
-      </w:r>
-      <w:bookmarkEnd w:id="15"/>
-    </w:p>
-    <w:p>
-      <w:r>
-        <w:t>Compare the original system architecture and UML class diagrams against the final implementation. Identify whether the proposed components, classes, methods and relationships were implemented as designed, and explain any structural changes made during development.</w:t>
-      </w:r>
-    </w:p>
-    <w:p/>
-    <w:p>
-      <w:pPr>
-        <w:pStyle w:val="Heading3"/>
-      </w:pPr>
-      <w:bookmarkStart w:id="16" w:name="_Toc242730438"/>
-      <w:r>
-        <w:t>User Interface Design Comparison</w:t>
-      </w:r>
-      <w:bookmarkEnd w:id="16"/>
-    </w:p>
-    <w:p>
-      <w:r>
-        <w:t>Compare the original user interface designs and navigation structure against the completed Android application. Identify which screens and interface elements were implemented as proposed, any changes to layouts or navigation, and how these changes affected usability and functionality.</w:t>
-      </w:r>
-    </w:p>
-    <w:p/>
-    <w:p>
-      <w:pPr>
-        <w:pStyle w:val="Heading3"/>
-      </w:pPr>
-      <w:bookmarkStart w:id="17" w:name="_Toc242730439"/>
-      <w:r>
-        <w:t>Use Case and Context Diagrams</w:t>
-      </w:r>
-      <w:bookmarkEnd w:id="17"/>
-    </w:p>
-    <w:p>
-      <w:r>
-        <w:t>Compare the original use case and context diagrams against the implemented application. Evaluate whether the proposed user interactions, system boundaries and external system connections are represented in the final solution.</w:t>
-      </w:r>
-    </w:p>
-    <w:p/>
-    <w:p>
-      <w:pPr>
-        <w:pStyle w:val="Heading3"/>
-      </w:pPr>
-      <w:bookmarkStart w:id="18" w:name="_Toc242730440"/>
-      <w:r>
-        <w:t>Database Design and ERD</w:t>
-      </w:r>
-      <w:bookmarkEnd w:id="18"/>
-    </w:p>
-    <w:p>
-      <w:r>
-        <w:t xml:space="preserve">Compare the original Entity Relationship Diagram (ERD) and proposed data storage approach against the implemented database. Evaluate whether the planned entities, attributes and relationships were </w:t>
-      </w:r>
-      <w:proofErr w:type="gramStart"/>
-      <w:r>
-        <w:t>implemented, and</w:t>
-      </w:r>
-      <w:proofErr w:type="gramEnd"/>
-      <w:r>
-        <w:t xml:space="preserve"> explain any changes to the database structure or persistence approach.</w:t>
-      </w:r>
-    </w:p>
-    <w:p/>
-    <w:p>
-      <w:pPr>
-        <w:pStyle w:val="Heading3"/>
-      </w:pPr>
-      <w:bookmarkStart w:id="19" w:name="_Toc242730441"/>
-      <w:r>
-        <w:t>Client–Server Communication</w:t>
-      </w:r>
-      <w:bookmarkEnd w:id="19"/>
-    </w:p>
-    <w:p>
-      <w:r>
-        <w:t>Compare the proposed client–server communication design against the implemented Gemini API integration. Evaluate how requests are constructed and sent, how responses are processed, and how the application handles API errors or invalid responses.</w:t>
-      </w:r>
-    </w:p>
-    <w:p>
-      <w:pPr>
-        <w:pStyle w:val="Heading3"/>
-      </w:pPr>
+        <w:pStyle w:val="Heading2"/>
+      </w:pPr>
+      <w:bookmarkStart w:id="24" w:name="_Toc242738738"/>
       <w:r>
         <w:lastRenderedPageBreak/>
         <w:t>Artefact Refinement</w:t>
       </w:r>
-      <w:bookmarkStart w:id="20" w:name="_Toc242730442"/>
-    </w:p>
-    <w:p>
-      <w:r>
+      <w:bookmarkEnd w:id="24"/>
+    </w:p>
+    <w:p>
+      <w:pPr>
+        <w:pStyle w:val="Heading3"/>
+      </w:pPr>
+      <w:bookmarkStart w:id="25" w:name="_Toc242738739"/>
+      <w:r>
+        <w:t xml:space="preserve">Matthew - </w:t>
+      </w:r>
+      <w:r>
+        <w:t>System Architecture Comparison</w:t>
+      </w:r>
+      <w:bookmarkEnd w:id="25"/>
+    </w:p>
+    <w:p>
+      <w:r>
+        <w:t>The original system architecture established the main components of the AI-Based Smart Meal Planner and their interactions with the mobile interface, data storage, nutrition dataset and external Generative AI API. During implementation, this architecture was refined to reflect the actual structure of the Android application while retaining the core components identified in the proposal.</w:t>
+      </w:r>
+    </w:p>
+    <w:p>
+      <w:r>
+        <w:t xml:space="preserve">The updated architecture introduces the </w:t>
+      </w:r>
+      <w:proofErr w:type="spellStart"/>
+      <w:r>
+        <w:t>MealPlannerViewModel</w:t>
+      </w:r>
+      <w:proofErr w:type="spellEnd"/>
+      <w:r>
+        <w:t xml:space="preserve"> as the central component responsible for coordinating interactions between the mobile interface and application functionality, including meal plan generation, recipe generation, nutrition analysis and grocery-list generation. The data storage design was also refined to distinguish between </w:t>
+      </w:r>
+      <w:proofErr w:type="spellStart"/>
+      <w:r>
+        <w:t>SharedPreferences</w:t>
+      </w:r>
+      <w:proofErr w:type="spellEnd"/>
+      <w:r>
+        <w:t>, which stores user profile information, and Room (SQLite), which manages saved meal plans and grocery-list information.</w:t>
+      </w:r>
+    </w:p>
+    <w:p>
+      <w:r>
+        <w:t>The external services and data sources were also clarified. The Gemini API is used for AI-based meal and recipe generation, while the Australian Food Composition Database (AFCD) is accessed through a local JSON dataset for nutritional calculations.</w:t>
+      </w:r>
+      <w:r>
+        <w:t xml:space="preserve"> </w:t>
+      </w:r>
+      <w:r>
+        <w:t>Overall, these refinements maintain the original system design while providing a more accurate representation of the implemented application and the relationships between its components.</w:t>
+      </w:r>
+    </w:p>
+    <w:p>
+      <w:r>
+        <w:drawing>
+          <wp:inline distT="0" distB="0" distL="0" distR="0" wp14:anchorId="312BC15B" wp14:editId="5C536419">
+            <wp:extent cx="6191885" cy="2661285"/>
+            <wp:effectExtent l="0" t="0" r="0" b="5715"/>
+            <wp:docPr id="1645084215" name="Picture 1"/>
+            <wp:cNvGraphicFramePr>
+              <a:graphicFrameLocks xmlns:a="http://schemas.openxmlformats.org/drawingml/2006/main" noChangeAspect="1"/>
+            </wp:cNvGraphicFramePr>
+            <a:graphic xmlns:a="http://schemas.openxmlformats.org/drawingml/2006/main">
+              <a:graphicData uri="http://schemas.openxmlformats.org/drawingml/2006/picture">
+                <pic:pic xmlns:pic="http://schemas.openxmlformats.org/drawingml/2006/picture">
+                  <pic:nvPicPr>
+                    <pic:cNvPr id="1645084215" name=""/>
+                    <pic:cNvPicPr/>
+                  </pic:nvPicPr>
+                  <pic:blipFill rotWithShape="1">
+                    <a:blip r:embed="rId6">
+                      <a:extLst>
+                        <a:ext uri="{28A0092B-C50C-407E-A947-70E740481C1C}">
+                          <a14:useLocalDpi xmlns:a14="http://schemas.microsoft.com/office/drawing/2010/main" val="0"/>
+                        </a:ext>
+                      </a:extLst>
+                    </a:blip>
+                    <a:srcRect l="1417" r="3034"/>
+                    <a:stretch>
+                      <a:fillRect/>
+                    </a:stretch>
+                  </pic:blipFill>
+                  <pic:spPr bwMode="auto">
+                    <a:xfrm>
+                      <a:off x="0" y="0"/>
+                      <a:ext cx="6191885" cy="2661285"/>
+                    </a:xfrm>
+                    <a:prstGeom prst="rect">
+                      <a:avLst/>
+                    </a:prstGeom>
+                    <a:ln>
+                      <a:noFill/>
+                    </a:ln>
+                    <a:extLst>
+                      <a:ext uri="{53640926-AAD7-44D8-BBD7-CCE9431645EC}">
+                        <a14:shadowObscured xmlns:a14="http://schemas.microsoft.com/office/drawing/2010/main"/>
+                      </a:ext>
+                    </a:extLst>
+                  </pic:spPr>
+                </pic:pic>
+              </a:graphicData>
+            </a:graphic>
+          </wp:inline>
+        </w:drawing>
+      </w:r>
+    </w:p>
+    <w:p>
+      <w:pPr>
+        <w:spacing w:after="160" w:line="278" w:lineRule="auto"/>
         <w:rPr>
-          <w:b/>
-          <w:bCs/>
+          <w:rFonts w:eastAsiaTheme="majorEastAsia" w:cstheme="majorBidi"/>
+          <w:color w:val="0F4761" w:themeColor="accent1" w:themeShade="BF"/>
+          <w:sz w:val="28"/>
+          <w:szCs w:val="28"/>
         </w:rPr>
-        <w:t xml:space="preserve">Matthew - </w:t>
-      </w:r>
-      <w:r>
-        <w:t>Updated System Architecture</w:t>
+      </w:pPr>
+      <w:r>
+        <w:br w:type="page"/>
+      </w:r>
+    </w:p>
+    <w:p>
+      <w:pPr>
+        <w:pStyle w:val="Heading3"/>
+      </w:pPr>
+      <w:bookmarkStart w:id="26" w:name="_Toc242738740"/>
+      <w:r>
+        <w:lastRenderedPageBreak/>
+        <w:t xml:space="preserve">All members - </w:t>
+      </w:r>
+      <w:r>
+        <w:t>Updated UML class diagrams</w:t>
+      </w:r>
+      <w:r>
+        <w:t xml:space="preserve"> vs Originals</w:t>
+      </w:r>
+      <w:bookmarkEnd w:id="26"/>
+    </w:p>
+    <w:p>
+      <w:pPr>
+        <w:pStyle w:val="Heading3"/>
+      </w:pPr>
+      <w:bookmarkStart w:id="27" w:name="_Toc242738741"/>
+      <w:r>
+        <w:t xml:space="preserve">Ansh - </w:t>
+      </w:r>
+      <w:r>
+        <w:t>Updated ERD</w:t>
       </w:r>
       <w:r>
         <w:t xml:space="preserve"> vs Original</w:t>
       </w:r>
-    </w:p>
-    <w:p>
-      <w:r>
-        <w:rPr>
-          <w:b/>
-          <w:bCs/>
-        </w:rPr>
-        <w:t>All members</w:t>
-      </w:r>
-      <w:r>
-        <w:t xml:space="preserve"> - </w:t>
-      </w:r>
-      <w:r>
-        <w:t>Updated UML class diagrams</w:t>
-      </w:r>
-      <w:r>
-        <w:t xml:space="preserve"> vs Originals</w:t>
-      </w:r>
-    </w:p>
-    <w:p>
-      <w:r>
-        <w:rPr>
-          <w:b/>
-          <w:bCs/>
-        </w:rPr>
-        <w:t>Ansh -</w:t>
-      </w:r>
-      <w:r>
-        <w:t xml:space="preserve"> </w:t>
-      </w:r>
-      <w:r>
-        <w:t>Updated ERD</w:t>
+      <w:bookmarkEnd w:id="27"/>
+    </w:p>
+    <w:p>
+      <w:pPr>
+        <w:pStyle w:val="Heading3"/>
+      </w:pPr>
+      <w:bookmarkStart w:id="28" w:name="_Toc242738742"/>
+      <w:r>
+        <w:t xml:space="preserve">Farhad - Client-Server Communication </w:t>
+      </w:r>
+      <w:r>
+        <w:t>diagram</w:t>
       </w:r>
       <w:r>
         <w:t xml:space="preserve"> vs Original</w:t>
       </w:r>
-    </w:p>
-    <w:p>
-      <w:r>
-        <w:rPr>
-          <w:b/>
-          <w:bCs/>
-        </w:rPr>
-        <w:t>Farhad -</w:t>
-      </w:r>
-      <w:r>
-        <w:t xml:space="preserve"> </w:t>
-      </w:r>
-      <w:r>
-        <w:t xml:space="preserve">Client-Server Communication </w:t>
-      </w:r>
-      <w:r>
-        <w:t>diagram</w:t>
-      </w:r>
-      <w:r>
-        <w:t xml:space="preserve"> vs Original</w:t>
-      </w:r>
+      <w:bookmarkEnd w:id="28"/>
     </w:p>
     <w:p>
       <w:pPr>
@@ -3619,17 +5598,18 @@
       <w:pPr>
         <w:pStyle w:val="Heading1"/>
       </w:pPr>
+      <w:bookmarkStart w:id="29" w:name="_Toc242738743"/>
       <w:r>
         <w:lastRenderedPageBreak/>
         <w:t>Errors, Problems and Resolutions</w:t>
       </w:r>
-      <w:bookmarkEnd w:id="20"/>
+      <w:bookmarkEnd w:id="29"/>
     </w:p>
     <w:p>
       <w:pPr>
         <w:pStyle w:val="Heading2"/>
       </w:pPr>
-      <w:bookmarkStart w:id="21" w:name="_Toc242730443"/>
+      <w:bookmarkStart w:id="30" w:name="_Toc242738744"/>
       <w:r>
         <w:t xml:space="preserve">Nutrition </w:t>
       </w:r>
@@ -3642,79 +5622,34 @@
       <w:r>
         <w:t xml:space="preserve"> Ingredient Identification</w:t>
       </w:r>
-      <w:bookmarkEnd w:id="21"/>
-    </w:p>
-    <w:p>
-      <w:pPr>
-        <w:jc w:val="both"/>
-        <w:rPr>
-          <w:sz w:val="24"/>
-          <w:szCs w:val="24"/>
-        </w:rPr>
-      </w:pPr>
-      <w:r>
-        <w:rPr>
-          <w:sz w:val="24"/>
-          <w:szCs w:val="24"/>
-        </w:rPr>
+      <w:bookmarkEnd w:id="30"/>
+    </w:p>
+    <w:p>
+      <w:r>
         <w:t xml:space="preserve">During manual testing, some meals produced unrealistic macronutrient values, including excessively high fat values. Investigation found that some generated ingredient quantities and units were not being interpreted correctly by the nutrition calculation logic. </w:t>
       </w:r>
       <w:proofErr w:type="gramStart"/>
       <w:r>
-        <w:rPr>
-          <w:sz w:val="24"/>
-          <w:szCs w:val="24"/>
-        </w:rPr>
         <w:t>In particular, quantities</w:t>
       </w:r>
       <w:proofErr w:type="gramEnd"/>
       <w:r>
-        <w:rPr>
-          <w:sz w:val="24"/>
-          <w:szCs w:val="24"/>
-        </w:rPr>
         <w:t xml:space="preserve"> written with the unit directly attached to the value, such as 15ml olive oil, were not always recognised correctly and could fall back to an inappropriate default quantity. The quantity-handling logic was revised to improve recognition of grams, kilograms, millilitres and other supported quantities, including values where there was no space between the number and unit. Generated meal-plan prompts were also updated to request consistent quantities in grams for solid ingredients and millilitres for liquids. These changes improved the reliability of quantity-based nutrition calculations.</w:t>
       </w:r>
     </w:p>
     <w:p>
-      <w:pPr>
-        <w:jc w:val="both"/>
-        <w:rPr>
-          <w:sz w:val="24"/>
-          <w:szCs w:val="24"/>
-        </w:rPr>
-      </w:pPr>
-      <w:r>
-        <w:rPr>
-          <w:sz w:val="24"/>
-          <w:szCs w:val="24"/>
-        </w:rPr>
+      <w:r>
         <w:t xml:space="preserve">Testing also identified inconsistencies between the calculated macronutrients and displayed calorie totals. In some generated meals, the calorie value remained relatively low despite significantly higher protein, carbohydrate and fat values. </w:t>
       </w:r>
       <w:r>
-        <w:rPr>
-          <w:sz w:val="24"/>
-          <w:szCs w:val="24"/>
-        </w:rPr>
         <w:t>The calorie calculation was revised so that the final value is calculated from the processed macronutrients using the standard energy conversion values of Protein × 4 + Carbohydrates × 4 + Fat × 9</w:t>
       </w:r>
       <w:r>
-        <w:rPr>
-          <w:sz w:val="24"/>
-          <w:szCs w:val="24"/>
-        </w:rPr>
         <w:t xml:space="preserve">. Subsequent testing confirmed that calorie totals were consistent with the calculated macronutrient values. </w:t>
       </w:r>
     </w:p>
     <w:p>
-      <w:pPr>
-        <w:jc w:val="both"/>
-      </w:pPr>
-      <w:r>
-        <w:rPr>
-          <w:sz w:val="24"/>
-          <w:szCs w:val="24"/>
-        </w:rPr>
+      <w:r>
         <w:t xml:space="preserve">Ingredient identification against the AFCD dataset also presented problems because the terminology generated by the AI did not always correspond directly with terminology used by the AFCD dataset. For example, "ground beef" was not initially recognised as equivalent to "beef mince", while "whole wheat bread" needed to be interpreted using the AFCD terminology "wholemeal". </w:t>
       </w:r>
       <w:r>
@@ -3739,7 +5674,7 @@
                     </pic:cNvPicPr>
                   </pic:nvPicPr>
                   <pic:blipFill>
-                    <a:blip r:embed="rId6">
+                    <a:blip r:embed="rId7">
                       <a:extLst>
                         <a:ext uri="{28A0092B-C50C-407E-A947-70E740481C1C}">
                           <a14:useLocalDpi xmlns:a14="http://schemas.microsoft.com/office/drawing/2010/main" val="0"/>
@@ -3780,26 +5715,13 @@
       </w:r>
     </w:p>
     <w:p>
-      <w:pPr>
-        <w:jc w:val="both"/>
-        <w:rPr>
-          <w:sz w:val="24"/>
-          <w:szCs w:val="24"/>
-        </w:rPr>
-      </w:pPr>
-      <w:r>
-        <w:rPr>
-          <w:sz w:val="24"/>
-          <w:szCs w:val="24"/>
-        </w:rPr>
+      <w:r>
         <w:lastRenderedPageBreak/>
         <w:t>Ingredient terminology normalisation and aliases were therefore added to improve compatibility between generated recipes and AFCD records. A fallback mapping was also introduced for unsupported terminology such as ground turkey where an exact corresponding record was unavailable in the available dataset.</w:t>
       </w:r>
       <w:r>
         <w:rPr>
           <w:noProof/>
-          <w:sz w:val="24"/>
-          <w:szCs w:val="24"/>
         </w:rPr>
         <w:t xml:space="preserve"> </w:t>
       </w:r>
@@ -3827,7 +5749,7 @@
                     </pic:cNvPicPr>
                   </pic:nvPicPr>
                   <pic:blipFill>
-                    <a:blip r:embed="rId7">
+                    <a:blip r:embed="rId8">
                       <a:extLst>
                         <a:ext uri="{28A0092B-C50C-407E-A947-70E740481C1C}">
                           <a14:useLocalDpi xmlns:a14="http://schemas.microsoft.com/office/drawing/2010/main" val="0"/>
@@ -3860,18 +5782,7 @@
       </w:r>
     </w:p>
     <w:p>
-      <w:pPr>
-        <w:jc w:val="both"/>
-        <w:rPr>
-          <w:sz w:val="24"/>
-          <w:szCs w:val="24"/>
-        </w:rPr>
-      </w:pPr>
-      <w:r>
-        <w:rPr>
-          <w:sz w:val="24"/>
-          <w:szCs w:val="24"/>
-        </w:rPr>
+      <w:r>
         <w:t>Further testing identified cases where an ingredient could be matched to a technically related but inappropriate AFCD record. For example, beef mince could be matched to a composite food containing beef mince rather than an appropriate standalone record, while an ingredient such as avocado could potentially match avocado oil. The matching logic was refined to consider ingredient terminology more carefully and to prevent transformed food records such as oils, juices, powders and flours from being selected when the generated ingredient did not specify that form. These changes reduced incorrect AFCD matches while retaining valid matches such as "olive oil" and "avocado oil".</w:t>
       </w:r>
     </w:p>
@@ -3892,55 +5803,70 @@
       <w:pPr>
         <w:pStyle w:val="Heading2"/>
       </w:pPr>
-      <w:bookmarkStart w:id="22" w:name="_Toc242730444"/>
+      <w:bookmarkStart w:id="31" w:name="_Toc242738745"/>
       <w:r>
         <w:lastRenderedPageBreak/>
         <w:t>Cooking Oil Ingredient Matching</w:t>
       </w:r>
-      <w:bookmarkEnd w:id="22"/>
-    </w:p>
-    <w:p>
-      <w:pPr>
-        <w:jc w:val="both"/>
+      <w:bookmarkEnd w:id="31"/>
+    </w:p>
+    <w:p>
+      <w:r>
+        <w:t>Further manual testing identified problems with the matching and quantity processing of cooking oils. Meals containing cooking oil could initially produce extremely low, zero or unrealistic fat values when the ingredient was matched incorrectly or its quantity was not interpreted correctly. The descriptive term "cooking" was found to interfere with identifying an appropriate oil record and was therefore treated as a non-essential descriptor during matching.</w:t>
+      </w:r>
+    </w:p>
+    <w:p>
+      <w:r>
+        <w:t>Additional testing identified that liquid oil quantities such as "15ml olive oil" were not being recognised correctly when the number and ml unit were written together. The millilitre parsing logic was revised so that both "15ml" and "15 ml" could be processed correctly. The AFCD matching logic was also refined so that ingredients explicitly identified as oils could match appropriate AFCD oil records while preventing ordinary ingredients from incorrectly matching their oil equivalents. Instrumented and manual testing was then used to verify the revised matching and quantity-handling behaviour.</w:t>
+      </w:r>
+    </w:p>
+    <w:p/>
+    <w:p>
+      <w:pPr>
+        <w:pStyle w:val="Heading2"/>
+      </w:pPr>
+      <w:bookmarkStart w:id="32" w:name="_Toc242738746"/>
+      <w:r>
+        <w:t>Grocery List State Persistence</w:t>
+      </w:r>
+      <w:bookmarkEnd w:id="32"/>
+    </w:p>
+    <w:p>
+      <w:r>
+        <w:t>Another issue identified during manual testing involved the purchased state of grocery-list items. Purchased items could appear unchecked after closing and reopening the application and restoring a saved meal plan. Investigation found that restoring the meal plan regenerated the grocery list, which could replace the purchased state loaded from Room. The restore logic was changed to avoid unnecessarily regenerating the grocery list when restoring a saved plan. The application was then manually tested multiple times by checking grocery items, closing and reopening the application, and restoring the same saved meal plan. The purchased items remained checked across the repeated tests, and all seven instrumented tests passed.</w:t>
+      </w:r>
+    </w:p>
+    <w:p>
+      <w:pPr>
         <w:rPr>
           <w:sz w:val="24"/>
           <w:szCs w:val="24"/>
         </w:rPr>
       </w:pPr>
-      <w:r>
+    </w:p>
+    <w:p>
+      <w:pPr>
         <w:rPr>
           <w:sz w:val="24"/>
           <w:szCs w:val="24"/>
         </w:rPr>
-        <w:t>Further manual testing identified problems with the matching and quantity processing of cooking oils. Meals containing cooking oil could initially produce extremely low, zero or unrealistic fat values when the ingredient was matched incorrectly or its quantity was not interpreted correctly. The descriptive term "cooking" was found to interfere with identifying an appropriate oil record and was therefore treated as a non-essential descriptor during matching.</w:t>
-      </w:r>
-    </w:p>
-    <w:p>
-      <w:pPr>
-        <w:jc w:val="both"/>
+      </w:pPr>
+    </w:p>
+    <w:p>
+      <w:pPr>
         <w:rPr>
           <w:sz w:val="24"/>
           <w:szCs w:val="24"/>
         </w:rPr>
       </w:pPr>
-      <w:r>
+    </w:p>
+    <w:p>
+      <w:pPr>
         <w:rPr>
           <w:sz w:val="24"/>
           <w:szCs w:val="24"/>
         </w:rPr>
-        <w:t>Additional testing identified that liquid oil quantities such as "15ml olive oil" were not being recognised correctly when the number and ml unit were written together. The millilitre parsing logic was revised so that both "15ml" and "15 ml" could be processed correctly. The AFCD matching logic was also refined so that ingredients explicitly identified as oils could match appropriate AFCD oil records while preventing ordinary ingredients from incorrectly matching their oil equivalents. Instrumented and manual testing was then used to verify the revised matching and quantity-handling behaviour.</w:t>
-      </w:r>
-    </w:p>
-    <w:p/>
-    <w:p>
-      <w:pPr>
-        <w:pStyle w:val="Heading2"/>
-      </w:pPr>
-      <w:bookmarkStart w:id="23" w:name="_Toc242730445"/>
-      <w:r>
-        <w:t>Grocery List State Persistence</w:t>
-      </w:r>
-      <w:bookmarkEnd w:id="23"/>
+      </w:pPr>
     </w:p>
     <w:p>
       <w:pPr>
@@ -3949,102 +5875,47 @@
           <w:szCs w:val="24"/>
         </w:rPr>
       </w:pPr>
-      <w:r>
+    </w:p>
+    <w:p>
+      <w:pPr>
         <w:rPr>
           <w:sz w:val="24"/>
           <w:szCs w:val="24"/>
         </w:rPr>
-        <w:t>Another issue identified during manual testing involved the purchased state of grocery-list items. Purchased items could appear unchecked after closing and reopening the application and restoring a saved meal plan. Investigation found that restoring the meal plan regenerated the grocery list, which could replace the purchased state loaded from Room. The restore logic was changed to avoid unnecessarily regenerating the grocery list when restoring a saved plan. The application was then manually tested multiple times by checking grocery items, closing and reopening the application, and restoring the same saved meal plan. The purchased items remained checked across the repeated tests, and all seven instrumented tests passed.</w:t>
-      </w:r>
-    </w:p>
-    <w:p>
-      <w:pPr>
+      </w:pPr>
+    </w:p>
+    <w:p>
+      <w:pPr>
+        <w:spacing w:after="160" w:line="278" w:lineRule="auto"/>
         <w:rPr>
-          <w:sz w:val="24"/>
-          <w:szCs w:val="24"/>
+          <w:rFonts w:asciiTheme="majorHAnsi" w:eastAsiaTheme="majorEastAsia" w:hAnsiTheme="majorHAnsi" w:cstheme="majorBidi"/>
+          <w:color w:val="0F4761" w:themeColor="accent1" w:themeShade="BF"/>
+          <w:sz w:val="32"/>
+          <w:szCs w:val="32"/>
         </w:rPr>
       </w:pPr>
-    </w:p>
-    <w:p>
-      <w:pPr>
-        <w:rPr>
-          <w:sz w:val="24"/>
-          <w:szCs w:val="24"/>
-        </w:rPr>
-      </w:pPr>
-    </w:p>
-    <w:p>
-      <w:pPr>
-        <w:rPr>
-          <w:sz w:val="24"/>
-          <w:szCs w:val="24"/>
-        </w:rPr>
-      </w:pPr>
-    </w:p>
-    <w:p>
-      <w:pPr>
-        <w:rPr>
-          <w:sz w:val="24"/>
-          <w:szCs w:val="24"/>
-        </w:rPr>
-      </w:pPr>
-    </w:p>
-    <w:p>
-      <w:pPr>
-        <w:rPr>
-          <w:sz w:val="24"/>
-          <w:szCs w:val="24"/>
-        </w:rPr>
-      </w:pPr>
-    </w:p>
-    <w:p>
-      <w:pPr>
-        <w:rPr>
-          <w:sz w:val="24"/>
-          <w:szCs w:val="24"/>
-        </w:rPr>
-      </w:pPr>
+      <w:r>
+        <w:br w:type="page"/>
+      </w:r>
     </w:p>
     <w:p>
       <w:pPr>
         <w:pStyle w:val="Heading2"/>
       </w:pPr>
-      <w:bookmarkStart w:id="24" w:name="_Toc242730446"/>
+      <w:bookmarkStart w:id="33" w:name="_Toc242738747"/>
       <w:r>
         <w:lastRenderedPageBreak/>
         <w:t>Application Timeout During Nutrition Analysis</w:t>
       </w:r>
-      <w:bookmarkEnd w:id="24"/>
-    </w:p>
-    <w:p>
-      <w:pPr>
-        <w:jc w:val="both"/>
-        <w:rPr>
-          <w:sz w:val="24"/>
-          <w:szCs w:val="24"/>
-        </w:rPr>
-      </w:pPr>
-      <w:r>
-        <w:rPr>
-          <w:sz w:val="24"/>
-          <w:szCs w:val="24"/>
-        </w:rPr>
+      <w:bookmarkEnd w:id="33"/>
+    </w:p>
+    <w:p>
+      <w:r>
         <w:t>During integration testing, the application experienced periods of unresponsiveness and Android timeout warnings, particularly when accessing the Recipes screen. Investigation identified that the AFCD nutrition analysis was performing intensive ingredient matching on the main UI thread. The Recipes screen was also calculating nutrition information for every generated recipe when the screen was loaded, resulting in high CPU usage and preventing the interface from responding normally.</w:t>
       </w:r>
     </w:p>
     <w:p>
-      <w:pPr>
-        <w:jc w:val="both"/>
-        <w:rPr>
-          <w:sz w:val="24"/>
-          <w:szCs w:val="24"/>
-        </w:rPr>
-      </w:pPr>
-      <w:r>
-        <w:rPr>
-          <w:sz w:val="24"/>
-          <w:szCs w:val="24"/>
-        </w:rPr>
+      <w:r>
         <w:t>To resolve this issue, the AFCD nutrition calculations were moved off the main UI thread using background coroutine processing. The Recipes screen was also changed so that nutrition information is calculated only when the user expands an individual recipe, rather than calculating nutrition for every recipe at once. This significantly reduced unnecessary processing when loading the Recipes screen and improved application responsiveness while retaining the required nutrition analysis functionality.</w:t>
       </w:r>
     </w:p>
@@ -4070,7 +5941,7 @@
         </w:rPr>
         <w:br w:type="page"/>
       </w:r>
-      <w:bookmarkStart w:id="25" w:name="_Toc242730447"/>
+      <w:bookmarkStart w:id="34" w:name="_Toc242738748"/>
       <w:r>
         <w:rPr>
           <w:rStyle w:val="Heading1Char"/>
@@ -4078,399 +5949,206 @@
         <w:lastRenderedPageBreak/>
         <w:t>Divergence from Original Requirements and Design</w:t>
       </w:r>
-      <w:bookmarkEnd w:id="25"/>
+      <w:bookmarkEnd w:id="34"/>
+    </w:p>
+    <w:p>
+      <w:pPr>
+        <w:pStyle w:val="Heading2"/>
+      </w:pPr>
+      <w:bookmarkStart w:id="35" w:name="_Toc242738749"/>
+      <w:r>
+        <w:t>Matthew</w:t>
+      </w:r>
+      <w:bookmarkEnd w:id="35"/>
+    </w:p>
+    <w:p>
+      <w:r>
+        <w:t>During implementation, several changes were made to the original interface and navigation designs as the application progressed from static designs into a functional Android prototype. These changes were made where testing and integration identified more practical ways of presenting or accessing application functionality.</w:t>
+      </w:r>
     </w:p>
     <w:p>
       <w:pPr>
         <w:pStyle w:val="Heading3"/>
       </w:pPr>
-      <w:bookmarkStart w:id="26" w:name="_Toc242730448"/>
-      <w:r>
-        <w:t>Matthew</w:t>
-      </w:r>
-      <w:bookmarkEnd w:id="26"/>
-    </w:p>
-    <w:p>
-      <w:pPr>
-        <w:jc w:val="both"/>
+      <w:bookmarkStart w:id="36" w:name="_Toc242738750"/>
+      <w:r>
+        <w:t>Bottom Navigation and Grocery List Access</w:t>
+      </w:r>
+      <w:bookmarkEnd w:id="36"/>
+    </w:p>
+    <w:p>
+      <w:r>
+        <w:t>The original interface design used four primary bottom-navigation options: Home, Meal Plan, Recipes and Profile. The Grocery List was instead accessed through other areas of the application. During implementation, I changed the bottom navigation to include a dedicated Grocery List option. As the Grocery List is one of the application's primary components, direct access through the main navigation was considered more appropriate than requiring users to access it indirectly. This resulted in the implemented application using five primary navigation options rather than the four shown in the original interface design.</w:t>
+      </w:r>
+    </w:p>
+    <w:p>
+      <w:pPr>
+        <w:pStyle w:val="Heading3"/>
+      </w:pPr>
+      <w:bookmarkStart w:id="37" w:name="_Toc242738751"/>
+      <w:r>
+        <w:t>Meal Plan and Recipe Interface Structure</w:t>
+      </w:r>
+      <w:bookmarkEnd w:id="37"/>
+    </w:p>
+    <w:p>
+      <w:r>
+        <w:t>The original interface designs provided a high-level structure for displaying generated meal plans and recipes. During implementation and integration, I expanded these designs by creating additional reusable XML layouts for presenting the generated information in a more structured format.</w:t>
+      </w:r>
+    </w:p>
+    <w:p>
+      <w:r>
+        <w:t xml:space="preserve">I created a daily meal layout that groups breakfast, lunch and dinner under each day of the generated meal plan. I also created an expandable recipe layout that allows each meal's recipe information to be displayed when required, including its calories, macronutrients, ingredients and cooking instructions. </w:t>
+      </w:r>
+      <w:proofErr w:type="spellStart"/>
+      <w:r>
+        <w:t>item_day_meals</w:t>
+      </w:r>
+      <w:proofErr w:type="spellEnd"/>
+      <w:r>
+        <w:t xml:space="preserve"> </w:t>
+      </w:r>
+      <w:proofErr w:type="spellStart"/>
+      <w:r>
+        <w:t>item_recipe_dropdown</w:t>
+      </w:r>
+      <w:proofErr w:type="spellEnd"/>
+      <w:r>
+        <w:t xml:space="preserve"> A reusable card background was also created to provide consistent visual separation and styling for these dynamically displayed items. </w:t>
+      </w:r>
+      <w:proofErr w:type="spellStart"/>
+      <w:r>
+        <w:t>day_card_background</w:t>
+      </w:r>
+      <w:proofErr w:type="spellEnd"/>
+    </w:p>
+    <w:p>
+      <w:pPr>
+        <w:pStyle w:val="Heading3"/>
+      </w:pPr>
+      <w:bookmarkStart w:id="38" w:name="_Toc242738752"/>
+      <w:r>
+        <w:t>Home Screen Meal Inclusion Controls</w:t>
+      </w:r>
+      <w:bookmarkEnd w:id="38"/>
+    </w:p>
+    <w:p>
+      <w:r>
+        <w:t xml:space="preserve">A further change was made to the </w:t>
+      </w:r>
+      <w:proofErr w:type="gramStart"/>
+      <w:r>
+        <w:t>Home</w:t>
+      </w:r>
+      <w:proofErr w:type="gramEnd"/>
+      <w:r>
+        <w:t xml:space="preserve"> screen to improve the accuracy of the daily nutrition summary. The original interface design displayed the user's generated breakfast, lunch and dinner but did not provide a way to account for meals that the user may not consume. During implementation, I added Include/Exclude controls to each meal displayed on the </w:t>
+      </w:r>
+      <w:proofErr w:type="gramStart"/>
+      <w:r>
+        <w:t>Home</w:t>
+      </w:r>
+      <w:proofErr w:type="gramEnd"/>
+      <w:r>
+        <w:t xml:space="preserve"> screen. This allows a user to temporarily exclude a planned meal, such as when eating out for lunch, without removing or modifying the meal within the generated meal plan. When a meal is excluded, the daily calorie and macronutrient totals displayed on the </w:t>
+      </w:r>
+      <w:proofErr w:type="gramStart"/>
+      <w:r>
+        <w:t>Home</w:t>
+      </w:r>
+      <w:proofErr w:type="gramEnd"/>
+      <w:r>
+        <w:t xml:space="preserve"> screen are recalculated using only the remaining included meals. The meal remains visible and can be included again at any time. This functionality was not included in the original interface design but was added during implementation to make the daily nutrition information more representative of the meals the user intends to consume.</w:t>
+      </w:r>
+    </w:p>
+    <w:p>
+      <w:pPr>
+        <w:pStyle w:val="Heading2"/>
         <w:rPr>
-          <w:sz w:val="24"/>
-          <w:szCs w:val="24"/>
+          <w:sz w:val="28"/>
+          <w:szCs w:val="28"/>
         </w:rPr>
       </w:pPr>
-      <w:r>
-        <w:rPr>
-          <w:sz w:val="24"/>
-          <w:szCs w:val="24"/>
-        </w:rPr>
-        <w:t>During implementation, several changes were made to the original interface and navigation designs as the application progressed from static designs into a functional Android prototype. These changes were made where testing and integration identified more practical ways of presenting or accessing application functionality.</w:t>
-      </w:r>
-    </w:p>
-    <w:p>
-      <w:pPr>
-        <w:pStyle w:val="Heading4"/>
-        <w:jc w:val="both"/>
-        <w:rPr>
-          <w:sz w:val="24"/>
-          <w:szCs w:val="24"/>
-        </w:rPr>
-      </w:pPr>
-      <w:r>
-        <w:rPr>
-          <w:sz w:val="24"/>
-          <w:szCs w:val="24"/>
-        </w:rPr>
-        <w:t>Bottom Navigation and Grocery List Access</w:t>
-      </w:r>
-    </w:p>
-    <w:p>
-      <w:pPr>
-        <w:jc w:val="both"/>
-        <w:rPr>
-          <w:sz w:val="24"/>
-          <w:szCs w:val="24"/>
-        </w:rPr>
-      </w:pPr>
-      <w:r>
-        <w:rPr>
-          <w:sz w:val="24"/>
-          <w:szCs w:val="24"/>
-        </w:rPr>
-        <w:t>The original interface design used four primary bottom-navigation options: Home, Meal Plan, Recipes and Profile. The Grocery List was instead accessed through other areas of the application. During implementation, I changed the bottom navigation to include a dedicated Grocery List option. As the Grocery List is one of the application's primary components, direct access through the main navigation was considered more appropriate than requiring users to access it indirectly. This resulted in the implemented application using five primary navigation options rather than the four shown in the original interface design.</w:t>
-      </w:r>
-    </w:p>
-    <w:p>
-      <w:pPr>
-        <w:pStyle w:val="Heading4"/>
-        <w:jc w:val="both"/>
-        <w:rPr>
-          <w:sz w:val="24"/>
-          <w:szCs w:val="24"/>
-        </w:rPr>
-      </w:pPr>
-      <w:r>
-        <w:rPr>
-          <w:sz w:val="24"/>
-          <w:szCs w:val="24"/>
-        </w:rPr>
-        <w:t>Meal Plan and Recipe Interface Structure</w:t>
-      </w:r>
-    </w:p>
-    <w:p>
-      <w:pPr>
-        <w:jc w:val="both"/>
-        <w:rPr>
-          <w:sz w:val="24"/>
-          <w:szCs w:val="24"/>
-        </w:rPr>
-      </w:pPr>
-      <w:r>
-        <w:rPr>
-          <w:sz w:val="24"/>
-          <w:szCs w:val="24"/>
-        </w:rPr>
-        <w:t>The original interface designs provided a high-level structure for displaying generated meal plans and recipes. During implementation and integration, I expanded these designs by creating additional reusable XML layouts for presenting the generated information in a more structured format.</w:t>
-      </w:r>
-    </w:p>
-    <w:p>
-      <w:pPr>
-        <w:jc w:val="both"/>
-        <w:rPr>
-          <w:sz w:val="24"/>
-          <w:szCs w:val="24"/>
-        </w:rPr>
-      </w:pPr>
-      <w:r>
-        <w:rPr>
-          <w:sz w:val="24"/>
-          <w:szCs w:val="24"/>
-        </w:rPr>
-        <w:t xml:space="preserve">I created a daily meal layout that groups breakfast, lunch and dinner under each day of the generated meal plan. I also created an expandable recipe layout that allows each meal's recipe information to be displayed when required, including its calories, macronutrients, ingredients and cooking instructions. </w:t>
-      </w:r>
-      <w:proofErr w:type="spellStart"/>
-      <w:r>
-        <w:rPr>
-          <w:sz w:val="24"/>
-          <w:szCs w:val="24"/>
-        </w:rPr>
-        <w:t>item_day_meals</w:t>
-      </w:r>
-      <w:proofErr w:type="spellEnd"/>
-      <w:r>
-        <w:rPr>
-          <w:sz w:val="24"/>
-          <w:szCs w:val="24"/>
-        </w:rPr>
-        <w:t xml:space="preserve"> </w:t>
-      </w:r>
-      <w:proofErr w:type="spellStart"/>
-      <w:r>
-        <w:rPr>
-          <w:sz w:val="24"/>
-          <w:szCs w:val="24"/>
-        </w:rPr>
-        <w:t>item_recipe_dropdown</w:t>
-      </w:r>
-      <w:proofErr w:type="spellEnd"/>
-      <w:r>
-        <w:rPr>
-          <w:sz w:val="24"/>
-          <w:szCs w:val="24"/>
-        </w:rPr>
-        <w:t xml:space="preserve"> A reusable card background was also created to provide consistent visual separation and styling for these dynamically displayed items. </w:t>
-      </w:r>
-      <w:proofErr w:type="spellStart"/>
-      <w:r>
-        <w:rPr>
-          <w:sz w:val="24"/>
-          <w:szCs w:val="24"/>
-        </w:rPr>
-        <w:t>day_card_background</w:t>
-      </w:r>
-      <w:proofErr w:type="spellEnd"/>
-    </w:p>
-    <w:p>
-      <w:pPr>
-        <w:pStyle w:val="Heading4"/>
-        <w:jc w:val="both"/>
-        <w:rPr>
-          <w:sz w:val="24"/>
-          <w:szCs w:val="24"/>
-        </w:rPr>
-      </w:pPr>
-      <w:r>
-        <w:rPr>
-          <w:sz w:val="24"/>
-          <w:szCs w:val="24"/>
-        </w:rPr>
-        <w:t>Home Screen Meal Inclusion Controls</w:t>
-      </w:r>
-    </w:p>
-    <w:p>
-      <w:pPr>
-        <w:jc w:val="both"/>
-        <w:rPr>
-          <w:sz w:val="24"/>
-          <w:szCs w:val="24"/>
-        </w:rPr>
-      </w:pPr>
-      <w:r>
-        <w:rPr>
-          <w:sz w:val="24"/>
-          <w:szCs w:val="24"/>
-        </w:rPr>
-        <w:t xml:space="preserve">A further change was made to the </w:t>
-      </w:r>
-      <w:proofErr w:type="gramStart"/>
-      <w:r>
-        <w:rPr>
-          <w:sz w:val="24"/>
-          <w:szCs w:val="24"/>
-        </w:rPr>
-        <w:t>Home</w:t>
-      </w:r>
-      <w:proofErr w:type="gramEnd"/>
-      <w:r>
-        <w:rPr>
-          <w:sz w:val="24"/>
-          <w:szCs w:val="24"/>
-        </w:rPr>
-        <w:t xml:space="preserve"> screen to improve the accuracy of the daily nutrition summary. The original interface design displayed the user's generated breakfast, lunch and dinner but did not provide a way to account for meals that the user may not consume. During implementation, I added Include/Exclude controls to each meal displayed on the </w:t>
-      </w:r>
-      <w:proofErr w:type="gramStart"/>
-      <w:r>
-        <w:rPr>
-          <w:sz w:val="24"/>
-          <w:szCs w:val="24"/>
-        </w:rPr>
-        <w:t>Home</w:t>
-      </w:r>
-      <w:proofErr w:type="gramEnd"/>
-      <w:r>
-        <w:rPr>
-          <w:sz w:val="24"/>
-          <w:szCs w:val="24"/>
-        </w:rPr>
-        <w:t xml:space="preserve"> screen. This allows a user to temporarily exclude a planned meal, such as when eating out for lunch, without removing or modifying the meal within the generated meal plan. When a meal is excluded, the daily calorie and macronutrient totals displayed on the </w:t>
-      </w:r>
-      <w:proofErr w:type="gramStart"/>
-      <w:r>
-        <w:rPr>
-          <w:sz w:val="24"/>
-          <w:szCs w:val="24"/>
-        </w:rPr>
-        <w:t>Home</w:t>
-      </w:r>
-      <w:proofErr w:type="gramEnd"/>
-      <w:r>
-        <w:rPr>
-          <w:sz w:val="24"/>
-          <w:szCs w:val="24"/>
-        </w:rPr>
-        <w:t xml:space="preserve"> screen are recalculated using only the remaining included meals. The meal remains visible and can be included again at any time. This functionality was not included in the original interface design but was added during implementation to make the daily nutrition information more representative of the meals the user intends to consume.</w:t>
-      </w:r>
-    </w:p>
+      <w:bookmarkStart w:id="39" w:name="_Toc242738753"/>
+      <w:r>
+        <w:lastRenderedPageBreak/>
+        <w:t>Farhad</w:t>
+      </w:r>
+      <w:bookmarkEnd w:id="39"/>
+    </w:p>
+    <w:p>
+      <w:pPr>
+        <w:pStyle w:val="Heading2"/>
+      </w:pPr>
+      <w:bookmarkStart w:id="40" w:name="_Toc242738754"/>
+      <w:r>
+        <w:t>Ansh</w:t>
+      </w:r>
+      <w:bookmarkEnd w:id="40"/>
+    </w:p>
+    <w:p>
+      <w:r>
+        <w:t>During implementation of the Nutrition Analysis component, the Australian Food Composition Database (AFCD) was selected as the public nutrition dataset identified in the original design. The final version of the prototype focuses on calculating and displaying calories and macronutrients, including protein, carbohydrates and fat. The original specification also included micronutrient information; however, micronutrient analysis was not fully implemented because development prioritised the integration and testing of the core nutrition functionality within the available timeframe.</w:t>
+      </w:r>
+    </w:p>
+    <w:p>
+      <w:r>
+        <w:t>The original design also proposed categorising grocery-list items into groups such as produce, pantry and protein. In the final prototype, grocery items are generated from the meal plan and displayed as a single list rather than being divided into these categories. Reliable grocery-list generation was prioritised, along with considering the user's available ingredients and using Room to persist the purchased state of grocery items. Therefore, grocery categorisation represents a divergence from the original proposal.</w:t>
+      </w:r>
+    </w:p>
+    <w:p>
+      <w:pPr>
+        <w:pStyle w:val="Heading2"/>
+      </w:pPr>
+      <w:bookmarkStart w:id="41" w:name="_Toc242738755"/>
+      <w:r>
+        <w:t>Collective</w:t>
+      </w:r>
+      <w:bookmarkEnd w:id="41"/>
+    </w:p>
+    <w:p/>
     <w:p>
       <w:pPr>
         <w:spacing w:after="160" w:line="278" w:lineRule="auto"/>
         <w:rPr>
-          <w:rFonts w:eastAsiaTheme="majorEastAsia" w:cstheme="majorBidi"/>
-          <w:color w:val="156082" w:themeColor="accent1"/>
-          <w:sz w:val="28"/>
-          <w:szCs w:val="28"/>
-          <w14:shadow w14:blurRad="38100" w14:dist="25400" w14:dir="5400000" w14:sx="100000" w14:sy="100000" w14:kx="0" w14:ky="0" w14:algn="ctr">
-            <w14:srgbClr w14:val="6E747A">
-              <w14:alpha w14:val="57000"/>
-            </w14:srgbClr>
-          </w14:shadow>
-          <w14:textOutline w14:w="0" w14:cap="flat" w14:cmpd="sng" w14:algn="ctr">
-            <w14:noFill/>
-            <w14:prstDash w14:val="solid"/>
-            <w14:round/>
-          </w14:textOutline>
+          <w:rFonts w:asciiTheme="majorHAnsi" w:eastAsiaTheme="majorEastAsia" w:hAnsiTheme="majorHAnsi" w:cstheme="majorBidi"/>
+          <w:color w:val="0F4761" w:themeColor="accent1" w:themeShade="BF"/>
+          <w:sz w:val="32"/>
+          <w:szCs w:val="32"/>
         </w:rPr>
       </w:pPr>
       <w:r>
-        <w:rPr>
-          <w:color w:val="156082" w:themeColor="accent1"/>
-          <w14:shadow w14:blurRad="38100" w14:dist="25400" w14:dir="5400000" w14:sx="100000" w14:sy="100000" w14:kx="0" w14:ky="0" w14:algn="ctr">
-            <w14:srgbClr w14:val="6E747A">
-              <w14:alpha w14:val="57000"/>
-            </w14:srgbClr>
-          </w14:shadow>
-          <w14:textOutline w14:w="0" w14:cap="flat" w14:cmpd="sng" w14:algn="ctr">
-            <w14:noFill/>
-            <w14:prstDash w14:val="solid"/>
-            <w14:round/>
-          </w14:textOutline>
-        </w:rPr>
-        <w:lastRenderedPageBreak/>
-        <w:t>Farhad</w:t>
-      </w:r>
-    </w:p>
-    <w:p>
-      <w:pPr>
-        <w:pStyle w:val="Heading3"/>
-      </w:pPr>
-      <w:bookmarkStart w:id="27" w:name="_Toc242730449"/>
-      <w:r>
-        <w:t>Ansh</w:t>
-      </w:r>
-      <w:bookmarkEnd w:id="27"/>
-    </w:p>
-    <w:p>
-      <w:pPr>
-        <w:jc w:val="both"/>
-        <w:rPr>
-          <w:sz w:val="24"/>
-          <w:szCs w:val="24"/>
-        </w:rPr>
-      </w:pPr>
-      <w:r>
-        <w:rPr>
-          <w:sz w:val="24"/>
-          <w:szCs w:val="24"/>
-        </w:rPr>
-        <w:t>During implementation of the Nutrition Analysis component, the Australian Food Composition Database (AFCD) was selected as the public nutrition dataset identified in the original design. The final version of the prototype focuses on calculating and displaying calories and macronutrients, including protein, carbohydrates and fat. The original specification also included micronutrient information; however, micronutrient analysis was not fully implemented because development prioritised the integration and testing of the core nutrition functionality within the available timeframe.</w:t>
-      </w:r>
-    </w:p>
-    <w:p>
-      <w:pPr>
-        <w:jc w:val="both"/>
-        <w:rPr>
-          <w:sz w:val="24"/>
-          <w:szCs w:val="24"/>
-        </w:rPr>
-      </w:pPr>
-      <w:r>
-        <w:rPr>
-          <w:sz w:val="24"/>
-          <w:szCs w:val="24"/>
-        </w:rPr>
-        <w:t>The original design also proposed categorising grocery-list items into groups such as produce, pantry and protein. In the final prototype, grocery items are generated from the meal plan and displayed as a single list rather than being divided into these categories. Reliable grocery-list generation was prioritised, along with considering the user's available ingredients and using Room to persist the purchased state of grocery items. Therefore, grocery categorisation represents a divergence from the original proposal.</w:t>
-      </w:r>
-    </w:p>
-    <w:p>
-      <w:pPr>
-        <w:pStyle w:val="Heading3"/>
-      </w:pPr>
-      <w:bookmarkStart w:id="28" w:name="_Toc242730450"/>
-      <w:r>
-        <w:t>Collective</w:t>
-      </w:r>
-      <w:bookmarkEnd w:id="28"/>
-      <w:r>
         <w:br w:type="page"/>
       </w:r>
     </w:p>
     <w:p>
       <w:pPr>
-        <w:pStyle w:val="Heading1"/>
-      </w:pPr>
-      <w:bookmarkStart w:id="29" w:name="_Toc242730451"/>
+        <w:pStyle w:val="Heading2"/>
+      </w:pPr>
+      <w:bookmarkStart w:id="42" w:name="_Toc242738756"/>
       <w:r>
         <w:lastRenderedPageBreak/>
         <w:t>GitHub Repository and Version Control</w:t>
       </w:r>
-      <w:bookmarkEnd w:id="29"/>
-    </w:p>
-    <w:p>
-      <w:pPr>
-        <w:jc w:val="both"/>
-        <w:rPr>
-          <w:sz w:val="24"/>
-          <w:szCs w:val="24"/>
-        </w:rPr>
-      </w:pPr>
-      <w:r>
-        <w:rPr>
-          <w:sz w:val="24"/>
-          <w:szCs w:val="24"/>
-        </w:rPr>
+      <w:bookmarkEnd w:id="42"/>
+    </w:p>
+    <w:p>
+      <w:r>
         <w:t>GitHub was used throughout the development of the AI-Based Smart Meal Planner as the team's shared version control and source code management platform. The repository contains the Android application source code and provides a history of changes made throughout the implementation, integration and testing stages of the project. GitHub was originally identified as the project's version control and team collaboration platform. Group Project Proposal</w:t>
       </w:r>
     </w:p>
     <w:p>
-      <w:pPr>
-        <w:jc w:val="both"/>
-        <w:rPr>
-          <w:sz w:val="24"/>
-          <w:szCs w:val="24"/>
-        </w:rPr>
-      </w:pPr>
-      <w:r>
-        <w:rPr>
-          <w:sz w:val="24"/>
-          <w:szCs w:val="24"/>
-        </w:rPr>
+      <w:r>
         <w:t>Version control became particularly important as multiple team members developed separate components that were progressively integrated into the same Android project. In some instances, changes introduced conflicts or dependencies that had not been identified before integration. Maintaining a version history allowed the project to be reverted to a previous working version when required, reducing the risk of losing functional code while integration problems were resolved.</w:t>
       </w:r>
     </w:p>
     <w:p>
-      <w:pPr>
-        <w:jc w:val="both"/>
-        <w:rPr>
-          <w:sz w:val="24"/>
-          <w:szCs w:val="24"/>
-        </w:rPr>
-      </w:pPr>
-      <w:r>
-        <w:rPr>
-          <w:sz w:val="24"/>
-          <w:szCs w:val="24"/>
-        </w:rPr>
+      <w:r>
         <w:t>GitHub also assisted with reviewing changes before they were incorporated into the shared project. When changes were pulled or merged, the differences between versions could be reviewed to identify files and code that would be added, modified or replaced. This was particularly useful when integrating components developed by different team members, as unexpected changes or conflicts could be identified before they affected the working version of the application.</w:t>
       </w:r>
     </w:p>
     <w:p>
-      <w:pPr>
-        <w:jc w:val="both"/>
-      </w:pPr>
-      <w:r>
-        <w:rPr>
-          <w:sz w:val="24"/>
-          <w:szCs w:val="24"/>
-        </w:rPr>
+      <w:r>
         <w:t>Team members regularly committed and pushed their development work to the shared repository, creating a traceable history of the project's development. The commit history therefore provides evidence of individual contributions while also documenting how the application changed throughout implementation, troubleshooting and integration.</w:t>
       </w:r>
     </w:p>
@@ -4495,7 +6173,7 @@
                     <pic:cNvPicPr/>
                   </pic:nvPicPr>
                   <pic:blipFill>
-                    <a:blip r:embed="rId8"/>
+                    <a:blip r:embed="rId9"/>
                     <a:stretch>
                       <a:fillRect/>
                     </a:stretch>
@@ -4523,11 +6201,12 @@
       <w:r>
         <w:br w:type="page"/>
       </w:r>
-      <w:bookmarkStart w:id="30" w:name="_Toc242730452"/>
+      <w:bookmarkStart w:id="43" w:name="_Toc242738757"/>
       <w:r>
         <w:lastRenderedPageBreak/>
         <w:t>Ethical and Professional Considerations</w:t>
       </w:r>
+      <w:bookmarkEnd w:id="43"/>
     </w:p>
     <w:p>
       <w:r>
@@ -4573,10 +6252,11 @@
           <w:bCs/>
         </w:rPr>
       </w:pPr>
+      <w:bookmarkStart w:id="44" w:name="_Toc242738758"/>
       <w:r>
         <w:t>Conclusion</w:t>
       </w:r>
-      <w:bookmarkEnd w:id="30"/>
+      <w:bookmarkEnd w:id="44"/>
     </w:p>
     <w:sectPr>
       <w:pgSz w:w="11906" w:h="16838"/>
@@ -4859,6 +6539,119 @@
     </w:lvl>
   </w:abstractNum>
   <w:abstractNum w:abstractNumId="2" w15:restartNumberingAfterBreak="0">
+    <w:nsid w:val="276E5A63"/>
+    <w:multiLevelType w:val="hybridMultilevel"/>
+    <w:tmpl w:val="AFE67BC4"/>
+    <w:lvl w:ilvl="0" w:tplc="0C090001">
+      <w:start w:val="1"/>
+      <w:numFmt w:val="bullet"/>
+      <w:lvlText w:val=""/>
+      <w:lvlJc w:val="left"/>
+      <w:pPr>
+        <w:ind w:left="720" w:hanging="360"/>
+      </w:pPr>
+      <w:rPr>
+        <w:rFonts w:ascii="Symbol" w:hAnsi="Symbol" w:hint="default"/>
+      </w:rPr>
+    </w:lvl>
+    <w:lvl w:ilvl="1" w:tplc="0C090003" w:tentative="1">
+      <w:start w:val="1"/>
+      <w:numFmt w:val="bullet"/>
+      <w:lvlText w:val="o"/>
+      <w:lvlJc w:val="left"/>
+      <w:pPr>
+        <w:ind w:left="1440" w:hanging="360"/>
+      </w:pPr>
+      <w:rPr>
+        <w:rFonts w:ascii="Courier New" w:hAnsi="Courier New" w:cs="Courier New" w:hint="default"/>
+      </w:rPr>
+    </w:lvl>
+    <w:lvl w:ilvl="2" w:tplc="0C090005" w:tentative="1">
+      <w:start w:val="1"/>
+      <w:numFmt w:val="bullet"/>
+      <w:lvlText w:val=""/>
+      <w:lvlJc w:val="left"/>
+      <w:pPr>
+        <w:ind w:left="2160" w:hanging="360"/>
+      </w:pPr>
+      <w:rPr>
+        <w:rFonts w:ascii="Wingdings" w:hAnsi="Wingdings" w:hint="default"/>
+      </w:rPr>
+    </w:lvl>
+    <w:lvl w:ilvl="3" w:tplc="0C090001" w:tentative="1">
+      <w:start w:val="1"/>
+      <w:numFmt w:val="bullet"/>
+      <w:lvlText w:val=""/>
+      <w:lvlJc w:val="left"/>
+      <w:pPr>
+        <w:ind w:left="2880" w:hanging="360"/>
+      </w:pPr>
+      <w:rPr>
+        <w:rFonts w:ascii="Symbol" w:hAnsi="Symbol" w:hint="default"/>
+      </w:rPr>
+    </w:lvl>
+    <w:lvl w:ilvl="4" w:tplc="0C090003" w:tentative="1">
+      <w:start w:val="1"/>
+      <w:numFmt w:val="bullet"/>
+      <w:lvlText w:val="o"/>
+      <w:lvlJc w:val="left"/>
+      <w:pPr>
+        <w:ind w:left="3600" w:hanging="360"/>
+      </w:pPr>
+      <w:rPr>
+        <w:rFonts w:ascii="Courier New" w:hAnsi="Courier New" w:cs="Courier New" w:hint="default"/>
+      </w:rPr>
+    </w:lvl>
+    <w:lvl w:ilvl="5" w:tplc="0C090005" w:tentative="1">
+      <w:start w:val="1"/>
+      <w:numFmt w:val="bullet"/>
+      <w:lvlText w:val=""/>
+      <w:lvlJc w:val="left"/>
+      <w:pPr>
+        <w:ind w:left="4320" w:hanging="360"/>
+      </w:pPr>
+      <w:rPr>
+        <w:rFonts w:ascii="Wingdings" w:hAnsi="Wingdings" w:hint="default"/>
+      </w:rPr>
+    </w:lvl>
+    <w:lvl w:ilvl="6" w:tplc="0C090001" w:tentative="1">
+      <w:start w:val="1"/>
+      <w:numFmt w:val="bullet"/>
+      <w:lvlText w:val=""/>
+      <w:lvlJc w:val="left"/>
+      <w:pPr>
+        <w:ind w:left="5040" w:hanging="360"/>
+      </w:pPr>
+      <w:rPr>
+        <w:rFonts w:ascii="Symbol" w:hAnsi="Symbol" w:hint="default"/>
+      </w:rPr>
+    </w:lvl>
+    <w:lvl w:ilvl="7" w:tplc="0C090003" w:tentative="1">
+      <w:start w:val="1"/>
+      <w:numFmt w:val="bullet"/>
+      <w:lvlText w:val="o"/>
+      <w:lvlJc w:val="left"/>
+      <w:pPr>
+        <w:ind w:left="5760" w:hanging="360"/>
+      </w:pPr>
+      <w:rPr>
+        <w:rFonts w:ascii="Courier New" w:hAnsi="Courier New" w:cs="Courier New" w:hint="default"/>
+      </w:rPr>
+    </w:lvl>
+    <w:lvl w:ilvl="8" w:tplc="0C090005" w:tentative="1">
+      <w:start w:val="1"/>
+      <w:numFmt w:val="bullet"/>
+      <w:lvlText w:val=""/>
+      <w:lvlJc w:val="left"/>
+      <w:pPr>
+        <w:ind w:left="6480" w:hanging="360"/>
+      </w:pPr>
+      <w:rPr>
+        <w:rFonts w:ascii="Wingdings" w:hAnsi="Wingdings" w:hint="default"/>
+      </w:rPr>
+    </w:lvl>
+  </w:abstractNum>
+  <w:abstractNum w:abstractNumId="3" w15:restartNumberingAfterBreak="0">
     <w:nsid w:val="2DB6696E"/>
     <w:multiLevelType w:val="hybridMultilevel"/>
     <w:tmpl w:val="F154B508"/>
@@ -4971,7 +6764,120 @@
       </w:rPr>
     </w:lvl>
   </w:abstractNum>
-  <w:abstractNum w:abstractNumId="3" w15:restartNumberingAfterBreak="0">
+  <w:abstractNum w:abstractNumId="4" w15:restartNumberingAfterBreak="0">
+    <w:nsid w:val="32B163F7"/>
+    <w:multiLevelType w:val="hybridMultilevel"/>
+    <w:tmpl w:val="8CD08E7E"/>
+    <w:lvl w:ilvl="0" w:tplc="0C090001">
+      <w:start w:val="1"/>
+      <w:numFmt w:val="bullet"/>
+      <w:lvlText w:val=""/>
+      <w:lvlJc w:val="left"/>
+      <w:pPr>
+        <w:ind w:left="720" w:hanging="360"/>
+      </w:pPr>
+      <w:rPr>
+        <w:rFonts w:ascii="Symbol" w:hAnsi="Symbol" w:hint="default"/>
+      </w:rPr>
+    </w:lvl>
+    <w:lvl w:ilvl="1" w:tplc="0C090003" w:tentative="1">
+      <w:start w:val="1"/>
+      <w:numFmt w:val="bullet"/>
+      <w:lvlText w:val="o"/>
+      <w:lvlJc w:val="left"/>
+      <w:pPr>
+        <w:ind w:left="1440" w:hanging="360"/>
+      </w:pPr>
+      <w:rPr>
+        <w:rFonts w:ascii="Courier New" w:hAnsi="Courier New" w:cs="Courier New" w:hint="default"/>
+      </w:rPr>
+    </w:lvl>
+    <w:lvl w:ilvl="2" w:tplc="0C090005" w:tentative="1">
+      <w:start w:val="1"/>
+      <w:numFmt w:val="bullet"/>
+      <w:lvlText w:val=""/>
+      <w:lvlJc w:val="left"/>
+      <w:pPr>
+        <w:ind w:left="2160" w:hanging="360"/>
+      </w:pPr>
+      <w:rPr>
+        <w:rFonts w:ascii="Wingdings" w:hAnsi="Wingdings" w:hint="default"/>
+      </w:rPr>
+    </w:lvl>
+    <w:lvl w:ilvl="3" w:tplc="0C090001" w:tentative="1">
+      <w:start w:val="1"/>
+      <w:numFmt w:val="bullet"/>
+      <w:lvlText w:val=""/>
+      <w:lvlJc w:val="left"/>
+      <w:pPr>
+        <w:ind w:left="2880" w:hanging="360"/>
+      </w:pPr>
+      <w:rPr>
+        <w:rFonts w:ascii="Symbol" w:hAnsi="Symbol" w:hint="default"/>
+      </w:rPr>
+    </w:lvl>
+    <w:lvl w:ilvl="4" w:tplc="0C090003" w:tentative="1">
+      <w:start w:val="1"/>
+      <w:numFmt w:val="bullet"/>
+      <w:lvlText w:val="o"/>
+      <w:lvlJc w:val="left"/>
+      <w:pPr>
+        <w:ind w:left="3600" w:hanging="360"/>
+      </w:pPr>
+      <w:rPr>
+        <w:rFonts w:ascii="Courier New" w:hAnsi="Courier New" w:cs="Courier New" w:hint="default"/>
+      </w:rPr>
+    </w:lvl>
+    <w:lvl w:ilvl="5" w:tplc="0C090005" w:tentative="1">
+      <w:start w:val="1"/>
+      <w:numFmt w:val="bullet"/>
+      <w:lvlText w:val=""/>
+      <w:lvlJc w:val="left"/>
+      <w:pPr>
+        <w:ind w:left="4320" w:hanging="360"/>
+      </w:pPr>
+      <w:rPr>
+        <w:rFonts w:ascii="Wingdings" w:hAnsi="Wingdings" w:hint="default"/>
+      </w:rPr>
+    </w:lvl>
+    <w:lvl w:ilvl="6" w:tplc="0C090001" w:tentative="1">
+      <w:start w:val="1"/>
+      <w:numFmt w:val="bullet"/>
+      <w:lvlText w:val=""/>
+      <w:lvlJc w:val="left"/>
+      <w:pPr>
+        <w:ind w:left="5040" w:hanging="360"/>
+      </w:pPr>
+      <w:rPr>
+        <w:rFonts w:ascii="Symbol" w:hAnsi="Symbol" w:hint="default"/>
+      </w:rPr>
+    </w:lvl>
+    <w:lvl w:ilvl="7" w:tplc="0C090003" w:tentative="1">
+      <w:start w:val="1"/>
+      <w:numFmt w:val="bullet"/>
+      <w:lvlText w:val="o"/>
+      <w:lvlJc w:val="left"/>
+      <w:pPr>
+        <w:ind w:left="5760" w:hanging="360"/>
+      </w:pPr>
+      <w:rPr>
+        <w:rFonts w:ascii="Courier New" w:hAnsi="Courier New" w:cs="Courier New" w:hint="default"/>
+      </w:rPr>
+    </w:lvl>
+    <w:lvl w:ilvl="8" w:tplc="0C090005" w:tentative="1">
+      <w:start w:val="1"/>
+      <w:numFmt w:val="bullet"/>
+      <w:lvlText w:val=""/>
+      <w:lvlJc w:val="left"/>
+      <w:pPr>
+        <w:ind w:left="6480" w:hanging="360"/>
+      </w:pPr>
+      <w:rPr>
+        <w:rFonts w:ascii="Wingdings" w:hAnsi="Wingdings" w:hint="default"/>
+      </w:rPr>
+    </w:lvl>
+  </w:abstractNum>
+  <w:abstractNum w:abstractNumId="5" w15:restartNumberingAfterBreak="0">
     <w:nsid w:val="45591E9C"/>
     <w:multiLevelType w:val="hybridMultilevel"/>
     <w:tmpl w:val="168661DA"/>
@@ -5084,7 +6990,233 @@
       </w:rPr>
     </w:lvl>
   </w:abstractNum>
-  <w:abstractNum w:abstractNumId="4" w15:restartNumberingAfterBreak="0">
+  <w:abstractNum w:abstractNumId="6" w15:restartNumberingAfterBreak="0">
+    <w:nsid w:val="5BA74DBA"/>
+    <w:multiLevelType w:val="hybridMultilevel"/>
+    <w:tmpl w:val="4210D578"/>
+    <w:lvl w:ilvl="0" w:tplc="0C090001">
+      <w:start w:val="1"/>
+      <w:numFmt w:val="bullet"/>
+      <w:lvlText w:val=""/>
+      <w:lvlJc w:val="left"/>
+      <w:pPr>
+        <w:ind w:left="720" w:hanging="360"/>
+      </w:pPr>
+      <w:rPr>
+        <w:rFonts w:ascii="Symbol" w:hAnsi="Symbol" w:hint="default"/>
+      </w:rPr>
+    </w:lvl>
+    <w:lvl w:ilvl="1" w:tplc="0C090003" w:tentative="1">
+      <w:start w:val="1"/>
+      <w:numFmt w:val="bullet"/>
+      <w:lvlText w:val="o"/>
+      <w:lvlJc w:val="left"/>
+      <w:pPr>
+        <w:ind w:left="1440" w:hanging="360"/>
+      </w:pPr>
+      <w:rPr>
+        <w:rFonts w:ascii="Courier New" w:hAnsi="Courier New" w:cs="Courier New" w:hint="default"/>
+      </w:rPr>
+    </w:lvl>
+    <w:lvl w:ilvl="2" w:tplc="0C090005" w:tentative="1">
+      <w:start w:val="1"/>
+      <w:numFmt w:val="bullet"/>
+      <w:lvlText w:val=""/>
+      <w:lvlJc w:val="left"/>
+      <w:pPr>
+        <w:ind w:left="2160" w:hanging="360"/>
+      </w:pPr>
+      <w:rPr>
+        <w:rFonts w:ascii="Wingdings" w:hAnsi="Wingdings" w:hint="default"/>
+      </w:rPr>
+    </w:lvl>
+    <w:lvl w:ilvl="3" w:tplc="0C090001" w:tentative="1">
+      <w:start w:val="1"/>
+      <w:numFmt w:val="bullet"/>
+      <w:lvlText w:val=""/>
+      <w:lvlJc w:val="left"/>
+      <w:pPr>
+        <w:ind w:left="2880" w:hanging="360"/>
+      </w:pPr>
+      <w:rPr>
+        <w:rFonts w:ascii="Symbol" w:hAnsi="Symbol" w:hint="default"/>
+      </w:rPr>
+    </w:lvl>
+    <w:lvl w:ilvl="4" w:tplc="0C090003" w:tentative="1">
+      <w:start w:val="1"/>
+      <w:numFmt w:val="bullet"/>
+      <w:lvlText w:val="o"/>
+      <w:lvlJc w:val="left"/>
+      <w:pPr>
+        <w:ind w:left="3600" w:hanging="360"/>
+      </w:pPr>
+      <w:rPr>
+        <w:rFonts w:ascii="Courier New" w:hAnsi="Courier New" w:cs="Courier New" w:hint="default"/>
+      </w:rPr>
+    </w:lvl>
+    <w:lvl w:ilvl="5" w:tplc="0C090005" w:tentative="1">
+      <w:start w:val="1"/>
+      <w:numFmt w:val="bullet"/>
+      <w:lvlText w:val=""/>
+      <w:lvlJc w:val="left"/>
+      <w:pPr>
+        <w:ind w:left="4320" w:hanging="360"/>
+      </w:pPr>
+      <w:rPr>
+        <w:rFonts w:ascii="Wingdings" w:hAnsi="Wingdings" w:hint="default"/>
+      </w:rPr>
+    </w:lvl>
+    <w:lvl w:ilvl="6" w:tplc="0C090001" w:tentative="1">
+      <w:start w:val="1"/>
+      <w:numFmt w:val="bullet"/>
+      <w:lvlText w:val=""/>
+      <w:lvlJc w:val="left"/>
+      <w:pPr>
+        <w:ind w:left="5040" w:hanging="360"/>
+      </w:pPr>
+      <w:rPr>
+        <w:rFonts w:ascii="Symbol" w:hAnsi="Symbol" w:hint="default"/>
+      </w:rPr>
+    </w:lvl>
+    <w:lvl w:ilvl="7" w:tplc="0C090003" w:tentative="1">
+      <w:start w:val="1"/>
+      <w:numFmt w:val="bullet"/>
+      <w:lvlText w:val="o"/>
+      <w:lvlJc w:val="left"/>
+      <w:pPr>
+        <w:ind w:left="5760" w:hanging="360"/>
+      </w:pPr>
+      <w:rPr>
+        <w:rFonts w:ascii="Courier New" w:hAnsi="Courier New" w:cs="Courier New" w:hint="default"/>
+      </w:rPr>
+    </w:lvl>
+    <w:lvl w:ilvl="8" w:tplc="0C090005" w:tentative="1">
+      <w:start w:val="1"/>
+      <w:numFmt w:val="bullet"/>
+      <w:lvlText w:val=""/>
+      <w:lvlJc w:val="left"/>
+      <w:pPr>
+        <w:ind w:left="6480" w:hanging="360"/>
+      </w:pPr>
+      <w:rPr>
+        <w:rFonts w:ascii="Wingdings" w:hAnsi="Wingdings" w:hint="default"/>
+      </w:rPr>
+    </w:lvl>
+  </w:abstractNum>
+  <w:abstractNum w:abstractNumId="7" w15:restartNumberingAfterBreak="0">
+    <w:nsid w:val="643B09BF"/>
+    <w:multiLevelType w:val="hybridMultilevel"/>
+    <w:tmpl w:val="36B40C4A"/>
+    <w:lvl w:ilvl="0" w:tplc="0C090001">
+      <w:start w:val="1"/>
+      <w:numFmt w:val="bullet"/>
+      <w:lvlText w:val=""/>
+      <w:lvlJc w:val="left"/>
+      <w:pPr>
+        <w:ind w:left="720" w:hanging="360"/>
+      </w:pPr>
+      <w:rPr>
+        <w:rFonts w:ascii="Symbol" w:hAnsi="Symbol" w:hint="default"/>
+      </w:rPr>
+    </w:lvl>
+    <w:lvl w:ilvl="1" w:tplc="0C090003" w:tentative="1">
+      <w:start w:val="1"/>
+      <w:numFmt w:val="bullet"/>
+      <w:lvlText w:val="o"/>
+      <w:lvlJc w:val="left"/>
+      <w:pPr>
+        <w:ind w:left="1440" w:hanging="360"/>
+      </w:pPr>
+      <w:rPr>
+        <w:rFonts w:ascii="Courier New" w:hAnsi="Courier New" w:cs="Courier New" w:hint="default"/>
+      </w:rPr>
+    </w:lvl>
+    <w:lvl w:ilvl="2" w:tplc="0C090005" w:tentative="1">
+      <w:start w:val="1"/>
+      <w:numFmt w:val="bullet"/>
+      <w:lvlText w:val=""/>
+      <w:lvlJc w:val="left"/>
+      <w:pPr>
+        <w:ind w:left="2160" w:hanging="360"/>
+      </w:pPr>
+      <w:rPr>
+        <w:rFonts w:ascii="Wingdings" w:hAnsi="Wingdings" w:hint="default"/>
+      </w:rPr>
+    </w:lvl>
+    <w:lvl w:ilvl="3" w:tplc="0C090001" w:tentative="1">
+      <w:start w:val="1"/>
+      <w:numFmt w:val="bullet"/>
+      <w:lvlText w:val=""/>
+      <w:lvlJc w:val="left"/>
+      <w:pPr>
+        <w:ind w:left="2880" w:hanging="360"/>
+      </w:pPr>
+      <w:rPr>
+        <w:rFonts w:ascii="Symbol" w:hAnsi="Symbol" w:hint="default"/>
+      </w:rPr>
+    </w:lvl>
+    <w:lvl w:ilvl="4" w:tplc="0C090003" w:tentative="1">
+      <w:start w:val="1"/>
+      <w:numFmt w:val="bullet"/>
+      <w:lvlText w:val="o"/>
+      <w:lvlJc w:val="left"/>
+      <w:pPr>
+        <w:ind w:left="3600" w:hanging="360"/>
+      </w:pPr>
+      <w:rPr>
+        <w:rFonts w:ascii="Courier New" w:hAnsi="Courier New" w:cs="Courier New" w:hint="default"/>
+      </w:rPr>
+    </w:lvl>
+    <w:lvl w:ilvl="5" w:tplc="0C090005" w:tentative="1">
+      <w:start w:val="1"/>
+      <w:numFmt w:val="bullet"/>
+      <w:lvlText w:val=""/>
+      <w:lvlJc w:val="left"/>
+      <w:pPr>
+        <w:ind w:left="4320" w:hanging="360"/>
+      </w:pPr>
+      <w:rPr>
+        <w:rFonts w:ascii="Wingdings" w:hAnsi="Wingdings" w:hint="default"/>
+      </w:rPr>
+    </w:lvl>
+    <w:lvl w:ilvl="6" w:tplc="0C090001" w:tentative="1">
+      <w:start w:val="1"/>
+      <w:numFmt w:val="bullet"/>
+      <w:lvlText w:val=""/>
+      <w:lvlJc w:val="left"/>
+      <w:pPr>
+        <w:ind w:left="5040" w:hanging="360"/>
+      </w:pPr>
+      <w:rPr>
+        <w:rFonts w:ascii="Symbol" w:hAnsi="Symbol" w:hint="default"/>
+      </w:rPr>
+    </w:lvl>
+    <w:lvl w:ilvl="7" w:tplc="0C090003" w:tentative="1">
+      <w:start w:val="1"/>
+      <w:numFmt w:val="bullet"/>
+      <w:lvlText w:val="o"/>
+      <w:lvlJc w:val="left"/>
+      <w:pPr>
+        <w:ind w:left="5760" w:hanging="360"/>
+      </w:pPr>
+      <w:rPr>
+        <w:rFonts w:ascii="Courier New" w:hAnsi="Courier New" w:cs="Courier New" w:hint="default"/>
+      </w:rPr>
+    </w:lvl>
+    <w:lvl w:ilvl="8" w:tplc="0C090005" w:tentative="1">
+      <w:start w:val="1"/>
+      <w:numFmt w:val="bullet"/>
+      <w:lvlText w:val=""/>
+      <w:lvlJc w:val="left"/>
+      <w:pPr>
+        <w:ind w:left="6480" w:hanging="360"/>
+      </w:pPr>
+      <w:rPr>
+        <w:rFonts w:ascii="Wingdings" w:hAnsi="Wingdings" w:hint="default"/>
+      </w:rPr>
+    </w:lvl>
+  </w:abstractNum>
+  <w:abstractNum w:abstractNumId="8" w15:restartNumberingAfterBreak="0">
     <w:nsid w:val="6A3B2158"/>
     <w:multiLevelType w:val="multilevel"/>
     <w:tmpl w:val="D0DE7D5C"/>
@@ -5233,7 +7365,7 @@
       </w:rPr>
     </w:lvl>
   </w:abstractNum>
-  <w:abstractNum w:abstractNumId="5" w15:restartNumberingAfterBreak="0">
+  <w:abstractNum w:abstractNumId="9" w15:restartNumberingAfterBreak="0">
     <w:nsid w:val="714C32F0"/>
     <w:multiLevelType w:val="hybridMultilevel"/>
     <w:tmpl w:val="A022AEBE"/>
@@ -5346,7 +7478,7 @@
       </w:rPr>
     </w:lvl>
   </w:abstractNum>
-  <w:abstractNum w:abstractNumId="6" w15:restartNumberingAfterBreak="0">
+  <w:abstractNum w:abstractNumId="10" w15:restartNumberingAfterBreak="0">
     <w:nsid w:val="724B09C4"/>
     <w:multiLevelType w:val="hybridMultilevel"/>
     <w:tmpl w:val="8B84E74A"/>
@@ -5463,21 +7595,33 @@
     <w:abstractNumId w:val="0"/>
   </w:num>
   <w:num w:numId="2" w16cid:durableId="1171682471">
-    <w:abstractNumId w:val="5"/>
+    <w:abstractNumId w:val="9"/>
   </w:num>
   <w:num w:numId="3" w16cid:durableId="1910112833">
     <w:abstractNumId w:val="1"/>
   </w:num>
   <w:num w:numId="4" w16cid:durableId="908617112">
+    <w:abstractNumId w:val="5"/>
+  </w:num>
+  <w:num w:numId="5" w16cid:durableId="1745838843">
+    <w:abstractNumId w:val="8"/>
+  </w:num>
+  <w:num w:numId="6" w16cid:durableId="1383865052">
     <w:abstractNumId w:val="3"/>
   </w:num>
-  <w:num w:numId="5" w16cid:durableId="1745838843">
+  <w:num w:numId="7" w16cid:durableId="419179632">
+    <w:abstractNumId w:val="10"/>
+  </w:num>
+  <w:num w:numId="8" w16cid:durableId="1500272681">
+    <w:abstractNumId w:val="7"/>
+  </w:num>
+  <w:num w:numId="9" w16cid:durableId="1265575411">
+    <w:abstractNumId w:val="2"/>
+  </w:num>
+  <w:num w:numId="10" w16cid:durableId="2024824065">
     <w:abstractNumId w:val="4"/>
   </w:num>
-  <w:num w:numId="6" w16cid:durableId="1383865052">
-    <w:abstractNumId w:val="2"/>
-  </w:num>
-  <w:num w:numId="7" w16cid:durableId="419179632">
+  <w:num w:numId="11" w16cid:durableId="1188064732">
     <w:abstractNumId w:val="6"/>
   </w:num>
 </w:numbering>
@@ -6484,6 +8628,55 @@
       <w:ind w:left="220"/>
     </w:pPr>
   </w:style>
+  <w:style w:type="character" w:styleId="Strong">
+    <w:name w:val="Strong"/>
+    <w:basedOn w:val="DefaultParagraphFont"/>
+    <w:uiPriority w:val="22"/>
+    <w:qFormat/>
+    <w:rsid w:val="008E3619"/>
+    <w:rPr>
+      <w:b/>
+      <w:bCs/>
+    </w:rPr>
+  </w:style>
+  <w:style w:type="table" w:styleId="TableGridLight">
+    <w:name w:val="Grid Table Light"/>
+    <w:basedOn w:val="TableNormal"/>
+    <w:uiPriority w:val="40"/>
+    <w:rsid w:val="000A130C"/>
+    <w:pPr>
+      <w:spacing w:after="0" w:line="240" w:lineRule="auto"/>
+    </w:pPr>
+    <w:tblPr>
+      <w:tblBorders>
+        <w:top w:val="single" w:sz="4" w:space="0" w:color="BFBFBF" w:themeColor="background1" w:themeShade="BF"/>
+        <w:left w:val="single" w:sz="4" w:space="0" w:color="BFBFBF" w:themeColor="background1" w:themeShade="BF"/>
+        <w:bottom w:val="single" w:sz="4" w:space="0" w:color="BFBFBF" w:themeColor="background1" w:themeShade="BF"/>
+        <w:right w:val="single" w:sz="4" w:space="0" w:color="BFBFBF" w:themeColor="background1" w:themeShade="BF"/>
+        <w:insideH w:val="single" w:sz="4" w:space="0" w:color="BFBFBF" w:themeColor="background1" w:themeShade="BF"/>
+        <w:insideV w:val="single" w:sz="4" w:space="0" w:color="BFBFBF" w:themeColor="background1" w:themeShade="BF"/>
+      </w:tblBorders>
+    </w:tblPr>
+  </w:style>
+  <w:style w:type="table" w:styleId="TableGrid">
+    <w:name w:val="Table Grid"/>
+    <w:basedOn w:val="TableNormal"/>
+    <w:uiPriority w:val="39"/>
+    <w:rsid w:val="000A130C"/>
+    <w:pPr>
+      <w:spacing w:after="0" w:line="240" w:lineRule="auto"/>
+    </w:pPr>
+    <w:tblPr>
+      <w:tblBorders>
+        <w:top w:val="single" w:sz="4" w:space="0" w:color="auto"/>
+        <w:left w:val="single" w:sz="4" w:space="0" w:color="auto"/>
+        <w:bottom w:val="single" w:sz="4" w:space="0" w:color="auto"/>
+        <w:right w:val="single" w:sz="4" w:space="0" w:color="auto"/>
+        <w:insideH w:val="single" w:sz="4" w:space="0" w:color="auto"/>
+        <w:insideV w:val="single" w:sz="4" w:space="0" w:color="auto"/>
+      </w:tblBorders>
+    </w:tblPr>
+  </w:style>
 </w:styles>
 </file>
 

--- a/Assessment 3 - Project Final.docx
+++ b/Assessment 3 - Project Final.docx
@@ -3874,15 +3874,7 @@
     </w:p>
     <w:p>
       <w:r>
-        <w:t xml:space="preserve">The interface implementation also includes state handling and user feedback. For example, the </w:t>
-      </w:r>
-      <w:proofErr w:type="gramStart"/>
-      <w:r>
-        <w:t>Home</w:t>
-      </w:r>
-      <w:proofErr w:type="gramEnd"/>
-      <w:r>
-        <w:t xml:space="preserve"> screen distinguishes between having a generated meal plan and having no meal plan available, while the Profile interface updates the available-ingredient display as ingredients are added or removed. These behaviours were implemented to provide clear feedback and avoid displaying incomplete or misleading information to the user, consistent with the original interface requirement to provide feedback when information is missing or invalid.</w:t>
+        <w:t>The interface implementation also includes state handling and user feedback. For example, the Home screen distinguishes between having a generated meal plan and having no meal plan available, while the Profile interface updates the available-ingredient display as ingredients are added or removed. These behaviours were implemented to provide clear feedback and avoid displaying incomplete or misleading information to the user, consistent with the original interface requirement to provide feedback when information is missing or invalid.</w:t>
       </w:r>
     </w:p>
     <w:p>
@@ -3940,15 +3932,7 @@
     </w:p>
     <w:p>
       <w:r>
-        <w:t xml:space="preserve">The nutrition analysis module was developed to handle ingredient lists from meal plans generated through the application and link them to nutritional records obtained from the Australian Food Composition Database (AFCD). The matching step handles the generated ingredient descriptions and quantities, then uses the matched nutritional values to calculate protein, carbohydrates and fat. Calories are calculated based on the processed macronutrients </w:t>
-      </w:r>
-      <w:proofErr w:type="gramStart"/>
-      <w:r>
-        <w:t>using:</w:t>
-      </w:r>
-      <w:proofErr w:type="gramEnd"/>
-      <w:r>
-        <w:t xml:space="preserve"> Protein × 4 + Carbohydrates × 4 + Fat × 9.</w:t>
+        <w:t>The nutrition analysis module was developed to handle ingredient lists from meal plans generated through the application and link them to nutritional records obtained from the Australian Food Composition Database (AFCD). The matching step handles the generated ingredient descriptions and quantities, then uses the matched nutritional values to calculate protein, carbohydrates and fat. Calories are calculated based on the processed macronutrients using: Protein × 4 + Carbohydrates × 4 + Fat × 9.</w:t>
       </w:r>
     </w:p>
     <w:p>
@@ -5361,15 +5345,7 @@
     </w:p>
     <w:p>
       <w:r>
-        <w:t xml:space="preserve">Compare the original Entity Relationship Diagram (ERD) and proposed data storage approach against the implemented database. Evaluate whether the planned entities, attributes and relationships were </w:t>
-      </w:r>
-      <w:proofErr w:type="gramStart"/>
-      <w:r>
-        <w:t>implemented, and</w:t>
-      </w:r>
-      <w:proofErr w:type="gramEnd"/>
-      <w:r>
-        <w:t xml:space="preserve"> explain any changes to the database structure or persistence approach.</w:t>
+        <w:t>Compare the original Entity Relationship Diagram (ERD) and proposed data storage approach against the implemented database. Evaluate whether the planned entities, attributes and relationships were implemented, and explain any changes to the database structure or persistence approach.</w:t>
       </w:r>
     </w:p>
     <w:p/>
@@ -5465,6 +5441,9 @@
     </w:p>
     <w:p>
       <w:r>
+        <w:rPr>
+          <w:noProof/>
+        </w:rPr>
         <w:drawing>
           <wp:inline distT="0" distB="0" distL="0" distR="0" wp14:anchorId="312BC15B" wp14:editId="5C536419">
             <wp:extent cx="6191885" cy="2661285"/>
@@ -5543,11 +5522,101 @@
       <w:r>
         <w:t>Updated UML class diagrams</w:t>
       </w:r>
-      <w:r>
-        <w:t xml:space="preserve"> vs Originals</w:t>
-      </w:r>
       <w:bookmarkEnd w:id="26"/>
     </w:p>
+    <w:p>
+      <w:pPr>
+        <w:pStyle w:val="Heading4"/>
+      </w:pPr>
+      <w:r>
+        <w:t>User Profile UML Class Diagram</w:t>
+      </w:r>
+    </w:p>
+    <w:p>
+      <w:r>
+        <w:t xml:space="preserve">The original User Profile UML class diagram represented health goals, dietary requirements, food preferences and available ingredients as separate classes associated with </w:t>
+      </w:r>
+      <w:proofErr w:type="spellStart"/>
+      <w:r>
+        <w:t>UserProfile</w:t>
+      </w:r>
+      <w:proofErr w:type="spellEnd"/>
+      <w:r>
+        <w:t xml:space="preserve">. During implementation, these were combined into attributes within the </w:t>
+      </w:r>
+      <w:proofErr w:type="spellStart"/>
+      <w:r>
+        <w:t>UserProfile</w:t>
+      </w:r>
+      <w:proofErr w:type="spellEnd"/>
+      <w:r>
+        <w:t xml:space="preserve"> data class, simplifying the structure while retaining the required profile information. The updated diagram also includes </w:t>
+      </w:r>
+      <w:proofErr w:type="spellStart"/>
+      <w:r>
+        <w:t>UserProfileManager</w:t>
+      </w:r>
+      <w:proofErr w:type="spellEnd"/>
+      <w:r>
+        <w:t xml:space="preserve">, which manages and persists user profile information using </w:t>
+      </w:r>
+      <w:proofErr w:type="spellStart"/>
+      <w:r>
+        <w:t>SharedPreferences</w:t>
+      </w:r>
+      <w:proofErr w:type="spellEnd"/>
+      <w:r>
+        <w:t xml:space="preserve">, and </w:t>
+      </w:r>
+      <w:proofErr w:type="spellStart"/>
+      <w:r>
+        <w:t>ProfileFragment</w:t>
+      </w:r>
+      <w:proofErr w:type="spellEnd"/>
+      <w:r>
+        <w:t>, which provides the interface for users to enter and update their details. These refinements reduced unnecessary class relationships and aligned the design with the final Kotlin implementation without changing the intended functionality of the User Profile component.</w:t>
+      </w:r>
+    </w:p>
+    <w:p>
+      <w:r>
+        <w:drawing>
+          <wp:inline distT="0" distB="0" distL="0" distR="0" wp14:anchorId="599CB180" wp14:editId="6B525231">
+            <wp:extent cx="3162741" cy="3534268"/>
+            <wp:effectExtent l="0" t="0" r="0" b="9525"/>
+            <wp:docPr id="967611771" name="Picture 1"/>
+            <wp:cNvGraphicFramePr>
+              <a:graphicFrameLocks xmlns:a="http://schemas.openxmlformats.org/drawingml/2006/main" noChangeAspect="1"/>
+            </wp:cNvGraphicFramePr>
+            <a:graphic xmlns:a="http://schemas.openxmlformats.org/drawingml/2006/main">
+              <a:graphicData uri="http://schemas.openxmlformats.org/drawingml/2006/picture">
+                <pic:pic xmlns:pic="http://schemas.openxmlformats.org/drawingml/2006/picture">
+                  <pic:nvPicPr>
+                    <pic:cNvPr id="967611771" name=""/>
+                    <pic:cNvPicPr/>
+                  </pic:nvPicPr>
+                  <pic:blipFill>
+                    <a:blip r:embed="rId7"/>
+                    <a:stretch>
+                      <a:fillRect/>
+                    </a:stretch>
+                  </pic:blipFill>
+                  <pic:spPr>
+                    <a:xfrm>
+                      <a:off x="0" y="0"/>
+                      <a:ext cx="3162741" cy="3534268"/>
+                    </a:xfrm>
+                    <a:prstGeom prst="rect">
+                      <a:avLst/>
+                    </a:prstGeom>
+                  </pic:spPr>
+                </pic:pic>
+              </a:graphicData>
+            </a:graphic>
+          </wp:inline>
+        </w:drawing>
+      </w:r>
+    </w:p>
+    <w:p/>
     <w:p>
       <w:pPr>
         <w:pStyle w:val="Heading3"/>
@@ -5626,15 +5695,7 @@
     </w:p>
     <w:p>
       <w:r>
-        <w:t xml:space="preserve">During manual testing, some meals produced unrealistic macronutrient values, including excessively high fat values. Investigation found that some generated ingredient quantities and units were not being interpreted correctly by the nutrition calculation logic. </w:t>
-      </w:r>
-      <w:proofErr w:type="gramStart"/>
-      <w:r>
-        <w:t>In particular, quantities</w:t>
-      </w:r>
-      <w:proofErr w:type="gramEnd"/>
-      <w:r>
-        <w:t xml:space="preserve"> written with the unit directly attached to the value, such as 15ml olive oil, were not always recognised correctly and could fall back to an inappropriate default quantity. The quantity-handling logic was revised to improve recognition of grams, kilograms, millilitres and other supported quantities, including values where there was no space between the number and unit. Generated meal-plan prompts were also updated to request consistent quantities in grams for solid ingredients and millilitres for liquids. These changes improved the reliability of quantity-based nutrition calculations.</w:t>
+        <w:t>During manual testing, some meals produced unrealistic macronutrient values, including excessively high fat values. Investigation found that some generated ingredient quantities and units were not being interpreted correctly by the nutrition calculation logic. In particular, quantities written with the unit directly attached to the value, such as 15ml olive oil, were not always recognised correctly and could fall back to an inappropriate default quantity. The quantity-handling logic was revised to improve recognition of grams, kilograms, millilitres and other supported quantities, including values where there was no space between the number and unit. Generated meal-plan prompts were also updated to request consistent quantities in grams for solid ingredients and millilitres for liquids. These changes improved the reliability of quantity-based nutrition calculations.</w:t>
       </w:r>
     </w:p>
     <w:p>
@@ -5674,7 +5735,7 @@
                     </pic:cNvPicPr>
                   </pic:nvPicPr>
                   <pic:blipFill>
-                    <a:blip r:embed="rId7">
+                    <a:blip r:embed="rId8">
                       <a:extLst>
                         <a:ext uri="{28A0092B-C50C-407E-A947-70E740481C1C}">
                           <a14:useLocalDpi xmlns:a14="http://schemas.microsoft.com/office/drawing/2010/main" val="0"/>
@@ -5749,7 +5810,7 @@
                     </pic:cNvPicPr>
                   </pic:nvPicPr>
                   <pic:blipFill>
-                    <a:blip r:embed="rId8">
+                    <a:blip r:embed="rId9">
                       <a:extLst>
                         <a:ext uri="{28A0092B-C50C-407E-A947-70E740481C1C}">
                           <a14:useLocalDpi xmlns:a14="http://schemas.microsoft.com/office/drawing/2010/main" val="0"/>
@@ -6034,31 +6095,7 @@
     </w:p>
     <w:p>
       <w:r>
-        <w:t xml:space="preserve">A further change was made to the </w:t>
-      </w:r>
-      <w:proofErr w:type="gramStart"/>
-      <w:r>
-        <w:t>Home</w:t>
-      </w:r>
-      <w:proofErr w:type="gramEnd"/>
-      <w:r>
-        <w:t xml:space="preserve"> screen to improve the accuracy of the daily nutrition summary. The original interface design displayed the user's generated breakfast, lunch and dinner but did not provide a way to account for meals that the user may not consume. During implementation, I added Include/Exclude controls to each meal displayed on the </w:t>
-      </w:r>
-      <w:proofErr w:type="gramStart"/>
-      <w:r>
-        <w:t>Home</w:t>
-      </w:r>
-      <w:proofErr w:type="gramEnd"/>
-      <w:r>
-        <w:t xml:space="preserve"> screen. This allows a user to temporarily exclude a planned meal, such as when eating out for lunch, without removing or modifying the meal within the generated meal plan. When a meal is excluded, the daily calorie and macronutrient totals displayed on the </w:t>
-      </w:r>
-      <w:proofErr w:type="gramStart"/>
-      <w:r>
-        <w:t>Home</w:t>
-      </w:r>
-      <w:proofErr w:type="gramEnd"/>
-      <w:r>
-        <w:t xml:space="preserve"> screen are recalculated using only the remaining included meals. The meal remains visible and can be included again at any time. This functionality was not included in the original interface design but was added during implementation to make the daily nutrition information more representative of the meals the user intends to consume.</w:t>
+        <w:t>A further change was made to the Home screen to improve the accuracy of the daily nutrition summary. The original interface design displayed the user's generated breakfast, lunch and dinner but did not provide a way to account for meals that the user may not consume. During implementation, I added Include/Exclude controls to each meal displayed on the Home screen. This allows a user to temporarily exclude a planned meal, such as when eating out for lunch, without removing or modifying the meal within the generated meal plan. When a meal is excluded, the daily calorie and macronutrient totals displayed on the Home screen are recalculated using only the remaining included meals. The meal remains visible and can be included again at any time. This functionality was not included in the original interface design but was added during implementation to make the daily nutrition information more representative of the meals the user intends to consume.</w:t>
       </w:r>
     </w:p>
     <w:p>
@@ -6173,7 +6210,7 @@
                     <pic:cNvPicPr/>
                   </pic:nvPicPr>
                   <pic:blipFill>
-                    <a:blip r:embed="rId9"/>
+                    <a:blip r:embed="rId10"/>
                     <a:stretch>
                       <a:fillRect/>
                     </a:stretch>
@@ -6210,15 +6247,7 @@
     </w:p>
     <w:p>
       <w:r>
-        <w:t xml:space="preserve">The AI-Based Smart Meal Planner was developed to assist users with personalised meal planning; however, ethical and professional considerations must be </w:t>
-      </w:r>
-      <w:proofErr w:type="gramStart"/>
-      <w:r>
-        <w:t>taken into account</w:t>
-      </w:r>
-      <w:proofErr w:type="gramEnd"/>
-      <w:r>
-        <w:t xml:space="preserve"> due to the application's use of Generative AI and nutritional information. Although the application uses the Australian Food Composition Database (AFCD) to calculate nutritional values, the accuracy of these calculations depends on the ingredients generated, their quantities and how successfully they are matched to the dataset. As identified during testing, incorrect ingredient matching or quantity interpretation can result in inaccurate nutritional information.</w:t>
+        <w:t>The AI-Based Smart Meal Planner was developed to assist users with personalised meal planning; however, ethical and professional considerations must be taken into account due to the application's use of Generative AI and nutritional information. Although the application uses the Australian Food Composition Database (AFCD) to calculate nutritional values, the accuracy of these calculations depends on the ingredients generated, their quantities and how successfully they are matched to the dataset. As identified during testing, incorrect ingredient matching or quantity interpretation can result in inaccurate nutritional information.</w:t>
       </w:r>
     </w:p>
     <w:p>

--- a/Assessment 3 - Project Final.docx
+++ b/Assessment 3 - Project Final.docx
@@ -335,7 +335,7 @@
           <w:r>
             <w:fldChar w:fldCharType="separate"/>
           </w:r>
-          <w:hyperlink w:anchor="_Toc242738714" w:history="1">
+          <w:hyperlink w:anchor="_Toc242739642" w:history="1">
             <w:r>
               <w:rPr>
                 <w:rStyle w:val="Hyperlink"/>
@@ -362,7 +362,7 @@
                 <w:noProof/>
                 <w:webHidden/>
               </w:rPr>
-              <w:instrText xml:space="preserve"> PAGEREF _Toc242738714 \h </w:instrText>
+              <w:instrText xml:space="preserve"> PAGEREF _Toc242739642 \h </w:instrText>
             </w:r>
             <w:r>
               <w:rPr>
@@ -409,7 +409,7 @@
               <w14:ligatures w14:val="standardContextual"/>
             </w:rPr>
           </w:pPr>
-          <w:hyperlink w:anchor="_Toc242738715" w:history="1">
+          <w:hyperlink w:anchor="_Toc242739643" w:history="1">
             <w:r>
               <w:rPr>
                 <w:rStyle w:val="Hyperlink"/>
@@ -436,7 +436,7 @@
                 <w:noProof/>
                 <w:webHidden/>
               </w:rPr>
-              <w:instrText xml:space="preserve"> PAGEREF _Toc242738715 \h </w:instrText>
+              <w:instrText xml:space="preserve"> PAGEREF _Toc242739643 \h </w:instrText>
             </w:r>
             <w:r>
               <w:rPr>
@@ -483,7 +483,7 @@
               <w14:ligatures w14:val="standardContextual"/>
             </w:rPr>
           </w:pPr>
-          <w:hyperlink w:anchor="_Toc242738716" w:history="1">
+          <w:hyperlink w:anchor="_Toc242739644" w:history="1">
             <w:r>
               <w:rPr>
                 <w:rStyle w:val="Hyperlink"/>
@@ -510,7 +510,7 @@
                 <w:noProof/>
                 <w:webHidden/>
               </w:rPr>
-              <w:instrText xml:space="preserve"> PAGEREF _Toc242738716 \h </w:instrText>
+              <w:instrText xml:space="preserve"> PAGEREF _Toc242739644 \h </w:instrText>
             </w:r>
             <w:r>
               <w:rPr>
@@ -557,7 +557,7 @@
               <w14:ligatures w14:val="standardContextual"/>
             </w:rPr>
           </w:pPr>
-          <w:hyperlink w:anchor="_Toc242738717" w:history="1">
+          <w:hyperlink w:anchor="_Toc242739645" w:history="1">
             <w:r>
               <w:rPr>
                 <w:rStyle w:val="Hyperlink"/>
@@ -584,7 +584,7 @@
                 <w:noProof/>
                 <w:webHidden/>
               </w:rPr>
-              <w:instrText xml:space="preserve"> PAGEREF _Toc242738717 \h </w:instrText>
+              <w:instrText xml:space="preserve"> PAGEREF _Toc242739645 \h </w:instrText>
             </w:r>
             <w:r>
               <w:rPr>
@@ -631,7 +631,7 @@
               <w14:ligatures w14:val="standardContextual"/>
             </w:rPr>
           </w:pPr>
-          <w:hyperlink w:anchor="_Toc242738718" w:history="1">
+          <w:hyperlink w:anchor="_Toc242739646" w:history="1">
             <w:r>
               <w:rPr>
                 <w:rStyle w:val="Hyperlink"/>
@@ -658,7 +658,7 @@
                 <w:noProof/>
                 <w:webHidden/>
               </w:rPr>
-              <w:instrText xml:space="preserve"> PAGEREF _Toc242738718 \h </w:instrText>
+              <w:instrText xml:space="preserve"> PAGEREF _Toc242739646 \h </w:instrText>
             </w:r>
             <w:r>
               <w:rPr>
@@ -705,7 +705,7 @@
               <w14:ligatures w14:val="standardContextual"/>
             </w:rPr>
           </w:pPr>
-          <w:hyperlink w:anchor="_Toc242738719" w:history="1">
+          <w:hyperlink w:anchor="_Toc242739647" w:history="1">
             <w:r>
               <w:rPr>
                 <w:rStyle w:val="Hyperlink"/>
@@ -732,7 +732,7 @@
                 <w:noProof/>
                 <w:webHidden/>
               </w:rPr>
-              <w:instrText xml:space="preserve"> PAGEREF _Toc242738719 \h </w:instrText>
+              <w:instrText xml:space="preserve"> PAGEREF _Toc242739647 \h </w:instrText>
             </w:r>
             <w:r>
               <w:rPr>
@@ -779,7 +779,7 @@
               <w14:ligatures w14:val="standardContextual"/>
             </w:rPr>
           </w:pPr>
-          <w:hyperlink w:anchor="_Toc242738720" w:history="1">
+          <w:hyperlink w:anchor="_Toc242739648" w:history="1">
             <w:r>
               <w:rPr>
                 <w:rStyle w:val="Hyperlink"/>
@@ -806,7 +806,7 @@
                 <w:noProof/>
                 <w:webHidden/>
               </w:rPr>
-              <w:instrText xml:space="preserve"> PAGEREF _Toc242738720 \h </w:instrText>
+              <w:instrText xml:space="preserve"> PAGEREF _Toc242739648 \h </w:instrText>
             </w:r>
             <w:r>
               <w:rPr>
@@ -853,7 +853,7 @@
               <w14:ligatures w14:val="standardContextual"/>
             </w:rPr>
           </w:pPr>
-          <w:hyperlink w:anchor="_Toc242738721" w:history="1">
+          <w:hyperlink w:anchor="_Toc242739649" w:history="1">
             <w:r>
               <w:rPr>
                 <w:rStyle w:val="Hyperlink"/>
@@ -880,7 +880,7 @@
                 <w:noProof/>
                 <w:webHidden/>
               </w:rPr>
-              <w:instrText xml:space="preserve"> PAGEREF _Toc242738721 \h </w:instrText>
+              <w:instrText xml:space="preserve"> PAGEREF _Toc242739649 \h </w:instrText>
             </w:r>
             <w:r>
               <w:rPr>
@@ -927,7 +927,7 @@
               <w14:ligatures w14:val="standardContextual"/>
             </w:rPr>
           </w:pPr>
-          <w:hyperlink w:anchor="_Toc242738722" w:history="1">
+          <w:hyperlink w:anchor="_Toc242739650" w:history="1">
             <w:r>
               <w:rPr>
                 <w:rStyle w:val="Hyperlink"/>
@@ -954,7 +954,7 @@
                 <w:noProof/>
                 <w:webHidden/>
               </w:rPr>
-              <w:instrText xml:space="preserve"> PAGEREF _Toc242738722 \h </w:instrText>
+              <w:instrText xml:space="preserve"> PAGEREF _Toc242739650 \h </w:instrText>
             </w:r>
             <w:r>
               <w:rPr>
@@ -1001,7 +1001,7 @@
               <w14:ligatures w14:val="standardContextual"/>
             </w:rPr>
           </w:pPr>
-          <w:hyperlink w:anchor="_Toc242738723" w:history="1">
+          <w:hyperlink w:anchor="_Toc242739651" w:history="1">
             <w:r>
               <w:rPr>
                 <w:rStyle w:val="Hyperlink"/>
@@ -1028,7 +1028,7 @@
                 <w:noProof/>
                 <w:webHidden/>
               </w:rPr>
-              <w:instrText xml:space="preserve"> PAGEREF _Toc242738723 \h </w:instrText>
+              <w:instrText xml:space="preserve"> PAGEREF _Toc242739651 \h </w:instrText>
             </w:r>
             <w:r>
               <w:rPr>
@@ -1075,7 +1075,7 @@
               <w14:ligatures w14:val="standardContextual"/>
             </w:rPr>
           </w:pPr>
-          <w:hyperlink w:anchor="_Toc242738724" w:history="1">
+          <w:hyperlink w:anchor="_Toc242739652" w:history="1">
             <w:r>
               <w:rPr>
                 <w:rStyle w:val="Hyperlink"/>
@@ -1102,7 +1102,7 @@
                 <w:noProof/>
                 <w:webHidden/>
               </w:rPr>
-              <w:instrText xml:space="preserve"> PAGEREF _Toc242738724 \h </w:instrText>
+              <w:instrText xml:space="preserve"> PAGEREF _Toc242739652 \h </w:instrText>
             </w:r>
             <w:r>
               <w:rPr>
@@ -1149,7 +1149,7 @@
               <w14:ligatures w14:val="standardContextual"/>
             </w:rPr>
           </w:pPr>
-          <w:hyperlink w:anchor="_Toc242738725" w:history="1">
+          <w:hyperlink w:anchor="_Toc242739653" w:history="1">
             <w:r>
               <w:rPr>
                 <w:rStyle w:val="Hyperlink"/>
@@ -1176,7 +1176,7 @@
                 <w:noProof/>
                 <w:webHidden/>
               </w:rPr>
-              <w:instrText xml:space="preserve"> PAGEREF _Toc242738725 \h </w:instrText>
+              <w:instrText xml:space="preserve"> PAGEREF _Toc242739653 \h </w:instrText>
             </w:r>
             <w:r>
               <w:rPr>
@@ -1223,7 +1223,7 @@
               <w14:ligatures w14:val="standardContextual"/>
             </w:rPr>
           </w:pPr>
-          <w:hyperlink w:anchor="_Toc242738726" w:history="1">
+          <w:hyperlink w:anchor="_Toc242739654" w:history="1">
             <w:r>
               <w:rPr>
                 <w:rStyle w:val="Hyperlink"/>
@@ -1250,7 +1250,7 @@
                 <w:noProof/>
                 <w:webHidden/>
               </w:rPr>
-              <w:instrText xml:space="preserve"> PAGEREF _Toc242738726 \h </w:instrText>
+              <w:instrText xml:space="preserve"> PAGEREF _Toc242739654 \h </w:instrText>
             </w:r>
             <w:r>
               <w:rPr>
@@ -1297,7 +1297,7 @@
               <w14:ligatures w14:val="standardContextual"/>
             </w:rPr>
           </w:pPr>
-          <w:hyperlink w:anchor="_Toc242738727" w:history="1">
+          <w:hyperlink w:anchor="_Toc242739655" w:history="1">
             <w:r>
               <w:rPr>
                 <w:rStyle w:val="Hyperlink"/>
@@ -1324,7 +1324,7 @@
                 <w:noProof/>
                 <w:webHidden/>
               </w:rPr>
-              <w:instrText xml:space="preserve"> PAGEREF _Toc242738727 \h </w:instrText>
+              <w:instrText xml:space="preserve"> PAGEREF _Toc242739655 \h </w:instrText>
             </w:r>
             <w:r>
               <w:rPr>
@@ -1371,7 +1371,7 @@
               <w14:ligatures w14:val="standardContextual"/>
             </w:rPr>
           </w:pPr>
-          <w:hyperlink w:anchor="_Toc242738728" w:history="1">
+          <w:hyperlink w:anchor="_Toc242739656" w:history="1">
             <w:r>
               <w:rPr>
                 <w:rStyle w:val="Hyperlink"/>
@@ -1398,7 +1398,7 @@
                 <w:noProof/>
                 <w:webHidden/>
               </w:rPr>
-              <w:instrText xml:space="preserve"> PAGEREF _Toc242738728 \h </w:instrText>
+              <w:instrText xml:space="preserve"> PAGEREF _Toc242739656 \h </w:instrText>
             </w:r>
             <w:r>
               <w:rPr>
@@ -1445,7 +1445,7 @@
               <w14:ligatures w14:val="standardContextual"/>
             </w:rPr>
           </w:pPr>
-          <w:hyperlink w:anchor="_Toc242738729" w:history="1">
+          <w:hyperlink w:anchor="_Toc242739657" w:history="1">
             <w:r>
               <w:rPr>
                 <w:rStyle w:val="Hyperlink"/>
@@ -1472,7 +1472,7 @@
                 <w:noProof/>
                 <w:webHidden/>
               </w:rPr>
-              <w:instrText xml:space="preserve"> PAGEREF _Toc242738729 \h </w:instrText>
+              <w:instrText xml:space="preserve"> PAGEREF _Toc242739657 \h </w:instrText>
             </w:r>
             <w:r>
               <w:rPr>
@@ -1519,7 +1519,7 @@
               <w14:ligatures w14:val="standardContextual"/>
             </w:rPr>
           </w:pPr>
-          <w:hyperlink w:anchor="_Toc242738730" w:history="1">
+          <w:hyperlink w:anchor="_Toc242739658" w:history="1">
             <w:r>
               <w:rPr>
                 <w:rStyle w:val="Hyperlink"/>
@@ -1546,7 +1546,7 @@
                 <w:noProof/>
                 <w:webHidden/>
               </w:rPr>
-              <w:instrText xml:space="preserve"> PAGEREF _Toc242738730 \h </w:instrText>
+              <w:instrText xml:space="preserve"> PAGEREF _Toc242739658 \h </w:instrText>
             </w:r>
             <w:r>
               <w:rPr>
@@ -1593,7 +1593,7 @@
               <w14:ligatures w14:val="standardContextual"/>
             </w:rPr>
           </w:pPr>
-          <w:hyperlink w:anchor="_Toc242738731" w:history="1">
+          <w:hyperlink w:anchor="_Toc242739659" w:history="1">
             <w:r>
               <w:rPr>
                 <w:rStyle w:val="Hyperlink"/>
@@ -1620,7 +1620,7 @@
                 <w:noProof/>
                 <w:webHidden/>
               </w:rPr>
-              <w:instrText xml:space="preserve"> PAGEREF _Toc242738731 \h </w:instrText>
+              <w:instrText xml:space="preserve"> PAGEREF _Toc242739659 \h </w:instrText>
             </w:r>
             <w:r>
               <w:rPr>
@@ -1667,7 +1667,7 @@
               <w14:ligatures w14:val="standardContextual"/>
             </w:rPr>
           </w:pPr>
-          <w:hyperlink w:anchor="_Toc242738732" w:history="1">
+          <w:hyperlink w:anchor="_Toc242739660" w:history="1">
             <w:r>
               <w:rPr>
                 <w:rStyle w:val="Hyperlink"/>
@@ -1694,7 +1694,7 @@
                 <w:noProof/>
                 <w:webHidden/>
               </w:rPr>
-              <w:instrText xml:space="preserve"> PAGEREF _Toc242738732 \h </w:instrText>
+              <w:instrText xml:space="preserve"> PAGEREF _Toc242739660 \h </w:instrText>
             </w:r>
             <w:r>
               <w:rPr>
@@ -1741,7 +1741,7 @@
               <w14:ligatures w14:val="standardContextual"/>
             </w:rPr>
           </w:pPr>
-          <w:hyperlink w:anchor="_Toc242738733" w:history="1">
+          <w:hyperlink w:anchor="_Toc242739661" w:history="1">
             <w:r>
               <w:rPr>
                 <w:rStyle w:val="Hyperlink"/>
@@ -1768,7 +1768,7 @@
                 <w:noProof/>
                 <w:webHidden/>
               </w:rPr>
-              <w:instrText xml:space="preserve"> PAGEREF _Toc242738733 \h </w:instrText>
+              <w:instrText xml:space="preserve"> PAGEREF _Toc242739661 \h </w:instrText>
             </w:r>
             <w:r>
               <w:rPr>
@@ -1815,7 +1815,7 @@
               <w14:ligatures w14:val="standardContextual"/>
             </w:rPr>
           </w:pPr>
-          <w:hyperlink w:anchor="_Toc242738734" w:history="1">
+          <w:hyperlink w:anchor="_Toc242739662" w:history="1">
             <w:r>
               <w:rPr>
                 <w:rStyle w:val="Hyperlink"/>
@@ -1842,7 +1842,7 @@
                 <w:noProof/>
                 <w:webHidden/>
               </w:rPr>
-              <w:instrText xml:space="preserve"> PAGEREF _Toc242738734 \h </w:instrText>
+              <w:instrText xml:space="preserve"> PAGEREF _Toc242739662 \h </w:instrText>
             </w:r>
             <w:r>
               <w:rPr>
@@ -1889,7 +1889,7 @@
               <w14:ligatures w14:val="standardContextual"/>
             </w:rPr>
           </w:pPr>
-          <w:hyperlink w:anchor="_Toc242738735" w:history="1">
+          <w:hyperlink w:anchor="_Toc242739663" w:history="1">
             <w:r>
               <w:rPr>
                 <w:rStyle w:val="Hyperlink"/>
@@ -1916,7 +1916,7 @@
                 <w:noProof/>
                 <w:webHidden/>
               </w:rPr>
-              <w:instrText xml:space="preserve"> PAGEREF _Toc242738735 \h </w:instrText>
+              <w:instrText xml:space="preserve"> PAGEREF _Toc242739663 \h </w:instrText>
             </w:r>
             <w:r>
               <w:rPr>
@@ -1963,7 +1963,7 @@
               <w14:ligatures w14:val="standardContextual"/>
             </w:rPr>
           </w:pPr>
-          <w:hyperlink w:anchor="_Toc242738736" w:history="1">
+          <w:hyperlink w:anchor="_Toc242739664" w:history="1">
             <w:r>
               <w:rPr>
                 <w:rStyle w:val="Hyperlink"/>
@@ -1990,7 +1990,7 @@
                 <w:noProof/>
                 <w:webHidden/>
               </w:rPr>
-              <w:instrText xml:space="preserve"> PAGEREF _Toc242738736 \h </w:instrText>
+              <w:instrText xml:space="preserve"> PAGEREF _Toc242739664 \h </w:instrText>
             </w:r>
             <w:r>
               <w:rPr>
@@ -2037,7 +2037,7 @@
               <w14:ligatures w14:val="standardContextual"/>
             </w:rPr>
           </w:pPr>
-          <w:hyperlink w:anchor="_Toc242738737" w:history="1">
+          <w:hyperlink w:anchor="_Toc242739665" w:history="1">
             <w:r>
               <w:rPr>
                 <w:rStyle w:val="Hyperlink"/>
@@ -2064,7 +2064,7 @@
                 <w:noProof/>
                 <w:webHidden/>
               </w:rPr>
-              <w:instrText xml:space="preserve"> PAGEREF _Toc242738737 \h </w:instrText>
+              <w:instrText xml:space="preserve"> PAGEREF _Toc242739665 \h </w:instrText>
             </w:r>
             <w:r>
               <w:rPr>
@@ -2111,7 +2111,7 @@
               <w14:ligatures w14:val="standardContextual"/>
             </w:rPr>
           </w:pPr>
-          <w:hyperlink w:anchor="_Toc242738738" w:history="1">
+          <w:hyperlink w:anchor="_Toc242739666" w:history="1">
             <w:r>
               <w:rPr>
                 <w:rStyle w:val="Hyperlink"/>
@@ -2138,7 +2138,7 @@
                 <w:noProof/>
                 <w:webHidden/>
               </w:rPr>
-              <w:instrText xml:space="preserve"> PAGEREF _Toc242738738 \h </w:instrText>
+              <w:instrText xml:space="preserve"> PAGEREF _Toc242739666 \h </w:instrText>
             </w:r>
             <w:r>
               <w:rPr>
@@ -2185,7 +2185,7 @@
               <w14:ligatures w14:val="standardContextual"/>
             </w:rPr>
           </w:pPr>
-          <w:hyperlink w:anchor="_Toc242738739" w:history="1">
+          <w:hyperlink w:anchor="_Toc242739667" w:history="1">
             <w:r>
               <w:rPr>
                 <w:rStyle w:val="Hyperlink"/>
@@ -2212,7 +2212,7 @@
                 <w:noProof/>
                 <w:webHidden/>
               </w:rPr>
-              <w:instrText xml:space="preserve"> PAGEREF _Toc242738739 \h </w:instrText>
+              <w:instrText xml:space="preserve"> PAGEREF _Toc242739667 \h </w:instrText>
             </w:r>
             <w:r>
               <w:rPr>
@@ -2259,13 +2259,13 @@
               <w14:ligatures w14:val="standardContextual"/>
             </w:rPr>
           </w:pPr>
-          <w:hyperlink w:anchor="_Toc242738740" w:history="1">
+          <w:hyperlink w:anchor="_Toc242739668" w:history="1">
             <w:r>
               <w:rPr>
                 <w:rStyle w:val="Hyperlink"/>
                 <w:noProof/>
               </w:rPr>
-              <w:t>All members - Updated UML class diagrams vs Originals</w:t>
+              <w:t>All members - Updated UML class diagrams</w:t>
             </w:r>
             <w:r>
               <w:rPr>
@@ -2286,7 +2286,7 @@
                 <w:noProof/>
                 <w:webHidden/>
               </w:rPr>
-              <w:instrText xml:space="preserve"> PAGEREF _Toc242738740 \h </w:instrText>
+              <w:instrText xml:space="preserve"> PAGEREF _Toc242739668 \h </w:instrText>
             </w:r>
             <w:r>
               <w:rPr>
@@ -2333,7 +2333,7 @@
               <w14:ligatures w14:val="standardContextual"/>
             </w:rPr>
           </w:pPr>
-          <w:hyperlink w:anchor="_Toc242738741" w:history="1">
+          <w:hyperlink w:anchor="_Toc242739669" w:history="1">
             <w:r>
               <w:rPr>
                 <w:rStyle w:val="Hyperlink"/>
@@ -2360,7 +2360,7 @@
                 <w:noProof/>
                 <w:webHidden/>
               </w:rPr>
-              <w:instrText xml:space="preserve"> PAGEREF _Toc242738741 \h </w:instrText>
+              <w:instrText xml:space="preserve"> PAGEREF _Toc242739669 \h </w:instrText>
             </w:r>
             <w:r>
               <w:rPr>
@@ -2407,7 +2407,7 @@
               <w14:ligatures w14:val="standardContextual"/>
             </w:rPr>
           </w:pPr>
-          <w:hyperlink w:anchor="_Toc242738742" w:history="1">
+          <w:hyperlink w:anchor="_Toc242739670" w:history="1">
             <w:r>
               <w:rPr>
                 <w:rStyle w:val="Hyperlink"/>
@@ -2434,7 +2434,7 @@
                 <w:noProof/>
                 <w:webHidden/>
               </w:rPr>
-              <w:instrText xml:space="preserve"> PAGEREF _Toc242738742 \h </w:instrText>
+              <w:instrText xml:space="preserve"> PAGEREF _Toc242739670 \h </w:instrText>
             </w:r>
             <w:r>
               <w:rPr>
@@ -2481,7 +2481,7 @@
               <w14:ligatures w14:val="standardContextual"/>
             </w:rPr>
           </w:pPr>
-          <w:hyperlink w:anchor="_Toc242738743" w:history="1">
+          <w:hyperlink w:anchor="_Toc242739671" w:history="1">
             <w:r>
               <w:rPr>
                 <w:rStyle w:val="Hyperlink"/>
@@ -2508,7 +2508,7 @@
                 <w:noProof/>
                 <w:webHidden/>
               </w:rPr>
-              <w:instrText xml:space="preserve"> PAGEREF _Toc242738743 \h </w:instrText>
+              <w:instrText xml:space="preserve"> PAGEREF _Toc242739671 \h </w:instrText>
             </w:r>
             <w:r>
               <w:rPr>
@@ -2555,7 +2555,7 @@
               <w14:ligatures w14:val="standardContextual"/>
             </w:rPr>
           </w:pPr>
-          <w:hyperlink w:anchor="_Toc242738744" w:history="1">
+          <w:hyperlink w:anchor="_Toc242739672" w:history="1">
             <w:r>
               <w:rPr>
                 <w:rStyle w:val="Hyperlink"/>
@@ -2582,7 +2582,7 @@
                 <w:noProof/>
                 <w:webHidden/>
               </w:rPr>
-              <w:instrText xml:space="preserve"> PAGEREF _Toc242738744 \h </w:instrText>
+              <w:instrText xml:space="preserve"> PAGEREF _Toc242739672 \h </w:instrText>
             </w:r>
             <w:r>
               <w:rPr>
@@ -2629,7 +2629,7 @@
               <w14:ligatures w14:val="standardContextual"/>
             </w:rPr>
           </w:pPr>
-          <w:hyperlink w:anchor="_Toc242738745" w:history="1">
+          <w:hyperlink w:anchor="_Toc242739673" w:history="1">
             <w:r>
               <w:rPr>
                 <w:rStyle w:val="Hyperlink"/>
@@ -2656,7 +2656,7 @@
                 <w:noProof/>
                 <w:webHidden/>
               </w:rPr>
-              <w:instrText xml:space="preserve"> PAGEREF _Toc242738745 \h </w:instrText>
+              <w:instrText xml:space="preserve"> PAGEREF _Toc242739673 \h </w:instrText>
             </w:r>
             <w:r>
               <w:rPr>
@@ -2703,7 +2703,7 @@
               <w14:ligatures w14:val="standardContextual"/>
             </w:rPr>
           </w:pPr>
-          <w:hyperlink w:anchor="_Toc242738746" w:history="1">
+          <w:hyperlink w:anchor="_Toc242739674" w:history="1">
             <w:r>
               <w:rPr>
                 <w:rStyle w:val="Hyperlink"/>
@@ -2730,7 +2730,7 @@
                 <w:noProof/>
                 <w:webHidden/>
               </w:rPr>
-              <w:instrText xml:space="preserve"> PAGEREF _Toc242738746 \h </w:instrText>
+              <w:instrText xml:space="preserve"> PAGEREF _Toc242739674 \h </w:instrText>
             </w:r>
             <w:r>
               <w:rPr>
@@ -2777,7 +2777,7 @@
               <w14:ligatures w14:val="standardContextual"/>
             </w:rPr>
           </w:pPr>
-          <w:hyperlink w:anchor="_Toc242738747" w:history="1">
+          <w:hyperlink w:anchor="_Toc242739675" w:history="1">
             <w:r>
               <w:rPr>
                 <w:rStyle w:val="Hyperlink"/>
@@ -2804,7 +2804,7 @@
                 <w:noProof/>
                 <w:webHidden/>
               </w:rPr>
-              <w:instrText xml:space="preserve"> PAGEREF _Toc242738747 \h </w:instrText>
+              <w:instrText xml:space="preserve"> PAGEREF _Toc242739675 \h </w:instrText>
             </w:r>
             <w:r>
               <w:rPr>
@@ -2851,7 +2851,7 @@
               <w14:ligatures w14:val="standardContextual"/>
             </w:rPr>
           </w:pPr>
-          <w:hyperlink w:anchor="_Toc242738748" w:history="1">
+          <w:hyperlink w:anchor="_Toc242739676" w:history="1">
             <w:r>
               <w:rPr>
                 <w:rStyle w:val="Hyperlink"/>
@@ -2878,7 +2878,7 @@
                 <w:noProof/>
                 <w:webHidden/>
               </w:rPr>
-              <w:instrText xml:space="preserve"> PAGEREF _Toc242738748 \h </w:instrText>
+              <w:instrText xml:space="preserve"> PAGEREF _Toc242739676 \h </w:instrText>
             </w:r>
             <w:r>
               <w:rPr>
@@ -2925,7 +2925,7 @@
               <w14:ligatures w14:val="standardContextual"/>
             </w:rPr>
           </w:pPr>
-          <w:hyperlink w:anchor="_Toc242738749" w:history="1">
+          <w:hyperlink w:anchor="_Toc242739677" w:history="1">
             <w:r>
               <w:rPr>
                 <w:rStyle w:val="Hyperlink"/>
@@ -2952,7 +2952,7 @@
                 <w:noProof/>
                 <w:webHidden/>
               </w:rPr>
-              <w:instrText xml:space="preserve"> PAGEREF _Toc242738749 \h </w:instrText>
+              <w:instrText xml:space="preserve"> PAGEREF _Toc242739677 \h </w:instrText>
             </w:r>
             <w:r>
               <w:rPr>
@@ -2999,7 +2999,7 @@
               <w14:ligatures w14:val="standardContextual"/>
             </w:rPr>
           </w:pPr>
-          <w:hyperlink w:anchor="_Toc242738750" w:history="1">
+          <w:hyperlink w:anchor="_Toc242739678" w:history="1">
             <w:r>
               <w:rPr>
                 <w:rStyle w:val="Hyperlink"/>
@@ -3026,7 +3026,7 @@
                 <w:noProof/>
                 <w:webHidden/>
               </w:rPr>
-              <w:instrText xml:space="preserve"> PAGEREF _Toc242738750 \h </w:instrText>
+              <w:instrText xml:space="preserve"> PAGEREF _Toc242739678 \h </w:instrText>
             </w:r>
             <w:r>
               <w:rPr>
@@ -3073,7 +3073,7 @@
               <w14:ligatures w14:val="standardContextual"/>
             </w:rPr>
           </w:pPr>
-          <w:hyperlink w:anchor="_Toc242738751" w:history="1">
+          <w:hyperlink w:anchor="_Toc242739679" w:history="1">
             <w:r>
               <w:rPr>
                 <w:rStyle w:val="Hyperlink"/>
@@ -3100,7 +3100,7 @@
                 <w:noProof/>
                 <w:webHidden/>
               </w:rPr>
-              <w:instrText xml:space="preserve"> PAGEREF _Toc242738751 \h </w:instrText>
+              <w:instrText xml:space="preserve"> PAGEREF _Toc242739679 \h </w:instrText>
             </w:r>
             <w:r>
               <w:rPr>
@@ -3147,7 +3147,7 @@
               <w14:ligatures w14:val="standardContextual"/>
             </w:rPr>
           </w:pPr>
-          <w:hyperlink w:anchor="_Toc242738752" w:history="1">
+          <w:hyperlink w:anchor="_Toc242739680" w:history="1">
             <w:r>
               <w:rPr>
                 <w:rStyle w:val="Hyperlink"/>
@@ -3174,7 +3174,7 @@
                 <w:noProof/>
                 <w:webHidden/>
               </w:rPr>
-              <w:instrText xml:space="preserve"> PAGEREF _Toc242738752 \h </w:instrText>
+              <w:instrText xml:space="preserve"> PAGEREF _Toc242739680 \h </w:instrText>
             </w:r>
             <w:r>
               <w:rPr>
@@ -3221,7 +3221,7 @@
               <w14:ligatures w14:val="standardContextual"/>
             </w:rPr>
           </w:pPr>
-          <w:hyperlink w:anchor="_Toc242738753" w:history="1">
+          <w:hyperlink w:anchor="_Toc242739681" w:history="1">
             <w:r>
               <w:rPr>
                 <w:rStyle w:val="Hyperlink"/>
@@ -3248,7 +3248,7 @@
                 <w:noProof/>
                 <w:webHidden/>
               </w:rPr>
-              <w:instrText xml:space="preserve"> PAGEREF _Toc242738753 \h </w:instrText>
+              <w:instrText xml:space="preserve"> PAGEREF _Toc242739681 \h </w:instrText>
             </w:r>
             <w:r>
               <w:rPr>
@@ -3295,7 +3295,7 @@
               <w14:ligatures w14:val="standardContextual"/>
             </w:rPr>
           </w:pPr>
-          <w:hyperlink w:anchor="_Toc242738754" w:history="1">
+          <w:hyperlink w:anchor="_Toc242739682" w:history="1">
             <w:r>
               <w:rPr>
                 <w:rStyle w:val="Hyperlink"/>
@@ -3322,7 +3322,7 @@
                 <w:noProof/>
                 <w:webHidden/>
               </w:rPr>
-              <w:instrText xml:space="preserve"> PAGEREF _Toc242738754 \h </w:instrText>
+              <w:instrText xml:space="preserve"> PAGEREF _Toc242739682 \h </w:instrText>
             </w:r>
             <w:r>
               <w:rPr>
@@ -3369,7 +3369,7 @@
               <w14:ligatures w14:val="standardContextual"/>
             </w:rPr>
           </w:pPr>
-          <w:hyperlink w:anchor="_Toc242738755" w:history="1">
+          <w:hyperlink w:anchor="_Toc242739683" w:history="1">
             <w:r>
               <w:rPr>
                 <w:rStyle w:val="Hyperlink"/>
@@ -3396,7 +3396,7 @@
                 <w:noProof/>
                 <w:webHidden/>
               </w:rPr>
-              <w:instrText xml:space="preserve"> PAGEREF _Toc242738755 \h </w:instrText>
+              <w:instrText xml:space="preserve"> PAGEREF _Toc242739683 \h </w:instrText>
             </w:r>
             <w:r>
               <w:rPr>
@@ -3443,7 +3443,7 @@
               <w14:ligatures w14:val="standardContextual"/>
             </w:rPr>
           </w:pPr>
-          <w:hyperlink w:anchor="_Toc242738756" w:history="1">
+          <w:hyperlink w:anchor="_Toc242739684" w:history="1">
             <w:r>
               <w:rPr>
                 <w:rStyle w:val="Hyperlink"/>
@@ -3470,7 +3470,7 @@
                 <w:noProof/>
                 <w:webHidden/>
               </w:rPr>
-              <w:instrText xml:space="preserve"> PAGEREF _Toc242738756 \h </w:instrText>
+              <w:instrText xml:space="preserve"> PAGEREF _Toc242739684 \h </w:instrText>
             </w:r>
             <w:r>
               <w:rPr>
@@ -3517,7 +3517,7 @@
               <w14:ligatures w14:val="standardContextual"/>
             </w:rPr>
           </w:pPr>
-          <w:hyperlink w:anchor="_Toc242738757" w:history="1">
+          <w:hyperlink w:anchor="_Toc242739685" w:history="1">
             <w:r>
               <w:rPr>
                 <w:rStyle w:val="Hyperlink"/>
@@ -3544,7 +3544,7 @@
                 <w:noProof/>
                 <w:webHidden/>
               </w:rPr>
-              <w:instrText xml:space="preserve"> PAGEREF _Toc242738757 \h </w:instrText>
+              <w:instrText xml:space="preserve"> PAGEREF _Toc242739685 \h </w:instrText>
             </w:r>
             <w:r>
               <w:rPr>
@@ -3591,7 +3591,7 @@
               <w14:ligatures w14:val="standardContextual"/>
             </w:rPr>
           </w:pPr>
-          <w:hyperlink w:anchor="_Toc242738758" w:history="1">
+          <w:hyperlink w:anchor="_Toc242739686" w:history="1">
             <w:r>
               <w:rPr>
                 <w:rStyle w:val="Hyperlink"/>
@@ -3618,7 +3618,7 @@
                 <w:noProof/>
                 <w:webHidden/>
               </w:rPr>
-              <w:instrText xml:space="preserve"> PAGEREF _Toc242738758 \h </w:instrText>
+              <w:instrText xml:space="preserve"> PAGEREF _Toc242739686 \h </w:instrText>
             </w:r>
             <w:r>
               <w:rPr>
@@ -3673,7 +3673,7 @@
       <w:pPr>
         <w:pStyle w:val="Heading1"/>
       </w:pPr>
-      <w:bookmarkStart w:id="0" w:name="_Toc242738714"/>
+      <w:bookmarkStart w:id="0" w:name="_Toc242739642"/>
       <w:r>
         <w:lastRenderedPageBreak/>
         <w:t>Introduction</w:t>
@@ -3704,7 +3704,7 @@
       <w:pPr>
         <w:pStyle w:val="Heading1"/>
       </w:pPr>
-      <w:bookmarkStart w:id="1" w:name="_Toc242738715"/>
+      <w:bookmarkStart w:id="1" w:name="_Toc242739643"/>
       <w:r>
         <w:lastRenderedPageBreak/>
         <w:t>Project Progress and Tracking</w:t>
@@ -3744,7 +3744,7 @@
       <w:pPr>
         <w:pStyle w:val="Heading1"/>
       </w:pPr>
-      <w:bookmarkStart w:id="2" w:name="_Toc242738716"/>
+      <w:bookmarkStart w:id="2" w:name="_Toc242739644"/>
       <w:r>
         <w:lastRenderedPageBreak/>
         <w:t>Implemented User Stories, Interfaces, Features and Business Logic</w:t>
@@ -3755,7 +3755,7 @@
       <w:pPr>
         <w:pStyle w:val="Heading2"/>
       </w:pPr>
-      <w:bookmarkStart w:id="3" w:name="_Toc242738717"/>
+      <w:bookmarkStart w:id="3" w:name="_Toc242739645"/>
       <w:r>
         <w:t>User Profile and Mobile Interface — Matthew</w:t>
       </w:r>
@@ -3798,7 +3798,7 @@
       <w:pPr>
         <w:pStyle w:val="Heading2"/>
       </w:pPr>
-      <w:bookmarkStart w:id="4" w:name="_Toc242738718"/>
+      <w:bookmarkStart w:id="4" w:name="_Toc242739646"/>
       <w:r>
         <w:lastRenderedPageBreak/>
         <w:t>AI Meal Plan and Recipe Generation — Farhad</w:t>
@@ -3812,7 +3812,7 @@
       <w:pPr>
         <w:pStyle w:val="Heading2"/>
       </w:pPr>
-      <w:bookmarkStart w:id="5" w:name="_Toc242738719"/>
+      <w:bookmarkStart w:id="5" w:name="_Toc242739647"/>
       <w:r>
         <w:t>Nutrition Analysis, Grocery List and Data Storage — Ansh</w:t>
       </w:r>
@@ -3842,7 +3842,7 @@
       <w:pPr>
         <w:pStyle w:val="Heading1"/>
       </w:pPr>
-      <w:bookmarkStart w:id="6" w:name="_Toc242738720"/>
+      <w:bookmarkStart w:id="6" w:name="_Toc242739648"/>
       <w:r>
         <w:lastRenderedPageBreak/>
         <w:t>Implementation Details</w:t>
@@ -3853,7 +3853,7 @@
       <w:pPr>
         <w:pStyle w:val="Heading2"/>
       </w:pPr>
-      <w:bookmarkStart w:id="7" w:name="_Toc242738721"/>
+      <w:bookmarkStart w:id="7" w:name="_Toc242739649"/>
       <w:r>
         <w:t>User Profile and Mobile Interface — Matthew</w:t>
       </w:r>
@@ -3874,7 +3874,15 @@
     </w:p>
     <w:p>
       <w:r>
-        <w:t>The interface implementation also includes state handling and user feedback. For example, the Home screen distinguishes between having a generated meal plan and having no meal plan available, while the Profile interface updates the available-ingredient display as ingredients are added or removed. These behaviours were implemented to provide clear feedback and avoid displaying incomplete or misleading information to the user, consistent with the original interface requirement to provide feedback when information is missing or invalid.</w:t>
+        <w:t xml:space="preserve">The interface implementation also includes state handling and user feedback. For example, the </w:t>
+      </w:r>
+      <w:proofErr w:type="gramStart"/>
+      <w:r>
+        <w:t>Home</w:t>
+      </w:r>
+      <w:proofErr w:type="gramEnd"/>
+      <w:r>
+        <w:t xml:space="preserve"> screen distinguishes between having a generated meal plan and having no meal plan available, while the Profile interface updates the available-ingredient display as ingredients are added or removed. These behaviours were implemented to provide clear feedback and avoid displaying incomplete or misleading information to the user, consistent with the original interface requirement to provide feedback when information is missing or invalid.</w:t>
       </w:r>
     </w:p>
     <w:p>
@@ -3895,7 +3903,7 @@
       <w:pPr>
         <w:pStyle w:val="Heading2"/>
       </w:pPr>
-      <w:bookmarkStart w:id="8" w:name="_Toc242738722"/>
+      <w:bookmarkStart w:id="8" w:name="_Toc242739650"/>
       <w:r>
         <w:lastRenderedPageBreak/>
         <w:t>AI Meal Plan and Recipe Generation — Farhad</w:t>
@@ -3912,7 +3920,7 @@
       <w:pPr>
         <w:pStyle w:val="Heading2"/>
       </w:pPr>
-      <w:bookmarkStart w:id="9" w:name="_Toc242738723"/>
+      <w:bookmarkStart w:id="9" w:name="_Toc242739651"/>
       <w:r>
         <w:t>Nutrition Analysis, Grocery List and Data Storage</w:t>
       </w:r>
@@ -3932,7 +3940,15 @@
     </w:p>
     <w:p>
       <w:r>
-        <w:t>The nutrition analysis module was developed to handle ingredient lists from meal plans generated through the application and link them to nutritional records obtained from the Australian Food Composition Database (AFCD). The matching step handles the generated ingredient descriptions and quantities, then uses the matched nutritional values to calculate protein, carbohydrates and fat. Calories are calculated based on the processed macronutrients using: Protein × 4 + Carbohydrates × 4 + Fat × 9.</w:t>
+        <w:t xml:space="preserve">The nutrition analysis module was developed to handle ingredient lists from meal plans generated through the application and link them to nutritional records obtained from the Australian Food Composition Database (AFCD). The matching step handles the generated ingredient descriptions and quantities, then uses the matched nutritional values to calculate protein, carbohydrates and fat. Calories are calculated based on the processed macronutrients </w:t>
+      </w:r>
+      <w:proofErr w:type="gramStart"/>
+      <w:r>
+        <w:t>using:</w:t>
+      </w:r>
+      <w:proofErr w:type="gramEnd"/>
+      <w:r>
+        <w:t xml:space="preserve"> Protein × 4 + Carbohydrates × 4 + Fat × 9.</w:t>
       </w:r>
     </w:p>
     <w:p>
@@ -3965,7 +3981,7 @@
       <w:pPr>
         <w:pStyle w:val="Heading1"/>
       </w:pPr>
-      <w:bookmarkStart w:id="10" w:name="_Toc242738724"/>
+      <w:bookmarkStart w:id="10" w:name="_Toc242739652"/>
       <w:r>
         <w:lastRenderedPageBreak/>
         <w:t>Integration and Testing</w:t>
@@ -3976,7 +3992,7 @@
       <w:pPr>
         <w:pStyle w:val="Heading2"/>
       </w:pPr>
-      <w:bookmarkStart w:id="11" w:name="_Toc242738725"/>
+      <w:bookmarkStart w:id="11" w:name="_Toc242739653"/>
       <w:r>
         <w:t>Integration Testing</w:t>
       </w:r>
@@ -4012,7 +4028,7 @@
       <w:pPr>
         <w:pStyle w:val="Heading2"/>
       </w:pPr>
-      <w:bookmarkStart w:id="12" w:name="_Toc242738726"/>
+      <w:bookmarkStart w:id="12" w:name="_Toc242739654"/>
       <w:r>
         <w:t>Functional/Test Results</w:t>
       </w:r>
@@ -4036,7 +4052,7 @@
       <w:pPr>
         <w:pStyle w:val="Heading1"/>
       </w:pPr>
-      <w:bookmarkStart w:id="13" w:name="_Toc242738727"/>
+      <w:bookmarkStart w:id="13" w:name="_Toc242739655"/>
       <w:r>
         <w:lastRenderedPageBreak/>
         <w:t>Evaluation Against Original Requirements and Design</w:t>
@@ -4047,7 +4063,7 @@
       <w:pPr>
         <w:pStyle w:val="Heading2"/>
       </w:pPr>
-      <w:bookmarkStart w:id="14" w:name="_Toc242738728"/>
+      <w:bookmarkStart w:id="14" w:name="_Toc242739656"/>
       <w:r>
         <w:t>Requirements Fulfilment</w:t>
       </w:r>
@@ -4057,7 +4073,7 @@
       <w:pPr>
         <w:pStyle w:val="Heading3"/>
       </w:pPr>
-      <w:bookmarkStart w:id="15" w:name="_Toc242738729"/>
+      <w:bookmarkStart w:id="15" w:name="_Toc242739657"/>
       <w:r>
         <w:t>Functional Requirements</w:t>
       </w:r>
@@ -4864,7 +4880,7 @@
       <w:pPr>
         <w:pStyle w:val="Heading3"/>
       </w:pPr>
-      <w:bookmarkStart w:id="16" w:name="_Toc242738730"/>
+      <w:bookmarkStart w:id="16" w:name="_Toc242739658"/>
       <w:r>
         <w:lastRenderedPageBreak/>
         <w:t>Non-Functional Requirements</w:t>
@@ -5234,7 +5250,7 @@
       <w:pPr>
         <w:pStyle w:val="Heading3"/>
       </w:pPr>
-      <w:bookmarkStart w:id="17" w:name="_Toc242738731"/>
+      <w:bookmarkStart w:id="17" w:name="_Toc242739659"/>
       <w:r>
         <w:lastRenderedPageBreak/>
         <w:t>Summary of Requirements Fulfilment</w:t>
@@ -5277,130 +5293,47 @@
       <w:pPr>
         <w:pStyle w:val="Heading2"/>
       </w:pPr>
-      <w:bookmarkStart w:id="18" w:name="_Toc242738732"/>
+      <w:bookmarkStart w:id="18" w:name="_Toc242739660"/>
       <w:r>
         <w:lastRenderedPageBreak/>
         <w:t>Project Objectives and Scope</w:t>
       </w:r>
       <w:bookmarkEnd w:id="18"/>
-    </w:p>
-    <w:p/>
-    <w:p>
-      <w:pPr>
-        <w:pStyle w:val="Heading2"/>
-      </w:pPr>
-      <w:bookmarkStart w:id="19" w:name="_Toc242738733"/>
-      <w:r>
-        <w:t>System Architecture and UML Comparison</w:t>
-      </w:r>
-      <w:bookmarkEnd w:id="19"/>
-    </w:p>
-    <w:p>
-      <w:r>
-        <w:t>Compare the original system architecture and UML class diagrams against the final implementation. Identify whether the proposed components, classes, methods and relationships were implemented as designed, and explain any structural changes made during development.</w:t>
-      </w:r>
-    </w:p>
-    <w:p/>
-    <w:p>
-      <w:pPr>
-        <w:pStyle w:val="Heading2"/>
-      </w:pPr>
-      <w:bookmarkStart w:id="20" w:name="_Toc242738734"/>
-      <w:r>
-        <w:t>User Interface Design Comparison</w:t>
-      </w:r>
-      <w:bookmarkEnd w:id="20"/>
-    </w:p>
-    <w:p>
-      <w:r>
-        <w:t>Compare the original user interface designs and navigation structure against the completed Android application. Identify which screens and interface elements were implemented as proposed, any changes to layouts or navigation, and how these changes affected usability and functionality.</w:t>
-      </w:r>
-    </w:p>
-    <w:p/>
-    <w:p>
-      <w:pPr>
-        <w:pStyle w:val="Heading2"/>
-      </w:pPr>
-      <w:bookmarkStart w:id="21" w:name="_Toc242738735"/>
-      <w:r>
-        <w:t>Use Case and Context Diagrams</w:t>
-      </w:r>
-      <w:bookmarkEnd w:id="21"/>
-    </w:p>
-    <w:p>
-      <w:r>
-        <w:t>Compare the original use case and context diagrams against the implemented application. Evaluate whether the proposed user interactions, system boundaries and external system connections are represented in the final solution.</w:t>
-      </w:r>
-    </w:p>
-    <w:p/>
-    <w:p>
-      <w:pPr>
-        <w:pStyle w:val="Heading2"/>
-      </w:pPr>
-      <w:bookmarkStart w:id="22" w:name="_Toc242738736"/>
-      <w:r>
-        <w:t>Database Design and ERD</w:t>
-      </w:r>
-      <w:bookmarkEnd w:id="22"/>
-    </w:p>
-    <w:p>
-      <w:r>
-        <w:t>Compare the original Entity Relationship Diagram (ERD) and proposed data storage approach against the implemented database. Evaluate whether the planned entities, attributes and relationships were implemented, and explain any changes to the database structure or persistence approach.</w:t>
-      </w:r>
-    </w:p>
-    <w:p/>
-    <w:p>
-      <w:pPr>
-        <w:pStyle w:val="Heading2"/>
-      </w:pPr>
-      <w:bookmarkStart w:id="23" w:name="_Toc242738737"/>
-      <w:r>
-        <w:t>Client–Server Communication</w:t>
-      </w:r>
-      <w:bookmarkEnd w:id="23"/>
-    </w:p>
-    <w:p>
-      <w:r>
-        <w:t>Compare the proposed client–server communication design against the implemented Gemini API integration. Evaluate how requests are constructed and sent, how responses are processed, and how the application handles API errors or invalid responses.</w:t>
-      </w:r>
-    </w:p>
-    <w:p>
-      <w:pPr>
-        <w:spacing w:after="160" w:line="278" w:lineRule="auto"/>
+      <w:r>
+        <w:br w:type="page"/>
+      </w:r>
+    </w:p>
+    <w:p>
+      <w:pPr>
+        <w:pStyle w:val="Heading3"/>
         <w:rPr>
-          <w:rFonts w:asciiTheme="majorHAnsi" w:eastAsiaTheme="majorEastAsia" w:hAnsiTheme="majorHAnsi" w:cstheme="majorBidi"/>
-          <w:color w:val="0F4761" w:themeColor="accent1" w:themeShade="BF"/>
+          <w:rFonts w:asciiTheme="majorHAnsi" w:hAnsiTheme="majorHAnsi"/>
           <w:sz w:val="32"/>
           <w:szCs w:val="32"/>
         </w:rPr>
       </w:pPr>
-      <w:r>
-        <w:br w:type="page"/>
-      </w:r>
-    </w:p>
-    <w:p>
-      <w:pPr>
-        <w:pStyle w:val="Heading2"/>
-      </w:pPr>
-      <w:bookmarkStart w:id="24" w:name="_Toc242738738"/>
-      <w:r>
+      <w:bookmarkStart w:id="19" w:name="_Toc242739667"/>
+      <w:r>
+        <w:rPr>
+          <w:rFonts w:asciiTheme="majorHAnsi" w:hAnsiTheme="majorHAnsi"/>
+          <w:sz w:val="32"/>
+          <w:szCs w:val="32"/>
+        </w:rPr>
         <w:lastRenderedPageBreak/>
-        <w:t>Artefact Refinement</w:t>
-      </w:r>
-      <w:bookmarkEnd w:id="24"/>
+        <w:t>System Architecture, UML and Design Artefact Refinement</w:t>
+      </w:r>
     </w:p>
     <w:p>
       <w:pPr>
         <w:pStyle w:val="Heading3"/>
       </w:pPr>
-      <w:bookmarkStart w:id="25" w:name="_Toc242738739"/>
       <w:r>
         <w:t xml:space="preserve">Matthew - </w:t>
       </w:r>
       <w:r>
-        <w:t>System Architecture Comparison</w:t>
-      </w:r>
-      <w:bookmarkEnd w:id="25"/>
+        <w:t>System Architecture</w:t>
+      </w:r>
+      <w:bookmarkEnd w:id="19"/>
     </w:p>
     <w:p>
       <w:r>
@@ -5514,15 +5447,27 @@
       <w:pPr>
         <w:pStyle w:val="Heading3"/>
       </w:pPr>
-      <w:bookmarkStart w:id="26" w:name="_Toc242738740"/>
+      <w:bookmarkStart w:id="20" w:name="_Toc242739668"/>
       <w:r>
         <w:lastRenderedPageBreak/>
-        <w:t xml:space="preserve">All members - </w:t>
-      </w:r>
-      <w:r>
-        <w:t>Updated UML class diagrams</w:t>
-      </w:r>
-      <w:bookmarkEnd w:id="26"/>
+        <w:t>All members -</w:t>
+      </w:r>
+      <w:r>
+        <w:t xml:space="preserve"> UML </w:t>
+      </w:r>
+      <w:r>
+        <w:t>C</w:t>
+      </w:r>
+      <w:r>
+        <w:t xml:space="preserve">lass </w:t>
+      </w:r>
+      <w:r>
+        <w:t>D</w:t>
+      </w:r>
+      <w:r>
+        <w:t>iagrams</w:t>
+      </w:r>
+      <w:bookmarkEnd w:id="20"/>
     </w:p>
     <w:p>
       <w:pPr>
@@ -5579,6 +5524,9 @@
     </w:p>
     <w:p>
       <w:r>
+        <w:rPr>
+          <w:noProof/>
+        </w:rPr>
         <w:drawing>
           <wp:inline distT="0" distB="0" distL="0" distR="0" wp14:anchorId="599CB180" wp14:editId="6B525231">
             <wp:extent cx="3162741" cy="3534268"/>
@@ -5621,64 +5569,64 @@
       <w:pPr>
         <w:pStyle w:val="Heading3"/>
       </w:pPr>
-      <w:bookmarkStart w:id="27" w:name="_Toc242738741"/>
-      <w:r>
-        <w:t xml:space="preserve">Ansh - </w:t>
-      </w:r>
-      <w:r>
-        <w:t>Updated ERD</w:t>
-      </w:r>
-      <w:r>
-        <w:t xml:space="preserve"> vs Original</w:t>
-      </w:r>
-      <w:bookmarkEnd w:id="27"/>
+      <w:bookmarkStart w:id="21" w:name="_Toc242739670"/>
+      <w:bookmarkStart w:id="22" w:name="_Toc242739664"/>
+      <w:r>
+        <w:t>Database Design and ERD</w:t>
+      </w:r>
+      <w:bookmarkEnd w:id="22"/>
+    </w:p>
+    <w:p>
+      <w:r>
+        <w:t xml:space="preserve">Compare the original Entity Relationship Diagram (ERD) and proposed data storage approach against the implemented database. Evaluate whether the planned entities, attributes and relationships were </w:t>
+      </w:r>
+      <w:proofErr w:type="gramStart"/>
+      <w:r>
+        <w:t>implemented, and</w:t>
+      </w:r>
+      <w:proofErr w:type="gramEnd"/>
+      <w:r>
+        <w:t xml:space="preserve"> explain any changes to the database structure or persistence approach.</w:t>
+      </w:r>
     </w:p>
     <w:p>
       <w:pPr>
         <w:pStyle w:val="Heading3"/>
       </w:pPr>
-      <w:bookmarkStart w:id="28" w:name="_Toc242738742"/>
-      <w:r>
-        <w:t xml:space="preserve">Farhad - Client-Server Communication </w:t>
-      </w:r>
-      <w:r>
-        <w:t>diagram</w:t>
-      </w:r>
-      <w:r>
-        <w:t xml:space="preserve"> vs Original</w:t>
-      </w:r>
-      <w:bookmarkEnd w:id="28"/>
-    </w:p>
-    <w:p>
-      <w:pPr>
-        <w:spacing w:after="160" w:line="278" w:lineRule="auto"/>
-        <w:rPr>
-          <w:rFonts w:asciiTheme="majorHAnsi" w:eastAsiaTheme="majorEastAsia" w:hAnsiTheme="majorHAnsi" w:cstheme="majorBidi"/>
-          <w:color w:val="0F4761" w:themeColor="accent1" w:themeShade="BF"/>
-          <w:sz w:val="40"/>
-          <w:szCs w:val="40"/>
-        </w:rPr>
-      </w:pPr>
-      <w:r>
-        <w:br w:type="page"/>
-      </w:r>
-    </w:p>
+      <w:bookmarkStart w:id="23" w:name="_Toc242739665"/>
+      <w:bookmarkEnd w:id="21"/>
+    </w:p>
+    <w:p>
+      <w:pPr>
+        <w:pStyle w:val="Heading3"/>
+      </w:pPr>
+      <w:r>
+        <w:t>Client–Server Communication</w:t>
+      </w:r>
+      <w:bookmarkEnd w:id="23"/>
+    </w:p>
+    <w:p>
+      <w:r>
+        <w:t>Compare the proposed client–server communication design against the implemented Gemini API integration. Evaluate how requests are constructed and sent, how responses are processed, and how the application handles API errors or invalid responses.</w:t>
+      </w:r>
+    </w:p>
+    <w:p/>
     <w:p>
       <w:pPr>
         <w:pStyle w:val="Heading1"/>
       </w:pPr>
-      <w:bookmarkStart w:id="29" w:name="_Toc242738743"/>
+      <w:bookmarkStart w:id="24" w:name="_Toc242739671"/>
       <w:r>
         <w:lastRenderedPageBreak/>
         <w:t>Errors, Problems and Resolutions</w:t>
       </w:r>
-      <w:bookmarkEnd w:id="29"/>
+      <w:bookmarkEnd w:id="24"/>
     </w:p>
     <w:p>
       <w:pPr>
         <w:pStyle w:val="Heading2"/>
       </w:pPr>
-      <w:bookmarkStart w:id="30" w:name="_Toc242738744"/>
+      <w:bookmarkStart w:id="25" w:name="_Toc242739672"/>
       <w:r>
         <w:t xml:space="preserve">Nutrition </w:t>
       </w:r>
@@ -5691,11 +5639,19 @@
       <w:r>
         <w:t xml:space="preserve"> Ingredient Identification</w:t>
       </w:r>
-      <w:bookmarkEnd w:id="30"/>
-    </w:p>
-    <w:p>
-      <w:r>
-        <w:t>During manual testing, some meals produced unrealistic macronutrient values, including excessively high fat values. Investigation found that some generated ingredient quantities and units were not being interpreted correctly by the nutrition calculation logic. In particular, quantities written with the unit directly attached to the value, such as 15ml olive oil, were not always recognised correctly and could fall back to an inappropriate default quantity. The quantity-handling logic was revised to improve recognition of grams, kilograms, millilitres and other supported quantities, including values where there was no space between the number and unit. Generated meal-plan prompts were also updated to request consistent quantities in grams for solid ingredients and millilitres for liquids. These changes improved the reliability of quantity-based nutrition calculations.</w:t>
+      <w:bookmarkEnd w:id="25"/>
+    </w:p>
+    <w:p>
+      <w:r>
+        <w:t xml:space="preserve">During manual testing, some meals produced unrealistic macronutrient values, including excessively high fat values. Investigation found that some generated ingredient quantities and units were not being interpreted correctly by the nutrition calculation logic. </w:t>
+      </w:r>
+      <w:proofErr w:type="gramStart"/>
+      <w:r>
+        <w:t>In particular, quantities</w:t>
+      </w:r>
+      <w:proofErr w:type="gramEnd"/>
+      <w:r>
+        <w:t xml:space="preserve"> written with the unit directly attached to the value, such as 15ml olive oil, were not always recognised correctly and could fall back to an inappropriate default quantity. The quantity-handling logic was revised to improve recognition of grams, kilograms, millilitres and other supported quantities, including values where there was no space between the number and unit. Generated meal-plan prompts were also updated to request consistent quantities in grams for solid ingredients and millilitres for liquids. These changes improved the reliability of quantity-based nutrition calculations.</w:t>
       </w:r>
     </w:p>
     <w:p>
@@ -5864,12 +5820,12 @@
       <w:pPr>
         <w:pStyle w:val="Heading2"/>
       </w:pPr>
-      <w:bookmarkStart w:id="31" w:name="_Toc242738745"/>
+      <w:bookmarkStart w:id="26" w:name="_Toc242739673"/>
       <w:r>
         <w:lastRenderedPageBreak/>
         <w:t>Cooking Oil Ingredient Matching</w:t>
       </w:r>
-      <w:bookmarkEnd w:id="31"/>
+      <w:bookmarkEnd w:id="26"/>
     </w:p>
     <w:p>
       <w:r>
@@ -5886,11 +5842,11 @@
       <w:pPr>
         <w:pStyle w:val="Heading2"/>
       </w:pPr>
-      <w:bookmarkStart w:id="32" w:name="_Toc242738746"/>
+      <w:bookmarkStart w:id="27" w:name="_Toc242739674"/>
       <w:r>
         <w:t>Grocery List State Persistence</w:t>
       </w:r>
-      <w:bookmarkEnd w:id="32"/>
+      <w:bookmarkEnd w:id="27"/>
     </w:p>
     <w:p>
       <w:r>
@@ -5963,12 +5919,12 @@
       <w:pPr>
         <w:pStyle w:val="Heading2"/>
       </w:pPr>
-      <w:bookmarkStart w:id="33" w:name="_Toc242738747"/>
+      <w:bookmarkStart w:id="28" w:name="_Toc242739675"/>
       <w:r>
         <w:lastRenderedPageBreak/>
         <w:t>Application Timeout During Nutrition Analysis</w:t>
       </w:r>
-      <w:bookmarkEnd w:id="33"/>
+      <w:bookmarkEnd w:id="28"/>
     </w:p>
     <w:p>
       <w:r>
@@ -6002,7 +5958,7 @@
         </w:rPr>
         <w:br w:type="page"/>
       </w:r>
-      <w:bookmarkStart w:id="34" w:name="_Toc242738748"/>
+      <w:bookmarkStart w:id="29" w:name="_Toc242739676"/>
       <w:r>
         <w:rPr>
           <w:rStyle w:val="Heading1Char"/>
@@ -6010,17 +5966,17 @@
         <w:lastRenderedPageBreak/>
         <w:t>Divergence from Original Requirements and Design</w:t>
       </w:r>
-      <w:bookmarkEnd w:id="34"/>
+      <w:bookmarkEnd w:id="29"/>
     </w:p>
     <w:p>
       <w:pPr>
         <w:pStyle w:val="Heading2"/>
       </w:pPr>
-      <w:bookmarkStart w:id="35" w:name="_Toc242738749"/>
+      <w:bookmarkStart w:id="30" w:name="_Toc242739677"/>
       <w:r>
         <w:t>Matthew</w:t>
       </w:r>
-      <w:bookmarkEnd w:id="35"/>
+      <w:bookmarkEnd w:id="30"/>
     </w:p>
     <w:p>
       <w:r>
@@ -6031,11 +5987,11 @@
       <w:pPr>
         <w:pStyle w:val="Heading3"/>
       </w:pPr>
-      <w:bookmarkStart w:id="36" w:name="_Toc242738750"/>
+      <w:bookmarkStart w:id="31" w:name="_Toc242739678"/>
       <w:r>
         <w:t>Bottom Navigation and Grocery List Access</w:t>
       </w:r>
-      <w:bookmarkEnd w:id="36"/>
+      <w:bookmarkEnd w:id="31"/>
     </w:p>
     <w:p>
       <w:r>
@@ -6046,11 +6002,11 @@
       <w:pPr>
         <w:pStyle w:val="Heading3"/>
       </w:pPr>
-      <w:bookmarkStart w:id="37" w:name="_Toc242738751"/>
+      <w:bookmarkStart w:id="32" w:name="_Toc242739679"/>
       <w:r>
         <w:t>Meal Plan and Recipe Interface Structure</w:t>
       </w:r>
-      <w:bookmarkEnd w:id="37"/>
+      <w:bookmarkEnd w:id="32"/>
     </w:p>
     <w:p>
       <w:r>
@@ -6087,15 +6043,39 @@
       <w:pPr>
         <w:pStyle w:val="Heading3"/>
       </w:pPr>
-      <w:bookmarkStart w:id="38" w:name="_Toc242738752"/>
+      <w:bookmarkStart w:id="33" w:name="_Toc242739680"/>
       <w:r>
         <w:t>Home Screen Meal Inclusion Controls</w:t>
       </w:r>
-      <w:bookmarkEnd w:id="38"/>
-    </w:p>
-    <w:p>
-      <w:r>
-        <w:t>A further change was made to the Home screen to improve the accuracy of the daily nutrition summary. The original interface design displayed the user's generated breakfast, lunch and dinner but did not provide a way to account for meals that the user may not consume. During implementation, I added Include/Exclude controls to each meal displayed on the Home screen. This allows a user to temporarily exclude a planned meal, such as when eating out for lunch, without removing or modifying the meal within the generated meal plan. When a meal is excluded, the daily calorie and macronutrient totals displayed on the Home screen are recalculated using only the remaining included meals. The meal remains visible and can be included again at any time. This functionality was not included in the original interface design but was added during implementation to make the daily nutrition information more representative of the meals the user intends to consume.</w:t>
+      <w:bookmarkEnd w:id="33"/>
+    </w:p>
+    <w:p>
+      <w:r>
+        <w:t xml:space="preserve">A further change was made to the </w:t>
+      </w:r>
+      <w:proofErr w:type="gramStart"/>
+      <w:r>
+        <w:t>Home</w:t>
+      </w:r>
+      <w:proofErr w:type="gramEnd"/>
+      <w:r>
+        <w:t xml:space="preserve"> screen to improve the accuracy of the daily nutrition summary. The original interface design displayed the user's generated breakfast, lunch and dinner but did not provide a way to account for meals that the user may not consume. During implementation, I added Include/Exclude controls to each meal displayed on the </w:t>
+      </w:r>
+      <w:proofErr w:type="gramStart"/>
+      <w:r>
+        <w:t>Home</w:t>
+      </w:r>
+      <w:proofErr w:type="gramEnd"/>
+      <w:r>
+        <w:t xml:space="preserve"> screen. This allows a user to temporarily exclude a planned meal, such as when eating out for lunch, without removing or modifying the meal within the generated meal plan. When a meal is excluded, the daily calorie and macronutrient totals displayed on the </w:t>
+      </w:r>
+      <w:proofErr w:type="gramStart"/>
+      <w:r>
+        <w:t>Home</w:t>
+      </w:r>
+      <w:proofErr w:type="gramEnd"/>
+      <w:r>
+        <w:t xml:space="preserve"> screen are recalculated using only the remaining included meals. The meal remains visible and can be included again at any time. This functionality was not included in the original interface design but was added during implementation to make the daily nutrition information more representative of the meals the user intends to consume.</w:t>
       </w:r>
     </w:p>
     <w:p>
@@ -6106,22 +6086,22 @@
           <w:szCs w:val="28"/>
         </w:rPr>
       </w:pPr>
-      <w:bookmarkStart w:id="39" w:name="_Toc242738753"/>
+      <w:bookmarkStart w:id="34" w:name="_Toc242739681"/>
       <w:r>
         <w:lastRenderedPageBreak/>
         <w:t>Farhad</w:t>
       </w:r>
-      <w:bookmarkEnd w:id="39"/>
+      <w:bookmarkEnd w:id="34"/>
     </w:p>
     <w:p>
       <w:pPr>
         <w:pStyle w:val="Heading2"/>
       </w:pPr>
-      <w:bookmarkStart w:id="40" w:name="_Toc242738754"/>
+      <w:bookmarkStart w:id="35" w:name="_Toc242739682"/>
       <w:r>
         <w:t>Ansh</w:t>
       </w:r>
-      <w:bookmarkEnd w:id="40"/>
+      <w:bookmarkEnd w:id="35"/>
     </w:p>
     <w:p>
       <w:r>
@@ -6137,11 +6117,11 @@
       <w:pPr>
         <w:pStyle w:val="Heading2"/>
       </w:pPr>
-      <w:bookmarkStart w:id="41" w:name="_Toc242738755"/>
+      <w:bookmarkStart w:id="36" w:name="_Toc242739683"/>
       <w:r>
         <w:t>Collective</w:t>
       </w:r>
-      <w:bookmarkEnd w:id="41"/>
+      <w:bookmarkEnd w:id="36"/>
     </w:p>
     <w:p/>
     <w:p>
@@ -6162,12 +6142,12 @@
       <w:pPr>
         <w:pStyle w:val="Heading2"/>
       </w:pPr>
-      <w:bookmarkStart w:id="42" w:name="_Toc242738756"/>
+      <w:bookmarkStart w:id="37" w:name="_Toc242739684"/>
       <w:r>
         <w:lastRenderedPageBreak/>
         <w:t>GitHub Repository and Version Control</w:t>
       </w:r>
-      <w:bookmarkEnd w:id="42"/>
+      <w:bookmarkEnd w:id="37"/>
     </w:p>
     <w:p>
       <w:r>
@@ -6238,16 +6218,24 @@
       <w:r>
         <w:br w:type="page"/>
       </w:r>
-      <w:bookmarkStart w:id="43" w:name="_Toc242738757"/>
+      <w:bookmarkStart w:id="38" w:name="_Toc242739685"/>
       <w:r>
         <w:lastRenderedPageBreak/>
         <w:t>Ethical and Professional Considerations</w:t>
       </w:r>
-      <w:bookmarkEnd w:id="43"/>
-    </w:p>
-    <w:p>
-      <w:r>
-        <w:t>The AI-Based Smart Meal Planner was developed to assist users with personalised meal planning; however, ethical and professional considerations must be taken into account due to the application's use of Generative AI and nutritional information. Although the application uses the Australian Food Composition Database (AFCD) to calculate nutritional values, the accuracy of these calculations depends on the ingredients generated, their quantities and how successfully they are matched to the dataset. As identified during testing, incorrect ingredient matching or quantity interpretation can result in inaccurate nutritional information.</w:t>
+      <w:bookmarkEnd w:id="38"/>
+    </w:p>
+    <w:p>
+      <w:r>
+        <w:t xml:space="preserve">The AI-Based Smart Meal Planner was developed to assist users with personalised meal planning; however, ethical and professional considerations must be </w:t>
+      </w:r>
+      <w:proofErr w:type="gramStart"/>
+      <w:r>
+        <w:t>taken into account</w:t>
+      </w:r>
+      <w:proofErr w:type="gramEnd"/>
+      <w:r>
+        <w:t xml:space="preserve"> due to the application's use of Generative AI and nutritional information. Although the application uses the Australian Food Composition Database (AFCD) to calculate nutritional values, the accuracy of these calculations depends on the ingredients generated, their quantities and how successfully they are matched to the dataset. As identified during testing, incorrect ingredient matching or quantity interpretation can result in inaccurate nutritional information.</w:t>
       </w:r>
     </w:p>
     <w:p>
@@ -6281,11 +6269,11 @@
           <w:bCs/>
         </w:rPr>
       </w:pPr>
-      <w:bookmarkStart w:id="44" w:name="_Toc242738758"/>
+      <w:bookmarkStart w:id="39" w:name="_Toc242739686"/>
       <w:r>
         <w:t>Conclusion</w:t>
       </w:r>
-      <w:bookmarkEnd w:id="44"/>
+      <w:bookmarkEnd w:id="39"/>
     </w:p>
     <w:sectPr>
       <w:pgSz w:w="11906" w:h="16838"/>

--- a/Assessment 3 - Project Final.docx
+++ b/Assessment 3 - Project Final.docx
@@ -335,7 +335,7 @@
           <w:r>
             <w:fldChar w:fldCharType="separate"/>
           </w:r>
-          <w:hyperlink w:anchor="_Toc242739642" w:history="1">
+          <w:hyperlink w:anchor="_Toc242740315" w:history="1">
             <w:r>
               <w:rPr>
                 <w:rStyle w:val="Hyperlink"/>
@@ -362,7 +362,7 @@
                 <w:noProof/>
                 <w:webHidden/>
               </w:rPr>
-              <w:instrText xml:space="preserve"> PAGEREF _Toc242739642 \h </w:instrText>
+              <w:instrText xml:space="preserve"> PAGEREF _Toc242740315 \h </w:instrText>
             </w:r>
             <w:r>
               <w:rPr>
@@ -409,7 +409,7 @@
               <w14:ligatures w14:val="standardContextual"/>
             </w:rPr>
           </w:pPr>
-          <w:hyperlink w:anchor="_Toc242739643" w:history="1">
+          <w:hyperlink w:anchor="_Toc242740316" w:history="1">
             <w:r>
               <w:rPr>
                 <w:rStyle w:val="Hyperlink"/>
@@ -436,7 +436,7 @@
                 <w:noProof/>
                 <w:webHidden/>
               </w:rPr>
-              <w:instrText xml:space="preserve"> PAGEREF _Toc242739643 \h </w:instrText>
+              <w:instrText xml:space="preserve"> PAGEREF _Toc242740316 \h </w:instrText>
             </w:r>
             <w:r>
               <w:rPr>
@@ -483,7 +483,7 @@
               <w14:ligatures w14:val="standardContextual"/>
             </w:rPr>
           </w:pPr>
-          <w:hyperlink w:anchor="_Toc242739644" w:history="1">
+          <w:hyperlink w:anchor="_Toc242740317" w:history="1">
             <w:r>
               <w:rPr>
                 <w:rStyle w:val="Hyperlink"/>
@@ -510,7 +510,7 @@
                 <w:noProof/>
                 <w:webHidden/>
               </w:rPr>
-              <w:instrText xml:space="preserve"> PAGEREF _Toc242739644 \h </w:instrText>
+              <w:instrText xml:space="preserve"> PAGEREF _Toc242740317 \h </w:instrText>
             </w:r>
             <w:r>
               <w:rPr>
@@ -557,7 +557,7 @@
               <w14:ligatures w14:val="standardContextual"/>
             </w:rPr>
           </w:pPr>
-          <w:hyperlink w:anchor="_Toc242739645" w:history="1">
+          <w:hyperlink w:anchor="_Toc242740318" w:history="1">
             <w:r>
               <w:rPr>
                 <w:rStyle w:val="Hyperlink"/>
@@ -584,7 +584,7 @@
                 <w:noProof/>
                 <w:webHidden/>
               </w:rPr>
-              <w:instrText xml:space="preserve"> PAGEREF _Toc242739645 \h </w:instrText>
+              <w:instrText xml:space="preserve"> PAGEREF _Toc242740318 \h </w:instrText>
             </w:r>
             <w:r>
               <w:rPr>
@@ -631,7 +631,7 @@
               <w14:ligatures w14:val="standardContextual"/>
             </w:rPr>
           </w:pPr>
-          <w:hyperlink w:anchor="_Toc242739646" w:history="1">
+          <w:hyperlink w:anchor="_Toc242740319" w:history="1">
             <w:r>
               <w:rPr>
                 <w:rStyle w:val="Hyperlink"/>
@@ -658,7 +658,7 @@
                 <w:noProof/>
                 <w:webHidden/>
               </w:rPr>
-              <w:instrText xml:space="preserve"> PAGEREF _Toc242739646 \h </w:instrText>
+              <w:instrText xml:space="preserve"> PAGEREF _Toc242740319 \h </w:instrText>
             </w:r>
             <w:r>
               <w:rPr>
@@ -705,7 +705,7 @@
               <w14:ligatures w14:val="standardContextual"/>
             </w:rPr>
           </w:pPr>
-          <w:hyperlink w:anchor="_Toc242739647" w:history="1">
+          <w:hyperlink w:anchor="_Toc242740320" w:history="1">
             <w:r>
               <w:rPr>
                 <w:rStyle w:val="Hyperlink"/>
@@ -732,7 +732,7 @@
                 <w:noProof/>
                 <w:webHidden/>
               </w:rPr>
-              <w:instrText xml:space="preserve"> PAGEREF _Toc242739647 \h </w:instrText>
+              <w:instrText xml:space="preserve"> PAGEREF _Toc242740320 \h </w:instrText>
             </w:r>
             <w:r>
               <w:rPr>
@@ -779,7 +779,7 @@
               <w14:ligatures w14:val="standardContextual"/>
             </w:rPr>
           </w:pPr>
-          <w:hyperlink w:anchor="_Toc242739648" w:history="1">
+          <w:hyperlink w:anchor="_Toc242740321" w:history="1">
             <w:r>
               <w:rPr>
                 <w:rStyle w:val="Hyperlink"/>
@@ -806,7 +806,7 @@
                 <w:noProof/>
                 <w:webHidden/>
               </w:rPr>
-              <w:instrText xml:space="preserve"> PAGEREF _Toc242739648 \h </w:instrText>
+              <w:instrText xml:space="preserve"> PAGEREF _Toc242740321 \h </w:instrText>
             </w:r>
             <w:r>
               <w:rPr>
@@ -853,7 +853,7 @@
               <w14:ligatures w14:val="standardContextual"/>
             </w:rPr>
           </w:pPr>
-          <w:hyperlink w:anchor="_Toc242739649" w:history="1">
+          <w:hyperlink w:anchor="_Toc242740322" w:history="1">
             <w:r>
               <w:rPr>
                 <w:rStyle w:val="Hyperlink"/>
@@ -880,7 +880,7 @@
                 <w:noProof/>
                 <w:webHidden/>
               </w:rPr>
-              <w:instrText xml:space="preserve"> PAGEREF _Toc242739649 \h </w:instrText>
+              <w:instrText xml:space="preserve"> PAGEREF _Toc242740322 \h </w:instrText>
             </w:r>
             <w:r>
               <w:rPr>
@@ -927,7 +927,7 @@
               <w14:ligatures w14:val="standardContextual"/>
             </w:rPr>
           </w:pPr>
-          <w:hyperlink w:anchor="_Toc242739650" w:history="1">
+          <w:hyperlink w:anchor="_Toc242740323" w:history="1">
             <w:r>
               <w:rPr>
                 <w:rStyle w:val="Hyperlink"/>
@@ -954,7 +954,7 @@
                 <w:noProof/>
                 <w:webHidden/>
               </w:rPr>
-              <w:instrText xml:space="preserve"> PAGEREF _Toc242739650 \h </w:instrText>
+              <w:instrText xml:space="preserve"> PAGEREF _Toc242740323 \h </w:instrText>
             </w:r>
             <w:r>
               <w:rPr>
@@ -1001,7 +1001,7 @@
               <w14:ligatures w14:val="standardContextual"/>
             </w:rPr>
           </w:pPr>
-          <w:hyperlink w:anchor="_Toc242739651" w:history="1">
+          <w:hyperlink w:anchor="_Toc242740324" w:history="1">
             <w:r>
               <w:rPr>
                 <w:rStyle w:val="Hyperlink"/>
@@ -1028,7 +1028,7 @@
                 <w:noProof/>
                 <w:webHidden/>
               </w:rPr>
-              <w:instrText xml:space="preserve"> PAGEREF _Toc242739651 \h </w:instrText>
+              <w:instrText xml:space="preserve"> PAGEREF _Toc242740324 \h </w:instrText>
             </w:r>
             <w:r>
               <w:rPr>
@@ -1075,7 +1075,7 @@
               <w14:ligatures w14:val="standardContextual"/>
             </w:rPr>
           </w:pPr>
-          <w:hyperlink w:anchor="_Toc242739652" w:history="1">
+          <w:hyperlink w:anchor="_Toc242740325" w:history="1">
             <w:r>
               <w:rPr>
                 <w:rStyle w:val="Hyperlink"/>
@@ -1102,7 +1102,7 @@
                 <w:noProof/>
                 <w:webHidden/>
               </w:rPr>
-              <w:instrText xml:space="preserve"> PAGEREF _Toc242739652 \h </w:instrText>
+              <w:instrText xml:space="preserve"> PAGEREF _Toc242740325 \h </w:instrText>
             </w:r>
             <w:r>
               <w:rPr>
@@ -1149,7 +1149,7 @@
               <w14:ligatures w14:val="standardContextual"/>
             </w:rPr>
           </w:pPr>
-          <w:hyperlink w:anchor="_Toc242739653" w:history="1">
+          <w:hyperlink w:anchor="_Toc242740326" w:history="1">
             <w:r>
               <w:rPr>
                 <w:rStyle w:val="Hyperlink"/>
@@ -1176,7 +1176,7 @@
                 <w:noProof/>
                 <w:webHidden/>
               </w:rPr>
-              <w:instrText xml:space="preserve"> PAGEREF _Toc242739653 \h </w:instrText>
+              <w:instrText xml:space="preserve"> PAGEREF _Toc242740326 \h </w:instrText>
             </w:r>
             <w:r>
               <w:rPr>
@@ -1223,7 +1223,7 @@
               <w14:ligatures w14:val="standardContextual"/>
             </w:rPr>
           </w:pPr>
-          <w:hyperlink w:anchor="_Toc242739654" w:history="1">
+          <w:hyperlink w:anchor="_Toc242740327" w:history="1">
             <w:r>
               <w:rPr>
                 <w:rStyle w:val="Hyperlink"/>
@@ -1250,7 +1250,7 @@
                 <w:noProof/>
                 <w:webHidden/>
               </w:rPr>
-              <w:instrText xml:space="preserve"> PAGEREF _Toc242739654 \h </w:instrText>
+              <w:instrText xml:space="preserve"> PAGEREF _Toc242740327 \h </w:instrText>
             </w:r>
             <w:r>
               <w:rPr>
@@ -1297,7 +1297,7 @@
               <w14:ligatures w14:val="standardContextual"/>
             </w:rPr>
           </w:pPr>
-          <w:hyperlink w:anchor="_Toc242739655" w:history="1">
+          <w:hyperlink w:anchor="_Toc242740328" w:history="1">
             <w:r>
               <w:rPr>
                 <w:rStyle w:val="Hyperlink"/>
@@ -1324,7 +1324,7 @@
                 <w:noProof/>
                 <w:webHidden/>
               </w:rPr>
-              <w:instrText xml:space="preserve"> PAGEREF _Toc242739655 \h </w:instrText>
+              <w:instrText xml:space="preserve"> PAGEREF _Toc242740328 \h </w:instrText>
             </w:r>
             <w:r>
               <w:rPr>
@@ -1371,7 +1371,7 @@
               <w14:ligatures w14:val="standardContextual"/>
             </w:rPr>
           </w:pPr>
-          <w:hyperlink w:anchor="_Toc242739656" w:history="1">
+          <w:hyperlink w:anchor="_Toc242740329" w:history="1">
             <w:r>
               <w:rPr>
                 <w:rStyle w:val="Hyperlink"/>
@@ -1398,7 +1398,7 @@
                 <w:noProof/>
                 <w:webHidden/>
               </w:rPr>
-              <w:instrText xml:space="preserve"> PAGEREF _Toc242739656 \h </w:instrText>
+              <w:instrText xml:space="preserve"> PAGEREF _Toc242740329 \h </w:instrText>
             </w:r>
             <w:r>
               <w:rPr>
@@ -1445,7 +1445,7 @@
               <w14:ligatures w14:val="standardContextual"/>
             </w:rPr>
           </w:pPr>
-          <w:hyperlink w:anchor="_Toc242739657" w:history="1">
+          <w:hyperlink w:anchor="_Toc242740330" w:history="1">
             <w:r>
               <w:rPr>
                 <w:rStyle w:val="Hyperlink"/>
@@ -1472,7 +1472,7 @@
                 <w:noProof/>
                 <w:webHidden/>
               </w:rPr>
-              <w:instrText xml:space="preserve"> PAGEREF _Toc242739657 \h </w:instrText>
+              <w:instrText xml:space="preserve"> PAGEREF _Toc242740330 \h </w:instrText>
             </w:r>
             <w:r>
               <w:rPr>
@@ -1519,7 +1519,7 @@
               <w14:ligatures w14:val="standardContextual"/>
             </w:rPr>
           </w:pPr>
-          <w:hyperlink w:anchor="_Toc242739658" w:history="1">
+          <w:hyperlink w:anchor="_Toc242740331" w:history="1">
             <w:r>
               <w:rPr>
                 <w:rStyle w:val="Hyperlink"/>
@@ -1546,7 +1546,7 @@
                 <w:noProof/>
                 <w:webHidden/>
               </w:rPr>
-              <w:instrText xml:space="preserve"> PAGEREF _Toc242739658 \h </w:instrText>
+              <w:instrText xml:space="preserve"> PAGEREF _Toc242740331 \h </w:instrText>
             </w:r>
             <w:r>
               <w:rPr>
@@ -1593,7 +1593,7 @@
               <w14:ligatures w14:val="standardContextual"/>
             </w:rPr>
           </w:pPr>
-          <w:hyperlink w:anchor="_Toc242739659" w:history="1">
+          <w:hyperlink w:anchor="_Toc242740332" w:history="1">
             <w:r>
               <w:rPr>
                 <w:rStyle w:val="Hyperlink"/>
@@ -1620,7 +1620,7 @@
                 <w:noProof/>
                 <w:webHidden/>
               </w:rPr>
-              <w:instrText xml:space="preserve"> PAGEREF _Toc242739659 \h </w:instrText>
+              <w:instrText xml:space="preserve"> PAGEREF _Toc242740332 \h </w:instrText>
             </w:r>
             <w:r>
               <w:rPr>
@@ -1667,7 +1667,7 @@
               <w14:ligatures w14:val="standardContextual"/>
             </w:rPr>
           </w:pPr>
-          <w:hyperlink w:anchor="_Toc242739660" w:history="1">
+          <w:hyperlink w:anchor="_Toc242740333" w:history="1">
             <w:r>
               <w:rPr>
                 <w:rStyle w:val="Hyperlink"/>
@@ -1694,7 +1694,7 @@
                 <w:noProof/>
                 <w:webHidden/>
               </w:rPr>
-              <w:instrText xml:space="preserve"> PAGEREF _Toc242739660 \h </w:instrText>
+              <w:instrText xml:space="preserve"> PAGEREF _Toc242740333 \h </w:instrText>
             </w:r>
             <w:r>
               <w:rPr>
@@ -1715,6 +1715,451 @@
                 <w:webHidden/>
               </w:rPr>
               <w:t>14</w:t>
+            </w:r>
+            <w:r>
+              <w:rPr>
+                <w:noProof/>
+                <w:webHidden/>
+              </w:rPr>
+              <w:fldChar w:fldCharType="end"/>
+            </w:r>
+          </w:hyperlink>
+        </w:p>
+        <w:p>
+          <w:pPr>
+            <w:pStyle w:val="TOC3"/>
+            <w:tabs>
+              <w:tab w:val="right" w:leader="dot" w:pos="9016"/>
+            </w:tabs>
+            <w:rPr>
+              <w:rFonts w:asciiTheme="minorHAnsi" w:eastAsiaTheme="minorEastAsia" w:hAnsiTheme="minorHAnsi" w:cstheme="minorBidi"/>
+              <w:noProof/>
+              <w:kern w:val="2"/>
+              <w:sz w:val="24"/>
+              <w:szCs w:val="24"/>
+              <w:lang w:eastAsia="en-AU"/>
+              <w14:ligatures w14:val="standardContextual"/>
+            </w:rPr>
+          </w:pPr>
+          <w:hyperlink w:anchor="_Toc242740334" w:history="1">
+            <w:r>
+              <w:rPr>
+                <w:rStyle w:val="Hyperlink"/>
+                <w:rFonts w:asciiTheme="majorHAnsi" w:hAnsiTheme="majorHAnsi"/>
+                <w:noProof/>
+              </w:rPr>
+              <w:t>System Architecture, UML and Design Artefact Refinement</w:t>
+            </w:r>
+            <w:r>
+              <w:rPr>
+                <w:noProof/>
+                <w:webHidden/>
+              </w:rPr>
+              <w:tab/>
+            </w:r>
+            <w:r>
+              <w:rPr>
+                <w:noProof/>
+                <w:webHidden/>
+              </w:rPr>
+              <w:fldChar w:fldCharType="begin"/>
+            </w:r>
+            <w:r>
+              <w:rPr>
+                <w:noProof/>
+                <w:webHidden/>
+              </w:rPr>
+              <w:instrText xml:space="preserve"> PAGEREF _Toc242740334 \h </w:instrText>
+            </w:r>
+            <w:r>
+              <w:rPr>
+                <w:noProof/>
+                <w:webHidden/>
+              </w:rPr>
+            </w:r>
+            <w:r>
+              <w:rPr>
+                <w:noProof/>
+                <w:webHidden/>
+              </w:rPr>
+              <w:fldChar w:fldCharType="separate"/>
+            </w:r>
+            <w:r>
+              <w:rPr>
+                <w:noProof/>
+                <w:webHidden/>
+              </w:rPr>
+              <w:t>15</w:t>
+            </w:r>
+            <w:r>
+              <w:rPr>
+                <w:noProof/>
+                <w:webHidden/>
+              </w:rPr>
+              <w:fldChar w:fldCharType="end"/>
+            </w:r>
+          </w:hyperlink>
+        </w:p>
+        <w:p>
+          <w:pPr>
+            <w:pStyle w:val="TOC3"/>
+            <w:tabs>
+              <w:tab w:val="right" w:leader="dot" w:pos="9016"/>
+            </w:tabs>
+            <w:rPr>
+              <w:rFonts w:asciiTheme="minorHAnsi" w:eastAsiaTheme="minorEastAsia" w:hAnsiTheme="minorHAnsi" w:cstheme="minorBidi"/>
+              <w:noProof/>
+              <w:kern w:val="2"/>
+              <w:sz w:val="24"/>
+              <w:szCs w:val="24"/>
+              <w:lang w:eastAsia="en-AU"/>
+              <w14:ligatures w14:val="standardContextual"/>
+            </w:rPr>
+          </w:pPr>
+          <w:hyperlink w:anchor="_Toc242740335" w:history="1">
+            <w:r>
+              <w:rPr>
+                <w:rStyle w:val="Hyperlink"/>
+                <w:noProof/>
+              </w:rPr>
+              <w:t>Matthew - System Architecture</w:t>
+            </w:r>
+            <w:r>
+              <w:rPr>
+                <w:noProof/>
+                <w:webHidden/>
+              </w:rPr>
+              <w:tab/>
+            </w:r>
+            <w:r>
+              <w:rPr>
+                <w:noProof/>
+                <w:webHidden/>
+              </w:rPr>
+              <w:fldChar w:fldCharType="begin"/>
+            </w:r>
+            <w:r>
+              <w:rPr>
+                <w:noProof/>
+                <w:webHidden/>
+              </w:rPr>
+              <w:instrText xml:space="preserve"> PAGEREF _Toc242740335 \h </w:instrText>
+            </w:r>
+            <w:r>
+              <w:rPr>
+                <w:noProof/>
+                <w:webHidden/>
+              </w:rPr>
+            </w:r>
+            <w:r>
+              <w:rPr>
+                <w:noProof/>
+                <w:webHidden/>
+              </w:rPr>
+              <w:fldChar w:fldCharType="separate"/>
+            </w:r>
+            <w:r>
+              <w:rPr>
+                <w:noProof/>
+                <w:webHidden/>
+              </w:rPr>
+              <w:t>15</w:t>
+            </w:r>
+            <w:r>
+              <w:rPr>
+                <w:noProof/>
+                <w:webHidden/>
+              </w:rPr>
+              <w:fldChar w:fldCharType="end"/>
+            </w:r>
+          </w:hyperlink>
+        </w:p>
+        <w:p>
+          <w:pPr>
+            <w:pStyle w:val="TOC3"/>
+            <w:tabs>
+              <w:tab w:val="right" w:leader="dot" w:pos="9016"/>
+            </w:tabs>
+            <w:rPr>
+              <w:rFonts w:asciiTheme="minorHAnsi" w:eastAsiaTheme="minorEastAsia" w:hAnsiTheme="minorHAnsi" w:cstheme="minorBidi"/>
+              <w:noProof/>
+              <w:kern w:val="2"/>
+              <w:sz w:val="24"/>
+              <w:szCs w:val="24"/>
+              <w:lang w:eastAsia="en-AU"/>
+              <w14:ligatures w14:val="standardContextual"/>
+            </w:rPr>
+          </w:pPr>
+          <w:hyperlink w:anchor="_Toc242740336" w:history="1">
+            <w:r>
+              <w:rPr>
+                <w:rStyle w:val="Hyperlink"/>
+                <w:noProof/>
+              </w:rPr>
+              <w:t>All members - UML Class Diagrams</w:t>
+            </w:r>
+            <w:r>
+              <w:rPr>
+                <w:noProof/>
+                <w:webHidden/>
+              </w:rPr>
+              <w:tab/>
+            </w:r>
+            <w:r>
+              <w:rPr>
+                <w:noProof/>
+                <w:webHidden/>
+              </w:rPr>
+              <w:fldChar w:fldCharType="begin"/>
+            </w:r>
+            <w:r>
+              <w:rPr>
+                <w:noProof/>
+                <w:webHidden/>
+              </w:rPr>
+              <w:instrText xml:space="preserve"> PAGEREF _Toc242740336 \h </w:instrText>
+            </w:r>
+            <w:r>
+              <w:rPr>
+                <w:noProof/>
+                <w:webHidden/>
+              </w:rPr>
+            </w:r>
+            <w:r>
+              <w:rPr>
+                <w:noProof/>
+                <w:webHidden/>
+              </w:rPr>
+              <w:fldChar w:fldCharType="separate"/>
+            </w:r>
+            <w:r>
+              <w:rPr>
+                <w:noProof/>
+                <w:webHidden/>
+              </w:rPr>
+              <w:t>16</w:t>
+            </w:r>
+            <w:r>
+              <w:rPr>
+                <w:noProof/>
+                <w:webHidden/>
+              </w:rPr>
+              <w:fldChar w:fldCharType="end"/>
+            </w:r>
+          </w:hyperlink>
+        </w:p>
+        <w:p>
+          <w:pPr>
+            <w:pStyle w:val="TOC3"/>
+            <w:tabs>
+              <w:tab w:val="right" w:leader="dot" w:pos="9016"/>
+            </w:tabs>
+            <w:rPr>
+              <w:rFonts w:asciiTheme="minorHAnsi" w:eastAsiaTheme="minorEastAsia" w:hAnsiTheme="minorHAnsi" w:cstheme="minorBidi"/>
+              <w:noProof/>
+              <w:kern w:val="2"/>
+              <w:sz w:val="24"/>
+              <w:szCs w:val="24"/>
+              <w:lang w:eastAsia="en-AU"/>
+              <w14:ligatures w14:val="standardContextual"/>
+            </w:rPr>
+          </w:pPr>
+          <w:hyperlink w:anchor="_Toc242740337" w:history="1">
+            <w:r>
+              <w:rPr>
+                <w:rStyle w:val="Hyperlink"/>
+                <w:noProof/>
+              </w:rPr>
+              <w:t>Database Design and ERD</w:t>
+            </w:r>
+            <w:r>
+              <w:rPr>
+                <w:noProof/>
+                <w:webHidden/>
+              </w:rPr>
+              <w:tab/>
+            </w:r>
+            <w:r>
+              <w:rPr>
+                <w:noProof/>
+                <w:webHidden/>
+              </w:rPr>
+              <w:fldChar w:fldCharType="begin"/>
+            </w:r>
+            <w:r>
+              <w:rPr>
+                <w:noProof/>
+                <w:webHidden/>
+              </w:rPr>
+              <w:instrText xml:space="preserve"> PAGEREF _Toc242740337 \h </w:instrText>
+            </w:r>
+            <w:r>
+              <w:rPr>
+                <w:noProof/>
+                <w:webHidden/>
+              </w:rPr>
+            </w:r>
+            <w:r>
+              <w:rPr>
+                <w:noProof/>
+                <w:webHidden/>
+              </w:rPr>
+              <w:fldChar w:fldCharType="separate"/>
+            </w:r>
+            <w:r>
+              <w:rPr>
+                <w:noProof/>
+                <w:webHidden/>
+              </w:rPr>
+              <w:t>16</w:t>
+            </w:r>
+            <w:r>
+              <w:rPr>
+                <w:noProof/>
+                <w:webHidden/>
+              </w:rPr>
+              <w:fldChar w:fldCharType="end"/>
+            </w:r>
+          </w:hyperlink>
+        </w:p>
+        <w:p>
+          <w:pPr>
+            <w:pStyle w:val="TOC3"/>
+            <w:tabs>
+              <w:tab w:val="right" w:leader="dot" w:pos="9016"/>
+            </w:tabs>
+            <w:rPr>
+              <w:rFonts w:asciiTheme="minorHAnsi" w:eastAsiaTheme="minorEastAsia" w:hAnsiTheme="minorHAnsi" w:cstheme="minorBidi"/>
+              <w:noProof/>
+              <w:kern w:val="2"/>
+              <w:sz w:val="24"/>
+              <w:szCs w:val="24"/>
+              <w:lang w:eastAsia="en-AU"/>
+              <w14:ligatures w14:val="standardContextual"/>
+            </w:rPr>
+          </w:pPr>
+          <w:hyperlink w:anchor="_Toc242740338" w:history="1">
+            <w:r>
+              <w:rPr>
+                <w:rStyle w:val="Hyperlink"/>
+                <w:noProof/>
+              </w:rPr>
+              <w:t>Client–Server Communication</w:t>
+            </w:r>
+            <w:r>
+              <w:rPr>
+                <w:noProof/>
+                <w:webHidden/>
+              </w:rPr>
+              <w:tab/>
+            </w:r>
+            <w:r>
+              <w:rPr>
+                <w:noProof/>
+                <w:webHidden/>
+              </w:rPr>
+              <w:fldChar w:fldCharType="begin"/>
+            </w:r>
+            <w:r>
+              <w:rPr>
+                <w:noProof/>
+                <w:webHidden/>
+              </w:rPr>
+              <w:instrText xml:space="preserve"> PAGEREF _Toc242740338 \h </w:instrText>
+            </w:r>
+            <w:r>
+              <w:rPr>
+                <w:noProof/>
+                <w:webHidden/>
+              </w:rPr>
+            </w:r>
+            <w:r>
+              <w:rPr>
+                <w:noProof/>
+                <w:webHidden/>
+              </w:rPr>
+              <w:fldChar w:fldCharType="separate"/>
+            </w:r>
+            <w:r>
+              <w:rPr>
+                <w:noProof/>
+                <w:webHidden/>
+              </w:rPr>
+              <w:t>16</w:t>
+            </w:r>
+            <w:r>
+              <w:rPr>
+                <w:noProof/>
+                <w:webHidden/>
+              </w:rPr>
+              <w:fldChar w:fldCharType="end"/>
+            </w:r>
+          </w:hyperlink>
+        </w:p>
+        <w:p>
+          <w:pPr>
+            <w:pStyle w:val="TOC1"/>
+            <w:tabs>
+              <w:tab w:val="right" w:leader="dot" w:pos="9016"/>
+            </w:tabs>
+            <w:rPr>
+              <w:rFonts w:asciiTheme="minorHAnsi" w:eastAsiaTheme="minorEastAsia" w:hAnsiTheme="minorHAnsi" w:cstheme="minorBidi"/>
+              <w:noProof/>
+              <w:kern w:val="2"/>
+              <w:sz w:val="24"/>
+              <w:szCs w:val="24"/>
+              <w:lang w:eastAsia="en-AU"/>
+              <w14:ligatures w14:val="standardContextual"/>
+            </w:rPr>
+          </w:pPr>
+          <w:hyperlink w:anchor="_Toc242740339" w:history="1">
+            <w:r>
+              <w:rPr>
+                <w:rStyle w:val="Hyperlink"/>
+                <w:noProof/>
+              </w:rPr>
+              <w:t>Errors, Problems and Resolutions</w:t>
+            </w:r>
+            <w:r>
+              <w:rPr>
+                <w:noProof/>
+                <w:webHidden/>
+              </w:rPr>
+              <w:tab/>
+            </w:r>
+            <w:r>
+              <w:rPr>
+                <w:noProof/>
+                <w:webHidden/>
+              </w:rPr>
+              <w:fldChar w:fldCharType="begin"/>
+            </w:r>
+            <w:r>
+              <w:rPr>
+                <w:noProof/>
+                <w:webHidden/>
+              </w:rPr>
+              <w:instrText xml:space="preserve"> PAGEREF _Toc242740339 \h </w:instrText>
+            </w:r>
+            <w:r>
+              <w:rPr>
+                <w:noProof/>
+                <w:webHidden/>
+              </w:rPr>
+            </w:r>
+            <w:r>
+              <w:rPr>
+                <w:noProof/>
+                <w:webHidden/>
+              </w:rPr>
+              <w:fldChar w:fldCharType="separate"/>
+            </w:r>
+            <w:r>
+              <w:rPr>
+                <w:noProof/>
+                <w:webHidden/>
+              </w:rPr>
+              <w:t>17</w:t>
             </w:r>
             <w:r>
               <w:rPr>
@@ -1741,13 +2186,13 @@
               <w14:ligatures w14:val="standardContextual"/>
             </w:rPr>
           </w:pPr>
-          <w:hyperlink w:anchor="_Toc242739661" w:history="1">
+          <w:hyperlink w:anchor="_Toc242740340" w:history="1">
             <w:r>
               <w:rPr>
                 <w:rStyle w:val="Hyperlink"/>
                 <w:noProof/>
               </w:rPr>
-              <w:t>System Architecture and UML Comparison</w:t>
+              <w:t>Nutrition Calculation and Ingredient Identification</w:t>
             </w:r>
             <w:r>
               <w:rPr>
@@ -1768,7 +2213,7 @@
                 <w:noProof/>
                 <w:webHidden/>
               </w:rPr>
-              <w:instrText xml:space="preserve"> PAGEREF _Toc242739661 \h </w:instrText>
+              <w:instrText xml:space="preserve"> PAGEREF _Toc242740340 \h </w:instrText>
             </w:r>
             <w:r>
               <w:rPr>
@@ -1788,7 +2233,7 @@
                 <w:noProof/>
                 <w:webHidden/>
               </w:rPr>
-              <w:t>14</w:t>
+              <w:t>17</w:t>
             </w:r>
             <w:r>
               <w:rPr>
@@ -1815,13 +2260,13 @@
               <w14:ligatures w14:val="standardContextual"/>
             </w:rPr>
           </w:pPr>
-          <w:hyperlink w:anchor="_Toc242739662" w:history="1">
+          <w:hyperlink w:anchor="_Toc242740341" w:history="1">
             <w:r>
               <w:rPr>
                 <w:rStyle w:val="Hyperlink"/>
                 <w:noProof/>
               </w:rPr>
-              <w:t>User Interface Design Comparison</w:t>
+              <w:t>Cooking Oil Ingredient Matching</w:t>
             </w:r>
             <w:r>
               <w:rPr>
@@ -1842,7 +2287,7 @@
                 <w:noProof/>
                 <w:webHidden/>
               </w:rPr>
-              <w:instrText xml:space="preserve"> PAGEREF _Toc242739662 \h </w:instrText>
+              <w:instrText xml:space="preserve"> PAGEREF _Toc242740341 \h </w:instrText>
             </w:r>
             <w:r>
               <w:rPr>
@@ -1862,7 +2307,7 @@
                 <w:noProof/>
                 <w:webHidden/>
               </w:rPr>
-              <w:t>14</w:t>
+              <w:t>19</w:t>
             </w:r>
             <w:r>
               <w:rPr>
@@ -1889,13 +2334,13 @@
               <w14:ligatures w14:val="standardContextual"/>
             </w:rPr>
           </w:pPr>
-          <w:hyperlink w:anchor="_Toc242739663" w:history="1">
+          <w:hyperlink w:anchor="_Toc242740342" w:history="1">
             <w:r>
               <w:rPr>
                 <w:rStyle w:val="Hyperlink"/>
                 <w:noProof/>
               </w:rPr>
-              <w:t>Use Case and Context Diagrams</w:t>
+              <w:t>Grocery List State Persistence</w:t>
             </w:r>
             <w:r>
               <w:rPr>
@@ -1916,7 +2361,7 @@
                 <w:noProof/>
                 <w:webHidden/>
               </w:rPr>
-              <w:instrText xml:space="preserve"> PAGEREF _Toc242739663 \h </w:instrText>
+              <w:instrText xml:space="preserve"> PAGEREF _Toc242740342 \h </w:instrText>
             </w:r>
             <w:r>
               <w:rPr>
@@ -1936,7 +2381,7 @@
                 <w:noProof/>
                 <w:webHidden/>
               </w:rPr>
-              <w:t>14</w:t>
+              <w:t>19</w:t>
             </w:r>
             <w:r>
               <w:rPr>
@@ -1963,13 +2408,13 @@
               <w14:ligatures w14:val="standardContextual"/>
             </w:rPr>
           </w:pPr>
-          <w:hyperlink w:anchor="_Toc242739664" w:history="1">
+          <w:hyperlink w:anchor="_Toc242740343" w:history="1">
             <w:r>
               <w:rPr>
                 <w:rStyle w:val="Hyperlink"/>
                 <w:noProof/>
               </w:rPr>
-              <w:t>Database Design and ERD</w:t>
+              <w:t>Application Timeout During Nutrition Analysis</w:t>
             </w:r>
             <w:r>
               <w:rPr>
@@ -1990,7 +2435,7 @@
                 <w:noProof/>
                 <w:webHidden/>
               </w:rPr>
-              <w:instrText xml:space="preserve"> PAGEREF _Toc242739664 \h </w:instrText>
+              <w:instrText xml:space="preserve"> PAGEREF _Toc242740343 \h </w:instrText>
             </w:r>
             <w:r>
               <w:rPr>
@@ -2010,7 +2455,81 @@
                 <w:noProof/>
                 <w:webHidden/>
               </w:rPr>
-              <w:t>14</w:t>
+              <w:t>20</w:t>
+            </w:r>
+            <w:r>
+              <w:rPr>
+                <w:noProof/>
+                <w:webHidden/>
+              </w:rPr>
+              <w:fldChar w:fldCharType="end"/>
+            </w:r>
+          </w:hyperlink>
+        </w:p>
+        <w:p>
+          <w:pPr>
+            <w:pStyle w:val="TOC1"/>
+            <w:tabs>
+              <w:tab w:val="right" w:leader="dot" w:pos="9016"/>
+            </w:tabs>
+            <w:rPr>
+              <w:rFonts w:asciiTheme="minorHAnsi" w:eastAsiaTheme="minorEastAsia" w:hAnsiTheme="minorHAnsi" w:cstheme="minorBidi"/>
+              <w:noProof/>
+              <w:kern w:val="2"/>
+              <w:sz w:val="24"/>
+              <w:szCs w:val="24"/>
+              <w:lang w:eastAsia="en-AU"/>
+              <w14:ligatures w14:val="standardContextual"/>
+            </w:rPr>
+          </w:pPr>
+          <w:hyperlink w:anchor="_Toc242740344" w:history="1">
+            <w:r>
+              <w:rPr>
+                <w:rStyle w:val="Hyperlink"/>
+                <w:noProof/>
+              </w:rPr>
+              <w:t>Divergence from Original Requirements and Design</w:t>
+            </w:r>
+            <w:r>
+              <w:rPr>
+                <w:noProof/>
+                <w:webHidden/>
+              </w:rPr>
+              <w:tab/>
+            </w:r>
+            <w:r>
+              <w:rPr>
+                <w:noProof/>
+                <w:webHidden/>
+              </w:rPr>
+              <w:fldChar w:fldCharType="begin"/>
+            </w:r>
+            <w:r>
+              <w:rPr>
+                <w:noProof/>
+                <w:webHidden/>
+              </w:rPr>
+              <w:instrText xml:space="preserve"> PAGEREF _Toc242740344 \h </w:instrText>
+            </w:r>
+            <w:r>
+              <w:rPr>
+                <w:noProof/>
+                <w:webHidden/>
+              </w:rPr>
+            </w:r>
+            <w:r>
+              <w:rPr>
+                <w:noProof/>
+                <w:webHidden/>
+              </w:rPr>
+              <w:fldChar w:fldCharType="separate"/>
+            </w:r>
+            <w:r>
+              <w:rPr>
+                <w:noProof/>
+                <w:webHidden/>
+              </w:rPr>
+              <w:t>21</w:t>
             </w:r>
             <w:r>
               <w:rPr>
@@ -2037,13 +2556,13 @@
               <w14:ligatures w14:val="standardContextual"/>
             </w:rPr>
           </w:pPr>
-          <w:hyperlink w:anchor="_Toc242739665" w:history="1">
+          <w:hyperlink w:anchor="_Toc242740345" w:history="1">
             <w:r>
               <w:rPr>
                 <w:rStyle w:val="Hyperlink"/>
                 <w:noProof/>
               </w:rPr>
-              <w:t>Client–Server Communication</w:t>
+              <w:t>Matthew</w:t>
             </w:r>
             <w:r>
               <w:rPr>
@@ -2064,7 +2583,7 @@
                 <w:noProof/>
                 <w:webHidden/>
               </w:rPr>
-              <w:instrText xml:space="preserve"> PAGEREF _Toc242739665 \h </w:instrText>
+              <w:instrText xml:space="preserve"> PAGEREF _Toc242740345 \h </w:instrText>
             </w:r>
             <w:r>
               <w:rPr>
@@ -2084,7 +2603,229 @@
                 <w:noProof/>
                 <w:webHidden/>
               </w:rPr>
-              <w:t>14</w:t>
+              <w:t>21</w:t>
+            </w:r>
+            <w:r>
+              <w:rPr>
+                <w:noProof/>
+                <w:webHidden/>
+              </w:rPr>
+              <w:fldChar w:fldCharType="end"/>
+            </w:r>
+          </w:hyperlink>
+        </w:p>
+        <w:p>
+          <w:pPr>
+            <w:pStyle w:val="TOC3"/>
+            <w:tabs>
+              <w:tab w:val="right" w:leader="dot" w:pos="9016"/>
+            </w:tabs>
+            <w:rPr>
+              <w:rFonts w:asciiTheme="minorHAnsi" w:eastAsiaTheme="minorEastAsia" w:hAnsiTheme="minorHAnsi" w:cstheme="minorBidi"/>
+              <w:noProof/>
+              <w:kern w:val="2"/>
+              <w:sz w:val="24"/>
+              <w:szCs w:val="24"/>
+              <w:lang w:eastAsia="en-AU"/>
+              <w14:ligatures w14:val="standardContextual"/>
+            </w:rPr>
+          </w:pPr>
+          <w:hyperlink w:anchor="_Toc242740346" w:history="1">
+            <w:r>
+              <w:rPr>
+                <w:rStyle w:val="Hyperlink"/>
+                <w:noProof/>
+              </w:rPr>
+              <w:t>Bottom Navigation and Grocery List Access</w:t>
+            </w:r>
+            <w:r>
+              <w:rPr>
+                <w:noProof/>
+                <w:webHidden/>
+              </w:rPr>
+              <w:tab/>
+            </w:r>
+            <w:r>
+              <w:rPr>
+                <w:noProof/>
+                <w:webHidden/>
+              </w:rPr>
+              <w:fldChar w:fldCharType="begin"/>
+            </w:r>
+            <w:r>
+              <w:rPr>
+                <w:noProof/>
+                <w:webHidden/>
+              </w:rPr>
+              <w:instrText xml:space="preserve"> PAGEREF _Toc242740346 \h </w:instrText>
+            </w:r>
+            <w:r>
+              <w:rPr>
+                <w:noProof/>
+                <w:webHidden/>
+              </w:rPr>
+            </w:r>
+            <w:r>
+              <w:rPr>
+                <w:noProof/>
+                <w:webHidden/>
+              </w:rPr>
+              <w:fldChar w:fldCharType="separate"/>
+            </w:r>
+            <w:r>
+              <w:rPr>
+                <w:noProof/>
+                <w:webHidden/>
+              </w:rPr>
+              <w:t>21</w:t>
+            </w:r>
+            <w:r>
+              <w:rPr>
+                <w:noProof/>
+                <w:webHidden/>
+              </w:rPr>
+              <w:fldChar w:fldCharType="end"/>
+            </w:r>
+          </w:hyperlink>
+        </w:p>
+        <w:p>
+          <w:pPr>
+            <w:pStyle w:val="TOC3"/>
+            <w:tabs>
+              <w:tab w:val="right" w:leader="dot" w:pos="9016"/>
+            </w:tabs>
+            <w:rPr>
+              <w:rFonts w:asciiTheme="minorHAnsi" w:eastAsiaTheme="minorEastAsia" w:hAnsiTheme="minorHAnsi" w:cstheme="minorBidi"/>
+              <w:noProof/>
+              <w:kern w:val="2"/>
+              <w:sz w:val="24"/>
+              <w:szCs w:val="24"/>
+              <w:lang w:eastAsia="en-AU"/>
+              <w14:ligatures w14:val="standardContextual"/>
+            </w:rPr>
+          </w:pPr>
+          <w:hyperlink w:anchor="_Toc242740347" w:history="1">
+            <w:r>
+              <w:rPr>
+                <w:rStyle w:val="Hyperlink"/>
+                <w:noProof/>
+              </w:rPr>
+              <w:t>Meal Plan and Recipe Interface Structure</w:t>
+            </w:r>
+            <w:r>
+              <w:rPr>
+                <w:noProof/>
+                <w:webHidden/>
+              </w:rPr>
+              <w:tab/>
+            </w:r>
+            <w:r>
+              <w:rPr>
+                <w:noProof/>
+                <w:webHidden/>
+              </w:rPr>
+              <w:fldChar w:fldCharType="begin"/>
+            </w:r>
+            <w:r>
+              <w:rPr>
+                <w:noProof/>
+                <w:webHidden/>
+              </w:rPr>
+              <w:instrText xml:space="preserve"> PAGEREF _Toc242740347 \h </w:instrText>
+            </w:r>
+            <w:r>
+              <w:rPr>
+                <w:noProof/>
+                <w:webHidden/>
+              </w:rPr>
+            </w:r>
+            <w:r>
+              <w:rPr>
+                <w:noProof/>
+                <w:webHidden/>
+              </w:rPr>
+              <w:fldChar w:fldCharType="separate"/>
+            </w:r>
+            <w:r>
+              <w:rPr>
+                <w:noProof/>
+                <w:webHidden/>
+              </w:rPr>
+              <w:t>21</w:t>
+            </w:r>
+            <w:r>
+              <w:rPr>
+                <w:noProof/>
+                <w:webHidden/>
+              </w:rPr>
+              <w:fldChar w:fldCharType="end"/>
+            </w:r>
+          </w:hyperlink>
+        </w:p>
+        <w:p>
+          <w:pPr>
+            <w:pStyle w:val="TOC3"/>
+            <w:tabs>
+              <w:tab w:val="right" w:leader="dot" w:pos="9016"/>
+            </w:tabs>
+            <w:rPr>
+              <w:rFonts w:asciiTheme="minorHAnsi" w:eastAsiaTheme="minorEastAsia" w:hAnsiTheme="minorHAnsi" w:cstheme="minorBidi"/>
+              <w:noProof/>
+              <w:kern w:val="2"/>
+              <w:sz w:val="24"/>
+              <w:szCs w:val="24"/>
+              <w:lang w:eastAsia="en-AU"/>
+              <w14:ligatures w14:val="standardContextual"/>
+            </w:rPr>
+          </w:pPr>
+          <w:hyperlink w:anchor="_Toc242740348" w:history="1">
+            <w:r>
+              <w:rPr>
+                <w:rStyle w:val="Hyperlink"/>
+                <w:noProof/>
+              </w:rPr>
+              <w:t>Home Screen Meal Inclusion Controls</w:t>
+            </w:r>
+            <w:r>
+              <w:rPr>
+                <w:noProof/>
+                <w:webHidden/>
+              </w:rPr>
+              <w:tab/>
+            </w:r>
+            <w:r>
+              <w:rPr>
+                <w:noProof/>
+                <w:webHidden/>
+              </w:rPr>
+              <w:fldChar w:fldCharType="begin"/>
+            </w:r>
+            <w:r>
+              <w:rPr>
+                <w:noProof/>
+                <w:webHidden/>
+              </w:rPr>
+              <w:instrText xml:space="preserve"> PAGEREF _Toc242740348 \h </w:instrText>
+            </w:r>
+            <w:r>
+              <w:rPr>
+                <w:noProof/>
+                <w:webHidden/>
+              </w:rPr>
+            </w:r>
+            <w:r>
+              <w:rPr>
+                <w:noProof/>
+                <w:webHidden/>
+              </w:rPr>
+              <w:fldChar w:fldCharType="separate"/>
+            </w:r>
+            <w:r>
+              <w:rPr>
+                <w:noProof/>
+                <w:webHidden/>
+              </w:rPr>
+              <w:t>21</w:t>
             </w:r>
             <w:r>
               <w:rPr>
@@ -2111,13 +2852,13 @@
               <w14:ligatures w14:val="standardContextual"/>
             </w:rPr>
           </w:pPr>
-          <w:hyperlink w:anchor="_Toc242739666" w:history="1">
+          <w:hyperlink w:anchor="_Toc242740349" w:history="1">
             <w:r>
               <w:rPr>
                 <w:rStyle w:val="Hyperlink"/>
                 <w:noProof/>
               </w:rPr>
-              <w:t>Artefact Refinement</w:t>
+              <w:t>Farhad</w:t>
             </w:r>
             <w:r>
               <w:rPr>
@@ -2138,7 +2879,7 @@
                 <w:noProof/>
                 <w:webHidden/>
               </w:rPr>
-              <w:instrText xml:space="preserve"> PAGEREF _Toc242739666 \h </w:instrText>
+              <w:instrText xml:space="preserve"> PAGEREF _Toc242740349 \h </w:instrText>
             </w:r>
             <w:r>
               <w:rPr>
@@ -2158,7 +2899,7 @@
                 <w:noProof/>
                 <w:webHidden/>
               </w:rPr>
-              <w:t>15</w:t>
+              <w:t>22</w:t>
             </w:r>
             <w:r>
               <w:rPr>
@@ -2171,7 +2912,7 @@
         </w:p>
         <w:p>
           <w:pPr>
-            <w:pStyle w:val="TOC3"/>
+            <w:pStyle w:val="TOC2"/>
             <w:tabs>
               <w:tab w:val="right" w:leader="dot" w:pos="9016"/>
             </w:tabs>
@@ -2185,13 +2926,13 @@
               <w14:ligatures w14:val="standardContextual"/>
             </w:rPr>
           </w:pPr>
-          <w:hyperlink w:anchor="_Toc242739667" w:history="1">
+          <w:hyperlink w:anchor="_Toc242740350" w:history="1">
             <w:r>
               <w:rPr>
                 <w:rStyle w:val="Hyperlink"/>
                 <w:noProof/>
               </w:rPr>
-              <w:t>Matthew - System Architecture Comparison</w:t>
+              <w:t>Ansh</w:t>
             </w:r>
             <w:r>
               <w:rPr>
@@ -2212,7 +2953,7 @@
                 <w:noProof/>
                 <w:webHidden/>
               </w:rPr>
-              <w:instrText xml:space="preserve"> PAGEREF _Toc242739667 \h </w:instrText>
+              <w:instrText xml:space="preserve"> PAGEREF _Toc242740350 \h </w:instrText>
             </w:r>
             <w:r>
               <w:rPr>
@@ -2232,7 +2973,7 @@
                 <w:noProof/>
                 <w:webHidden/>
               </w:rPr>
-              <w:t>15</w:t>
+              <w:t>22</w:t>
             </w:r>
             <w:r>
               <w:rPr>
@@ -2245,7 +2986,7 @@
         </w:p>
         <w:p>
           <w:pPr>
-            <w:pStyle w:val="TOC3"/>
+            <w:pStyle w:val="TOC2"/>
             <w:tabs>
               <w:tab w:val="right" w:leader="dot" w:pos="9016"/>
             </w:tabs>
@@ -2259,13 +3000,13 @@
               <w14:ligatures w14:val="standardContextual"/>
             </w:rPr>
           </w:pPr>
-          <w:hyperlink w:anchor="_Toc242739668" w:history="1">
+          <w:hyperlink w:anchor="_Toc242740351" w:history="1">
             <w:r>
               <w:rPr>
                 <w:rStyle w:val="Hyperlink"/>
                 <w:noProof/>
               </w:rPr>
-              <w:t>All members - Updated UML class diagrams</w:t>
+              <w:t>Collective</w:t>
             </w:r>
             <w:r>
               <w:rPr>
@@ -2286,7 +3027,7 @@
                 <w:noProof/>
                 <w:webHidden/>
               </w:rPr>
-              <w:instrText xml:space="preserve"> PAGEREF _Toc242739668 \h </w:instrText>
+              <w:instrText xml:space="preserve"> PAGEREF _Toc242740351 \h </w:instrText>
             </w:r>
             <w:r>
               <w:rPr>
@@ -2306,7 +3047,7 @@
                 <w:noProof/>
                 <w:webHidden/>
               </w:rPr>
-              <w:t>16</w:t>
+              <w:t>22</w:t>
             </w:r>
             <w:r>
               <w:rPr>
@@ -2319,7 +3060,7 @@
         </w:p>
         <w:p>
           <w:pPr>
-            <w:pStyle w:val="TOC3"/>
+            <w:pStyle w:val="TOC2"/>
             <w:tabs>
               <w:tab w:val="right" w:leader="dot" w:pos="9016"/>
             </w:tabs>
@@ -2333,13 +3074,13 @@
               <w14:ligatures w14:val="standardContextual"/>
             </w:rPr>
           </w:pPr>
-          <w:hyperlink w:anchor="_Toc242739669" w:history="1">
+          <w:hyperlink w:anchor="_Toc242740352" w:history="1">
             <w:r>
               <w:rPr>
                 <w:rStyle w:val="Hyperlink"/>
                 <w:noProof/>
               </w:rPr>
-              <w:t>Ansh - Updated ERD vs Original</w:t>
+              <w:t>GitHub Repository and Version Control</w:t>
             </w:r>
             <w:r>
               <w:rPr>
@@ -2360,7 +3101,7 @@
                 <w:noProof/>
                 <w:webHidden/>
               </w:rPr>
-              <w:instrText xml:space="preserve"> PAGEREF _Toc242739669 \h </w:instrText>
+              <w:instrText xml:space="preserve"> PAGEREF _Toc242740352 \h </w:instrText>
             </w:r>
             <w:r>
               <w:rPr>
@@ -2380,81 +3121,7 @@
                 <w:noProof/>
                 <w:webHidden/>
               </w:rPr>
-              <w:t>16</w:t>
-            </w:r>
-            <w:r>
-              <w:rPr>
-                <w:noProof/>
-                <w:webHidden/>
-              </w:rPr>
-              <w:fldChar w:fldCharType="end"/>
-            </w:r>
-          </w:hyperlink>
-        </w:p>
-        <w:p>
-          <w:pPr>
-            <w:pStyle w:val="TOC3"/>
-            <w:tabs>
-              <w:tab w:val="right" w:leader="dot" w:pos="9016"/>
-            </w:tabs>
-            <w:rPr>
-              <w:rFonts w:asciiTheme="minorHAnsi" w:eastAsiaTheme="minorEastAsia" w:hAnsiTheme="minorHAnsi" w:cstheme="minorBidi"/>
-              <w:noProof/>
-              <w:kern w:val="2"/>
-              <w:sz w:val="24"/>
-              <w:szCs w:val="24"/>
-              <w:lang w:eastAsia="en-AU"/>
-              <w14:ligatures w14:val="standardContextual"/>
-            </w:rPr>
-          </w:pPr>
-          <w:hyperlink w:anchor="_Toc242739670" w:history="1">
-            <w:r>
-              <w:rPr>
-                <w:rStyle w:val="Hyperlink"/>
-                <w:noProof/>
-              </w:rPr>
-              <w:t>Farhad - Client-Server Communication diagram vs Original</w:t>
-            </w:r>
-            <w:r>
-              <w:rPr>
-                <w:noProof/>
-                <w:webHidden/>
-              </w:rPr>
-              <w:tab/>
-            </w:r>
-            <w:r>
-              <w:rPr>
-                <w:noProof/>
-                <w:webHidden/>
-              </w:rPr>
-              <w:fldChar w:fldCharType="begin"/>
-            </w:r>
-            <w:r>
-              <w:rPr>
-                <w:noProof/>
-                <w:webHidden/>
-              </w:rPr>
-              <w:instrText xml:space="preserve"> PAGEREF _Toc242739670 \h </w:instrText>
-            </w:r>
-            <w:r>
-              <w:rPr>
-                <w:noProof/>
-                <w:webHidden/>
-              </w:rPr>
-            </w:r>
-            <w:r>
-              <w:rPr>
-                <w:noProof/>
-                <w:webHidden/>
-              </w:rPr>
-              <w:fldChar w:fldCharType="separate"/>
-            </w:r>
-            <w:r>
-              <w:rPr>
-                <w:noProof/>
-                <w:webHidden/>
-              </w:rPr>
-              <w:t>16</w:t>
+              <w:t>23</w:t>
             </w:r>
             <w:r>
               <w:rPr>
@@ -2481,13 +3148,13 @@
               <w14:ligatures w14:val="standardContextual"/>
             </w:rPr>
           </w:pPr>
-          <w:hyperlink w:anchor="_Toc242739671" w:history="1">
+          <w:hyperlink w:anchor="_Toc242740353" w:history="1">
             <w:r>
               <w:rPr>
                 <w:rStyle w:val="Hyperlink"/>
                 <w:noProof/>
               </w:rPr>
-              <w:t>Errors, Problems and Resolutions</w:t>
+              <w:t>Ethical and Professional Considerations</w:t>
             </w:r>
             <w:r>
               <w:rPr>
@@ -2508,7 +3175,7 @@
                 <w:noProof/>
                 <w:webHidden/>
               </w:rPr>
-              <w:instrText xml:space="preserve"> PAGEREF _Toc242739671 \h </w:instrText>
+              <w:instrText xml:space="preserve"> PAGEREF _Toc242740353 \h </w:instrText>
             </w:r>
             <w:r>
               <w:rPr>
@@ -2528,303 +3195,7 @@
                 <w:noProof/>
                 <w:webHidden/>
               </w:rPr>
-              <w:t>17</w:t>
-            </w:r>
-            <w:r>
-              <w:rPr>
-                <w:noProof/>
-                <w:webHidden/>
-              </w:rPr>
-              <w:fldChar w:fldCharType="end"/>
-            </w:r>
-          </w:hyperlink>
-        </w:p>
-        <w:p>
-          <w:pPr>
-            <w:pStyle w:val="TOC2"/>
-            <w:tabs>
-              <w:tab w:val="right" w:leader="dot" w:pos="9016"/>
-            </w:tabs>
-            <w:rPr>
-              <w:rFonts w:asciiTheme="minorHAnsi" w:eastAsiaTheme="minorEastAsia" w:hAnsiTheme="minorHAnsi" w:cstheme="minorBidi"/>
-              <w:noProof/>
-              <w:kern w:val="2"/>
-              <w:sz w:val="24"/>
-              <w:szCs w:val="24"/>
-              <w:lang w:eastAsia="en-AU"/>
-              <w14:ligatures w14:val="standardContextual"/>
-            </w:rPr>
-          </w:pPr>
-          <w:hyperlink w:anchor="_Toc242739672" w:history="1">
-            <w:r>
-              <w:rPr>
-                <w:rStyle w:val="Hyperlink"/>
-                <w:noProof/>
-              </w:rPr>
-              <w:t>Nutrition Calculation and Ingredient Identification</w:t>
-            </w:r>
-            <w:r>
-              <w:rPr>
-                <w:noProof/>
-                <w:webHidden/>
-              </w:rPr>
-              <w:tab/>
-            </w:r>
-            <w:r>
-              <w:rPr>
-                <w:noProof/>
-                <w:webHidden/>
-              </w:rPr>
-              <w:fldChar w:fldCharType="begin"/>
-            </w:r>
-            <w:r>
-              <w:rPr>
-                <w:noProof/>
-                <w:webHidden/>
-              </w:rPr>
-              <w:instrText xml:space="preserve"> PAGEREF _Toc242739672 \h </w:instrText>
-            </w:r>
-            <w:r>
-              <w:rPr>
-                <w:noProof/>
-                <w:webHidden/>
-              </w:rPr>
-            </w:r>
-            <w:r>
-              <w:rPr>
-                <w:noProof/>
-                <w:webHidden/>
-              </w:rPr>
-              <w:fldChar w:fldCharType="separate"/>
-            </w:r>
-            <w:r>
-              <w:rPr>
-                <w:noProof/>
-                <w:webHidden/>
-              </w:rPr>
-              <w:t>17</w:t>
-            </w:r>
-            <w:r>
-              <w:rPr>
-                <w:noProof/>
-                <w:webHidden/>
-              </w:rPr>
-              <w:fldChar w:fldCharType="end"/>
-            </w:r>
-          </w:hyperlink>
-        </w:p>
-        <w:p>
-          <w:pPr>
-            <w:pStyle w:val="TOC2"/>
-            <w:tabs>
-              <w:tab w:val="right" w:leader="dot" w:pos="9016"/>
-            </w:tabs>
-            <w:rPr>
-              <w:rFonts w:asciiTheme="minorHAnsi" w:eastAsiaTheme="minorEastAsia" w:hAnsiTheme="minorHAnsi" w:cstheme="minorBidi"/>
-              <w:noProof/>
-              <w:kern w:val="2"/>
-              <w:sz w:val="24"/>
-              <w:szCs w:val="24"/>
-              <w:lang w:eastAsia="en-AU"/>
-              <w14:ligatures w14:val="standardContextual"/>
-            </w:rPr>
-          </w:pPr>
-          <w:hyperlink w:anchor="_Toc242739673" w:history="1">
-            <w:r>
-              <w:rPr>
-                <w:rStyle w:val="Hyperlink"/>
-                <w:noProof/>
-              </w:rPr>
-              <w:t>Cooking Oil Ingredient Matching</w:t>
-            </w:r>
-            <w:r>
-              <w:rPr>
-                <w:noProof/>
-                <w:webHidden/>
-              </w:rPr>
-              <w:tab/>
-            </w:r>
-            <w:r>
-              <w:rPr>
-                <w:noProof/>
-                <w:webHidden/>
-              </w:rPr>
-              <w:fldChar w:fldCharType="begin"/>
-            </w:r>
-            <w:r>
-              <w:rPr>
-                <w:noProof/>
-                <w:webHidden/>
-              </w:rPr>
-              <w:instrText xml:space="preserve"> PAGEREF _Toc242739673 \h </w:instrText>
-            </w:r>
-            <w:r>
-              <w:rPr>
-                <w:noProof/>
-                <w:webHidden/>
-              </w:rPr>
-            </w:r>
-            <w:r>
-              <w:rPr>
-                <w:noProof/>
-                <w:webHidden/>
-              </w:rPr>
-              <w:fldChar w:fldCharType="separate"/>
-            </w:r>
-            <w:r>
-              <w:rPr>
-                <w:noProof/>
-                <w:webHidden/>
-              </w:rPr>
-              <w:t>19</w:t>
-            </w:r>
-            <w:r>
-              <w:rPr>
-                <w:noProof/>
-                <w:webHidden/>
-              </w:rPr>
-              <w:fldChar w:fldCharType="end"/>
-            </w:r>
-          </w:hyperlink>
-        </w:p>
-        <w:p>
-          <w:pPr>
-            <w:pStyle w:val="TOC2"/>
-            <w:tabs>
-              <w:tab w:val="right" w:leader="dot" w:pos="9016"/>
-            </w:tabs>
-            <w:rPr>
-              <w:rFonts w:asciiTheme="minorHAnsi" w:eastAsiaTheme="minorEastAsia" w:hAnsiTheme="minorHAnsi" w:cstheme="minorBidi"/>
-              <w:noProof/>
-              <w:kern w:val="2"/>
-              <w:sz w:val="24"/>
-              <w:szCs w:val="24"/>
-              <w:lang w:eastAsia="en-AU"/>
-              <w14:ligatures w14:val="standardContextual"/>
-            </w:rPr>
-          </w:pPr>
-          <w:hyperlink w:anchor="_Toc242739674" w:history="1">
-            <w:r>
-              <w:rPr>
-                <w:rStyle w:val="Hyperlink"/>
-                <w:noProof/>
-              </w:rPr>
-              <w:t>Grocery List State Persistence</w:t>
-            </w:r>
-            <w:r>
-              <w:rPr>
-                <w:noProof/>
-                <w:webHidden/>
-              </w:rPr>
-              <w:tab/>
-            </w:r>
-            <w:r>
-              <w:rPr>
-                <w:noProof/>
-                <w:webHidden/>
-              </w:rPr>
-              <w:fldChar w:fldCharType="begin"/>
-            </w:r>
-            <w:r>
-              <w:rPr>
-                <w:noProof/>
-                <w:webHidden/>
-              </w:rPr>
-              <w:instrText xml:space="preserve"> PAGEREF _Toc242739674 \h </w:instrText>
-            </w:r>
-            <w:r>
-              <w:rPr>
-                <w:noProof/>
-                <w:webHidden/>
-              </w:rPr>
-            </w:r>
-            <w:r>
-              <w:rPr>
-                <w:noProof/>
-                <w:webHidden/>
-              </w:rPr>
-              <w:fldChar w:fldCharType="separate"/>
-            </w:r>
-            <w:r>
-              <w:rPr>
-                <w:noProof/>
-                <w:webHidden/>
-              </w:rPr>
-              <w:t>19</w:t>
-            </w:r>
-            <w:r>
-              <w:rPr>
-                <w:noProof/>
-                <w:webHidden/>
-              </w:rPr>
-              <w:fldChar w:fldCharType="end"/>
-            </w:r>
-          </w:hyperlink>
-        </w:p>
-        <w:p>
-          <w:pPr>
-            <w:pStyle w:val="TOC2"/>
-            <w:tabs>
-              <w:tab w:val="right" w:leader="dot" w:pos="9016"/>
-            </w:tabs>
-            <w:rPr>
-              <w:rFonts w:asciiTheme="minorHAnsi" w:eastAsiaTheme="minorEastAsia" w:hAnsiTheme="minorHAnsi" w:cstheme="minorBidi"/>
-              <w:noProof/>
-              <w:kern w:val="2"/>
-              <w:sz w:val="24"/>
-              <w:szCs w:val="24"/>
-              <w:lang w:eastAsia="en-AU"/>
-              <w14:ligatures w14:val="standardContextual"/>
-            </w:rPr>
-          </w:pPr>
-          <w:hyperlink w:anchor="_Toc242739675" w:history="1">
-            <w:r>
-              <w:rPr>
-                <w:rStyle w:val="Hyperlink"/>
-                <w:noProof/>
-              </w:rPr>
-              <w:t>Application Timeout During Nutrition Analysis</w:t>
-            </w:r>
-            <w:r>
-              <w:rPr>
-                <w:noProof/>
-                <w:webHidden/>
-              </w:rPr>
-              <w:tab/>
-            </w:r>
-            <w:r>
-              <w:rPr>
-                <w:noProof/>
-                <w:webHidden/>
-              </w:rPr>
-              <w:fldChar w:fldCharType="begin"/>
-            </w:r>
-            <w:r>
-              <w:rPr>
-                <w:noProof/>
-                <w:webHidden/>
-              </w:rPr>
-              <w:instrText xml:space="preserve"> PAGEREF _Toc242739675 \h </w:instrText>
-            </w:r>
-            <w:r>
-              <w:rPr>
-                <w:noProof/>
-                <w:webHidden/>
-              </w:rPr>
-            </w:r>
-            <w:r>
-              <w:rPr>
-                <w:noProof/>
-                <w:webHidden/>
-              </w:rPr>
-              <w:fldChar w:fldCharType="separate"/>
-            </w:r>
-            <w:r>
-              <w:rPr>
-                <w:noProof/>
-                <w:webHidden/>
-              </w:rPr>
-              <w:t>20</w:t>
+              <w:t>24</w:t>
             </w:r>
             <w:r>
               <w:rPr>
@@ -2851,13 +3222,13 @@
               <w14:ligatures w14:val="standardContextual"/>
             </w:rPr>
           </w:pPr>
-          <w:hyperlink w:anchor="_Toc242739676" w:history="1">
+          <w:hyperlink w:anchor="_Toc242740354" w:history="1">
             <w:r>
               <w:rPr>
                 <w:rStyle w:val="Hyperlink"/>
                 <w:noProof/>
               </w:rPr>
-              <w:t>Divergence from Original Requirements and Design</w:t>
+              <w:t>Conclusion</w:t>
             </w:r>
             <w:r>
               <w:rPr>
@@ -2878,747 +3249,7 @@
                 <w:noProof/>
                 <w:webHidden/>
               </w:rPr>
-              <w:instrText xml:space="preserve"> PAGEREF _Toc242739676 \h </w:instrText>
-            </w:r>
-            <w:r>
-              <w:rPr>
-                <w:noProof/>
-                <w:webHidden/>
-              </w:rPr>
-            </w:r>
-            <w:r>
-              <w:rPr>
-                <w:noProof/>
-                <w:webHidden/>
-              </w:rPr>
-              <w:fldChar w:fldCharType="separate"/>
-            </w:r>
-            <w:r>
-              <w:rPr>
-                <w:noProof/>
-                <w:webHidden/>
-              </w:rPr>
-              <w:t>21</w:t>
-            </w:r>
-            <w:r>
-              <w:rPr>
-                <w:noProof/>
-                <w:webHidden/>
-              </w:rPr>
-              <w:fldChar w:fldCharType="end"/>
-            </w:r>
-          </w:hyperlink>
-        </w:p>
-        <w:p>
-          <w:pPr>
-            <w:pStyle w:val="TOC2"/>
-            <w:tabs>
-              <w:tab w:val="right" w:leader="dot" w:pos="9016"/>
-            </w:tabs>
-            <w:rPr>
-              <w:rFonts w:asciiTheme="minorHAnsi" w:eastAsiaTheme="minorEastAsia" w:hAnsiTheme="minorHAnsi" w:cstheme="minorBidi"/>
-              <w:noProof/>
-              <w:kern w:val="2"/>
-              <w:sz w:val="24"/>
-              <w:szCs w:val="24"/>
-              <w:lang w:eastAsia="en-AU"/>
-              <w14:ligatures w14:val="standardContextual"/>
-            </w:rPr>
-          </w:pPr>
-          <w:hyperlink w:anchor="_Toc242739677" w:history="1">
-            <w:r>
-              <w:rPr>
-                <w:rStyle w:val="Hyperlink"/>
-                <w:noProof/>
-              </w:rPr>
-              <w:t>Matthew</w:t>
-            </w:r>
-            <w:r>
-              <w:rPr>
-                <w:noProof/>
-                <w:webHidden/>
-              </w:rPr>
-              <w:tab/>
-            </w:r>
-            <w:r>
-              <w:rPr>
-                <w:noProof/>
-                <w:webHidden/>
-              </w:rPr>
-              <w:fldChar w:fldCharType="begin"/>
-            </w:r>
-            <w:r>
-              <w:rPr>
-                <w:noProof/>
-                <w:webHidden/>
-              </w:rPr>
-              <w:instrText xml:space="preserve"> PAGEREF _Toc242739677 \h </w:instrText>
-            </w:r>
-            <w:r>
-              <w:rPr>
-                <w:noProof/>
-                <w:webHidden/>
-              </w:rPr>
-            </w:r>
-            <w:r>
-              <w:rPr>
-                <w:noProof/>
-                <w:webHidden/>
-              </w:rPr>
-              <w:fldChar w:fldCharType="separate"/>
-            </w:r>
-            <w:r>
-              <w:rPr>
-                <w:noProof/>
-                <w:webHidden/>
-              </w:rPr>
-              <w:t>21</w:t>
-            </w:r>
-            <w:r>
-              <w:rPr>
-                <w:noProof/>
-                <w:webHidden/>
-              </w:rPr>
-              <w:fldChar w:fldCharType="end"/>
-            </w:r>
-          </w:hyperlink>
-        </w:p>
-        <w:p>
-          <w:pPr>
-            <w:pStyle w:val="TOC3"/>
-            <w:tabs>
-              <w:tab w:val="right" w:leader="dot" w:pos="9016"/>
-            </w:tabs>
-            <w:rPr>
-              <w:rFonts w:asciiTheme="minorHAnsi" w:eastAsiaTheme="minorEastAsia" w:hAnsiTheme="minorHAnsi" w:cstheme="minorBidi"/>
-              <w:noProof/>
-              <w:kern w:val="2"/>
-              <w:sz w:val="24"/>
-              <w:szCs w:val="24"/>
-              <w:lang w:eastAsia="en-AU"/>
-              <w14:ligatures w14:val="standardContextual"/>
-            </w:rPr>
-          </w:pPr>
-          <w:hyperlink w:anchor="_Toc242739678" w:history="1">
-            <w:r>
-              <w:rPr>
-                <w:rStyle w:val="Hyperlink"/>
-                <w:noProof/>
-              </w:rPr>
-              <w:t>Bottom Navigation and Grocery List Access</w:t>
-            </w:r>
-            <w:r>
-              <w:rPr>
-                <w:noProof/>
-                <w:webHidden/>
-              </w:rPr>
-              <w:tab/>
-            </w:r>
-            <w:r>
-              <w:rPr>
-                <w:noProof/>
-                <w:webHidden/>
-              </w:rPr>
-              <w:fldChar w:fldCharType="begin"/>
-            </w:r>
-            <w:r>
-              <w:rPr>
-                <w:noProof/>
-                <w:webHidden/>
-              </w:rPr>
-              <w:instrText xml:space="preserve"> PAGEREF _Toc242739678 \h </w:instrText>
-            </w:r>
-            <w:r>
-              <w:rPr>
-                <w:noProof/>
-                <w:webHidden/>
-              </w:rPr>
-            </w:r>
-            <w:r>
-              <w:rPr>
-                <w:noProof/>
-                <w:webHidden/>
-              </w:rPr>
-              <w:fldChar w:fldCharType="separate"/>
-            </w:r>
-            <w:r>
-              <w:rPr>
-                <w:noProof/>
-                <w:webHidden/>
-              </w:rPr>
-              <w:t>21</w:t>
-            </w:r>
-            <w:r>
-              <w:rPr>
-                <w:noProof/>
-                <w:webHidden/>
-              </w:rPr>
-              <w:fldChar w:fldCharType="end"/>
-            </w:r>
-          </w:hyperlink>
-        </w:p>
-        <w:p>
-          <w:pPr>
-            <w:pStyle w:val="TOC3"/>
-            <w:tabs>
-              <w:tab w:val="right" w:leader="dot" w:pos="9016"/>
-            </w:tabs>
-            <w:rPr>
-              <w:rFonts w:asciiTheme="minorHAnsi" w:eastAsiaTheme="minorEastAsia" w:hAnsiTheme="minorHAnsi" w:cstheme="minorBidi"/>
-              <w:noProof/>
-              <w:kern w:val="2"/>
-              <w:sz w:val="24"/>
-              <w:szCs w:val="24"/>
-              <w:lang w:eastAsia="en-AU"/>
-              <w14:ligatures w14:val="standardContextual"/>
-            </w:rPr>
-          </w:pPr>
-          <w:hyperlink w:anchor="_Toc242739679" w:history="1">
-            <w:r>
-              <w:rPr>
-                <w:rStyle w:val="Hyperlink"/>
-                <w:noProof/>
-              </w:rPr>
-              <w:t>Meal Plan and Recipe Interface Structure</w:t>
-            </w:r>
-            <w:r>
-              <w:rPr>
-                <w:noProof/>
-                <w:webHidden/>
-              </w:rPr>
-              <w:tab/>
-            </w:r>
-            <w:r>
-              <w:rPr>
-                <w:noProof/>
-                <w:webHidden/>
-              </w:rPr>
-              <w:fldChar w:fldCharType="begin"/>
-            </w:r>
-            <w:r>
-              <w:rPr>
-                <w:noProof/>
-                <w:webHidden/>
-              </w:rPr>
-              <w:instrText xml:space="preserve"> PAGEREF _Toc242739679 \h </w:instrText>
-            </w:r>
-            <w:r>
-              <w:rPr>
-                <w:noProof/>
-                <w:webHidden/>
-              </w:rPr>
-            </w:r>
-            <w:r>
-              <w:rPr>
-                <w:noProof/>
-                <w:webHidden/>
-              </w:rPr>
-              <w:fldChar w:fldCharType="separate"/>
-            </w:r>
-            <w:r>
-              <w:rPr>
-                <w:noProof/>
-                <w:webHidden/>
-              </w:rPr>
-              <w:t>21</w:t>
-            </w:r>
-            <w:r>
-              <w:rPr>
-                <w:noProof/>
-                <w:webHidden/>
-              </w:rPr>
-              <w:fldChar w:fldCharType="end"/>
-            </w:r>
-          </w:hyperlink>
-        </w:p>
-        <w:p>
-          <w:pPr>
-            <w:pStyle w:val="TOC3"/>
-            <w:tabs>
-              <w:tab w:val="right" w:leader="dot" w:pos="9016"/>
-            </w:tabs>
-            <w:rPr>
-              <w:rFonts w:asciiTheme="minorHAnsi" w:eastAsiaTheme="minorEastAsia" w:hAnsiTheme="minorHAnsi" w:cstheme="minorBidi"/>
-              <w:noProof/>
-              <w:kern w:val="2"/>
-              <w:sz w:val="24"/>
-              <w:szCs w:val="24"/>
-              <w:lang w:eastAsia="en-AU"/>
-              <w14:ligatures w14:val="standardContextual"/>
-            </w:rPr>
-          </w:pPr>
-          <w:hyperlink w:anchor="_Toc242739680" w:history="1">
-            <w:r>
-              <w:rPr>
-                <w:rStyle w:val="Hyperlink"/>
-                <w:noProof/>
-              </w:rPr>
-              <w:t>Home Screen Meal Inclusion Controls</w:t>
-            </w:r>
-            <w:r>
-              <w:rPr>
-                <w:noProof/>
-                <w:webHidden/>
-              </w:rPr>
-              <w:tab/>
-            </w:r>
-            <w:r>
-              <w:rPr>
-                <w:noProof/>
-                <w:webHidden/>
-              </w:rPr>
-              <w:fldChar w:fldCharType="begin"/>
-            </w:r>
-            <w:r>
-              <w:rPr>
-                <w:noProof/>
-                <w:webHidden/>
-              </w:rPr>
-              <w:instrText xml:space="preserve"> PAGEREF _Toc242739680 \h </w:instrText>
-            </w:r>
-            <w:r>
-              <w:rPr>
-                <w:noProof/>
-                <w:webHidden/>
-              </w:rPr>
-            </w:r>
-            <w:r>
-              <w:rPr>
-                <w:noProof/>
-                <w:webHidden/>
-              </w:rPr>
-              <w:fldChar w:fldCharType="separate"/>
-            </w:r>
-            <w:r>
-              <w:rPr>
-                <w:noProof/>
-                <w:webHidden/>
-              </w:rPr>
-              <w:t>21</w:t>
-            </w:r>
-            <w:r>
-              <w:rPr>
-                <w:noProof/>
-                <w:webHidden/>
-              </w:rPr>
-              <w:fldChar w:fldCharType="end"/>
-            </w:r>
-          </w:hyperlink>
-        </w:p>
-        <w:p>
-          <w:pPr>
-            <w:pStyle w:val="TOC2"/>
-            <w:tabs>
-              <w:tab w:val="right" w:leader="dot" w:pos="9016"/>
-            </w:tabs>
-            <w:rPr>
-              <w:rFonts w:asciiTheme="minorHAnsi" w:eastAsiaTheme="minorEastAsia" w:hAnsiTheme="minorHAnsi" w:cstheme="minorBidi"/>
-              <w:noProof/>
-              <w:kern w:val="2"/>
-              <w:sz w:val="24"/>
-              <w:szCs w:val="24"/>
-              <w:lang w:eastAsia="en-AU"/>
-              <w14:ligatures w14:val="standardContextual"/>
-            </w:rPr>
-          </w:pPr>
-          <w:hyperlink w:anchor="_Toc242739681" w:history="1">
-            <w:r>
-              <w:rPr>
-                <w:rStyle w:val="Hyperlink"/>
-                <w:noProof/>
-              </w:rPr>
-              <w:t>Farhad</w:t>
-            </w:r>
-            <w:r>
-              <w:rPr>
-                <w:noProof/>
-                <w:webHidden/>
-              </w:rPr>
-              <w:tab/>
-            </w:r>
-            <w:r>
-              <w:rPr>
-                <w:noProof/>
-                <w:webHidden/>
-              </w:rPr>
-              <w:fldChar w:fldCharType="begin"/>
-            </w:r>
-            <w:r>
-              <w:rPr>
-                <w:noProof/>
-                <w:webHidden/>
-              </w:rPr>
-              <w:instrText xml:space="preserve"> PAGEREF _Toc242739681 \h </w:instrText>
-            </w:r>
-            <w:r>
-              <w:rPr>
-                <w:noProof/>
-                <w:webHidden/>
-              </w:rPr>
-            </w:r>
-            <w:r>
-              <w:rPr>
-                <w:noProof/>
-                <w:webHidden/>
-              </w:rPr>
-              <w:fldChar w:fldCharType="separate"/>
-            </w:r>
-            <w:r>
-              <w:rPr>
-                <w:noProof/>
-                <w:webHidden/>
-              </w:rPr>
-              <w:t>22</w:t>
-            </w:r>
-            <w:r>
-              <w:rPr>
-                <w:noProof/>
-                <w:webHidden/>
-              </w:rPr>
-              <w:fldChar w:fldCharType="end"/>
-            </w:r>
-          </w:hyperlink>
-        </w:p>
-        <w:p>
-          <w:pPr>
-            <w:pStyle w:val="TOC2"/>
-            <w:tabs>
-              <w:tab w:val="right" w:leader="dot" w:pos="9016"/>
-            </w:tabs>
-            <w:rPr>
-              <w:rFonts w:asciiTheme="minorHAnsi" w:eastAsiaTheme="minorEastAsia" w:hAnsiTheme="minorHAnsi" w:cstheme="minorBidi"/>
-              <w:noProof/>
-              <w:kern w:val="2"/>
-              <w:sz w:val="24"/>
-              <w:szCs w:val="24"/>
-              <w:lang w:eastAsia="en-AU"/>
-              <w14:ligatures w14:val="standardContextual"/>
-            </w:rPr>
-          </w:pPr>
-          <w:hyperlink w:anchor="_Toc242739682" w:history="1">
-            <w:r>
-              <w:rPr>
-                <w:rStyle w:val="Hyperlink"/>
-                <w:noProof/>
-              </w:rPr>
-              <w:t>Ansh</w:t>
-            </w:r>
-            <w:r>
-              <w:rPr>
-                <w:noProof/>
-                <w:webHidden/>
-              </w:rPr>
-              <w:tab/>
-            </w:r>
-            <w:r>
-              <w:rPr>
-                <w:noProof/>
-                <w:webHidden/>
-              </w:rPr>
-              <w:fldChar w:fldCharType="begin"/>
-            </w:r>
-            <w:r>
-              <w:rPr>
-                <w:noProof/>
-                <w:webHidden/>
-              </w:rPr>
-              <w:instrText xml:space="preserve"> PAGEREF _Toc242739682 \h </w:instrText>
-            </w:r>
-            <w:r>
-              <w:rPr>
-                <w:noProof/>
-                <w:webHidden/>
-              </w:rPr>
-            </w:r>
-            <w:r>
-              <w:rPr>
-                <w:noProof/>
-                <w:webHidden/>
-              </w:rPr>
-              <w:fldChar w:fldCharType="separate"/>
-            </w:r>
-            <w:r>
-              <w:rPr>
-                <w:noProof/>
-                <w:webHidden/>
-              </w:rPr>
-              <w:t>22</w:t>
-            </w:r>
-            <w:r>
-              <w:rPr>
-                <w:noProof/>
-                <w:webHidden/>
-              </w:rPr>
-              <w:fldChar w:fldCharType="end"/>
-            </w:r>
-          </w:hyperlink>
-        </w:p>
-        <w:p>
-          <w:pPr>
-            <w:pStyle w:val="TOC2"/>
-            <w:tabs>
-              <w:tab w:val="right" w:leader="dot" w:pos="9016"/>
-            </w:tabs>
-            <w:rPr>
-              <w:rFonts w:asciiTheme="minorHAnsi" w:eastAsiaTheme="minorEastAsia" w:hAnsiTheme="minorHAnsi" w:cstheme="minorBidi"/>
-              <w:noProof/>
-              <w:kern w:val="2"/>
-              <w:sz w:val="24"/>
-              <w:szCs w:val="24"/>
-              <w:lang w:eastAsia="en-AU"/>
-              <w14:ligatures w14:val="standardContextual"/>
-            </w:rPr>
-          </w:pPr>
-          <w:hyperlink w:anchor="_Toc242739683" w:history="1">
-            <w:r>
-              <w:rPr>
-                <w:rStyle w:val="Hyperlink"/>
-                <w:noProof/>
-              </w:rPr>
-              <w:t>Collective</w:t>
-            </w:r>
-            <w:r>
-              <w:rPr>
-                <w:noProof/>
-                <w:webHidden/>
-              </w:rPr>
-              <w:tab/>
-            </w:r>
-            <w:r>
-              <w:rPr>
-                <w:noProof/>
-                <w:webHidden/>
-              </w:rPr>
-              <w:fldChar w:fldCharType="begin"/>
-            </w:r>
-            <w:r>
-              <w:rPr>
-                <w:noProof/>
-                <w:webHidden/>
-              </w:rPr>
-              <w:instrText xml:space="preserve"> PAGEREF _Toc242739683 \h </w:instrText>
-            </w:r>
-            <w:r>
-              <w:rPr>
-                <w:noProof/>
-                <w:webHidden/>
-              </w:rPr>
-            </w:r>
-            <w:r>
-              <w:rPr>
-                <w:noProof/>
-                <w:webHidden/>
-              </w:rPr>
-              <w:fldChar w:fldCharType="separate"/>
-            </w:r>
-            <w:r>
-              <w:rPr>
-                <w:noProof/>
-                <w:webHidden/>
-              </w:rPr>
-              <w:t>22</w:t>
-            </w:r>
-            <w:r>
-              <w:rPr>
-                <w:noProof/>
-                <w:webHidden/>
-              </w:rPr>
-              <w:fldChar w:fldCharType="end"/>
-            </w:r>
-          </w:hyperlink>
-        </w:p>
-        <w:p>
-          <w:pPr>
-            <w:pStyle w:val="TOC2"/>
-            <w:tabs>
-              <w:tab w:val="right" w:leader="dot" w:pos="9016"/>
-            </w:tabs>
-            <w:rPr>
-              <w:rFonts w:asciiTheme="minorHAnsi" w:eastAsiaTheme="minorEastAsia" w:hAnsiTheme="minorHAnsi" w:cstheme="minorBidi"/>
-              <w:noProof/>
-              <w:kern w:val="2"/>
-              <w:sz w:val="24"/>
-              <w:szCs w:val="24"/>
-              <w:lang w:eastAsia="en-AU"/>
-              <w14:ligatures w14:val="standardContextual"/>
-            </w:rPr>
-          </w:pPr>
-          <w:hyperlink w:anchor="_Toc242739684" w:history="1">
-            <w:r>
-              <w:rPr>
-                <w:rStyle w:val="Hyperlink"/>
-                <w:noProof/>
-              </w:rPr>
-              <w:t>GitHub Repository and Version Control</w:t>
-            </w:r>
-            <w:r>
-              <w:rPr>
-                <w:noProof/>
-                <w:webHidden/>
-              </w:rPr>
-              <w:tab/>
-            </w:r>
-            <w:r>
-              <w:rPr>
-                <w:noProof/>
-                <w:webHidden/>
-              </w:rPr>
-              <w:fldChar w:fldCharType="begin"/>
-            </w:r>
-            <w:r>
-              <w:rPr>
-                <w:noProof/>
-                <w:webHidden/>
-              </w:rPr>
-              <w:instrText xml:space="preserve"> PAGEREF _Toc242739684 \h </w:instrText>
-            </w:r>
-            <w:r>
-              <w:rPr>
-                <w:noProof/>
-                <w:webHidden/>
-              </w:rPr>
-            </w:r>
-            <w:r>
-              <w:rPr>
-                <w:noProof/>
-                <w:webHidden/>
-              </w:rPr>
-              <w:fldChar w:fldCharType="separate"/>
-            </w:r>
-            <w:r>
-              <w:rPr>
-                <w:noProof/>
-                <w:webHidden/>
-              </w:rPr>
-              <w:t>23</w:t>
-            </w:r>
-            <w:r>
-              <w:rPr>
-                <w:noProof/>
-                <w:webHidden/>
-              </w:rPr>
-              <w:fldChar w:fldCharType="end"/>
-            </w:r>
-          </w:hyperlink>
-        </w:p>
-        <w:p>
-          <w:pPr>
-            <w:pStyle w:val="TOC1"/>
-            <w:tabs>
-              <w:tab w:val="right" w:leader="dot" w:pos="9016"/>
-            </w:tabs>
-            <w:rPr>
-              <w:rFonts w:asciiTheme="minorHAnsi" w:eastAsiaTheme="minorEastAsia" w:hAnsiTheme="minorHAnsi" w:cstheme="minorBidi"/>
-              <w:noProof/>
-              <w:kern w:val="2"/>
-              <w:sz w:val="24"/>
-              <w:szCs w:val="24"/>
-              <w:lang w:eastAsia="en-AU"/>
-              <w14:ligatures w14:val="standardContextual"/>
-            </w:rPr>
-          </w:pPr>
-          <w:hyperlink w:anchor="_Toc242739685" w:history="1">
-            <w:r>
-              <w:rPr>
-                <w:rStyle w:val="Hyperlink"/>
-                <w:noProof/>
-              </w:rPr>
-              <w:t>Ethical and Professional Considerations</w:t>
-            </w:r>
-            <w:r>
-              <w:rPr>
-                <w:noProof/>
-                <w:webHidden/>
-              </w:rPr>
-              <w:tab/>
-            </w:r>
-            <w:r>
-              <w:rPr>
-                <w:noProof/>
-                <w:webHidden/>
-              </w:rPr>
-              <w:fldChar w:fldCharType="begin"/>
-            </w:r>
-            <w:r>
-              <w:rPr>
-                <w:noProof/>
-                <w:webHidden/>
-              </w:rPr>
-              <w:instrText xml:space="preserve"> PAGEREF _Toc242739685 \h </w:instrText>
-            </w:r>
-            <w:r>
-              <w:rPr>
-                <w:noProof/>
-                <w:webHidden/>
-              </w:rPr>
-            </w:r>
-            <w:r>
-              <w:rPr>
-                <w:noProof/>
-                <w:webHidden/>
-              </w:rPr>
-              <w:fldChar w:fldCharType="separate"/>
-            </w:r>
-            <w:r>
-              <w:rPr>
-                <w:noProof/>
-                <w:webHidden/>
-              </w:rPr>
-              <w:t>24</w:t>
-            </w:r>
-            <w:r>
-              <w:rPr>
-                <w:noProof/>
-                <w:webHidden/>
-              </w:rPr>
-              <w:fldChar w:fldCharType="end"/>
-            </w:r>
-          </w:hyperlink>
-        </w:p>
-        <w:p>
-          <w:pPr>
-            <w:pStyle w:val="TOC1"/>
-            <w:tabs>
-              <w:tab w:val="right" w:leader="dot" w:pos="9016"/>
-            </w:tabs>
-            <w:rPr>
-              <w:rFonts w:asciiTheme="minorHAnsi" w:eastAsiaTheme="minorEastAsia" w:hAnsiTheme="minorHAnsi" w:cstheme="minorBidi"/>
-              <w:noProof/>
-              <w:kern w:val="2"/>
-              <w:sz w:val="24"/>
-              <w:szCs w:val="24"/>
-              <w:lang w:eastAsia="en-AU"/>
-              <w14:ligatures w14:val="standardContextual"/>
-            </w:rPr>
-          </w:pPr>
-          <w:hyperlink w:anchor="_Toc242739686" w:history="1">
-            <w:r>
-              <w:rPr>
-                <w:rStyle w:val="Hyperlink"/>
-                <w:noProof/>
-              </w:rPr>
-              <w:t>Conclusion</w:t>
-            </w:r>
-            <w:r>
-              <w:rPr>
-                <w:noProof/>
-                <w:webHidden/>
-              </w:rPr>
-              <w:tab/>
-            </w:r>
-            <w:r>
-              <w:rPr>
-                <w:noProof/>
-                <w:webHidden/>
-              </w:rPr>
-              <w:fldChar w:fldCharType="begin"/>
-            </w:r>
-            <w:r>
-              <w:rPr>
-                <w:noProof/>
-                <w:webHidden/>
-              </w:rPr>
-              <w:instrText xml:space="preserve"> PAGEREF _Toc242739686 \h </w:instrText>
+              <w:instrText xml:space="preserve"> PAGEREF _Toc242740354 \h </w:instrText>
             </w:r>
             <w:r>
               <w:rPr>
@@ -3673,7 +3304,7 @@
       <w:pPr>
         <w:pStyle w:val="Heading1"/>
       </w:pPr>
-      <w:bookmarkStart w:id="0" w:name="_Toc242739642"/>
+      <w:bookmarkStart w:id="0" w:name="_Toc242740315"/>
       <w:r>
         <w:lastRenderedPageBreak/>
         <w:t>Introduction</w:t>
@@ -3704,7 +3335,7 @@
       <w:pPr>
         <w:pStyle w:val="Heading1"/>
       </w:pPr>
-      <w:bookmarkStart w:id="1" w:name="_Toc242739643"/>
+      <w:bookmarkStart w:id="1" w:name="_Toc242740316"/>
       <w:r>
         <w:lastRenderedPageBreak/>
         <w:t>Project Progress and Tracking</w:t>
@@ -3744,7 +3375,7 @@
       <w:pPr>
         <w:pStyle w:val="Heading1"/>
       </w:pPr>
-      <w:bookmarkStart w:id="2" w:name="_Toc242739644"/>
+      <w:bookmarkStart w:id="2" w:name="_Toc242740317"/>
       <w:r>
         <w:lastRenderedPageBreak/>
         <w:t>Implemented User Stories, Interfaces, Features and Business Logic</w:t>
@@ -3755,7 +3386,7 @@
       <w:pPr>
         <w:pStyle w:val="Heading2"/>
       </w:pPr>
-      <w:bookmarkStart w:id="3" w:name="_Toc242739645"/>
+      <w:bookmarkStart w:id="3" w:name="_Toc242740318"/>
       <w:r>
         <w:t>User Profile and Mobile Interface — Matthew</w:t>
       </w:r>
@@ -3798,7 +3429,7 @@
       <w:pPr>
         <w:pStyle w:val="Heading2"/>
       </w:pPr>
-      <w:bookmarkStart w:id="4" w:name="_Toc242739646"/>
+      <w:bookmarkStart w:id="4" w:name="_Toc242740319"/>
       <w:r>
         <w:lastRenderedPageBreak/>
         <w:t>AI Meal Plan and Recipe Generation — Farhad</w:t>
@@ -3812,7 +3443,7 @@
       <w:pPr>
         <w:pStyle w:val="Heading2"/>
       </w:pPr>
-      <w:bookmarkStart w:id="5" w:name="_Toc242739647"/>
+      <w:bookmarkStart w:id="5" w:name="_Toc242740320"/>
       <w:r>
         <w:t>Nutrition Analysis, Grocery List and Data Storage — Ansh</w:t>
       </w:r>
@@ -3842,7 +3473,7 @@
       <w:pPr>
         <w:pStyle w:val="Heading1"/>
       </w:pPr>
-      <w:bookmarkStart w:id="6" w:name="_Toc242739648"/>
+      <w:bookmarkStart w:id="6" w:name="_Toc242740321"/>
       <w:r>
         <w:lastRenderedPageBreak/>
         <w:t>Implementation Details</w:t>
@@ -3853,7 +3484,7 @@
       <w:pPr>
         <w:pStyle w:val="Heading2"/>
       </w:pPr>
-      <w:bookmarkStart w:id="7" w:name="_Toc242739649"/>
+      <w:bookmarkStart w:id="7" w:name="_Toc242740322"/>
       <w:r>
         <w:t>User Profile and Mobile Interface — Matthew</w:t>
       </w:r>
@@ -3903,7 +3534,7 @@
       <w:pPr>
         <w:pStyle w:val="Heading2"/>
       </w:pPr>
-      <w:bookmarkStart w:id="8" w:name="_Toc242739650"/>
+      <w:bookmarkStart w:id="8" w:name="_Toc242740323"/>
       <w:r>
         <w:lastRenderedPageBreak/>
         <w:t>AI Meal Plan and Recipe Generation — Farhad</w:t>
@@ -3920,7 +3551,7 @@
       <w:pPr>
         <w:pStyle w:val="Heading2"/>
       </w:pPr>
-      <w:bookmarkStart w:id="9" w:name="_Toc242739651"/>
+      <w:bookmarkStart w:id="9" w:name="_Toc242740324"/>
       <w:r>
         <w:t>Nutrition Analysis, Grocery List and Data Storage</w:t>
       </w:r>
@@ -3981,7 +3612,7 @@
       <w:pPr>
         <w:pStyle w:val="Heading1"/>
       </w:pPr>
-      <w:bookmarkStart w:id="10" w:name="_Toc242739652"/>
+      <w:bookmarkStart w:id="10" w:name="_Toc242740325"/>
       <w:r>
         <w:lastRenderedPageBreak/>
         <w:t>Integration and Testing</w:t>
@@ -3992,7 +3623,7 @@
       <w:pPr>
         <w:pStyle w:val="Heading2"/>
       </w:pPr>
-      <w:bookmarkStart w:id="11" w:name="_Toc242739653"/>
+      <w:bookmarkStart w:id="11" w:name="_Toc242740326"/>
       <w:r>
         <w:t>Integration Testing</w:t>
       </w:r>
@@ -4028,7 +3659,7 @@
       <w:pPr>
         <w:pStyle w:val="Heading2"/>
       </w:pPr>
-      <w:bookmarkStart w:id="12" w:name="_Toc242739654"/>
+      <w:bookmarkStart w:id="12" w:name="_Toc242740327"/>
       <w:r>
         <w:t>Functional/Test Results</w:t>
       </w:r>
@@ -4052,7 +3683,7 @@
       <w:pPr>
         <w:pStyle w:val="Heading1"/>
       </w:pPr>
-      <w:bookmarkStart w:id="13" w:name="_Toc242739655"/>
+      <w:bookmarkStart w:id="13" w:name="_Toc242740328"/>
       <w:r>
         <w:lastRenderedPageBreak/>
         <w:t>Evaluation Against Original Requirements and Design</w:t>
@@ -4063,7 +3694,7 @@
       <w:pPr>
         <w:pStyle w:val="Heading2"/>
       </w:pPr>
-      <w:bookmarkStart w:id="14" w:name="_Toc242739656"/>
+      <w:bookmarkStart w:id="14" w:name="_Toc242740329"/>
       <w:r>
         <w:t>Requirements Fulfilment</w:t>
       </w:r>
@@ -4073,7 +3704,7 @@
       <w:pPr>
         <w:pStyle w:val="Heading3"/>
       </w:pPr>
-      <w:bookmarkStart w:id="15" w:name="_Toc242739657"/>
+      <w:bookmarkStart w:id="15" w:name="_Toc242740330"/>
       <w:r>
         <w:t>Functional Requirements</w:t>
       </w:r>
@@ -4880,7 +4511,7 @@
       <w:pPr>
         <w:pStyle w:val="Heading3"/>
       </w:pPr>
-      <w:bookmarkStart w:id="16" w:name="_Toc242739658"/>
+      <w:bookmarkStart w:id="16" w:name="_Toc242740331"/>
       <w:r>
         <w:lastRenderedPageBreak/>
         <w:t>Non-Functional Requirements</w:t>
@@ -5250,7 +4881,7 @@
       <w:pPr>
         <w:pStyle w:val="Heading3"/>
       </w:pPr>
-      <w:bookmarkStart w:id="17" w:name="_Toc242739659"/>
+      <w:bookmarkStart w:id="17" w:name="_Toc242740332"/>
       <w:r>
         <w:lastRenderedPageBreak/>
         <w:t>Summary of Requirements Fulfilment</w:t>
@@ -5293,7 +4924,7 @@
       <w:pPr>
         <w:pStyle w:val="Heading2"/>
       </w:pPr>
-      <w:bookmarkStart w:id="18" w:name="_Toc242739660"/>
+      <w:bookmarkStart w:id="18" w:name="_Toc242740333"/>
       <w:r>
         <w:lastRenderedPageBreak/>
         <w:t>Project Objectives and Scope</w:t>
@@ -5312,7 +4943,7 @@
           <w:szCs w:val="32"/>
         </w:rPr>
       </w:pPr>
-      <w:bookmarkStart w:id="19" w:name="_Toc242739667"/>
+      <w:bookmarkStart w:id="19" w:name="_Toc242740334"/>
       <w:r>
         <w:rPr>
           <w:rFonts w:asciiTheme="majorHAnsi" w:hAnsiTheme="majorHAnsi"/>
@@ -5322,18 +4953,20 @@
         <w:lastRenderedPageBreak/>
         <w:t>System Architecture, UML and Design Artefact Refinement</w:t>
       </w:r>
+      <w:bookmarkEnd w:id="19"/>
     </w:p>
     <w:p>
       <w:pPr>
         <w:pStyle w:val="Heading3"/>
       </w:pPr>
+      <w:bookmarkStart w:id="20" w:name="_Toc242740335"/>
       <w:r>
         <w:t xml:space="preserve">Matthew - </w:t>
       </w:r>
       <w:r>
         <w:t>System Architecture</w:t>
       </w:r>
-      <w:bookmarkEnd w:id="19"/>
+      <w:bookmarkEnd w:id="20"/>
     </w:p>
     <w:p>
       <w:r>
@@ -5447,7 +5080,7 @@
       <w:pPr>
         <w:pStyle w:val="Heading3"/>
       </w:pPr>
-      <w:bookmarkStart w:id="20" w:name="_Toc242739668"/>
+      <w:bookmarkStart w:id="21" w:name="_Toc242740336"/>
       <w:r>
         <w:lastRenderedPageBreak/>
         <w:t>All members -</w:t>
@@ -5467,7 +5100,7 @@
       <w:r>
         <w:t>iagrams</w:t>
       </w:r>
-      <w:bookmarkEnd w:id="20"/>
+      <w:bookmarkEnd w:id="21"/>
     </w:p>
     <w:p>
       <w:pPr>
@@ -5569,8 +5202,7 @@
       <w:pPr>
         <w:pStyle w:val="Heading3"/>
       </w:pPr>
-      <w:bookmarkStart w:id="21" w:name="_Toc242739670"/>
-      <w:bookmarkStart w:id="22" w:name="_Toc242739664"/>
+      <w:bookmarkStart w:id="22" w:name="_Toc242740337"/>
       <w:r>
         <w:t>Database Design and ERD</w:t>
       </w:r>
@@ -5593,13 +5225,12 @@
       <w:pPr>
         <w:pStyle w:val="Heading3"/>
       </w:pPr>
-      <w:bookmarkStart w:id="23" w:name="_Toc242739665"/>
-      <w:bookmarkEnd w:id="21"/>
     </w:p>
     <w:p>
       <w:pPr>
         <w:pStyle w:val="Heading3"/>
       </w:pPr>
+      <w:bookmarkStart w:id="23" w:name="_Toc242740338"/>
       <w:r>
         <w:t>Client–Server Communication</w:t>
       </w:r>
@@ -5615,7 +5246,7 @@
       <w:pPr>
         <w:pStyle w:val="Heading1"/>
       </w:pPr>
-      <w:bookmarkStart w:id="24" w:name="_Toc242739671"/>
+      <w:bookmarkStart w:id="24" w:name="_Toc242740339"/>
       <w:r>
         <w:lastRenderedPageBreak/>
         <w:t>Errors, Problems and Resolutions</w:t>
@@ -5626,7 +5257,7 @@
       <w:pPr>
         <w:pStyle w:val="Heading2"/>
       </w:pPr>
-      <w:bookmarkStart w:id="25" w:name="_Toc242739672"/>
+      <w:bookmarkStart w:id="25" w:name="_Toc242740340"/>
       <w:r>
         <w:t xml:space="preserve">Nutrition </w:t>
       </w:r>
@@ -5820,7 +5451,7 @@
       <w:pPr>
         <w:pStyle w:val="Heading2"/>
       </w:pPr>
-      <w:bookmarkStart w:id="26" w:name="_Toc242739673"/>
+      <w:bookmarkStart w:id="26" w:name="_Toc242740341"/>
       <w:r>
         <w:lastRenderedPageBreak/>
         <w:t>Cooking Oil Ingredient Matching</w:t>
@@ -5842,7 +5473,7 @@
       <w:pPr>
         <w:pStyle w:val="Heading2"/>
       </w:pPr>
-      <w:bookmarkStart w:id="27" w:name="_Toc242739674"/>
+      <w:bookmarkStart w:id="27" w:name="_Toc242740342"/>
       <w:r>
         <w:t>Grocery List State Persistence</w:t>
       </w:r>
@@ -5919,7 +5550,7 @@
       <w:pPr>
         <w:pStyle w:val="Heading2"/>
       </w:pPr>
-      <w:bookmarkStart w:id="28" w:name="_Toc242739675"/>
+      <w:bookmarkStart w:id="28" w:name="_Toc242740343"/>
       <w:r>
         <w:lastRenderedPageBreak/>
         <w:t>Application Timeout During Nutrition Analysis</w:t>
@@ -5958,7 +5589,7 @@
         </w:rPr>
         <w:br w:type="page"/>
       </w:r>
-      <w:bookmarkStart w:id="29" w:name="_Toc242739676"/>
+      <w:bookmarkStart w:id="29" w:name="_Toc242740344"/>
       <w:r>
         <w:rPr>
           <w:rStyle w:val="Heading1Char"/>
@@ -5972,7 +5603,7 @@
       <w:pPr>
         <w:pStyle w:val="Heading2"/>
       </w:pPr>
-      <w:bookmarkStart w:id="30" w:name="_Toc242739677"/>
+      <w:bookmarkStart w:id="30" w:name="_Toc242740345"/>
       <w:r>
         <w:t>Matthew</w:t>
       </w:r>
@@ -5987,7 +5618,7 @@
       <w:pPr>
         <w:pStyle w:val="Heading3"/>
       </w:pPr>
-      <w:bookmarkStart w:id="31" w:name="_Toc242739678"/>
+      <w:bookmarkStart w:id="31" w:name="_Toc242740346"/>
       <w:r>
         <w:t>Bottom Navigation and Grocery List Access</w:t>
       </w:r>
@@ -6002,7 +5633,7 @@
       <w:pPr>
         <w:pStyle w:val="Heading3"/>
       </w:pPr>
-      <w:bookmarkStart w:id="32" w:name="_Toc242739679"/>
+      <w:bookmarkStart w:id="32" w:name="_Toc242740347"/>
       <w:r>
         <w:t>Meal Plan and Recipe Interface Structure</w:t>
       </w:r>
@@ -6043,7 +5674,7 @@
       <w:pPr>
         <w:pStyle w:val="Heading3"/>
       </w:pPr>
-      <w:bookmarkStart w:id="33" w:name="_Toc242739680"/>
+      <w:bookmarkStart w:id="33" w:name="_Toc242740348"/>
       <w:r>
         <w:t>Home Screen Meal Inclusion Controls</w:t>
       </w:r>
@@ -6086,7 +5717,7 @@
           <w:szCs w:val="28"/>
         </w:rPr>
       </w:pPr>
-      <w:bookmarkStart w:id="34" w:name="_Toc242739681"/>
+      <w:bookmarkStart w:id="34" w:name="_Toc242740349"/>
       <w:r>
         <w:lastRenderedPageBreak/>
         <w:t>Farhad</w:t>
@@ -6097,7 +5728,7 @@
       <w:pPr>
         <w:pStyle w:val="Heading2"/>
       </w:pPr>
-      <w:bookmarkStart w:id="35" w:name="_Toc242739682"/>
+      <w:bookmarkStart w:id="35" w:name="_Toc242740350"/>
       <w:r>
         <w:t>Ansh</w:t>
       </w:r>
@@ -6110,14 +5741,14 @@
     </w:p>
     <w:p>
       <w:r>
-        <w:t>The original design also proposed categorising grocery-list items into groups such as produce, pantry and protein. In the final prototype, grocery items are generated from the meal plan and displayed as a single list rather than being divided into these categories. Reliable grocery-list generation was prioritised, along with considering the user's available ingredients and using Room to persist the purchased state of grocery items. Therefore, grocery categorisation represents a divergence from the original proposal.</w:t>
+        <w:t>The original design proposed categorising grocery-list items into groups such as produce, pantry and protein. This functionality was implemented in the final prototype, allowing users to view grocery items organised into relevant categories. The grocery-list functionality was also expanded to allow users to filter items required for the current day. Additionally, the application considers the user's available ingredients when generating grocery lists and uses Room (SQLite) to persist the purchased state of grocery items across application sessions. These refinements maintain the original requirements while extending the functionality of the Grocery List component.</w:t>
       </w:r>
     </w:p>
     <w:p>
       <w:pPr>
         <w:pStyle w:val="Heading2"/>
       </w:pPr>
-      <w:bookmarkStart w:id="36" w:name="_Toc242739683"/>
+      <w:bookmarkStart w:id="36" w:name="_Toc242740351"/>
       <w:r>
         <w:t>Collective</w:t>
       </w:r>
@@ -6142,7 +5773,7 @@
       <w:pPr>
         <w:pStyle w:val="Heading2"/>
       </w:pPr>
-      <w:bookmarkStart w:id="37" w:name="_Toc242739684"/>
+      <w:bookmarkStart w:id="37" w:name="_Toc242740352"/>
       <w:r>
         <w:lastRenderedPageBreak/>
         <w:t>GitHub Repository and Version Control</w:t>
@@ -6218,7 +5849,7 @@
       <w:r>
         <w:br w:type="page"/>
       </w:r>
-      <w:bookmarkStart w:id="38" w:name="_Toc242739685"/>
+      <w:bookmarkStart w:id="38" w:name="_Toc242740353"/>
       <w:r>
         <w:lastRenderedPageBreak/>
         <w:t>Ethical and Professional Considerations</w:t>
@@ -6269,7 +5900,7 @@
           <w:bCs/>
         </w:rPr>
       </w:pPr>
-      <w:bookmarkStart w:id="39" w:name="_Toc242739686"/>
+      <w:bookmarkStart w:id="39" w:name="_Toc242740354"/>
       <w:r>
         <w:t>Conclusion</w:t>
       </w:r>

--- a/Assessment 3 - Project Final.docx
+++ b/Assessment 3 - Project Final.docx
@@ -325,12 +325,12 @@
             <w:fldChar w:fldCharType="begin"/>
           </w:r>
           <w:r>
-            <w:instrText xml:space="preserve"> TOC \o "1-3" \h \z \u </w:instrText>
+            <w:instrText>TOC \o "1-3" \z \u \h</w:instrText>
           </w:r>
           <w:r>
             <w:fldChar w:fldCharType="separate"/>
           </w:r>
-          <w:hyperlink w:anchor="_Toc242789111" w:history="1">
+          <w:hyperlink w:anchor="_Toc242812436" w:history="1">
             <w:r>
               <w:rPr>
                 <w:rStyle w:val="Hyperlink"/>
@@ -357,7 +357,7 @@
                 <w:noProof/>
                 <w:webHidden/>
               </w:rPr>
-              <w:instrText xml:space="preserve"> PAGEREF _Toc242789111 \h </w:instrText>
+              <w:instrText xml:space="preserve"> PAGEREF _Toc242812436 \h </w:instrText>
             </w:r>
             <w:r>
               <w:rPr>
@@ -404,7 +404,7 @@
               <w14:ligatures w14:val="standardContextual"/>
             </w:rPr>
           </w:pPr>
-          <w:hyperlink w:anchor="_Toc242789112" w:history="1">
+          <w:hyperlink w:anchor="_Toc242812437" w:history="1">
             <w:r>
               <w:rPr>
                 <w:rStyle w:val="Hyperlink"/>
@@ -431,7 +431,7 @@
                 <w:noProof/>
                 <w:webHidden/>
               </w:rPr>
-              <w:instrText xml:space="preserve"> PAGEREF _Toc242789112 \h </w:instrText>
+              <w:instrText xml:space="preserve"> PAGEREF _Toc242812437 \h </w:instrText>
             </w:r>
             <w:r>
               <w:rPr>
@@ -478,7 +478,7 @@
               <w14:ligatures w14:val="standardContextual"/>
             </w:rPr>
           </w:pPr>
-          <w:hyperlink w:anchor="_Toc242789113" w:history="1">
+          <w:hyperlink w:anchor="_Toc242812438" w:history="1">
             <w:r>
               <w:rPr>
                 <w:rStyle w:val="Hyperlink"/>
@@ -505,7 +505,7 @@
                 <w:noProof/>
                 <w:webHidden/>
               </w:rPr>
-              <w:instrText xml:space="preserve"> PAGEREF _Toc242789113 \h </w:instrText>
+              <w:instrText xml:space="preserve"> PAGEREF _Toc242812438 \h </w:instrText>
             </w:r>
             <w:r>
               <w:rPr>
@@ -552,7 +552,7 @@
               <w14:ligatures w14:val="standardContextual"/>
             </w:rPr>
           </w:pPr>
-          <w:hyperlink w:anchor="_Toc242789114" w:history="1">
+          <w:hyperlink w:anchor="_Toc242812439" w:history="1">
             <w:r>
               <w:rPr>
                 <w:rStyle w:val="Hyperlink"/>
@@ -579,7 +579,7 @@
                 <w:noProof/>
                 <w:webHidden/>
               </w:rPr>
-              <w:instrText xml:space="preserve"> PAGEREF _Toc242789114 \h </w:instrText>
+              <w:instrText xml:space="preserve"> PAGEREF _Toc242812439 \h </w:instrText>
             </w:r>
             <w:r>
               <w:rPr>
@@ -626,7 +626,7 @@
               <w14:ligatures w14:val="standardContextual"/>
             </w:rPr>
           </w:pPr>
-          <w:hyperlink w:anchor="_Toc242789115" w:history="1">
+          <w:hyperlink w:anchor="_Toc242812440" w:history="1">
             <w:r>
               <w:rPr>
                 <w:rStyle w:val="Hyperlink"/>
@@ -653,7 +653,7 @@
                 <w:noProof/>
                 <w:webHidden/>
               </w:rPr>
-              <w:instrText xml:space="preserve"> PAGEREF _Toc242789115 \h </w:instrText>
+              <w:instrText xml:space="preserve"> PAGEREF _Toc242812440 \h </w:instrText>
             </w:r>
             <w:r>
               <w:rPr>
@@ -700,7 +700,7 @@
               <w14:ligatures w14:val="standardContextual"/>
             </w:rPr>
           </w:pPr>
-          <w:hyperlink w:anchor="_Toc242789116" w:history="1">
+          <w:hyperlink w:anchor="_Toc242812441" w:history="1">
             <w:r>
               <w:rPr>
                 <w:rStyle w:val="Hyperlink"/>
@@ -727,7 +727,7 @@
                 <w:noProof/>
                 <w:webHidden/>
               </w:rPr>
-              <w:instrText xml:space="preserve"> PAGEREF _Toc242789116 \h </w:instrText>
+              <w:instrText xml:space="preserve"> PAGEREF _Toc242812441 \h </w:instrText>
             </w:r>
             <w:r>
               <w:rPr>
@@ -774,7 +774,7 @@
               <w14:ligatures w14:val="standardContextual"/>
             </w:rPr>
           </w:pPr>
-          <w:hyperlink w:anchor="_Toc242789117" w:history="1">
+          <w:hyperlink w:anchor="_Toc242812442" w:history="1">
             <w:r>
               <w:rPr>
                 <w:rStyle w:val="Hyperlink"/>
@@ -801,7 +801,7 @@
                 <w:noProof/>
                 <w:webHidden/>
               </w:rPr>
-              <w:instrText xml:space="preserve"> PAGEREF _Toc242789117 \h </w:instrText>
+              <w:instrText xml:space="preserve"> PAGEREF _Toc242812442 \h </w:instrText>
             </w:r>
             <w:r>
               <w:rPr>
@@ -848,7 +848,7 @@
               <w14:ligatures w14:val="standardContextual"/>
             </w:rPr>
           </w:pPr>
-          <w:hyperlink w:anchor="_Toc242789118" w:history="1">
+          <w:hyperlink w:anchor="_Toc242812443" w:history="1">
             <w:r>
               <w:rPr>
                 <w:rStyle w:val="Hyperlink"/>
@@ -875,7 +875,7 @@
                 <w:noProof/>
                 <w:webHidden/>
               </w:rPr>
-              <w:instrText xml:space="preserve"> PAGEREF _Toc242789118 \h </w:instrText>
+              <w:instrText xml:space="preserve"> PAGEREF _Toc242812443 \h </w:instrText>
             </w:r>
             <w:r>
               <w:rPr>
@@ -922,7 +922,7 @@
               <w14:ligatures w14:val="standardContextual"/>
             </w:rPr>
           </w:pPr>
-          <w:hyperlink w:anchor="_Toc242789119" w:history="1">
+          <w:hyperlink w:anchor="_Toc242812444" w:history="1">
             <w:r>
               <w:rPr>
                 <w:rStyle w:val="Hyperlink"/>
@@ -949,7 +949,7 @@
                 <w:noProof/>
                 <w:webHidden/>
               </w:rPr>
-              <w:instrText xml:space="preserve"> PAGEREF _Toc242789119 \h </w:instrText>
+              <w:instrText xml:space="preserve"> PAGEREF _Toc242812444 \h </w:instrText>
             </w:r>
             <w:r>
               <w:rPr>
@@ -996,7 +996,7 @@
               <w14:ligatures w14:val="standardContextual"/>
             </w:rPr>
           </w:pPr>
-          <w:hyperlink w:anchor="_Toc242789120" w:history="1">
+          <w:hyperlink w:anchor="_Toc242812445" w:history="1">
             <w:r>
               <w:rPr>
                 <w:rStyle w:val="Hyperlink"/>
@@ -1023,7 +1023,7 @@
                 <w:noProof/>
                 <w:webHidden/>
               </w:rPr>
-              <w:instrText xml:space="preserve"> PAGEREF _Toc242789120 \h </w:instrText>
+              <w:instrText xml:space="preserve"> PAGEREF _Toc242812445 \h </w:instrText>
             </w:r>
             <w:r>
               <w:rPr>
@@ -1070,7 +1070,7 @@
               <w14:ligatures w14:val="standardContextual"/>
             </w:rPr>
           </w:pPr>
-          <w:hyperlink w:anchor="_Toc242789121" w:history="1">
+          <w:hyperlink w:anchor="_Toc242812446" w:history="1">
             <w:r>
               <w:rPr>
                 <w:rStyle w:val="Hyperlink"/>
@@ -1097,7 +1097,7 @@
                 <w:noProof/>
                 <w:webHidden/>
               </w:rPr>
-              <w:instrText xml:space="preserve"> PAGEREF _Toc242789121 \h </w:instrText>
+              <w:instrText xml:space="preserve"> PAGEREF _Toc242812446 \h </w:instrText>
             </w:r>
             <w:r>
               <w:rPr>
@@ -1144,7 +1144,7 @@
               <w14:ligatures w14:val="standardContextual"/>
             </w:rPr>
           </w:pPr>
-          <w:hyperlink w:anchor="_Toc242789122" w:history="1">
+          <w:hyperlink w:anchor="_Toc242812447" w:history="1">
             <w:r>
               <w:rPr>
                 <w:rStyle w:val="Hyperlink"/>
@@ -1171,7 +1171,7 @@
                 <w:noProof/>
                 <w:webHidden/>
               </w:rPr>
-              <w:instrText xml:space="preserve"> PAGEREF _Toc242789122 \h </w:instrText>
+              <w:instrText xml:space="preserve"> PAGEREF _Toc242812447 \h </w:instrText>
             </w:r>
             <w:r>
               <w:rPr>
@@ -1218,7 +1218,7 @@
               <w14:ligatures w14:val="standardContextual"/>
             </w:rPr>
           </w:pPr>
-          <w:hyperlink w:anchor="_Toc242789123" w:history="1">
+          <w:hyperlink w:anchor="_Toc242812448" w:history="1">
             <w:r>
               <w:rPr>
                 <w:rStyle w:val="Hyperlink"/>
@@ -1245,7 +1245,7 @@
                 <w:noProof/>
                 <w:webHidden/>
               </w:rPr>
-              <w:instrText xml:space="preserve"> PAGEREF _Toc242789123 \h </w:instrText>
+              <w:instrText xml:space="preserve"> PAGEREF _Toc242812448 \h </w:instrText>
             </w:r>
             <w:r>
               <w:rPr>
@@ -1266,6 +1266,80 @@
                 <w:webHidden/>
               </w:rPr>
               <w:t>10</w:t>
+            </w:r>
+            <w:r>
+              <w:rPr>
+                <w:noProof/>
+                <w:webHidden/>
+              </w:rPr>
+              <w:fldChar w:fldCharType="end"/>
+            </w:r>
+          </w:hyperlink>
+        </w:p>
+        <w:p>
+          <w:pPr>
+            <w:pStyle w:val="TOC2"/>
+            <w:tabs>
+              <w:tab w:val="right" w:leader="dot" w:pos="9016"/>
+            </w:tabs>
+            <w:rPr>
+              <w:rFonts w:asciiTheme="minorHAnsi" w:eastAsiaTheme="minorEastAsia" w:hAnsiTheme="minorHAnsi" w:cstheme="minorBidi"/>
+              <w:noProof/>
+              <w:kern w:val="2"/>
+              <w:sz w:val="24"/>
+              <w:szCs w:val="24"/>
+              <w:lang w:eastAsia="en-AU"/>
+              <w14:ligatures w14:val="standardContextual"/>
+            </w:rPr>
+          </w:pPr>
+          <w:hyperlink w:anchor="_Toc242812449" w:history="1">
+            <w:r>
+              <w:rPr>
+                <w:rStyle w:val="Hyperlink"/>
+                <w:noProof/>
+              </w:rPr>
+              <w:t>User Acceptance Testing (UAT)</w:t>
+            </w:r>
+            <w:r>
+              <w:rPr>
+                <w:noProof/>
+                <w:webHidden/>
+              </w:rPr>
+              <w:tab/>
+            </w:r>
+            <w:r>
+              <w:rPr>
+                <w:noProof/>
+                <w:webHidden/>
+              </w:rPr>
+              <w:fldChar w:fldCharType="begin"/>
+            </w:r>
+            <w:r>
+              <w:rPr>
+                <w:noProof/>
+                <w:webHidden/>
+              </w:rPr>
+              <w:instrText xml:space="preserve"> PAGEREF _Toc242812449 \h </w:instrText>
+            </w:r>
+            <w:r>
+              <w:rPr>
+                <w:noProof/>
+                <w:webHidden/>
+              </w:rPr>
+            </w:r>
+            <w:r>
+              <w:rPr>
+                <w:noProof/>
+                <w:webHidden/>
+              </w:rPr>
+              <w:fldChar w:fldCharType="separate"/>
+            </w:r>
+            <w:r>
+              <w:rPr>
+                <w:noProof/>
+                <w:webHidden/>
+              </w:rPr>
+              <w:t>11</w:t>
             </w:r>
             <w:r>
               <w:rPr>
@@ -1292,7 +1366,7 @@
               <w14:ligatures w14:val="standardContextual"/>
             </w:rPr>
           </w:pPr>
-          <w:hyperlink w:anchor="_Toc242789124" w:history="1">
+          <w:hyperlink w:anchor="_Toc242812450" w:history="1">
             <w:r>
               <w:rPr>
                 <w:rStyle w:val="Hyperlink"/>
@@ -1319,7 +1393,7 @@
                 <w:noProof/>
                 <w:webHidden/>
               </w:rPr>
-              <w:instrText xml:space="preserve"> PAGEREF _Toc242789124 \h </w:instrText>
+              <w:instrText xml:space="preserve"> PAGEREF _Toc242812450 \h </w:instrText>
             </w:r>
             <w:r>
               <w:rPr>
@@ -1339,7 +1413,7 @@
                 <w:noProof/>
                 <w:webHidden/>
               </w:rPr>
-              <w:t>11</w:t>
+              <w:t>14</w:t>
             </w:r>
             <w:r>
               <w:rPr>
@@ -1366,7 +1440,7 @@
               <w14:ligatures w14:val="standardContextual"/>
             </w:rPr>
           </w:pPr>
-          <w:hyperlink w:anchor="_Toc242789125" w:history="1">
+          <w:hyperlink w:anchor="_Toc242812451" w:history="1">
             <w:r>
               <w:rPr>
                 <w:rStyle w:val="Hyperlink"/>
@@ -1393,7 +1467,7 @@
                 <w:noProof/>
                 <w:webHidden/>
               </w:rPr>
-              <w:instrText xml:space="preserve"> PAGEREF _Toc242789125 \h </w:instrText>
+              <w:instrText xml:space="preserve"> PAGEREF _Toc242812451 \h </w:instrText>
             </w:r>
             <w:r>
               <w:rPr>
@@ -1413,7 +1487,7 @@
                 <w:noProof/>
                 <w:webHidden/>
               </w:rPr>
-              <w:t>11</w:t>
+              <w:t>14</w:t>
             </w:r>
             <w:r>
               <w:rPr>
@@ -1440,7 +1514,7 @@
               <w14:ligatures w14:val="standardContextual"/>
             </w:rPr>
           </w:pPr>
-          <w:hyperlink w:anchor="_Toc242789126" w:history="1">
+          <w:hyperlink w:anchor="_Toc242812452" w:history="1">
             <w:r>
               <w:rPr>
                 <w:rStyle w:val="Hyperlink"/>
@@ -1467,7 +1541,7 @@
                 <w:noProof/>
                 <w:webHidden/>
               </w:rPr>
-              <w:instrText xml:space="preserve"> PAGEREF _Toc242789126 \h </w:instrText>
+              <w:instrText xml:space="preserve"> PAGEREF _Toc242812452 \h </w:instrText>
             </w:r>
             <w:r>
               <w:rPr>
@@ -1487,7 +1561,7 @@
                 <w:noProof/>
                 <w:webHidden/>
               </w:rPr>
-              <w:t>11</w:t>
+              <w:t>14</w:t>
             </w:r>
             <w:r>
               <w:rPr>
@@ -1514,7 +1588,7 @@
               <w14:ligatures w14:val="standardContextual"/>
             </w:rPr>
           </w:pPr>
-          <w:hyperlink w:anchor="_Toc242789127" w:history="1">
+          <w:hyperlink w:anchor="_Toc242812453" w:history="1">
             <w:r>
               <w:rPr>
                 <w:rStyle w:val="Hyperlink"/>
@@ -1541,7 +1615,7 @@
                 <w:noProof/>
                 <w:webHidden/>
               </w:rPr>
-              <w:instrText xml:space="preserve"> PAGEREF _Toc242789127 \h </w:instrText>
+              <w:instrText xml:space="preserve"> PAGEREF _Toc242812453 \h </w:instrText>
             </w:r>
             <w:r>
               <w:rPr>
@@ -1561,7 +1635,7 @@
                 <w:noProof/>
                 <w:webHidden/>
               </w:rPr>
-              <w:t>12</w:t>
+              <w:t>15</w:t>
             </w:r>
             <w:r>
               <w:rPr>
@@ -1588,7 +1662,7 @@
               <w14:ligatures w14:val="standardContextual"/>
             </w:rPr>
           </w:pPr>
-          <w:hyperlink w:anchor="_Toc242789128" w:history="1">
+          <w:hyperlink w:anchor="_Toc242812454" w:history="1">
             <w:r>
               <w:rPr>
                 <w:rStyle w:val="Hyperlink"/>
@@ -1615,7 +1689,7 @@
                 <w:noProof/>
                 <w:webHidden/>
               </w:rPr>
-              <w:instrText xml:space="preserve"> PAGEREF _Toc242789128 \h </w:instrText>
+              <w:instrText xml:space="preserve"> PAGEREF _Toc242812454 \h </w:instrText>
             </w:r>
             <w:r>
               <w:rPr>
@@ -1635,7 +1709,7 @@
                 <w:noProof/>
                 <w:webHidden/>
               </w:rPr>
-              <w:t>13</w:t>
+              <w:t>16</w:t>
             </w:r>
             <w:r>
               <w:rPr>
@@ -1662,7 +1736,7 @@
               <w14:ligatures w14:val="standardContextual"/>
             </w:rPr>
           </w:pPr>
-          <w:hyperlink w:anchor="_Toc242789129" w:history="1">
+          <w:hyperlink w:anchor="_Toc242812455" w:history="1">
             <w:r>
               <w:rPr>
                 <w:rStyle w:val="Hyperlink"/>
@@ -1689,7 +1763,7 @@
                 <w:noProof/>
                 <w:webHidden/>
               </w:rPr>
-              <w:instrText xml:space="preserve"> PAGEREF _Toc242789129 \h </w:instrText>
+              <w:instrText xml:space="preserve"> PAGEREF _Toc242812455 \h </w:instrText>
             </w:r>
             <w:r>
               <w:rPr>
@@ -1709,7 +1783,81 @@
                 <w:noProof/>
                 <w:webHidden/>
               </w:rPr>
-              <w:t>14</w:t>
+              <w:t>17</w:t>
+            </w:r>
+            <w:r>
+              <w:rPr>
+                <w:noProof/>
+                <w:webHidden/>
+              </w:rPr>
+              <w:fldChar w:fldCharType="end"/>
+            </w:r>
+          </w:hyperlink>
+        </w:p>
+        <w:p>
+          <w:pPr>
+            <w:pStyle w:val="TOC3"/>
+            <w:tabs>
+              <w:tab w:val="right" w:leader="dot" w:pos="9016"/>
+            </w:tabs>
+            <w:rPr>
+              <w:rFonts w:asciiTheme="minorHAnsi" w:eastAsiaTheme="minorEastAsia" w:hAnsiTheme="minorHAnsi" w:cstheme="minorBidi"/>
+              <w:noProof/>
+              <w:kern w:val="2"/>
+              <w:sz w:val="24"/>
+              <w:szCs w:val="24"/>
+              <w:lang w:eastAsia="en-AU"/>
+              <w14:ligatures w14:val="standardContextual"/>
+            </w:rPr>
+          </w:pPr>
+          <w:hyperlink w:anchor="_Toc242812456" w:history="1">
+            <w:r>
+              <w:rPr>
+                <w:rStyle w:val="Hyperlink"/>
+                <w:noProof/>
+              </w:rPr>
+              <w:t>Project Scope Evaluation</w:t>
+            </w:r>
+            <w:r>
+              <w:rPr>
+                <w:noProof/>
+                <w:webHidden/>
+              </w:rPr>
+              <w:tab/>
+            </w:r>
+            <w:r>
+              <w:rPr>
+                <w:noProof/>
+                <w:webHidden/>
+              </w:rPr>
+              <w:fldChar w:fldCharType="begin"/>
+            </w:r>
+            <w:r>
+              <w:rPr>
+                <w:noProof/>
+                <w:webHidden/>
+              </w:rPr>
+              <w:instrText xml:space="preserve"> PAGEREF _Toc242812456 \h </w:instrText>
+            </w:r>
+            <w:r>
+              <w:rPr>
+                <w:noProof/>
+                <w:webHidden/>
+              </w:rPr>
+            </w:r>
+            <w:r>
+              <w:rPr>
+                <w:noProof/>
+                <w:webHidden/>
+              </w:rPr>
+              <w:fldChar w:fldCharType="separate"/>
+            </w:r>
+            <w:r>
+              <w:rPr>
+                <w:noProof/>
+                <w:webHidden/>
+              </w:rPr>
+              <w:t>18</w:t>
             </w:r>
             <w:r>
               <w:rPr>
@@ -1736,7 +1884,7 @@
               <w14:ligatures w14:val="standardContextual"/>
             </w:rPr>
           </w:pPr>
-          <w:hyperlink w:anchor="_Toc242789130" w:history="1">
+          <w:hyperlink w:anchor="_Toc242812457" w:history="1">
             <w:r>
               <w:rPr>
                 <w:rStyle w:val="Hyperlink"/>
@@ -1763,7 +1911,7 @@
                 <w:noProof/>
                 <w:webHidden/>
               </w:rPr>
-              <w:instrText xml:space="preserve"> PAGEREF _Toc242789130 \h </w:instrText>
+              <w:instrText xml:space="preserve"> PAGEREF _Toc242812457 \h </w:instrText>
             </w:r>
             <w:r>
               <w:rPr>
@@ -1783,7 +1931,7 @@
                 <w:noProof/>
                 <w:webHidden/>
               </w:rPr>
-              <w:t>15</w:t>
+              <w:t>19</w:t>
             </w:r>
             <w:r>
               <w:rPr>
@@ -1810,7 +1958,7 @@
               <w14:ligatures w14:val="standardContextual"/>
             </w:rPr>
           </w:pPr>
-          <w:hyperlink w:anchor="_Toc242789131" w:history="1">
+          <w:hyperlink w:anchor="_Toc242812458" w:history="1">
             <w:r>
               <w:rPr>
                 <w:rStyle w:val="Hyperlink"/>
@@ -1837,7 +1985,7 @@
                 <w:noProof/>
                 <w:webHidden/>
               </w:rPr>
-              <w:instrText xml:space="preserve"> PAGEREF _Toc242789131 \h </w:instrText>
+              <w:instrText xml:space="preserve"> PAGEREF _Toc242812458 \h </w:instrText>
             </w:r>
             <w:r>
               <w:rPr>
@@ -1857,7 +2005,7 @@
                 <w:noProof/>
                 <w:webHidden/>
               </w:rPr>
-              <w:t>15</w:t>
+              <w:t>19</w:t>
             </w:r>
             <w:r>
               <w:rPr>
@@ -1884,7 +2032,7 @@
               <w14:ligatures w14:val="standardContextual"/>
             </w:rPr>
           </w:pPr>
-          <w:hyperlink w:anchor="_Toc242789132" w:history="1">
+          <w:hyperlink w:anchor="_Toc242812459" w:history="1">
             <w:r>
               <w:rPr>
                 <w:rStyle w:val="Hyperlink"/>
@@ -1911,7 +2059,7 @@
                 <w:noProof/>
                 <w:webHidden/>
               </w:rPr>
-              <w:instrText xml:space="preserve"> PAGEREF _Toc242789132 \h </w:instrText>
+              <w:instrText xml:space="preserve"> PAGEREF _Toc242812459 \h </w:instrText>
             </w:r>
             <w:r>
               <w:rPr>
@@ -1931,7 +2079,7 @@
                 <w:noProof/>
                 <w:webHidden/>
               </w:rPr>
-              <w:t>17</w:t>
+              <w:t>21</w:t>
             </w:r>
             <w:r>
               <w:rPr>
@@ -1958,7 +2106,7 @@
               <w14:ligatures w14:val="standardContextual"/>
             </w:rPr>
           </w:pPr>
-          <w:hyperlink w:anchor="_Toc242789133" w:history="1">
+          <w:hyperlink w:anchor="_Toc242812460" w:history="1">
             <w:r>
               <w:rPr>
                 <w:rStyle w:val="Hyperlink"/>
@@ -1985,7 +2133,7 @@
                 <w:noProof/>
                 <w:webHidden/>
               </w:rPr>
-              <w:instrText xml:space="preserve"> PAGEREF _Toc242789133 \h </w:instrText>
+              <w:instrText xml:space="preserve"> PAGEREF _Toc242812460 \h </w:instrText>
             </w:r>
             <w:r>
               <w:rPr>
@@ -2005,7 +2153,7 @@
                 <w:noProof/>
                 <w:webHidden/>
               </w:rPr>
-              <w:t>19</w:t>
+              <w:t>25</w:t>
             </w:r>
             <w:r>
               <w:rPr>
@@ -2032,7 +2180,7 @@
               <w14:ligatures w14:val="standardContextual"/>
             </w:rPr>
           </w:pPr>
-          <w:hyperlink w:anchor="_Toc242789134" w:history="1">
+          <w:hyperlink w:anchor="_Toc242812461" w:history="1">
             <w:r>
               <w:rPr>
                 <w:rStyle w:val="Hyperlink"/>
@@ -2059,7 +2207,7 @@
                 <w:noProof/>
                 <w:webHidden/>
               </w:rPr>
-              <w:instrText xml:space="preserve"> PAGEREF _Toc242789134 \h </w:instrText>
+              <w:instrText xml:space="preserve"> PAGEREF _Toc242812461 \h </w:instrText>
             </w:r>
             <w:r>
               <w:rPr>
@@ -2079,7 +2227,7 @@
                 <w:noProof/>
                 <w:webHidden/>
               </w:rPr>
-              <w:t>20</w:t>
+              <w:t>26</w:t>
             </w:r>
             <w:r>
               <w:rPr>
@@ -2106,7 +2254,7 @@
               <w14:ligatures w14:val="standardContextual"/>
             </w:rPr>
           </w:pPr>
-          <w:hyperlink w:anchor="_Toc242789135" w:history="1">
+          <w:hyperlink w:anchor="_Toc242812462" w:history="1">
             <w:r>
               <w:rPr>
                 <w:rStyle w:val="Hyperlink"/>
@@ -2133,7 +2281,7 @@
                 <w:noProof/>
                 <w:webHidden/>
               </w:rPr>
-              <w:instrText xml:space="preserve"> PAGEREF _Toc242789135 \h </w:instrText>
+              <w:instrText xml:space="preserve"> PAGEREF _Toc242812462 \h </w:instrText>
             </w:r>
             <w:r>
               <w:rPr>
@@ -2153,7 +2301,7 @@
                 <w:noProof/>
                 <w:webHidden/>
               </w:rPr>
-              <w:t>21</w:t>
+              <w:t>28</w:t>
             </w:r>
             <w:r>
               <w:rPr>
@@ -2180,12 +2328,86 @@
               <w14:ligatures w14:val="standardContextual"/>
             </w:rPr>
           </w:pPr>
-          <w:hyperlink w:anchor="_Toc242789136" w:history="1">
+          <w:hyperlink w:anchor="_Toc242812463" w:history="1">
             <w:r>
               <w:rPr>
                 <w:rStyle w:val="Hyperlink"/>
                 <w:noProof/>
               </w:rPr>
+              <w:t>Use Case Diagram</w:t>
+            </w:r>
+            <w:r>
+              <w:rPr>
+                <w:noProof/>
+                <w:webHidden/>
+              </w:rPr>
+              <w:tab/>
+            </w:r>
+            <w:r>
+              <w:rPr>
+                <w:noProof/>
+                <w:webHidden/>
+              </w:rPr>
+              <w:fldChar w:fldCharType="begin"/>
+            </w:r>
+            <w:r>
+              <w:rPr>
+                <w:noProof/>
+                <w:webHidden/>
+              </w:rPr>
+              <w:instrText xml:space="preserve"> PAGEREF _Toc242812463 \h </w:instrText>
+            </w:r>
+            <w:r>
+              <w:rPr>
+                <w:noProof/>
+                <w:webHidden/>
+              </w:rPr>
+            </w:r>
+            <w:r>
+              <w:rPr>
+                <w:noProof/>
+                <w:webHidden/>
+              </w:rPr>
+              <w:fldChar w:fldCharType="separate"/>
+            </w:r>
+            <w:r>
+              <w:rPr>
+                <w:noProof/>
+                <w:webHidden/>
+              </w:rPr>
+              <w:t>29</w:t>
+            </w:r>
+            <w:r>
+              <w:rPr>
+                <w:noProof/>
+                <w:webHidden/>
+              </w:rPr>
+              <w:fldChar w:fldCharType="end"/>
+            </w:r>
+          </w:hyperlink>
+        </w:p>
+        <w:p>
+          <w:pPr>
+            <w:pStyle w:val="TOC2"/>
+            <w:tabs>
+              <w:tab w:val="right" w:leader="dot" w:pos="9016"/>
+            </w:tabs>
+            <w:rPr>
+              <w:rFonts w:asciiTheme="minorHAnsi" w:eastAsiaTheme="minorEastAsia" w:hAnsiTheme="minorHAnsi" w:cstheme="minorBidi"/>
+              <w:noProof/>
+              <w:kern w:val="2"/>
+              <w:sz w:val="24"/>
+              <w:szCs w:val="24"/>
+              <w:lang w:eastAsia="en-AU"/>
+              <w14:ligatures w14:val="standardContextual"/>
+            </w:rPr>
+          </w:pPr>
+          <w:hyperlink w:anchor="_Toc242812464" w:history="1">
+            <w:r>
+              <w:rPr>
+                <w:rStyle w:val="Hyperlink"/>
+                <w:noProof/>
+              </w:rPr>
               <w:t>User Interface Design Comparison</w:t>
             </w:r>
             <w:r>
@@ -2207,7 +2429,7 @@
                 <w:noProof/>
                 <w:webHidden/>
               </w:rPr>
-              <w:instrText xml:space="preserve"> PAGEREF _Toc242789136 \h </w:instrText>
+              <w:instrText xml:space="preserve"> PAGEREF _Toc242812464 \h </w:instrText>
             </w:r>
             <w:r>
               <w:rPr>
@@ -2227,7 +2449,7 @@
                 <w:noProof/>
                 <w:webHidden/>
               </w:rPr>
-              <w:t>22</w:t>
+              <w:t>31</w:t>
             </w:r>
             <w:r>
               <w:rPr>
@@ -2254,13 +2476,13 @@
               <w14:ligatures w14:val="standardContextual"/>
             </w:rPr>
           </w:pPr>
-          <w:hyperlink w:anchor="_Toc242789137" w:history="1">
+          <w:hyperlink w:anchor="_Toc242812465" w:history="1">
             <w:r>
               <w:rPr>
                 <w:rStyle w:val="Hyperlink"/>
                 <w:noProof/>
               </w:rPr>
-              <w:t>Use Case and Context Diagrams</w:t>
+              <w:t>Home Interface Design</w:t>
             </w:r>
             <w:r>
               <w:rPr>
@@ -2281,7 +2503,7 @@
                 <w:noProof/>
                 <w:webHidden/>
               </w:rPr>
-              <w:instrText xml:space="preserve"> PAGEREF _Toc242789137 \h </w:instrText>
+              <w:instrText xml:space="preserve"> PAGEREF _Toc242812465 \h </w:instrText>
             </w:r>
             <w:r>
               <w:rPr>
@@ -2301,7 +2523,155 @@
                 <w:noProof/>
                 <w:webHidden/>
               </w:rPr>
-              <w:t>24</w:t>
+              <w:t>31</w:t>
+            </w:r>
+            <w:r>
+              <w:rPr>
+                <w:noProof/>
+                <w:webHidden/>
+              </w:rPr>
+              <w:fldChar w:fldCharType="end"/>
+            </w:r>
+          </w:hyperlink>
+        </w:p>
+        <w:p>
+          <w:pPr>
+            <w:pStyle w:val="TOC3"/>
+            <w:tabs>
+              <w:tab w:val="right" w:leader="dot" w:pos="9016"/>
+            </w:tabs>
+            <w:rPr>
+              <w:rFonts w:asciiTheme="minorHAnsi" w:eastAsiaTheme="minorEastAsia" w:hAnsiTheme="minorHAnsi" w:cstheme="minorBidi"/>
+              <w:noProof/>
+              <w:kern w:val="2"/>
+              <w:sz w:val="24"/>
+              <w:szCs w:val="24"/>
+              <w:lang w:eastAsia="en-AU"/>
+              <w14:ligatures w14:val="standardContextual"/>
+            </w:rPr>
+          </w:pPr>
+          <w:hyperlink w:anchor="_Toc242812466" w:history="1">
+            <w:r>
+              <w:rPr>
+                <w:rStyle w:val="Hyperlink"/>
+                <w:noProof/>
+              </w:rPr>
+              <w:t>User Profile Interface Design</w:t>
+            </w:r>
+            <w:r>
+              <w:rPr>
+                <w:noProof/>
+                <w:webHidden/>
+              </w:rPr>
+              <w:tab/>
+            </w:r>
+            <w:r>
+              <w:rPr>
+                <w:noProof/>
+                <w:webHidden/>
+              </w:rPr>
+              <w:fldChar w:fldCharType="begin"/>
+            </w:r>
+            <w:r>
+              <w:rPr>
+                <w:noProof/>
+                <w:webHidden/>
+              </w:rPr>
+              <w:instrText xml:space="preserve"> PAGEREF _Toc242812466 \h </w:instrText>
+            </w:r>
+            <w:r>
+              <w:rPr>
+                <w:noProof/>
+                <w:webHidden/>
+              </w:rPr>
+            </w:r>
+            <w:r>
+              <w:rPr>
+                <w:noProof/>
+                <w:webHidden/>
+              </w:rPr>
+              <w:fldChar w:fldCharType="separate"/>
+            </w:r>
+            <w:r>
+              <w:rPr>
+                <w:noProof/>
+                <w:webHidden/>
+              </w:rPr>
+              <w:t>32</w:t>
+            </w:r>
+            <w:r>
+              <w:rPr>
+                <w:noProof/>
+                <w:webHidden/>
+              </w:rPr>
+              <w:fldChar w:fldCharType="end"/>
+            </w:r>
+          </w:hyperlink>
+        </w:p>
+        <w:p>
+          <w:pPr>
+            <w:pStyle w:val="TOC3"/>
+            <w:tabs>
+              <w:tab w:val="right" w:leader="dot" w:pos="9016"/>
+            </w:tabs>
+            <w:rPr>
+              <w:rFonts w:asciiTheme="minorHAnsi" w:eastAsiaTheme="minorEastAsia" w:hAnsiTheme="minorHAnsi" w:cstheme="minorBidi"/>
+              <w:noProof/>
+              <w:kern w:val="2"/>
+              <w:sz w:val="24"/>
+              <w:szCs w:val="24"/>
+              <w:lang w:eastAsia="en-AU"/>
+              <w14:ligatures w14:val="standardContextual"/>
+            </w:rPr>
+          </w:pPr>
+          <w:hyperlink w:anchor="_Toc242812467" w:history="1">
+            <w:r>
+              <w:rPr>
+                <w:rStyle w:val="Hyperlink"/>
+                <w:noProof/>
+              </w:rPr>
+              <w:t>Grocery List Interface Design</w:t>
+            </w:r>
+            <w:r>
+              <w:rPr>
+                <w:noProof/>
+                <w:webHidden/>
+              </w:rPr>
+              <w:tab/>
+            </w:r>
+            <w:r>
+              <w:rPr>
+                <w:noProof/>
+                <w:webHidden/>
+              </w:rPr>
+              <w:fldChar w:fldCharType="begin"/>
+            </w:r>
+            <w:r>
+              <w:rPr>
+                <w:noProof/>
+                <w:webHidden/>
+              </w:rPr>
+              <w:instrText xml:space="preserve"> PAGEREF _Toc242812467 \h </w:instrText>
+            </w:r>
+            <w:r>
+              <w:rPr>
+                <w:noProof/>
+                <w:webHidden/>
+              </w:rPr>
+            </w:r>
+            <w:r>
+              <w:rPr>
+                <w:noProof/>
+                <w:webHidden/>
+              </w:rPr>
+              <w:fldChar w:fldCharType="separate"/>
+            </w:r>
+            <w:r>
+              <w:rPr>
+                <w:noProof/>
+                <w:webHidden/>
+              </w:rPr>
+              <w:t>33</w:t>
             </w:r>
             <w:r>
               <w:rPr>
@@ -2328,7 +2698,7 @@
               <w14:ligatures w14:val="standardContextual"/>
             </w:rPr>
           </w:pPr>
-          <w:hyperlink w:anchor="_Toc242789138" w:history="1">
+          <w:hyperlink w:anchor="_Toc242812468" w:history="1">
             <w:r>
               <w:rPr>
                 <w:rStyle w:val="Hyperlink"/>
@@ -2355,7 +2725,7 @@
                 <w:noProof/>
                 <w:webHidden/>
               </w:rPr>
-              <w:instrText xml:space="preserve"> PAGEREF _Toc242789138 \h </w:instrText>
+              <w:instrText xml:space="preserve"> PAGEREF _Toc242812468 \h </w:instrText>
             </w:r>
             <w:r>
               <w:rPr>
@@ -2375,7 +2745,7 @@
                 <w:noProof/>
                 <w:webHidden/>
               </w:rPr>
-              <w:t>25</w:t>
+              <w:t>34</w:t>
             </w:r>
             <w:r>
               <w:rPr>
@@ -2402,7 +2772,7 @@
               <w14:ligatures w14:val="standardContextual"/>
             </w:rPr>
           </w:pPr>
-          <w:hyperlink w:anchor="_Toc242789139" w:history="1">
+          <w:hyperlink w:anchor="_Toc242812469" w:history="1">
             <w:r>
               <w:rPr>
                 <w:rStyle w:val="Hyperlink"/>
@@ -2429,7 +2799,7 @@
                 <w:noProof/>
                 <w:webHidden/>
               </w:rPr>
-              <w:instrText xml:space="preserve"> PAGEREF _Toc242789139 \h </w:instrText>
+              <w:instrText xml:space="preserve"> PAGEREF _Toc242812469 \h </w:instrText>
             </w:r>
             <w:r>
               <w:rPr>
@@ -2449,7 +2819,7 @@
                 <w:noProof/>
                 <w:webHidden/>
               </w:rPr>
-              <w:t>25</w:t>
+              <w:t>34</w:t>
             </w:r>
             <w:r>
               <w:rPr>
@@ -2476,7 +2846,7 @@
               <w14:ligatures w14:val="standardContextual"/>
             </w:rPr>
           </w:pPr>
-          <w:hyperlink w:anchor="_Toc242789140" w:history="1">
+          <w:hyperlink w:anchor="_Toc242812470" w:history="1">
             <w:r>
               <w:rPr>
                 <w:rStyle w:val="Hyperlink"/>
@@ -2503,7 +2873,7 @@
                 <w:noProof/>
                 <w:webHidden/>
               </w:rPr>
-              <w:instrText xml:space="preserve"> PAGEREF _Toc242789140 \h </w:instrText>
+              <w:instrText xml:space="preserve"> PAGEREF _Toc242812470 \h </w:instrText>
             </w:r>
             <w:r>
               <w:rPr>
@@ -2523,7 +2893,7 @@
                 <w:noProof/>
                 <w:webHidden/>
               </w:rPr>
-              <w:t>27</w:t>
+              <w:t>36</w:t>
             </w:r>
             <w:r>
               <w:rPr>
@@ -2550,7 +2920,7 @@
               <w14:ligatures w14:val="standardContextual"/>
             </w:rPr>
           </w:pPr>
-          <w:hyperlink w:anchor="_Toc242789141" w:history="1">
+          <w:hyperlink w:anchor="_Toc242812471" w:history="1">
             <w:r>
               <w:rPr>
                 <w:rStyle w:val="Hyperlink"/>
@@ -2577,7 +2947,7 @@
                 <w:noProof/>
                 <w:webHidden/>
               </w:rPr>
-              <w:instrText xml:space="preserve"> PAGEREF _Toc242789141 \h </w:instrText>
+              <w:instrText xml:space="preserve"> PAGEREF _Toc242812471 \h </w:instrText>
             </w:r>
             <w:r>
               <w:rPr>
@@ -2597,7 +2967,7 @@
                 <w:noProof/>
                 <w:webHidden/>
               </w:rPr>
-              <w:t>27</w:t>
+              <w:t>36</w:t>
             </w:r>
             <w:r>
               <w:rPr>
@@ -2624,7 +2994,7 @@
               <w14:ligatures w14:val="standardContextual"/>
             </w:rPr>
           </w:pPr>
-          <w:hyperlink w:anchor="_Toc242789142" w:history="1">
+          <w:hyperlink w:anchor="_Toc242812472" w:history="1">
             <w:r>
               <w:rPr>
                 <w:rStyle w:val="Hyperlink"/>
@@ -2651,7 +3021,7 @@
                 <w:noProof/>
                 <w:webHidden/>
               </w:rPr>
-              <w:instrText xml:space="preserve"> PAGEREF _Toc242789142 \h </w:instrText>
+              <w:instrText xml:space="preserve"> PAGEREF _Toc242812472 \h </w:instrText>
             </w:r>
             <w:r>
               <w:rPr>
@@ -2671,7 +3041,7 @@
                 <w:noProof/>
                 <w:webHidden/>
               </w:rPr>
-              <w:t>28</w:t>
+              <w:t>36</w:t>
             </w:r>
             <w:r>
               <w:rPr>
@@ -2698,7 +3068,7 @@
               <w14:ligatures w14:val="standardContextual"/>
             </w:rPr>
           </w:pPr>
-          <w:hyperlink w:anchor="_Toc242789143" w:history="1">
+          <w:hyperlink w:anchor="_Toc242812473" w:history="1">
             <w:r>
               <w:rPr>
                 <w:rStyle w:val="Hyperlink"/>
@@ -2725,7 +3095,7 @@
                 <w:noProof/>
                 <w:webHidden/>
               </w:rPr>
-              <w:instrText xml:space="preserve"> PAGEREF _Toc242789143 \h </w:instrText>
+              <w:instrText xml:space="preserve"> PAGEREF _Toc242812473 \h </w:instrText>
             </w:r>
             <w:r>
               <w:rPr>
@@ -2745,7 +3115,7 @@
                 <w:noProof/>
                 <w:webHidden/>
               </w:rPr>
-              <w:t>29</w:t>
+              <w:t>37</w:t>
             </w:r>
             <w:r>
               <w:rPr>
@@ -2772,7 +3142,7 @@
               <w14:ligatures w14:val="standardContextual"/>
             </w:rPr>
           </w:pPr>
-          <w:hyperlink w:anchor="_Toc242789144" w:history="1">
+          <w:hyperlink w:anchor="_Toc242812474" w:history="1">
             <w:r>
               <w:rPr>
                 <w:rStyle w:val="Hyperlink"/>
@@ -2799,7 +3169,7 @@
                 <w:noProof/>
                 <w:webHidden/>
               </w:rPr>
-              <w:instrText xml:space="preserve"> PAGEREF _Toc242789144 \h </w:instrText>
+              <w:instrText xml:space="preserve"> PAGEREF _Toc242812474 \h </w:instrText>
             </w:r>
             <w:r>
               <w:rPr>
@@ -2819,7 +3189,7 @@
                 <w:noProof/>
                 <w:webHidden/>
               </w:rPr>
-              <w:t>29</w:t>
+              <w:t>37</w:t>
             </w:r>
             <w:r>
               <w:rPr>
@@ -2846,7 +3216,7 @@
               <w14:ligatures w14:val="standardContextual"/>
             </w:rPr>
           </w:pPr>
-          <w:hyperlink w:anchor="_Toc242789145" w:history="1">
+          <w:hyperlink w:anchor="_Toc242812475" w:history="1">
             <w:r>
               <w:rPr>
                 <w:rStyle w:val="Hyperlink"/>
@@ -2873,7 +3243,7 @@
                 <w:noProof/>
                 <w:webHidden/>
               </w:rPr>
-              <w:instrText xml:space="preserve"> PAGEREF _Toc242789145 \h </w:instrText>
+              <w:instrText xml:space="preserve"> PAGEREF _Toc242812475 \h </w:instrText>
             </w:r>
             <w:r>
               <w:rPr>
@@ -2893,7 +3263,7 @@
                 <w:noProof/>
                 <w:webHidden/>
               </w:rPr>
-              <w:t>29</w:t>
+              <w:t>37</w:t>
             </w:r>
             <w:r>
               <w:rPr>
@@ -2920,7 +3290,7 @@
               <w14:ligatures w14:val="standardContextual"/>
             </w:rPr>
           </w:pPr>
-          <w:hyperlink w:anchor="_Toc242789146" w:history="1">
+          <w:hyperlink w:anchor="_Toc242812476" w:history="1">
             <w:r>
               <w:rPr>
                 <w:rStyle w:val="Hyperlink"/>
@@ -2947,7 +3317,7 @@
                 <w:noProof/>
                 <w:webHidden/>
               </w:rPr>
-              <w:instrText xml:space="preserve"> PAGEREF _Toc242789146 \h </w:instrText>
+              <w:instrText xml:space="preserve"> PAGEREF _Toc242812476 \h </w:instrText>
             </w:r>
             <w:r>
               <w:rPr>
@@ -2967,7 +3337,7 @@
                 <w:noProof/>
                 <w:webHidden/>
               </w:rPr>
-              <w:t>29</w:t>
+              <w:t>37</w:t>
             </w:r>
             <w:r>
               <w:rPr>
@@ -2994,7 +3364,7 @@
               <w14:ligatures w14:val="standardContextual"/>
             </w:rPr>
           </w:pPr>
-          <w:hyperlink w:anchor="_Toc242789147" w:history="1">
+          <w:hyperlink w:anchor="_Toc242812477" w:history="1">
             <w:r>
               <w:rPr>
                 <w:rStyle w:val="Hyperlink"/>
@@ -3021,7 +3391,7 @@
                 <w:noProof/>
                 <w:webHidden/>
               </w:rPr>
-              <w:instrText xml:space="preserve"> PAGEREF _Toc242789147 \h </w:instrText>
+              <w:instrText xml:space="preserve"> PAGEREF _Toc242812477 \h </w:instrText>
             </w:r>
             <w:r>
               <w:rPr>
@@ -3041,7 +3411,7 @@
                 <w:noProof/>
                 <w:webHidden/>
               </w:rPr>
-              <w:t>29</w:t>
+              <w:t>37</w:t>
             </w:r>
             <w:r>
               <w:rPr>
@@ -3068,7 +3438,7 @@
               <w14:ligatures w14:val="standardContextual"/>
             </w:rPr>
           </w:pPr>
-          <w:hyperlink w:anchor="_Toc242789148" w:history="1">
+          <w:hyperlink w:anchor="_Toc242812478" w:history="1">
             <w:r>
               <w:rPr>
                 <w:rStyle w:val="Hyperlink"/>
@@ -3095,7 +3465,7 @@
                 <w:noProof/>
                 <w:webHidden/>
               </w:rPr>
-              <w:instrText xml:space="preserve"> PAGEREF _Toc242789148 \h </w:instrText>
+              <w:instrText xml:space="preserve"> PAGEREF _Toc242812478 \h </w:instrText>
             </w:r>
             <w:r>
               <w:rPr>
@@ -3115,7 +3485,7 @@
                 <w:noProof/>
                 <w:webHidden/>
               </w:rPr>
-              <w:t>30</w:t>
+              <w:t>38</w:t>
             </w:r>
             <w:r>
               <w:rPr>
@@ -3142,7 +3512,7 @@
               <w14:ligatures w14:val="standardContextual"/>
             </w:rPr>
           </w:pPr>
-          <w:hyperlink w:anchor="_Toc242789149" w:history="1">
+          <w:hyperlink w:anchor="_Toc242812479" w:history="1">
             <w:r>
               <w:rPr>
                 <w:rStyle w:val="Hyperlink"/>
@@ -3169,7 +3539,7 @@
                 <w:noProof/>
                 <w:webHidden/>
               </w:rPr>
-              <w:instrText xml:space="preserve"> PAGEREF _Toc242789149 \h </w:instrText>
+              <w:instrText xml:space="preserve"> PAGEREF _Toc242812479 \h </w:instrText>
             </w:r>
             <w:r>
               <w:rPr>
@@ -3189,7 +3559,7 @@
                 <w:noProof/>
                 <w:webHidden/>
               </w:rPr>
-              <w:t>30</w:t>
+              <w:t>38</w:t>
             </w:r>
             <w:r>
               <w:rPr>
@@ -3216,7 +3586,7 @@
               <w14:ligatures w14:val="standardContextual"/>
             </w:rPr>
           </w:pPr>
-          <w:hyperlink w:anchor="_Toc242789150" w:history="1">
+          <w:hyperlink w:anchor="_Toc242812480" w:history="1">
             <w:r>
               <w:rPr>
                 <w:rStyle w:val="Hyperlink"/>
@@ -3243,7 +3613,7 @@
                 <w:noProof/>
                 <w:webHidden/>
               </w:rPr>
-              <w:instrText xml:space="preserve"> PAGEREF _Toc242789150 \h </w:instrText>
+              <w:instrText xml:space="preserve"> PAGEREF _Toc242812480 \h </w:instrText>
             </w:r>
             <w:r>
               <w:rPr>
@@ -3263,7 +3633,7 @@
                 <w:noProof/>
                 <w:webHidden/>
               </w:rPr>
-              <w:t>30</w:t>
+              <w:t>38</w:t>
             </w:r>
             <w:r>
               <w:rPr>
@@ -3290,7 +3660,7 @@
               <w14:ligatures w14:val="standardContextual"/>
             </w:rPr>
           </w:pPr>
-          <w:hyperlink w:anchor="_Toc242789151" w:history="1">
+          <w:hyperlink w:anchor="_Toc242812481" w:history="1">
             <w:r>
               <w:rPr>
                 <w:rStyle w:val="Hyperlink"/>
@@ -3317,7 +3687,7 @@
                 <w:noProof/>
                 <w:webHidden/>
               </w:rPr>
-              <w:instrText xml:space="preserve"> PAGEREF _Toc242789151 \h </w:instrText>
+              <w:instrText xml:space="preserve"> PAGEREF _Toc242812481 \h </w:instrText>
             </w:r>
             <w:r>
               <w:rPr>
@@ -3337,81 +3707,7 @@
                 <w:noProof/>
                 <w:webHidden/>
               </w:rPr>
-              <w:t>30</w:t>
-            </w:r>
-            <w:r>
-              <w:rPr>
-                <w:noProof/>
-                <w:webHidden/>
-              </w:rPr>
-              <w:fldChar w:fldCharType="end"/>
-            </w:r>
-          </w:hyperlink>
-        </w:p>
-        <w:p>
-          <w:pPr>
-            <w:pStyle w:val="TOC2"/>
-            <w:tabs>
-              <w:tab w:val="right" w:leader="dot" w:pos="9016"/>
-            </w:tabs>
-            <w:rPr>
-              <w:rFonts w:asciiTheme="minorHAnsi" w:eastAsiaTheme="minorEastAsia" w:hAnsiTheme="minorHAnsi" w:cstheme="minorBidi"/>
-              <w:noProof/>
-              <w:kern w:val="2"/>
-              <w:sz w:val="24"/>
-              <w:szCs w:val="24"/>
-              <w:lang w:eastAsia="en-AU"/>
-              <w14:ligatures w14:val="standardContextual"/>
-            </w:rPr>
-          </w:pPr>
-          <w:hyperlink w:anchor="_Toc242789152" w:history="1">
-            <w:r>
-              <w:rPr>
-                <w:rStyle w:val="Hyperlink"/>
-                <w:noProof/>
-              </w:rPr>
-              <w:t>Collective</w:t>
-            </w:r>
-            <w:r>
-              <w:rPr>
-                <w:noProof/>
-                <w:webHidden/>
-              </w:rPr>
-              <w:tab/>
-            </w:r>
-            <w:r>
-              <w:rPr>
-                <w:noProof/>
-                <w:webHidden/>
-              </w:rPr>
-              <w:fldChar w:fldCharType="begin"/>
-            </w:r>
-            <w:r>
-              <w:rPr>
-                <w:noProof/>
-                <w:webHidden/>
-              </w:rPr>
-              <w:instrText xml:space="preserve"> PAGEREF _Toc242789152 \h </w:instrText>
-            </w:r>
-            <w:r>
-              <w:rPr>
-                <w:noProof/>
-                <w:webHidden/>
-              </w:rPr>
-            </w:r>
-            <w:r>
-              <w:rPr>
-                <w:noProof/>
-                <w:webHidden/>
-              </w:rPr>
-              <w:fldChar w:fldCharType="separate"/>
-            </w:r>
-            <w:r>
-              <w:rPr>
-                <w:noProof/>
-                <w:webHidden/>
-              </w:rPr>
-              <w:t>30</w:t>
+              <w:t>38</w:t>
             </w:r>
             <w:r>
               <w:rPr>
@@ -3438,7 +3734,7 @@
               <w14:ligatures w14:val="standardContextual"/>
             </w:rPr>
           </w:pPr>
-          <w:hyperlink w:anchor="_Toc242789153" w:history="1">
+          <w:hyperlink w:anchor="_Toc242812482" w:history="1">
             <w:r>
               <w:rPr>
                 <w:rStyle w:val="Hyperlink"/>
@@ -3465,7 +3761,7 @@
                 <w:noProof/>
                 <w:webHidden/>
               </w:rPr>
-              <w:instrText xml:space="preserve"> PAGEREF _Toc242789153 \h </w:instrText>
+              <w:instrText xml:space="preserve"> PAGEREF _Toc242812482 \h </w:instrText>
             </w:r>
             <w:r>
               <w:rPr>
@@ -3485,7 +3781,7 @@
                 <w:noProof/>
                 <w:webHidden/>
               </w:rPr>
-              <w:t>31</w:t>
+              <w:t>39</w:t>
             </w:r>
             <w:r>
               <w:rPr>
@@ -3512,7 +3808,7 @@
               <w14:ligatures w14:val="standardContextual"/>
             </w:rPr>
           </w:pPr>
-          <w:hyperlink w:anchor="_Toc242789154" w:history="1">
+          <w:hyperlink w:anchor="_Toc242812483" w:history="1">
             <w:r>
               <w:rPr>
                 <w:rStyle w:val="Hyperlink"/>
@@ -3539,7 +3835,7 @@
                 <w:noProof/>
                 <w:webHidden/>
               </w:rPr>
-              <w:instrText xml:space="preserve"> PAGEREF _Toc242789154 \h </w:instrText>
+              <w:instrText xml:space="preserve"> PAGEREF _Toc242812483 \h </w:instrText>
             </w:r>
             <w:r>
               <w:rPr>
@@ -3559,7 +3855,7 @@
                 <w:noProof/>
                 <w:webHidden/>
               </w:rPr>
-              <w:t>32</w:t>
+              <w:t>40</w:t>
             </w:r>
             <w:r>
               <w:rPr>
@@ -3586,7 +3882,7 @@
               <w14:ligatures w14:val="standardContextual"/>
             </w:rPr>
           </w:pPr>
-          <w:hyperlink w:anchor="_Toc242789155" w:history="1">
+          <w:hyperlink w:anchor="_Toc242812484" w:history="1">
             <w:r>
               <w:rPr>
                 <w:rStyle w:val="Hyperlink"/>
@@ -3613,7 +3909,7 @@
                 <w:noProof/>
                 <w:webHidden/>
               </w:rPr>
-              <w:instrText xml:space="preserve"> PAGEREF _Toc242789155 \h </w:instrText>
+              <w:instrText xml:space="preserve"> PAGEREF _Toc242812484 \h </w:instrText>
             </w:r>
             <w:r>
               <w:rPr>
@@ -3633,7 +3929,7 @@
                 <w:noProof/>
                 <w:webHidden/>
               </w:rPr>
-              <w:t>32</w:t>
+              <w:t>40</w:t>
             </w:r>
             <w:r>
               <w:rPr>
@@ -3668,9 +3964,8 @@
       <w:pPr>
         <w:pStyle w:val="Heading1"/>
       </w:pPr>
-      <w:bookmarkStart w:id="0" w:name="_Toc242789111"/>
-      <w:r>
-        <w:lastRenderedPageBreak/>
+      <w:bookmarkStart w:id="0" w:name="_Toc242812436"/>
+      <w:r>
         <w:t>Introduction</w:t>
       </w:r>
       <w:bookmarkEnd w:id="0"/>
@@ -3699,9 +3994,8 @@
       <w:pPr>
         <w:pStyle w:val="Heading1"/>
       </w:pPr>
-      <w:bookmarkStart w:id="1" w:name="_Toc242789112"/>
-      <w:r>
-        <w:lastRenderedPageBreak/>
+      <w:bookmarkStart w:id="1" w:name="_Toc242812437"/>
+      <w:r>
         <w:t>Project Progress and Tracking</w:t>
       </w:r>
       <w:bookmarkEnd w:id="1"/>
@@ -3739,9 +4033,8 @@
       <w:pPr>
         <w:pStyle w:val="Heading1"/>
       </w:pPr>
-      <w:bookmarkStart w:id="2" w:name="_Toc242789113"/>
-      <w:r>
-        <w:lastRenderedPageBreak/>
+      <w:bookmarkStart w:id="2" w:name="_Toc242812438"/>
+      <w:r>
         <w:t>Implemented User Stories, Interfaces, Features and Business Logic</w:t>
       </w:r>
       <w:bookmarkEnd w:id="2"/>
@@ -3750,7 +4043,7 @@
       <w:pPr>
         <w:pStyle w:val="Heading2"/>
       </w:pPr>
-      <w:bookmarkStart w:id="3" w:name="_Toc242789114"/>
+      <w:bookmarkStart w:id="3" w:name="_Toc242812439"/>
       <w:r>
         <w:t>User Profile and Mobile Interface — Matthew</w:t>
       </w:r>
@@ -3795,9 +4088,8 @@
         <w:pStyle w:val="Heading2"/>
       </w:pPr>
       <w:bookmarkStart w:id="4" w:name="_Toc242453321"/>
-      <w:bookmarkStart w:id="5" w:name="_Toc242789115"/>
-      <w:r>
-        <w:lastRenderedPageBreak/>
+      <w:bookmarkStart w:id="5" w:name="_Toc242812440"/>
+      <w:r>
         <w:t>AI Meal Plan and Recipe Generation — Farhad</w:t>
       </w:r>
       <w:bookmarkEnd w:id="4"/>
@@ -3831,7 +4123,7 @@
       <w:pPr>
         <w:pStyle w:val="Heading2"/>
       </w:pPr>
-      <w:bookmarkStart w:id="6" w:name="_Toc242789116"/>
+      <w:bookmarkStart w:id="6" w:name="_Toc242812441"/>
       <w:r>
         <w:t>Nutrition Analysis, Grocery List and Data Storage — Ansh</w:t>
       </w:r>
@@ -3864,9 +4156,8 @@
       <w:pPr>
         <w:pStyle w:val="Heading1"/>
       </w:pPr>
-      <w:bookmarkStart w:id="7" w:name="_Toc242789117"/>
-      <w:r>
-        <w:lastRenderedPageBreak/>
+      <w:bookmarkStart w:id="7" w:name="_Toc242812442"/>
+      <w:r>
         <w:t>Implementation Details</w:t>
       </w:r>
       <w:bookmarkEnd w:id="7"/>
@@ -3875,7 +4166,7 @@
       <w:pPr>
         <w:pStyle w:val="Heading2"/>
       </w:pPr>
-      <w:bookmarkStart w:id="8" w:name="_Toc242789118"/>
+      <w:bookmarkStart w:id="8" w:name="_Toc242812443"/>
       <w:r>
         <w:t>User Profile and Mobile Interface — Matthew</w:t>
       </w:r>
@@ -3916,7 +4207,7 @@
       <w:pPr>
         <w:pStyle w:val="Heading2"/>
       </w:pPr>
-      <w:bookmarkStart w:id="9" w:name="_Toc242789119"/>
+      <w:bookmarkStart w:id="9" w:name="_Toc242812444"/>
       <w:r>
         <w:t>AI Meal Plan and Recipe Generation — Farhad</w:t>
       </w:r>
@@ -4017,51 +4308,87 @@
       <w:pPr>
         <w:pStyle w:val="Heading2"/>
       </w:pPr>
-      <w:bookmarkStart w:id="10" w:name="_Toc242789120"/>
-      <w:r>
-        <w:lastRenderedPageBreak/>
-        <w:t>Nutrition Analysis, Grocery List and Data Storage</w:t>
-      </w:r>
+      <w:bookmarkStart w:id="10" w:name="_Toc242812445"/>
+      <w:r>
+        <w:t>Nutrition Analysis, Grocery List and Data Storage — Ansh</w:t>
+      </w:r>
+      <w:bookmarkEnd w:id="10"/>
+    </w:p>
+    <w:p>
+      <w:r>
+        <w:t xml:space="preserve">The nutrition analysis module was developed to handle ingredient lists from meal plans generated through the application and link them to nutritional records obtained from the Australian Food Composition Database (AFCD). The matching step handles the generated ingredient descriptions and quantities, then uses the matched nutritional values to calculate protein, carbohydrates and fat. Calories are calculated based on the processed macronutrients </w:t>
+      </w:r>
+      <w:proofErr w:type="gramStart"/>
+      <w:r>
+        <w:t>using:</w:t>
+      </w:r>
+      <w:proofErr w:type="gramEnd"/>
+      <w:r>
+        <w:t xml:space="preserve"> Protein × 4 + Carbohydrates × 4 + Fat × 9.</w:t>
+      </w:r>
+    </w:p>
+    <w:p>
+      <w:r>
+        <w:t>The generated meal plan and the user's available ingredients are used for the grocery-list functionality. The grocery list processes the meal-plan ingredients and generates the necessary grocery items. Users can mark items in the grocery list as purchased, and that state is saved in the local database of the app.</w:t>
+      </w:r>
+    </w:p>
+    <w:p>
+      <w:r>
+        <w:t>Room was used as the local persistence technology for application data. Grocery items are modelled as database entities and accessed through DAO operations including inserting, retrieving, updating and deleting records. This enables grocery-list information, including the purchase status, to be retained across application sessions. Meal-plan data is also stored locally for future restoration of generated plans.</w:t>
+      </w:r>
+    </w:p>
+    <w:p>
+      <w:r>
+        <w:t xml:space="preserve">The nutrition, grocery-list and database components are integrated with other application components through a shared </w:t>
+      </w:r>
+      <w:proofErr w:type="spellStart"/>
+      <w:r>
+        <w:t>MealPlannerViewModel</w:t>
+      </w:r>
+      <w:proofErr w:type="spellEnd"/>
+      <w:r>
+        <w:t>, which allows generated meal-plan data to be processed across the nutrition and grocery-list features.</w:t>
+      </w:r>
+      <w:r>
+        <w:br w:type="page"/>
+      </w:r>
+    </w:p>
+    <w:p>
+      <w:pPr>
+        <w:pStyle w:val="Heading1"/>
+      </w:pPr>
+      <w:bookmarkStart w:id="11" w:name="_Toc242812446"/>
+      <w:r>
+        <w:t>Integration and Testing</w:t>
+      </w:r>
+      <w:bookmarkEnd w:id="11"/>
+    </w:p>
+    <w:p>
+      <w:pPr>
+        <w:pStyle w:val="Heading2"/>
+      </w:pPr>
+      <w:bookmarkStart w:id="12" w:name="_Toc242812447"/>
+      <w:r>
+        <w:t>Integration Testing</w:t>
+      </w:r>
+      <w:bookmarkEnd w:id="12"/>
       <w:r>
         <w:t xml:space="preserve"> </w:t>
       </w:r>
-      <w:r>
-        <w:t>—</w:t>
-      </w:r>
-      <w:r>
-        <w:t xml:space="preserve"> </w:t>
-      </w:r>
-      <w:r>
-        <w:t>Ansh</w:t>
-      </w:r>
-      <w:bookmarkEnd w:id="10"/>
-    </w:p>
-    <w:p>
-      <w:r>
-        <w:t xml:space="preserve">The nutrition analysis module was developed to handle ingredient lists from meal plans generated through the application and link them to nutritional records obtained from the Australian Food Composition Database (AFCD). The matching step handles the generated ingredient descriptions and quantities, then uses the matched nutritional values to calculate protein, carbohydrates and fat. Calories are calculated based on the processed macronutrients </w:t>
-      </w:r>
-      <w:proofErr w:type="gramStart"/>
-      <w:r>
-        <w:t>using:</w:t>
-      </w:r>
-      <w:proofErr w:type="gramEnd"/>
-      <w:r>
-        <w:t xml:space="preserve"> Protein × 4 + Carbohydrates × 4 + Fat × 9.</w:t>
-      </w:r>
-    </w:p>
-    <w:p>
-      <w:r>
-        <w:t>The generated meal plan and the user's available ingredients are used for the grocery-list functionality. The grocery list processes the meal-plan ingredients and generates the necessary grocery items. Users can mark items in the grocery list as purchased, and that state is saved in the local database of the app.</w:t>
-      </w:r>
-    </w:p>
-    <w:p>
-      <w:r>
-        <w:t>Room was used as the local persistence technology for application data. Grocery items are modelled as database entities and accessed through DAO operations including inserting, retrieving, updating and deleting records. This enables grocery-list information, including the purchase status, to be retained across application sessions. Meal-plan data is also stored locally for future restoration of generated plans.</w:t>
-      </w:r>
-    </w:p>
-    <w:p>
-      <w:r>
-        <w:t xml:space="preserve">The nutrition, grocery-list and database components are integrated with other application components through a shared </w:t>
+    </w:p>
+    <w:p>
+      <w:r>
+        <w:t>Integration testing tested whether the main components built by different team members worked properly together as a full Android application. After an AI-generated meal plan was created, it was tested with the nutrition analysis functionality to determine whether the generated ingredients could be processed and matched with data available from the Australian Food Composition Database (AFCD). The generated meal plan was also integrated with the grocery-list feature, since ingredients from active meal plans are transformed into grocery items while considering food that the user may already have available in their profile.</w:t>
+      </w:r>
+    </w:p>
+    <w:p>
+      <w:r>
+        <w:t>The ability of grocery items and their purchased status to persist between app sessions was tested through the integration of the grocery-list feature with the Room database. In addition, restoring previously saved meal plans was tested with the grocery-list functionality to check that restoring a plan did not negatively affect the already saved purchased state of grocery items. The grocery list was also verified after further integration improvements to make sure saved items were still being shown and previously checked items had their state restored.</w:t>
+      </w:r>
+    </w:p>
+    <w:p>
+      <w:r>
+        <w:t xml:space="preserve">The shared </w:t>
       </w:r>
       <w:proofErr w:type="spellStart"/>
       <w:r>
@@ -4069,115 +4396,1201 @@
       </w:r>
       <w:proofErr w:type="spellEnd"/>
       <w:r>
-        <w:t>, which allows generated meal-plan data to be processed across the nutrition and grocery-list features.</w:t>
-      </w:r>
+        <w:t xml:space="preserve"> allows the meal-plan, nutrition and grocery-list functionality to communicate with each other. We performed testing through the Android emulator using automated instrumented tests and end-to-end manual testing. This helped validate the data exchange between integrated components and identify bugs that occurred when multiple features were used together.</w:t>
+      </w:r>
+    </w:p>
+    <w:p>
+      <w:pPr>
+        <w:pStyle w:val="Heading2"/>
+      </w:pPr>
+      <w:bookmarkStart w:id="13" w:name="_Toc242812448"/>
+      <w:r>
+        <w:t>Functional/Test Results</w:t>
+      </w:r>
+      <w:bookmarkEnd w:id="13"/>
+    </w:p>
+    <w:p>
+      <w:pPr>
+        <w:keepNext/>
+      </w:pPr>
+      <w:r>
+        <w:t xml:space="preserve">The integrated Android application was tested to check the nutrition analysis, grocery-list, data persistence and meal-plan functionality. Automated instrumented testing was conducted using the Android emulator, where all seven instrumented tests completed without errors. </w:t>
+      </w:r>
+      <w:r>
+        <w:rPr>
+          <w:noProof/>
+        </w:rPr>
+        <w:drawing>
+          <wp:inline distT="0" distB="0" distL="0" distR="0" wp14:anchorId="32CB4B14" wp14:editId="14FB5AA9">
+            <wp:extent cx="5731510" cy="998306"/>
+            <wp:effectExtent l="0" t="0" r="2540" b="0"/>
+            <wp:docPr id="1577333942" name="Picture 1"/>
+            <wp:cNvGraphicFramePr>
+              <a:graphicFrameLocks xmlns:a="http://schemas.openxmlformats.org/drawingml/2006/main" noChangeAspect="1"/>
+            </wp:cNvGraphicFramePr>
+            <a:graphic xmlns:a="http://schemas.openxmlformats.org/drawingml/2006/main">
+              <a:graphicData uri="http://schemas.openxmlformats.org/drawingml/2006/picture">
+                <pic:pic xmlns:pic="http://schemas.openxmlformats.org/drawingml/2006/picture">
+                  <pic:nvPicPr>
+                    <pic:cNvPr id="1577333942" name=""/>
+                    <pic:cNvPicPr/>
+                  </pic:nvPicPr>
+                  <pic:blipFill>
+                    <a:blip r:embed="rId6"/>
+                    <a:stretch>
+                      <a:fillRect/>
+                    </a:stretch>
+                  </pic:blipFill>
+                  <pic:spPr>
+                    <a:xfrm>
+                      <a:off x="0" y="0"/>
+                      <a:ext cx="5731510" cy="998306"/>
+                    </a:xfrm>
+                    <a:prstGeom prst="rect">
+                      <a:avLst/>
+                    </a:prstGeom>
+                  </pic:spPr>
+                </pic:pic>
+              </a:graphicData>
+            </a:graphic>
+          </wp:inline>
+        </w:drawing>
+      </w:r>
+    </w:p>
+    <w:p>
+      <w:pPr>
+        <w:pStyle w:val="Caption"/>
+      </w:pPr>
+      <w:r>
+        <w:t xml:space="preserve">Figure </w:t>
+      </w:r>
+      <w:r>
+        <w:fldChar w:fldCharType="begin"/>
+      </w:r>
+      <w:r>
+        <w:instrText xml:space="preserve"> SEQ Figure \* ARABIC </w:instrText>
+      </w:r>
+      <w:r>
+        <w:fldChar w:fldCharType="separate"/>
+      </w:r>
+      <w:r>
+        <w:rPr>
+          <w:noProof/>
+        </w:rPr>
+        <w:t>1</w:t>
+      </w:r>
+      <w:r>
+        <w:fldChar w:fldCharType="end"/>
+      </w:r>
+      <w:r>
+        <w:t xml:space="preserve">. </w:t>
+      </w:r>
+      <w:r>
+        <w:t>Android Studio test results showing seven instrumented tests passed</w:t>
+      </w:r>
+    </w:p>
+    <w:p>
+      <w:r>
+        <w:t>We</w:t>
+      </w:r>
+      <w:r>
+        <w:t xml:space="preserve"> also performed manual testing for grocery-list persistence. Items were checked off in the grocery list, the application was closed and reopened, and the same saved meal plan was restored. This test was repeated several times, and after every restart the previously purchased items remained checked. Nutrition testing was also performed following improvements to AFCD ingredient matching, including testing the handling of cooking oil.</w:t>
+      </w:r>
+    </w:p>
+    <w:p/>
+    <w:p>
+      <w:pPr>
+        <w:pStyle w:val="Heading2"/>
+      </w:pPr>
       <w:r>
         <w:br w:type="page"/>
       </w:r>
+      <w:bookmarkStart w:id="14" w:name="_Toc242812449"/>
+      <w:r>
+        <w:t>User Acceptance Testing (UAT</w:t>
+      </w:r>
+      <w:r>
+        <w:t>)</w:t>
+      </w:r>
+      <w:bookmarkEnd w:id="14"/>
+    </w:p>
+    <w:tbl>
+      <w:tblPr>
+        <w:tblStyle w:val="TableGrid"/>
+        <w:tblpPr w:leftFromText="180" w:rightFromText="180" w:vertAnchor="text" w:horzAnchor="margin" w:tblpY="95"/>
+        <w:tblW w:w="0" w:type="auto"/>
+        <w:tblLook w:val="04A0" w:firstRow="1" w:lastRow="0" w:firstColumn="1" w:lastColumn="0" w:noHBand="0" w:noVBand="1"/>
+      </w:tblPr>
+      <w:tblGrid>
+        <w:gridCol w:w="988"/>
+        <w:gridCol w:w="4110"/>
+        <w:gridCol w:w="3131"/>
+        <w:gridCol w:w="787"/>
+      </w:tblGrid>
+      <w:tr>
+        <w:tc>
+          <w:tcPr>
+            <w:tcW w:w="988" w:type="dxa"/>
+            <w:hideMark/>
+          </w:tcPr>
+          <w:p>
+            <w:pPr>
+              <w:rPr>
+                <w:b/>
+                <w:bCs/>
+              </w:rPr>
+            </w:pPr>
+            <w:r>
+              <w:rPr>
+                <w:b/>
+                <w:bCs/>
+              </w:rPr>
+              <w:t>Test ID</w:t>
+            </w:r>
+          </w:p>
+        </w:tc>
+        <w:tc>
+          <w:tcPr>
+            <w:tcW w:w="4110" w:type="dxa"/>
+            <w:hideMark/>
+          </w:tcPr>
+          <w:p>
+            <w:pPr>
+              <w:rPr>
+                <w:b/>
+                <w:bCs/>
+              </w:rPr>
+            </w:pPr>
+            <w:r>
+              <w:rPr>
+                <w:b/>
+                <w:bCs/>
+              </w:rPr>
+              <w:t>User Action</w:t>
+            </w:r>
+          </w:p>
+        </w:tc>
+        <w:tc>
+          <w:tcPr>
+            <w:tcW w:w="3131" w:type="dxa"/>
+            <w:hideMark/>
+          </w:tcPr>
+          <w:p>
+            <w:pPr>
+              <w:rPr>
+                <w:b/>
+                <w:bCs/>
+              </w:rPr>
+            </w:pPr>
+            <w:r>
+              <w:rPr>
+                <w:b/>
+                <w:bCs/>
+              </w:rPr>
+              <w:t>Expected Result</w:t>
+            </w:r>
+          </w:p>
+        </w:tc>
+        <w:tc>
+          <w:tcPr>
+            <w:tcW w:w="0" w:type="auto"/>
+            <w:hideMark/>
+          </w:tcPr>
+          <w:p>
+            <w:pPr>
+              <w:rPr>
+                <w:b/>
+                <w:bCs/>
+              </w:rPr>
+            </w:pPr>
+            <w:r>
+              <w:rPr>
+                <w:b/>
+                <w:bCs/>
+              </w:rPr>
+              <w:t>Result</w:t>
+            </w:r>
+          </w:p>
+        </w:tc>
+      </w:tr>
+      <w:tr>
+        <w:tc>
+          <w:tcPr>
+            <w:tcW w:w="988" w:type="dxa"/>
+            <w:hideMark/>
+          </w:tcPr>
+          <w:p>
+            <w:r>
+              <w:t>UAT-01</w:t>
+            </w:r>
+          </w:p>
+        </w:tc>
+        <w:tc>
+          <w:tcPr>
+            <w:tcW w:w="4110" w:type="dxa"/>
+            <w:hideMark/>
+          </w:tcPr>
+          <w:p>
+            <w:r>
+              <w:t>Enter health goals, dietary requirements and food preferences, then save the profile.</w:t>
+            </w:r>
+          </w:p>
+        </w:tc>
+        <w:tc>
+          <w:tcPr>
+            <w:tcW w:w="3131" w:type="dxa"/>
+            <w:hideMark/>
+          </w:tcPr>
+          <w:p>
+            <w:r>
+              <w:t>Profile information is saved and restored correctly.</w:t>
+            </w:r>
+          </w:p>
+        </w:tc>
+        <w:tc>
+          <w:tcPr>
+            <w:tcW w:w="0" w:type="auto"/>
+            <w:hideMark/>
+          </w:tcPr>
+          <w:p>
+            <w:r>
+              <w:t>Pass</w:t>
+            </w:r>
+          </w:p>
+        </w:tc>
+      </w:tr>
+      <w:tr>
+        <w:tc>
+          <w:tcPr>
+            <w:tcW w:w="988" w:type="dxa"/>
+            <w:hideMark/>
+          </w:tcPr>
+          <w:p>
+            <w:r>
+              <w:t>UAT-02</w:t>
+            </w:r>
+          </w:p>
+        </w:tc>
+        <w:tc>
+          <w:tcPr>
+            <w:tcW w:w="4110" w:type="dxa"/>
+            <w:hideMark/>
+          </w:tcPr>
+          <w:p>
+            <w:r>
+              <w:t>Add and remove available ingredients.</w:t>
+            </w:r>
+          </w:p>
+        </w:tc>
+        <w:tc>
+          <w:tcPr>
+            <w:tcW w:w="3131" w:type="dxa"/>
+            <w:hideMark/>
+          </w:tcPr>
+          <w:p>
+            <w:r>
+              <w:t>Ingredient list updates and changes are saved.</w:t>
+            </w:r>
+          </w:p>
+        </w:tc>
+        <w:tc>
+          <w:tcPr>
+            <w:tcW w:w="0" w:type="auto"/>
+            <w:hideMark/>
+          </w:tcPr>
+          <w:p>
+            <w:r>
+              <w:t>Pass</w:t>
+            </w:r>
+          </w:p>
+        </w:tc>
+      </w:tr>
+      <w:tr>
+        <w:tc>
+          <w:tcPr>
+            <w:tcW w:w="988" w:type="dxa"/>
+            <w:hideMark/>
+          </w:tcPr>
+          <w:p>
+            <w:r>
+              <w:t>UAT-03</w:t>
+            </w:r>
+          </w:p>
+        </w:tc>
+        <w:tc>
+          <w:tcPr>
+            <w:tcW w:w="4110" w:type="dxa"/>
+            <w:hideMark/>
+          </w:tcPr>
+          <w:p>
+            <w:r>
+              <w:t>Generate a weekly meal plan using the saved profile.</w:t>
+            </w:r>
+          </w:p>
+        </w:tc>
+        <w:tc>
+          <w:tcPr>
+            <w:tcW w:w="3131" w:type="dxa"/>
+            <w:hideMark/>
+          </w:tcPr>
+          <w:p>
+            <w:r>
+              <w:t>A seven-day meal plan is generated using the user's preferences.</w:t>
+            </w:r>
+          </w:p>
+        </w:tc>
+        <w:tc>
+          <w:tcPr>
+            <w:tcW w:w="0" w:type="auto"/>
+            <w:hideMark/>
+          </w:tcPr>
+          <w:p>
+            <w:r>
+              <w:t>Pass</w:t>
+            </w:r>
+          </w:p>
+        </w:tc>
+      </w:tr>
+      <w:tr>
+        <w:tc>
+          <w:tcPr>
+            <w:tcW w:w="988" w:type="dxa"/>
+            <w:hideMark/>
+          </w:tcPr>
+          <w:p>
+            <w:r>
+              <w:t>UAT-04</w:t>
+            </w:r>
+          </w:p>
+        </w:tc>
+        <w:tc>
+          <w:tcPr>
+            <w:tcW w:w="4110" w:type="dxa"/>
+            <w:hideMark/>
+          </w:tcPr>
+          <w:p>
+            <w:r>
+              <w:t>Open a generated recipe.</w:t>
+            </w:r>
+          </w:p>
+        </w:tc>
+        <w:tc>
+          <w:tcPr>
+            <w:tcW w:w="3131" w:type="dxa"/>
+            <w:hideMark/>
+          </w:tcPr>
+          <w:p>
+            <w:r>
+              <w:t>Recipe ingredients and cooking instructions are displayed correctly.</w:t>
+            </w:r>
+          </w:p>
+        </w:tc>
+        <w:tc>
+          <w:tcPr>
+            <w:tcW w:w="0" w:type="auto"/>
+            <w:hideMark/>
+          </w:tcPr>
+          <w:p>
+            <w:r>
+              <w:t>Pass</w:t>
+            </w:r>
+          </w:p>
+        </w:tc>
+      </w:tr>
+      <w:tr>
+        <w:tc>
+          <w:tcPr>
+            <w:tcW w:w="988" w:type="dxa"/>
+            <w:hideMark/>
+          </w:tcPr>
+          <w:p>
+            <w:r>
+              <w:t>UAT-05</w:t>
+            </w:r>
+          </w:p>
+        </w:tc>
+        <w:tc>
+          <w:tcPr>
+            <w:tcW w:w="4110" w:type="dxa"/>
+            <w:hideMark/>
+          </w:tcPr>
+          <w:p>
+            <w:r>
+              <w:t>View nutrition information for generated meals.</w:t>
+            </w:r>
+          </w:p>
+        </w:tc>
+        <w:tc>
+          <w:tcPr>
+            <w:tcW w:w="3131" w:type="dxa"/>
+            <w:hideMark/>
+          </w:tcPr>
+          <w:p>
+            <w:r>
+              <w:t>Calories, protein, carbohydrates and fats are displayed.</w:t>
+            </w:r>
+          </w:p>
+        </w:tc>
+        <w:tc>
+          <w:tcPr>
+            <w:tcW w:w="0" w:type="auto"/>
+            <w:hideMark/>
+          </w:tcPr>
+          <w:p>
+            <w:r>
+              <w:t>Pass</w:t>
+            </w:r>
+          </w:p>
+        </w:tc>
+      </w:tr>
+      <w:tr>
+        <w:tc>
+          <w:tcPr>
+            <w:tcW w:w="988" w:type="dxa"/>
+            <w:hideMark/>
+          </w:tcPr>
+          <w:p>
+            <w:r>
+              <w:t>UAT-06</w:t>
+            </w:r>
+          </w:p>
+        </w:tc>
+        <w:tc>
+          <w:tcPr>
+            <w:tcW w:w="4110" w:type="dxa"/>
+            <w:hideMark/>
+          </w:tcPr>
+          <w:p>
+            <w:r>
+              <w:t>Save a generated meal plan, restart the application and restore it.</w:t>
+            </w:r>
+          </w:p>
+        </w:tc>
+        <w:tc>
+          <w:tcPr>
+            <w:tcW w:w="3131" w:type="dxa"/>
+            <w:hideMark/>
+          </w:tcPr>
+          <w:p>
+            <w:r>
+              <w:t>The previously saved meal plan is restored correctly.</w:t>
+            </w:r>
+          </w:p>
+        </w:tc>
+        <w:tc>
+          <w:tcPr>
+            <w:tcW w:w="0" w:type="auto"/>
+            <w:hideMark/>
+          </w:tcPr>
+          <w:p>
+            <w:r>
+              <w:t>Pass</w:t>
+            </w:r>
+          </w:p>
+        </w:tc>
+      </w:tr>
+      <w:tr>
+        <w:tc>
+          <w:tcPr>
+            <w:tcW w:w="988" w:type="dxa"/>
+            <w:hideMark/>
+          </w:tcPr>
+          <w:p>
+            <w:r>
+              <w:t>UAT-07</w:t>
+            </w:r>
+          </w:p>
+        </w:tc>
+        <w:tc>
+          <w:tcPr>
+            <w:tcW w:w="4110" w:type="dxa"/>
+            <w:hideMark/>
+          </w:tcPr>
+          <w:p>
+            <w:r>
+              <w:t>Open the grocery list and switch between Today Only and Whole Week.</w:t>
+            </w:r>
+          </w:p>
+        </w:tc>
+        <w:tc>
+          <w:tcPr>
+            <w:tcW w:w="3131" w:type="dxa"/>
+            <w:hideMark/>
+          </w:tcPr>
+          <w:p>
+            <w:r>
+              <w:t>Grocery items are categorised and filtered according to the selected period.</w:t>
+            </w:r>
+          </w:p>
+        </w:tc>
+        <w:tc>
+          <w:tcPr>
+            <w:tcW w:w="0" w:type="auto"/>
+            <w:hideMark/>
+          </w:tcPr>
+          <w:p>
+            <w:r>
+              <w:t>Pass</w:t>
+            </w:r>
+          </w:p>
+        </w:tc>
+      </w:tr>
+      <w:tr>
+        <w:tc>
+          <w:tcPr>
+            <w:tcW w:w="988" w:type="dxa"/>
+            <w:hideMark/>
+          </w:tcPr>
+          <w:p>
+            <w:r>
+              <w:t>UAT-08</w:t>
+            </w:r>
+          </w:p>
+        </w:tc>
+        <w:tc>
+          <w:tcPr>
+            <w:tcW w:w="4110" w:type="dxa"/>
+            <w:hideMark/>
+          </w:tcPr>
+          <w:p>
+            <w:r>
+              <w:t>Mark grocery items as purchased, then restart the application.</w:t>
+            </w:r>
+          </w:p>
+        </w:tc>
+        <w:tc>
+          <w:tcPr>
+            <w:tcW w:w="3131" w:type="dxa"/>
+            <w:hideMark/>
+          </w:tcPr>
+          <w:p>
+            <w:r>
+              <w:t>Purchased states remain saved after restarting the application.</w:t>
+            </w:r>
+          </w:p>
+        </w:tc>
+        <w:tc>
+          <w:tcPr>
+            <w:tcW w:w="0" w:type="auto"/>
+            <w:hideMark/>
+          </w:tcPr>
+          <w:p>
+            <w:r>
+              <w:t>Pass</w:t>
+            </w:r>
+          </w:p>
+        </w:tc>
+      </w:tr>
+    </w:tbl>
+    <w:p/>
+    <w:p>
+      <w:r>
+        <w:t>User Acceptance Testing was conducted manually using the completed Android application. Eight test cases were used to evaluate the main user functions, including profile management, meal-plan generation, recipe viewing, nutrition analysis, grocery-list management and data persistence. The test results are summarised in the table above, with selected screenshots provided as supporting evidence.</w:t>
+      </w:r>
+    </w:p>
+    <w:p/>
+    <w:p>
+      <w:pPr>
+        <w:keepNext/>
+      </w:pPr>
+      <w:r>
+        <w:drawing>
+          <wp:anchor distT="0" distB="0" distL="114300" distR="114300" simplePos="0" relativeHeight="251658255" behindDoc="0" locked="0" layoutInCell="1" allowOverlap="1" wp14:anchorId="753258E4" wp14:editId="14305583">
+            <wp:simplePos x="0" y="0"/>
+            <wp:positionH relativeFrom="column">
+              <wp:posOffset>0</wp:posOffset>
+            </wp:positionH>
+            <wp:positionV relativeFrom="paragraph">
+              <wp:posOffset>0</wp:posOffset>
+            </wp:positionV>
+            <wp:extent cx="2442949" cy="5218210"/>
+            <wp:effectExtent l="0" t="0" r="0" b="1905"/>
+            <wp:wrapSquare wrapText="bothSides"/>
+            <wp:docPr id="587160032" name="Picture 1"/>
+            <wp:cNvGraphicFramePr>
+              <a:graphicFrameLocks xmlns:a="http://schemas.openxmlformats.org/drawingml/2006/main" noChangeAspect="1"/>
+            </wp:cNvGraphicFramePr>
+            <a:graphic xmlns:a="http://schemas.openxmlformats.org/drawingml/2006/main">
+              <a:graphicData uri="http://schemas.openxmlformats.org/drawingml/2006/picture">
+                <pic:pic xmlns:pic="http://schemas.openxmlformats.org/drawingml/2006/picture">
+                  <pic:nvPicPr>
+                    <pic:cNvPr id="587160032" name=""/>
+                    <pic:cNvPicPr/>
+                  </pic:nvPicPr>
+                  <pic:blipFill>
+                    <a:blip r:embed="rId7">
+                      <a:extLst>
+                        <a:ext uri="{28A0092B-C50C-407E-A947-70E740481C1C}">
+                          <a14:useLocalDpi xmlns:a14="http://schemas.microsoft.com/office/drawing/2010/main" val="0"/>
+                        </a:ext>
+                      </a:extLst>
+                    </a:blip>
+                    <a:stretch>
+                      <a:fillRect/>
+                    </a:stretch>
+                  </pic:blipFill>
+                  <pic:spPr>
+                    <a:xfrm>
+                      <a:off x="0" y="0"/>
+                      <a:ext cx="2442949" cy="5218210"/>
+                    </a:xfrm>
+                    <a:prstGeom prst="rect">
+                      <a:avLst/>
+                    </a:prstGeom>
+                  </pic:spPr>
+                </pic:pic>
+              </a:graphicData>
+            </a:graphic>
+          </wp:anchor>
+        </w:drawing>
+      </w:r>
+      <w:r>
+        <w:rPr>
+          <w:noProof/>
+        </w:rPr>
+        <mc:AlternateContent>
+          <mc:Choice Requires="wps">
+            <w:drawing>
+              <wp:anchor distT="0" distB="0" distL="114300" distR="114300" simplePos="0" relativeHeight="251658252" behindDoc="0" locked="0" layoutInCell="1" allowOverlap="1" wp14:anchorId="03266E49" wp14:editId="3F234627">
+                <wp:simplePos x="0" y="0"/>
+                <wp:positionH relativeFrom="column">
+                  <wp:posOffset>375920</wp:posOffset>
+                </wp:positionH>
+                <wp:positionV relativeFrom="paragraph">
+                  <wp:posOffset>5269230</wp:posOffset>
+                </wp:positionV>
+                <wp:extent cx="2306320" cy="635"/>
+                <wp:effectExtent l="0" t="0" r="0" b="0"/>
+                <wp:wrapSquare wrapText="bothSides"/>
+                <wp:docPr id="1440757587" name="Text Box 1"/>
+                <wp:cNvGraphicFramePr/>
+                <a:graphic xmlns:a="http://schemas.openxmlformats.org/drawingml/2006/main">
+                  <a:graphicData uri="http://schemas.microsoft.com/office/word/2010/wordprocessingShape">
+                    <wps:wsp>
+                      <wps:cNvSpPr txBox="1"/>
+                      <wps:spPr>
+                        <a:xfrm>
+                          <a:off x="0" y="0"/>
+                          <a:ext cx="2306320" cy="635"/>
+                        </a:xfrm>
+                        <a:prstGeom prst="rect">
+                          <a:avLst/>
+                        </a:prstGeom>
+                        <a:solidFill>
+                          <a:prstClr val="white"/>
+                        </a:solidFill>
+                        <a:ln>
+                          <a:noFill/>
+                        </a:ln>
+                      </wps:spPr>
+                      <wps:txbx>
+                        <w:txbxContent>
+                          <w:p>
+                            <w:pPr>
+                              <w:pStyle w:val="Caption"/>
+                              <w:rPr>
+                                <w:sz w:val="22"/>
+                                <w:szCs w:val="22"/>
+                              </w:rPr>
+                            </w:pPr>
+                            <w:r>
+                              <w:t xml:space="preserve">Figure </w:t>
+                            </w:r>
+                            <w:r>
+                              <w:fldChar w:fldCharType="begin"/>
+                            </w:r>
+                            <w:r>
+                              <w:instrText xml:space="preserve"> SEQ Figure \* ARABIC </w:instrText>
+                            </w:r>
+                            <w:r>
+                              <w:fldChar w:fldCharType="separate"/>
+                            </w:r>
+                            <w:r>
+                              <w:rPr>
+                                <w:noProof/>
+                              </w:rPr>
+                              <w:t>2</w:t>
+                            </w:r>
+                            <w:r>
+                              <w:fldChar w:fldCharType="end"/>
+                            </w:r>
+                            <w:r>
+                              <w:t>. UAT-02 Add available ingredients</w:t>
+                            </w:r>
+                          </w:p>
+                        </w:txbxContent>
+                      </wps:txbx>
+                      <wps:bodyPr rot="0" spcFirstLastPara="0" vertOverflow="overflow" horzOverflow="overflow" vert="horz" wrap="square" lIns="0" tIns="0" rIns="0" bIns="0" numCol="1" spcCol="0" rtlCol="0" fromWordArt="0" anchor="t" anchorCtr="0" forceAA="0" compatLnSpc="1">
+                        <a:prstTxWarp prst="textNoShape">
+                          <a:avLst/>
+                        </a:prstTxWarp>
+                        <a:spAutoFit/>
+                      </wps:bodyPr>
+                    </wps:wsp>
+                  </a:graphicData>
+                </a:graphic>
+              </wp:anchor>
+            </w:drawing>
+          </mc:Choice>
+          <mc:Fallback>
+            <w:pict>
+              <v:shapetype w14:anchorId="03266E49" id="_x0000_t202" coordsize="21600,21600" o:spt="202" path="m,l,21600r21600,l21600,xe">
+                <v:stroke joinstyle="miter"/>
+                <v:path gradientshapeok="t" o:connecttype="rect"/>
+              </v:shapetype>
+              <v:shape id="Text Box 1" o:spid="_x0000_s1026" type="#_x0000_t202" style="position:absolute;margin-left:29.6pt;margin-top:414.9pt;width:181.6pt;height:.05pt;z-index:251658252;visibility:visible;mso-wrap-style:square;mso-wrap-distance-left:9pt;mso-wrap-distance-top:0;mso-wrap-distance-right:9pt;mso-wrap-distance-bottom:0;mso-position-horizontal:absolute;mso-position-horizontal-relative:text;mso-position-vertical:absolute;mso-position-vertical-relative:text;v-text-anchor:top" o:gfxdata="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" stroked="f">
+                <v:textbox style="mso-fit-shape-to-text:t" inset="0,0,0,0">
+                  <w:txbxContent>
+                    <w:p>
+                      <w:pPr>
+                        <w:pStyle w:val="Caption"/>
+                        <w:rPr>
+                          <w:sz w:val="22"/>
+                          <w:szCs w:val="22"/>
+                        </w:rPr>
+                      </w:pPr>
+                      <w:r>
+                        <w:t xml:space="preserve">Figure </w:t>
+                      </w:r>
+                      <w:r>
+                        <w:fldChar w:fldCharType="begin"/>
+                      </w:r>
+                      <w:r>
+                        <w:instrText xml:space="preserve"> SEQ Figure \* ARABIC </w:instrText>
+                      </w:r>
+                      <w:r>
+                        <w:fldChar w:fldCharType="separate"/>
+                      </w:r>
+                      <w:r>
+                        <w:rPr>
+                          <w:noProof/>
+                        </w:rPr>
+                        <w:t>2</w:t>
+                      </w:r>
+                      <w:r>
+                        <w:fldChar w:fldCharType="end"/>
+                      </w:r>
+                      <w:r>
+                        <w:t>. UAT-02 Add available ingredients</w:t>
+                      </w:r>
+                    </w:p>
+                  </w:txbxContent>
+                </v:textbox>
+                <w10:wrap type="square"/>
+              </v:shape>
+            </w:pict>
+          </mc:Fallback>
+        </mc:AlternateContent>
+      </w:r>
+      <w:r>
+        <w:rPr>
+          <w:noProof/>
+        </w:rPr>
+        <w:drawing>
+          <wp:inline distT="0" distB="0" distL="0" distR="0" wp14:anchorId="186A4ECD" wp14:editId="30A45AF7">
+            <wp:extent cx="2418715" cy="5143500"/>
+            <wp:effectExtent l="0" t="0" r="635" b="0"/>
+            <wp:docPr id="1456281983" name="Picture 1"/>
+            <wp:cNvGraphicFramePr>
+              <a:graphicFrameLocks xmlns:a="http://schemas.openxmlformats.org/drawingml/2006/main" noChangeAspect="1"/>
+            </wp:cNvGraphicFramePr>
+            <a:graphic xmlns:a="http://schemas.openxmlformats.org/drawingml/2006/main">
+              <a:graphicData uri="http://schemas.openxmlformats.org/drawingml/2006/picture">
+                <pic:pic xmlns:pic="http://schemas.openxmlformats.org/drawingml/2006/picture">
+                  <pic:nvPicPr>
+                    <pic:cNvPr id="1456281983" name=""/>
+                    <pic:cNvPicPr/>
+                  </pic:nvPicPr>
+                  <pic:blipFill>
+                    <a:blip r:embed="rId8">
+                      <a:extLst>
+                        <a:ext uri="{28A0092B-C50C-407E-A947-70E740481C1C}">
+                          <a14:useLocalDpi xmlns:a14="http://schemas.microsoft.com/office/drawing/2010/main" val="0"/>
+                        </a:ext>
+                      </a:extLst>
+                    </a:blip>
+                    <a:stretch>
+                      <a:fillRect/>
+                    </a:stretch>
+                  </pic:blipFill>
+                  <pic:spPr>
+                    <a:xfrm>
+                      <a:off x="0" y="0"/>
+                      <a:ext cx="2418715" cy="5143500"/>
+                    </a:xfrm>
+                    <a:prstGeom prst="rect">
+                      <a:avLst/>
+                    </a:prstGeom>
+                  </pic:spPr>
+                </pic:pic>
+              </a:graphicData>
+            </a:graphic>
+          </wp:inline>
+        </w:drawing>
+      </w:r>
+    </w:p>
+    <w:p>
+      <w:pPr>
+        <w:pStyle w:val="Caption"/>
+      </w:pPr>
+      <w:r>
+        <w:t xml:space="preserve">Figure </w:t>
+      </w:r>
+      <w:r>
+        <w:fldChar w:fldCharType="begin"/>
+      </w:r>
+      <w:r>
+        <w:instrText xml:space="preserve"> SEQ Figure \* ARABIC </w:instrText>
+      </w:r>
+      <w:r>
+        <w:fldChar w:fldCharType="separate"/>
+      </w:r>
+      <w:r>
+        <w:rPr>
+          <w:noProof/>
+        </w:rPr>
+        <w:t>3</w:t>
+      </w:r>
+      <w:r>
+        <w:fldChar w:fldCharType="end"/>
+      </w:r>
+      <w:r>
+        <w:t xml:space="preserve">. </w:t>
+      </w:r>
+      <w:r>
+        <w:t>UAT-03 – Generated weekly meal plan</w:t>
+      </w:r>
+    </w:p>
+    <w:p>
+      <w:pPr>
+        <w:keepNext/>
+      </w:pPr>
+      <w:r>
+        <w:br w:type="page"/>
+      </w:r>
+      <w:r>
+        <w:rPr>
+          <w:noProof/>
+        </w:rPr>
+        <mc:AlternateContent>
+          <mc:Choice Requires="wps">
+            <w:drawing>
+              <wp:anchor distT="0" distB="0" distL="114300" distR="114300" simplePos="0" relativeHeight="251658254" behindDoc="0" locked="0" layoutInCell="1" allowOverlap="1" wp14:anchorId="79298710" wp14:editId="72CFE09D">
+                <wp:simplePos x="0" y="0"/>
+                <wp:positionH relativeFrom="column">
+                  <wp:posOffset>0</wp:posOffset>
+                </wp:positionH>
+                <wp:positionV relativeFrom="paragraph">
+                  <wp:posOffset>5080635</wp:posOffset>
+                </wp:positionV>
+                <wp:extent cx="2330450" cy="635"/>
+                <wp:effectExtent l="0" t="0" r="0" b="0"/>
+                <wp:wrapSquare wrapText="bothSides"/>
+                <wp:docPr id="1984529231" name="Text Box 1"/>
+                <wp:cNvGraphicFramePr/>
+                <a:graphic xmlns:a="http://schemas.openxmlformats.org/drawingml/2006/main">
+                  <a:graphicData uri="http://schemas.microsoft.com/office/word/2010/wordprocessingShape">
+                    <wps:wsp>
+                      <wps:cNvSpPr txBox="1"/>
+                      <wps:spPr>
+                        <a:xfrm>
+                          <a:off x="0" y="0"/>
+                          <a:ext cx="2330450" cy="635"/>
+                        </a:xfrm>
+                        <a:prstGeom prst="rect">
+                          <a:avLst/>
+                        </a:prstGeom>
+                        <a:solidFill>
+                          <a:prstClr val="white"/>
+                        </a:solidFill>
+                        <a:ln>
+                          <a:noFill/>
+                        </a:ln>
+                      </wps:spPr>
+                      <wps:txbx>
+                        <w:txbxContent>
+                          <w:p>
+                            <w:pPr>
+                              <w:pStyle w:val="Caption"/>
+                              <w:rPr>
+                                <w:sz w:val="22"/>
+                                <w:szCs w:val="22"/>
+                              </w:rPr>
+                            </w:pPr>
+                            <w:r>
+                              <w:t xml:space="preserve">Figure </w:t>
+                            </w:r>
+                            <w:r>
+                              <w:fldChar w:fldCharType="begin"/>
+                            </w:r>
+                            <w:r>
+                              <w:instrText xml:space="preserve"> SEQ Figure \* ARABIC </w:instrText>
+                            </w:r>
+                            <w:r>
+                              <w:fldChar w:fldCharType="separate"/>
+                            </w:r>
+                            <w:r>
+                              <w:rPr>
+                                <w:noProof/>
+                              </w:rPr>
+                              <w:t>4</w:t>
+                            </w:r>
+                            <w:r>
+                              <w:fldChar w:fldCharType="end"/>
+                            </w:r>
+                            <w:r>
+                              <w:t xml:space="preserve">. </w:t>
+                            </w:r>
+                            <w:r>
+                              <w:t>UAT-05 – Daily nutrition summary</w:t>
+                            </w:r>
+                          </w:p>
+                        </w:txbxContent>
+                      </wps:txbx>
+                      <wps:bodyPr rot="0" spcFirstLastPara="0" vertOverflow="overflow" horzOverflow="overflow" vert="horz" wrap="square" lIns="0" tIns="0" rIns="0" bIns="0" numCol="1" spcCol="0" rtlCol="0" fromWordArt="0" anchor="t" anchorCtr="0" forceAA="0" compatLnSpc="1">
+                        <a:prstTxWarp prst="textNoShape">
+                          <a:avLst/>
+                        </a:prstTxWarp>
+                        <a:spAutoFit/>
+                      </wps:bodyPr>
+                    </wps:wsp>
+                  </a:graphicData>
+                </a:graphic>
+              </wp:anchor>
+            </w:drawing>
+          </mc:Choice>
+          <mc:Fallback>
+            <w:pict>
+              <v:shape w14:anchorId="79298710" id="_x0000_s1027" type="#_x0000_t202" style="position:absolute;margin-left:0;margin-top:400.05pt;width:183.5pt;height:.05pt;z-index:251658254;visibility:visible;mso-wrap-style:square;mso-wrap-distance-left:9pt;mso-wrap-distance-top:0;mso-wrap-distance-right:9pt;mso-wrap-distance-bottom:0;mso-position-horizontal:absolute;mso-position-horizontal-relative:text;mso-position-vertical:absolute;mso-position-vertical-relative:text;v-text-anchor:top" o:gfxdata="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" stroked="f">
+                <v:textbox style="mso-fit-shape-to-text:t" inset="0,0,0,0">
+                  <w:txbxContent>
+                    <w:p>
+                      <w:pPr>
+                        <w:pStyle w:val="Caption"/>
+                        <w:rPr>
+                          <w:sz w:val="22"/>
+                          <w:szCs w:val="22"/>
+                        </w:rPr>
+                      </w:pPr>
+                      <w:r>
+                        <w:t xml:space="preserve">Figure </w:t>
+                      </w:r>
+                      <w:r>
+                        <w:fldChar w:fldCharType="begin"/>
+                      </w:r>
+                      <w:r>
+                        <w:instrText xml:space="preserve"> SEQ Figure \* ARABIC </w:instrText>
+                      </w:r>
+                      <w:r>
+                        <w:fldChar w:fldCharType="separate"/>
+                      </w:r>
+                      <w:r>
+                        <w:rPr>
+                          <w:noProof/>
+                        </w:rPr>
+                        <w:t>4</w:t>
+                      </w:r>
+                      <w:r>
+                        <w:fldChar w:fldCharType="end"/>
+                      </w:r>
+                      <w:r>
+                        <w:t xml:space="preserve">. </w:t>
+                      </w:r>
+                      <w:r>
+                        <w:t>UAT-05 – Daily nutrition summary</w:t>
+                      </w:r>
+                    </w:p>
+                  </w:txbxContent>
+                </v:textbox>
+                <w10:wrap type="square"/>
+              </v:shape>
+            </w:pict>
+          </mc:Fallback>
+        </mc:AlternateContent>
+      </w:r>
+      <w:r>
+        <w:rPr>
+          <w:noProof/>
+        </w:rPr>
+        <w:drawing>
+          <wp:anchor distT="0" distB="0" distL="114300" distR="114300" simplePos="0" relativeHeight="251658253" behindDoc="0" locked="0" layoutInCell="1" allowOverlap="1" wp14:anchorId="45A26FBB" wp14:editId="0755E5FE">
+            <wp:simplePos x="0" y="0"/>
+            <wp:positionH relativeFrom="margin">
+              <wp:align>left</wp:align>
+            </wp:positionH>
+            <wp:positionV relativeFrom="paragraph">
+              <wp:posOffset>379</wp:posOffset>
+            </wp:positionV>
+            <wp:extent cx="2330450" cy="5023485"/>
+            <wp:effectExtent l="0" t="0" r="0" b="5715"/>
+            <wp:wrapSquare wrapText="bothSides"/>
+            <wp:docPr id="982982535" name="Picture 1"/>
+            <wp:cNvGraphicFramePr>
+              <a:graphicFrameLocks xmlns:a="http://schemas.openxmlformats.org/drawingml/2006/main" noChangeAspect="1"/>
+            </wp:cNvGraphicFramePr>
+            <a:graphic xmlns:a="http://schemas.openxmlformats.org/drawingml/2006/main">
+              <a:graphicData uri="http://schemas.openxmlformats.org/drawingml/2006/picture">
+                <pic:pic xmlns:pic="http://schemas.openxmlformats.org/drawingml/2006/picture">
+                  <pic:nvPicPr>
+                    <pic:cNvPr id="982982535" name=""/>
+                    <pic:cNvPicPr/>
+                  </pic:nvPicPr>
+                  <pic:blipFill>
+                    <a:blip r:embed="rId9">
+                      <a:extLst>
+                        <a:ext uri="{28A0092B-C50C-407E-A947-70E740481C1C}">
+                          <a14:useLocalDpi xmlns:a14="http://schemas.microsoft.com/office/drawing/2010/main" val="0"/>
+                        </a:ext>
+                      </a:extLst>
+                    </a:blip>
+                    <a:stretch>
+                      <a:fillRect/>
+                    </a:stretch>
+                  </pic:blipFill>
+                  <pic:spPr>
+                    <a:xfrm>
+                      <a:off x="0" y="0"/>
+                      <a:ext cx="2330450" cy="5023485"/>
+                    </a:xfrm>
+                    <a:prstGeom prst="rect">
+                      <a:avLst/>
+                    </a:prstGeom>
+                  </pic:spPr>
+                </pic:pic>
+              </a:graphicData>
+            </a:graphic>
+          </wp:anchor>
+        </w:drawing>
+      </w:r>
+      <w:r>
+        <w:rPr>
+          <w:noProof/>
+        </w:rPr>
+        <w:drawing>
+          <wp:inline distT="0" distB="0" distL="0" distR="0" wp14:anchorId="45F4C9DB" wp14:editId="448AC6CE">
+            <wp:extent cx="2374265" cy="5163185"/>
+            <wp:effectExtent l="0" t="0" r="6985" b="0"/>
+            <wp:docPr id="1024897183" name="Picture 1"/>
+            <wp:cNvGraphicFramePr>
+              <a:graphicFrameLocks xmlns:a="http://schemas.openxmlformats.org/drawingml/2006/main" noChangeAspect="1"/>
+            </wp:cNvGraphicFramePr>
+            <a:graphic xmlns:a="http://schemas.openxmlformats.org/drawingml/2006/main">
+              <a:graphicData uri="http://schemas.openxmlformats.org/drawingml/2006/picture">
+                <pic:pic xmlns:pic="http://schemas.openxmlformats.org/drawingml/2006/picture">
+                  <pic:nvPicPr>
+                    <pic:cNvPr id="1024897183" name=""/>
+                    <pic:cNvPicPr/>
+                  </pic:nvPicPr>
+                  <pic:blipFill>
+                    <a:blip r:embed="rId10">
+                      <a:extLst>
+                        <a:ext uri="{28A0092B-C50C-407E-A947-70E740481C1C}">
+                          <a14:useLocalDpi xmlns:a14="http://schemas.microsoft.com/office/drawing/2010/main" val="0"/>
+                        </a:ext>
+                      </a:extLst>
+                    </a:blip>
+                    <a:stretch>
+                      <a:fillRect/>
+                    </a:stretch>
+                  </pic:blipFill>
+                  <pic:spPr>
+                    <a:xfrm>
+                      <a:off x="0" y="0"/>
+                      <a:ext cx="2374265" cy="5163185"/>
+                    </a:xfrm>
+                    <a:prstGeom prst="rect">
+                      <a:avLst/>
+                    </a:prstGeom>
+                  </pic:spPr>
+                </pic:pic>
+              </a:graphicData>
+            </a:graphic>
+          </wp:inline>
+        </w:drawing>
+      </w:r>
+    </w:p>
+    <w:p>
+      <w:pPr>
+        <w:pStyle w:val="Caption"/>
+        <w:rPr>
+          <w:color w:val="auto"/>
+          <w:sz w:val="22"/>
+          <w:szCs w:val="22"/>
+        </w:rPr>
+      </w:pPr>
+      <w:r>
+        <w:t xml:space="preserve">Figure </w:t>
+      </w:r>
+      <w:r>
+        <w:fldChar w:fldCharType="begin"/>
+      </w:r>
+      <w:r>
+        <w:instrText xml:space="preserve"> SEQ Figure \* ARABIC </w:instrText>
+      </w:r>
+      <w:r>
+        <w:fldChar w:fldCharType="separate"/>
+      </w:r>
+      <w:r>
+        <w:rPr>
+          <w:noProof/>
+        </w:rPr>
+        <w:t>5</w:t>
+      </w:r>
+      <w:r>
+        <w:fldChar w:fldCharType="end"/>
+      </w:r>
+      <w:r>
+        <w:t xml:space="preserve">. </w:t>
+      </w:r>
+      <w:r>
+        <w:t>UAT-04 – Recipe details and instructions</w:t>
+      </w:r>
+    </w:p>
+    <w:p>
+      <w:pPr>
+        <w:spacing w:after="160" w:line="278" w:lineRule="auto"/>
+        <w:rPr>
+          <w:rFonts w:asciiTheme="majorHAnsi" w:eastAsiaTheme="majorEastAsia" w:hAnsiTheme="majorHAnsi" w:cstheme="majorBidi"/>
+          <w:color w:val="0F4761" w:themeColor="accent1" w:themeShade="BF"/>
+          <w:sz w:val="40"/>
+          <w:szCs w:val="40"/>
+        </w:rPr>
+      </w:pPr>
+      <w:r>
+        <w:br w:type="page"/>
+      </w:r>
     </w:p>
     <w:p>
       <w:pPr>
         <w:pStyle w:val="Heading1"/>
       </w:pPr>
-      <w:bookmarkStart w:id="11" w:name="_Toc242789121"/>
-      <w:r>
-        <w:lastRenderedPageBreak/>
-        <w:t>Integration and Testing</w:t>
-      </w:r>
-      <w:bookmarkEnd w:id="11"/>
+      <w:bookmarkStart w:id="15" w:name="_Toc242812450"/>
+      <w:r>
+        <w:t>Evaluation Against Original Requirements and Design</w:t>
+      </w:r>
+      <w:bookmarkEnd w:id="15"/>
     </w:p>
     <w:p>
       <w:pPr>
         <w:pStyle w:val="Heading2"/>
       </w:pPr>
-      <w:bookmarkStart w:id="12" w:name="_Toc242789122"/>
-      <w:r>
-        <w:t>Integration Testing</w:t>
-      </w:r>
-      <w:bookmarkEnd w:id="12"/>
-      <w:r>
-        <w:t xml:space="preserve"> </w:t>
-      </w:r>
-    </w:p>
-    <w:p>
-      <w:r>
-        <w:t>Integration testing tested whether the main components built by different team members worked properly together as a full Android application. After an AI-generated meal plan was created, it was tested with the nutrition analysis functionality to determine whether the generated ingredients could be processed and matched with data available from the Australian Food Composition Database (AFCD). The generated meal plan was also integrated with the grocery-list feature, since ingredients from active meal plans are transformed into grocery items while considering food that the user may already have available in their profile.</w:t>
-      </w:r>
-    </w:p>
-    <w:p>
-      <w:r>
-        <w:t>The ability of grocery items and their purchased status to persist between app sessions was tested through the integration of the grocery-list feature with the Room database. In addition, restoring previously saved meal plans was tested with the grocery-list functionality to check that restoring a plan did not negatively affect the already saved purchased state of grocery items. The grocery list was also verified after further integration improvements to make sure saved items were still being shown and previously checked items had their state restored.</w:t>
-      </w:r>
-    </w:p>
-    <w:p>
-      <w:r>
-        <w:t xml:space="preserve">The shared </w:t>
-      </w:r>
-      <w:proofErr w:type="spellStart"/>
-      <w:r>
-        <w:t>MealPlannerViewModel</w:t>
-      </w:r>
-      <w:proofErr w:type="spellEnd"/>
-      <w:r>
-        <w:t xml:space="preserve"> allows the meal-plan, nutrition and grocery-list functionality to communicate with each other. We performed testing through the Android emulator using automated instrumented tests and end-to-end manual testing. This helped validate the data exchange between integrated components and identify bugs that occurred when multiple features were used together.</w:t>
-      </w:r>
-    </w:p>
-    <w:p>
-      <w:pPr>
-        <w:pStyle w:val="Heading2"/>
-      </w:pPr>
-      <w:bookmarkStart w:id="13" w:name="_Toc242789123"/>
-      <w:r>
-        <w:t>Functional/Test Results</w:t>
-      </w:r>
-      <w:bookmarkEnd w:id="13"/>
-    </w:p>
-    <w:p>
-      <w:r>
-        <w:t xml:space="preserve">The integrated Android application was tested to check the nutrition analysis, grocery-list, data persistence and meal-plan functionality. Automated instrumented testing was conducted using the Android emulator, where all seven instrumented tests completed without errors. </w:t>
-      </w:r>
-      <w:r>
-        <w:t>We</w:t>
-      </w:r>
-      <w:r>
-        <w:t xml:space="preserve"> also performed manual testing for grocery-list persistence. Items were checked off in the grocery list, the application was closed and reopened, and the same saved meal plan was restored. This test was repeated several times, and after every restart the previously purchased items remained checked. Nutrition testing was also performed following improvements to AFCD ingredient matching, including testing the handling of cooking oil.</w:t>
-      </w:r>
-      <w:r>
-        <w:br w:type="page"/>
-      </w:r>
-    </w:p>
-    <w:p>
-      <w:pPr>
-        <w:pStyle w:val="Heading1"/>
-      </w:pPr>
-      <w:bookmarkStart w:id="14" w:name="_Toc242789124"/>
-      <w:r>
-        <w:lastRenderedPageBreak/>
-        <w:t>Evaluation Against Original Requirements and Design</w:t>
-      </w:r>
-      <w:bookmarkEnd w:id="14"/>
-    </w:p>
-    <w:p>
-      <w:pPr>
-        <w:pStyle w:val="Heading2"/>
-      </w:pPr>
-      <w:bookmarkStart w:id="15" w:name="_Toc242789125"/>
+      <w:bookmarkStart w:id="16" w:name="_Toc242812451"/>
       <w:r>
         <w:t>Requirements Fulfilment</w:t>
       </w:r>
-      <w:bookmarkEnd w:id="15"/>
+      <w:bookmarkEnd w:id="16"/>
     </w:p>
     <w:p>
       <w:pPr>
         <w:pStyle w:val="Heading3"/>
       </w:pPr>
-      <w:bookmarkStart w:id="16" w:name="_Toc242740330"/>
-      <w:bookmarkStart w:id="17" w:name="_Toc242789126"/>
+      <w:bookmarkStart w:id="17" w:name="_Toc242740330"/>
+      <w:bookmarkStart w:id="18" w:name="_Toc242812452"/>
       <w:r>
         <w:t>Functional Requirements</w:t>
       </w:r>
-      <w:bookmarkEnd w:id="16"/>
       <w:bookmarkEnd w:id="17"/>
+      <w:bookmarkEnd w:id="18"/>
     </w:p>
     <w:tbl>
       <w:tblPr>
@@ -4980,14 +6393,13 @@
       <w:pPr>
         <w:pStyle w:val="Heading3"/>
       </w:pPr>
-      <w:bookmarkStart w:id="18" w:name="_Toc242740331"/>
-      <w:bookmarkStart w:id="19" w:name="_Toc242789127"/>
-      <w:r>
-        <w:lastRenderedPageBreak/>
+      <w:bookmarkStart w:id="19" w:name="_Toc242740331"/>
+      <w:bookmarkStart w:id="20" w:name="_Toc242812453"/>
+      <w:r>
         <w:t>Non-Functional Requirements</w:t>
       </w:r>
-      <w:bookmarkEnd w:id="18"/>
       <w:bookmarkEnd w:id="19"/>
+      <w:bookmarkEnd w:id="20"/>
     </w:p>
     <w:tbl>
       <w:tblPr>
@@ -5346,14 +6758,13 @@
       <w:pPr>
         <w:pStyle w:val="Heading3"/>
       </w:pPr>
-      <w:bookmarkStart w:id="20" w:name="_Toc242740332"/>
-      <w:bookmarkStart w:id="21" w:name="_Toc242789128"/>
-      <w:r>
-        <w:lastRenderedPageBreak/>
+      <w:bookmarkStart w:id="21" w:name="_Toc242740332"/>
+      <w:bookmarkStart w:id="22" w:name="_Toc242812454"/>
+      <w:r>
         <w:t>Summary of Requirements Fulfilment</w:t>
       </w:r>
-      <w:bookmarkEnd w:id="20"/>
       <w:bookmarkEnd w:id="21"/>
+      <w:bookmarkEnd w:id="22"/>
     </w:p>
     <w:p>
       <w:r>
@@ -5377,45 +6788,175 @@
       <w:pPr>
         <w:pStyle w:val="Heading2"/>
       </w:pPr>
-      <w:bookmarkStart w:id="22" w:name="_Toc242740333"/>
-      <w:bookmarkStart w:id="23" w:name="_Toc242789129"/>
-      <w:r>
-        <w:lastRenderedPageBreak/>
+      <w:bookmarkStart w:id="23" w:name="_Toc242740333"/>
+      <w:bookmarkStart w:id="24" w:name="_Toc242812455"/>
+      <w:r>
         <w:t>Project Objectives and Scope</w:t>
       </w:r>
-      <w:bookmarkEnd w:id="22"/>
+      <w:bookmarkStart w:id="25" w:name="_Toc242740334"/>
       <w:bookmarkEnd w:id="23"/>
+      <w:bookmarkEnd w:id="24"/>
+    </w:p>
+    <w:p>
+      <w:r>
+        <w:t>The original project proposal established four main objectives for the AI-Based Smart Meal Planner. These focused on developing a personalised Android application, integrating Generative AI for meal planning, providing nutritional information and automating grocery-list generation. The final implementation was evaluated against these objectives to determine whether the intended project outcomes were achieved.</w:t>
+      </w:r>
+    </w:p>
+    <w:p>
+      <w:pPr>
+        <w:pStyle w:val="Heading4"/>
+      </w:pPr>
+    </w:p>
+    <w:p>
+      <w:pPr>
+        <w:pStyle w:val="Heading4"/>
+      </w:pPr>
+      <w:r>
+        <w:t>Objective 1: Develop a Tailored Android Prototype — Met</w:t>
+      </w:r>
+    </w:p>
+    <w:p>
+      <w:r>
+        <w:t>This objective was achieved through the development of a functional Android application that allows users to manage their health goals, dietary requirements, food preferences and available ingredients. The application provides a mobile interface for accessing its main features and was successfully tested on an Android emulator and a physical Android device.</w:t>
+      </w:r>
+    </w:p>
+    <w:p>
+      <w:pPr>
+        <w:pStyle w:val="Heading4"/>
+      </w:pPr>
+    </w:p>
+    <w:p>
+      <w:pPr>
+        <w:pStyle w:val="Heading4"/>
+      </w:pPr>
+      <w:r>
+        <w:t>Objective 2: Integrate Generative AI for Dynamic Planning — Met</w:t>
+      </w:r>
+    </w:p>
+    <w:p>
+      <w:r>
+        <w:t>This objective was achieved through the integration of the Gemini API, which generates personalised weekly meal plans and recipes using information supplied through the user profile. This allows the application to generate meal recommendations dynamically rather than relying on a fixed collection of recipes.</w:t>
+      </w:r>
+    </w:p>
+    <w:p>
+      <w:pPr>
+        <w:pStyle w:val="Heading4"/>
+      </w:pPr>
+    </w:p>
+    <w:p>
+      <w:pPr>
+        <w:pStyle w:val="Heading4"/>
+      </w:pPr>
+      <w:r>
+        <w:t>Objective 3: Provide Comprehensive Nutritional Transparency — Partially Met</w:t>
+      </w:r>
+    </w:p>
+    <w:p>
+      <w:r>
+        <w:t>This objective was partially achieved through the implementation of the Nutrition Analysis Engine, which uses the Australian Food Composition Database (AFCD) to calculate and display calories and macronutrients, including protein, carbohydrates and fat. However, the original objective also included micronutrient information, which was not fully implemented in the final prototype.</w:t>
+      </w:r>
+    </w:p>
+    <w:p>
+      <w:pPr>
+        <w:pStyle w:val="Heading4"/>
+      </w:pPr>
+    </w:p>
+    <w:p>
+      <w:pPr>
+        <w:pStyle w:val="Heading4"/>
+      </w:pPr>
+      <w:r>
+        <w:t>Objective 4: Automate and Optimise Grocery Logistics — Met</w:t>
+      </w:r>
+    </w:p>
+    <w:p>
+      <w:r>
+        <w:t>This objective was achieved through the implementation of automatic grocery-list generation based on the user's meal plan and available ingredients. Generated grocery items are organised into relevant categories, and users can filter the list to display items required for the current day. The application also allows users to mark items as purchased, with their purchased states retained using Room (SQLite).</w:t>
+      </w:r>
+    </w:p>
+    <w:p/>
+    <w:p>
+      <w:pPr>
+        <w:spacing w:after="160" w:line="278" w:lineRule="auto"/>
+        <w:rPr>
+          <w:rFonts w:eastAsiaTheme="majorEastAsia" w:cstheme="majorBidi"/>
+          <w:color w:val="0F4761" w:themeColor="accent1" w:themeShade="BF"/>
+          <w:sz w:val="28"/>
+          <w:szCs w:val="28"/>
+        </w:rPr>
+      </w:pPr>
       <w:r>
         <w:br w:type="page"/>
       </w:r>
     </w:p>
     <w:p>
       <w:pPr>
+        <w:pStyle w:val="Heading3"/>
+      </w:pPr>
+      <w:bookmarkStart w:id="26" w:name="_Toc242812456"/>
+      <w:r>
+        <w:t>Project Scope Evaluation</w:t>
+      </w:r>
+      <w:bookmarkEnd w:id="26"/>
+    </w:p>
+    <w:p>
+      <w:r>
+        <w:t>The final implementation remained largely consistent with the scope established in the original proposal. Most of the planned functionality was implemented, including user profile management, available-ingredient tracking, AI-generated meal plans and recipes, nutritional analysis, categorised grocery lists, local data storage and the Android mobile interface.</w:t>
+      </w:r>
+    </w:p>
+    <w:p>
+      <w:r>
+        <w:t>However, two originally proposed features were not fully achieved. The application does not currently provide explicit alternative ingredient suggestions, and nutritional analysis is limited to calories and macronutrients rather than including micronutrients. These limitations represent incomplete elements of the original scope rather than changes to the overall purpose of the project.</w:t>
+      </w:r>
+    </w:p>
+    <w:p>
+      <w:r>
+        <w:t>The application also remained within its defined scope by excluding features such as direct grocery purchasing, wearable-device integration, real-time health monitoring and grocery cost optimisation. Existing external services and datasets were used rather than developing a custom Generative AI model or nutritional database.</w:t>
+      </w:r>
+    </w:p>
+    <w:p>
+      <w:r>
+        <w:t>Overall, the project achieved three of its four original objectives in full, with the remaining objective partially achieved. Although some planned functionality was not completed, the final prototype fulfils the main purpose of providing personalised AI-based meal planning and automated grocery-list generation within the intended Android application scope.</w:t>
+      </w:r>
+    </w:p>
+    <w:p/>
+    <w:p/>
+    <w:p/>
+    <w:p/>
+    <w:p/>
+    <w:p/>
+    <w:p/>
+    <w:p/>
+    <w:p>
+      <w:pPr>
+        <w:spacing w:after="160" w:line="278" w:lineRule="auto"/>
+      </w:pPr>
+      <w:r>
+        <w:br w:type="page"/>
+      </w:r>
+    </w:p>
+    <w:p>
+      <w:pPr>
         <w:pStyle w:val="Heading2"/>
       </w:pPr>
-      <w:bookmarkStart w:id="24" w:name="_Toc242740334"/>
-      <w:bookmarkStart w:id="25" w:name="_Toc242789130"/>
-      <w:r>
-        <w:lastRenderedPageBreak/>
+      <w:bookmarkStart w:id="27" w:name="_Toc242812457"/>
+      <w:r>
         <w:t>System Architecture, UML and Design Artefact Refinement</w:t>
       </w:r>
-      <w:bookmarkEnd w:id="24"/>
       <w:bookmarkEnd w:id="25"/>
+      <w:bookmarkEnd w:id="27"/>
     </w:p>
     <w:p>
       <w:pPr>
         <w:pStyle w:val="Heading3"/>
       </w:pPr>
-      <w:bookmarkStart w:id="26" w:name="_Toc242740335"/>
-      <w:bookmarkStart w:id="27" w:name="_Toc242789131"/>
-      <w:r>
-        <w:t xml:space="preserve">Matthew - </w:t>
-      </w:r>
-      <w:r>
-        <w:t>System Architecture</w:t>
-      </w:r>
-      <w:bookmarkEnd w:id="26"/>
-      <w:bookmarkEnd w:id="27"/>
+      <w:bookmarkStart w:id="28" w:name="_Toc242740335"/>
+      <w:bookmarkStart w:id="29" w:name="_Toc242812458"/>
+      <w:r>
+        <w:t>Matthew - System Architecture</w:t>
+      </w:r>
+      <w:bookmarkEnd w:id="28"/>
+      <w:bookmarkEnd w:id="29"/>
     </w:p>
     <w:p>
       <w:r>
@@ -5445,31 +6986,13 @@
     </w:p>
     <w:p>
       <w:r>
-        <w:t>The external services and data sources were also clarified. The Gemini API is used for AI-based meal and recipe generation, while the Australian Food Composition Database (AFCD) is accessed through a local JSON dataset for nutritional calculations.</w:t>
-      </w:r>
-      <w:r>
-        <w:t xml:space="preserve"> </w:t>
-      </w:r>
-      <w:r>
-        <w:t>Overall, these refinements maintain the original system design while providing a more accurate representation of the implemented application and the relationships between its components.</w:t>
-      </w:r>
-    </w:p>
-    <w:p>
-      <w:pPr>
-        <w:rPr>
-          <w:b/>
-          <w:bCs/>
-        </w:rPr>
-      </w:pPr>
-      <w:r>
-        <w:rPr>
-          <w:b/>
-          <w:bCs/>
-        </w:rPr>
-        <w:t>Before:</w:t>
-      </w:r>
-    </w:p>
-    <w:p>
+        <w:t>The external services and data sources were also clarified. The Gemini API is used for AI-based meal and recipe generation, while the Australian Food Composition Database (AFCD) is accessed through a local JSON dataset for nutritional calculations. Overall, these refinements maintain the original system design while providing a more accurate representation of the implemented application and the relationships between its components.</w:t>
+      </w:r>
+    </w:p>
+    <w:p>
+      <w:pPr>
+        <w:keepNext/>
+      </w:pPr>
       <w:r>
         <w:rPr>
           <w:noProof/>
@@ -5490,7 +7013,7 @@
                     <pic:cNvPicPr/>
                   </pic:nvPicPr>
                   <pic:blipFill>
-                    <a:blip r:embed="rId6"/>
+                    <a:blip r:embed="rId11"/>
                     <a:stretch>
                       <a:fillRect/>
                     </a:stretch>
@@ -5513,19 +7036,37 @@
     </w:p>
     <w:p>
       <w:pPr>
+        <w:pStyle w:val="Caption"/>
+      </w:pPr>
+      <w:r>
+        <w:t xml:space="preserve">Figure </w:t>
+      </w:r>
+      <w:r>
+        <w:fldChar w:fldCharType="begin"/>
+      </w:r>
+      <w:r>
+        <w:instrText xml:space="preserve"> SEQ Figure \* ARABIC </w:instrText>
+      </w:r>
+      <w:r>
+        <w:fldChar w:fldCharType="separate"/>
+      </w:r>
+      <w:r>
         <w:rPr>
-          <w:b/>
-          <w:bCs/>
+          <w:noProof/>
         </w:rPr>
-      </w:pPr>
-      <w:r>
-        <w:rPr>
-          <w:b/>
-          <w:bCs/>
-        </w:rPr>
-        <w:lastRenderedPageBreak/>
-        <w:t>After:</w:t>
-      </w:r>
+        <w:t>6</w:t>
+      </w:r>
+      <w:r>
+        <w:fldChar w:fldCharType="end"/>
+      </w:r>
+      <w:r>
+        <w:t>. Original System Architecture</w:t>
+      </w:r>
+    </w:p>
+    <w:p>
+      <w:pPr>
+        <w:keepNext/>
+      </w:pPr>
       <w:r>
         <w:rPr>
           <w:b/>
@@ -5548,7 +7089,7 @@
                     <pic:cNvPicPr/>
                   </pic:nvPicPr>
                   <pic:blipFill rotWithShape="1">
-                    <a:blip r:embed="rId7">
+                    <a:blip r:embed="rId12">
                       <a:extLst>
                         <a:ext uri="{28A0092B-C50C-407E-A947-70E740481C1C}">
                           <a14:useLocalDpi xmlns:a14="http://schemas.microsoft.com/office/drawing/2010/main" val="0"/>
@@ -5586,6 +7127,39 @@
     </w:p>
     <w:p>
       <w:pPr>
+        <w:pStyle w:val="Caption"/>
+        <w:rPr>
+          <w:b/>
+          <w:bCs/>
+        </w:rPr>
+      </w:pPr>
+      <w:r>
+        <w:t xml:space="preserve">Figure </w:t>
+      </w:r>
+      <w:r>
+        <w:fldChar w:fldCharType="begin"/>
+      </w:r>
+      <w:r>
+        <w:instrText xml:space="preserve"> SEQ Figure \* ARABIC </w:instrText>
+      </w:r>
+      <w:r>
+        <w:fldChar w:fldCharType="separate"/>
+      </w:r>
+      <w:r>
+        <w:rPr>
+          <w:noProof/>
+        </w:rPr>
+        <w:t>7</w:t>
+      </w:r>
+      <w:r>
+        <w:fldChar w:fldCharType="end"/>
+      </w:r>
+      <w:r>
+        <w:t>. Updated System Architecture</w:t>
+      </w:r>
+    </w:p>
+    <w:p>
+      <w:pPr>
         <w:spacing w:after="160" w:line="278" w:lineRule="auto"/>
         <w:rPr>
           <w:rFonts w:eastAsiaTheme="majorEastAsia" w:cstheme="majorBidi"/>
@@ -5602,24 +7176,11 @@
       <w:pPr>
         <w:pStyle w:val="Heading3"/>
       </w:pPr>
-      <w:bookmarkStart w:id="28" w:name="_Toc242789132"/>
-      <w:r>
-        <w:lastRenderedPageBreak/>
-        <w:t xml:space="preserve">UML </w:t>
-      </w:r>
-      <w:r>
-        <w:t>C</w:t>
-      </w:r>
-      <w:r>
-        <w:t xml:space="preserve">lass </w:t>
-      </w:r>
-      <w:r>
-        <w:t>D</w:t>
-      </w:r>
-      <w:r>
-        <w:t>iagrams</w:t>
-      </w:r>
-      <w:bookmarkEnd w:id="28"/>
+      <w:bookmarkStart w:id="30" w:name="_Toc242812459"/>
+      <w:r>
+        <w:t>UML Class Diagrams</w:t>
+      </w:r>
+      <w:bookmarkEnd w:id="30"/>
       <w:r>
         <w:t xml:space="preserve"> </w:t>
       </w:r>
@@ -5679,20 +7240,8 @@
     </w:p>
     <w:p>
       <w:pPr>
-        <w:rPr>
-          <w:b/>
-          <w:bCs/>
-        </w:rPr>
-      </w:pPr>
-      <w:r>
-        <w:rPr>
-          <w:b/>
-          <w:bCs/>
-        </w:rPr>
-        <w:t>Before:</w:t>
-      </w:r>
-    </w:p>
-    <w:p>
+        <w:keepNext/>
+      </w:pPr>
       <w:r>
         <w:rPr>
           <w:noProof/>
@@ -5713,7 +7262,7 @@
                     <pic:cNvPicPr/>
                   </pic:nvPicPr>
                   <pic:blipFill>
-                    <a:blip r:embed="rId8"/>
+                    <a:blip r:embed="rId13"/>
                     <a:stretch>
                       <a:fillRect/>
                     </a:stretch>
@@ -5736,21 +7285,36 @@
     </w:p>
     <w:p>
       <w:pPr>
+        <w:pStyle w:val="Caption"/>
+      </w:pPr>
+      <w:r>
+        <w:t xml:space="preserve">Figure </w:t>
+      </w:r>
+      <w:r>
+        <w:fldChar w:fldCharType="begin"/>
+      </w:r>
+      <w:r>
+        <w:instrText xml:space="preserve"> SEQ Figure \* ARABIC </w:instrText>
+      </w:r>
+      <w:r>
+        <w:fldChar w:fldCharType="separate"/>
+      </w:r>
+      <w:r>
         <w:rPr>
-          <w:b/>
-          <w:bCs/>
+          <w:noProof/>
         </w:rPr>
-      </w:pPr>
-      <w:r>
-        <w:rPr>
-          <w:b/>
-          <w:bCs/>
-        </w:rPr>
-        <w:t>After:</w:t>
-      </w:r>
-    </w:p>
-    <w:p>
-      <w:pPr>
+        <w:t>8</w:t>
+      </w:r>
+      <w:r>
+        <w:fldChar w:fldCharType="end"/>
+      </w:r>
+      <w:r>
+        <w:t>. Original User Profile UML</w:t>
+      </w:r>
+    </w:p>
+    <w:p>
+      <w:pPr>
+        <w:keepNext/>
         <w:jc w:val="center"/>
       </w:pPr>
       <w:r>
@@ -5773,7 +7337,7 @@
                     <pic:cNvPicPr/>
                   </pic:nvPicPr>
                   <pic:blipFill rotWithShape="1">
-                    <a:blip r:embed="rId9"/>
+                    <a:blip r:embed="rId14"/>
                     <a:srcRect t="5794"/>
                     <a:stretch>
                       <a:fillRect/>
@@ -5805,22 +7369,47 @@
     </w:p>
     <w:p>
       <w:pPr>
+        <w:pStyle w:val="Caption"/>
+        <w:jc w:val="center"/>
+      </w:pPr>
+      <w:r>
+        <w:t xml:space="preserve">Figure </w:t>
+      </w:r>
+      <w:r>
+        <w:fldChar w:fldCharType="begin"/>
+      </w:r>
+      <w:r>
+        <w:instrText xml:space="preserve"> SEQ Figure \* ARABIC </w:instrText>
+      </w:r>
+      <w:r>
+        <w:fldChar w:fldCharType="separate"/>
+      </w:r>
+      <w:r>
+        <w:rPr>
+          <w:noProof/>
+        </w:rPr>
+        <w:t>9</w:t>
+      </w:r>
+      <w:r>
+        <w:fldChar w:fldCharType="end"/>
+      </w:r>
+      <w:r>
+        <w:t xml:space="preserve">. Updated </w:t>
+      </w:r>
+      <w:r>
+        <w:t>User Profile UML</w:t>
+      </w:r>
+    </w:p>
+    <w:p>
+      <w:pPr>
         <w:pStyle w:val="Heading4"/>
       </w:pPr>
       <w:r>
-        <w:lastRenderedPageBreak/>
         <w:t xml:space="preserve">AI Meal Plan and Recipe Generation </w:t>
       </w:r>
     </w:p>
     <w:p>
       <w:r>
-        <w:rPr>
-          <w:b/>
-          <w:bCs/>
-        </w:rPr>
-        <w:t xml:space="preserve">Comparison: </w:t>
-      </w:r>
-      <w:r>
         <w:t xml:space="preserve">The original design proposed standalone </w:t>
       </w:r>
       <w:proofErr w:type="spellStart"/>
@@ -5873,18 +7462,9 @@
       </w:r>
     </w:p>
     <w:p>
-      <w:r>
-        <w:rPr>
-          <w:b/>
-          <w:bCs/>
-        </w:rPr>
-        <w:t>Before</w:t>
-      </w:r>
-      <w:r>
-        <w:t>:</w:t>
-      </w:r>
-    </w:p>
-    <w:p>
+      <w:pPr>
+        <w:keepNext/>
+      </w:pPr>
       <w:r>
         <w:rPr>
           <w:noProof/>
@@ -5907,7 +7487,7 @@
                     </pic:cNvPicPr>
                   </pic:nvPicPr>
                   <pic:blipFill>
-                    <a:blip r:embed="rId10" cstate="print">
+                    <a:blip r:embed="rId15" cstate="print">
                       <a:extLst>
                         <a:ext uri="{28A0092B-C50C-407E-A947-70E740481C1C}">
                           <a14:useLocalDpi xmlns:a14="http://schemas.microsoft.com/office/drawing/2010/main" val="0"/>
@@ -5940,16 +7520,44 @@
       </w:r>
     </w:p>
     <w:p>
+      <w:pPr>
+        <w:pStyle w:val="Caption"/>
+      </w:pPr>
+      <w:r>
+        <w:t xml:space="preserve">Figure </w:t>
+      </w:r>
+      <w:r>
+        <w:fldChar w:fldCharType="begin"/>
+      </w:r>
+      <w:r>
+        <w:instrText xml:space="preserve"> SEQ Figure \* ARABIC </w:instrText>
+      </w:r>
+      <w:r>
+        <w:fldChar w:fldCharType="separate"/>
+      </w:r>
       <w:r>
         <w:rPr>
-          <w:b/>
-          <w:bCs/>
+          <w:noProof/>
         </w:rPr>
-        <w:t>After</w:t>
-      </w:r>
-      <w:r>
-        <w:t>:</w:t>
-      </w:r>
+        <w:t>10</w:t>
+      </w:r>
+      <w:r>
+        <w:fldChar w:fldCharType="end"/>
+      </w:r>
+      <w:r>
+        <w:t xml:space="preserve">. Original </w:t>
+      </w:r>
+      <w:r>
+        <w:t>AI Meal Plan and Recipe Generation</w:t>
+      </w:r>
+      <w:r>
+        <w:t xml:space="preserve"> UML</w:t>
+      </w:r>
+    </w:p>
+    <w:p>
+      <w:pPr>
+        <w:keepNext/>
+      </w:pPr>
       <w:r>
         <w:rPr>
           <w:noProof/>
@@ -5972,7 +7580,7 @@
                     </pic:cNvPicPr>
                   </pic:nvPicPr>
                   <pic:blipFill>
-                    <a:blip r:embed="rId11" cstate="print">
+                    <a:blip r:embed="rId16" cstate="print">
                       <a:extLst>
                         <a:ext uri="{28A0092B-C50C-407E-A947-70E740481C1C}">
                           <a14:useLocalDpi xmlns:a14="http://schemas.microsoft.com/office/drawing/2010/main" val="0"/>
@@ -6006,8 +7614,48 @@
     </w:p>
     <w:p>
       <w:pPr>
+        <w:pStyle w:val="Caption"/>
+      </w:pPr>
+      <w:r>
+        <w:t xml:space="preserve">Figure </w:t>
+      </w:r>
+      <w:r>
+        <w:fldChar w:fldCharType="begin"/>
+      </w:r>
+      <w:r>
+        <w:instrText xml:space="preserve"> SEQ Figure \* ARABIC </w:instrText>
+      </w:r>
+      <w:r>
+        <w:fldChar w:fldCharType="separate"/>
+      </w:r>
+      <w:r>
+        <w:rPr>
+          <w:noProof/>
+        </w:rPr>
+        <w:t>11</w:t>
+      </w:r>
+      <w:r>
+        <w:fldChar w:fldCharType="end"/>
+      </w:r>
+      <w:r>
+        <w:t xml:space="preserve">. Updated </w:t>
+      </w:r>
+      <w:r>
+        <w:t xml:space="preserve">AI Meal Plan and Recipe Generation </w:t>
+      </w:r>
+      <w:r>
+        <w:t>UML</w:t>
+      </w:r>
+    </w:p>
+    <w:p>
+      <w:pPr>
         <w:pStyle w:val="Heading4"/>
       </w:pPr>
+    </w:p>
+    <w:p>
+      <w:pPr>
+        <w:pStyle w:val="Heading4"/>
+      </w:pPr>
       <w:r>
         <w:t>Nutrition Analysis, Grocery List and Data</w:t>
       </w:r>
@@ -6016,15 +7664,73 @@
       </w:r>
     </w:p>
     <w:p>
+      <w:r>
+        <w:t xml:space="preserve">The original UML design divided Data Storage, Nutrition Analysis and Grocery List into three major components. Using MVVM architecture, these components were integrated in the final implementation through a shared </w:t>
+      </w:r>
+      <w:proofErr w:type="spellStart"/>
+      <w:r>
+        <w:t>MealPlannerViewModel</w:t>
+      </w:r>
+      <w:proofErr w:type="spellEnd"/>
+      <w:r>
+        <w:t>. The local AFCD dataset and improved ingredient matching enhanced nutrition analysis, while grocery-list generation included categorisation and purchased-item tracking. Additionally, the original database design was refined using Room SQLite with dedicated DAOs and entities to manage saved meal plans, food items and grocery-list purchase states.</w:t>
+      </w:r>
+    </w:p>
+    <w:p>
+      <w:pPr>
+        <w:rPr>
+          <w:rFonts w:eastAsia="Calibri" w:cs="Calibri"/>
+        </w:rPr>
+      </w:pPr>
+    </w:p>
+    <w:p>
+      <w:pPr>
+        <w:rPr>
+          <w:rFonts w:eastAsia="Calibri" w:cs="Calibri"/>
+        </w:rPr>
+      </w:pPr>
+    </w:p>
+    <w:p>
+      <w:pPr>
+        <w:rPr>
+          <w:rFonts w:eastAsia="Calibri" w:cs="Calibri"/>
+        </w:rPr>
+      </w:pPr>
+    </w:p>
+    <w:p>
+      <w:pPr>
+        <w:rPr>
+          <w:rFonts w:eastAsia="Calibri" w:cs="Calibri"/>
+        </w:rPr>
+      </w:pPr>
+    </w:p>
+    <w:p>
+      <w:pPr>
+        <w:spacing w:after="160" w:line="278" w:lineRule="auto"/>
+        <w:rPr>
+          <w:rFonts w:eastAsia="Calibri" w:cs="Calibri"/>
+        </w:rPr>
+      </w:pPr>
+      <w:r>
+        <w:rPr>
+          <w:rFonts w:eastAsia="Calibri" w:cs="Calibri"/>
+        </w:rPr>
+        <w:br w:type="page"/>
+      </w:r>
+    </w:p>
+    <w:p>
+      <w:pPr>
+        <w:keepNext/>
+      </w:pPr>
       <w:r>
         <w:rPr>
           <w:noProof/>
         </w:rPr>
         <w:drawing>
-          <wp:inline distT="0" distB="0" distL="0" distR="0" wp14:anchorId="5F6E0871" wp14:editId="3952A2F5">
-            <wp:extent cx="5731510" cy="2146935"/>
-            <wp:effectExtent l="0" t="0" r="2540" b="5715"/>
-            <wp:docPr id="124101300" name="Picture 7"/>
+          <wp:inline distT="0" distB="0" distL="0" distR="0" wp14:anchorId="1EB8CABD" wp14:editId="4827FB26">
+            <wp:extent cx="5191125" cy="7248525"/>
+            <wp:effectExtent l="0" t="0" r="0" b="0"/>
+            <wp:docPr id="1737633794" name="drawing"/>
             <wp:cNvGraphicFramePr>
               <a:graphicFrameLocks xmlns:a="http://schemas.openxmlformats.org/drawingml/2006/main" noChangeAspect="1"/>
             </wp:cNvGraphicFramePr>
@@ -6032,36 +7738,29 @@
               <a:graphicData uri="http://schemas.openxmlformats.org/drawingml/2006/picture">
                 <pic:pic xmlns:pic="http://schemas.openxmlformats.org/drawingml/2006/picture">
                   <pic:nvPicPr>
-                    <pic:cNvPr id="0" name="Picture 12"/>
-                    <pic:cNvPicPr>
-                      <a:picLocks noChangeAspect="1" noChangeArrowheads="1"/>
-                    </pic:cNvPicPr>
+                    <pic:cNvPr id="1737633794" name="Picture 1737633794"/>
+                    <pic:cNvPicPr/>
                   </pic:nvPicPr>
                   <pic:blipFill>
-                    <a:blip r:embed="rId12">
+                    <a:blip r:embed="rId17">
                       <a:extLst>
                         <a:ext uri="{28A0092B-C50C-407E-A947-70E740481C1C}">
-                          <a14:useLocalDpi xmlns:a14="http://schemas.microsoft.com/office/drawing/2010/main" val="0"/>
+                          <a14:useLocalDpi xmlns:a14="http://schemas.microsoft.com/office/drawing/2010/main"/>
                         </a:ext>
                       </a:extLst>
                     </a:blip>
-                    <a:srcRect/>
                     <a:stretch>
                       <a:fillRect/>
                     </a:stretch>
                   </pic:blipFill>
-                  <pic:spPr bwMode="auto">
+                  <pic:spPr>
                     <a:xfrm>
                       <a:off x="0" y="0"/>
-                      <a:ext cx="5731510" cy="2146935"/>
+                      <a:ext cx="5191125" cy="7248525"/>
                     </a:xfrm>
                     <a:prstGeom prst="rect">
                       <a:avLst/>
                     </a:prstGeom>
-                    <a:noFill/>
-                    <a:ln>
-                      <a:noFill/>
-                    </a:ln>
                   </pic:spPr>
                 </pic:pic>
               </a:graphicData>
@@ -6070,7 +7769,134 @@
         </w:drawing>
       </w:r>
     </w:p>
+    <w:p>
+      <w:pPr>
+        <w:pStyle w:val="Caption"/>
+      </w:pPr>
+      <w:r>
+        <w:t xml:space="preserve">Figure </w:t>
+      </w:r>
+      <w:r>
+        <w:fldChar w:fldCharType="begin"/>
+      </w:r>
+      <w:r>
+        <w:instrText xml:space="preserve"> SEQ Figure \* ARABIC </w:instrText>
+      </w:r>
+      <w:r>
+        <w:fldChar w:fldCharType="separate"/>
+      </w:r>
+      <w:r>
+        <w:rPr>
+          <w:noProof/>
+        </w:rPr>
+        <w:t>12</w:t>
+      </w:r>
+      <w:r>
+        <w:fldChar w:fldCharType="end"/>
+      </w:r>
+      <w:r>
+        <w:t xml:space="preserve">. Original </w:t>
+      </w:r>
+      <w:r>
+        <w:t>Nutrition Analysis, Grocery List and Database</w:t>
+      </w:r>
+      <w:r>
+        <w:t xml:space="preserve"> UML</w:t>
+      </w:r>
+    </w:p>
     <w:p/>
+    <w:p/>
+    <w:p/>
+    <w:p>
+      <w:pPr>
+        <w:keepNext/>
+      </w:pPr>
+      <w:r>
+        <w:rPr>
+          <w:noProof/>
+        </w:rPr>
+        <w:drawing>
+          <wp:inline distT="0" distB="0" distL="0" distR="0" wp14:anchorId="2B411F47" wp14:editId="01C77A2D">
+            <wp:extent cx="5724525" cy="3000388"/>
+            <wp:effectExtent l="0" t="0" r="0" b="0"/>
+            <wp:docPr id="1357827062" name="drawing"/>
+            <wp:cNvGraphicFramePr>
+              <a:graphicFrameLocks xmlns:a="http://schemas.openxmlformats.org/drawingml/2006/main" noChangeAspect="1"/>
+            </wp:cNvGraphicFramePr>
+            <a:graphic xmlns:a="http://schemas.openxmlformats.org/drawingml/2006/main">
+              <a:graphicData uri="http://schemas.openxmlformats.org/drawingml/2006/picture">
+                <pic:pic xmlns:pic="http://schemas.openxmlformats.org/drawingml/2006/picture">
+                  <pic:nvPicPr>
+                    <pic:cNvPr id="1357827062" name="Picture 1357827062"/>
+                    <pic:cNvPicPr/>
+                  </pic:nvPicPr>
+                  <pic:blipFill>
+                    <a:blip r:embed="rId18">
+                      <a:extLst>
+                        <a:ext uri="{28A0092B-C50C-407E-A947-70E740481C1C}">
+                          <a14:useLocalDpi xmlns:a14="http://schemas.microsoft.com/office/drawing/2010/main"/>
+                        </a:ext>
+                      </a:extLst>
+                    </a:blip>
+                    <a:srcRect t="5405"/>
+                    <a:stretch>
+                      <a:fillRect/>
+                    </a:stretch>
+                  </pic:blipFill>
+                  <pic:spPr>
+                    <a:xfrm>
+                      <a:off x="0" y="0"/>
+                      <a:ext cx="5724525" cy="3000388"/>
+                    </a:xfrm>
+                    <a:prstGeom prst="rect">
+                      <a:avLst/>
+                    </a:prstGeom>
+                  </pic:spPr>
+                </pic:pic>
+              </a:graphicData>
+            </a:graphic>
+          </wp:inline>
+        </w:drawing>
+      </w:r>
+    </w:p>
+    <w:p>
+      <w:pPr>
+        <w:pStyle w:val="Caption"/>
+      </w:pPr>
+      <w:r>
+        <w:t xml:space="preserve">Figure </w:t>
+      </w:r>
+      <w:r>
+        <w:fldChar w:fldCharType="begin"/>
+      </w:r>
+      <w:r>
+        <w:instrText xml:space="preserve"> SEQ Figure \* ARABIC </w:instrText>
+      </w:r>
+      <w:r>
+        <w:fldChar w:fldCharType="separate"/>
+      </w:r>
+      <w:r>
+        <w:rPr>
+          <w:noProof/>
+        </w:rPr>
+        <w:t>13</w:t>
+      </w:r>
+      <w:r>
+        <w:fldChar w:fldCharType="end"/>
+      </w:r>
+      <w:r>
+        <w:t xml:space="preserve">. Updated </w:t>
+      </w:r>
+      <w:r>
+        <w:t>Nutrition Analysis, Grocery List and Database</w:t>
+      </w:r>
+      <w:r>
+        <w:t xml:space="preserve"> UML</w:t>
+      </w:r>
+    </w:p>
+    <w:p/>
+    <w:p/>
+    <w:p/>
     <w:p>
       <w:pPr>
         <w:spacing w:after="160" w:line="278" w:lineRule="auto"/>
@@ -6083,12 +7909,11 @@
       <w:pPr>
         <w:pStyle w:val="Heading3"/>
       </w:pPr>
-      <w:bookmarkStart w:id="29" w:name="_Toc242789133"/>
-      <w:r>
-        <w:lastRenderedPageBreak/>
+      <w:bookmarkStart w:id="31" w:name="_Toc242812460"/>
+      <w:r>
         <w:t>Context Diagram</w:t>
       </w:r>
-      <w:bookmarkEnd w:id="29"/>
+      <w:bookmarkEnd w:id="31"/>
     </w:p>
     <w:p>
       <w:r>
@@ -6096,7 +7921,6 @@
       </w:r>
       <w:r>
         <w:rPr>
-          <w:b/>
           <w:bCs/>
         </w:rPr>
         <w:t>Context Diagram</w:t>
@@ -6120,20 +7944,8 @@
     </w:p>
     <w:p>
       <w:pPr>
-        <w:rPr>
-          <w:b/>
-          <w:bCs/>
-        </w:rPr>
-      </w:pPr>
-      <w:r>
-        <w:rPr>
-          <w:b/>
-          <w:bCs/>
-        </w:rPr>
-        <w:t>Before:</w:t>
-      </w:r>
-    </w:p>
-    <w:p>
+        <w:keepNext/>
+      </w:pPr>
       <w:r>
         <w:rPr>
           <w:noProof/>
@@ -6156,7 +7968,7 @@
                     </pic:cNvPicPr>
                   </pic:nvPicPr>
                   <pic:blipFill>
-                    <a:blip r:embed="rId13">
+                    <a:blip r:embed="rId19">
                       <a:extLst>
                         <a:ext uri="{28A0092B-C50C-407E-A947-70E740481C1C}">
                           <a14:useLocalDpi xmlns:a14="http://schemas.microsoft.com/office/drawing/2010/main" val="0"/>
@@ -6187,20 +7999,38 @@
     </w:p>
     <w:p>
       <w:pPr>
+        <w:pStyle w:val="Caption"/>
+      </w:pPr>
+      <w:r>
+        <w:t xml:space="preserve">Figure </w:t>
+      </w:r>
+      <w:r>
+        <w:fldChar w:fldCharType="begin"/>
+      </w:r>
+      <w:r>
+        <w:instrText xml:space="preserve"> SEQ Figure \* ARABIC </w:instrText>
+      </w:r>
+      <w:r>
+        <w:fldChar w:fldCharType="separate"/>
+      </w:r>
+      <w:r>
         <w:rPr>
-          <w:b/>
-          <w:bCs/>
+          <w:noProof/>
         </w:rPr>
-      </w:pPr>
-      <w:r>
-        <w:rPr>
-          <w:b/>
-          <w:bCs/>
-        </w:rPr>
-        <w:t>After:</w:t>
-      </w:r>
-    </w:p>
-    <w:p>
+        <w:t>14</w:t>
+      </w:r>
+      <w:r>
+        <w:fldChar w:fldCharType="end"/>
+      </w:r>
+      <w:r>
+        <w:t>. Original Context Diagram</w:t>
+      </w:r>
+    </w:p>
+    <w:p/>
+    <w:p>
+      <w:pPr>
+        <w:keepNext/>
+      </w:pPr>
       <w:r>
         <w:rPr>
           <w:noProof/>
@@ -6223,7 +8053,7 @@
                     </pic:cNvPicPr>
                   </pic:nvPicPr>
                   <pic:blipFill>
-                    <a:blip r:embed="rId14">
+                    <a:blip r:embed="rId20">
                       <a:extLst>
                         <a:ext uri="{28A0092B-C50C-407E-A947-70E740481C1C}">
                           <a14:useLocalDpi xmlns:a14="http://schemas.microsoft.com/office/drawing/2010/main" val="0"/>
@@ -6255,6 +8085,38 @@
         </w:drawing>
       </w:r>
     </w:p>
+    <w:p>
+      <w:pPr>
+        <w:pStyle w:val="Caption"/>
+      </w:pPr>
+      <w:r>
+        <w:t xml:space="preserve">Figure </w:t>
+      </w:r>
+      <w:r>
+        <w:fldChar w:fldCharType="begin"/>
+      </w:r>
+      <w:r>
+        <w:instrText xml:space="preserve"> SEQ Figure \* ARABIC </w:instrText>
+      </w:r>
+      <w:r>
+        <w:fldChar w:fldCharType="separate"/>
+      </w:r>
+      <w:r>
+        <w:rPr>
+          <w:noProof/>
+        </w:rPr>
+        <w:t>15</w:t>
+      </w:r>
+      <w:r>
+        <w:fldChar w:fldCharType="end"/>
+      </w:r>
+      <w:r>
+        <w:t xml:space="preserve">. Updated </w:t>
+      </w:r>
+      <w:r>
+        <w:t>Context Diagram</w:t>
+      </w:r>
+    </w:p>
     <w:p/>
     <w:p>
       <w:pPr>
@@ -6274,28 +8136,109 @@
       <w:pPr>
         <w:pStyle w:val="Heading3"/>
       </w:pPr>
-      <w:bookmarkStart w:id="30" w:name="_Toc242789134"/>
-      <w:r>
-        <w:lastRenderedPageBreak/>
+      <w:bookmarkStart w:id="32" w:name="_Toc242812461"/>
+      <w:r>
         <w:t>Database Design and ERD</w:t>
       </w:r>
-      <w:bookmarkEnd w:id="30"/>
-    </w:p>
-    <w:p>
-      <w:r>
-        <w:t xml:space="preserve">Compare the original Entity Relationship Diagram (ERD) and proposed data storage approach against the implemented database. Evaluate whether the planned entities, attributes and relationships were </w:t>
-      </w:r>
-      <w:proofErr w:type="gramStart"/>
-      <w:r>
-        <w:t>implemented, and</w:t>
-      </w:r>
-      <w:proofErr w:type="gramEnd"/>
-      <w:r>
-        <w:t xml:space="preserve"> explain any changes to the database structure or persistence approach.</w:t>
-      </w:r>
-    </w:p>
-    <w:p>
-      <w:r>
+      <w:bookmarkEnd w:id="32"/>
+    </w:p>
+    <w:p>
+      <w:r>
+        <w:t>The original database design outlined the proposed storage structure for user profiles, meal plans, recipes and grocery information. During implementation, this design was refined to use Android Room, built on SQLite, for local data persistence.</w:t>
+      </w:r>
+      <w:r>
+        <w:t xml:space="preserve"> </w:t>
+      </w:r>
+    </w:p>
+    <w:p>
+      <w:r>
+        <w:t xml:space="preserve">The final database, </w:t>
+      </w:r>
+      <w:proofErr w:type="spellStart"/>
+      <w:r>
+        <w:t>smart_meal_planner_database</w:t>
+      </w:r>
+      <w:proofErr w:type="spellEnd"/>
+      <w:r>
+        <w:t xml:space="preserve">, is configured at version 3 and contains three entities: </w:t>
+      </w:r>
+      <w:proofErr w:type="spellStart"/>
+      <w:r>
+        <w:t>FoodItemEntity</w:t>
+      </w:r>
+      <w:proofErr w:type="spellEnd"/>
+      <w:r>
+        <w:t xml:space="preserve">, </w:t>
+      </w:r>
+      <w:proofErr w:type="spellStart"/>
+      <w:r>
+        <w:t>GroceryItemEntity</w:t>
+      </w:r>
+      <w:proofErr w:type="spellEnd"/>
+      <w:r>
+        <w:t xml:space="preserve"> and </w:t>
+      </w:r>
+      <w:proofErr w:type="spellStart"/>
+      <w:r>
+        <w:t>SavedMealPlanEntity</w:t>
+      </w:r>
+      <w:proofErr w:type="spellEnd"/>
+      <w:r>
+        <w:t xml:space="preserve">. The </w:t>
+      </w:r>
+      <w:proofErr w:type="spellStart"/>
+      <w:r>
+        <w:t>food_items</w:t>
+      </w:r>
+      <w:proofErr w:type="spellEnd"/>
+      <w:r>
+        <w:t xml:space="preserve"> table stores ingredient information, including names, quantities, units and optional AFCD identifiers. The </w:t>
+      </w:r>
+      <w:proofErr w:type="spellStart"/>
+      <w:r>
+        <w:t>grocery_items</w:t>
+      </w:r>
+      <w:proofErr w:type="spellEnd"/>
+      <w:r>
+        <w:t xml:space="preserve"> table stores shopping-list information, including item categories and purchased states. The </w:t>
+      </w:r>
+      <w:proofErr w:type="spellStart"/>
+      <w:r>
+        <w:t>saved_meal_plans</w:t>
+      </w:r>
+      <w:proofErr w:type="spellEnd"/>
+      <w:r>
+        <w:t xml:space="preserve"> table stores generated meal plans as JSON alongside a title and timestamp.</w:t>
+      </w:r>
+    </w:p>
+    <w:p>
+      <w:r>
+        <w:t xml:space="preserve">Unlike the original relational design, the final implementation does not define foreign-key relationships between these entities. Instead, meal-plan information is stored as JSON, while food and grocery items are managed through separate Room entities and Data Access Objects (DAOs). User profile information is stored separately using </w:t>
+      </w:r>
+      <w:proofErr w:type="spellStart"/>
+      <w:r>
+        <w:t>SharedPreferences</w:t>
+      </w:r>
+      <w:proofErr w:type="spellEnd"/>
+      <w:r>
+        <w:t xml:space="preserve"> rather than within the Room database.</w:t>
+      </w:r>
+      <w:r>
+        <w:t xml:space="preserve"> </w:t>
+      </w:r>
+      <w:r>
+        <w:t>The updated ERD reflects these changes by showing the three implemented tables and their attributes. Overall, the database design was simplified during implementation while retaining the local storage functionality required for the prototype.</w:t>
+      </w:r>
+    </w:p>
+    <w:p/>
+    <w:p>
+      <w:pPr>
+        <w:keepNext/>
+      </w:pPr>
+      <w:r>
+        <w:rPr>
+          <w:noProof/>
+        </w:rPr>
         <w:drawing>
           <wp:inline distT="0" distB="0" distL="0" distR="0" wp14:anchorId="4C9176EB" wp14:editId="58313BD9">
             <wp:extent cx="5731510" cy="4062730"/>
@@ -6312,7 +8255,7 @@
                     <pic:cNvPicPr/>
                   </pic:nvPicPr>
                   <pic:blipFill>
-                    <a:blip r:embed="rId15"/>
+                    <a:blip r:embed="rId21"/>
                     <a:stretch>
                       <a:fillRect/>
                     </a:stretch>
@@ -6333,10 +8276,120 @@
         </w:drawing>
       </w:r>
     </w:p>
+    <w:p>
+      <w:pPr>
+        <w:pStyle w:val="Caption"/>
+      </w:pPr>
+      <w:r>
+        <w:t xml:space="preserve">Figure </w:t>
+      </w:r>
+      <w:r>
+        <w:fldChar w:fldCharType="begin"/>
+      </w:r>
+      <w:r>
+        <w:instrText xml:space="preserve"> SEQ Figure \* ARABIC </w:instrText>
+      </w:r>
+      <w:r>
+        <w:fldChar w:fldCharType="separate"/>
+      </w:r>
+      <w:r>
+        <w:rPr>
+          <w:noProof/>
+        </w:rPr>
+        <w:t>16</w:t>
+      </w:r>
+      <w:r>
+        <w:fldChar w:fldCharType="end"/>
+      </w:r>
+      <w:r>
+        <w:t>. Original Database ERD</w:t>
+      </w:r>
+    </w:p>
     <w:p/>
-    <w:p/>
-    <w:p/>
-    <w:p/>
+    <w:p>
+      <w:pPr>
+        <w:keepNext/>
+      </w:pPr>
+      <w:r>
+        <w:rPr>
+          <w:noProof/>
+        </w:rPr>
+        <w:drawing>
+          <wp:inline distT="0" distB="0" distL="0" distR="0" wp14:anchorId="76278DC2" wp14:editId="014A9F57">
+            <wp:extent cx="5724525" cy="2038360"/>
+            <wp:effectExtent l="0" t="0" r="0" b="0"/>
+            <wp:docPr id="529957236" name="drawing"/>
+            <wp:cNvGraphicFramePr>
+              <a:graphicFrameLocks xmlns:a="http://schemas.openxmlformats.org/drawingml/2006/main" noChangeAspect="1"/>
+            </wp:cNvGraphicFramePr>
+            <a:graphic xmlns:a="http://schemas.openxmlformats.org/drawingml/2006/main">
+              <a:graphicData uri="http://schemas.openxmlformats.org/drawingml/2006/picture">
+                <pic:pic xmlns:pic="http://schemas.openxmlformats.org/drawingml/2006/picture">
+                  <pic:nvPicPr>
+                    <pic:cNvPr id="529957236" name="Picture 529957236"/>
+                    <pic:cNvPicPr/>
+                  </pic:nvPicPr>
+                  <pic:blipFill>
+                    <a:blip r:embed="rId22">
+                      <a:extLst>
+                        <a:ext uri="{28A0092B-C50C-407E-A947-70E740481C1C}">
+                          <a14:useLocalDpi xmlns:a14="http://schemas.microsoft.com/office/drawing/2010/main"/>
+                        </a:ext>
+                      </a:extLst>
+                    </a:blip>
+                    <a:srcRect t="16078"/>
+                    <a:stretch>
+                      <a:fillRect/>
+                    </a:stretch>
+                  </pic:blipFill>
+                  <pic:spPr>
+                    <a:xfrm>
+                      <a:off x="0" y="0"/>
+                      <a:ext cx="5724525" cy="2038360"/>
+                    </a:xfrm>
+                    <a:prstGeom prst="rect">
+                      <a:avLst/>
+                    </a:prstGeom>
+                  </pic:spPr>
+                </pic:pic>
+              </a:graphicData>
+            </a:graphic>
+          </wp:inline>
+        </w:drawing>
+      </w:r>
+    </w:p>
+    <w:p>
+      <w:pPr>
+        <w:pStyle w:val="Caption"/>
+      </w:pPr>
+      <w:r>
+        <w:t xml:space="preserve">Figure </w:t>
+      </w:r>
+      <w:r>
+        <w:fldChar w:fldCharType="begin"/>
+      </w:r>
+      <w:r>
+        <w:instrText xml:space="preserve"> SEQ Figure \* ARABIC </w:instrText>
+      </w:r>
+      <w:r>
+        <w:fldChar w:fldCharType="separate"/>
+      </w:r>
+      <w:r>
+        <w:rPr>
+          <w:noProof/>
+        </w:rPr>
+        <w:t>17</w:t>
+      </w:r>
+      <w:r>
+        <w:fldChar w:fldCharType="end"/>
+      </w:r>
+      <w:r>
+        <w:t xml:space="preserve">. Updated </w:t>
+      </w:r>
+      <w:r>
+        <w:t>Database ERD</w:t>
+      </w:r>
+    </w:p>
     <w:p/>
     <w:p>
       <w:pPr>
@@ -6356,23 +8409,15 @@
       <w:pPr>
         <w:pStyle w:val="Heading3"/>
       </w:pPr>
-      <w:bookmarkStart w:id="31" w:name="_Toc242789135"/>
-      <w:r>
-        <w:lastRenderedPageBreak/>
+      <w:bookmarkStart w:id="33" w:name="_Toc242812462"/>
+      <w:r>
         <w:t>Client–Server Communication</w:t>
       </w:r>
-      <w:bookmarkEnd w:id="31"/>
-    </w:p>
-    <w:p>
-      <w:r>
-        <w:rPr>
-          <w:b/>
-          <w:bCs/>
-        </w:rPr>
-        <w:t>Comparison:</w:t>
-      </w:r>
-      <w:r>
-        <w:t xml:space="preserve"> The original proposed client-server architecture was executed with zero structural divergence. The application uses Retrofit/</w:t>
+      <w:bookmarkEnd w:id="33"/>
+    </w:p>
+    <w:p>
+      <w:r>
+        <w:t>The original proposed client-server architecture was executed with zero structural divergence. The application uses Retrofit/</w:t>
       </w:r>
       <w:proofErr w:type="spellStart"/>
       <w:r>
@@ -6392,6 +8437,9 @@
       </w:r>
     </w:p>
     <w:p>
+      <w:pPr>
+        <w:keepNext/>
+      </w:pPr>
       <w:r>
         <w:rPr>
           <w:rFonts w:eastAsia="Times New Roman" w:cs="Calibri"/>
@@ -6416,7 +8464,7 @@
                     </pic:cNvPicPr>
                   </pic:nvPicPr>
                   <pic:blipFill>
-                    <a:blip r:embed="rId16">
+                    <a:blip r:embed="rId23">
                       <a:extLst>
                         <a:ext uri="{28A0092B-C50C-407E-A947-70E740481C1C}">
                           <a14:useLocalDpi xmlns:a14="http://schemas.microsoft.com/office/drawing/2010/main" val="0"/>
@@ -6445,6 +8493,35 @@
         </w:drawing>
       </w:r>
     </w:p>
+    <w:p>
+      <w:pPr>
+        <w:pStyle w:val="Caption"/>
+      </w:pPr>
+      <w:r>
+        <w:t xml:space="preserve">Figure </w:t>
+      </w:r>
+      <w:r>
+        <w:fldChar w:fldCharType="begin"/>
+      </w:r>
+      <w:r>
+        <w:instrText xml:space="preserve"> SEQ Figure \* ARABIC </w:instrText>
+      </w:r>
+      <w:r>
+        <w:fldChar w:fldCharType="separate"/>
+      </w:r>
+      <w:r>
+        <w:rPr>
+          <w:noProof/>
+        </w:rPr>
+        <w:t>18</w:t>
+      </w:r>
+      <w:r>
+        <w:fldChar w:fldCharType="end"/>
+      </w:r>
+      <w:r>
+        <w:t>. Client-Server Architecture</w:t>
+      </w:r>
+    </w:p>
     <w:p/>
     <w:p>
       <w:pPr>
@@ -6462,109 +8539,404 @@
     </w:p>
     <w:p>
       <w:pPr>
+        <w:pStyle w:val="Heading3"/>
+      </w:pPr>
+      <w:bookmarkStart w:id="34" w:name="_Toc242812463"/>
+      <w:r>
+        <w:t>Use Case Diagram</w:t>
+      </w:r>
+      <w:bookmarkEnd w:id="34"/>
+    </w:p>
+    <w:p>
+      <w:r>
+        <w:t>The original Use Case Diagram identified the main interactions between the user and the AI-Based Smart Meal Planner, including managing health goals, dietary requirements and available ingredients, generating meal plans and recipes, viewing nutritional information and generating grocery lists</w:t>
+      </w:r>
+      <w:r>
+        <w:t xml:space="preserve">. </w:t>
+      </w:r>
+      <w:r>
+        <w:t>During implementation, these interactions were refined to reflect the functionality of the final prototype. Meal plan and recipe generation were integrated into a single workflow, allowing users to access recipes associated with their generated weekly meal plans. Additional use cases were introduced for saving and restoring meal plans, viewing categorised grocery lists, filtering grocery items required for the current day and marking items as purchased.</w:t>
+      </w:r>
+    </w:p>
+    <w:p>
+      <w:r>
+        <w:t>The updated diagram also reflects the application's ability to retain saved meal plans and grocery purchase states across sessions. However, the originally proposed functionality for suggesting alternative ingredients was not implemented and is therefore excluded from the updated diagram.</w:t>
+      </w:r>
+      <w:r>
+        <w:t xml:space="preserve"> </w:t>
+      </w:r>
+      <w:r>
+        <w:t>Overall, the updated Use Case Diagram retains the main user interactions established in the original proposal while incorporating the additional functionality and refinements introduced during development.</w:t>
+      </w:r>
+    </w:p>
+    <w:p>
+      <w:pPr>
+        <w:keepNext/>
+      </w:pPr>
+      <w:r>
+        <w:rPr>
+          <w:noProof/>
+        </w:rPr>
+        <w:drawing>
+          <wp:inline distT="0" distB="0" distL="0" distR="0" wp14:anchorId="58220051" wp14:editId="665A5B5D">
+            <wp:extent cx="2344984" cy="5199797"/>
+            <wp:effectExtent l="0" t="0" r="0" b="1270"/>
+            <wp:docPr id="1936308149" name="Picture 1"/>
+            <wp:cNvGraphicFramePr>
+              <a:graphicFrameLocks xmlns:a="http://schemas.openxmlformats.org/drawingml/2006/main" noChangeAspect="1"/>
+            </wp:cNvGraphicFramePr>
+            <a:graphic xmlns:a="http://schemas.openxmlformats.org/drawingml/2006/main">
+              <a:graphicData uri="http://schemas.openxmlformats.org/drawingml/2006/picture">
+                <pic:pic xmlns:pic="http://schemas.openxmlformats.org/drawingml/2006/picture">
+                  <pic:nvPicPr>
+                    <pic:cNvPr id="1936308149" name=""/>
+                    <pic:cNvPicPr/>
+                  </pic:nvPicPr>
+                  <pic:blipFill>
+                    <a:blip r:embed="rId24">
+                      <a:extLst>
+                        <a:ext uri="{28A0092B-C50C-407E-A947-70E740481C1C}">
+                          <a14:useLocalDpi xmlns:a14="http://schemas.microsoft.com/office/drawing/2010/main" val="0"/>
+                        </a:ext>
+                      </a:extLst>
+                    </a:blip>
+                    <a:stretch>
+                      <a:fillRect/>
+                    </a:stretch>
+                  </pic:blipFill>
+                  <pic:spPr>
+                    <a:xfrm>
+                      <a:off x="0" y="0"/>
+                      <a:ext cx="2346905" cy="5204058"/>
+                    </a:xfrm>
+                    <a:prstGeom prst="rect">
+                      <a:avLst/>
+                    </a:prstGeom>
+                  </pic:spPr>
+                </pic:pic>
+              </a:graphicData>
+            </a:graphic>
+          </wp:inline>
+        </w:drawing>
+      </w:r>
+    </w:p>
+    <w:p>
+      <w:pPr>
+        <w:pStyle w:val="Caption"/>
+      </w:pPr>
+      <w:r>
+        <w:t xml:space="preserve">Figure </w:t>
+      </w:r>
+      <w:r>
+        <w:fldChar w:fldCharType="begin"/>
+      </w:r>
+      <w:r>
+        <w:instrText xml:space="preserve"> SEQ Figure \* ARABIC </w:instrText>
+      </w:r>
+      <w:r>
+        <w:fldChar w:fldCharType="separate"/>
+      </w:r>
+      <w:r>
+        <w:rPr>
+          <w:noProof/>
+        </w:rPr>
+        <w:t>19</w:t>
+      </w:r>
+      <w:r>
+        <w:fldChar w:fldCharType="end"/>
+      </w:r>
+      <w:r>
+        <w:t xml:space="preserve">. Original </w:t>
+      </w:r>
+      <w:r>
+        <w:t>Use Case Diagram</w:t>
+      </w:r>
+    </w:p>
+    <w:p>
+      <w:r>
+        <w:rPr>
+          <w:noProof/>
+        </w:rPr>
+        <w:drawing>
+          <wp:inline distT="0" distB="0" distL="0" distR="0" wp14:anchorId="0761B29E" wp14:editId="5F816988">
+            <wp:extent cx="2518617" cy="7574508"/>
+            <wp:effectExtent l="0" t="0" r="0" b="7620"/>
+            <wp:docPr id="1144126270" name="Picture 1"/>
+            <wp:cNvGraphicFramePr>
+              <a:graphicFrameLocks xmlns:a="http://schemas.openxmlformats.org/drawingml/2006/main" noChangeAspect="1"/>
+            </wp:cNvGraphicFramePr>
+            <a:graphic xmlns:a="http://schemas.openxmlformats.org/drawingml/2006/main">
+              <a:graphicData uri="http://schemas.openxmlformats.org/drawingml/2006/picture">
+                <pic:pic xmlns:pic="http://schemas.openxmlformats.org/drawingml/2006/picture">
+                  <pic:nvPicPr>
+                    <pic:cNvPr id="1144126270" name=""/>
+                    <pic:cNvPicPr/>
+                  </pic:nvPicPr>
+                  <pic:blipFill>
+                    <a:blip r:embed="rId25">
+                      <a:extLst>
+                        <a:ext uri="{28A0092B-C50C-407E-A947-70E740481C1C}">
+                          <a14:useLocalDpi xmlns:a14="http://schemas.microsoft.com/office/drawing/2010/main" val="0"/>
+                        </a:ext>
+                      </a:extLst>
+                    </a:blip>
+                    <a:stretch>
+                      <a:fillRect/>
+                    </a:stretch>
+                  </pic:blipFill>
+                  <pic:spPr>
+                    <a:xfrm>
+                      <a:off x="0" y="0"/>
+                      <a:ext cx="2529368" cy="7606840"/>
+                    </a:xfrm>
+                    <a:prstGeom prst="rect">
+                      <a:avLst/>
+                    </a:prstGeom>
+                  </pic:spPr>
+                </pic:pic>
+              </a:graphicData>
+            </a:graphic>
+          </wp:inline>
+        </w:drawing>
+      </w:r>
+    </w:p>
+    <w:p>
+      <w:pPr>
+        <w:pStyle w:val="Caption"/>
+      </w:pPr>
+      <w:r>
+        <w:t xml:space="preserve">Figure </w:t>
+      </w:r>
+      <w:r>
+        <w:fldChar w:fldCharType="begin"/>
+      </w:r>
+      <w:r>
+        <w:instrText xml:space="preserve"> SEQ Figure \* ARABIC </w:instrText>
+      </w:r>
+      <w:r>
+        <w:fldChar w:fldCharType="separate"/>
+      </w:r>
+      <w:r>
+        <w:rPr>
+          <w:noProof/>
+        </w:rPr>
+        <w:t>20</w:t>
+      </w:r>
+      <w:r>
+        <w:fldChar w:fldCharType="end"/>
+      </w:r>
+      <w:r>
+        <w:t xml:space="preserve">. Updated </w:t>
+      </w:r>
+      <w:r>
+        <w:t>Use Case Diagram</w:t>
+      </w:r>
+    </w:p>
+    <w:p>
+      <w:pPr>
         <w:pStyle w:val="Heading2"/>
       </w:pPr>
-      <w:bookmarkStart w:id="32" w:name="_Toc242789136"/>
-      <w:r>
-        <w:lastRenderedPageBreak/>
-        <w:t xml:space="preserve">User </w:t>
-      </w:r>
-      <w:r>
-        <w:t>Interface</w:t>
-      </w:r>
-      <w:r>
-        <w:t xml:space="preserve"> Design Comparison</w:t>
-      </w:r>
-      <w:bookmarkEnd w:id="32"/>
-    </w:p>
-    <w:p>
-      <w:r>
-        <w:t xml:space="preserve">The completed Android UI maintains the proposed structure while introducing key visual and functional updates: </w:t>
-      </w:r>
-    </w:p>
-    <w:p>
-      <w:pPr>
-        <w:pStyle w:val="ListParagraph"/>
-        <w:numPr>
-          <w:ilvl w:val="0"/>
-          <w:numId w:val="14"/>
-        </w:numPr>
+      <w:r>
+        <w:br w:type="page"/>
+      </w:r>
+      <w:bookmarkStart w:id="35" w:name="_Toc242812464"/>
+      <w:r>
+        <w:t>User Interface Design Comparison</w:t>
+      </w:r>
+      <w:bookmarkEnd w:id="35"/>
+    </w:p>
+    <w:p>
+      <w:pPr>
+        <w:pStyle w:val="Heading3"/>
+      </w:pPr>
+      <w:bookmarkStart w:id="36" w:name="_Toc242812465"/>
+      <w:r>
+        <w:t>Home Interface Design</w:t>
+      </w:r>
+      <w:bookmarkEnd w:id="36"/>
+    </w:p>
+    <w:p>
+      <w:r>
+        <w:t xml:space="preserve">The original </w:t>
+      </w:r>
+      <w:proofErr w:type="gramStart"/>
+      <w:r>
+        <w:t>Home</w:t>
+      </w:r>
+      <w:proofErr w:type="gramEnd"/>
+      <w:r>
+        <w:t xml:space="preserve"> interface design provided a dashboard displaying daily nutritional information, today's meals and navigation to the application's main features. The final implementation retains this structure while introducing several refinements to improve usability and accommodate additional functionality.</w:t>
+      </w:r>
+      <w:r>
+        <w:t xml:space="preserve"> </w:t>
+      </w:r>
+      <w:r>
+        <w:t>The daily nutrition section was refined to display calculated calories and macronutrients, while the meal cards were updated to include a View button for accessing recipe details and an additional Exclude button, allowing users to exclude individual meals from their daily nutritional totals. A View Meal Plan button was also added alongside the existing View Grocery List option to provide more direct navigation. The original app-name and welcome sections were removed to prioritise the presentation of nutritional information and daily meals.</w:t>
+      </w:r>
+    </w:p>
+    <w:p>
+      <w:pPr>
+        <w:jc w:val="center"/>
       </w:pPr>
       <w:r>
         <w:rPr>
-          <w:b/>
-          <w:bCs/>
+          <w:noProof/>
         </w:rPr>
-        <w:t>Aesthetic Updates:</w:t>
-      </w:r>
-      <w:r>
-        <w:t xml:space="preserve"> Replaced the heavy green background with a high-contrast white theme and grey </w:t>
-      </w:r>
-      <w:proofErr w:type="spellStart"/>
-      <w:r>
-        <w:t>CardViews</w:t>
-      </w:r>
-      <w:proofErr w:type="spellEnd"/>
-      <w:r>
-        <w:t xml:space="preserve">. Macronutrients (Protein, Carbs, Fats) are now grouped cleanly above the total Calories rather than enclosed in separate oval fields. </w:t>
-      </w:r>
-    </w:p>
-    <w:p>
-      <w:pPr>
-        <w:pStyle w:val="ListParagraph"/>
-        <w:numPr>
-          <w:ilvl w:val="0"/>
-          <w:numId w:val="14"/>
-        </w:numPr>
-      </w:pPr>
-      <w:r>
-        <w:rPr>
-          <w:b/>
-          <w:bCs/>
-        </w:rPr>
-        <w:t>Navigation Changes:</w:t>
-      </w:r>
-      <w:r>
-        <w:t xml:space="preserve"> The Grocery List was added to the bottom navigation bar as a primary tab for direct access. The Home screen now features two full-width buttons ("View Meal Plan" and "View Grocery List") instead of one. </w:t>
-      </w:r>
-    </w:p>
-    <w:p>
-      <w:pPr>
-        <w:pStyle w:val="ListParagraph"/>
-        <w:numPr>
-          <w:ilvl w:val="0"/>
-          <w:numId w:val="14"/>
-        </w:numPr>
-      </w:pPr>
-      <w:r>
-        <w:rPr>
-          <w:b/>
-          <w:bCs/>
-        </w:rPr>
-        <w:t>Functional Additions:</w:t>
-      </w:r>
-      <w:r>
-        <w:t xml:space="preserve"> An "Exclude" button was added to the daily meal cards alongside the standard "View" option. This allows users to temporarily skip a meal and dynamically recalculate their daily nutrition totals. </w:t>
-      </w:r>
-    </w:p>
-    <w:p>
-      <w:pPr>
-        <w:ind w:left="501"/>
-      </w:pPr>
-    </w:p>
-    <w:p>
-      <w:pPr>
-        <w:jc w:val="center"/>
-      </w:pPr>
+        <mc:AlternateContent>
+          <mc:Choice Requires="wps">
+            <w:drawing>
+              <wp:anchor distT="0" distB="0" distL="114300" distR="114300" simplePos="0" relativeHeight="251658246" behindDoc="0" locked="0" layoutInCell="1" allowOverlap="1" wp14:anchorId="660F5106" wp14:editId="62684592">
+                <wp:simplePos x="0" y="0"/>
+                <wp:positionH relativeFrom="column">
+                  <wp:posOffset>859790</wp:posOffset>
+                </wp:positionH>
+                <wp:positionV relativeFrom="paragraph">
+                  <wp:posOffset>4369435</wp:posOffset>
+                </wp:positionV>
+                <wp:extent cx="1971040" cy="635"/>
+                <wp:effectExtent l="0" t="0" r="0" b="0"/>
+                <wp:wrapSquare wrapText="bothSides"/>
+                <wp:docPr id="2054367234" name="Text Box 1"/>
+                <wp:cNvGraphicFramePr/>
+                <a:graphic xmlns:a="http://schemas.openxmlformats.org/drawingml/2006/main">
+                  <a:graphicData uri="http://schemas.microsoft.com/office/word/2010/wordprocessingShape">
+                    <wps:wsp>
+                      <wps:cNvSpPr txBox="1"/>
+                      <wps:spPr>
+                        <a:xfrm>
+                          <a:off x="0" y="0"/>
+                          <a:ext cx="1971040" cy="635"/>
+                        </a:xfrm>
+                        <a:prstGeom prst="rect">
+                          <a:avLst/>
+                        </a:prstGeom>
+                        <a:solidFill>
+                          <a:prstClr val="white"/>
+                        </a:solidFill>
+                        <a:ln>
+                          <a:noFill/>
+                        </a:ln>
+                      </wps:spPr>
+                      <wps:txbx>
+                        <w:txbxContent>
+                          <w:p>
+                            <w:pPr>
+                              <w:pStyle w:val="Caption"/>
+                              <w:rPr>
+                                <w:noProof/>
+                                <w:sz w:val="22"/>
+                                <w:szCs w:val="22"/>
+                              </w:rPr>
+                            </w:pPr>
+                            <w:r>
+                              <w:t xml:space="preserve">Figure </w:t>
+                            </w:r>
+                            <w:r>
+                              <w:fldChar w:fldCharType="begin"/>
+                            </w:r>
+                            <w:r>
+                              <w:instrText xml:space="preserve"> SEQ Figure \* ARABIC </w:instrText>
+                            </w:r>
+                            <w:r>
+                              <w:fldChar w:fldCharType="separate"/>
+                            </w:r>
+                            <w:r>
+                              <w:rPr>
+                                <w:noProof/>
+                              </w:rPr>
+                              <w:t>21</w:t>
+                            </w:r>
+                            <w:r>
+                              <w:fldChar w:fldCharType="end"/>
+                            </w:r>
+                            <w:r>
+                              <w:t xml:space="preserve">. Original </w:t>
+                            </w:r>
+                            <w:r>
+                              <w:t>Home Interface</w:t>
+                            </w:r>
+                          </w:p>
+                        </w:txbxContent>
+                      </wps:txbx>
+                      <wps:bodyPr rot="0" spcFirstLastPara="0" vertOverflow="overflow" horzOverflow="overflow" vert="horz" wrap="square" lIns="0" tIns="0" rIns="0" bIns="0" numCol="1" spcCol="0" rtlCol="0" fromWordArt="0" anchor="t" anchorCtr="0" forceAA="0" compatLnSpc="1">
+                        <a:prstTxWarp prst="textNoShape">
+                          <a:avLst/>
+                        </a:prstTxWarp>
+                        <a:spAutoFit/>
+                      </wps:bodyPr>
+                    </wps:wsp>
+                  </a:graphicData>
+                </a:graphic>
+              </wp:anchor>
+            </w:drawing>
+          </mc:Choice>
+          <mc:Fallback>
+            <w:pict>
+              <v:shape w14:anchorId="660F5106" id="_x0000_s1028" type="#_x0000_t202" style="position:absolute;left:0;text-align:left;margin-left:67.7pt;margin-top:344.05pt;width:155.2pt;height:.05pt;z-index:251658246;visibility:visible;mso-wrap-style:square;mso-wrap-distance-left:9pt;mso-wrap-distance-top:0;mso-wrap-distance-right:9pt;mso-wrap-distance-bottom:0;mso-position-horizontal:absolute;mso-position-horizontal-relative:text;mso-position-vertical:absolute;mso-position-vertical-relative:text;v-text-anchor:top" o:gfxdata="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" stroked="f">
+                <v:textbox style="mso-fit-shape-to-text:t" inset="0,0,0,0">
+                  <w:txbxContent>
+                    <w:p>
+                      <w:pPr>
+                        <w:pStyle w:val="Caption"/>
+                        <w:rPr>
+                          <w:noProof/>
+                          <w:sz w:val="22"/>
+                          <w:szCs w:val="22"/>
+                        </w:rPr>
+                      </w:pPr>
+                      <w:r>
+                        <w:t xml:space="preserve">Figure </w:t>
+                      </w:r>
+                      <w:r>
+                        <w:fldChar w:fldCharType="begin"/>
+                      </w:r>
+                      <w:r>
+                        <w:instrText xml:space="preserve"> SEQ Figure \* ARABIC </w:instrText>
+                      </w:r>
+                      <w:r>
+                        <w:fldChar w:fldCharType="separate"/>
+                      </w:r>
+                      <w:r>
+                        <w:rPr>
+                          <w:noProof/>
+                        </w:rPr>
+                        <w:t>21</w:t>
+                      </w:r>
+                      <w:r>
+                        <w:fldChar w:fldCharType="end"/>
+                      </w:r>
+                      <w:r>
+                        <w:t xml:space="preserve">. Original </w:t>
+                      </w:r>
+                      <w:r>
+                        <w:t>Home Interface</w:t>
+                      </w:r>
+                    </w:p>
+                  </w:txbxContent>
+                </v:textbox>
+                <w10:wrap type="square"/>
+              </v:shape>
+            </w:pict>
+          </mc:Fallback>
+        </mc:AlternateContent>
+      </w:r>
       <w:r>
         <w:rPr>
           <w:noProof/>
           <w14:ligatures w14:val="standardContextual"/>
         </w:rPr>
         <w:drawing>
-          <wp:inline distT="0" distB="0" distL="0" distR="0" wp14:anchorId="4C54CB6F" wp14:editId="6C0D4640">
+          <wp:anchor distT="0" distB="0" distL="114300" distR="114300" simplePos="0" relativeHeight="251658240" behindDoc="0" locked="0" layoutInCell="1" allowOverlap="1" wp14:anchorId="4C54CB6F" wp14:editId="1E84B9C7">
+            <wp:simplePos x="0" y="0"/>
+            <wp:positionH relativeFrom="column">
+              <wp:posOffset>859809</wp:posOffset>
+            </wp:positionH>
+            <wp:positionV relativeFrom="paragraph">
+              <wp:posOffset>27352</wp:posOffset>
+            </wp:positionV>
             <wp:extent cx="1971040" cy="4285402"/>
             <wp:effectExtent l="0" t="0" r="0" b="1270"/>
+            <wp:wrapSquare wrapText="bothSides"/>
             <wp:docPr id="1148569327" name="Picture 1"/>
             <wp:cNvGraphicFramePr>
               <a:graphicFrameLocks xmlns:a="http://schemas.openxmlformats.org/drawingml/2006/main" noChangeAspect="1"/>
@@ -6579,7 +8951,7 @@
                     </pic:cNvPicPr>
                   </pic:nvPicPr>
                   <pic:blipFill rotWithShape="1">
-                    <a:blip r:embed="rId17">
+                    <a:blip r:embed="rId26">
                       <a:extLst>
                         <a:ext uri="{28A0092B-C50C-407E-A947-70E740481C1C}">
                           <a14:useLocalDpi xmlns:a14="http://schemas.microsoft.com/office/drawing/2010/main" val="0"/>
@@ -6594,7 +8966,7 @@
                   <pic:spPr bwMode="auto">
                     <a:xfrm>
                       <a:off x="0" y="0"/>
-                      <a:ext cx="1989231" cy="4324953"/>
+                      <a:ext cx="1971040" cy="4285402"/>
                     </a:xfrm>
                     <a:prstGeom prst="rect">
                       <a:avLst/>
@@ -6612,17 +8984,173 @@
                 </pic:pic>
               </a:graphicData>
             </a:graphic>
-          </wp:inline>
+            <wp14:sizeRelH relativeFrom="margin">
+              <wp14:pctWidth>0</wp14:pctWidth>
+            </wp14:sizeRelH>
+            <wp14:sizeRelV relativeFrom="margin">
+              <wp14:pctHeight>0</wp14:pctHeight>
+            </wp14:sizeRelV>
+          </wp:anchor>
         </w:drawing>
+      </w:r>
+      <w:r>
+        <w:rPr>
+          <w:noProof/>
+        </w:rPr>
+        <mc:AlternateContent>
+          <mc:Choice Requires="wps">
+            <w:drawing>
+              <wp:anchor distT="0" distB="0" distL="114300" distR="114300" simplePos="0" relativeHeight="251658247" behindDoc="0" locked="0" layoutInCell="1" allowOverlap="1" wp14:anchorId="150C5A3D" wp14:editId="010677C5">
+                <wp:simplePos x="0" y="0"/>
+                <wp:positionH relativeFrom="column">
+                  <wp:posOffset>3315970</wp:posOffset>
+                </wp:positionH>
+                <wp:positionV relativeFrom="paragraph">
+                  <wp:posOffset>4368165</wp:posOffset>
+                </wp:positionV>
+                <wp:extent cx="2038350" cy="635"/>
+                <wp:effectExtent l="0" t="0" r="0" b="0"/>
+                <wp:wrapSquare wrapText="bothSides"/>
+                <wp:docPr id="1127884216" name="Text Box 1"/>
+                <wp:cNvGraphicFramePr/>
+                <a:graphic xmlns:a="http://schemas.openxmlformats.org/drawingml/2006/main">
+                  <a:graphicData uri="http://schemas.microsoft.com/office/word/2010/wordprocessingShape">
+                    <wps:wsp>
+                      <wps:cNvSpPr txBox="1"/>
+                      <wps:spPr>
+                        <a:xfrm>
+                          <a:off x="0" y="0"/>
+                          <a:ext cx="2038350" cy="635"/>
+                        </a:xfrm>
+                        <a:prstGeom prst="rect">
+                          <a:avLst/>
+                        </a:prstGeom>
+                        <a:solidFill>
+                          <a:prstClr val="white"/>
+                        </a:solidFill>
+                        <a:ln>
+                          <a:noFill/>
+                        </a:ln>
+                      </wps:spPr>
+                      <wps:txbx>
+                        <w:txbxContent>
+                          <w:p>
+                            <w:pPr>
+                              <w:pStyle w:val="Caption"/>
+                              <w:rPr>
+                                <w:noProof/>
+                                <w:sz w:val="22"/>
+                                <w:szCs w:val="22"/>
+                              </w:rPr>
+                            </w:pPr>
+                            <w:r>
+                              <w:t xml:space="preserve">Figure </w:t>
+                            </w:r>
+                            <w:r>
+                              <w:fldChar w:fldCharType="begin"/>
+                            </w:r>
+                            <w:r>
+                              <w:instrText xml:space="preserve"> SEQ Figure \* ARABIC </w:instrText>
+                            </w:r>
+                            <w:r>
+                              <w:fldChar w:fldCharType="separate"/>
+                            </w:r>
+                            <w:r>
+                              <w:rPr>
+                                <w:noProof/>
+                              </w:rPr>
+                              <w:t>22</w:t>
+                            </w:r>
+                            <w:r>
+                              <w:fldChar w:fldCharType="end"/>
+                            </w:r>
+                            <w:r>
+                              <w:t xml:space="preserve">. Updated </w:t>
+                            </w:r>
+                            <w:r>
+                              <w:t>Home Interface</w:t>
+                            </w:r>
+                          </w:p>
+                        </w:txbxContent>
+                      </wps:txbx>
+                      <wps:bodyPr rot="0" spcFirstLastPara="0" vertOverflow="overflow" horzOverflow="overflow" vert="horz" wrap="square" lIns="0" tIns="0" rIns="0" bIns="0" numCol="1" spcCol="0" rtlCol="0" fromWordArt="0" anchor="t" anchorCtr="0" forceAA="0" compatLnSpc="1">
+                        <a:prstTxWarp prst="textNoShape">
+                          <a:avLst/>
+                        </a:prstTxWarp>
+                        <a:spAutoFit/>
+                      </wps:bodyPr>
+                    </wps:wsp>
+                  </a:graphicData>
+                </a:graphic>
+              </wp:anchor>
+            </w:drawing>
+          </mc:Choice>
+          <mc:Fallback>
+            <w:pict>
+              <v:shape w14:anchorId="150C5A3D" id="_x0000_s1029" type="#_x0000_t202" style="position:absolute;left:0;text-align:left;margin-left:261.1pt;margin-top:343.95pt;width:160.5pt;height:.05pt;z-index:251658247;visibility:visible;mso-wrap-style:square;mso-wrap-distance-left:9pt;mso-wrap-distance-top:0;mso-wrap-distance-right:9pt;mso-wrap-distance-bottom:0;mso-position-horizontal:absolute;mso-position-horizontal-relative:text;mso-position-vertical:absolute;mso-position-vertical-relative:text;v-text-anchor:top" o:gfxdata="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" stroked="f">
+                <v:textbox style="mso-fit-shape-to-text:t" inset="0,0,0,0">
+                  <w:txbxContent>
+                    <w:p>
+                      <w:pPr>
+                        <w:pStyle w:val="Caption"/>
+                        <w:rPr>
+                          <w:noProof/>
+                          <w:sz w:val="22"/>
+                          <w:szCs w:val="22"/>
+                        </w:rPr>
+                      </w:pPr>
+                      <w:r>
+                        <w:t xml:space="preserve">Figure </w:t>
+                      </w:r>
+                      <w:r>
+                        <w:fldChar w:fldCharType="begin"/>
+                      </w:r>
+                      <w:r>
+                        <w:instrText xml:space="preserve"> SEQ Figure \* ARABIC </w:instrText>
+                      </w:r>
+                      <w:r>
+                        <w:fldChar w:fldCharType="separate"/>
+                      </w:r>
+                      <w:r>
+                        <w:rPr>
+                          <w:noProof/>
+                        </w:rPr>
+                        <w:t>22</w:t>
+                      </w:r>
+                      <w:r>
+                        <w:fldChar w:fldCharType="end"/>
+                      </w:r>
+                      <w:r>
+                        <w:t xml:space="preserve">. Updated </w:t>
+                      </w:r>
+                      <w:r>
+                        <w:t>Home Interface</w:t>
+                      </w:r>
+                    </w:p>
+                  </w:txbxContent>
+                </v:textbox>
+                <w10:wrap type="square"/>
+              </v:shape>
+            </w:pict>
+          </mc:Fallback>
+        </mc:AlternateContent>
       </w:r>
       <w:r>
         <w:rPr>
           <w:noProof/>
         </w:rPr>
         <w:drawing>
-          <wp:inline distT="0" distB="0" distL="0" distR="0" wp14:anchorId="544CF8CA" wp14:editId="27F13AD2">
-            <wp:extent cx="2038350" cy="4311454"/>
+          <wp:anchor distT="0" distB="0" distL="114300" distR="114300" simplePos="0" relativeHeight="251658241" behindDoc="0" locked="0" layoutInCell="1" allowOverlap="1" wp14:anchorId="544CF8CA" wp14:editId="1D3B9828">
+            <wp:simplePos x="0" y="0"/>
+            <wp:positionH relativeFrom="column">
+              <wp:posOffset>3315970</wp:posOffset>
+            </wp:positionH>
+            <wp:positionV relativeFrom="paragraph">
+              <wp:posOffset>0</wp:posOffset>
+            </wp:positionV>
+            <wp:extent cx="2038350" cy="4311015"/>
             <wp:effectExtent l="0" t="0" r="0" b="0"/>
+            <wp:wrapSquare wrapText="bothSides"/>
             <wp:docPr id="421261291" name="Picture 1"/>
             <wp:cNvGraphicFramePr>
               <a:graphicFrameLocks xmlns:a="http://schemas.openxmlformats.org/drawingml/2006/main" noChangeAspect="1"/>
@@ -6635,7 +9163,13 @@
                     <pic:cNvPicPr/>
                   </pic:nvPicPr>
                   <pic:blipFill>
-                    <a:blip r:embed="rId18"/>
+                    <a:blip r:embed="rId27" cstate="print">
+                      <a:extLst>
+                        <a:ext uri="{28A0092B-C50C-407E-A947-70E740481C1C}">
+                          <a14:useLocalDpi xmlns:a14="http://schemas.microsoft.com/office/drawing/2010/main" val="0"/>
+                        </a:ext>
+                      </a:extLst>
+                    </a:blip>
                     <a:stretch>
                       <a:fillRect/>
                     </a:stretch>
@@ -6643,7 +9177,7 @@
                   <pic:spPr>
                     <a:xfrm>
                       <a:off x="0" y="0"/>
-                      <a:ext cx="2047813" cy="4331470"/>
+                      <a:ext cx="2038350" cy="4311015"/>
                     </a:xfrm>
                     <a:prstGeom prst="rect">
                       <a:avLst/>
@@ -6652,23 +9186,204 @@
                 </pic:pic>
               </a:graphicData>
             </a:graphic>
-          </wp:inline>
+          </wp:anchor>
         </w:drawing>
       </w:r>
     </w:p>
     <w:p>
       <w:pPr>
-        <w:jc w:val="center"/>
-      </w:pPr>
+        <w:spacing w:after="160" w:line="278" w:lineRule="auto"/>
+      </w:pPr>
+      <w:r>
+        <w:br w:type="page"/>
+      </w:r>
+    </w:p>
+    <w:p>
+      <w:pPr>
+        <w:pStyle w:val="Heading3"/>
+      </w:pPr>
+      <w:bookmarkStart w:id="37" w:name="_Toc242812466"/>
+      <w:r>
+        <w:t>User Profile Interface Design</w:t>
+      </w:r>
+      <w:bookmarkEnd w:id="37"/>
+    </w:p>
+    <w:p>
+      <w:r>
+        <w:t>The original User Profile interface design included inputs for health and weight goals, dietary requirements, food preferences and available ingredients. The final implementation retains these features while refining the layout and input methods to improve usability.</w:t>
+      </w:r>
+      <w:r>
+        <w:t xml:space="preserve"> </w:t>
+      </w:r>
+      <w:r>
+        <w:t>The original dropdown for selecting health goals was replaced with radio buttons for weight loss, maintenance and gain, allowing users to select their goal directly. Current and target weight inputs were retained, while dietary requirements and food preferences were implemented as text fields rather than dropdown menus, allowing users to enter their own information.</w:t>
+      </w:r>
+      <w:r>
+        <w:t xml:space="preserve"> </w:t>
+      </w:r>
+      <w:r>
+        <w:t>The Available Ingredients section was also expanded to allow users to add ingredients directly from the Profile interface and view their saved ingredients through an expandable list. The original app-name header was removed, and the interface was reorganised with consistent input fields, spacing and action buttons.</w:t>
+      </w:r>
+    </w:p>
+    <w:p>
       <w:r>
         <w:rPr>
           <w:noProof/>
         </w:rPr>
-        <w:lastRenderedPageBreak/>
+        <mc:AlternateContent>
+          <mc:Choice Requires="wps">
+            <w:drawing>
+              <wp:anchor distT="0" distB="0" distL="114300" distR="114300" simplePos="0" relativeHeight="251658248" behindDoc="0" locked="0" layoutInCell="1" allowOverlap="1" wp14:anchorId="02BB010D" wp14:editId="140BB844">
+                <wp:simplePos x="0" y="0"/>
+                <wp:positionH relativeFrom="column">
+                  <wp:posOffset>504190</wp:posOffset>
+                </wp:positionH>
+                <wp:positionV relativeFrom="paragraph">
+                  <wp:posOffset>4269105</wp:posOffset>
+                </wp:positionV>
+                <wp:extent cx="1945005" cy="635"/>
+                <wp:effectExtent l="0" t="0" r="0" b="0"/>
+                <wp:wrapSquare wrapText="bothSides"/>
+                <wp:docPr id="26185804" name="Text Box 1"/>
+                <wp:cNvGraphicFramePr/>
+                <a:graphic xmlns:a="http://schemas.openxmlformats.org/drawingml/2006/main">
+                  <a:graphicData uri="http://schemas.microsoft.com/office/word/2010/wordprocessingShape">
+                    <wps:wsp>
+                      <wps:cNvSpPr txBox="1"/>
+                      <wps:spPr>
+                        <a:xfrm>
+                          <a:off x="0" y="0"/>
+                          <a:ext cx="1945005" cy="635"/>
+                        </a:xfrm>
+                        <a:prstGeom prst="rect">
+                          <a:avLst/>
+                        </a:prstGeom>
+                        <a:solidFill>
+                          <a:prstClr val="white"/>
+                        </a:solidFill>
+                        <a:ln>
+                          <a:noFill/>
+                        </a:ln>
+                      </wps:spPr>
+                      <wps:txbx>
+                        <w:txbxContent>
+                          <w:p>
+                            <w:pPr>
+                              <w:pStyle w:val="Caption"/>
+                              <w:rPr>
+                                <w:noProof/>
+                                <w:sz w:val="22"/>
+                                <w:szCs w:val="22"/>
+                              </w:rPr>
+                            </w:pPr>
+                            <w:r>
+                              <w:t xml:space="preserve">Figure </w:t>
+                            </w:r>
+                            <w:r>
+                              <w:fldChar w:fldCharType="begin"/>
+                            </w:r>
+                            <w:r>
+                              <w:instrText xml:space="preserve"> SEQ Figure \* ARABIC </w:instrText>
+                            </w:r>
+                            <w:r>
+                              <w:fldChar w:fldCharType="separate"/>
+                            </w:r>
+                            <w:r>
+                              <w:rPr>
+                                <w:noProof/>
+                              </w:rPr>
+                              <w:t>23</w:t>
+                            </w:r>
+                            <w:r>
+                              <w:fldChar w:fldCharType="end"/>
+                            </w:r>
+                            <w:r>
+                              <w:t xml:space="preserve">. Original </w:t>
+                            </w:r>
+                            <w:r>
+                              <w:t>User Profile Interface</w:t>
+                            </w:r>
+                          </w:p>
+                        </w:txbxContent>
+                      </wps:txbx>
+                      <wps:bodyPr rot="0" spcFirstLastPara="0" vertOverflow="overflow" horzOverflow="overflow" vert="horz" wrap="square" lIns="0" tIns="0" rIns="0" bIns="0" numCol="1" spcCol="0" rtlCol="0" fromWordArt="0" anchor="t" anchorCtr="0" forceAA="0" compatLnSpc="1">
+                        <a:prstTxWarp prst="textNoShape">
+                          <a:avLst/>
+                        </a:prstTxWarp>
+                        <a:spAutoFit/>
+                      </wps:bodyPr>
+                    </wps:wsp>
+                  </a:graphicData>
+                </a:graphic>
+              </wp:anchor>
+            </w:drawing>
+          </mc:Choice>
+          <mc:Fallback>
+            <w:pict>
+              <v:shape w14:anchorId="02BB010D" id="_x0000_s1030" type="#_x0000_t202" style="position:absolute;margin-left:39.7pt;margin-top:336.15pt;width:153.15pt;height:.05pt;z-index:251658248;visibility:visible;mso-wrap-style:square;mso-wrap-distance-left:9pt;mso-wrap-distance-top:0;mso-wrap-distance-right:9pt;mso-wrap-distance-bottom:0;mso-position-horizontal:absolute;mso-position-horizontal-relative:text;mso-position-vertical:absolute;mso-position-vertical-relative:text;v-text-anchor:top" o:gfxdata="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" stroked="f">
+                <v:textbox style="mso-fit-shape-to-text:t" inset="0,0,0,0">
+                  <w:txbxContent>
+                    <w:p>
+                      <w:pPr>
+                        <w:pStyle w:val="Caption"/>
+                        <w:rPr>
+                          <w:noProof/>
+                          <w:sz w:val="22"/>
+                          <w:szCs w:val="22"/>
+                        </w:rPr>
+                      </w:pPr>
+                      <w:r>
+                        <w:t xml:space="preserve">Figure </w:t>
+                      </w:r>
+                      <w:r>
+                        <w:fldChar w:fldCharType="begin"/>
+                      </w:r>
+                      <w:r>
+                        <w:instrText xml:space="preserve"> SEQ Figure \* ARABIC </w:instrText>
+                      </w:r>
+                      <w:r>
+                        <w:fldChar w:fldCharType="separate"/>
+                      </w:r>
+                      <w:r>
+                        <w:rPr>
+                          <w:noProof/>
+                        </w:rPr>
+                        <w:t>23</w:t>
+                      </w:r>
+                      <w:r>
+                        <w:fldChar w:fldCharType="end"/>
+                      </w:r>
+                      <w:r>
+                        <w:t xml:space="preserve">. Original </w:t>
+                      </w:r>
+                      <w:r>
+                        <w:t>User Profile Interface</w:t>
+                      </w:r>
+                    </w:p>
+                  </w:txbxContent>
+                </v:textbox>
+                <w10:wrap type="square"/>
+              </v:shape>
+            </w:pict>
+          </mc:Fallback>
+        </mc:AlternateContent>
+      </w:r>
+      <w:r>
+        <w:rPr>
+          <w:noProof/>
+        </w:rPr>
         <w:drawing>
-          <wp:inline distT="0" distB="0" distL="0" distR="0" wp14:anchorId="6C6A512B" wp14:editId="45B8D861">
+          <wp:anchor distT="0" distB="0" distL="114300" distR="114300" simplePos="0" relativeHeight="251658242" behindDoc="0" locked="0" layoutInCell="1" allowOverlap="1" wp14:anchorId="3A605965" wp14:editId="3074D5E2">
+            <wp:simplePos x="0" y="0"/>
+            <wp:positionH relativeFrom="column">
+              <wp:posOffset>504768</wp:posOffset>
+            </wp:positionH>
+            <wp:positionV relativeFrom="paragraph">
+              <wp:posOffset>-303</wp:posOffset>
+            </wp:positionV>
             <wp:extent cx="1945023" cy="4212077"/>
             <wp:effectExtent l="0" t="0" r="0" b="0"/>
+            <wp:wrapSquare wrapText="bothSides"/>
             <wp:docPr id="2108212074" name="Picture 1"/>
             <wp:cNvGraphicFramePr>
               <a:graphicFrameLocks xmlns:a="http://schemas.openxmlformats.org/drawingml/2006/main" noChangeAspect="1"/>
@@ -6683,7 +9398,7 @@
                     </pic:cNvPicPr>
                   </pic:nvPicPr>
                   <pic:blipFill>
-                    <a:blip r:embed="rId19">
+                    <a:blip r:embed="rId28">
                       <a:extLst>
                         <a:ext uri="{28A0092B-C50C-407E-A947-70E740481C1C}">
                           <a14:useLocalDpi xmlns:a14="http://schemas.microsoft.com/office/drawing/2010/main" val="0"/>
@@ -6698,7 +9413,7 @@
                   <pic:spPr bwMode="auto">
                     <a:xfrm>
                       <a:off x="0" y="0"/>
-                      <a:ext cx="1977033" cy="4281397"/>
+                      <a:ext cx="1945023" cy="4212077"/>
                     </a:xfrm>
                     <a:prstGeom prst="rect">
                       <a:avLst/>
@@ -6711,17 +9426,167 @@
                 </pic:pic>
               </a:graphicData>
             </a:graphic>
-          </wp:inline>
+          </wp:anchor>
         </w:drawing>
+      </w:r>
+      <w:r>
+        <w:rPr>
+          <w:noProof/>
+        </w:rPr>
+        <mc:AlternateContent>
+          <mc:Choice Requires="wps">
+            <w:drawing>
+              <wp:anchor distT="0" distB="0" distL="114300" distR="114300" simplePos="0" relativeHeight="251658249" behindDoc="0" locked="0" layoutInCell="1" allowOverlap="1" wp14:anchorId="5B2D3329" wp14:editId="1EEB9991">
+                <wp:simplePos x="0" y="0"/>
+                <wp:positionH relativeFrom="column">
+                  <wp:posOffset>3014980</wp:posOffset>
+                </wp:positionH>
+                <wp:positionV relativeFrom="paragraph">
+                  <wp:posOffset>4311650</wp:posOffset>
+                </wp:positionV>
+                <wp:extent cx="2009140" cy="635"/>
+                <wp:effectExtent l="0" t="0" r="0" b="0"/>
+                <wp:wrapSquare wrapText="bothSides"/>
+                <wp:docPr id="1501559673" name="Text Box 1"/>
+                <wp:cNvGraphicFramePr/>
+                <a:graphic xmlns:a="http://schemas.openxmlformats.org/drawingml/2006/main">
+                  <a:graphicData uri="http://schemas.microsoft.com/office/word/2010/wordprocessingShape">
+                    <wps:wsp>
+                      <wps:cNvSpPr txBox="1"/>
+                      <wps:spPr>
+                        <a:xfrm>
+                          <a:off x="0" y="0"/>
+                          <a:ext cx="2009140" cy="635"/>
+                        </a:xfrm>
+                        <a:prstGeom prst="rect">
+                          <a:avLst/>
+                        </a:prstGeom>
+                        <a:solidFill>
+                          <a:prstClr val="white"/>
+                        </a:solidFill>
+                        <a:ln>
+                          <a:noFill/>
+                        </a:ln>
+                      </wps:spPr>
+                      <wps:txbx>
+                        <w:txbxContent>
+                          <w:p>
+                            <w:pPr>
+                              <w:pStyle w:val="Caption"/>
+                              <w:rPr>
+                                <w:noProof/>
+                                <w:sz w:val="22"/>
+                                <w:szCs w:val="22"/>
+                              </w:rPr>
+                            </w:pPr>
+                            <w:r>
+                              <w:t xml:space="preserve">Figure </w:t>
+                            </w:r>
+                            <w:r>
+                              <w:fldChar w:fldCharType="begin"/>
+                            </w:r>
+                            <w:r>
+                              <w:instrText xml:space="preserve"> SEQ Figure \* ARABIC </w:instrText>
+                            </w:r>
+                            <w:r>
+                              <w:fldChar w:fldCharType="separate"/>
+                            </w:r>
+                            <w:r>
+                              <w:rPr>
+                                <w:noProof/>
+                              </w:rPr>
+                              <w:t>24</w:t>
+                            </w:r>
+                            <w:r>
+                              <w:fldChar w:fldCharType="end"/>
+                            </w:r>
+                            <w:r>
+                              <w:t xml:space="preserve">. Updated </w:t>
+                            </w:r>
+                            <w:r>
+                              <w:t>User Profile Interface</w:t>
+                            </w:r>
+                          </w:p>
+                        </w:txbxContent>
+                      </wps:txbx>
+                      <wps:bodyPr rot="0" spcFirstLastPara="0" vertOverflow="overflow" horzOverflow="overflow" vert="horz" wrap="square" lIns="0" tIns="0" rIns="0" bIns="0" numCol="1" spcCol="0" rtlCol="0" fromWordArt="0" anchor="t" anchorCtr="0" forceAA="0" compatLnSpc="1">
+                        <a:prstTxWarp prst="textNoShape">
+                          <a:avLst/>
+                        </a:prstTxWarp>
+                        <a:spAutoFit/>
+                      </wps:bodyPr>
+                    </wps:wsp>
+                  </a:graphicData>
+                </a:graphic>
+              </wp:anchor>
+            </w:drawing>
+          </mc:Choice>
+          <mc:Fallback>
+            <w:pict>
+              <v:shape w14:anchorId="5B2D3329" id="_x0000_s1031" type="#_x0000_t202" style="position:absolute;margin-left:237.4pt;margin-top:339.5pt;width:158.2pt;height:.05pt;z-index:251658249;visibility:visible;mso-wrap-style:square;mso-wrap-distance-left:9pt;mso-wrap-distance-top:0;mso-wrap-distance-right:9pt;mso-wrap-distance-bottom:0;mso-position-horizontal:absolute;mso-position-horizontal-relative:text;mso-position-vertical:absolute;mso-position-vertical-relative:text;v-text-anchor:top" o:gfxdata="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" stroked="f">
+                <v:textbox style="mso-fit-shape-to-text:t" inset="0,0,0,0">
+                  <w:txbxContent>
+                    <w:p>
+                      <w:pPr>
+                        <w:pStyle w:val="Caption"/>
+                        <w:rPr>
+                          <w:noProof/>
+                          <w:sz w:val="22"/>
+                          <w:szCs w:val="22"/>
+                        </w:rPr>
+                      </w:pPr>
+                      <w:r>
+                        <w:t xml:space="preserve">Figure </w:t>
+                      </w:r>
+                      <w:r>
+                        <w:fldChar w:fldCharType="begin"/>
+                      </w:r>
+                      <w:r>
+                        <w:instrText xml:space="preserve"> SEQ Figure \* ARABIC </w:instrText>
+                      </w:r>
+                      <w:r>
+                        <w:fldChar w:fldCharType="separate"/>
+                      </w:r>
+                      <w:r>
+                        <w:rPr>
+                          <w:noProof/>
+                        </w:rPr>
+                        <w:t>24</w:t>
+                      </w:r>
+                      <w:r>
+                        <w:fldChar w:fldCharType="end"/>
+                      </w:r>
+                      <w:r>
+                        <w:t xml:space="preserve">. Updated </w:t>
+                      </w:r>
+                      <w:r>
+                        <w:t>User Profile Interface</w:t>
+                      </w:r>
+                    </w:p>
+                  </w:txbxContent>
+                </v:textbox>
+                <w10:wrap type="square"/>
+              </v:shape>
+            </w:pict>
+          </mc:Fallback>
+        </mc:AlternateContent>
       </w:r>
       <w:r>
         <w:rPr>
           <w:noProof/>
         </w:rPr>
         <w:drawing>
-          <wp:inline distT="0" distB="0" distL="0" distR="0" wp14:anchorId="5F51E185" wp14:editId="634594D0">
-            <wp:extent cx="2009761" cy="4250987"/>
+          <wp:anchor distT="0" distB="0" distL="114300" distR="114300" simplePos="0" relativeHeight="251658243" behindDoc="0" locked="0" layoutInCell="1" allowOverlap="1" wp14:anchorId="76A5C7C7" wp14:editId="725AB76C">
+            <wp:simplePos x="0" y="0"/>
+            <wp:positionH relativeFrom="column">
+              <wp:posOffset>3014980</wp:posOffset>
+            </wp:positionH>
+            <wp:positionV relativeFrom="paragraph">
+              <wp:posOffset>3810</wp:posOffset>
+            </wp:positionV>
+            <wp:extent cx="2009140" cy="4250690"/>
             <wp:effectExtent l="0" t="0" r="0" b="0"/>
+            <wp:wrapSquare wrapText="bothSides"/>
             <wp:docPr id="507632146" name="Picture 1"/>
             <wp:cNvGraphicFramePr>
               <a:graphicFrameLocks xmlns:a="http://schemas.openxmlformats.org/drawingml/2006/main" noChangeAspect="1"/>
@@ -6734,7 +9599,13 @@
                     <pic:cNvPicPr/>
                   </pic:nvPicPr>
                   <pic:blipFill>
-                    <a:blip r:embed="rId20"/>
+                    <a:blip r:embed="rId29" cstate="print">
+                      <a:extLst>
+                        <a:ext uri="{28A0092B-C50C-407E-A947-70E740481C1C}">
+                          <a14:useLocalDpi xmlns:a14="http://schemas.microsoft.com/office/drawing/2010/main" val="0"/>
+                        </a:ext>
+                      </a:extLst>
+                    </a:blip>
                     <a:stretch>
                       <a:fillRect/>
                     </a:stretch>
@@ -6742,7 +9613,7 @@
                   <pic:spPr>
                     <a:xfrm>
                       <a:off x="0" y="0"/>
-                      <a:ext cx="2018782" cy="4270068"/>
+                      <a:ext cx="2009140" cy="4250690"/>
                     </a:xfrm>
                     <a:prstGeom prst="rect">
                       <a:avLst/>
@@ -6751,22 +9622,192 @@
                 </pic:pic>
               </a:graphicData>
             </a:graphic>
-          </wp:inline>
+          </wp:anchor>
         </w:drawing>
       </w:r>
     </w:p>
     <w:p>
       <w:pPr>
-        <w:jc w:val="center"/>
-      </w:pPr>
+        <w:spacing w:after="160" w:line="278" w:lineRule="auto"/>
+      </w:pPr>
+      <w:r>
+        <w:br w:type="page"/>
+      </w:r>
+    </w:p>
+    <w:p>
+      <w:pPr>
+        <w:pStyle w:val="Heading3"/>
+      </w:pPr>
+      <w:bookmarkStart w:id="38" w:name="_Toc242812467"/>
+      <w:r>
+        <w:t>Grocery List Interface Design</w:t>
+      </w:r>
+      <w:bookmarkEnd w:id="38"/>
+    </w:p>
+    <w:p>
+      <w:r>
+        <w:t>The original Available Ingredients interface design provided a separate screen for users to add, view and remove ingredients already available to them. During implementation, this functionality was incorporated into the User Profile interface, allowing users to manage their ingredients directly alongside their dietary requirements and food preferences.</w:t>
+      </w:r>
+      <w:r>
+        <w:t xml:space="preserve"> </w:t>
+      </w:r>
+      <w:r>
+        <w:t>The final application also includes a Grocery List interface that displays the ingredients required for generated meal plans. Grocery items are organised into categories such as produce and protein, with checkboxes allowing users to mark items as purchased. Additional filtering options were introduced to allow users to view groceries required for the current day or the entire week.</w:t>
+      </w:r>
+    </w:p>
+    <w:p>
+      <w:r>
+        <w:rPr>
+          <w:noProof/>
+        </w:rPr>
+        <mc:AlternateContent>
+          <mc:Choice Requires="wps">
+            <w:drawing>
+              <wp:anchor distT="0" distB="0" distL="114300" distR="114300" simplePos="0" relativeHeight="251658250" behindDoc="0" locked="0" layoutInCell="1" allowOverlap="1" wp14:anchorId="3D248261" wp14:editId="57709F47">
+                <wp:simplePos x="0" y="0"/>
+                <wp:positionH relativeFrom="column">
+                  <wp:posOffset>381635</wp:posOffset>
+                </wp:positionH>
+                <wp:positionV relativeFrom="paragraph">
+                  <wp:posOffset>4754245</wp:posOffset>
+                </wp:positionV>
+                <wp:extent cx="2019300" cy="635"/>
+                <wp:effectExtent l="0" t="0" r="0" b="0"/>
+                <wp:wrapSquare wrapText="bothSides"/>
+                <wp:docPr id="1484042169" name="Text Box 1"/>
+                <wp:cNvGraphicFramePr/>
+                <a:graphic xmlns:a="http://schemas.openxmlformats.org/drawingml/2006/main">
+                  <a:graphicData uri="http://schemas.microsoft.com/office/word/2010/wordprocessingShape">
+                    <wps:wsp>
+                      <wps:cNvSpPr txBox="1"/>
+                      <wps:spPr>
+                        <a:xfrm>
+                          <a:off x="0" y="0"/>
+                          <a:ext cx="2019300" cy="635"/>
+                        </a:xfrm>
+                        <a:prstGeom prst="rect">
+                          <a:avLst/>
+                        </a:prstGeom>
+                        <a:solidFill>
+                          <a:prstClr val="white"/>
+                        </a:solidFill>
+                        <a:ln>
+                          <a:noFill/>
+                        </a:ln>
+                      </wps:spPr>
+                      <wps:txbx>
+                        <w:txbxContent>
+                          <w:p>
+                            <w:pPr>
+                              <w:pStyle w:val="Caption"/>
+                              <w:rPr>
+                                <w:noProof/>
+                                <w:sz w:val="22"/>
+                                <w:szCs w:val="22"/>
+                              </w:rPr>
+                            </w:pPr>
+                            <w:r>
+                              <w:t xml:space="preserve">Figure </w:t>
+                            </w:r>
+                            <w:r>
+                              <w:fldChar w:fldCharType="begin"/>
+                            </w:r>
+                            <w:r>
+                              <w:instrText xml:space="preserve"> SEQ Figure \* ARABIC </w:instrText>
+                            </w:r>
+                            <w:r>
+                              <w:fldChar w:fldCharType="separate"/>
+                            </w:r>
+                            <w:r>
+                              <w:rPr>
+                                <w:noProof/>
+                              </w:rPr>
+                              <w:t>25</w:t>
+                            </w:r>
+                            <w:r>
+                              <w:fldChar w:fldCharType="end"/>
+                            </w:r>
+                            <w:r>
+                              <w:t>. Original Grocery List Interface</w:t>
+                            </w:r>
+                          </w:p>
+                        </w:txbxContent>
+                      </wps:txbx>
+                      <wps:bodyPr rot="0" spcFirstLastPara="0" vertOverflow="overflow" horzOverflow="overflow" vert="horz" wrap="square" lIns="0" tIns="0" rIns="0" bIns="0" numCol="1" spcCol="0" rtlCol="0" fromWordArt="0" anchor="t" anchorCtr="0" forceAA="0" compatLnSpc="1">
+                        <a:prstTxWarp prst="textNoShape">
+                          <a:avLst/>
+                        </a:prstTxWarp>
+                        <a:spAutoFit/>
+                      </wps:bodyPr>
+                    </wps:wsp>
+                  </a:graphicData>
+                </a:graphic>
+              </wp:anchor>
+            </w:drawing>
+          </mc:Choice>
+          <mc:Fallback>
+            <w:pict>
+              <v:shape w14:anchorId="3D248261" id="_x0000_s1032" type="#_x0000_t202" style="position:absolute;margin-left:30.05pt;margin-top:374.35pt;width:159pt;height:.05pt;z-index:251658250;visibility:visible;mso-wrap-style:square;mso-wrap-distance-left:9pt;mso-wrap-distance-top:0;mso-wrap-distance-right:9pt;mso-wrap-distance-bottom:0;mso-position-horizontal:absolute;mso-position-horizontal-relative:text;mso-position-vertical:absolute;mso-position-vertical-relative:text;v-text-anchor:top" o:gfxdata="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" stroked="f">
+                <v:textbox style="mso-fit-shape-to-text:t" inset="0,0,0,0">
+                  <w:txbxContent>
+                    <w:p>
+                      <w:pPr>
+                        <w:pStyle w:val="Caption"/>
+                        <w:rPr>
+                          <w:noProof/>
+                          <w:sz w:val="22"/>
+                          <w:szCs w:val="22"/>
+                        </w:rPr>
+                      </w:pPr>
+                      <w:r>
+                        <w:t xml:space="preserve">Figure </w:t>
+                      </w:r>
+                      <w:r>
+                        <w:fldChar w:fldCharType="begin"/>
+                      </w:r>
+                      <w:r>
+                        <w:instrText xml:space="preserve"> SEQ Figure \* ARABIC </w:instrText>
+                      </w:r>
+                      <w:r>
+                        <w:fldChar w:fldCharType="separate"/>
+                      </w:r>
+                      <w:r>
+                        <w:rPr>
+                          <w:noProof/>
+                        </w:rPr>
+                        <w:t>25</w:t>
+                      </w:r>
+                      <w:r>
+                        <w:fldChar w:fldCharType="end"/>
+                      </w:r>
+                      <w:r>
+                        <w:t>. Original Grocery List Interface</w:t>
+                      </w:r>
+                    </w:p>
+                  </w:txbxContent>
+                </v:textbox>
+                <w10:wrap type="square"/>
+              </v:shape>
+            </w:pict>
+          </mc:Fallback>
+        </mc:AlternateContent>
+      </w:r>
       <w:r>
         <w:rPr>
           <w:noProof/>
         </w:rPr>
         <w:drawing>
-          <wp:inline distT="0" distB="0" distL="0" distR="0" wp14:anchorId="7F6AE62C" wp14:editId="430D146E">
-            <wp:extent cx="1965501" cy="4256422"/>
-            <wp:effectExtent l="0" t="0" r="0" b="0"/>
+          <wp:anchor distT="0" distB="0" distL="114300" distR="114300" simplePos="0" relativeHeight="251658244" behindDoc="0" locked="0" layoutInCell="1" allowOverlap="1" wp14:anchorId="7F6AE62C" wp14:editId="5D1E7ACF">
+            <wp:simplePos x="0" y="0"/>
+            <wp:positionH relativeFrom="column">
+              <wp:posOffset>381635</wp:posOffset>
+            </wp:positionH>
+            <wp:positionV relativeFrom="paragraph">
+              <wp:posOffset>323215</wp:posOffset>
+            </wp:positionV>
+            <wp:extent cx="2019300" cy="4373880"/>
+            <wp:effectExtent l="0" t="0" r="0" b="7620"/>
+            <wp:wrapSquare wrapText="bothSides"/>
             <wp:docPr id="373364799" name="Picture 1"/>
             <wp:cNvGraphicFramePr>
               <a:graphicFrameLocks xmlns:a="http://schemas.openxmlformats.org/drawingml/2006/main" noChangeAspect="1"/>
@@ -6781,7 +9822,7 @@
                     </pic:cNvPicPr>
                   </pic:nvPicPr>
                   <pic:blipFill>
-                    <a:blip r:embed="rId21">
+                    <a:blip r:embed="rId30">
                       <a:extLst>
                         <a:ext uri="{28A0092B-C50C-407E-A947-70E740481C1C}">
                           <a14:useLocalDpi xmlns:a14="http://schemas.microsoft.com/office/drawing/2010/main" val="0"/>
@@ -6796,7 +9837,7 @@
                   <pic:spPr bwMode="auto">
                     <a:xfrm>
                       <a:off x="0" y="0"/>
-                      <a:ext cx="1988374" cy="4305955"/>
+                      <a:ext cx="2019300" cy="4373880"/>
                     </a:xfrm>
                     <a:prstGeom prst="rect">
                       <a:avLst/>
@@ -6809,17 +9850,175 @@
                 </pic:pic>
               </a:graphicData>
             </a:graphic>
-          </wp:inline>
+            <wp14:sizeRelH relativeFrom="margin">
+              <wp14:pctWidth>0</wp14:pctWidth>
+            </wp14:sizeRelH>
+            <wp14:sizeRelV relativeFrom="margin">
+              <wp14:pctHeight>0</wp14:pctHeight>
+            </wp14:sizeRelV>
+          </wp:anchor>
         </w:drawing>
+      </w:r>
+    </w:p>
+    <w:p>
+      <w:r>
+        <w:rPr>
+          <w:noProof/>
+        </w:rPr>
+        <mc:AlternateContent>
+          <mc:Choice Requires="wps">
+            <w:drawing>
+              <wp:anchor distT="0" distB="0" distL="114300" distR="114300" simplePos="0" relativeHeight="251658251" behindDoc="0" locked="0" layoutInCell="1" allowOverlap="1" wp14:anchorId="13FDF484" wp14:editId="5B2E8B41">
+                <wp:simplePos x="0" y="0"/>
+                <wp:positionH relativeFrom="column">
+                  <wp:posOffset>3193415</wp:posOffset>
+                </wp:positionH>
+                <wp:positionV relativeFrom="paragraph">
+                  <wp:posOffset>4397375</wp:posOffset>
+                </wp:positionV>
+                <wp:extent cx="2044700" cy="635"/>
+                <wp:effectExtent l="0" t="0" r="0" b="0"/>
+                <wp:wrapSquare wrapText="bothSides"/>
+                <wp:docPr id="86301527" name="Text Box 1"/>
+                <wp:cNvGraphicFramePr/>
+                <a:graphic xmlns:a="http://schemas.openxmlformats.org/drawingml/2006/main">
+                  <a:graphicData uri="http://schemas.microsoft.com/office/word/2010/wordprocessingShape">
+                    <wps:wsp>
+                      <wps:cNvSpPr txBox="1"/>
+                      <wps:spPr>
+                        <a:xfrm>
+                          <a:off x="0" y="0"/>
+                          <a:ext cx="2044700" cy="635"/>
+                        </a:xfrm>
+                        <a:prstGeom prst="rect">
+                          <a:avLst/>
+                        </a:prstGeom>
+                        <a:solidFill>
+                          <a:prstClr val="white"/>
+                        </a:solidFill>
+                        <a:ln>
+                          <a:noFill/>
+                        </a:ln>
+                      </wps:spPr>
+                      <wps:txbx>
+                        <w:txbxContent>
+                          <w:p>
+                            <w:pPr>
+                              <w:pStyle w:val="Caption"/>
+                              <w:rPr>
+                                <w:noProof/>
+                                <w:sz w:val="22"/>
+                                <w:szCs w:val="22"/>
+                              </w:rPr>
+                            </w:pPr>
+                            <w:r>
+                              <w:t xml:space="preserve">Figure </w:t>
+                            </w:r>
+                            <w:r>
+                              <w:fldChar w:fldCharType="begin"/>
+                            </w:r>
+                            <w:r>
+                              <w:instrText xml:space="preserve"> SEQ Figure \* ARABIC </w:instrText>
+                            </w:r>
+                            <w:r>
+                              <w:fldChar w:fldCharType="separate"/>
+                            </w:r>
+                            <w:r>
+                              <w:rPr>
+                                <w:noProof/>
+                              </w:rPr>
+                              <w:t>26</w:t>
+                            </w:r>
+                            <w:r>
+                              <w:fldChar w:fldCharType="end"/>
+                            </w:r>
+                            <w:r>
+                              <w:t xml:space="preserve">. Updated </w:t>
+                            </w:r>
+                            <w:r>
+                              <w:t>Grocery List Interface</w:t>
+                            </w:r>
+                          </w:p>
+                        </w:txbxContent>
+                      </wps:txbx>
+                      <wps:bodyPr rot="0" spcFirstLastPara="0" vertOverflow="overflow" horzOverflow="overflow" vert="horz" wrap="square" lIns="0" tIns="0" rIns="0" bIns="0" numCol="1" spcCol="0" rtlCol="0" fromWordArt="0" anchor="t" anchorCtr="0" forceAA="0" compatLnSpc="1">
+                        <a:prstTxWarp prst="textNoShape">
+                          <a:avLst/>
+                        </a:prstTxWarp>
+                        <a:spAutoFit/>
+                      </wps:bodyPr>
+                    </wps:wsp>
+                  </a:graphicData>
+                </a:graphic>
+              </wp:anchor>
+            </w:drawing>
+          </mc:Choice>
+          <mc:Fallback>
+            <w:pict>
+              <v:shape w14:anchorId="13FDF484" id="_x0000_s1033" type="#_x0000_t202" style="position:absolute;margin-left:251.45pt;margin-top:346.25pt;width:161pt;height:.05pt;z-index:251658251;visibility:visible;mso-wrap-style:square;mso-wrap-distance-left:9pt;mso-wrap-distance-top:0;mso-wrap-distance-right:9pt;mso-wrap-distance-bottom:0;mso-position-horizontal:absolute;mso-position-horizontal-relative:text;mso-position-vertical:absolute;mso-position-vertical-relative:text;v-text-anchor:top" o:gfxdata="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" stroked="f">
+                <v:textbox style="mso-fit-shape-to-text:t" inset="0,0,0,0">
+                  <w:txbxContent>
+                    <w:p>
+                      <w:pPr>
+                        <w:pStyle w:val="Caption"/>
+                        <w:rPr>
+                          <w:noProof/>
+                          <w:sz w:val="22"/>
+                          <w:szCs w:val="22"/>
+                        </w:rPr>
+                      </w:pPr>
+                      <w:r>
+                        <w:t xml:space="preserve">Figure </w:t>
+                      </w:r>
+                      <w:r>
+                        <w:fldChar w:fldCharType="begin"/>
+                      </w:r>
+                      <w:r>
+                        <w:instrText xml:space="preserve"> SEQ Figure \* ARABIC </w:instrText>
+                      </w:r>
+                      <w:r>
+                        <w:fldChar w:fldCharType="separate"/>
+                      </w:r>
+                      <w:r>
+                        <w:rPr>
+                          <w:noProof/>
+                        </w:rPr>
+                        <w:t>26</w:t>
+                      </w:r>
+                      <w:r>
+                        <w:fldChar w:fldCharType="end"/>
+                      </w:r>
+                      <w:r>
+                        <w:t xml:space="preserve">. Updated </w:t>
+                      </w:r>
+                      <w:r>
+                        <w:t>Grocery List Interface</w:t>
+                      </w:r>
+                    </w:p>
+                  </w:txbxContent>
+                </v:textbox>
+                <w10:wrap type="square"/>
+              </v:shape>
+            </w:pict>
+          </mc:Fallback>
+        </mc:AlternateContent>
       </w:r>
       <w:r>
         <w:rPr>
           <w:noProof/>
         </w:rPr>
         <w:drawing>
-          <wp:inline distT="0" distB="0" distL="0" distR="0" wp14:anchorId="67D58FE8" wp14:editId="06FEB038">
-            <wp:extent cx="2004921" cy="4240746"/>
-            <wp:effectExtent l="0" t="0" r="0" b="7620"/>
+          <wp:anchor distT="0" distB="0" distL="114300" distR="114300" simplePos="0" relativeHeight="251658245" behindDoc="0" locked="0" layoutInCell="1" allowOverlap="1" wp14:anchorId="67D58FE8" wp14:editId="1D878089">
+            <wp:simplePos x="0" y="0"/>
+            <wp:positionH relativeFrom="column">
+              <wp:posOffset>3193415</wp:posOffset>
+            </wp:positionH>
+            <wp:positionV relativeFrom="paragraph">
+              <wp:posOffset>13970</wp:posOffset>
+            </wp:positionV>
+            <wp:extent cx="2044700" cy="4326255"/>
+            <wp:effectExtent l="0" t="0" r="0" b="0"/>
+            <wp:wrapSquare wrapText="bothSides"/>
             <wp:docPr id="1439570756" name="Picture 1"/>
             <wp:cNvGraphicFramePr>
               <a:graphicFrameLocks xmlns:a="http://schemas.openxmlformats.org/drawingml/2006/main" noChangeAspect="1"/>
@@ -6832,121 +10031,7 @@
                     <pic:cNvPicPr/>
                   </pic:nvPicPr>
                   <pic:blipFill>
-                    <a:blip r:embed="rId22"/>
-                    <a:stretch>
-                      <a:fillRect/>
-                    </a:stretch>
-                  </pic:blipFill>
-                  <pic:spPr>
-                    <a:xfrm>
-                      <a:off x="0" y="0"/>
-                      <a:ext cx="2017565" cy="4267491"/>
-                    </a:xfrm>
-                    <a:prstGeom prst="rect">
-                      <a:avLst/>
-                    </a:prstGeom>
-                  </pic:spPr>
-                </pic:pic>
-              </a:graphicData>
-            </a:graphic>
-          </wp:inline>
-        </w:drawing>
-      </w:r>
-    </w:p>
-    <w:p>
-      <w:pPr>
-        <w:pStyle w:val="Heading2"/>
-      </w:pPr>
-      <w:bookmarkStart w:id="33" w:name="_Toc242789137"/>
-      <w:r>
-        <w:lastRenderedPageBreak/>
-        <w:t>Use Case and Context Diagrams</w:t>
-      </w:r>
-      <w:bookmarkEnd w:id="33"/>
-    </w:p>
-    <w:p>
-      <w:r>
-        <w:t xml:space="preserve">For the </w:t>
-      </w:r>
-      <w:r>
-        <w:rPr>
-          <w:b/>
-          <w:bCs/>
-        </w:rPr>
-        <w:t>Use Case Diagram</w:t>
-      </w:r>
-      <w:r>
-        <w:t xml:space="preserve">, all initially proposed user interactions were successfully implemented. However, during development, the use cases were refined to improve usability: </w:t>
-      </w:r>
-    </w:p>
-    <w:p>
-      <w:pPr>
-        <w:pStyle w:val="ListParagraph"/>
-        <w:numPr>
-          <w:ilvl w:val="0"/>
-          <w:numId w:val="13"/>
-        </w:numPr>
-      </w:pPr>
-      <w:r>
-        <w:rPr>
-          <w:b/>
-          <w:bCs/>
-        </w:rPr>
-        <w:t>Consolidated AI Generation:</w:t>
-      </w:r>
-      <w:r>
-        <w:t xml:space="preserve"> The "Generate Meal Plan" and "Generate Recipes" use cases were combined into a single user action to reduce API latency. Generating the meal plan now automatically generates the associated recipes. </w:t>
-      </w:r>
-    </w:p>
-    <w:p>
-      <w:pPr>
-        <w:pStyle w:val="ListParagraph"/>
-        <w:numPr>
-          <w:ilvl w:val="0"/>
-          <w:numId w:val="13"/>
-        </w:numPr>
-      </w:pPr>
-      <w:r>
-        <w:rPr>
-          <w:b/>
-          <w:bCs/>
-        </w:rPr>
-        <w:t>New Data Persistence Use Cases:</w:t>
-      </w:r>
-      <w:r>
-        <w:t xml:space="preserve"> To make the app viable for real-world use, new use cases were added allowing the user to "Save/Restore Meal Plans" (via Room SQLite) and "Mark Groceries as Purchased" using interactive checkboxes. </w:t>
-      </w:r>
-    </w:p>
-    <w:p>
-      <w:r>
-        <w:rPr>
-          <w:noProof/>
-        </w:rPr>
-        <w:drawing>
-          <wp:anchor distT="0" distB="0" distL="114300" distR="114300" simplePos="0" relativeHeight="251659264" behindDoc="0" locked="0" layoutInCell="1" allowOverlap="1" wp14:anchorId="73BB0E43" wp14:editId="6A1F09D6">
-            <wp:simplePos x="0" y="0"/>
-            <wp:positionH relativeFrom="column">
-              <wp:posOffset>0</wp:posOffset>
-            </wp:positionH>
-            <wp:positionV relativeFrom="paragraph">
-              <wp:posOffset>314325</wp:posOffset>
-            </wp:positionV>
-            <wp:extent cx="2555875" cy="5666740"/>
-            <wp:effectExtent l="0" t="0" r="0" b="0"/>
-            <wp:wrapSquare wrapText="bothSides"/>
-            <wp:docPr id="1936308149" name="Picture 1"/>
-            <wp:cNvGraphicFramePr>
-              <a:graphicFrameLocks xmlns:a="http://schemas.openxmlformats.org/drawingml/2006/main" noChangeAspect="1"/>
-            </wp:cNvGraphicFramePr>
-            <a:graphic xmlns:a="http://schemas.openxmlformats.org/drawingml/2006/main">
-              <a:graphicData uri="http://schemas.openxmlformats.org/drawingml/2006/picture">
-                <pic:pic xmlns:pic="http://schemas.openxmlformats.org/drawingml/2006/picture">
-                  <pic:nvPicPr>
-                    <pic:cNvPr id="1936308149" name=""/>
-                    <pic:cNvPicPr/>
-                  </pic:nvPicPr>
-                  <pic:blipFill>
-                    <a:blip r:embed="rId23">
+                    <a:blip r:embed="rId31" cstate="print">
                       <a:extLst>
                         <a:ext uri="{28A0092B-C50C-407E-A947-70E740481C1C}">
                           <a14:useLocalDpi xmlns:a14="http://schemas.microsoft.com/office/drawing/2010/main" val="0"/>
@@ -6960,7 +10045,7 @@
                   <pic:spPr>
                     <a:xfrm>
                       <a:off x="0" y="0"/>
-                      <a:ext cx="2555875" cy="5666740"/>
+                      <a:ext cx="2044700" cy="4326255"/>
                     </a:xfrm>
                     <a:prstGeom prst="rect">
                       <a:avLst/>
@@ -6980,111 +10065,38 @@
       </w:r>
     </w:p>
     <w:p>
-      <w:r>
+      <w:pPr>
+        <w:spacing w:after="160" w:line="278" w:lineRule="auto"/>
         <w:rPr>
-          <w:noProof/>
+          <w:rFonts w:asciiTheme="majorHAnsi" w:eastAsiaTheme="majorEastAsia" w:hAnsiTheme="majorHAnsi" w:cstheme="majorBidi"/>
+          <w:color w:val="0F4761" w:themeColor="accent1" w:themeShade="BF"/>
+          <w:sz w:val="40"/>
+          <w:szCs w:val="40"/>
         </w:rPr>
-        <w:drawing>
-          <wp:inline distT="0" distB="0" distL="0" distR="0" wp14:anchorId="43C94D5B" wp14:editId="1CA96424">
-            <wp:extent cx="2256817" cy="5671721"/>
-            <wp:effectExtent l="0" t="0" r="0" b="5715"/>
-            <wp:docPr id="2074801281" name="Picture 6"/>
-            <wp:cNvGraphicFramePr>
-              <a:graphicFrameLocks xmlns:a="http://schemas.openxmlformats.org/drawingml/2006/main" noChangeAspect="1"/>
-            </wp:cNvGraphicFramePr>
-            <a:graphic xmlns:a="http://schemas.openxmlformats.org/drawingml/2006/main">
-              <a:graphicData uri="http://schemas.openxmlformats.org/drawingml/2006/picture">
-                <pic:pic xmlns:pic="http://schemas.openxmlformats.org/drawingml/2006/picture">
-                  <pic:nvPicPr>
-                    <pic:cNvPr id="0" name="Picture 10"/>
-                    <pic:cNvPicPr>
-                      <a:picLocks noChangeAspect="1" noChangeArrowheads="1"/>
-                    </pic:cNvPicPr>
-                  </pic:nvPicPr>
-                  <pic:blipFill>
-                    <a:blip r:embed="rId24">
-                      <a:extLst>
-                        <a:ext uri="{28A0092B-C50C-407E-A947-70E740481C1C}">
-                          <a14:useLocalDpi xmlns:a14="http://schemas.microsoft.com/office/drawing/2010/main" val="0"/>
-                        </a:ext>
-                      </a:extLst>
-                    </a:blip>
-                    <a:srcRect/>
-                    <a:stretch>
-                      <a:fillRect/>
-                    </a:stretch>
-                  </pic:blipFill>
-                  <pic:spPr bwMode="auto">
-                    <a:xfrm>
-                      <a:off x="0" y="0"/>
-                      <a:ext cx="2271116" cy="5707656"/>
-                    </a:xfrm>
-                    <a:prstGeom prst="rect">
-                      <a:avLst/>
-                    </a:prstGeom>
-                    <a:noFill/>
-                    <a:ln>
-                      <a:noFill/>
-                    </a:ln>
-                  </pic:spPr>
-                </pic:pic>
-              </a:graphicData>
-            </a:graphic>
-          </wp:inline>
-        </w:drawing>
-      </w:r>
-    </w:p>
-    <w:p>
-      <w:pPr>
-        <w:rPr>
-          <w:b/>
-          <w:bCs/>
-        </w:rPr>
-      </w:pPr>
-      <w:r>
-        <w:t xml:space="preserve">                                          </w:t>
-      </w:r>
-      <w:r>
-        <w:rPr>
-          <w:b/>
-          <w:bCs/>
-        </w:rPr>
-        <w:t xml:space="preserve">Before                                                                        After </w:t>
-      </w:r>
-    </w:p>
-    <w:p/>
+      </w:pPr>
+      <w:r>
+        <w:br w:type="page"/>
+      </w:r>
+    </w:p>
     <w:p>
       <w:pPr>
         <w:pStyle w:val="Heading1"/>
       </w:pPr>
-      <w:r>
-        <w:br w:type="page"/>
-      </w:r>
-      <w:bookmarkStart w:id="34" w:name="_Toc242789138"/>
-      <w:r>
-        <w:lastRenderedPageBreak/>
+      <w:bookmarkStart w:id="39" w:name="_Toc242812468"/>
+      <w:r>
         <w:t>Errors, Problems and Resolutions</w:t>
       </w:r>
-      <w:bookmarkEnd w:id="34"/>
+      <w:bookmarkEnd w:id="39"/>
     </w:p>
     <w:p>
       <w:pPr>
         <w:pStyle w:val="Heading2"/>
       </w:pPr>
-      <w:bookmarkStart w:id="35" w:name="_Toc242789139"/>
-      <w:r>
-        <w:t xml:space="preserve">Nutrition </w:t>
-      </w:r>
-      <w:r>
-        <w:t xml:space="preserve">Calculation </w:t>
-      </w:r>
-      <w:r>
-        <w:t>and</w:t>
-      </w:r>
-      <w:r>
-        <w:t xml:space="preserve"> Ingredient Identification</w:t>
-      </w:r>
-      <w:bookmarkEnd w:id="35"/>
+      <w:bookmarkStart w:id="40" w:name="_Toc242812469"/>
+      <w:r>
+        <w:t>Nutrition Calculation and Ingredient Identification</w:t>
+      </w:r>
+      <w:bookmarkEnd w:id="40"/>
     </w:p>
     <w:p>
       <w:r>
@@ -7111,8 +10123,14 @@
       </w:r>
     </w:p>
     <w:p>
-      <w:r>
-        <w:t xml:space="preserve">Ingredient identification against the AFCD dataset also presented problems because the terminology generated by the AI did not always correspond directly with terminology used by the AFCD dataset. For example, "ground beef" was not initially recognised as equivalent to "beef mince", while "whole wheat bread" needed to be interpreted using the AFCD terminology "wholemeal". </w:t>
+      <w:pPr>
+        <w:keepNext/>
+      </w:pPr>
+      <w:r>
+        <w:t>Ingredient identification against the AFCD dataset also presented problems because the terminology generated by the AI did not always correspond directly with terminology used by the AFCD dataset. For example, "ground beef" was not initially recognised as equivalent to "beef mince", while "whole wheat bread" needed to be interpreted using the AFCD terminology "wholemeal".</w:t>
+      </w:r>
+      <w:r>
+        <w:t xml:space="preserve"> </w:t>
       </w:r>
       <w:r>
         <w:rPr>
@@ -7136,7 +10154,7 @@
                     </pic:cNvPicPr>
                   </pic:nvPicPr>
                   <pic:blipFill>
-                    <a:blip r:embed="rId25">
+                    <a:blip r:embed="rId32">
                       <a:extLst>
                         <a:ext uri="{28A0092B-C50C-407E-A947-70E740481C1C}">
                           <a14:useLocalDpi xmlns:a14="http://schemas.microsoft.com/office/drawing/2010/main" val="0"/>
@@ -7169,23 +10187,54 @@
       </w:r>
     </w:p>
     <w:p>
-      <w:r>
-        <w:br w:type="page"/>
-      </w:r>
-    </w:p>
-    <w:p>
-      <w:r>
-        <w:lastRenderedPageBreak/>
-        <w:t>Ingredient terminology normalisation and aliases were therefore added to improve compatibility between generated recipes and AFCD records. A fallback mapping was also introduced for unsupported terminology such as ground turkey where an exact corresponding record was unavailable in the available dataset.</w:t>
+      <w:pPr>
+        <w:pStyle w:val="Caption"/>
+      </w:pPr>
+      <w:r>
+        <w:t xml:space="preserve">Figure </w:t>
+      </w:r>
+      <w:r>
+        <w:fldChar w:fldCharType="begin"/>
+      </w:r>
+      <w:r>
+        <w:instrText xml:space="preserve"> SEQ Figure \* ARABIC </w:instrText>
+      </w:r>
+      <w:r>
+        <w:fldChar w:fldCharType="separate"/>
       </w:r>
       <w:r>
         <w:rPr>
           <w:noProof/>
         </w:rPr>
+        <w:t>27</w:t>
+      </w:r>
+      <w:r>
+        <w:fldChar w:fldCharType="end"/>
+      </w:r>
+      <w:r>
+        <w:t xml:space="preserve">. </w:t>
+      </w:r>
+      <w:r>
+        <w:t>Logcat showing unsuccessful AFCD ingredient matching</w:t>
+      </w:r>
+    </w:p>
+    <w:p>
+      <w:r>
+        <w:br w:type="page"/>
+      </w:r>
+    </w:p>
+    <w:p>
+      <w:r>
+        <w:t>Ingredient terminology normalisation and aliases were therefore added to improve compatibility between generated recipes and AFCD records. A fallback mapping was also introduced for unsupported terminology such as ground turkey where an exact corresponding record was unavailable in the available dataset.</w:t>
+      </w:r>
+      <w:r>
         <w:t xml:space="preserve"> </w:t>
       </w:r>
     </w:p>
     <w:p>
+      <w:pPr>
+        <w:keepNext/>
+      </w:pPr>
       <w:r>
         <w:rPr>
           <w:noProof/>
@@ -7208,7 +10257,7 @@
                     </pic:cNvPicPr>
                   </pic:nvPicPr>
                   <pic:blipFill>
-                    <a:blip r:embed="rId26">
+                    <a:blip r:embed="rId33">
                       <a:extLst>
                         <a:ext uri="{28A0092B-C50C-407E-A947-70E740481C1C}">
                           <a14:useLocalDpi xmlns:a14="http://schemas.microsoft.com/office/drawing/2010/main" val="0"/>
@@ -7241,6 +10290,38 @@
       </w:r>
     </w:p>
     <w:p>
+      <w:pPr>
+        <w:pStyle w:val="Caption"/>
+      </w:pPr>
+      <w:r>
+        <w:t xml:space="preserve">Figure </w:t>
+      </w:r>
+      <w:r>
+        <w:fldChar w:fldCharType="begin"/>
+      </w:r>
+      <w:r>
+        <w:instrText xml:space="preserve"> SEQ Figure \* ARABIC </w:instrText>
+      </w:r>
+      <w:r>
+        <w:fldChar w:fldCharType="separate"/>
+      </w:r>
+      <w:r>
+        <w:rPr>
+          <w:noProof/>
+        </w:rPr>
+        <w:t>28</w:t>
+      </w:r>
+      <w:r>
+        <w:fldChar w:fldCharType="end"/>
+      </w:r>
+      <w:r>
+        <w:t xml:space="preserve">. </w:t>
+      </w:r>
+      <w:r>
+        <w:t>Successful AFCD ingredient matching following name normalisation</w:t>
+      </w:r>
+    </w:p>
+    <w:p>
       <w:r>
         <w:t>Further testing identified cases where an ingredient could be matched to a technically related but inappropriate AFCD record. For example, beef mince could be matched to a composite food containing beef mince rather than an appropriate standalone record, while an ingredient such as avocado could potentially match avocado oil. The matching logic was refined to consider ingredient terminology more carefully and to prevent transformed food records such as oils, juices, powders and flours from being selected when the generated ingredient did not specify that form. These changes reduced incorrect AFCD matches while retaining valid matches such as "olive oil" and "avocado oil".</w:t>
       </w:r>
@@ -7262,12 +10343,11 @@
       <w:pPr>
         <w:pStyle w:val="Heading2"/>
       </w:pPr>
-      <w:bookmarkStart w:id="36" w:name="_Toc242789140"/>
-      <w:r>
-        <w:lastRenderedPageBreak/>
+      <w:bookmarkStart w:id="41" w:name="_Toc242812470"/>
+      <w:r>
         <w:t>Cooking Oil Ingredient Matching</w:t>
       </w:r>
-      <w:bookmarkEnd w:id="36"/>
+      <w:bookmarkEnd w:id="41"/>
     </w:p>
     <w:p>
       <w:r>
@@ -7284,11 +10364,11 @@
       <w:pPr>
         <w:pStyle w:val="Heading2"/>
       </w:pPr>
-      <w:bookmarkStart w:id="37" w:name="_Toc242789141"/>
+      <w:bookmarkStart w:id="42" w:name="_Toc242812471"/>
       <w:r>
         <w:t>Grocery List State Persistence</w:t>
       </w:r>
-      <w:bookmarkEnd w:id="37"/>
+      <w:bookmarkEnd w:id="42"/>
     </w:p>
     <w:p>
       <w:r>
@@ -7305,68 +10385,13 @@
     </w:p>
     <w:p>
       <w:pPr>
-        <w:rPr>
-          <w:sz w:val="24"/>
-          <w:szCs w:val="24"/>
-        </w:rPr>
-      </w:pPr>
-    </w:p>
-    <w:p>
-      <w:pPr>
-        <w:rPr>
-          <w:sz w:val="24"/>
-          <w:szCs w:val="24"/>
-        </w:rPr>
-      </w:pPr>
-    </w:p>
-    <w:p>
-      <w:pPr>
-        <w:rPr>
-          <w:sz w:val="24"/>
-          <w:szCs w:val="24"/>
-        </w:rPr>
-      </w:pPr>
-    </w:p>
-    <w:p>
-      <w:pPr>
-        <w:rPr>
-          <w:sz w:val="24"/>
-          <w:szCs w:val="24"/>
-        </w:rPr>
-      </w:pPr>
-    </w:p>
-    <w:p>
-      <w:pPr>
-        <w:rPr>
-          <w:sz w:val="24"/>
-          <w:szCs w:val="24"/>
-        </w:rPr>
-      </w:pPr>
-    </w:p>
-    <w:p>
-      <w:pPr>
-        <w:spacing w:after="160" w:line="278" w:lineRule="auto"/>
-        <w:rPr>
-          <w:rFonts w:asciiTheme="majorHAnsi" w:eastAsiaTheme="majorEastAsia" w:hAnsiTheme="majorHAnsi" w:cstheme="majorBidi"/>
-          <w:color w:val="0F4761" w:themeColor="accent1" w:themeShade="BF"/>
-          <w:sz w:val="32"/>
-          <w:szCs w:val="32"/>
-        </w:rPr>
-      </w:pPr>
-      <w:r>
-        <w:br w:type="page"/>
-      </w:r>
-    </w:p>
-    <w:p>
-      <w:pPr>
         <w:pStyle w:val="Heading2"/>
       </w:pPr>
-      <w:bookmarkStart w:id="38" w:name="_Toc242789142"/>
-      <w:r>
-        <w:lastRenderedPageBreak/>
+      <w:bookmarkStart w:id="43" w:name="_Toc242812472"/>
+      <w:r>
         <w:t>Application Timeout During Nutrition Analysis</w:t>
       </w:r>
-      <w:bookmarkEnd w:id="38"/>
+      <w:bookmarkEnd w:id="43"/>
     </w:p>
     <w:p>
       <w:r>
@@ -7392,29 +10417,28 @@
         </w:rPr>
         <w:br w:type="page"/>
       </w:r>
-      <w:bookmarkStart w:id="39" w:name="_Toc242740344"/>
-      <w:bookmarkStart w:id="40" w:name="_Toc242789143"/>
+      <w:bookmarkStart w:id="44" w:name="_Toc242740344"/>
+      <w:bookmarkStart w:id="45" w:name="_Toc242812473"/>
       <w:r>
         <w:rPr>
           <w:rStyle w:val="Heading1Char"/>
         </w:rPr>
-        <w:lastRenderedPageBreak/>
         <w:t>Divergence from Original Requirements and Design</w:t>
       </w:r>
-      <w:bookmarkEnd w:id="39"/>
-      <w:bookmarkEnd w:id="40"/>
+      <w:bookmarkEnd w:id="44"/>
+      <w:bookmarkEnd w:id="45"/>
     </w:p>
     <w:p>
       <w:pPr>
         <w:pStyle w:val="Heading2"/>
       </w:pPr>
-      <w:bookmarkStart w:id="41" w:name="_Toc242740345"/>
-      <w:bookmarkStart w:id="42" w:name="_Toc242789144"/>
+      <w:bookmarkStart w:id="46" w:name="_Toc242740345"/>
+      <w:bookmarkStart w:id="47" w:name="_Toc242812474"/>
       <w:r>
         <w:t>Matthew</w:t>
       </w:r>
-      <w:bookmarkEnd w:id="41"/>
-      <w:bookmarkEnd w:id="42"/>
+      <w:bookmarkEnd w:id="46"/>
+      <w:bookmarkEnd w:id="47"/>
     </w:p>
     <w:p>
       <w:r>
@@ -7425,13 +10449,13 @@
       <w:pPr>
         <w:pStyle w:val="Heading3"/>
       </w:pPr>
-      <w:bookmarkStart w:id="43" w:name="_Toc242740346"/>
-      <w:bookmarkStart w:id="44" w:name="_Toc242789145"/>
+      <w:bookmarkStart w:id="48" w:name="_Toc242740346"/>
+      <w:bookmarkStart w:id="49" w:name="_Toc242812475"/>
       <w:r>
         <w:t>Bottom Navigation and Grocery List Access</w:t>
       </w:r>
-      <w:bookmarkEnd w:id="43"/>
-      <w:bookmarkEnd w:id="44"/>
+      <w:bookmarkEnd w:id="48"/>
+      <w:bookmarkEnd w:id="49"/>
     </w:p>
     <w:p>
       <w:r>
@@ -7442,13 +10466,13 @@
       <w:pPr>
         <w:pStyle w:val="Heading3"/>
       </w:pPr>
-      <w:bookmarkStart w:id="45" w:name="_Toc242740347"/>
-      <w:bookmarkStart w:id="46" w:name="_Toc242789146"/>
+      <w:bookmarkStart w:id="50" w:name="_Toc242740347"/>
+      <w:bookmarkStart w:id="51" w:name="_Toc242812476"/>
       <w:r>
         <w:t>Meal Plan and Recipe Interface Structure</w:t>
       </w:r>
-      <w:bookmarkEnd w:id="45"/>
-      <w:bookmarkEnd w:id="46"/>
+      <w:bookmarkEnd w:id="50"/>
+      <w:bookmarkEnd w:id="51"/>
     </w:p>
     <w:p>
       <w:r>
@@ -7457,74 +10481,138 @@
     </w:p>
     <w:p>
       <w:r>
-        <w:t xml:space="preserve">I created a daily meal layout that groups breakfast, lunch and dinner under each day of the generated meal plan. I also created an expandable recipe layout that allows each meal's recipe information to be displayed when required, including its calories, macronutrients, ingredients and cooking instructions. </w:t>
-      </w:r>
-      <w:proofErr w:type="spellStart"/>
-      <w:r>
-        <w:t>item_day_meals</w:t>
-      </w:r>
-      <w:proofErr w:type="spellEnd"/>
+        <w:t xml:space="preserve">I created a daily meal layout that groups breakfast, lunch and dinner under each day of the generated meal plan. I also created an expandable recipe layout that allows each meal's recipe information to be displayed when required, including its calories, macronutrients, ingredients and cooking instructions. A reusable card background was also created to provide consistent visual separation and styling for these dynamically displayed items. </w:t>
+      </w:r>
+    </w:p>
+    <w:p>
+      <w:pPr>
+        <w:pStyle w:val="Heading3"/>
+      </w:pPr>
+      <w:bookmarkStart w:id="52" w:name="_Toc242740348"/>
+      <w:bookmarkStart w:id="53" w:name="_Toc242812477"/>
+      <w:r>
+        <w:t>Home Screen Meal Inclusion Controls</w:t>
+      </w:r>
+      <w:bookmarkEnd w:id="52"/>
+      <w:bookmarkEnd w:id="53"/>
+    </w:p>
+    <w:p>
+      <w:r>
+        <w:t xml:space="preserve">A further change was made to the </w:t>
+      </w:r>
+      <w:proofErr w:type="gramStart"/>
+      <w:r>
+        <w:t>Home</w:t>
+      </w:r>
+      <w:proofErr w:type="gramEnd"/>
+      <w:r>
+        <w:t xml:space="preserve"> screen to improve the accuracy of the daily nutrition summary. The original interface design displayed the user's generated breakfast, lunch and dinner but did not provide a way to account for meals that the user may not consume. During implementation, I added Include/Exclude controls to each meal displayed on the </w:t>
+      </w:r>
+      <w:proofErr w:type="gramStart"/>
+      <w:r>
+        <w:t>Home</w:t>
+      </w:r>
+      <w:proofErr w:type="gramEnd"/>
+      <w:r>
+        <w:t xml:space="preserve"> screen. This allows a user to temporarily exclude a planned meal, such as when eating out for lunch, without removing or modifying the meal within the generated meal plan. When a meal is excluded, the daily calorie and macronutrient totals displayed on the </w:t>
+      </w:r>
+      <w:proofErr w:type="gramStart"/>
+      <w:r>
+        <w:t>Home</w:t>
+      </w:r>
+      <w:proofErr w:type="gramEnd"/>
+      <w:r>
+        <w:t xml:space="preserve"> screen are recalculated using only the remaining included meals. The meal remains visible and can be included again at any time. This functionality was not included in the original interface design but was added during implementation to make the daily nutrition information more representative of the meals the user intends to consume.</w:t>
+      </w:r>
+    </w:p>
+    <w:p>
+      <w:pPr>
+        <w:spacing w:after="160" w:line="278" w:lineRule="auto"/>
+      </w:pPr>
+      <w:r>
+        <w:br w:type="page"/>
+      </w:r>
+    </w:p>
+    <w:p>
+      <w:pPr>
+        <w:pStyle w:val="Heading2"/>
+      </w:pPr>
+      <w:bookmarkStart w:id="54" w:name="_Toc242812478"/>
+      <w:r>
+        <w:t>Farhad</w:t>
+      </w:r>
+      <w:bookmarkEnd w:id="54"/>
+    </w:p>
+    <w:p>
+      <w:pPr>
+        <w:pStyle w:val="Heading3"/>
+      </w:pPr>
+      <w:bookmarkStart w:id="55" w:name="_Toc242812479"/>
+      <w:r>
+        <w:t>Testing Environment Pivot</w:t>
+      </w:r>
+      <w:bookmarkEnd w:id="55"/>
       <w:r>
         <w:t xml:space="preserve"> </w:t>
       </w:r>
-      <w:proofErr w:type="spellStart"/>
-      <w:r>
-        <w:t>item_recipe_dropdown</w:t>
-      </w:r>
-      <w:proofErr w:type="spellEnd"/>
-      <w:r>
-        <w:t xml:space="preserve"> A reusable card background was also created to provide consistent visual separation and styling for these dynamically displayed items. </w:t>
-      </w:r>
-      <w:proofErr w:type="spellStart"/>
-      <w:r>
-        <w:t>day_card_background</w:t>
-      </w:r>
-      <w:proofErr w:type="spellEnd"/>
+    </w:p>
+    <w:p>
+      <w:r>
+        <w:t xml:space="preserve">The original testing strategy intended to utilize Android Studio’s cloud-based devices and local emulators. Due to severe hardware lag caused by the emulator's overhead during implementation, the testing and deployment strategy was pivoted. The compiled APK was deployed to Appetize.io, providing a stable, browser-based native Android session for testing and the live demonstration. </w:t>
+      </w:r>
     </w:p>
     <w:p>
       <w:pPr>
         <w:pStyle w:val="Heading3"/>
       </w:pPr>
-      <w:bookmarkStart w:id="47" w:name="_Toc242740348"/>
-      <w:bookmarkStart w:id="48" w:name="_Toc242789147"/>
-      <w:r>
-        <w:t>Home Screen Meal Inclusion Controls</w:t>
-      </w:r>
-      <w:bookmarkEnd w:id="47"/>
-      <w:bookmarkEnd w:id="48"/>
-    </w:p>
-    <w:p>
-      <w:r>
-        <w:t xml:space="preserve">A further change was made to the </w:t>
-      </w:r>
-      <w:proofErr w:type="gramStart"/>
-      <w:r>
-        <w:t>Home</w:t>
-      </w:r>
-      <w:proofErr w:type="gramEnd"/>
-      <w:r>
-        <w:t xml:space="preserve"> screen to improve the accuracy of the daily nutrition summary. The original interface design displayed the user's generated breakfast, lunch and dinner but did not provide a way to account for meals that the user may not consume. During implementation, I added Include/Exclude controls to each meal displayed on the </w:t>
-      </w:r>
-      <w:proofErr w:type="gramStart"/>
-      <w:r>
-        <w:t>Home</w:t>
-      </w:r>
-      <w:proofErr w:type="gramEnd"/>
-      <w:r>
-        <w:t xml:space="preserve"> screen. This allows a user to temporarily exclude a planned meal, such as when eating out for lunch, without removing or modifying the meal within the generated meal plan. When a meal is excluded, the daily calorie and macronutrient totals displayed on the </w:t>
-      </w:r>
-      <w:proofErr w:type="gramStart"/>
-      <w:r>
-        <w:t>Home</w:t>
-      </w:r>
-      <w:proofErr w:type="gramEnd"/>
-      <w:r>
-        <w:t xml:space="preserve"> screen are recalculated using only the remaining included meals. The meal remains visible and can be included again at any time. This functionality was not included in the original interface design but was added during implementation to make the daily nutrition information more representative of the meals the user intends to consume.</w:t>
+      <w:bookmarkStart w:id="56" w:name="_Toc242812480"/>
+      <w:r>
+        <w:t>Decoupling Nutritional Mathematics from Generative AI</w:t>
+      </w:r>
+      <w:bookmarkEnd w:id="56"/>
+      <w:r>
+        <w:t xml:space="preserve"> </w:t>
+      </w:r>
+    </w:p>
+    <w:p>
+      <w:r>
+        <w:t>Initially, the design allowed the Generative AI to estimate nutritional data for its generated recipes. Early testing revealed the LLM hallucinated mathematical values, producing inaccurate macronutrient profiles. As a divergence from the original design, the mathematical calculations were completely decoupled from the AI. The AI is now restricted to recipe creation, while the application uses deterministic matching against the local Australian Food Composition Database (AFCD) to calculate accurate macros.</w:t>
+      </w:r>
+    </w:p>
+    <w:p>
+      <w:pPr>
+        <w:pStyle w:val="Heading2"/>
+      </w:pPr>
+    </w:p>
+    <w:p>
+      <w:pPr>
+        <w:pStyle w:val="Heading2"/>
+      </w:pPr>
+      <w:bookmarkStart w:id="57" w:name="_Toc242812481"/>
+      <w:r>
+        <w:t>Ansh</w:t>
+      </w:r>
+      <w:bookmarkEnd w:id="57"/>
+    </w:p>
+    <w:p>
+      <w:r>
+        <w:t>During implementation of the Nutrition Analysis component, the Australian Food Composition Database (AFCD) was selected as the public nutrition dataset identified in the original design. The final version of the prototype focuses on calculating and displaying calories and macronutrients, including protein, carbohydrates and fat. The original specification also included micronutrient information; however, micronutrient analysis was not fully implemented because development prioritised the integration and testing of the core nutrition functionality within the available timeframe.</w:t>
+      </w:r>
+    </w:p>
+    <w:p>
+      <w:r>
+        <w:t>The original design proposed categorising grocery-list items into groups such as produce, pantry and protein. This functionality was implemented in the final prototype, with grocery items generated from the meal plan and organised into relevant categories. The functionality was also expanded to allow users to filter grocery items required for the current day. Additionally, the application considers the user's available ingredients when generating grocery lists and uses Room (SQLite) to persist the purchased state of grocery items across application sessions. These refinements maintain the original requirements while extending the functionality of the Grocery List component.</w:t>
       </w:r>
     </w:p>
     <w:p>
       <w:pPr>
         <w:spacing w:after="160" w:line="278" w:lineRule="auto"/>
+        <w:rPr>
+          <w:rFonts w:asciiTheme="majorHAnsi" w:eastAsiaTheme="majorEastAsia" w:hAnsiTheme="majorHAnsi" w:cstheme="majorBidi"/>
+          <w:color w:val="0F4761" w:themeColor="accent1" w:themeShade="BF"/>
+          <w:sz w:val="40"/>
+          <w:szCs w:val="40"/>
+        </w:rPr>
       </w:pPr>
       <w:r>
         <w:br w:type="page"/>
@@ -7532,98 +10620,17 @@
     </w:p>
     <w:p>
       <w:pPr>
-        <w:pStyle w:val="Heading2"/>
-      </w:pPr>
-      <w:bookmarkStart w:id="49" w:name="_Toc242789148"/>
-      <w:r>
-        <w:lastRenderedPageBreak/>
-        <w:t>Farhad</w:t>
-      </w:r>
-      <w:bookmarkEnd w:id="49"/>
-    </w:p>
-    <w:p>
-      <w:pPr>
-        <w:pStyle w:val="Heading3"/>
-      </w:pPr>
-      <w:bookmarkStart w:id="50" w:name="_Toc242789149"/>
-      <w:r>
-        <w:t>Testing Environment Pivot</w:t>
-      </w:r>
-      <w:bookmarkEnd w:id="50"/>
-      <w:r>
-        <w:t xml:space="preserve"> </w:t>
-      </w:r>
-    </w:p>
-    <w:p>
-      <w:r>
-        <w:t xml:space="preserve">The original testing strategy intended to utilize Android Studio’s cloud-based devices and local emulators. Due to severe hardware lag caused by the emulator's overhead during implementation, the testing and deployment strategy was pivoted. The compiled APK was deployed to Appetize.io, providing a stable, browser-based native Android session for testing and the live demonstration. </w:t>
-      </w:r>
-    </w:p>
-    <w:p>
-      <w:pPr>
-        <w:pStyle w:val="Heading3"/>
-      </w:pPr>
-      <w:bookmarkStart w:id="51" w:name="_Toc242789150"/>
-      <w:r>
-        <w:t>Decoupling Nutritional Mathematics from Generative AI</w:t>
-      </w:r>
-      <w:bookmarkEnd w:id="51"/>
-      <w:r>
-        <w:t xml:space="preserve"> </w:t>
-      </w:r>
-    </w:p>
-    <w:p>
-      <w:r>
-        <w:t>Initially, the design allowed the Generative AI to estimate nutritional data for its generated recipes. Early testing revealed the LLM hallucinated mathematical values, producing inaccurate macronutrient profiles. As a divergence from the original design, the mathematical calculations were completely decoupled from the AI. The AI is now restricted to recipe creation, while the application uses deterministic matching against the local Australian Food Composition Database (AFCD) to calculate accurate macros.</w:t>
-      </w:r>
-    </w:p>
-    <w:p>
-      <w:pPr>
-        <w:pStyle w:val="Heading2"/>
-      </w:pPr>
-      <w:bookmarkStart w:id="52" w:name="_Toc242789151"/>
-      <w:r>
-        <w:t>Ansh</w:t>
-      </w:r>
-      <w:bookmarkEnd w:id="52"/>
-    </w:p>
-    <w:p>
-      <w:r>
-        <w:t>During implementation of the Nutrition Analysis component, the Australian Food Composition Database (AFCD) was selected as the public nutrition dataset identified in the original design. The final version of the prototype focuses on calculating and displaying calories and macronutrients, including protein, carbohydrates and fat. The original specification also included micronutrient information; however, micronutrient analysis was not fully implemented because development prioritised the integration and testing of the core nutrition functionality within the available timeframe.</w:t>
-      </w:r>
-    </w:p>
-    <w:p>
-      <w:r>
-        <w:t>The original design also proposed categorising grocery-list items into groups such as produce, pantry and protein. In the final prototype, grocery items are generated from the meal plan and displayed as a single list rather than being divided into these categories. Reliable grocery-list generation was prioritised, along with considering the user's available ingredients and using Room to persist the purchased state of grocery items. Therefore, grocery categorisation represents a divergence from the original proposal.</w:t>
-      </w:r>
-    </w:p>
-    <w:p>
-      <w:pPr>
-        <w:pStyle w:val="Heading2"/>
-      </w:pPr>
-      <w:bookmarkStart w:id="53" w:name="_Toc242789152"/>
-      <w:r>
-        <w:t>Collective</w:t>
-      </w:r>
-      <w:bookmarkEnd w:id="53"/>
-      <w:r>
-        <w:br w:type="page"/>
-      </w:r>
-    </w:p>
-    <w:p>
-      <w:pPr>
         <w:pStyle w:val="Heading1"/>
       </w:pPr>
-      <w:bookmarkStart w:id="54" w:name="_Toc242789153"/>
-      <w:r>
-        <w:lastRenderedPageBreak/>
+      <w:bookmarkStart w:id="58" w:name="_Toc242812482"/>
+      <w:r>
         <w:t>GitHub Repository and Version Control</w:t>
       </w:r>
-      <w:bookmarkEnd w:id="54"/>
-    </w:p>
-    <w:p>
-      <w:r>
-        <w:t>GitHub was used throughout the development of the AI-Based Smart Meal Planner as the team's shared version control and source code management platform. The repository contains the Android application source code and provides a history of changes made throughout the implementation, integration and testing stages of the project. GitHub was originally identified as the project's version control and team collaboration platform. Group Project Proposal</w:t>
+      <w:bookmarkEnd w:id="58"/>
+    </w:p>
+    <w:p>
+      <w:r>
+        <w:t>GitHub was used throughout the development of the AI-Based Smart Meal Planner as the team's shared version control and source code management platform. The repository contains the Android application source code and provides a history of changes made throughout the implementation, integration and testing stages of the project. GitHub was originally identified as the project's version control and team collaboration platform.</w:t>
       </w:r>
     </w:p>
     <w:p>
@@ -7642,6 +10649,9 @@
       </w:r>
     </w:p>
     <w:p>
+      <w:pPr>
+        <w:keepNext/>
+      </w:pPr>
       <w:r>
         <w:rPr>
           <w:noProof/>
@@ -7662,7 +10672,7 @@
                     <pic:cNvPicPr/>
                   </pic:nvPicPr>
                   <pic:blipFill>
-                    <a:blip r:embed="rId27"/>
+                    <a:blip r:embed="rId34"/>
                     <a:stretch>
                       <a:fillRect/>
                     </a:stretch>
@@ -7685,17 +10695,48 @@
     </w:p>
     <w:p>
       <w:pPr>
+        <w:pStyle w:val="Caption"/>
+      </w:pPr>
+      <w:r>
+        <w:t xml:space="preserve">Figure </w:t>
+      </w:r>
+      <w:r>
+        <w:fldChar w:fldCharType="begin"/>
+      </w:r>
+      <w:r>
+        <w:instrText xml:space="preserve"> SEQ Figure \* ARABIC </w:instrText>
+      </w:r>
+      <w:r>
+        <w:fldChar w:fldCharType="separate"/>
+      </w:r>
+      <w:r>
+        <w:rPr>
+          <w:noProof/>
+        </w:rPr>
+        <w:t>29</w:t>
+      </w:r>
+      <w:r>
+        <w:fldChar w:fldCharType="end"/>
+      </w:r>
+      <w:r>
+        <w:t xml:space="preserve">. </w:t>
+      </w:r>
+      <w:r>
+        <w:t>GitHub repository showing project files, commits and team contributors</w:t>
+      </w:r>
+    </w:p>
+    <w:p>
+      <w:pPr>
         <w:pStyle w:val="Heading1"/>
       </w:pPr>
       <w:r>
         <w:br w:type="page"/>
       </w:r>
-      <w:bookmarkStart w:id="55" w:name="_Toc242789154"/>
-      <w:r>
-        <w:lastRenderedPageBreak/>
+      <w:bookmarkStart w:id="59" w:name="_Toc242812483"/>
+      <w:r>
         <w:t>Ethical and Professional Considerations</w:t>
       </w:r>
-      <w:bookmarkEnd w:id="55"/>
+      <w:bookmarkEnd w:id="59"/>
     </w:p>
     <w:p>
       <w:r>
@@ -7712,19 +10753,7 @@
     </w:p>
     <w:p>
       <w:r>
-        <w:t>Generative AI can also produce incorrect or unsuitable meal recommendations, particularly where users have specific dietary requirements or restrictions. Therefore, users should be advised to review generated recipes and verify ingredients before preparing meals, especially when managing allergies or other dietary restrictions. The application should also make clear that nutritional values are estimates and may not accurately represent the final prepared meal.</w:t>
-      </w:r>
-      <w:r>
-        <w:t xml:space="preserve"> T</w:t>
-      </w:r>
-      <w:r>
-        <w:t xml:space="preserve">he application should </w:t>
-      </w:r>
-      <w:r>
-        <w:t xml:space="preserve">also </w:t>
-      </w:r>
-      <w:r>
-        <w:t>include a disclaimer explaining that it is intended as a meal-planning aid rather than a substitute for professional dietary or medical advice. Users should be encouraged to consult a qualified healthcare professional or accredited practising dietitian when making decisions involving specific nutritional or health requirements.</w:t>
+        <w:t>Generative AI can also produce incorrect or unsuitable meal recommendations, particularly where users have specific dietary requirements or restrictions. Therefore, users should be advised to review generated recipes and verify ingredients before preparing meals, especially when managing allergies or other dietary restrictions. The application should also make clear that nutritional values are estimates and may not accurately represent the final prepared meal. The application should also include a disclaimer explaining that it is intended as a meal-planning aid rather than a substitute for professional dietary or medical advice. Users should be encouraged to consult a qualified healthcare professional or accredited practising dietitian when making decisions involving specific nutritional or health requirements.</w:t>
       </w:r>
     </w:p>
     <w:p>
@@ -7736,34 +10765,45 @@
       <w:pPr>
         <w:pStyle w:val="Heading1"/>
       </w:pPr>
-      <w:bookmarkStart w:id="56" w:name="_Toc242789155"/>
+      <w:bookmarkStart w:id="60" w:name="_Toc242812484"/>
       <w:r>
         <w:t>Conclusion</w:t>
       </w:r>
-      <w:bookmarkEnd w:id="56"/>
-    </w:p>
-    <w:p>
-      <w:r>
-        <w:t>The AI-Based Smart Meal Planner (</w:t>
+      <w:bookmarkEnd w:id="60"/>
+    </w:p>
+    <w:p>
+      <w:r>
+        <w:t xml:space="preserve">The AI-Based Smart Meal Planner project successfully developed a functional Android prototype that integrates Generative AI with personalised meal planning, recipe generation, nutrition analysis and grocery-list management. The application uses a shared </w:t>
       </w:r>
       <w:proofErr w:type="spellStart"/>
       <w:r>
-        <w:t>Forkast</w:t>
+        <w:t>MealPlannerViewModel</w:t>
       </w:r>
       <w:proofErr w:type="spellEnd"/>
       <w:r>
-        <w:t xml:space="preserve">) successfully demonstrates the integration of a Large Language Model within a structured, native Android environment. By adhering to a clean MVVM architecture, the project effectively decoupled the user interface from complex background business logic and local Room SQLite persistence. The development process highlighted the critical necessity of engineering deterministic guardrails around generative AI. Through the implementation of strict JSON schema enforcement, asynchronous network handling via Kotlin Coroutines, and the custom </w:t>
-      </w:r>
-      <w:proofErr w:type="spellStart"/>
-      <w:r>
-        <w:t>NutritionAnalysisEngine</w:t>
-      </w:r>
-      <w:proofErr w:type="spellEnd"/>
-      <w:r>
-        <w:t xml:space="preserve"> utilizing the AFCD dataset, the team overcame significant challenges regarding AI hallucinations and UI thread blocking. The final prototype delivers a stable, context-aware application that actively responds to user constraints and physical pantry inventory, presenting a commercially viable approach to intelligent meal planning and grocery management.</w:t>
-      </w:r>
-    </w:p>
-    <w:p/>
+        <w:t xml:space="preserve"> to coordinate its main components, the Gemini API to generate meal plans and recipes, the Australian Food Composition Database (AFCD) to calculate nutritional information, and Room (SQLite) for local data persistence.</w:t>
+      </w:r>
+      <w:r>
+        <w:t xml:space="preserve"> </w:t>
+      </w:r>
+      <w:r>
+        <w:t xml:space="preserve">Throughout implementation and testing, the team addressed several technical challenges, including ingredient matching, nutrition calculations, grocery-list persistence and application responsiveness. Improvements to ingredient name normalisation increased the reliability of AFCD matching, although some ingredients may </w:t>
+      </w:r>
+      <w:proofErr w:type="gramStart"/>
+      <w:r>
+        <w:t>still remain</w:t>
+      </w:r>
+      <w:proofErr w:type="gramEnd"/>
+      <w:r>
+        <w:t xml:space="preserve"> unmatched. Changes to background processing and data management also improved application responsiveness and persistence.</w:t>
+      </w:r>
+      <w:r>
+        <w:t xml:space="preserve"> </w:t>
+      </w:r>
+      <w:r>
+        <w:t>The final application meets most of the original project requirements and objectives. However, alternative ingredient suggestions were not implemented, and nutritional analysis remains limited to calories and macronutrients rather than including micronutrients. Overall, the project demonstrates the progression from the original proposal and software designs to an implemented and tested Android application, while identifying areas for future improvement.</w:t>
+      </w:r>
+    </w:p>
     <w:sectPr>
       <w:pgSz w:w="11906" w:h="16838"/>
       <w:pgMar w:top="1440" w:right="1440" w:bottom="1440" w:left="1440" w:header="708" w:footer="708" w:gutter="0"/>
@@ -8307,6 +11347,119 @@
     </w:lvl>
   </w:abstractNum>
   <w:abstractNum w:abstractNumId="4" w15:restartNumberingAfterBreak="0">
+    <w:nsid w:val="27AF2FF1"/>
+    <w:multiLevelType w:val="hybridMultilevel"/>
+    <w:tmpl w:val="B8622984"/>
+    <w:lvl w:ilvl="0" w:tplc="0C090001">
+      <w:start w:val="1"/>
+      <w:numFmt w:val="bullet"/>
+      <w:lvlText w:val=""/>
+      <w:lvlJc w:val="left"/>
+      <w:pPr>
+        <w:ind w:left="720" w:hanging="360"/>
+      </w:pPr>
+      <w:rPr>
+        <w:rFonts w:ascii="Symbol" w:hAnsi="Symbol" w:hint="default"/>
+      </w:rPr>
+    </w:lvl>
+    <w:lvl w:ilvl="1" w:tplc="0C090003" w:tentative="1">
+      <w:start w:val="1"/>
+      <w:numFmt w:val="bullet"/>
+      <w:lvlText w:val="o"/>
+      <w:lvlJc w:val="left"/>
+      <w:pPr>
+        <w:ind w:left="1440" w:hanging="360"/>
+      </w:pPr>
+      <w:rPr>
+        <w:rFonts w:ascii="Courier New" w:hAnsi="Courier New" w:cs="Courier New" w:hint="default"/>
+      </w:rPr>
+    </w:lvl>
+    <w:lvl w:ilvl="2" w:tplc="0C090005" w:tentative="1">
+      <w:start w:val="1"/>
+      <w:numFmt w:val="bullet"/>
+      <w:lvlText w:val=""/>
+      <w:lvlJc w:val="left"/>
+      <w:pPr>
+        <w:ind w:left="2160" w:hanging="360"/>
+      </w:pPr>
+      <w:rPr>
+        <w:rFonts w:ascii="Wingdings" w:hAnsi="Wingdings" w:hint="default"/>
+      </w:rPr>
+    </w:lvl>
+    <w:lvl w:ilvl="3" w:tplc="0C090001" w:tentative="1">
+      <w:start w:val="1"/>
+      <w:numFmt w:val="bullet"/>
+      <w:lvlText w:val=""/>
+      <w:lvlJc w:val="left"/>
+      <w:pPr>
+        <w:ind w:left="2880" w:hanging="360"/>
+      </w:pPr>
+      <w:rPr>
+        <w:rFonts w:ascii="Symbol" w:hAnsi="Symbol" w:hint="default"/>
+      </w:rPr>
+    </w:lvl>
+    <w:lvl w:ilvl="4" w:tplc="0C090003" w:tentative="1">
+      <w:start w:val="1"/>
+      <w:numFmt w:val="bullet"/>
+      <w:lvlText w:val="o"/>
+      <w:lvlJc w:val="left"/>
+      <w:pPr>
+        <w:ind w:left="3600" w:hanging="360"/>
+      </w:pPr>
+      <w:rPr>
+        <w:rFonts w:ascii="Courier New" w:hAnsi="Courier New" w:cs="Courier New" w:hint="default"/>
+      </w:rPr>
+    </w:lvl>
+    <w:lvl w:ilvl="5" w:tplc="0C090005" w:tentative="1">
+      <w:start w:val="1"/>
+      <w:numFmt w:val="bullet"/>
+      <w:lvlText w:val=""/>
+      <w:lvlJc w:val="left"/>
+      <w:pPr>
+        <w:ind w:left="4320" w:hanging="360"/>
+      </w:pPr>
+      <w:rPr>
+        <w:rFonts w:ascii="Wingdings" w:hAnsi="Wingdings" w:hint="default"/>
+      </w:rPr>
+    </w:lvl>
+    <w:lvl w:ilvl="6" w:tplc="0C090001" w:tentative="1">
+      <w:start w:val="1"/>
+      <w:numFmt w:val="bullet"/>
+      <w:lvlText w:val=""/>
+      <w:lvlJc w:val="left"/>
+      <w:pPr>
+        <w:ind w:left="5040" w:hanging="360"/>
+      </w:pPr>
+      <w:rPr>
+        <w:rFonts w:ascii="Symbol" w:hAnsi="Symbol" w:hint="default"/>
+      </w:rPr>
+    </w:lvl>
+    <w:lvl w:ilvl="7" w:tplc="0C090003" w:tentative="1">
+      <w:start w:val="1"/>
+      <w:numFmt w:val="bullet"/>
+      <w:lvlText w:val="o"/>
+      <w:lvlJc w:val="left"/>
+      <w:pPr>
+        <w:ind w:left="5760" w:hanging="360"/>
+      </w:pPr>
+      <w:rPr>
+        <w:rFonts w:ascii="Courier New" w:hAnsi="Courier New" w:cs="Courier New" w:hint="default"/>
+      </w:rPr>
+    </w:lvl>
+    <w:lvl w:ilvl="8" w:tplc="0C090005" w:tentative="1">
+      <w:start w:val="1"/>
+      <w:numFmt w:val="bullet"/>
+      <w:lvlText w:val=""/>
+      <w:lvlJc w:val="left"/>
+      <w:pPr>
+        <w:ind w:left="6480" w:hanging="360"/>
+      </w:pPr>
+      <w:rPr>
+        <w:rFonts w:ascii="Wingdings" w:hAnsi="Wingdings" w:hint="default"/>
+      </w:rPr>
+    </w:lvl>
+  </w:abstractNum>
+  <w:abstractNum w:abstractNumId="5" w15:restartNumberingAfterBreak="0">
     <w:nsid w:val="2D8338A2"/>
     <w:multiLevelType w:val="hybridMultilevel"/>
     <w:tmpl w:val="9CE23AC4"/>
@@ -8419,7 +11572,7 @@
       </w:rPr>
     </w:lvl>
   </w:abstractNum>
-  <w:abstractNum w:abstractNumId="5" w15:restartNumberingAfterBreak="0">
+  <w:abstractNum w:abstractNumId="6" w15:restartNumberingAfterBreak="0">
     <w:nsid w:val="2DB6696E"/>
     <w:multiLevelType w:val="hybridMultilevel"/>
     <w:tmpl w:val="F154B508"/>
@@ -8532,7 +11685,7 @@
       </w:rPr>
     </w:lvl>
   </w:abstractNum>
-  <w:abstractNum w:abstractNumId="6" w15:restartNumberingAfterBreak="0">
+  <w:abstractNum w:abstractNumId="7" w15:restartNumberingAfterBreak="0">
     <w:nsid w:val="45591E9C"/>
     <w:multiLevelType w:val="hybridMultilevel"/>
     <w:tmpl w:val="168661DA"/>
@@ -8645,7 +11798,7 @@
       </w:rPr>
     </w:lvl>
   </w:abstractNum>
-  <w:abstractNum w:abstractNumId="7" w15:restartNumberingAfterBreak="0">
+  <w:abstractNum w:abstractNumId="8" w15:restartNumberingAfterBreak="0">
     <w:nsid w:val="47DE4CCE"/>
     <w:multiLevelType w:val="hybridMultilevel"/>
     <w:tmpl w:val="830E44E0"/>
@@ -8758,7 +11911,7 @@
       </w:rPr>
     </w:lvl>
   </w:abstractNum>
-  <w:abstractNum w:abstractNumId="8" w15:restartNumberingAfterBreak="0">
+  <w:abstractNum w:abstractNumId="9" w15:restartNumberingAfterBreak="0">
     <w:nsid w:val="4A816EE7"/>
     <w:multiLevelType w:val="multilevel"/>
     <w:tmpl w:val="B8426C6A"/>
@@ -8907,7 +12060,120 @@
       </w:rPr>
     </w:lvl>
   </w:abstractNum>
-  <w:abstractNum w:abstractNumId="9" w15:restartNumberingAfterBreak="0">
+  <w:abstractNum w:abstractNumId="10" w15:restartNumberingAfterBreak="0">
+    <w:nsid w:val="5813293C"/>
+    <w:multiLevelType w:val="hybridMultilevel"/>
+    <w:tmpl w:val="158C0ADE"/>
+    <w:lvl w:ilvl="0" w:tplc="0C090001">
+      <w:start w:val="1"/>
+      <w:numFmt w:val="bullet"/>
+      <w:lvlText w:val=""/>
+      <w:lvlJc w:val="left"/>
+      <w:pPr>
+        <w:ind w:left="720" w:hanging="360"/>
+      </w:pPr>
+      <w:rPr>
+        <w:rFonts w:ascii="Symbol" w:hAnsi="Symbol" w:hint="default"/>
+      </w:rPr>
+    </w:lvl>
+    <w:lvl w:ilvl="1" w:tplc="0C090003" w:tentative="1">
+      <w:start w:val="1"/>
+      <w:numFmt w:val="bullet"/>
+      <w:lvlText w:val="o"/>
+      <w:lvlJc w:val="left"/>
+      <w:pPr>
+        <w:ind w:left="1440" w:hanging="360"/>
+      </w:pPr>
+      <w:rPr>
+        <w:rFonts w:ascii="Courier New" w:hAnsi="Courier New" w:cs="Courier New" w:hint="default"/>
+      </w:rPr>
+    </w:lvl>
+    <w:lvl w:ilvl="2" w:tplc="0C090005" w:tentative="1">
+      <w:start w:val="1"/>
+      <w:numFmt w:val="bullet"/>
+      <w:lvlText w:val=""/>
+      <w:lvlJc w:val="left"/>
+      <w:pPr>
+        <w:ind w:left="2160" w:hanging="360"/>
+      </w:pPr>
+      <w:rPr>
+        <w:rFonts w:ascii="Wingdings" w:hAnsi="Wingdings" w:hint="default"/>
+      </w:rPr>
+    </w:lvl>
+    <w:lvl w:ilvl="3" w:tplc="0C090001" w:tentative="1">
+      <w:start w:val="1"/>
+      <w:numFmt w:val="bullet"/>
+      <w:lvlText w:val=""/>
+      <w:lvlJc w:val="left"/>
+      <w:pPr>
+        <w:ind w:left="2880" w:hanging="360"/>
+      </w:pPr>
+      <w:rPr>
+        <w:rFonts w:ascii="Symbol" w:hAnsi="Symbol" w:hint="default"/>
+      </w:rPr>
+    </w:lvl>
+    <w:lvl w:ilvl="4" w:tplc="0C090003" w:tentative="1">
+      <w:start w:val="1"/>
+      <w:numFmt w:val="bullet"/>
+      <w:lvlText w:val="o"/>
+      <w:lvlJc w:val="left"/>
+      <w:pPr>
+        <w:ind w:left="3600" w:hanging="360"/>
+      </w:pPr>
+      <w:rPr>
+        <w:rFonts w:ascii="Courier New" w:hAnsi="Courier New" w:cs="Courier New" w:hint="default"/>
+      </w:rPr>
+    </w:lvl>
+    <w:lvl w:ilvl="5" w:tplc="0C090005" w:tentative="1">
+      <w:start w:val="1"/>
+      <w:numFmt w:val="bullet"/>
+      <w:lvlText w:val=""/>
+      <w:lvlJc w:val="left"/>
+      <w:pPr>
+        <w:ind w:left="4320" w:hanging="360"/>
+      </w:pPr>
+      <w:rPr>
+        <w:rFonts w:ascii="Wingdings" w:hAnsi="Wingdings" w:hint="default"/>
+      </w:rPr>
+    </w:lvl>
+    <w:lvl w:ilvl="6" w:tplc="0C090001" w:tentative="1">
+      <w:start w:val="1"/>
+      <w:numFmt w:val="bullet"/>
+      <w:lvlText w:val=""/>
+      <w:lvlJc w:val="left"/>
+      <w:pPr>
+        <w:ind w:left="5040" w:hanging="360"/>
+      </w:pPr>
+      <w:rPr>
+        <w:rFonts w:ascii="Symbol" w:hAnsi="Symbol" w:hint="default"/>
+      </w:rPr>
+    </w:lvl>
+    <w:lvl w:ilvl="7" w:tplc="0C090003" w:tentative="1">
+      <w:start w:val="1"/>
+      <w:numFmt w:val="bullet"/>
+      <w:lvlText w:val="o"/>
+      <w:lvlJc w:val="left"/>
+      <w:pPr>
+        <w:ind w:left="5760" w:hanging="360"/>
+      </w:pPr>
+      <w:rPr>
+        <w:rFonts w:ascii="Courier New" w:hAnsi="Courier New" w:cs="Courier New" w:hint="default"/>
+      </w:rPr>
+    </w:lvl>
+    <w:lvl w:ilvl="8" w:tplc="0C090005" w:tentative="1">
+      <w:start w:val="1"/>
+      <w:numFmt w:val="bullet"/>
+      <w:lvlText w:val=""/>
+      <w:lvlJc w:val="left"/>
+      <w:pPr>
+        <w:ind w:left="6480" w:hanging="360"/>
+      </w:pPr>
+      <w:rPr>
+        <w:rFonts w:ascii="Wingdings" w:hAnsi="Wingdings" w:hint="default"/>
+      </w:rPr>
+    </w:lvl>
+  </w:abstractNum>
+  <w:abstractNum w:abstractNumId="11" w15:restartNumberingAfterBreak="0">
     <w:nsid w:val="6A3B2158"/>
     <w:multiLevelType w:val="multilevel"/>
     <w:tmpl w:val="D0DE7D5C"/>
@@ -9056,7 +12322,7 @@
       </w:rPr>
     </w:lvl>
   </w:abstractNum>
-  <w:abstractNum w:abstractNumId="10" w15:restartNumberingAfterBreak="0">
+  <w:abstractNum w:abstractNumId="12" w15:restartNumberingAfterBreak="0">
     <w:nsid w:val="714C32F0"/>
     <w:multiLevelType w:val="hybridMultilevel"/>
     <w:tmpl w:val="A022AEBE"/>
@@ -9169,7 +12435,7 @@
       </w:rPr>
     </w:lvl>
   </w:abstractNum>
-  <w:abstractNum w:abstractNumId="11" w15:restartNumberingAfterBreak="0">
+  <w:abstractNum w:abstractNumId="13" w15:restartNumberingAfterBreak="0">
     <w:nsid w:val="724B09C4"/>
     <w:multiLevelType w:val="hybridMultilevel"/>
     <w:tmpl w:val="8B84E74A"/>
@@ -9282,7 +12548,7 @@
       </w:rPr>
     </w:lvl>
   </w:abstractNum>
-  <w:abstractNum w:abstractNumId="12" w15:restartNumberingAfterBreak="0">
+  <w:abstractNum w:abstractNumId="14" w15:restartNumberingAfterBreak="0">
     <w:nsid w:val="74C3225B"/>
     <w:multiLevelType w:val="multilevel"/>
     <w:tmpl w:val="557A9142"/>
@@ -9395,7 +12661,7 @@
       </w:pPr>
     </w:lvl>
   </w:abstractNum>
-  <w:abstractNum w:abstractNumId="13" w15:restartNumberingAfterBreak="0">
+  <w:abstractNum w:abstractNumId="15" w15:restartNumberingAfterBreak="0">
     <w:nsid w:val="78872F21"/>
     <w:multiLevelType w:val="multilevel"/>
     <w:tmpl w:val="762E495E"/>
@@ -9548,31 +12814,31 @@
     <w:abstractNumId w:val="2"/>
   </w:num>
   <w:num w:numId="2" w16cid:durableId="1171682471">
-    <w:abstractNumId w:val="10"/>
+    <w:abstractNumId w:val="12"/>
   </w:num>
   <w:num w:numId="3" w16cid:durableId="1910112833">
     <w:abstractNumId w:val="3"/>
   </w:num>
   <w:num w:numId="4" w16cid:durableId="908617112">
+    <w:abstractNumId w:val="7"/>
+  </w:num>
+  <w:num w:numId="5" w16cid:durableId="1745838843">
+    <w:abstractNumId w:val="11"/>
+  </w:num>
+  <w:num w:numId="6" w16cid:durableId="1383865052">
     <w:abstractNumId w:val="6"/>
   </w:num>
-  <w:num w:numId="5" w16cid:durableId="1745838843">
+  <w:num w:numId="7" w16cid:durableId="419179632">
+    <w:abstractNumId w:val="13"/>
+  </w:num>
+  <w:num w:numId="8" w16cid:durableId="2098363594">
+    <w:abstractNumId w:val="15"/>
+  </w:num>
+  <w:num w:numId="9" w16cid:durableId="1597323863">
     <w:abstractNumId w:val="9"/>
   </w:num>
-  <w:num w:numId="6" w16cid:durableId="1383865052">
-    <w:abstractNumId w:val="5"/>
-  </w:num>
-  <w:num w:numId="7" w16cid:durableId="419179632">
-    <w:abstractNumId w:val="11"/>
-  </w:num>
-  <w:num w:numId="8" w16cid:durableId="2098363594">
-    <w:abstractNumId w:val="13"/>
-  </w:num>
-  <w:num w:numId="9" w16cid:durableId="1597323863">
-    <w:abstractNumId w:val="8"/>
-  </w:num>
   <w:num w:numId="10" w16cid:durableId="307638007">
-    <w:abstractNumId w:val="12"/>
+    <w:abstractNumId w:val="14"/>
   </w:num>
   <w:num w:numId="11" w16cid:durableId="1707490467">
     <w:abstractNumId w:val="1"/>
@@ -9581,9 +12847,15 @@
     <w:abstractNumId w:val="0"/>
   </w:num>
   <w:num w:numId="13" w16cid:durableId="1149708325">
-    <w:abstractNumId w:val="7"/>
+    <w:abstractNumId w:val="8"/>
   </w:num>
   <w:num w:numId="14" w16cid:durableId="14767951">
+    <w:abstractNumId w:val="5"/>
+  </w:num>
+  <w:num w:numId="15" w16cid:durableId="47649748">
+    <w:abstractNumId w:val="10"/>
+  </w:num>
+  <w:num w:numId="16" w16cid:durableId="730152681">
     <w:abstractNumId w:val="4"/>
   </w:num>
 </w:numbering>
@@ -10610,6 +13882,25 @@
       </w:tblBorders>
     </w:tblPr>
   </w:style>
+  <w:style w:type="paragraph" w:styleId="Caption">
+    <w:name w:val="caption"/>
+    <w:basedOn w:val="Normal"/>
+    <w:next w:val="Normal"/>
+    <w:uiPriority w:val="35"/>
+    <w:unhideWhenUsed/>
+    <w:qFormat/>
+    <w:rsid w:val="00BA6DB6"/>
+    <w:pPr>
+      <w:spacing w:line="240" w:lineRule="auto"/>
+    </w:pPr>
+    <w:rPr>
+      <w:i/>
+      <w:iCs/>
+      <w:color w:val="0E2841" w:themeColor="text2"/>
+      <w:sz w:val="18"/>
+      <w:szCs w:val="18"/>
+    </w:rPr>
+  </w:style>
 </w:styles>
 </file>
 
